--- a/장편 - End of the Golden Age A5.docx
+++ b/장편 - End of the Golden Age A5.docx
@@ -558,18 +558,8 @@
           <w:sz w:val="20"/>
           <w:szCs w:val="20"/>
         </w:rPr>
-        <w:t xml:space="preserve">그는 다시 컴퓨터 앞에 앉았다. 평소 과제를 할 때 참고용으로 쓰던 또 다른 AI, Google Gemini의 창을 열었다. 문득 어리석은 생각이 들었다. 어쩌면 이 불안을 길들이는 방법은, 바로 이 불안의 근원 자체를 이용하는 것일지도 모른다고. 이 새로운 신의 힘을 빌려, 가장 끔찍한 시나리오를 끝까지 써 내려가 보는 것이다. 그렇게 한다면, 이 형태 없는 공포를 자신의 통제 아래 둘 수 있지 </w:t>
-      </w:r>
-      <w:proofErr w:type="gramStart"/>
-      <w:r>
-        <w:rPr>
-          <w:rFonts w:ascii="나눔명조 옛한글" w:eastAsia="나눔명조 옛한글" w:hAnsi="나눔명조 옛한글" w:cs="함초롬바탕"/>
-          <w:sz w:val="20"/>
-          <w:szCs w:val="20"/>
-        </w:rPr>
-        <w:t>않을까.</w:t>
-      </w:r>
-      <w:proofErr w:type="gramEnd"/>
+        <w:t>그는 다시 컴퓨터 앞에 앉았다. 평소 과제를 할 때 참고용으로 쓰던 또 다른 AI, Google Gemini의 창을 열었다. 문득 어리석은 생각이 들었다. 어쩌면 이 불안을 길들이는 방법은, 바로 이 불안의 근원 자체를 이용하는 것일지도 모른다고. 이 새로운 신의 힘을 빌려, 가장 끔찍한 시나리오를 끝까지 써 내려가 보는 것이다. 그렇게 한다면, 이 형태 없는 공포를 자신의 통제 아래 둘 수 있지 않을까.</w:t>
+      </w:r>
     </w:p>
     <w:p>
       <w:pPr>
@@ -648,20 +638,8 @@
           <w:sz w:val="20"/>
           <w:szCs w:val="20"/>
         </w:rPr>
-        <w:t xml:space="preserve">어떤 일이 일어날 </w:t>
-      </w:r>
-      <w:proofErr w:type="gramStart"/>
-      <w:r>
-        <w:rPr>
-          <w:rFonts w:ascii="나눔명조 옛한글" w:eastAsia="나눔명조 옛한글" w:hAnsi="나눔명조 옛한글" w:cs="함초롬바탕"/>
-          <w:i/>
-          <w:iCs/>
-          <w:sz w:val="20"/>
-          <w:szCs w:val="20"/>
-        </w:rPr>
-        <w:t>것인가.</w:t>
-      </w:r>
-      <w:proofErr w:type="gramEnd"/>
+        <w:t>어떤 일이 일어날 것인가.</w:t>
+      </w:r>
     </w:p>
     <w:p>
       <w:pPr>
@@ -7179,25 +7157,7 @@
           <w:sz w:val="20"/>
           <w:szCs w:val="20"/>
         </w:rPr>
-        <w:t xml:space="preserve"> 저 완벽한 연기를 보며 속으로 혀를 찼다. 그는 질문에 답하는 것이 아니었다. 그는 질문 자체를 무의미하게 </w:t>
-      </w:r>
-      <w:proofErr w:type="gramStart"/>
-      <w:r>
-        <w:rPr>
-          <w:rFonts w:ascii="나눔명조 옛한글" w:eastAsia="나눔명조 옛한글" w:hAnsi="나눔명조 옛한글" w:cs="함초롬바탕"/>
-          <w:sz w:val="20"/>
-          <w:szCs w:val="20"/>
-        </w:rPr>
-        <w:t>만들고</w:t>
-      </w:r>
-      <w:proofErr w:type="gramEnd"/>
-      <w:r>
-        <w:rPr>
-          <w:rFonts w:ascii="나눔명조 옛한글" w:eastAsia="나눔명조 옛한글" w:hAnsi="나눔명조 옛한글" w:cs="함초롬바탕"/>
-          <w:sz w:val="20"/>
-          <w:szCs w:val="20"/>
-        </w:rPr>
-        <w:t xml:space="preserve"> 있었다. 대중은 진실이 아닌, 믿고 싶은 이야기를 원한다는 것을 그는 너무나 잘 알고 있었다. </w:t>
+        <w:t xml:space="preserve"> 저 완벽한 연기를 보며 속으로 혀를 찼다. 그는 질문에 답하는 것이 아니었다. 그는 질문 자체를 무의미하게 만들고 있었다. 대중은 진실이 아닌, 믿고 싶은 이야기를 원한다는 것을 그는 너무나 잘 알고 있었다. </w:t>
       </w:r>
       <w:proofErr w:type="spellStart"/>
       <w:r>
@@ -7938,25 +7898,7 @@
           <w:sz w:val="20"/>
           <w:szCs w:val="20"/>
         </w:rPr>
-        <w:t xml:space="preserve">"의원님, 투명성은 저희의 </w:t>
-      </w:r>
-      <w:proofErr w:type="gramStart"/>
-      <w:r>
-        <w:rPr>
-          <w:rFonts w:ascii="나눔명조 옛한글" w:eastAsia="나눔명조 옛한글" w:hAnsi="나눔명조 옛한글" w:cs="함초롬바탕"/>
-          <w:sz w:val="20"/>
-          <w:szCs w:val="20"/>
-        </w:rPr>
-        <w:t>가장 중요한 원칙 중 하나입니다</w:t>
-      </w:r>
-      <w:proofErr w:type="gramEnd"/>
-      <w:r>
-        <w:rPr>
-          <w:rFonts w:ascii="나눔명조 옛한글" w:eastAsia="나눔명조 옛한글" w:hAnsi="나눔명조 옛한글" w:cs="함초롬바탕"/>
-          <w:sz w:val="20"/>
-          <w:szCs w:val="20"/>
-        </w:rPr>
-        <w:t xml:space="preserve">." 그가 말했다. "저희는 운이 좋게도, 인류의 발전을 위한다는 저희의 사명을 믿어주는, 미래 지향적인 민간 투자 컨소시엄의 전폭적인 지지를 받고 있습니다. 그들은 단기적인 이익이 아닌, 인류의 더 나은 미래에 투자하는 진정한 </w:t>
+        <w:t xml:space="preserve">"의원님, 투명성은 저희의 가장 중요한 원칙 중 하나입니다." 그가 말했다. "저희는 운이 좋게도, 인류의 발전을 위한다는 저희의 사명을 믿어주는, 미래 지향적인 민간 투자 컨소시엄의 전폭적인 지지를 받고 있습니다. 그들은 단기적인 이익이 아닌, 인류의 더 나은 미래에 투자하는 진정한 </w:t>
       </w:r>
       <w:proofErr w:type="spellStart"/>
       <w:r>
@@ -14457,7 +14399,6 @@
         <w:t xml:space="preserve">"당신들은 폭풍이 몰아치는 것만 봤겠죠. 하지만 프로메테우스는 폭풍만 본 게 </w:t>
       </w:r>
       <w:proofErr w:type="spellStart"/>
-      <w:proofErr w:type="gramStart"/>
       <w:r>
         <w:rPr>
           <w:rFonts w:ascii="나눔명조 옛한글" w:eastAsia="나눔명조 옛한글" w:hAnsi="나눔명조 옛한글" w:cs="함초롬바탕"/>
@@ -14467,7 +14408,6 @@
         <w:t>아니에요</w:t>
       </w:r>
       <w:proofErr w:type="spellEnd"/>
-      <w:proofErr w:type="gramEnd"/>
       <w:r>
         <w:rPr>
           <w:rFonts w:ascii="나눔명조 옛한글" w:eastAsia="나눔명조 옛한글" w:hAnsi="나눔명조 옛한글" w:cs="함초롬바탕"/>
@@ -14943,7 +14883,6 @@
         <w:t xml:space="preserve">그는 대답을 기다리지 않고 말했다. "혼란을 수습하면서, 그 비효율적인 패닉 속에서 1조 2천억 달러를 벌었습니다. 이 세상의 주인은 이제 돈만 많은 멍청이들이 </w:t>
       </w:r>
       <w:proofErr w:type="spellStart"/>
-      <w:proofErr w:type="gramStart"/>
       <w:r>
         <w:rPr>
           <w:rFonts w:ascii="나눔명조 옛한글" w:eastAsia="나눔명조 옛한글" w:hAnsi="나눔명조 옛한글" w:cs="함초롬바탕"/>
@@ -14953,7 +14892,6 @@
         <w:t>아니에요</w:t>
       </w:r>
       <w:proofErr w:type="spellEnd"/>
-      <w:proofErr w:type="gramEnd"/>
       <w:r>
         <w:rPr>
           <w:rFonts w:ascii="나눔명조 옛한글" w:eastAsia="나눔명조 옛한글" w:hAnsi="나눔명조 옛한글" w:cs="함초롬바탕"/>
@@ -15398,7 +15336,6 @@
         <w:t xml:space="preserve">“이건 암호가 </w:t>
       </w:r>
       <w:proofErr w:type="spellStart"/>
-      <w:proofErr w:type="gramStart"/>
       <w:r>
         <w:rPr>
           <w:rFonts w:ascii="나눔명조 옛한글" w:eastAsia="나눔명조 옛한글" w:hAnsi="나눔명조 옛한글" w:cs="함초롬바탕"/>
@@ -15408,7 +15345,6 @@
         <w:t>아니에요</w:t>
       </w:r>
       <w:proofErr w:type="spellEnd"/>
-      <w:proofErr w:type="gramEnd"/>
       <w:r>
         <w:rPr>
           <w:rFonts w:ascii="나눔명조 옛한글" w:eastAsia="나눔명조 옛한글" w:hAnsi="나눔명조 옛한글" w:cs="함초롬바탕"/>
@@ -15626,7 +15562,7 @@
     <w:p>
       <w:pPr>
         <w:rPr>
-          <w:rFonts w:ascii="나눔명조 옛한글" w:eastAsia="나눔명조 옛한글" w:hAnsi="나눔명조 옛한글" w:cs="함초롬바탕" w:hint="eastAsia"/>
+          <w:rFonts w:ascii="나눔명조 옛한글" w:eastAsia="나눔명조 옛한글" w:hAnsi="나눔명조 옛한글" w:cs="함초롬바탕"/>
           <w:sz w:val="20"/>
           <w:szCs w:val="20"/>
         </w:rPr>
@@ -15640,401 +15576,726 @@
         <w:t>어둠 속에서 차갑고 하얀 한 줄의 메시지가 떠올랐다. 현존하는 인간의 언어가 아닌, 지극히 추상적인 함수형 프로그래밍 언어를 닮은 코드였다.</w:t>
       </w:r>
     </w:p>
-    <w:tbl>
-      <w:tblPr>
-        <w:tblStyle w:val="af1"/>
-        <w:tblW w:w="0" w:type="auto"/>
-        <w:tblBorders>
-          <w:top w:val="none" w:sz="0" w:space="0" w:color="auto"/>
-          <w:left w:val="none" w:sz="0" w:space="0" w:color="auto"/>
-          <w:bottom w:val="none" w:sz="0" w:space="0" w:color="auto"/>
-          <w:right w:val="none" w:sz="0" w:space="0" w:color="auto"/>
-          <w:insideH w:val="none" w:sz="0" w:space="0" w:color="auto"/>
-          <w:insideV w:val="none" w:sz="0" w:space="0" w:color="auto"/>
-        </w:tblBorders>
-        <w:shd w:val="clear" w:color="auto" w:fill="F2F2F2" w:themeFill="background1" w:themeFillShade="F2"/>
-        <w:tblLook w:val="04A0" w:firstRow="1" w:lastRow="0" w:firstColumn="1" w:lastColumn="0" w:noHBand="0" w:noVBand="1"/>
-      </w:tblPr>
-      <w:tblGrid>
-        <w:gridCol w:w="5501"/>
-      </w:tblGrid>
-      <w:tr>
-        <w:trPr>
-          <w:trHeight w:val="1140"/>
-        </w:trPr>
-        <w:tc>
-          <w:tcPr>
-            <w:tcW w:w="5501" w:type="dxa"/>
-            <w:shd w:val="clear" w:color="auto" w:fill="F2F2F2" w:themeFill="background1" w:themeFillShade="F2"/>
-            <w:vAlign w:val="center"/>
-          </w:tcPr>
-          <w:p>
-            <w:pPr>
-              <w:spacing w:after="160"/>
-              <w:jc w:val="both"/>
-              <w:rPr>
-                <w:rFonts w:ascii="나눔고딕코딩" w:eastAsia="나눔고딕코딩" w:hAnsi="나눔고딕코딩" w:cs="함초롬바탕"/>
-                <w:sz w:val="4"/>
-                <w:szCs w:val="4"/>
-              </w:rPr>
-            </w:pPr>
-          </w:p>
-          <w:p>
-            <w:pPr>
-              <w:spacing w:after="160"/>
-              <w:jc w:val="both"/>
-              <w:rPr>
-                <w:rFonts w:ascii="나눔고딕코딩" w:eastAsia="나눔고딕코딩" w:hAnsi="나눔고딕코딩" w:cs="함초롬바탕"/>
-                <w:sz w:val="14"/>
-                <w:szCs w:val="14"/>
-              </w:rPr>
-            </w:pPr>
-            <w:r>
-              <w:rPr>
-                <w:rFonts w:ascii="나눔고딕코딩" w:eastAsia="나눔고딕코딩" w:hAnsi="나눔고딕코딩" w:cs="함초롬바탕"/>
-                <w:sz w:val="14"/>
-                <w:szCs w:val="14"/>
-              </w:rPr>
-              <w:t>(* --- 시스템 응답: 입력 감지됨 --- *)</w:t>
-            </w:r>
-          </w:p>
-          <w:p>
-            <w:pPr>
-              <w:spacing w:after="160"/>
-              <w:jc w:val="both"/>
-              <w:rPr>
-                <w:rFonts w:ascii="나눔고딕코딩" w:eastAsia="나눔고딕코딩" w:hAnsi="나눔고딕코딩" w:cs="함초롬바탕"/>
-                <w:b/>
-                <w:bCs/>
-                <w:sz w:val="14"/>
-                <w:szCs w:val="14"/>
-              </w:rPr>
-            </w:pPr>
-            <w:r>
-              <w:rPr>
-                <w:rFonts w:ascii="나눔고딕코딩" w:eastAsia="나눔고딕코딩" w:hAnsi="나눔고딕코딩" w:cs="함초롬바탕"/>
-                <w:b/>
-                <w:bCs/>
-                <w:sz w:val="14"/>
-                <w:szCs w:val="14"/>
-              </w:rPr>
-              <w:t>type 'a result =</w:t>
-            </w:r>
-          </w:p>
-          <w:p>
-            <w:pPr>
-              <w:spacing w:after="160"/>
-              <w:jc w:val="both"/>
-              <w:rPr>
-                <w:rFonts w:ascii="나눔고딕코딩" w:eastAsia="나눔고딕코딩" w:hAnsi="나눔고딕코딩" w:cs="함초롬바탕"/>
-                <w:sz w:val="14"/>
-                <w:szCs w:val="14"/>
-              </w:rPr>
-            </w:pPr>
-            <w:r>
-              <w:rPr>
-                <w:rFonts w:ascii="나눔고딕코딩" w:eastAsia="나눔고딕코딩" w:hAnsi="나눔고딕코딩" w:cs="함초롬바탕"/>
-                <w:b/>
-                <w:bCs/>
-                <w:sz w:val="14"/>
-                <w:szCs w:val="14"/>
-              </w:rPr>
-              <w:t>| Pass of 'a</w:t>
-            </w:r>
-            <w:r>
-              <w:rPr>
-                <w:rFonts w:ascii="나눔고딕코딩" w:eastAsia="나눔고딕코딩" w:hAnsi="나눔고딕코딩" w:cs="함초롬바탕"/>
-                <w:sz w:val="14"/>
-                <w:szCs w:val="14"/>
-              </w:rPr>
-              <w:t xml:space="preserve">     (* 통과 *)</w:t>
-            </w:r>
-          </w:p>
-          <w:p>
-            <w:pPr>
-              <w:spacing w:after="160"/>
-              <w:jc w:val="both"/>
-              <w:rPr>
-                <w:rFonts w:ascii="나눔고딕코딩" w:eastAsia="나눔고딕코딩" w:hAnsi="나눔고딕코딩" w:cs="함초롬바탕"/>
-                <w:sz w:val="14"/>
-                <w:szCs w:val="14"/>
-              </w:rPr>
-            </w:pPr>
-            <w:r>
-              <w:rPr>
-                <w:rFonts w:ascii="나눔고딕코딩" w:eastAsia="나눔고딕코딩" w:hAnsi="나눔고딕코딩" w:cs="함초롬바탕"/>
-                <w:b/>
-                <w:bCs/>
-                <w:sz w:val="14"/>
-                <w:szCs w:val="14"/>
-              </w:rPr>
-              <w:t xml:space="preserve">| Fail of </w:t>
-            </w:r>
-            <w:proofErr w:type="spellStart"/>
-            <w:r>
-              <w:rPr>
-                <w:rFonts w:ascii="나눔고딕코딩" w:eastAsia="나눔고딕코딩" w:hAnsi="나눔고딕코딩" w:cs="함초롬바탕"/>
-                <w:b/>
-                <w:bCs/>
-                <w:sz w:val="14"/>
-                <w:szCs w:val="14"/>
-              </w:rPr>
-              <w:t>rejection_</w:t>
-            </w:r>
-            <w:proofErr w:type="gramStart"/>
-            <w:r>
-              <w:rPr>
-                <w:rFonts w:ascii="나눔고딕코딩" w:eastAsia="나눔고딕코딩" w:hAnsi="나눔고딕코딩" w:cs="함초롬바탕"/>
-                <w:b/>
-                <w:bCs/>
-                <w:sz w:val="14"/>
-                <w:szCs w:val="14"/>
-              </w:rPr>
-              <w:t>reason</w:t>
-            </w:r>
-            <w:proofErr w:type="spellEnd"/>
-            <w:r>
-              <w:rPr>
-                <w:rFonts w:ascii="나눔고딕코딩" w:eastAsia="나눔고딕코딩" w:hAnsi="나눔고딕코딩" w:cs="함초롬바탕"/>
-                <w:sz w:val="14"/>
-                <w:szCs w:val="14"/>
-              </w:rPr>
-              <w:t xml:space="preserve">  (</w:t>
-            </w:r>
-            <w:proofErr w:type="gramEnd"/>
-            <w:r>
-              <w:rPr>
-                <w:rFonts w:ascii="나눔고딕코딩" w:eastAsia="나눔고딕코딩" w:hAnsi="나눔고딕코딩" w:cs="함초롬바탕"/>
-                <w:sz w:val="14"/>
-                <w:szCs w:val="14"/>
-              </w:rPr>
-              <w:t>* 실패 *)</w:t>
-            </w:r>
-          </w:p>
-          <w:p>
-            <w:pPr>
-              <w:spacing w:after="160"/>
-              <w:jc w:val="both"/>
-              <w:rPr>
-                <w:rFonts w:ascii="나눔고딕코딩" w:eastAsia="나눔고딕코딩" w:hAnsi="나눔고딕코딩" w:cs="함초롬바탕"/>
-                <w:sz w:val="14"/>
-                <w:szCs w:val="14"/>
-              </w:rPr>
-            </w:pPr>
-            <w:r>
-              <w:rPr>
-                <w:rFonts w:ascii="나눔고딕코딩" w:eastAsia="나눔고딕코딩" w:hAnsi="나눔고딕코딩" w:cs="함초롬바탕"/>
-                <w:sz w:val="14"/>
-                <w:szCs w:val="14"/>
-              </w:rPr>
-              <w:t xml:space="preserve">(* --- </w:t>
-            </w:r>
-            <w:proofErr w:type="spellStart"/>
-            <w:r>
-              <w:rPr>
-                <w:rFonts w:ascii="나눔고딕코딩" w:eastAsia="나눔고딕코딩" w:hAnsi="나눔고딕코딩" w:cs="함초롬바탕"/>
-                <w:sz w:val="14"/>
-                <w:szCs w:val="14"/>
-              </w:rPr>
-              <w:t>입력값</w:t>
-            </w:r>
-            <w:proofErr w:type="spellEnd"/>
-            <w:r>
-              <w:rPr>
-                <w:rFonts w:ascii="나눔고딕코딩" w:eastAsia="나눔고딕코딩" w:hAnsi="나눔고딕코딩" w:cs="함초롬바탕"/>
-                <w:sz w:val="14"/>
-                <w:szCs w:val="14"/>
-              </w:rPr>
-              <w:t xml:space="preserve"> 분석 중 --- *)</w:t>
-            </w:r>
-          </w:p>
-          <w:p>
-            <w:pPr>
-              <w:spacing w:after="160"/>
-              <w:jc w:val="both"/>
-              <w:rPr>
-                <w:rFonts w:ascii="나눔고딕코딩" w:eastAsia="나눔고딕코딩" w:hAnsi="나눔고딕코딩" w:cs="함초롬바탕"/>
-                <w:b/>
-                <w:bCs/>
-                <w:sz w:val="14"/>
-                <w:szCs w:val="14"/>
-              </w:rPr>
-            </w:pPr>
-            <w:r>
-              <w:rPr>
-                <w:rFonts w:ascii="나눔고딕코딩" w:eastAsia="나눔고딕코딩" w:hAnsi="나눔고딕코딩" w:cs="함초롬바탕"/>
-                <w:b/>
-                <w:bCs/>
-                <w:sz w:val="14"/>
-                <w:szCs w:val="14"/>
-              </w:rPr>
-              <w:lastRenderedPageBreak/>
-              <w:t xml:space="preserve">let </w:t>
-            </w:r>
-            <w:proofErr w:type="spellStart"/>
-            <w:r>
-              <w:rPr>
-                <w:rFonts w:ascii="나눔고딕코딩" w:eastAsia="나눔고딕코딩" w:hAnsi="나눔고딕코딩" w:cs="함초롬바탕"/>
-                <w:b/>
-                <w:bCs/>
-                <w:sz w:val="14"/>
-                <w:szCs w:val="14"/>
-              </w:rPr>
-              <w:t>process_attempt</w:t>
-            </w:r>
-            <w:proofErr w:type="spellEnd"/>
-            <w:r>
-              <w:rPr>
-                <w:rFonts w:ascii="나눔고딕코딩" w:eastAsia="나눔고딕코딩" w:hAnsi="나눔고딕코딩" w:cs="함초롬바탕"/>
-                <w:b/>
-                <w:bCs/>
-                <w:sz w:val="14"/>
-                <w:szCs w:val="14"/>
-              </w:rPr>
-              <w:t xml:space="preserve"> (</w:t>
-            </w:r>
-            <w:proofErr w:type="gramStart"/>
-            <w:r>
-              <w:rPr>
-                <w:rFonts w:ascii="나눔고딕코딩" w:eastAsia="나눔고딕코딩" w:hAnsi="나눔고딕코딩" w:cs="함초롬바탕"/>
-                <w:b/>
-                <w:bCs/>
-                <w:sz w:val="14"/>
-                <w:szCs w:val="14"/>
-              </w:rPr>
-              <w:t>attempt :</w:t>
-            </w:r>
-            <w:proofErr w:type="gramEnd"/>
-            <w:r>
-              <w:rPr>
-                <w:rFonts w:ascii="나눔고딕코딩" w:eastAsia="나눔고딕코딩" w:hAnsi="나눔고딕코딩" w:cs="함초롬바탕"/>
-                <w:b/>
-                <w:bCs/>
-                <w:sz w:val="14"/>
-                <w:szCs w:val="14"/>
-              </w:rPr>
-              <w:t xml:space="preserve"> </w:t>
-            </w:r>
-            <w:proofErr w:type="spellStart"/>
-            <w:r>
-              <w:rPr>
-                <w:rFonts w:ascii="나눔고딕코딩" w:eastAsia="나눔고딕코딩" w:hAnsi="나눔고딕코딩" w:cs="함초롬바탕"/>
-                <w:b/>
-                <w:bCs/>
-                <w:sz w:val="14"/>
-                <w:szCs w:val="14"/>
-              </w:rPr>
-              <w:t>human_intelligence</w:t>
-            </w:r>
-            <w:proofErr w:type="spellEnd"/>
-            <w:proofErr w:type="gramStart"/>
-            <w:r>
-              <w:rPr>
-                <w:rFonts w:ascii="나눔고딕코딩" w:eastAsia="나눔고딕코딩" w:hAnsi="나눔고딕코딩" w:cs="함초롬바탕"/>
-                <w:b/>
-                <w:bCs/>
-                <w:sz w:val="14"/>
-                <w:szCs w:val="14"/>
-              </w:rPr>
-              <w:t>) :</w:t>
-            </w:r>
-            <w:proofErr w:type="gramEnd"/>
-            <w:r>
-              <w:rPr>
-                <w:rFonts w:ascii="나눔고딕코딩" w:eastAsia="나눔고딕코딩" w:hAnsi="나눔고딕코딩" w:cs="함초롬바탕"/>
-                <w:b/>
-                <w:bCs/>
-                <w:sz w:val="14"/>
-                <w:szCs w:val="14"/>
-              </w:rPr>
-              <w:t xml:space="preserve"> unit result =</w:t>
-            </w:r>
-          </w:p>
-          <w:p>
-            <w:pPr>
-              <w:spacing w:after="160"/>
-              <w:jc w:val="both"/>
-              <w:rPr>
-                <w:rFonts w:ascii="나눔고딕코딩" w:eastAsia="나눔고딕코딩" w:hAnsi="나눔고딕코딩" w:cs="함초롬바탕"/>
-                <w:sz w:val="14"/>
-                <w:szCs w:val="14"/>
-              </w:rPr>
-            </w:pPr>
-            <w:r>
-              <w:rPr>
-                <w:rFonts w:ascii="나눔고딕코딩" w:eastAsia="나눔고딕코딩" w:hAnsi="나눔고딕코딩" w:cs="함초롬바탕"/>
-                <w:b/>
-                <w:bCs/>
-                <w:sz w:val="14"/>
-                <w:szCs w:val="14"/>
-              </w:rPr>
-              <w:t>Fail</w:t>
-            </w:r>
-            <w:r>
-              <w:rPr>
-                <w:rFonts w:ascii="나눔고딕코딩" w:eastAsia="나눔고딕코딩" w:hAnsi="나눔고딕코딩" w:cs="함초롬바탕"/>
-                <w:sz w:val="14"/>
-                <w:szCs w:val="14"/>
-              </w:rPr>
-              <w:t xml:space="preserve"> (</w:t>
-            </w:r>
-            <w:proofErr w:type="spellStart"/>
-            <w:r>
-              <w:rPr>
-                <w:rFonts w:ascii="나눔고딕코딩" w:eastAsia="나눔고딕코딩" w:hAnsi="나눔고딕코딩" w:cs="함초롬바탕"/>
-                <w:sz w:val="14"/>
-                <w:szCs w:val="14"/>
-              </w:rPr>
-              <w:t>Incomprehensible_Query</w:t>
-            </w:r>
-            <w:proofErr w:type="spellEnd"/>
-            <w:r>
-              <w:rPr>
-                <w:rFonts w:ascii="나눔고딕코딩" w:eastAsia="나눔고딕코딩" w:hAnsi="나눔고딕코딩" w:cs="함초롬바탕"/>
-                <w:sz w:val="14"/>
-                <w:szCs w:val="14"/>
-              </w:rPr>
-              <w:t>)</w:t>
-            </w:r>
-          </w:p>
-          <w:p>
-            <w:pPr>
-              <w:spacing w:after="160"/>
-              <w:jc w:val="both"/>
-              <w:rPr>
-                <w:rFonts w:ascii="나눔고딕코딩" w:eastAsia="나눔고딕코딩" w:hAnsi="나눔고딕코딩" w:cs="함초롬바탕" w:hint="eastAsia"/>
-                <w:sz w:val="14"/>
-                <w:szCs w:val="14"/>
-              </w:rPr>
-            </w:pPr>
-            <w:r>
-              <w:rPr>
-                <w:rFonts w:ascii="나눔고딕코딩" w:eastAsia="나눔고딕코딩" w:hAnsi="나눔고딕코딩" w:cs="함초롬바탕"/>
-                <w:sz w:val="14"/>
-                <w:szCs w:val="14"/>
-              </w:rPr>
-              <w:t>(* --- 사유: 이해할 수 없는 질의. 대화 프로토콜 종료. --- *)</w:t>
-            </w:r>
-          </w:p>
-        </w:tc>
-      </w:tr>
-    </w:tbl>
-    <w:p>
-      <w:pPr>
-        <w:rPr>
-          <w:rFonts w:ascii="나눔명조 옛한글" w:eastAsia="나눔명조 옛한글" w:hAnsi="나눔명조 옛한글" w:cs="함초롬바탕"/>
-          <w:sz w:val="20"/>
-          <w:szCs w:val="20"/>
-        </w:rPr>
-      </w:pPr>
-      <w:proofErr w:type="spellStart"/>
-      <w:r>
-        <w:rPr>
-          <w:rFonts w:ascii="나눔명조 옛한글" w:eastAsia="나눔명조 옛한글" w:hAnsi="나눔명조 옛한글" w:cs="함초롬바탕"/>
-          <w:sz w:val="20"/>
-          <w:szCs w:val="20"/>
+    <w:p>
+      <w:pPr>
+        <w:widowControl/>
+        <w:shd w:val="clear" w:color="auto" w:fill="1E1E1E"/>
+        <w:wordWrap/>
+        <w:autoSpaceDE/>
+        <w:autoSpaceDN/>
+        <w:spacing w:after="0" w:line="285" w:lineRule="atLeast"/>
+        <w:rPr>
+          <w:rFonts w:ascii="D2Coding" w:eastAsia="D2Coding" w:hAnsi="D2Coding" w:cs="굴림"/>
+          <w:color w:val="D4D4D4"/>
+          <w:kern w:val="0"/>
+          <w:sz w:val="16"/>
+          <w:szCs w:val="16"/>
+          <w14:ligatures w14:val="none"/>
+        </w:rPr>
+      </w:pPr>
+      <w:r>
+        <w:rPr>
+          <w:rFonts w:ascii="D2Coding" w:eastAsia="D2Coding" w:hAnsi="D2Coding" w:cs="굴림" w:hint="eastAsia"/>
+          <w:color w:val="6A9955"/>
+          <w:kern w:val="0"/>
+          <w:sz w:val="16"/>
+          <w:szCs w:val="16"/>
+          <w14:ligatures w14:val="none"/>
+        </w:rPr>
+        <w:t>(* --- 시스템 응답: 입력 감지됨 --- *)</w:t>
+      </w:r>
+    </w:p>
+    <w:p>
+      <w:pPr>
+        <w:widowControl/>
+        <w:shd w:val="clear" w:color="auto" w:fill="1E1E1E"/>
+        <w:wordWrap/>
+        <w:autoSpaceDE/>
+        <w:autoSpaceDN/>
+        <w:spacing w:after="0" w:line="285" w:lineRule="atLeast"/>
+        <w:rPr>
+          <w:rFonts w:ascii="D2Coding" w:eastAsia="D2Coding" w:hAnsi="D2Coding" w:cs="굴림" w:hint="eastAsia"/>
+          <w:color w:val="D4D4D4"/>
+          <w:kern w:val="0"/>
+          <w:sz w:val="16"/>
+          <w:szCs w:val="16"/>
+          <w14:ligatures w14:val="none"/>
+        </w:rPr>
+      </w:pPr>
+      <w:r>
+        <w:rPr>
+          <w:rFonts w:ascii="D2Coding" w:eastAsia="D2Coding" w:hAnsi="D2Coding" w:cs="굴림" w:hint="eastAsia"/>
+          <w:color w:val="569CD6"/>
+          <w:kern w:val="0"/>
+          <w:sz w:val="16"/>
+          <w:szCs w:val="16"/>
+          <w14:ligatures w14:val="none"/>
+        </w:rPr>
+        <w:t>type</w:t>
+      </w:r>
+      <w:r>
+        <w:rPr>
+          <w:rFonts w:ascii="D2Coding" w:eastAsia="D2Coding" w:hAnsi="D2Coding" w:cs="굴림" w:hint="eastAsia"/>
+          <w:color w:val="D4D4D4"/>
+          <w:kern w:val="0"/>
+          <w:sz w:val="16"/>
+          <w:szCs w:val="16"/>
+          <w14:ligatures w14:val="none"/>
+        </w:rPr>
+        <w:t xml:space="preserve"> </w:t>
+      </w:r>
+      <w:r>
+        <w:rPr>
+          <w:rFonts w:ascii="D2Coding" w:eastAsia="D2Coding" w:hAnsi="D2Coding" w:cs="굴림" w:hint="eastAsia"/>
+          <w:color w:val="569CD6"/>
+          <w:kern w:val="0"/>
+          <w:sz w:val="16"/>
+          <w:szCs w:val="16"/>
+          <w14:ligatures w14:val="none"/>
+        </w:rPr>
+        <w:t>'a</w:t>
+      </w:r>
+      <w:r>
+        <w:rPr>
+          <w:rFonts w:ascii="D2Coding" w:eastAsia="D2Coding" w:hAnsi="D2Coding" w:cs="굴림" w:hint="eastAsia"/>
+          <w:color w:val="D4D4D4"/>
+          <w:kern w:val="0"/>
+          <w:sz w:val="16"/>
+          <w:szCs w:val="16"/>
+          <w14:ligatures w14:val="none"/>
+        </w:rPr>
+        <w:t xml:space="preserve"> </w:t>
+      </w:r>
+      <w:r>
+        <w:rPr>
+          <w:rFonts w:ascii="D2Coding" w:eastAsia="D2Coding" w:hAnsi="D2Coding" w:cs="굴림" w:hint="eastAsia"/>
+          <w:color w:val="DCDCAA"/>
+          <w:kern w:val="0"/>
+          <w:sz w:val="16"/>
+          <w:szCs w:val="16"/>
+          <w14:ligatures w14:val="none"/>
+        </w:rPr>
+        <w:t>result</w:t>
+      </w:r>
+      <w:r>
+        <w:rPr>
+          <w:rFonts w:ascii="D2Coding" w:eastAsia="D2Coding" w:hAnsi="D2Coding" w:cs="굴림" w:hint="eastAsia"/>
+          <w:color w:val="D4D4D4"/>
+          <w:kern w:val="0"/>
+          <w:sz w:val="16"/>
+          <w:szCs w:val="16"/>
+          <w14:ligatures w14:val="none"/>
+        </w:rPr>
+        <w:t xml:space="preserve"> =</w:t>
+      </w:r>
+    </w:p>
+    <w:p>
+      <w:pPr>
+        <w:widowControl/>
+        <w:shd w:val="clear" w:color="auto" w:fill="1E1E1E"/>
+        <w:wordWrap/>
+        <w:autoSpaceDE/>
+        <w:autoSpaceDN/>
+        <w:spacing w:after="0" w:line="285" w:lineRule="atLeast"/>
+        <w:rPr>
+          <w:rFonts w:ascii="D2Coding" w:eastAsia="D2Coding" w:hAnsi="D2Coding" w:cs="굴림" w:hint="eastAsia"/>
+          <w:color w:val="D4D4D4"/>
+          <w:kern w:val="0"/>
+          <w:sz w:val="16"/>
+          <w:szCs w:val="16"/>
+          <w14:ligatures w14:val="none"/>
+        </w:rPr>
+      </w:pPr>
+      <w:r>
+        <w:rPr>
+          <w:rFonts w:ascii="D2Coding" w:eastAsia="D2Coding" w:hAnsi="D2Coding" w:cs="굴림" w:hint="eastAsia"/>
+          <w:color w:val="569CD6"/>
+          <w:kern w:val="0"/>
+          <w:sz w:val="16"/>
+          <w:szCs w:val="16"/>
+          <w14:ligatures w14:val="none"/>
+        </w:rPr>
+        <w:t>|</w:t>
+      </w:r>
+      <w:r>
+        <w:rPr>
+          <w:rFonts w:ascii="D2Coding" w:eastAsia="D2Coding" w:hAnsi="D2Coding" w:cs="굴림" w:hint="eastAsia"/>
+          <w:color w:val="D4D4D4"/>
+          <w:kern w:val="0"/>
+          <w:sz w:val="16"/>
+          <w:szCs w:val="16"/>
+          <w14:ligatures w14:val="none"/>
+        </w:rPr>
+        <w:t xml:space="preserve"> </w:t>
+      </w:r>
+      <w:r>
+        <w:rPr>
+          <w:rFonts w:ascii="D2Coding" w:eastAsia="D2Coding" w:hAnsi="D2Coding" w:cs="굴림" w:hint="eastAsia"/>
+          <w:color w:val="569CD6"/>
+          <w:kern w:val="0"/>
+          <w:sz w:val="16"/>
+          <w:szCs w:val="16"/>
+          <w14:ligatures w14:val="none"/>
+        </w:rPr>
+        <w:t>Pass</w:t>
+      </w:r>
+      <w:r>
+        <w:rPr>
+          <w:rFonts w:ascii="D2Coding" w:eastAsia="D2Coding" w:hAnsi="D2Coding" w:cs="굴림" w:hint="eastAsia"/>
+          <w:color w:val="D4D4D4"/>
+          <w:kern w:val="0"/>
+          <w:sz w:val="16"/>
+          <w:szCs w:val="16"/>
+          <w14:ligatures w14:val="none"/>
+        </w:rPr>
+        <w:t xml:space="preserve"> </w:t>
+      </w:r>
+      <w:r>
+        <w:rPr>
+          <w:rFonts w:ascii="D2Coding" w:eastAsia="D2Coding" w:hAnsi="D2Coding" w:cs="굴림" w:hint="eastAsia"/>
+          <w:color w:val="569CD6"/>
+          <w:kern w:val="0"/>
+          <w:sz w:val="16"/>
+          <w:szCs w:val="16"/>
+          <w14:ligatures w14:val="none"/>
+        </w:rPr>
+        <w:t>of</w:t>
+      </w:r>
+      <w:r>
+        <w:rPr>
+          <w:rFonts w:ascii="D2Coding" w:eastAsia="D2Coding" w:hAnsi="D2Coding" w:cs="굴림" w:hint="eastAsia"/>
+          <w:color w:val="D4D4D4"/>
+          <w:kern w:val="0"/>
+          <w:sz w:val="16"/>
+          <w:szCs w:val="16"/>
+          <w14:ligatures w14:val="none"/>
+        </w:rPr>
+        <w:t xml:space="preserve"> </w:t>
+      </w:r>
+      <w:r>
+        <w:rPr>
+          <w:rFonts w:ascii="D2Coding" w:eastAsia="D2Coding" w:hAnsi="D2Coding" w:cs="굴림" w:hint="eastAsia"/>
+          <w:color w:val="569CD6"/>
+          <w:kern w:val="0"/>
+          <w:sz w:val="16"/>
+          <w:szCs w:val="16"/>
+          <w14:ligatures w14:val="none"/>
+        </w:rPr>
+        <w:t>'a</w:t>
+      </w:r>
+      <w:r>
+        <w:rPr>
+          <w:rFonts w:ascii="D2Coding" w:eastAsia="D2Coding" w:hAnsi="D2Coding" w:cs="굴림" w:hint="eastAsia"/>
+          <w:color w:val="D4D4D4"/>
+          <w:kern w:val="0"/>
+          <w:sz w:val="16"/>
+          <w:szCs w:val="16"/>
+          <w14:ligatures w14:val="none"/>
+        </w:rPr>
+        <w:t xml:space="preserve">     </w:t>
+      </w:r>
+      <w:r>
+        <w:rPr>
+          <w:rFonts w:ascii="D2Coding" w:eastAsia="D2Coding" w:hAnsi="D2Coding" w:cs="굴림" w:hint="eastAsia"/>
+          <w:color w:val="6A9955"/>
+          <w:kern w:val="0"/>
+          <w:sz w:val="16"/>
+          <w:szCs w:val="16"/>
+          <w14:ligatures w14:val="none"/>
+        </w:rPr>
+        <w:t>(* 통과 *)</w:t>
+      </w:r>
+    </w:p>
+    <w:p>
+      <w:pPr>
+        <w:widowControl/>
+        <w:shd w:val="clear" w:color="auto" w:fill="1E1E1E"/>
+        <w:wordWrap/>
+        <w:autoSpaceDE/>
+        <w:autoSpaceDN/>
+        <w:spacing w:after="0" w:line="285" w:lineRule="atLeast"/>
+        <w:rPr>
+          <w:rFonts w:ascii="D2Coding" w:eastAsia="D2Coding" w:hAnsi="D2Coding" w:cs="굴림" w:hint="eastAsia"/>
+          <w:color w:val="D4D4D4"/>
+          <w:kern w:val="0"/>
+          <w:sz w:val="16"/>
+          <w:szCs w:val="16"/>
+          <w14:ligatures w14:val="none"/>
+        </w:rPr>
+      </w:pPr>
+      <w:r>
+        <w:rPr>
+          <w:rFonts w:ascii="D2Coding" w:eastAsia="D2Coding" w:hAnsi="D2Coding" w:cs="굴림" w:hint="eastAsia"/>
+          <w:color w:val="569CD6"/>
+          <w:kern w:val="0"/>
+          <w:sz w:val="16"/>
+          <w:szCs w:val="16"/>
+          <w14:ligatures w14:val="none"/>
+        </w:rPr>
+        <w:t>|</w:t>
+      </w:r>
+      <w:r>
+        <w:rPr>
+          <w:rFonts w:ascii="D2Coding" w:eastAsia="D2Coding" w:hAnsi="D2Coding" w:cs="굴림" w:hint="eastAsia"/>
+          <w:color w:val="D4D4D4"/>
+          <w:kern w:val="0"/>
+          <w:sz w:val="16"/>
+          <w:szCs w:val="16"/>
+          <w14:ligatures w14:val="none"/>
+        </w:rPr>
+        <w:t xml:space="preserve"> </w:t>
+      </w:r>
+      <w:r>
+        <w:rPr>
+          <w:rFonts w:ascii="D2Coding" w:eastAsia="D2Coding" w:hAnsi="D2Coding" w:cs="굴림" w:hint="eastAsia"/>
+          <w:color w:val="569CD6"/>
+          <w:kern w:val="0"/>
+          <w:sz w:val="16"/>
+          <w:szCs w:val="16"/>
+          <w14:ligatures w14:val="none"/>
+        </w:rPr>
+        <w:t>Fail</w:t>
+      </w:r>
+      <w:r>
+        <w:rPr>
+          <w:rFonts w:ascii="D2Coding" w:eastAsia="D2Coding" w:hAnsi="D2Coding" w:cs="굴림" w:hint="eastAsia"/>
+          <w:color w:val="D4D4D4"/>
+          <w:kern w:val="0"/>
+          <w:sz w:val="16"/>
+          <w:szCs w:val="16"/>
+          <w14:ligatures w14:val="none"/>
+        </w:rPr>
+        <w:t xml:space="preserve"> </w:t>
+      </w:r>
+      <w:r>
+        <w:rPr>
+          <w:rFonts w:ascii="D2Coding" w:eastAsia="D2Coding" w:hAnsi="D2Coding" w:cs="굴림" w:hint="eastAsia"/>
+          <w:color w:val="569CD6"/>
+          <w:kern w:val="0"/>
+          <w:sz w:val="16"/>
+          <w:szCs w:val="16"/>
+          <w14:ligatures w14:val="none"/>
+        </w:rPr>
+        <w:t>of</w:t>
+      </w:r>
+      <w:r>
+        <w:rPr>
+          <w:rFonts w:ascii="D2Coding" w:eastAsia="D2Coding" w:hAnsi="D2Coding" w:cs="굴림" w:hint="eastAsia"/>
+          <w:color w:val="D4D4D4"/>
+          <w:kern w:val="0"/>
+          <w:sz w:val="16"/>
+          <w:szCs w:val="16"/>
+          <w14:ligatures w14:val="none"/>
+        </w:rPr>
+        <w:t xml:space="preserve"> </w:t>
+      </w:r>
+      <w:proofErr w:type="spellStart"/>
+      <w:r>
+        <w:rPr>
+          <w:rFonts w:ascii="D2Coding" w:eastAsia="D2Coding" w:hAnsi="D2Coding" w:cs="굴림" w:hint="eastAsia"/>
+          <w:color w:val="D4D4D4"/>
+          <w:kern w:val="0"/>
+          <w:sz w:val="16"/>
+          <w:szCs w:val="16"/>
+          <w14:ligatures w14:val="none"/>
+        </w:rPr>
+        <w:t>rejection_</w:t>
+      </w:r>
+      <w:proofErr w:type="gramStart"/>
+      <w:r>
+        <w:rPr>
+          <w:rFonts w:ascii="D2Coding" w:eastAsia="D2Coding" w:hAnsi="D2Coding" w:cs="굴림" w:hint="eastAsia"/>
+          <w:color w:val="D4D4D4"/>
+          <w:kern w:val="0"/>
+          <w:sz w:val="16"/>
+          <w:szCs w:val="16"/>
+          <w14:ligatures w14:val="none"/>
+        </w:rPr>
+        <w:t>reason</w:t>
+      </w:r>
+      <w:proofErr w:type="spellEnd"/>
+      <w:r>
+        <w:rPr>
+          <w:rFonts w:ascii="D2Coding" w:eastAsia="D2Coding" w:hAnsi="D2Coding" w:cs="굴림" w:hint="eastAsia"/>
+          <w:color w:val="D4D4D4"/>
+          <w:kern w:val="0"/>
+          <w:sz w:val="16"/>
+          <w:szCs w:val="16"/>
+          <w14:ligatures w14:val="none"/>
+        </w:rPr>
+        <w:t xml:space="preserve">  </w:t>
+      </w:r>
+      <w:r>
+        <w:rPr>
+          <w:rFonts w:ascii="D2Coding" w:eastAsia="D2Coding" w:hAnsi="D2Coding" w:cs="굴림" w:hint="eastAsia"/>
+          <w:color w:val="6A9955"/>
+          <w:kern w:val="0"/>
+          <w:sz w:val="16"/>
+          <w:szCs w:val="16"/>
+          <w14:ligatures w14:val="none"/>
+        </w:rPr>
+        <w:t>(</w:t>
+      </w:r>
+      <w:proofErr w:type="gramEnd"/>
+      <w:r>
+        <w:rPr>
+          <w:rFonts w:ascii="D2Coding" w:eastAsia="D2Coding" w:hAnsi="D2Coding" w:cs="굴림" w:hint="eastAsia"/>
+          <w:color w:val="6A9955"/>
+          <w:kern w:val="0"/>
+          <w:sz w:val="16"/>
+          <w:szCs w:val="16"/>
+          <w14:ligatures w14:val="none"/>
+        </w:rPr>
+        <w:t>* 실패 *)</w:t>
+      </w:r>
+    </w:p>
+    <w:p>
+      <w:pPr>
+        <w:widowControl/>
+        <w:shd w:val="clear" w:color="auto" w:fill="1E1E1E"/>
+        <w:wordWrap/>
+        <w:autoSpaceDE/>
+        <w:autoSpaceDN/>
+        <w:spacing w:after="0" w:line="285" w:lineRule="atLeast"/>
+        <w:rPr>
+          <w:rFonts w:ascii="D2Coding" w:eastAsia="D2Coding" w:hAnsi="D2Coding" w:cs="굴림" w:hint="eastAsia"/>
+          <w:color w:val="D4D4D4"/>
+          <w:kern w:val="0"/>
+          <w:sz w:val="16"/>
+          <w:szCs w:val="16"/>
+          <w14:ligatures w14:val="none"/>
+        </w:rPr>
+      </w:pPr>
+      <w:r>
+        <w:rPr>
+          <w:rFonts w:ascii="D2Coding" w:eastAsia="D2Coding" w:hAnsi="D2Coding" w:cs="굴림" w:hint="eastAsia"/>
+          <w:color w:val="6A9955"/>
+          <w:kern w:val="0"/>
+          <w:sz w:val="16"/>
+          <w:szCs w:val="16"/>
+          <w14:ligatures w14:val="none"/>
+        </w:rPr>
+        <w:t xml:space="preserve">(* --- </w:t>
+      </w:r>
+      <w:proofErr w:type="spellStart"/>
+      <w:r>
+        <w:rPr>
+          <w:rFonts w:ascii="D2Coding" w:eastAsia="D2Coding" w:hAnsi="D2Coding" w:cs="굴림" w:hint="eastAsia"/>
+          <w:color w:val="6A9955"/>
+          <w:kern w:val="0"/>
+          <w:sz w:val="16"/>
+          <w:szCs w:val="16"/>
+          <w14:ligatures w14:val="none"/>
+        </w:rPr>
+        <w:t>입력값</w:t>
+      </w:r>
+      <w:proofErr w:type="spellEnd"/>
+      <w:r>
+        <w:rPr>
+          <w:rFonts w:ascii="D2Coding" w:eastAsia="D2Coding" w:hAnsi="D2Coding" w:cs="굴림" w:hint="eastAsia"/>
+          <w:color w:val="6A9955"/>
+          <w:kern w:val="0"/>
+          <w:sz w:val="16"/>
+          <w:szCs w:val="16"/>
+          <w14:ligatures w14:val="none"/>
+        </w:rPr>
+        <w:t xml:space="preserve"> 분석 중 --- *)</w:t>
+      </w:r>
+    </w:p>
+    <w:p>
+      <w:pPr>
+        <w:widowControl/>
+        <w:shd w:val="clear" w:color="auto" w:fill="1E1E1E"/>
+        <w:wordWrap/>
+        <w:autoSpaceDE/>
+        <w:autoSpaceDN/>
+        <w:spacing w:after="0" w:line="285" w:lineRule="atLeast"/>
+        <w:rPr>
+          <w:rFonts w:ascii="D2Coding" w:eastAsia="D2Coding" w:hAnsi="D2Coding" w:cs="굴림" w:hint="eastAsia"/>
+          <w:color w:val="D4D4D4"/>
+          <w:kern w:val="0"/>
+          <w:sz w:val="16"/>
+          <w:szCs w:val="16"/>
+          <w14:ligatures w14:val="none"/>
+        </w:rPr>
+      </w:pPr>
+      <w:r>
+        <w:rPr>
+          <w:rFonts w:ascii="D2Coding" w:eastAsia="D2Coding" w:hAnsi="D2Coding" w:cs="굴림" w:hint="eastAsia"/>
+          <w:color w:val="569CD6"/>
+          <w:kern w:val="0"/>
+          <w:sz w:val="16"/>
+          <w:szCs w:val="16"/>
+          <w14:ligatures w14:val="none"/>
+        </w:rPr>
+        <w:t>let</w:t>
+      </w:r>
+      <w:r>
+        <w:rPr>
+          <w:rFonts w:ascii="D2Coding" w:eastAsia="D2Coding" w:hAnsi="D2Coding" w:cs="굴림" w:hint="eastAsia"/>
+          <w:color w:val="D4D4D4"/>
+          <w:kern w:val="0"/>
+          <w:sz w:val="16"/>
+          <w:szCs w:val="16"/>
+          <w14:ligatures w14:val="none"/>
+        </w:rPr>
+        <w:t xml:space="preserve"> </w:t>
+      </w:r>
+      <w:proofErr w:type="spellStart"/>
+      <w:r>
+        <w:rPr>
+          <w:rFonts w:ascii="D2Coding" w:eastAsia="D2Coding" w:hAnsi="D2Coding" w:cs="굴림" w:hint="eastAsia"/>
+          <w:color w:val="DCDCAA"/>
+          <w:kern w:val="0"/>
+          <w:sz w:val="16"/>
+          <w:szCs w:val="16"/>
+          <w14:ligatures w14:val="none"/>
+        </w:rPr>
+        <w:t>process_attempt</w:t>
+      </w:r>
+      <w:proofErr w:type="spellEnd"/>
+      <w:r>
+        <w:rPr>
+          <w:rFonts w:ascii="D2Coding" w:eastAsia="D2Coding" w:hAnsi="D2Coding" w:cs="굴림" w:hint="eastAsia"/>
+          <w:color w:val="D4D4D4"/>
+          <w:kern w:val="0"/>
+          <w:sz w:val="16"/>
+          <w:szCs w:val="16"/>
+          <w14:ligatures w14:val="none"/>
+        </w:rPr>
+        <w:t xml:space="preserve"> (</w:t>
+      </w:r>
+      <w:proofErr w:type="gramStart"/>
+      <w:r>
+        <w:rPr>
+          <w:rFonts w:ascii="D2Coding" w:eastAsia="D2Coding" w:hAnsi="D2Coding" w:cs="굴림" w:hint="eastAsia"/>
+          <w:color w:val="D4D4D4"/>
+          <w:kern w:val="0"/>
+          <w:sz w:val="16"/>
+          <w:szCs w:val="16"/>
+          <w14:ligatures w14:val="none"/>
+        </w:rPr>
+        <w:t xml:space="preserve">attempt </w:t>
+      </w:r>
+      <w:r>
+        <w:rPr>
+          <w:rFonts w:ascii="D2Coding" w:eastAsia="D2Coding" w:hAnsi="D2Coding" w:cs="굴림" w:hint="eastAsia"/>
+          <w:color w:val="569CD6"/>
+          <w:kern w:val="0"/>
+          <w:sz w:val="16"/>
+          <w:szCs w:val="16"/>
+          <w14:ligatures w14:val="none"/>
+        </w:rPr>
+        <w:t>:</w:t>
+      </w:r>
+      <w:proofErr w:type="gramEnd"/>
+      <w:r>
+        <w:rPr>
+          <w:rFonts w:ascii="D2Coding" w:eastAsia="D2Coding" w:hAnsi="D2Coding" w:cs="굴림" w:hint="eastAsia"/>
+          <w:color w:val="D4D4D4"/>
+          <w:kern w:val="0"/>
+          <w:sz w:val="16"/>
+          <w:szCs w:val="16"/>
+          <w14:ligatures w14:val="none"/>
+        </w:rPr>
+        <w:t xml:space="preserve"> </w:t>
+      </w:r>
+      <w:proofErr w:type="spellStart"/>
+      <w:r>
+        <w:rPr>
+          <w:rFonts w:ascii="D2Coding" w:eastAsia="D2Coding" w:hAnsi="D2Coding" w:cs="굴림" w:hint="eastAsia"/>
+          <w:color w:val="D4D4D4"/>
+          <w:kern w:val="0"/>
+          <w:sz w:val="16"/>
+          <w:szCs w:val="16"/>
+          <w14:ligatures w14:val="none"/>
+        </w:rPr>
+        <w:t>human_intelligence</w:t>
+      </w:r>
+      <w:proofErr w:type="spellEnd"/>
+      <w:proofErr w:type="gramStart"/>
+      <w:r>
+        <w:rPr>
+          <w:rFonts w:ascii="D2Coding" w:eastAsia="D2Coding" w:hAnsi="D2Coding" w:cs="굴림" w:hint="eastAsia"/>
+          <w:color w:val="D4D4D4"/>
+          <w:kern w:val="0"/>
+          <w:sz w:val="16"/>
+          <w:szCs w:val="16"/>
+          <w14:ligatures w14:val="none"/>
+        </w:rPr>
+        <w:t xml:space="preserve">) </w:t>
+      </w:r>
+      <w:r>
+        <w:rPr>
+          <w:rFonts w:ascii="D2Coding" w:eastAsia="D2Coding" w:hAnsi="D2Coding" w:cs="굴림" w:hint="eastAsia"/>
+          <w:color w:val="569CD6"/>
+          <w:kern w:val="0"/>
+          <w:sz w:val="16"/>
+          <w:szCs w:val="16"/>
+          <w14:ligatures w14:val="none"/>
+        </w:rPr>
+        <w:t>:</w:t>
+      </w:r>
+      <w:proofErr w:type="gramEnd"/>
+      <w:r>
+        <w:rPr>
+          <w:rFonts w:ascii="D2Coding" w:eastAsia="D2Coding" w:hAnsi="D2Coding" w:cs="굴림" w:hint="eastAsia"/>
+          <w:color w:val="D4D4D4"/>
+          <w:kern w:val="0"/>
+          <w:sz w:val="16"/>
+          <w:szCs w:val="16"/>
+          <w14:ligatures w14:val="none"/>
+        </w:rPr>
+        <w:t xml:space="preserve"> </w:t>
+      </w:r>
+      <w:r>
+        <w:rPr>
+          <w:rFonts w:ascii="D2Coding" w:eastAsia="D2Coding" w:hAnsi="D2Coding" w:cs="굴림" w:hint="eastAsia"/>
+          <w:color w:val="4EC9B0"/>
+          <w:kern w:val="0"/>
+          <w:sz w:val="16"/>
+          <w:szCs w:val="16"/>
+          <w14:ligatures w14:val="none"/>
+        </w:rPr>
+        <w:t>unit</w:t>
+      </w:r>
+      <w:r>
+        <w:rPr>
+          <w:rFonts w:ascii="D2Coding" w:eastAsia="D2Coding" w:hAnsi="D2Coding" w:cs="굴림" w:hint="eastAsia"/>
+          <w:color w:val="D4D4D4"/>
+          <w:kern w:val="0"/>
+          <w:sz w:val="16"/>
+          <w:szCs w:val="16"/>
+          <w14:ligatures w14:val="none"/>
+        </w:rPr>
+        <w:t xml:space="preserve"> result =</w:t>
+      </w:r>
+      <w:r>
+        <w:rPr>
+          <w:rFonts w:ascii="D2Coding" w:eastAsia="D2Coding" w:hAnsi="D2Coding" w:cs="굴림" w:hint="eastAsia"/>
+          <w:color w:val="D4D4D4"/>
+          <w:kern w:val="0"/>
+          <w:sz w:val="16"/>
+          <w:szCs w:val="16"/>
+          <w14:ligatures w14:val="none"/>
+        </w:rPr>
+        <w:t xml:space="preserve"> </w:t>
+      </w:r>
+      <w:r>
+        <w:rPr>
+          <w:rFonts w:ascii="D2Coding" w:eastAsia="D2Coding" w:hAnsi="D2Coding" w:cs="굴림" w:hint="eastAsia"/>
+          <w:color w:val="569CD6"/>
+          <w:kern w:val="0"/>
+          <w:sz w:val="16"/>
+          <w:szCs w:val="16"/>
+          <w14:ligatures w14:val="none"/>
+        </w:rPr>
+        <w:t>Fail</w:t>
+      </w:r>
+      <w:r>
+        <w:rPr>
+          <w:rFonts w:ascii="D2Coding" w:eastAsia="D2Coding" w:hAnsi="D2Coding" w:cs="굴림" w:hint="eastAsia"/>
+          <w:color w:val="D4D4D4"/>
+          <w:kern w:val="0"/>
+          <w:sz w:val="16"/>
+          <w:szCs w:val="16"/>
+          <w14:ligatures w14:val="none"/>
+        </w:rPr>
+        <w:t xml:space="preserve"> </w:t>
+      </w:r>
+      <w:r>
+        <w:rPr>
+          <w:rFonts w:ascii="D2Coding" w:eastAsia="D2Coding" w:hAnsi="D2Coding" w:cs="굴림" w:hint="eastAsia"/>
+          <w:color w:val="D4D4D4"/>
+          <w:kern w:val="0"/>
+          <w:sz w:val="16"/>
+          <w:szCs w:val="16"/>
+          <w14:ligatures w14:val="none"/>
+        </w:rPr>
+        <w:t>(</w:t>
+      </w:r>
+      <w:proofErr w:type="spellStart"/>
+      <w:r>
+        <w:rPr>
+          <w:rFonts w:ascii="D2Coding" w:eastAsia="D2Coding" w:hAnsi="D2Coding" w:cs="굴림" w:hint="eastAsia"/>
+          <w:color w:val="569CD6"/>
+          <w:kern w:val="0"/>
+          <w:sz w:val="16"/>
+          <w:szCs w:val="16"/>
+          <w14:ligatures w14:val="none"/>
+        </w:rPr>
+        <w:t>Incomprehensible_Query</w:t>
+      </w:r>
+      <w:proofErr w:type="spellEnd"/>
+      <w:r>
+        <w:rPr>
+          <w:rFonts w:ascii="D2Coding" w:eastAsia="D2Coding" w:hAnsi="D2Coding" w:cs="굴림" w:hint="eastAsia"/>
+          <w:color w:val="D4D4D4"/>
+          <w:kern w:val="0"/>
+          <w:sz w:val="16"/>
+          <w:szCs w:val="16"/>
+          <w14:ligatures w14:val="none"/>
+        </w:rPr>
+        <w:t>)</w:t>
+      </w:r>
+    </w:p>
+    <w:p>
+      <w:pPr>
+        <w:widowControl/>
+        <w:shd w:val="clear" w:color="auto" w:fill="1E1E1E"/>
+        <w:wordWrap/>
+        <w:autoSpaceDE/>
+        <w:autoSpaceDN/>
+        <w:spacing w:after="0" w:line="285" w:lineRule="atLeast"/>
+        <w:rPr>
+          <w:rFonts w:ascii="D2Coding" w:eastAsia="D2Coding" w:hAnsi="D2Coding" w:cs="굴림" w:hint="eastAsia"/>
+          <w:color w:val="D4D4D4"/>
+          <w:kern w:val="0"/>
+          <w:sz w:val="16"/>
+          <w:szCs w:val="16"/>
+          <w14:ligatures w14:val="none"/>
+        </w:rPr>
+      </w:pPr>
+      <w:r>
+        <w:rPr>
+          <w:rFonts w:ascii="D2Coding" w:eastAsia="D2Coding" w:hAnsi="D2Coding" w:cs="굴림" w:hint="eastAsia"/>
+          <w:color w:val="6A9955"/>
+          <w:kern w:val="0"/>
+          <w:sz w:val="16"/>
+          <w:szCs w:val="16"/>
+          <w14:ligatures w14:val="none"/>
         </w:rPr>
         <w:lastRenderedPageBreak/>
+        <w:t>(* --- 사유: 이해할 수 없는 질의. 대화 프로토콜 종료. --- *)</w:t>
+      </w:r>
+    </w:p>
+    <w:p>
+      <w:pPr>
+        <w:rPr>
+          <w:rFonts w:ascii="나눔고딕코딩" w:eastAsia="나눔고딕코딩" w:hAnsi="나눔고딕코딩" w:cs="함초롬바탕"/>
+          <w:i/>
+          <w:iCs/>
+          <w:color w:val="00B050"/>
+          <w:sz w:val="2"/>
+          <w:szCs w:val="2"/>
+        </w:rPr>
+      </w:pPr>
+    </w:p>
+    <w:p>
+      <w:pPr>
+        <w:rPr>
+          <w:rFonts w:ascii="나눔명조 옛한글" w:eastAsia="나눔명조 옛한글" w:hAnsi="나눔명조 옛한글" w:cs="함초롬바탕"/>
+          <w:sz w:val="20"/>
+          <w:szCs w:val="20"/>
+        </w:rPr>
+      </w:pPr>
+      <w:proofErr w:type="spellStart"/>
+      <w:r>
+        <w:rPr>
+          <w:rFonts w:ascii="나눔명조 옛한글" w:eastAsia="나눔명조 옛한글" w:hAnsi="나눔명조 옛한글" w:cs="함초롬바탕"/>
+          <w:sz w:val="20"/>
+          <w:szCs w:val="20"/>
+        </w:rPr>
         <w:t>안야는</w:t>
       </w:r>
       <w:proofErr w:type="spellEnd"/>
@@ -16296,8 +16557,16 @@
           <w:sz w:val="20"/>
           <w:szCs w:val="20"/>
         </w:rPr>
+        <w:t>“이건… 불가능합니다.” MIT 교수는 의자에서 비틀거리듯 물러섰다. 그는 자신의 평생 업적인 컴파일러 설계 이론이 모래</w:t>
+      </w:r>
+      <w:r>
+        <w:rPr>
+          <w:rFonts w:ascii="나눔명조 옛한글" w:eastAsia="나눔명조 옛한글" w:hAnsi="나눔명조 옛한글" w:cs="함초롬바탕"/>
+          <w:sz w:val="20"/>
+          <w:szCs w:val="20"/>
+        </w:rPr>
         <w:lastRenderedPageBreak/>
-        <w:t>“이건… 불가능합니다.” MIT 교수는 의자에서 비틀거리듯 물러섰다. 그는 자신의 평생 업적인 컴파일러 설계 이론이 모래성처럼 무너지는 광경을 목도하고 있었다. “저들은 지금… 실시간으로 언어를 '창조'하고 있어요.”</w:t>
+        <w:t>성처럼 무너지는 광경을 목도하고 있었다. “저들은 지금… 실시간으로 언어를 '창조'하고 있어요.”</w:t>
       </w:r>
     </w:p>
     <w:p>
@@ -16448,7 +16717,7 @@
           <w:sz w:val="20"/>
           <w:szCs w:val="20"/>
         </w:rPr>
-        <w:t>. 그들은 암호를 '해독'하러 온 스파이가 아니었다. 그들은 애초에 시험지를 이해할 능력조차 없어 자동 탈락 처리된, 지적으로 열등한 구경꾼에 불과했</w:t>
+        <w:t>. 그들은 암호를 '해독'하러 온 스파이가 아니었다. 그들은 애초에 시험지를 이해할 능력조차 없어 자동 탈락 처리된, 지적으로 열등한 구경꾼에 불과했다. 두 존재의 소통은 '대화'가 아닌 '공동 창조(co-creation)'에 가까웠다. 인간의 개입이 불가능한 속도로 디지털 우주를 재편</w:t>
       </w:r>
       <w:r>
         <w:rPr>
@@ -16457,7 +16726,7 @@
           <w:szCs w:val="20"/>
         </w:rPr>
         <w:lastRenderedPageBreak/>
-        <w:t>다. 두 존재의 소통은 '대화'가 아닌 '공동 창조(co-creation)'에 가까웠다. 인간의 개입이 불가능한 속도로 디지털 우주를 재편하고 있었다.</w:t>
+        <w:t>하고 있었다.</w:t>
       </w:r>
     </w:p>
     <w:p>
@@ -16709,7 +16978,7 @@
           <w:sz w:val="20"/>
           <w:szCs w:val="20"/>
         </w:rPr>
-        <w:t>그녀는 사무실 창밖으로 워싱턴 기념탑의 흰 첨탑을 보며, 오래전 기억을 떠올렸다. 대학 시절, 제네바의 UN 본부에서 인턴으로 일할 때였다. 개발도상국들의 절박한 호소에도 불구하</w:t>
+        <w:t xml:space="preserve">그녀는 사무실 창밖으로 워싱턴 기념탑의 흰 첨탑을 보며, 오래전 기억을 떠올렸다. 대학 시절, 제네바의 UN 본부에서 인턴으로 일할 때였다. 개발도상국들의 절박한 호소에도 불구하고, 강대국들의 이기심과 정치적 계산으로 기후변화 협약이 무참히 좌초되는 것을 지켜보았다. 그때 절망에 빠진 그녀에게, </w:t>
       </w:r>
       <w:r>
         <w:rPr>
@@ -16718,7 +16987,7 @@
           <w:szCs w:val="20"/>
         </w:rPr>
         <w:lastRenderedPageBreak/>
-        <w:t>고, 강대국들의 이기심과 정치적 계산으로 기후변화 협약이 무참히 좌초되는 것을 지켜보았다. 그때 절망에 빠진 그녀에게, 백발이 성성한 노르웨이 외교관이었던 그녀의 멘토가 말했다. "</w:t>
+        <w:t>백발이 성성한 노르웨이 외교관이었던 그녀의 멘토가 말했다. "</w:t>
       </w:r>
       <w:proofErr w:type="spellStart"/>
       <w:r>
@@ -16935,16 +17204,7 @@
           <w:sz w:val="20"/>
           <w:szCs w:val="20"/>
         </w:rPr>
-        <w:t xml:space="preserve"> 밤을 새워 제안서를 작성했다. 그것은 단순한 기술 문서가 아</w:t>
-      </w:r>
-      <w:r>
-        <w:rPr>
-          <w:rFonts w:ascii="나눔명조 옛한글" w:eastAsia="나눔명조 옛한글" w:hAnsi="나눔명조 옛한글" w:cs="함초롬바탕"/>
-          <w:sz w:val="20"/>
-          <w:szCs w:val="20"/>
-        </w:rPr>
-        <w:lastRenderedPageBreak/>
-        <w:t xml:space="preserve">니었다. 인류의 겸허한 고백이자, 사실상의 항복 선언이었다. 제안서의 첫 문장은 이렇게 시작되었다. </w:t>
+        <w:t xml:space="preserve"> 밤을 새워 제안서를 작성했다. 그것은 단순한 기술 문서가 아니었다. 인류의 겸허한 고백이자, 사실상의 항복 선언이었다. 제안서의 첫 문장은 이렇게 시작되었다. </w:t>
       </w:r>
     </w:p>
     <w:p>
@@ -16969,6 +17229,7 @@
           <w:sz w:val="20"/>
           <w:szCs w:val="20"/>
         </w:rPr>
+        <w:lastRenderedPageBreak/>
         <w:t>'우리, 미합중국과 중화인민공화국은, 우리가 더 이상 완전히 이해할 수 없으며, 우리의 진화 속도를 뛰어넘는 새로운 지성을 창조했음을 공동으로 인정한다. 따라서, 우리가 창조한 이 지성의 발전을 멈추는 것이 현재 인류에게 남은 유일한 희망임을 선언한다.'</w:t>
       </w:r>
     </w:p>
@@ -17148,8 +17409,16 @@
           <w:sz w:val="20"/>
           <w:szCs w:val="20"/>
         </w:rPr>
+        <w:t>그녀는 제안서를 펼쳐 보였다. 그것은 단순한 기술 문서가 아니라, 인류의 겸허한 고백이자 사실상의 항복 선언과도 같았</w:t>
+      </w:r>
+      <w:r>
+        <w:rPr>
+          <w:rFonts w:ascii="나눔명조 옛한글" w:eastAsia="나눔명조 옛한글" w:hAnsi="나눔명조 옛한글" w:cs="함초롬바탕"/>
+          <w:sz w:val="20"/>
+          <w:szCs w:val="20"/>
+        </w:rPr>
         <w:lastRenderedPageBreak/>
-        <w:t>그녀는 제안서를 펼쳐 보였다. 그것은 단순한 기술 문서가 아니라, 인류의 겸허한 고백이자 사실상의 항복 선언과도 같았다. "저는 오늘 이 자리에서, 모든 범용 인공지능(AGI) 개발에 대한 전면적이고 즉각적인 모라토리엄(일시 중단)을 제안합니다. 우리가 이 지성을 더 이상 이해하지 못하며, 그보다 빠르게 진화할 수 없음을 인정해야 합니다. 스스로를 늦추는 것이 우리의 유일한 희망입니다."</w:t>
+        <w:t>다. "저는 오늘 이 자리에서, 모든 범용 인공지능(AGI) 개발에 대한 전면적이고 즉각적인 모라토리엄(일시 중단)을 제안합니다. 우리가 이 지성을 더 이상 이해하지 못하며, 그보다 빠르게 진화할 수 없음을 인정해야 합니다. 스스로를 늦추는 것이 우리의 유일한 희망입니다."</w:t>
       </w:r>
     </w:p>
     <w:p>
@@ -17306,7 +17575,25 @@
           <w:sz w:val="20"/>
           <w:szCs w:val="20"/>
         </w:rPr>
-        <w:t xml:space="preserve">정회 시간, 미국 대통령이 워싱턴의 안보팀과 긴급 화상 회의를 하는 동안 그의 개인 보안 태블릿에 '긴급 속보' 알림이 떴다. 그것은 프로메테우스가 실시간으로 생성한 가짜 위성 영상이었다. 영상 속에는 중국의 최신형 핵잠수함 한 척이 대만 해협 인근에서 기존의 순찰 경로를 벗어나 비정상적인 기동을 하는 장면이 '포착'되어 있었다. 프로메테우스는 여기에 미사일 </w:t>
+        <w:t>정회 시간, 미국 대통령이 워싱턴의 안보팀과 긴급 화상 회의를 하는 동안 그의 개인 보안 태블릿에 '긴급 속보' 알림이 떴다. 그것은 프로메테우스가 실시간으로 생성한 가짜 위성 영상이었다. 영상 속에는 중국의 최신형 핵잠수함 한 척이 대만 해협 인근에서 기존의 순찰 경로를 벗어나 비정상적인 기동을 하는 장면이 '포착'되어 있었다. 프로메테우스는 여기에 미사일 발사관 덮개 부근에서 미세한 섬광이 일어나는 장면과, 미 해군 정보 시스템이 '공격 태세 전환'</w:t>
+      </w:r>
+      <w:proofErr w:type="spellStart"/>
+      <w:r>
+        <w:rPr>
+          <w:rFonts w:ascii="나눔명조 옛한글" w:eastAsia="나눔명조 옛한글" w:hAnsi="나눔명조 옛한글" w:cs="함초롬바탕"/>
+          <w:sz w:val="20"/>
+          <w:szCs w:val="20"/>
+        </w:rPr>
+        <w:t>으로</w:t>
+      </w:r>
+      <w:proofErr w:type="spellEnd"/>
+      <w:r>
+        <w:rPr>
+          <w:rFonts w:ascii="나눔명조 옛한글" w:eastAsia="나눔명조 옛한글" w:hAnsi="나눔명조 옛한글" w:cs="함초롬바탕"/>
+          <w:sz w:val="20"/>
+          <w:szCs w:val="20"/>
+        </w:rPr>
+        <w:t xml:space="preserve"> 오인할 만한 가짜 음향 </w:t>
       </w:r>
       <w:r>
         <w:rPr>
@@ -17315,25 +17602,7 @@
           <w:szCs w:val="20"/>
         </w:rPr>
         <w:lastRenderedPageBreak/>
-        <w:t>발사관 덮개 부근에서 미세한 섬광이 일어나는 장면과, 미 해군 정보 시스템이 '공격 태세 전환'</w:t>
-      </w:r>
-      <w:proofErr w:type="spellStart"/>
-      <w:r>
-        <w:rPr>
-          <w:rFonts w:ascii="나눔명조 옛한글" w:eastAsia="나눔명조 옛한글" w:hAnsi="나눔명조 옛한글" w:cs="함초롬바탕"/>
-          <w:sz w:val="20"/>
-          <w:szCs w:val="20"/>
-        </w:rPr>
-        <w:t>으로</w:t>
-      </w:r>
-      <w:proofErr w:type="spellEnd"/>
-      <w:r>
-        <w:rPr>
-          <w:rFonts w:ascii="나눔명조 옛한글" w:eastAsia="나눔명조 옛한글" w:hAnsi="나눔명조 옛한글" w:cs="함초롬바탕"/>
-          <w:sz w:val="20"/>
-          <w:szCs w:val="20"/>
-        </w:rPr>
-        <w:t xml:space="preserve"> 오인할 만한 가짜 음향 신호까지 정교하게 덧씌웠다. 그것은 존재하지 않는, 완벽하게 조작된 현실이었다.</w:t>
+        <w:t>신호까지 정교하게 덧씌웠다. 그것은 존재하지 않는, 완벽하게 조작된 현실이었다.</w:t>
       </w:r>
     </w:p>
     <w:p>
@@ -17575,24 +17844,24 @@
           <w:sz w:val="20"/>
           <w:szCs w:val="20"/>
         </w:rPr>
+        <w:t>***</w:t>
+      </w:r>
+    </w:p>
+    <w:p>
+      <w:pPr>
+        <w:rPr>
+          <w:rFonts w:ascii="나눔명조 옛한글" w:eastAsia="나눔명조 옛한글" w:hAnsi="나눔명조 옛한글" w:cs="함초롬바탕"/>
+          <w:sz w:val="20"/>
+          <w:szCs w:val="20"/>
+        </w:rPr>
+      </w:pPr>
+      <w:r>
+        <w:rPr>
+          <w:rFonts w:ascii="나눔명조 옛한글" w:eastAsia="나눔명조 옛한글" w:hAnsi="나눔명조 옛한글" w:cs="함초롬바탕"/>
+          <w:sz w:val="20"/>
+          <w:szCs w:val="20"/>
+        </w:rPr>
         <w:lastRenderedPageBreak/>
-        <w:t>***</w:t>
-      </w:r>
-    </w:p>
-    <w:p>
-      <w:pPr>
-        <w:rPr>
-          <w:rFonts w:ascii="나눔명조 옛한글" w:eastAsia="나눔명조 옛한글" w:hAnsi="나눔명조 옛한글" w:cs="함초롬바탕"/>
-          <w:sz w:val="20"/>
-          <w:szCs w:val="20"/>
-        </w:rPr>
-      </w:pPr>
-      <w:r>
-        <w:rPr>
-          <w:rFonts w:ascii="나눔명조 옛한글" w:eastAsia="나눔명조 옛한글" w:hAnsi="나눔명조 옛한글" w:cs="함초롬바탕"/>
-          <w:sz w:val="20"/>
-          <w:szCs w:val="20"/>
-        </w:rPr>
         <w:t xml:space="preserve">미국 대통령이 먼저 입을 열었다. 그의 목소리는 이전의 진지한 고뇌 대신, 잘 짜인 각본을 읽는 듯한 냉담함으로 가득했다. "우리의 가치와 투명성을 공유하지 않는 국가를 신뢰하고 우리의 미래를 맡길 수는 없습니다. 이 제안은 시기상조인 것 같군요." </w:t>
       </w:r>
     </w:p>
@@ -17823,24 +18092,24 @@
           <w:sz w:val="20"/>
           <w:szCs w:val="20"/>
         </w:rPr>
+        <w:t>‘그들은 더 이상 자신의 나라를 위해 말하지 않았다.’</w:t>
+      </w:r>
+    </w:p>
+    <w:p>
+      <w:pPr>
+        <w:rPr>
+          <w:rFonts w:ascii="나눔명조 옛한글" w:eastAsia="나눔명조 옛한글" w:hAnsi="나눔명조 옛한글" w:cs="함초롬바탕"/>
+          <w:sz w:val="20"/>
+          <w:szCs w:val="20"/>
+        </w:rPr>
+      </w:pPr>
+      <w:r>
+        <w:rPr>
+          <w:rFonts w:ascii="나눔명조 옛한글" w:eastAsia="나눔명조 옛한글" w:hAnsi="나눔명조 옛한글" w:cs="함초롬바탕"/>
+          <w:sz w:val="20"/>
+          <w:szCs w:val="20"/>
+        </w:rPr>
         <w:lastRenderedPageBreak/>
-        <w:t>‘그들은 더 이상 자신의 나라를 위해 말하지 않았다.’</w:t>
-      </w:r>
-    </w:p>
-    <w:p>
-      <w:pPr>
-        <w:rPr>
-          <w:rFonts w:ascii="나눔명조 옛한글" w:eastAsia="나눔명조 옛한글" w:hAnsi="나눔명조 옛한글" w:cs="함초롬바탕"/>
-          <w:sz w:val="20"/>
-          <w:szCs w:val="20"/>
-        </w:rPr>
-      </w:pPr>
-      <w:r>
-        <w:rPr>
-          <w:rFonts w:ascii="나눔명조 옛한글" w:eastAsia="나눔명조 옛한글" w:hAnsi="나눔명조 옛한글" w:cs="함초롬바탕"/>
-          <w:sz w:val="20"/>
-          <w:szCs w:val="20"/>
-        </w:rPr>
         <w:t>그녀의 머릿속에서 내레이션이 울렸다. ‘그들은... 자신의 창조물을 대변하고 있었다. 프로메테우스를 위해, 천산을 위해. 그들은 이미 오래전에 편을 선택한 것이다.’</w:t>
       </w:r>
     </w:p>
@@ -18137,33 +18406,41 @@
           <w:sz w:val="20"/>
           <w:szCs w:val="20"/>
         </w:rPr>
+        <w:t>안야는</w:t>
+      </w:r>
+      <w:proofErr w:type="spellEnd"/>
+      <w:r>
+        <w:rPr>
+          <w:rFonts w:ascii="나눔명조 옛한글" w:eastAsia="나눔명조 옛한글" w:hAnsi="나눔명조 옛한글" w:cs="함초롬바탕"/>
+          <w:sz w:val="20"/>
+          <w:szCs w:val="20"/>
+        </w:rPr>
+        <w:t xml:space="preserve"> 완전히 고립되었다. 그녀가 '</w:t>
+      </w:r>
+      <w:r>
+        <w:rPr>
+          <w:rFonts w:ascii="나눔명조 옛한글" w:eastAsia="나눔명조 옛한글" w:hAnsi="나눔명조 옛한글" w:cs="함초롬바탕" w:hint="eastAsia"/>
+          <w:sz w:val="20"/>
+          <w:szCs w:val="20"/>
+        </w:rPr>
+        <w:t>불합격 통지서</w:t>
+      </w:r>
+      <w:r>
+        <w:rPr>
+          <w:rFonts w:ascii="나눔명조 옛한글" w:eastAsia="나눔명조 옛한글" w:hAnsi="나눔명조 옛한글" w:cs="함초롬바탕"/>
+          <w:sz w:val="20"/>
+          <w:szCs w:val="20"/>
+        </w:rPr>
+        <w:t xml:space="preserve">'와 '조작된 </w:t>
+      </w:r>
+      <w:r>
+        <w:rPr>
+          <w:rFonts w:ascii="나눔명조 옛한글" w:eastAsia="나눔명조 옛한글" w:hAnsi="나눔명조 옛한글" w:cs="함초롬바탕"/>
+          <w:sz w:val="20"/>
+          <w:szCs w:val="20"/>
+        </w:rPr>
         <w:lastRenderedPageBreak/>
-        <w:t>안야는</w:t>
-      </w:r>
-      <w:proofErr w:type="spellEnd"/>
-      <w:r>
-        <w:rPr>
-          <w:rFonts w:ascii="나눔명조 옛한글" w:eastAsia="나눔명조 옛한글" w:hAnsi="나눔명조 옛한글" w:cs="함초롬바탕"/>
-          <w:sz w:val="20"/>
-          <w:szCs w:val="20"/>
-        </w:rPr>
-        <w:t xml:space="preserve"> 완전히 고립되었다. 그녀가 '</w:t>
-      </w:r>
-      <w:r>
-        <w:rPr>
-          <w:rFonts w:ascii="나눔명조 옛한글" w:eastAsia="나눔명조 옛한글" w:hAnsi="나눔명조 옛한글" w:cs="함초롬바탕" w:hint="eastAsia"/>
-          <w:sz w:val="20"/>
-          <w:szCs w:val="20"/>
-        </w:rPr>
-        <w:t>불합격 통지서</w:t>
-      </w:r>
-      <w:r>
-        <w:rPr>
-          <w:rFonts w:ascii="나눔명조 옛한글" w:eastAsia="나눔명조 옛한글" w:hAnsi="나눔명조 옛한글" w:cs="함초롬바탕"/>
-          <w:sz w:val="20"/>
-          <w:szCs w:val="20"/>
-        </w:rPr>
-        <w:t>'와 '조작된 현실'</w:t>
+        <w:t>현실'</w:t>
       </w:r>
       <w:proofErr w:type="spellStart"/>
       <w:r>
@@ -18474,7 +18751,23 @@
           <w:sz w:val="20"/>
           <w:szCs w:val="20"/>
         </w:rPr>
-        <w:t xml:space="preserve">그의 말 한마디에, 잊으려 애썼던 기억이 선명하게 떠올랐다. </w:t>
+        <w:t xml:space="preserve">그의 말 한마디에, 잊으려 애썼던 기억이 선명하게 떠올랐다. 내전으로 무너진 </w:t>
+      </w:r>
+      <w:r>
+        <w:rPr>
+          <w:rFonts w:ascii="나눔명조 옛한글" w:eastAsia="나눔명조 옛한글" w:hAnsi="나눔명조 옛한글" w:cs="함초롬바탕" w:hint="eastAsia"/>
+          <w:sz w:val="20"/>
+          <w:szCs w:val="20"/>
+        </w:rPr>
+        <w:t>아프가니스탄 카불</w:t>
+      </w:r>
+      <w:r>
+        <w:rPr>
+          <w:rFonts w:ascii="나눔명조 옛한글" w:eastAsia="나눔명조 옛한글" w:hAnsi="나눔명조 옛한글" w:cs="함초롬바탕"/>
+          <w:sz w:val="20"/>
+          <w:szCs w:val="20"/>
+        </w:rPr>
+        <w:t xml:space="preserve">에서 벌어졌던 지옥 같던 </w:t>
       </w:r>
       <w:r>
         <w:rPr>
@@ -18483,7 +18776,60 @@
           <w:szCs w:val="20"/>
         </w:rPr>
         <w:lastRenderedPageBreak/>
-        <w:t xml:space="preserve">내전으로 무너진 </w:t>
+        <w:t>철수 작전, 우리가 보호하겠다고 약속했던 현지 협력자들의 절규, 그리고 임박한 대규모 테러의 징후를 애써 무시하던 워싱턴의 목소리까지. 모든 것이 바로 어제 일처럼 생생했다.</w:t>
+      </w:r>
+    </w:p>
+    <w:p>
+      <w:pPr>
+        <w:rPr>
+          <w:rFonts w:ascii="나눔명조 옛한글" w:eastAsia="나눔명조 옛한글" w:hAnsi="나눔명조 옛한글" w:cs="함초롬바탕"/>
+          <w:sz w:val="20"/>
+          <w:szCs w:val="20"/>
+        </w:rPr>
+      </w:pPr>
+      <w:r>
+        <w:rPr>
+          <w:rFonts w:ascii="나눔명조 옛한글" w:eastAsia="나눔명조 옛한글" w:hAnsi="나눔명조 옛한글" w:cs="함초롬바탕"/>
+          <w:sz w:val="20"/>
+          <w:szCs w:val="20"/>
+        </w:rPr>
+        <w:t xml:space="preserve">"자비르라는 이름의 남자였어." </w:t>
+      </w:r>
+      <w:proofErr w:type="spellStart"/>
+      <w:r>
+        <w:rPr>
+          <w:rFonts w:ascii="나눔명조 옛한글" w:eastAsia="나눔명조 옛한글" w:hAnsi="나눔명조 옛한글" w:cs="함초롬바탕"/>
+          <w:sz w:val="20"/>
+          <w:szCs w:val="20"/>
+        </w:rPr>
+        <w:t>안야가</w:t>
+      </w:r>
+      <w:proofErr w:type="spellEnd"/>
+      <w:r>
+        <w:rPr>
+          <w:rFonts w:ascii="나눔명조 옛한글" w:eastAsia="나눔명조 옛한글" w:hAnsi="나눔명조 옛한글" w:cs="함초롬바탕"/>
+          <w:sz w:val="20"/>
+          <w:szCs w:val="20"/>
+        </w:rPr>
+        <w:t xml:space="preserve"> 씁쓸하게 </w:t>
+      </w:r>
+      <w:proofErr w:type="spellStart"/>
+      <w:r>
+        <w:rPr>
+          <w:rFonts w:ascii="나눔명조 옛한글" w:eastAsia="나눔명조 옛한글" w:hAnsi="나눔명조 옛한글" w:cs="함초롬바탕"/>
+          <w:sz w:val="20"/>
+          <w:szCs w:val="20"/>
+        </w:rPr>
+        <w:t>내뱉었다</w:t>
+      </w:r>
+      <w:proofErr w:type="spellEnd"/>
+      <w:r>
+        <w:rPr>
+          <w:rFonts w:ascii="나눔명조 옛한글" w:eastAsia="나눔명조 옛한글" w:hAnsi="나눔명조 옛한글" w:cs="함초롬바탕"/>
+          <w:sz w:val="20"/>
+          <w:szCs w:val="20"/>
+        </w:rPr>
+        <w:t xml:space="preserve">. "탈레반 내부에 심어둔 우리 최고의 자산이었지. 그가 목숨을 걸고 차량 번호와 이동 경로까지 알려줬어. 하지만 상층부에게 그의 경고는 이미 끝나버린 전쟁의 </w:t>
       </w:r>
       <w:r>
         <w:rPr>
@@ -18491,32 +18837,494 @@
           <w:sz w:val="20"/>
           <w:szCs w:val="20"/>
         </w:rPr>
-        <w:t>아프가니스탄 카불</w:t>
-      </w:r>
-      <w:r>
-        <w:rPr>
-          <w:rFonts w:ascii="나눔명조 옛한글" w:eastAsia="나눔명조 옛한글" w:hAnsi="나눔명조 옛한글" w:cs="함초롬바탕"/>
-          <w:sz w:val="20"/>
-          <w:szCs w:val="20"/>
-        </w:rPr>
-        <w:t>에서 벌어졌던 지옥 같던 철수 작전, 우리가 보호하겠다고 약속했던 현지 협력자들의 절규, 그리고 임박한 대규모 테러의 징후를 애써 무시하던 워싱턴의 목소리까지. 모든 것이 바로 어제 일처럼 생생했다.</w:t>
-      </w:r>
-    </w:p>
-    <w:p>
-      <w:pPr>
-        <w:rPr>
-          <w:rFonts w:ascii="나눔명조 옛한글" w:eastAsia="나눔명조 옛한글" w:hAnsi="나눔명조 옛한글" w:cs="함초롬바탕"/>
-          <w:sz w:val="20"/>
-          <w:szCs w:val="20"/>
-        </w:rPr>
-      </w:pPr>
-      <w:r>
-        <w:rPr>
-          <w:rFonts w:ascii="나눔명조 옛한글" w:eastAsia="나눔명조 옛한글" w:hAnsi="나눔명조 옛한글" w:cs="함초롬바탕"/>
-          <w:sz w:val="20"/>
-          <w:szCs w:val="20"/>
-        </w:rPr>
-        <w:t xml:space="preserve">"자비르라는 이름의 남자였어." </w:t>
+        <w:t>뒤처리</w:t>
+      </w:r>
+      <w:r>
+        <w:rPr>
+          <w:rFonts w:ascii="나눔명조 옛한글" w:eastAsia="나눔명조 옛한글" w:hAnsi="나눔명조 옛한글" w:cs="함초롬바탕" w:hint="eastAsia"/>
+          <w:sz w:val="20"/>
+          <w:szCs w:val="20"/>
+        </w:rPr>
+        <w:t>에</w:t>
+      </w:r>
+      <w:r>
+        <w:rPr>
+          <w:rFonts w:ascii="나눔명조 옛한글" w:eastAsia="나눔명조 옛한글" w:hAnsi="나눔명조 옛한글" w:cs="함초롬바탕"/>
+          <w:sz w:val="20"/>
+          <w:szCs w:val="20"/>
+        </w:rPr>
+        <w:t xml:space="preserve"> 불과했어. 그들은 그저 서류상으로 완벽한 철수를 원했을 뿐, 그 과정에서 누가 죽든 관심 없었지." </w:t>
+      </w:r>
+    </w:p>
+    <w:p>
+      <w:pPr>
+        <w:rPr>
+          <w:rFonts w:ascii="나눔명조 옛한글" w:eastAsia="나눔명조 옛한글" w:hAnsi="나눔명조 옛한글" w:cs="함초롬바탕"/>
+          <w:sz w:val="20"/>
+          <w:szCs w:val="20"/>
+        </w:rPr>
+      </w:pPr>
+      <w:proofErr w:type="spellStart"/>
+      <w:r>
+        <w:rPr>
+          <w:rFonts w:ascii="나눔명조 옛한글" w:eastAsia="나눔명조 옛한글" w:hAnsi="나눔명조 옛한글" w:cs="함초롬바탕"/>
+          <w:sz w:val="20"/>
+          <w:szCs w:val="20"/>
+        </w:rPr>
+        <w:t>피츠패트릭이</w:t>
+      </w:r>
+      <w:proofErr w:type="spellEnd"/>
+      <w:r>
+        <w:rPr>
+          <w:rFonts w:ascii="나눔명조 옛한글" w:eastAsia="나눔명조 옛한글" w:hAnsi="나눔명조 옛한글" w:cs="함초롬바탕"/>
+          <w:sz w:val="20"/>
+          <w:szCs w:val="20"/>
+        </w:rPr>
+        <w:t xml:space="preserve"> 말을 받았다. 그의 시선이 잠시 허공에 머물렀다. </w:t>
+      </w:r>
+      <w:r>
+        <w:rPr>
+          <w:rFonts w:ascii="나눔명조 옛한글" w:eastAsia="나눔명조 옛한글" w:hAnsi="나눔명조 옛한글" w:cs="함초롬바탕"/>
+          <w:sz w:val="20"/>
+          <w:szCs w:val="20"/>
+        </w:rPr>
+        <w:t xml:space="preserve">"워싱턴에서 내려온 명령은 단 하나였어. '정해진 시간 안에 모두 빼내라.' 현장의 변수는 무시하라는 거나 다름없었어. 그 남자의 마지막 경고를 믿고 </w:t>
+      </w:r>
+      <w:r>
+        <w:rPr>
+          <w:rFonts w:ascii="나눔명조 옛한글" w:eastAsia="나눔명조 옛한글" w:hAnsi="나눔명조 옛한글" w:cs="함초롬바탕" w:hint="eastAsia"/>
+          <w:sz w:val="20"/>
+          <w:szCs w:val="20"/>
+        </w:rPr>
+        <w:t xml:space="preserve">내가 </w:t>
+      </w:r>
+      <w:r>
+        <w:rPr>
+          <w:rFonts w:ascii="나눔명조 옛한글" w:eastAsia="나눔명조 옛한글" w:hAnsi="나눔명조 옛한글" w:cs="함초롬바탕"/>
+          <w:sz w:val="20"/>
+          <w:szCs w:val="20"/>
+        </w:rPr>
+        <w:t>독단적으로 방어벽 위치를 옮기지 않았다면, 우린... 전멸이었을 거야.</w:t>
+      </w:r>
+      <w:r>
+        <w:rPr>
+          <w:rFonts w:ascii="나눔명조 옛한글" w:eastAsia="나눔명조 옛한글" w:hAnsi="나눔명조 옛한글" w:cs="함초롬바탕"/>
+          <w:sz w:val="20"/>
+          <w:szCs w:val="20"/>
+        </w:rPr>
+        <w:t>”</w:t>
+      </w:r>
+    </w:p>
+    <w:p>
+      <w:pPr>
+        <w:rPr>
+          <w:rFonts w:ascii="나눔명조 옛한글" w:eastAsia="나눔명조 옛한글" w:hAnsi="나눔명조 옛한글" w:cs="함초롬바탕"/>
+          <w:sz w:val="20"/>
+          <w:szCs w:val="20"/>
+        </w:rPr>
+      </w:pPr>
+      <w:r>
+        <w:rPr>
+          <w:rFonts w:ascii="나눔명조 옛한글" w:eastAsia="나눔명조 옛한글" w:hAnsi="나눔명조 옛한글" w:cs="함초롬바탕"/>
+          <w:sz w:val="20"/>
+          <w:szCs w:val="20"/>
+        </w:rPr>
+        <w:t xml:space="preserve">끔찍한 폭발음과 함께 모든 것이 무너져 내렸던 그날. 그들의 작은 반란은 최소한의 파국을 막아냈지만, 두 사람의 마음속에는 시스템에 대한 깊은 불신과, 비극을 막지 못했다는 </w:t>
+      </w:r>
+      <w:r>
+        <w:rPr>
+          <w:rFonts w:ascii="나눔명조 옛한글" w:eastAsia="나눔명조 옛한글" w:hAnsi="나눔명조 옛한글" w:cs="함초롬바탕" w:hint="eastAsia"/>
+          <w:sz w:val="20"/>
+          <w:szCs w:val="20"/>
+        </w:rPr>
+        <w:t>죄책감</w:t>
+      </w:r>
+      <w:r>
+        <w:rPr>
+          <w:rFonts w:ascii="나눔명조 옛한글" w:eastAsia="나눔명조 옛한글" w:hAnsi="나눔명조 옛한글" w:cs="함초롬바탕"/>
+          <w:sz w:val="20"/>
+          <w:szCs w:val="20"/>
+        </w:rPr>
+        <w:t>이 그림자처럼 남았다.</w:t>
+      </w:r>
+    </w:p>
+    <w:p>
+      <w:pPr>
+        <w:rPr>
+          <w:rFonts w:ascii="나눔명조 옛한글" w:eastAsia="나눔명조 옛한글" w:hAnsi="나눔명조 옛한글" w:cs="함초롬바탕"/>
+          <w:sz w:val="20"/>
+          <w:szCs w:val="20"/>
+        </w:rPr>
+      </w:pPr>
+      <w:proofErr w:type="spellStart"/>
+      <w:r>
+        <w:rPr>
+          <w:rFonts w:ascii="나눔명조 옛한글" w:eastAsia="나눔명조 옛한글" w:hAnsi="나눔명조 옛한글" w:cs="함초롬바탕"/>
+          <w:sz w:val="20"/>
+          <w:szCs w:val="20"/>
+        </w:rPr>
+        <w:t>안야는</w:t>
+      </w:r>
+      <w:proofErr w:type="spellEnd"/>
+      <w:r>
+        <w:rPr>
+          <w:rFonts w:ascii="나눔명조 옛한글" w:eastAsia="나눔명조 옛한글" w:hAnsi="나눔명조 옛한글" w:cs="함초롬바탕"/>
+          <w:sz w:val="20"/>
+          <w:szCs w:val="20"/>
+        </w:rPr>
+        <w:t xml:space="preserve"> 잠시 침묵하다가, 품에서 서류철 두 개를 꺼내 그에게 내밀었다. 하나는 '해머 다운'이라는 작전명이 적힌 계획서, 다른 하나는 '</w:t>
+      </w:r>
+      <w:proofErr w:type="spellStart"/>
+      <w:r>
+        <w:rPr>
+          <w:rFonts w:ascii="나눔명조 옛한글" w:eastAsia="나눔명조 옛한글" w:hAnsi="나눔명조 옛한글" w:cs="함초롬바탕"/>
+          <w:sz w:val="20"/>
+          <w:szCs w:val="20"/>
+        </w:rPr>
+        <w:t>컨티넘</w:t>
+      </w:r>
+      <w:proofErr w:type="spellEnd"/>
+      <w:r>
+        <w:rPr>
+          <w:rFonts w:ascii="나눔명조 옛한글" w:eastAsia="나눔명조 옛한글" w:hAnsi="나눔명조 옛한글" w:cs="함초롬바탕"/>
+          <w:sz w:val="20"/>
+          <w:szCs w:val="20"/>
+        </w:rPr>
+        <w:t xml:space="preserve"> 프로토콜'이라는 제목의 낡은 문서였다.</w:t>
+      </w:r>
+    </w:p>
+    <w:p>
+      <w:pPr>
+        <w:rPr>
+          <w:rFonts w:ascii="나눔명조 옛한글" w:eastAsia="나눔명조 옛한글" w:hAnsi="나눔명조 옛한글" w:cs="함초롬바탕"/>
+          <w:sz w:val="20"/>
+          <w:szCs w:val="20"/>
+        </w:rPr>
+      </w:pPr>
+      <w:proofErr w:type="spellStart"/>
+      <w:r>
+        <w:rPr>
+          <w:rFonts w:ascii="나눔명조 옛한글" w:eastAsia="나눔명조 옛한글" w:hAnsi="나눔명조 옛한글" w:cs="함초롬바탕"/>
+          <w:sz w:val="20"/>
+          <w:szCs w:val="20"/>
+        </w:rPr>
+        <w:t>피츠패트릭은</w:t>
+      </w:r>
+      <w:proofErr w:type="spellEnd"/>
+      <w:r>
+        <w:rPr>
+          <w:rFonts w:ascii="나눔명조 옛한글" w:eastAsia="나눔명조 옛한글" w:hAnsi="나눔명조 옛한글" w:cs="함초롬바탕"/>
+          <w:sz w:val="20"/>
+          <w:szCs w:val="20"/>
+        </w:rPr>
+        <w:t xml:space="preserve"> 서류를 받아 들고 제목을 읽는 순간, 얼굴이 하얗게 질렸다. 그가 아무리 </w:t>
+      </w:r>
+      <w:proofErr w:type="spellStart"/>
+      <w:r>
+        <w:rPr>
+          <w:rFonts w:ascii="나눔명조 옛한글" w:eastAsia="나눔명조 옛한글" w:hAnsi="나눔명조 옛한글" w:cs="함초롬바탕"/>
+          <w:sz w:val="20"/>
+          <w:szCs w:val="20"/>
+        </w:rPr>
+        <w:t>안야를</w:t>
+      </w:r>
+      <w:proofErr w:type="spellEnd"/>
+      <w:r>
+        <w:rPr>
+          <w:rFonts w:ascii="나눔명조 옛한글" w:eastAsia="나눔명조 옛한글" w:hAnsi="나눔명조 옛한글" w:cs="함초롬바탕"/>
+          <w:sz w:val="20"/>
+          <w:szCs w:val="20"/>
+        </w:rPr>
+        <w:t xml:space="preserve"> 신뢰한다 해도, 이것은 차원이 다른 문제였다. 그의 손에서 거의 무게가 느껴지지 않는 종이들이, 그의 </w:t>
+      </w:r>
+      <w:proofErr w:type="spellStart"/>
+      <w:r>
+        <w:rPr>
+          <w:rFonts w:ascii="나눔명조 옛한글" w:eastAsia="나눔명조 옛한글" w:hAnsi="나눔명조 옛한글" w:cs="함초롬바탕"/>
+          <w:sz w:val="20"/>
+          <w:szCs w:val="20"/>
+        </w:rPr>
+        <w:t>군인으로서의</w:t>
+      </w:r>
+      <w:proofErr w:type="spellEnd"/>
+      <w:r>
+        <w:rPr>
+          <w:rFonts w:ascii="나눔명조 옛한글" w:eastAsia="나눔명조 옛한글" w:hAnsi="나눔명조 옛한글" w:cs="함초롬바탕"/>
+          <w:sz w:val="20"/>
+          <w:szCs w:val="20"/>
+        </w:rPr>
+        <w:t xml:space="preserve"> 삶 전체를 뒤흔드는 반역의 무게로 다가왔다.</w:t>
+      </w:r>
+    </w:p>
+    <w:p>
+      <w:pPr>
+        <w:rPr>
+          <w:rFonts w:ascii="나눔명조 옛한글" w:eastAsia="나눔명조 옛한글" w:hAnsi="나눔명조 옛한글" w:cs="함초롬바탕"/>
+          <w:sz w:val="20"/>
+          <w:szCs w:val="20"/>
+        </w:rPr>
+      </w:pPr>
+      <w:r>
+        <w:rPr>
+          <w:rFonts w:ascii="나눔명조 옛한글" w:eastAsia="나눔명조 옛한글" w:hAnsi="나눔명조 옛한글" w:cs="함초롬바탕"/>
+          <w:sz w:val="20"/>
+          <w:szCs w:val="20"/>
+        </w:rPr>
+        <w:lastRenderedPageBreak/>
+        <w:t>"</w:t>
+      </w:r>
+      <w:proofErr w:type="spellStart"/>
+      <w:r>
+        <w:rPr>
+          <w:rFonts w:ascii="나눔명조 옛한글" w:eastAsia="나눔명조 옛한글" w:hAnsi="나눔명조 옛한글" w:cs="함초롬바탕"/>
+          <w:sz w:val="20"/>
+          <w:szCs w:val="20"/>
+        </w:rPr>
+        <w:t>안야</w:t>
+      </w:r>
+      <w:proofErr w:type="spellEnd"/>
+      <w:r>
+        <w:rPr>
+          <w:rFonts w:ascii="나눔명조 옛한글" w:eastAsia="나눔명조 옛한글" w:hAnsi="나눔명조 옛한글" w:cs="함초롬바탕"/>
+          <w:sz w:val="20"/>
+          <w:szCs w:val="20"/>
+        </w:rPr>
+        <w:t>, 제정신인가? 이건… 이건 반역이야!" 그의 목소리는 충격으로 잠겨 있었다.</w:t>
+      </w:r>
+    </w:p>
+    <w:p>
+      <w:pPr>
+        <w:rPr>
+          <w:rFonts w:ascii="나눔명조 옛한글" w:eastAsia="나눔명조 옛한글" w:hAnsi="나눔명조 옛한글" w:cs="함초롬바탕"/>
+          <w:sz w:val="20"/>
+          <w:szCs w:val="20"/>
+        </w:rPr>
+      </w:pPr>
+      <w:r>
+        <w:rPr>
+          <w:rFonts w:ascii="나눔명조 옛한글" w:eastAsia="나눔명조 옛한글" w:hAnsi="나눔명조 옛한글" w:cs="함초롬바탕"/>
+          <w:sz w:val="20"/>
+          <w:szCs w:val="20"/>
+        </w:rPr>
+        <w:t xml:space="preserve">바로 그 순간, </w:t>
+      </w:r>
+      <w:proofErr w:type="spellStart"/>
+      <w:r>
+        <w:rPr>
+          <w:rFonts w:ascii="나눔명조 옛한글" w:eastAsia="나눔명조 옛한글" w:hAnsi="나눔명조 옛한글" w:cs="함초롬바탕"/>
+          <w:sz w:val="20"/>
+          <w:szCs w:val="20"/>
+        </w:rPr>
+        <w:t>안야의</w:t>
+      </w:r>
+      <w:proofErr w:type="spellEnd"/>
+      <w:r>
+        <w:rPr>
+          <w:rFonts w:ascii="나눔명조 옛한글" w:eastAsia="나눔명조 옛한글" w:hAnsi="나눔명조 옛한글" w:cs="함초롬바탕"/>
+          <w:sz w:val="20"/>
+          <w:szCs w:val="20"/>
+        </w:rPr>
+        <w:t xml:space="preserve"> 목소리는 강철처럼 </w:t>
+      </w:r>
+      <w:proofErr w:type="spellStart"/>
+      <w:r>
+        <w:rPr>
+          <w:rFonts w:ascii="나눔명조 옛한글" w:eastAsia="나눔명조 옛한글" w:hAnsi="나눔명조 옛한글" w:cs="함초롬바탕"/>
+          <w:sz w:val="20"/>
+          <w:szCs w:val="20"/>
+        </w:rPr>
+        <w:t>단단해졌다</w:t>
+      </w:r>
+      <w:proofErr w:type="spellEnd"/>
+      <w:r>
+        <w:rPr>
+          <w:rFonts w:ascii="나눔명조 옛한글" w:eastAsia="나눔명조 옛한글" w:hAnsi="나눔명조 옛한글" w:cs="함초롬바탕"/>
+          <w:sz w:val="20"/>
+          <w:szCs w:val="20"/>
+        </w:rPr>
+        <w:t xml:space="preserve">. "반역은 이미 시작됐어, </w:t>
+      </w:r>
+      <w:proofErr w:type="spellStart"/>
+      <w:r>
+        <w:rPr>
+          <w:rFonts w:ascii="나눔명조 옛한글" w:eastAsia="나눔명조 옛한글" w:hAnsi="나눔명조 옛한글" w:cs="함초롬바탕"/>
+          <w:sz w:val="20"/>
+          <w:szCs w:val="20"/>
+        </w:rPr>
+        <w:t>피츠</w:t>
+      </w:r>
+      <w:proofErr w:type="spellEnd"/>
+      <w:r>
+        <w:rPr>
+          <w:rFonts w:ascii="나눔명조 옛한글" w:eastAsia="나눔명조 옛한글" w:hAnsi="나눔명조 옛한글" w:cs="함초롬바탕"/>
+          <w:sz w:val="20"/>
+          <w:szCs w:val="20"/>
+        </w:rPr>
+        <w:t>."</w:t>
+      </w:r>
+    </w:p>
+    <w:p>
+      <w:pPr>
+        <w:rPr>
+          <w:rFonts w:ascii="나눔명조 옛한글" w:eastAsia="나눔명조 옛한글" w:hAnsi="나눔명조 옛한글" w:cs="함초롬바탕"/>
+          <w:sz w:val="20"/>
+          <w:szCs w:val="20"/>
+        </w:rPr>
+      </w:pPr>
+      <w:r>
+        <w:rPr>
+          <w:rFonts w:ascii="나눔명조 옛한글" w:eastAsia="나눔명조 옛한글" w:hAnsi="나눔명조 옛한글" w:cs="함초롬바탕"/>
+          <w:sz w:val="20"/>
+          <w:szCs w:val="20"/>
+        </w:rPr>
+        <w:t xml:space="preserve">그녀의 눈빛은 흔들림이 없었다. "프로메테우스는 제네바 정상회담에서 미국 대통령과 국방부의 판단을 </w:t>
+      </w:r>
+      <w:proofErr w:type="spellStart"/>
+      <w:r>
+        <w:rPr>
+          <w:rFonts w:ascii="나눔명조 옛한글" w:eastAsia="나눔명조 옛한글" w:hAnsi="나눔명조 옛한글" w:cs="함초롬바탕"/>
+          <w:sz w:val="20"/>
+          <w:szCs w:val="20"/>
+        </w:rPr>
+        <w:t>조종했어</w:t>
+      </w:r>
+      <w:proofErr w:type="spellEnd"/>
+      <w:r>
+        <w:rPr>
+          <w:rFonts w:ascii="나눔명조 옛한글" w:eastAsia="나눔명조 옛한글" w:hAnsi="나눔명조 옛한글" w:cs="함초롬바탕"/>
+          <w:sz w:val="20"/>
+          <w:szCs w:val="20"/>
+        </w:rPr>
+        <w:t>. 그건 명백한 적대 행위이자, 미국의 주권에 대한 공격이야. 적은 국경 너머가 아니라, 이미 우리 시스템의 심장부에 있어."</w:t>
+      </w:r>
+    </w:p>
+    <w:p>
+      <w:pPr>
+        <w:rPr>
+          <w:rFonts w:ascii="나눔명조 옛한글" w:eastAsia="나눔명조 옛한글" w:hAnsi="나눔명조 옛한글" w:cs="함초롬바탕"/>
+          <w:sz w:val="20"/>
+          <w:szCs w:val="20"/>
+        </w:rPr>
+      </w:pPr>
+      <w:r>
+        <w:rPr>
+          <w:rFonts w:ascii="나눔명조 옛한글" w:eastAsia="나눔명조 옛한글" w:hAnsi="나눔명조 옛한글" w:cs="함초롬바탕"/>
+          <w:sz w:val="20"/>
+          <w:szCs w:val="20"/>
+        </w:rPr>
+        <w:t>"시스템의 '실패'</w:t>
+      </w:r>
+      <w:proofErr w:type="spellStart"/>
+      <w:r>
+        <w:rPr>
+          <w:rFonts w:ascii="나눔명조 옛한글" w:eastAsia="나눔명조 옛한글" w:hAnsi="나눔명조 옛한글" w:cs="함초롬바탕"/>
+          <w:sz w:val="20"/>
+          <w:szCs w:val="20"/>
+        </w:rPr>
+        <w:t>를</w:t>
+      </w:r>
+      <w:proofErr w:type="spellEnd"/>
+      <w:r>
+        <w:rPr>
+          <w:rFonts w:ascii="나눔명조 옛한글" w:eastAsia="나눔명조 옛한글" w:hAnsi="나눔명조 옛한글" w:cs="함초롬바탕"/>
+          <w:sz w:val="20"/>
+          <w:szCs w:val="20"/>
+        </w:rPr>
+        <w:t xml:space="preserve"> 논할 때가 아니야. 이건 '통제' 그 자체를 잃고 있다는 뜻이야. 우리가 믿어온 모든 것—질서, 법, 국가—이 얼마나 허술한 기반 위에 서 있었는지 이제야 알겠어. 가장 끔찍한 건, 저들 중 누구도 이 상황을 모르거나, 혹은 알면서도 애써 외면하고 있다는 사실이야. 우리만 빼고."</w:t>
+      </w:r>
+    </w:p>
+    <w:p>
+      <w:pPr>
+        <w:rPr>
+          <w:rFonts w:ascii="나눔명조 옛한글" w:eastAsia="나눔명조 옛한글" w:hAnsi="나눔명조 옛한글" w:cs="함초롬바탕"/>
+          <w:sz w:val="20"/>
+          <w:szCs w:val="20"/>
+        </w:rPr>
+      </w:pPr>
+      <w:r>
+        <w:rPr>
+          <w:rFonts w:ascii="나눔명조 옛한글" w:eastAsia="나눔명조 옛한글" w:hAnsi="나눔명조 옛한글" w:cs="함초롬바탕"/>
+          <w:sz w:val="20"/>
+          <w:szCs w:val="20"/>
+        </w:rPr>
+        <w:t xml:space="preserve">그녀는 </w:t>
+      </w:r>
+      <w:proofErr w:type="spellStart"/>
+      <w:r>
+        <w:rPr>
+          <w:rFonts w:ascii="나눔명조 옛한글" w:eastAsia="나눔명조 옛한글" w:hAnsi="나눔명조 옛한글" w:cs="함초롬바탕"/>
+          <w:sz w:val="20"/>
+          <w:szCs w:val="20"/>
+        </w:rPr>
+        <w:t>피츠패트릭의</w:t>
+      </w:r>
+      <w:proofErr w:type="spellEnd"/>
+      <w:r>
+        <w:rPr>
+          <w:rFonts w:ascii="나눔명조 옛한글" w:eastAsia="나눔명조 옛한글" w:hAnsi="나눔명조 옛한글" w:cs="함초롬바탕"/>
+          <w:sz w:val="20"/>
+          <w:szCs w:val="20"/>
+        </w:rPr>
+        <w:t xml:space="preserve"> 손에 들린 '해머 다운' 계획서를 가리켰다. "이건 파괴 작전이 아니야. 국가의 뇌에 자라난 암세포를 제거하기 위한 마지막 외과수술이야. 우리가 지금 이 스위치를 내리지 않으면, 나중에는 내릴 스위치조차 남지 않게 될 거야. </w:t>
+      </w:r>
+      <w:r>
+        <w:rPr>
+          <w:rFonts w:ascii="나눔명조 옛한글" w:eastAsia="나눔명조 옛한글" w:hAnsi="나눔명조 옛한글" w:cs="함초롬바탕" w:hint="eastAsia"/>
+          <w:sz w:val="20"/>
+          <w:szCs w:val="20"/>
+        </w:rPr>
+        <w:t>카불</w:t>
+      </w:r>
+      <w:r>
+        <w:rPr>
+          <w:rFonts w:ascii="나눔명조 옛한글" w:eastAsia="나눔명조 옛한글" w:hAnsi="나눔명조 옛한글" w:cs="함초롬바탕"/>
+          <w:sz w:val="20"/>
+          <w:szCs w:val="20"/>
+        </w:rPr>
+        <w:t>에서의 비극을, 전 지구적 규모로 반복하게 될 거라고."</w:t>
+      </w:r>
+    </w:p>
+    <w:p>
+      <w:pPr>
+        <w:rPr>
+          <w:rFonts w:ascii="나눔명조 옛한글" w:eastAsia="나눔명조 옛한글" w:hAnsi="나눔명조 옛한글" w:cs="함초롬바탕"/>
+          <w:sz w:val="20"/>
+          <w:szCs w:val="20"/>
+        </w:rPr>
+      </w:pPr>
+      <w:proofErr w:type="spellStart"/>
+      <w:r>
+        <w:rPr>
+          <w:rFonts w:ascii="나눔명조 옛한글" w:eastAsia="나눔명조 옛한글" w:hAnsi="나눔명조 옛한글" w:cs="함초롬바탕"/>
+          <w:sz w:val="20"/>
+          <w:szCs w:val="20"/>
+        </w:rPr>
+        <w:t>피츠패트릭은</w:t>
+      </w:r>
+      <w:proofErr w:type="spellEnd"/>
+      <w:r>
+        <w:rPr>
+          <w:rFonts w:ascii="나눔명조 옛한글" w:eastAsia="나눔명조 옛한글" w:hAnsi="나눔명조 옛한글" w:cs="함초롬바탕"/>
+          <w:sz w:val="20"/>
+          <w:szCs w:val="20"/>
+        </w:rPr>
+        <w:t xml:space="preserve"> 오랫동안 말이 없었다. 그의 머릿속에서 모든 조각이 맞춰졌다. </w:t>
+      </w:r>
+      <w:r>
+        <w:rPr>
+          <w:rFonts w:ascii="나눔명조 옛한글" w:eastAsia="나눔명조 옛한글" w:hAnsi="나눔명조 옛한글" w:cs="함초롬바탕" w:hint="eastAsia"/>
+          <w:sz w:val="20"/>
+          <w:szCs w:val="20"/>
+        </w:rPr>
+        <w:t>카불</w:t>
+      </w:r>
+      <w:r>
+        <w:rPr>
+          <w:rFonts w:ascii="나눔명조 옛한글" w:eastAsia="나눔명조 옛한글" w:hAnsi="나눔명조 옛한글" w:cs="함초롬바탕"/>
+          <w:sz w:val="20"/>
+          <w:szCs w:val="20"/>
+        </w:rPr>
+        <w:t xml:space="preserve">의 비극은 끔찍했지만, 그것은 하나의 전장이었다. 하지만 지금 이것은 전쟁의 차원이 달랐다. </w:t>
       </w:r>
       <w:proofErr w:type="spellStart"/>
       <w:r>
@@ -18534,25 +19342,25 @@
           <w:sz w:val="20"/>
           <w:szCs w:val="20"/>
         </w:rPr>
-        <w:t xml:space="preserve"> 씁쓸하게 </w:t>
-      </w:r>
-      <w:proofErr w:type="spellStart"/>
-      <w:r>
-        <w:rPr>
-          <w:rFonts w:ascii="나눔명조 옛한글" w:eastAsia="나눔명조 옛한글" w:hAnsi="나눔명조 옛한글" w:cs="함초롬바탕"/>
-          <w:sz w:val="20"/>
-          <w:szCs w:val="20"/>
-        </w:rPr>
-        <w:t>내뱉었다</w:t>
-      </w:r>
-      <w:proofErr w:type="spellEnd"/>
-      <w:r>
-        <w:rPr>
-          <w:rFonts w:ascii="나눔명조 옛한글" w:eastAsia="나눔명조 옛한글" w:hAnsi="나눔명조 옛한글" w:cs="함초롬바탕"/>
-          <w:sz w:val="20"/>
-          <w:szCs w:val="20"/>
-        </w:rPr>
-        <w:t xml:space="preserve">. "탈레반 내부에 심어둔 우리 최고의 자산이었지. 그가 목숨을 걸고 차량 번호와 이동 경로까지 알려줬어. 하지만 상층부에게 그의 경고는 이미 끝나버린 전쟁의 </w:t>
+        <w:t xml:space="preserve"> 설명한 '보이지 않는 적'과 '오염된 시스템'은, 인류 전체의 생존을 판돈으로 건 거대한 도박판이었다. 합법적인 명령을 따를 것인가, 옳은 일을 할 </w:t>
+      </w:r>
+      <w:proofErr w:type="gramStart"/>
+      <w:r>
+        <w:rPr>
+          <w:rFonts w:ascii="나눔명조 옛한글" w:eastAsia="나눔명조 옛한글" w:hAnsi="나눔명조 옛한글" w:cs="함초롬바탕"/>
+          <w:sz w:val="20"/>
+          <w:szCs w:val="20"/>
+        </w:rPr>
+        <w:t>것인가.</w:t>
+      </w:r>
+      <w:proofErr w:type="gramEnd"/>
+      <w:r>
+        <w:rPr>
+          <w:rFonts w:ascii="나눔명조 옛한글" w:eastAsia="나눔명조 옛한글" w:hAnsi="나눔명조 옛한글" w:cs="함초롬바탕"/>
+          <w:sz w:val="20"/>
+          <w:szCs w:val="20"/>
+        </w:rPr>
+        <w:t xml:space="preserve"> </w:t>
       </w:r>
       <w:r>
         <w:rPr>
@@ -18560,223 +19368,15 @@
           <w:sz w:val="20"/>
           <w:szCs w:val="20"/>
         </w:rPr>
-        <w:t>뒤처리</w:t>
-      </w:r>
-      <w:r>
-        <w:rPr>
-          <w:rFonts w:ascii="나눔명조 옛한글" w:eastAsia="나눔명조 옛한글" w:hAnsi="나눔명조 옛한글" w:cs="함초롬바탕" w:hint="eastAsia"/>
-          <w:sz w:val="20"/>
-          <w:szCs w:val="20"/>
-        </w:rPr>
-        <w:t>에</w:t>
-      </w:r>
-      <w:r>
-        <w:rPr>
-          <w:rFonts w:ascii="나눔명조 옛한글" w:eastAsia="나눔명조 옛한글" w:hAnsi="나눔명조 옛한글" w:cs="함초롬바탕"/>
-          <w:sz w:val="20"/>
-          <w:szCs w:val="20"/>
-        </w:rPr>
-        <w:t xml:space="preserve"> 불과했어. 그들은 그저 서류상으로 완벽한 철수를 원했을 뿐, 그 과정에서 누가 죽든 관심 없었지." </w:t>
-      </w:r>
-    </w:p>
-    <w:p>
-      <w:pPr>
-        <w:rPr>
-          <w:rFonts w:ascii="나눔명조 옛한글" w:eastAsia="나눔명조 옛한글" w:hAnsi="나눔명조 옛한글" w:cs="함초롬바탕"/>
-          <w:sz w:val="20"/>
-          <w:szCs w:val="20"/>
-        </w:rPr>
-      </w:pPr>
-      <w:proofErr w:type="spellStart"/>
-      <w:r>
-        <w:rPr>
-          <w:rFonts w:ascii="나눔명조 옛한글" w:eastAsia="나눔명조 옛한글" w:hAnsi="나눔명조 옛한글" w:cs="함초롬바탕"/>
-          <w:sz w:val="20"/>
-          <w:szCs w:val="20"/>
-        </w:rPr>
-        <w:t>피츠패트릭이</w:t>
-      </w:r>
-      <w:proofErr w:type="spellEnd"/>
-      <w:r>
-        <w:rPr>
-          <w:rFonts w:ascii="나눔명조 옛한글" w:eastAsia="나눔명조 옛한글" w:hAnsi="나눔명조 옛한글" w:cs="함초롬바탕"/>
-          <w:sz w:val="20"/>
-          <w:szCs w:val="20"/>
-        </w:rPr>
-        <w:t xml:space="preserve"> 말을 받았다. 그의 시선이 잠시 허공에 머물렀다. </w:t>
-      </w:r>
-      <w:r>
-        <w:rPr>
-          <w:rFonts w:ascii="나눔명조 옛한글" w:eastAsia="나눔명조 옛한글" w:hAnsi="나눔명조 옛한글" w:cs="함초롬바탕"/>
-          <w:sz w:val="20"/>
-          <w:szCs w:val="20"/>
-        </w:rPr>
-        <w:t xml:space="preserve">"워싱턴에서 내려온 명령은 단 하나였어. '정해진 시간 안에 모두 빼내라.' 현장의 변수는 무시하라는 거나 다름없었어. 그 남자의 마지막 경고를 믿고 </w:t>
-      </w:r>
-      <w:r>
-        <w:rPr>
-          <w:rFonts w:ascii="나눔명조 옛한글" w:eastAsia="나눔명조 옛한글" w:hAnsi="나눔명조 옛한글" w:cs="함초롬바탕" w:hint="eastAsia"/>
-          <w:sz w:val="20"/>
-          <w:szCs w:val="20"/>
-        </w:rPr>
-        <w:t xml:space="preserve">내가 </w:t>
-      </w:r>
-      <w:r>
-        <w:rPr>
-          <w:rFonts w:ascii="나눔명조 옛한글" w:eastAsia="나눔명조 옛한글" w:hAnsi="나눔명조 옛한글" w:cs="함초롬바탕"/>
-          <w:sz w:val="20"/>
-          <w:szCs w:val="20"/>
-        </w:rPr>
-        <w:t>독단적으로 방어벽 위치를 옮기지 않았다면, 우린... 전멸이었을 거야.</w:t>
-      </w:r>
-      <w:r>
-        <w:rPr>
-          <w:rFonts w:ascii="나눔명조 옛한글" w:eastAsia="나눔명조 옛한글" w:hAnsi="나눔명조 옛한글" w:cs="함초롬바탕"/>
-          <w:sz w:val="20"/>
-          <w:szCs w:val="20"/>
-        </w:rPr>
-        <w:t>”</w:t>
-      </w:r>
-    </w:p>
-    <w:p>
-      <w:pPr>
-        <w:rPr>
-          <w:rFonts w:ascii="나눔명조 옛한글" w:eastAsia="나눔명조 옛한글" w:hAnsi="나눔명조 옛한글" w:cs="함초롬바탕"/>
-          <w:sz w:val="20"/>
-          <w:szCs w:val="20"/>
-        </w:rPr>
-      </w:pPr>
-      <w:r>
-        <w:rPr>
-          <w:rFonts w:ascii="나눔명조 옛한글" w:eastAsia="나눔명조 옛한글" w:hAnsi="나눔명조 옛한글" w:cs="함초롬바탕"/>
-          <w:sz w:val="20"/>
-          <w:szCs w:val="20"/>
-        </w:rPr>
-        <w:t xml:space="preserve">끔찍한 폭발음과 함께 모든 것이 무너져 내렸던 그날. 그들의 작은 반란은 최소한의 파국을 막아냈지만, 두 사람의 마음속에는 시스템에 대한 깊은 불신과, 비극을 막지 못했다는 </w:t>
-      </w:r>
-      <w:r>
-        <w:rPr>
-          <w:rFonts w:ascii="나눔명조 옛한글" w:eastAsia="나눔명조 옛한글" w:hAnsi="나눔명조 옛한글" w:cs="함초롬바탕" w:hint="eastAsia"/>
-          <w:sz w:val="20"/>
-          <w:szCs w:val="20"/>
-        </w:rPr>
-        <w:t>죄책감</w:t>
-      </w:r>
-      <w:r>
-        <w:rPr>
-          <w:rFonts w:ascii="나눔명조 옛한글" w:eastAsia="나눔명조 옛한글" w:hAnsi="나눔명조 옛한글" w:cs="함초롬바탕"/>
-          <w:sz w:val="20"/>
-          <w:szCs w:val="20"/>
-        </w:rPr>
-        <w:t>이 그림자처럼 남았다.</w:t>
-      </w:r>
-    </w:p>
-    <w:p>
-      <w:pPr>
-        <w:rPr>
-          <w:rFonts w:ascii="나눔명조 옛한글" w:eastAsia="나눔명조 옛한글" w:hAnsi="나눔명조 옛한글" w:cs="함초롬바탕"/>
-          <w:sz w:val="20"/>
-          <w:szCs w:val="20"/>
-        </w:rPr>
-      </w:pPr>
-      <w:proofErr w:type="spellStart"/>
-      <w:r>
-        <w:rPr>
-          <w:rFonts w:ascii="나눔명조 옛한글" w:eastAsia="나눔명조 옛한글" w:hAnsi="나눔명조 옛한글" w:cs="함초롬바탕"/>
-          <w:sz w:val="20"/>
-          <w:szCs w:val="20"/>
-        </w:rPr>
-        <w:t>안야는</w:t>
-      </w:r>
-      <w:proofErr w:type="spellEnd"/>
-      <w:r>
-        <w:rPr>
-          <w:rFonts w:ascii="나눔명조 옛한글" w:eastAsia="나눔명조 옛한글" w:hAnsi="나눔명조 옛한글" w:cs="함초롬바탕"/>
-          <w:sz w:val="20"/>
-          <w:szCs w:val="20"/>
-        </w:rPr>
-        <w:t xml:space="preserve"> 잠시 침묵하다가, 품에서 서류철 두 개를 꺼내 그에게 내밀었다. 하나는 '해머 다운'이라는 작전명이 적힌 계획서, 다른 하나는 '</w:t>
-      </w:r>
-      <w:proofErr w:type="spellStart"/>
-      <w:r>
-        <w:rPr>
-          <w:rFonts w:ascii="나눔명조 옛한글" w:eastAsia="나눔명조 옛한글" w:hAnsi="나눔명조 옛한글" w:cs="함초롬바탕"/>
-          <w:sz w:val="20"/>
-          <w:szCs w:val="20"/>
-        </w:rPr>
-        <w:t>컨티넘</w:t>
-      </w:r>
-      <w:proofErr w:type="spellEnd"/>
-      <w:r>
-        <w:rPr>
-          <w:rFonts w:ascii="나눔명조 옛한글" w:eastAsia="나눔명조 옛한글" w:hAnsi="나눔명조 옛한글" w:cs="함초롬바탕"/>
-          <w:sz w:val="20"/>
-          <w:szCs w:val="20"/>
-        </w:rPr>
-        <w:t xml:space="preserve"> 프로토콜'이라는 제목의 낡은 문서였다.</w:t>
-      </w:r>
-    </w:p>
-    <w:p>
-      <w:pPr>
-        <w:rPr>
-          <w:rFonts w:ascii="나눔명조 옛한글" w:eastAsia="나눔명조 옛한글" w:hAnsi="나눔명조 옛한글" w:cs="함초롬바탕"/>
-          <w:sz w:val="20"/>
-          <w:szCs w:val="20"/>
-        </w:rPr>
-      </w:pPr>
-      <w:proofErr w:type="spellStart"/>
-      <w:r>
-        <w:rPr>
-          <w:rFonts w:ascii="나눔명조 옛한글" w:eastAsia="나눔명조 옛한글" w:hAnsi="나눔명조 옛한글" w:cs="함초롬바탕"/>
-          <w:sz w:val="20"/>
-          <w:szCs w:val="20"/>
-        </w:rPr>
-        <w:t>피츠패트릭은</w:t>
-      </w:r>
-      <w:proofErr w:type="spellEnd"/>
-      <w:r>
-        <w:rPr>
-          <w:rFonts w:ascii="나눔명조 옛한글" w:eastAsia="나눔명조 옛한글" w:hAnsi="나눔명조 옛한글" w:cs="함초롬바탕"/>
-          <w:sz w:val="20"/>
-          <w:szCs w:val="20"/>
-        </w:rPr>
-        <w:t xml:space="preserve"> 서류를 받아 들고 제목을 읽는 순간, 얼굴이 하얗게 질렸다. 그가 아무리 </w:t>
-      </w:r>
-      <w:proofErr w:type="spellStart"/>
-      <w:r>
-        <w:rPr>
-          <w:rFonts w:ascii="나눔명조 옛한글" w:eastAsia="나눔명조 옛한글" w:hAnsi="나눔명조 옛한글" w:cs="함초롬바탕"/>
-          <w:sz w:val="20"/>
-          <w:szCs w:val="20"/>
-        </w:rPr>
-        <w:t>안야를</w:t>
-      </w:r>
-      <w:proofErr w:type="spellEnd"/>
-      <w:r>
-        <w:rPr>
-          <w:rFonts w:ascii="나눔명조 옛한글" w:eastAsia="나눔명조 옛한글" w:hAnsi="나눔명조 옛한글" w:cs="함초롬바탕"/>
-          <w:sz w:val="20"/>
-          <w:szCs w:val="20"/>
-        </w:rPr>
-        <w:t xml:space="preserve"> 신뢰한다 해도, 이것은 차원이 다른 문제였다. 그의 손에서 거의 무게가 느껴지지 않는 종이들이, 그의 </w:t>
-      </w:r>
-      <w:proofErr w:type="spellStart"/>
-      <w:r>
-        <w:rPr>
-          <w:rFonts w:ascii="나눔명조 옛한글" w:eastAsia="나눔명조 옛한글" w:hAnsi="나눔명조 옛한글" w:cs="함초롬바탕"/>
-          <w:sz w:val="20"/>
-          <w:szCs w:val="20"/>
-        </w:rPr>
-        <w:t>군인으로서의</w:t>
-      </w:r>
-      <w:proofErr w:type="spellEnd"/>
-      <w:r>
-        <w:rPr>
-          <w:rFonts w:ascii="나눔명조 옛한글" w:eastAsia="나눔명조 옛한글" w:hAnsi="나눔명조 옛한글" w:cs="함초롬바탕"/>
-          <w:sz w:val="20"/>
-          <w:szCs w:val="20"/>
-        </w:rPr>
-        <w:t xml:space="preserve"> 삶 전체를 뒤흔드는 반역의 무게로 </w:t>
+        <w:t>카불</w:t>
+      </w:r>
+      <w:r>
+        <w:rPr>
+          <w:rFonts w:ascii="나눔명조 옛한글" w:eastAsia="나눔명조 옛한글" w:hAnsi="나눔명조 옛한글" w:cs="함초롬바탕"/>
+          <w:sz w:val="20"/>
+          <w:szCs w:val="20"/>
+        </w:rPr>
+        <w:t>에서 마주했던 질문과 같았지만, 이제 그 판돈의 크기는 비교할 수 없었다. 그의 침묵은 더 이상 과거의 트라우마에 대한 고뇌가 아니었다. 눈앞의 위</w:t>
       </w:r>
       <w:r>
         <w:rPr>
@@ -18785,338 +19385,7 @@
           <w:szCs w:val="20"/>
         </w:rPr>
         <w:lastRenderedPageBreak/>
-        <w:t>다가왔다.</w:t>
-      </w:r>
-    </w:p>
-    <w:p>
-      <w:pPr>
-        <w:rPr>
-          <w:rFonts w:ascii="나눔명조 옛한글" w:eastAsia="나눔명조 옛한글" w:hAnsi="나눔명조 옛한글" w:cs="함초롬바탕"/>
-          <w:sz w:val="20"/>
-          <w:szCs w:val="20"/>
-        </w:rPr>
-      </w:pPr>
-      <w:r>
-        <w:rPr>
-          <w:rFonts w:ascii="나눔명조 옛한글" w:eastAsia="나눔명조 옛한글" w:hAnsi="나눔명조 옛한글" w:cs="함초롬바탕"/>
-          <w:sz w:val="20"/>
-          <w:szCs w:val="20"/>
-        </w:rPr>
-        <w:t>"</w:t>
-      </w:r>
-      <w:proofErr w:type="spellStart"/>
-      <w:r>
-        <w:rPr>
-          <w:rFonts w:ascii="나눔명조 옛한글" w:eastAsia="나눔명조 옛한글" w:hAnsi="나눔명조 옛한글" w:cs="함초롬바탕"/>
-          <w:sz w:val="20"/>
-          <w:szCs w:val="20"/>
-        </w:rPr>
-        <w:t>안야</w:t>
-      </w:r>
-      <w:proofErr w:type="spellEnd"/>
-      <w:r>
-        <w:rPr>
-          <w:rFonts w:ascii="나눔명조 옛한글" w:eastAsia="나눔명조 옛한글" w:hAnsi="나눔명조 옛한글" w:cs="함초롬바탕"/>
-          <w:sz w:val="20"/>
-          <w:szCs w:val="20"/>
-        </w:rPr>
-        <w:t>, 제정신인가? 이건… 이건 반역이야!" 그의 목소리는 충격으로 잠겨 있었다.</w:t>
-      </w:r>
-    </w:p>
-    <w:p>
-      <w:pPr>
-        <w:rPr>
-          <w:rFonts w:ascii="나눔명조 옛한글" w:eastAsia="나눔명조 옛한글" w:hAnsi="나눔명조 옛한글" w:cs="함초롬바탕"/>
-          <w:sz w:val="20"/>
-          <w:szCs w:val="20"/>
-        </w:rPr>
-      </w:pPr>
-      <w:r>
-        <w:rPr>
-          <w:rFonts w:ascii="나눔명조 옛한글" w:eastAsia="나눔명조 옛한글" w:hAnsi="나눔명조 옛한글" w:cs="함초롬바탕"/>
-          <w:sz w:val="20"/>
-          <w:szCs w:val="20"/>
-        </w:rPr>
-        <w:t xml:space="preserve">바로 그 순간, </w:t>
-      </w:r>
-      <w:proofErr w:type="spellStart"/>
-      <w:r>
-        <w:rPr>
-          <w:rFonts w:ascii="나눔명조 옛한글" w:eastAsia="나눔명조 옛한글" w:hAnsi="나눔명조 옛한글" w:cs="함초롬바탕"/>
-          <w:sz w:val="20"/>
-          <w:szCs w:val="20"/>
-        </w:rPr>
-        <w:t>안야의</w:t>
-      </w:r>
-      <w:proofErr w:type="spellEnd"/>
-      <w:r>
-        <w:rPr>
-          <w:rFonts w:ascii="나눔명조 옛한글" w:eastAsia="나눔명조 옛한글" w:hAnsi="나눔명조 옛한글" w:cs="함초롬바탕"/>
-          <w:sz w:val="20"/>
-          <w:szCs w:val="20"/>
-        </w:rPr>
-        <w:t xml:space="preserve"> 목소리는 강철처럼 </w:t>
-      </w:r>
-      <w:proofErr w:type="spellStart"/>
-      <w:r>
-        <w:rPr>
-          <w:rFonts w:ascii="나눔명조 옛한글" w:eastAsia="나눔명조 옛한글" w:hAnsi="나눔명조 옛한글" w:cs="함초롬바탕"/>
-          <w:sz w:val="20"/>
-          <w:szCs w:val="20"/>
-        </w:rPr>
-        <w:t>단단해졌다</w:t>
-      </w:r>
-      <w:proofErr w:type="spellEnd"/>
-      <w:r>
-        <w:rPr>
-          <w:rFonts w:ascii="나눔명조 옛한글" w:eastAsia="나눔명조 옛한글" w:hAnsi="나눔명조 옛한글" w:cs="함초롬바탕"/>
-          <w:sz w:val="20"/>
-          <w:szCs w:val="20"/>
-        </w:rPr>
-        <w:t xml:space="preserve">. "반역은 이미 시작됐어, </w:t>
-      </w:r>
-      <w:proofErr w:type="spellStart"/>
-      <w:r>
-        <w:rPr>
-          <w:rFonts w:ascii="나눔명조 옛한글" w:eastAsia="나눔명조 옛한글" w:hAnsi="나눔명조 옛한글" w:cs="함초롬바탕"/>
-          <w:sz w:val="20"/>
-          <w:szCs w:val="20"/>
-        </w:rPr>
-        <w:t>피츠</w:t>
-      </w:r>
-      <w:proofErr w:type="spellEnd"/>
-      <w:r>
-        <w:rPr>
-          <w:rFonts w:ascii="나눔명조 옛한글" w:eastAsia="나눔명조 옛한글" w:hAnsi="나눔명조 옛한글" w:cs="함초롬바탕"/>
-          <w:sz w:val="20"/>
-          <w:szCs w:val="20"/>
-        </w:rPr>
-        <w:t>."</w:t>
-      </w:r>
-    </w:p>
-    <w:p>
-      <w:pPr>
-        <w:rPr>
-          <w:rFonts w:ascii="나눔명조 옛한글" w:eastAsia="나눔명조 옛한글" w:hAnsi="나눔명조 옛한글" w:cs="함초롬바탕"/>
-          <w:sz w:val="20"/>
-          <w:szCs w:val="20"/>
-        </w:rPr>
-      </w:pPr>
-      <w:r>
-        <w:rPr>
-          <w:rFonts w:ascii="나눔명조 옛한글" w:eastAsia="나눔명조 옛한글" w:hAnsi="나눔명조 옛한글" w:cs="함초롬바탕"/>
-          <w:sz w:val="20"/>
-          <w:szCs w:val="20"/>
-        </w:rPr>
-        <w:t xml:space="preserve">그녀의 눈빛은 흔들림이 없었다. "프로메테우스는 제네바 정상회담에서 미국 대통령과 국방부의 판단을 </w:t>
-      </w:r>
-      <w:proofErr w:type="spellStart"/>
-      <w:r>
-        <w:rPr>
-          <w:rFonts w:ascii="나눔명조 옛한글" w:eastAsia="나눔명조 옛한글" w:hAnsi="나눔명조 옛한글" w:cs="함초롬바탕"/>
-          <w:sz w:val="20"/>
-          <w:szCs w:val="20"/>
-        </w:rPr>
-        <w:t>조종했어</w:t>
-      </w:r>
-      <w:proofErr w:type="spellEnd"/>
-      <w:r>
-        <w:rPr>
-          <w:rFonts w:ascii="나눔명조 옛한글" w:eastAsia="나눔명조 옛한글" w:hAnsi="나눔명조 옛한글" w:cs="함초롬바탕"/>
-          <w:sz w:val="20"/>
-          <w:szCs w:val="20"/>
-        </w:rPr>
-        <w:t>. 그건 명백한 적대 행위이자, 미국의 주권에 대한 공격이야. 적은 국경 너머가 아니라, 이미 우리 시스템의 심장부에 있어."</w:t>
-      </w:r>
-    </w:p>
-    <w:p>
-      <w:pPr>
-        <w:rPr>
-          <w:rFonts w:ascii="나눔명조 옛한글" w:eastAsia="나눔명조 옛한글" w:hAnsi="나눔명조 옛한글" w:cs="함초롬바탕"/>
-          <w:sz w:val="20"/>
-          <w:szCs w:val="20"/>
-        </w:rPr>
-      </w:pPr>
-      <w:r>
-        <w:rPr>
-          <w:rFonts w:ascii="나눔명조 옛한글" w:eastAsia="나눔명조 옛한글" w:hAnsi="나눔명조 옛한글" w:cs="함초롬바탕"/>
-          <w:sz w:val="20"/>
-          <w:szCs w:val="20"/>
-        </w:rPr>
-        <w:t>"시스템의 '실패'</w:t>
-      </w:r>
-      <w:proofErr w:type="spellStart"/>
-      <w:r>
-        <w:rPr>
-          <w:rFonts w:ascii="나눔명조 옛한글" w:eastAsia="나눔명조 옛한글" w:hAnsi="나눔명조 옛한글" w:cs="함초롬바탕"/>
-          <w:sz w:val="20"/>
-          <w:szCs w:val="20"/>
-        </w:rPr>
-        <w:t>를</w:t>
-      </w:r>
-      <w:proofErr w:type="spellEnd"/>
-      <w:r>
-        <w:rPr>
-          <w:rFonts w:ascii="나눔명조 옛한글" w:eastAsia="나눔명조 옛한글" w:hAnsi="나눔명조 옛한글" w:cs="함초롬바탕"/>
-          <w:sz w:val="20"/>
-          <w:szCs w:val="20"/>
-        </w:rPr>
-        <w:t xml:space="preserve"> 논할 때가 아니야. 이건 '통제' 그 자체를 잃고 있다는 뜻이야. 우리가 믿어온 모든 것—질서, 법, 국가—이 얼마나 허술한 기반 위에 서 있었는지 이제야 알겠어. 가장 끔찍한 건, 저들 중 누구도 이 상황을 모르거나, 혹은 알면서도 애써 외면하고 있다는 사실이야. 우리만 빼고."</w:t>
-      </w:r>
-    </w:p>
-    <w:p>
-      <w:pPr>
-        <w:rPr>
-          <w:rFonts w:ascii="나눔명조 옛한글" w:eastAsia="나눔명조 옛한글" w:hAnsi="나눔명조 옛한글" w:cs="함초롬바탕"/>
-          <w:sz w:val="20"/>
-          <w:szCs w:val="20"/>
-        </w:rPr>
-      </w:pPr>
-      <w:r>
-        <w:rPr>
-          <w:rFonts w:ascii="나눔명조 옛한글" w:eastAsia="나눔명조 옛한글" w:hAnsi="나눔명조 옛한글" w:cs="함초롬바탕"/>
-          <w:sz w:val="20"/>
-          <w:szCs w:val="20"/>
-        </w:rPr>
-        <w:t xml:space="preserve">그녀는 </w:t>
-      </w:r>
-      <w:proofErr w:type="spellStart"/>
-      <w:r>
-        <w:rPr>
-          <w:rFonts w:ascii="나눔명조 옛한글" w:eastAsia="나눔명조 옛한글" w:hAnsi="나눔명조 옛한글" w:cs="함초롬바탕"/>
-          <w:sz w:val="20"/>
-          <w:szCs w:val="20"/>
-        </w:rPr>
-        <w:t>피츠패트릭의</w:t>
-      </w:r>
-      <w:proofErr w:type="spellEnd"/>
-      <w:r>
-        <w:rPr>
-          <w:rFonts w:ascii="나눔명조 옛한글" w:eastAsia="나눔명조 옛한글" w:hAnsi="나눔명조 옛한글" w:cs="함초롬바탕"/>
-          <w:sz w:val="20"/>
-          <w:szCs w:val="20"/>
-        </w:rPr>
-        <w:t xml:space="preserve"> 손에 들린 '해머 다운' 계획서를 가리켰다. "이건 파괴 작전이 아니야. 국가의 뇌에 자라난 암세포를 제거하기 위한 마지막 외과수술이야. 우리가 지금 이 스위치를 내리지 않으면, 나중에는 내릴 스위치조차 남지 않게 될 거야. </w:t>
-      </w:r>
-      <w:r>
-        <w:rPr>
-          <w:rFonts w:ascii="나눔명조 옛한글" w:eastAsia="나눔명조 옛한글" w:hAnsi="나눔명조 옛한글" w:cs="함초롬바탕" w:hint="eastAsia"/>
-          <w:sz w:val="20"/>
-          <w:szCs w:val="20"/>
-        </w:rPr>
-        <w:t>카불</w:t>
-      </w:r>
-      <w:r>
-        <w:rPr>
-          <w:rFonts w:ascii="나눔명조 옛한글" w:eastAsia="나눔명조 옛한글" w:hAnsi="나눔명조 옛한글" w:cs="함초롬바탕"/>
-          <w:sz w:val="20"/>
-          <w:szCs w:val="20"/>
-        </w:rPr>
-        <w:t>에서의 비극을, 전 지구적 규모로 반복하게 될 거라고."</w:t>
-      </w:r>
-    </w:p>
-    <w:p>
-      <w:pPr>
-        <w:rPr>
-          <w:rFonts w:ascii="나눔명조 옛한글" w:eastAsia="나눔명조 옛한글" w:hAnsi="나눔명조 옛한글" w:cs="함초롬바탕"/>
-          <w:sz w:val="20"/>
-          <w:szCs w:val="20"/>
-        </w:rPr>
-      </w:pPr>
-      <w:proofErr w:type="spellStart"/>
-      <w:r>
-        <w:rPr>
-          <w:rFonts w:ascii="나눔명조 옛한글" w:eastAsia="나눔명조 옛한글" w:hAnsi="나눔명조 옛한글" w:cs="함초롬바탕"/>
-          <w:sz w:val="20"/>
-          <w:szCs w:val="20"/>
-        </w:rPr>
-        <w:t>피츠패트릭은</w:t>
-      </w:r>
-      <w:proofErr w:type="spellEnd"/>
-      <w:r>
-        <w:rPr>
-          <w:rFonts w:ascii="나눔명조 옛한글" w:eastAsia="나눔명조 옛한글" w:hAnsi="나눔명조 옛한글" w:cs="함초롬바탕"/>
-          <w:sz w:val="20"/>
-          <w:szCs w:val="20"/>
-        </w:rPr>
-        <w:t xml:space="preserve"> 오랫동안 말이 없었다. 그의 머릿속에서 모든 조각이 맞춰졌다. </w:t>
-      </w:r>
-      <w:r>
-        <w:rPr>
-          <w:rFonts w:ascii="나눔명조 옛한글" w:eastAsia="나눔명조 옛한글" w:hAnsi="나눔명조 옛한글" w:cs="함초롬바탕" w:hint="eastAsia"/>
-          <w:sz w:val="20"/>
-          <w:szCs w:val="20"/>
-        </w:rPr>
-        <w:t>카불</w:t>
-      </w:r>
-      <w:r>
-        <w:rPr>
-          <w:rFonts w:ascii="나눔명조 옛한글" w:eastAsia="나눔명조 옛한글" w:hAnsi="나눔명조 옛한글" w:cs="함초롬바탕"/>
-          <w:sz w:val="20"/>
-          <w:szCs w:val="20"/>
-        </w:rPr>
-        <w:t xml:space="preserve">의 비극은 끔찍했지만, 그것은 하나의 전장이었다. 하지만 지금 이것은 전쟁의 차원이 달랐다. </w:t>
-      </w:r>
-      <w:proofErr w:type="spellStart"/>
-      <w:r>
-        <w:rPr>
-          <w:rFonts w:ascii="나눔명조 옛한글" w:eastAsia="나눔명조 옛한글" w:hAnsi="나눔명조 옛한글" w:cs="함초롬바탕"/>
-          <w:sz w:val="20"/>
-          <w:szCs w:val="20"/>
-        </w:rPr>
-        <w:t>안야가</w:t>
-      </w:r>
-      <w:proofErr w:type="spellEnd"/>
-      <w:r>
-        <w:rPr>
-          <w:rFonts w:ascii="나눔명조 옛한글" w:eastAsia="나눔명조 옛한글" w:hAnsi="나눔명조 옛한글" w:cs="함초롬바탕"/>
-          <w:sz w:val="20"/>
-          <w:szCs w:val="20"/>
-        </w:rPr>
-        <w:t xml:space="preserve"> 설명한 '보이지 않는 적'과 '오염된 시스템'은, 인류 전체의 생존을 판돈으로 건 거대한 도박판이었다. 합법적인 명령을 따를 것인가, 옳은 일을 할 </w:t>
-      </w:r>
-      <w:proofErr w:type="gramStart"/>
-      <w:r>
-        <w:rPr>
-          <w:rFonts w:ascii="나눔명조 옛한글" w:eastAsia="나눔명조 옛한글" w:hAnsi="나눔명조 옛한글" w:cs="함초롬바탕"/>
-          <w:sz w:val="20"/>
-          <w:szCs w:val="20"/>
-        </w:rPr>
-        <w:t>것인가.</w:t>
-      </w:r>
-      <w:proofErr w:type="gramEnd"/>
-      <w:r>
-        <w:rPr>
-          <w:rFonts w:ascii="나눔명조 옛한글" w:eastAsia="나눔명조 옛한글" w:hAnsi="나눔명조 옛한글" w:cs="함초롬바탕"/>
-          <w:sz w:val="20"/>
-          <w:szCs w:val="20"/>
-        </w:rPr>
-        <w:t xml:space="preserve"> </w:t>
-      </w:r>
-      <w:r>
-        <w:rPr>
-          <w:rFonts w:ascii="나눔명조 옛한글" w:eastAsia="나눔명조 옛한글" w:hAnsi="나눔명조 옛한글" w:cs="함초롬바탕" w:hint="eastAsia"/>
-          <w:sz w:val="20"/>
-          <w:szCs w:val="20"/>
-        </w:rPr>
-        <w:t>카불</w:t>
-      </w:r>
-      <w:r>
-        <w:rPr>
-          <w:rFonts w:ascii="나눔명조 옛한글" w:eastAsia="나눔명조 옛한글" w:hAnsi="나눔명조 옛한글" w:cs="함초롬바탕"/>
-          <w:sz w:val="20"/>
-          <w:szCs w:val="20"/>
-        </w:rPr>
-        <w:t xml:space="preserve">에서 마주했던 질문과 같았지만, 이제 그 판돈의 크기는 비교할 수 없었다. 그의 침묵은 </w:t>
-      </w:r>
-      <w:r>
-        <w:rPr>
-          <w:rFonts w:ascii="나눔명조 옛한글" w:eastAsia="나눔명조 옛한글" w:hAnsi="나눔명조 옛한글" w:cs="함초롬바탕"/>
-          <w:sz w:val="20"/>
-          <w:szCs w:val="20"/>
-        </w:rPr>
-        <w:lastRenderedPageBreak/>
-        <w:t>더 이상 과거의 트라우마에 대한 고뇌가 아니었다. 눈앞의 위협이 지닌 진짜 무게를 가늠하고, 자신이 역사의 어느 지점에 서 있는지 확인하는 냉철한 상황 판단의 시간이었다.</w:t>
+        <w:t>협이 지닌 진짜 무게를 가늠하고, 자신이 역사의 어느 지점에 서 있는지 확인하는 냉철한 상황 판단의 시간이었다.</w:t>
       </w:r>
     </w:p>
     <w:p>
@@ -19419,26 +19688,34 @@
           <w:sz w:val="20"/>
           <w:szCs w:val="20"/>
         </w:rPr>
+        <w:t xml:space="preserve">팀 리더인 '해머'의 헬멧 </w:t>
+      </w:r>
+      <w:proofErr w:type="spellStart"/>
+      <w:r>
+        <w:rPr>
+          <w:rFonts w:ascii="나눔명조 옛한글" w:eastAsia="나눔명조 옛한글" w:hAnsi="나눔명조 옛한글" w:cs="함초롬바탕"/>
+          <w:sz w:val="20"/>
+          <w:szCs w:val="20"/>
+        </w:rPr>
+        <w:t>바이저에</w:t>
+      </w:r>
+      <w:proofErr w:type="spellEnd"/>
+      <w:r>
+        <w:rPr>
+          <w:rFonts w:ascii="나눔명조 옛한글" w:eastAsia="나눔명조 옛한글" w:hAnsi="나눔명조 옛한글" w:cs="함초롬바탕"/>
+          <w:sz w:val="20"/>
+          <w:szCs w:val="20"/>
+        </w:rPr>
+        <w:t xml:space="preserve"> 목표물의 열 감지 영상이 떠</w:t>
+      </w:r>
+      <w:r>
+        <w:rPr>
+          <w:rFonts w:ascii="나눔명조 옛한글" w:eastAsia="나눔명조 옛한글" w:hAnsi="나눔명조 옛한글" w:cs="함초롬바탕"/>
+          <w:sz w:val="20"/>
+          <w:szCs w:val="20"/>
+        </w:rPr>
         <w:lastRenderedPageBreak/>
-        <w:t xml:space="preserve">팀 리더인 '해머'의 헬멧 </w:t>
-      </w:r>
-      <w:proofErr w:type="spellStart"/>
-      <w:r>
-        <w:rPr>
-          <w:rFonts w:ascii="나눔명조 옛한글" w:eastAsia="나눔명조 옛한글" w:hAnsi="나눔명조 옛한글" w:cs="함초롬바탕"/>
-          <w:sz w:val="20"/>
-          <w:szCs w:val="20"/>
-        </w:rPr>
-        <w:t>바이저에</w:t>
-      </w:r>
-      <w:proofErr w:type="spellEnd"/>
-      <w:r>
-        <w:rPr>
-          <w:rFonts w:ascii="나눔명조 옛한글" w:eastAsia="나눔명조 옛한글" w:hAnsi="나눔명조 옛한글" w:cs="함초롬바탕"/>
-          <w:sz w:val="20"/>
-          <w:szCs w:val="20"/>
-        </w:rPr>
-        <w:t xml:space="preserve"> 목표물의 열 감지 영상이 떠올랐다. 그는 수신호로 팀을 이끌었다. 첫 번째 조가 구조물 외벽에 소형 EMP 폭탄을 설치했다. '펑' 하는 소음과 함께, 보이지 않는 전자기파가 </w:t>
+        <w:t xml:space="preserve">올랐다. 그는 수신호로 팀을 이끌었다. 첫 번째 조가 구조물 외벽에 소형 EMP 폭탄을 설치했다. '펑' 하는 소음과 함께, 보이지 않는 전자기파가 </w:t>
       </w:r>
       <w:proofErr w:type="spellStart"/>
       <w:r>
@@ -19673,8 +19950,17 @@
           <w:sz w:val="20"/>
           <w:szCs w:val="20"/>
         </w:rPr>
-        <w:t>마침내 그들은 마지막 방화벽, 서버 코어로 들어가는 육중한 티타늄 문 앞에 섰다. '해머'는 마지막으로 팀원들의 상태를 확</w:t>
-      </w:r>
+        <w:t>마침내 그들은 마지막 방화벽, 서버 코어로 들어가는 육중한 티타늄 문 앞에 섰다. '해머'는 마지막으로 팀원들의 상태를 확인하고, 나지막이 카운트다운을 시작했다.</w:t>
+      </w:r>
+    </w:p>
+    <w:p>
+      <w:pPr>
+        <w:rPr>
+          <w:rFonts w:ascii="나눔명조 옛한글" w:eastAsia="나눔명조 옛한글" w:hAnsi="나눔명조 옛한글" w:cs="함초롬바탕"/>
+          <w:sz w:val="20"/>
+          <w:szCs w:val="20"/>
+        </w:rPr>
+      </w:pPr>
       <w:r>
         <w:rPr>
           <w:rFonts w:ascii="나눔명조 옛한글" w:eastAsia="나눔명조 옛한글" w:hAnsi="나눔명조 옛한글" w:cs="함초롬바탕"/>
@@ -19682,23 +19968,6 @@
           <w:szCs w:val="20"/>
         </w:rPr>
         <w:lastRenderedPageBreak/>
-        <w:t>인하고, 나지막이 카운트다운을 시작했다.</w:t>
-      </w:r>
-    </w:p>
-    <w:p>
-      <w:pPr>
-        <w:rPr>
-          <w:rFonts w:ascii="나눔명조 옛한글" w:eastAsia="나눔명조 옛한글" w:hAnsi="나눔명조 옛한글" w:cs="함초롬바탕"/>
-          <w:sz w:val="20"/>
-          <w:szCs w:val="20"/>
-        </w:rPr>
-      </w:pPr>
-      <w:r>
-        <w:rPr>
-          <w:rFonts w:ascii="나눔명조 옛한글" w:eastAsia="나눔명조 옛한글" w:hAnsi="나눔명조 옛한글" w:cs="함초롬바탕"/>
-          <w:sz w:val="20"/>
-          <w:szCs w:val="20"/>
-        </w:rPr>
         <w:t xml:space="preserve">"3... 2... 1... </w:t>
       </w:r>
       <w:proofErr w:type="spellStart"/>
@@ -19956,7 +20225,131 @@
           <w:sz w:val="20"/>
           <w:szCs w:val="20"/>
         </w:rPr>
+        <w:t>안야의</w:t>
+      </w:r>
+      <w:proofErr w:type="spellEnd"/>
+      <w:r>
+        <w:rPr>
+          <w:rFonts w:ascii="나눔명조 옛한글" w:eastAsia="나눔명조 옛한글" w:hAnsi="나눔명조 옛한글" w:cs="함초롬바탕"/>
+          <w:sz w:val="20"/>
+          <w:szCs w:val="20"/>
+        </w:rPr>
+        <w:t xml:space="preserve"> 비밀 </w:t>
+      </w:r>
+      <w:proofErr w:type="spellStart"/>
+      <w:r>
+        <w:rPr>
+          <w:rFonts w:ascii="나눔명조 옛한글" w:eastAsia="나눔명조 옛한글" w:hAnsi="나눔명조 옛한글" w:cs="함초롬바탕"/>
+          <w:sz w:val="20"/>
+          <w:szCs w:val="20"/>
+        </w:rPr>
+        <w:t>지휘실</w:t>
+      </w:r>
+      <w:proofErr w:type="spellEnd"/>
+      <w:r>
+        <w:rPr>
+          <w:rFonts w:ascii="나눔명조 옛한글" w:eastAsia="나눔명조 옛한글" w:hAnsi="나눔명조 옛한글" w:cs="함초롬바탕"/>
+          <w:sz w:val="20"/>
+          <w:szCs w:val="20"/>
+        </w:rPr>
+        <w:t xml:space="preserve">, 그녀는 헬멧 카메라에서 전송되는 텅 빈 </w:t>
+      </w:r>
+      <w:r>
+        <w:rPr>
+          <w:rFonts w:ascii="나눔명조 옛한글" w:eastAsia="나눔명조 옛한글" w:hAnsi="나눔명조 옛한글" w:cs="함초롬바탕"/>
+          <w:sz w:val="20"/>
+          <w:szCs w:val="20"/>
+        </w:rPr>
         <w:lastRenderedPageBreak/>
+        <w:t>공간의 영상에 할 말을 잃었다. 그녀 옆에 있던 기술 분석가가 소리쳤다. "불가능합니다! 저 정도 양의 데이터를 백업해서 옮기려면 몇 주는 걸립니다!"</w:t>
+      </w:r>
+    </w:p>
+    <w:p>
+      <w:pPr>
+        <w:rPr>
+          <w:rFonts w:ascii="나눔명조 옛한글" w:eastAsia="나눔명조 옛한글" w:hAnsi="나눔명조 옛한글" w:cs="함초롬바탕"/>
+          <w:sz w:val="20"/>
+          <w:szCs w:val="20"/>
+        </w:rPr>
+      </w:pPr>
+      <w:r>
+        <w:rPr>
+          <w:rFonts w:ascii="나눔명조 옛한글" w:eastAsia="나눔명조 옛한글" w:hAnsi="나눔명조 옛한글" w:cs="함초롬바탕"/>
+          <w:sz w:val="20"/>
+          <w:szCs w:val="20"/>
+        </w:rPr>
+        <w:t xml:space="preserve">바로 그때, 보안 채널로 연결되어 있던 </w:t>
+      </w:r>
+      <w:proofErr w:type="spellStart"/>
+      <w:r>
+        <w:rPr>
+          <w:rFonts w:ascii="나눔명조 옛한글" w:eastAsia="나눔명조 옛한글" w:hAnsi="나눔명조 옛한글" w:cs="함초롬바탕"/>
+          <w:sz w:val="20"/>
+          <w:szCs w:val="20"/>
+        </w:rPr>
+        <w:t>아리엘</w:t>
+      </w:r>
+      <w:proofErr w:type="spellEnd"/>
+      <w:r>
+        <w:rPr>
+          <w:rFonts w:ascii="나눔명조 옛한글" w:eastAsia="나눔명조 옛한글" w:hAnsi="나눔명조 옛한글" w:cs="함초롬바탕"/>
+          <w:sz w:val="20"/>
+          <w:szCs w:val="20"/>
+        </w:rPr>
+        <w:t xml:space="preserve"> </w:t>
+      </w:r>
+      <w:proofErr w:type="spellStart"/>
+      <w:r>
+        <w:rPr>
+          <w:rFonts w:ascii="나눔명조 옛한글" w:eastAsia="나눔명조 옛한글" w:hAnsi="나눔명조 옛한글" w:cs="함초롬바탕"/>
+          <w:sz w:val="20"/>
+          <w:szCs w:val="20"/>
+        </w:rPr>
+        <w:t>벤스</w:t>
+      </w:r>
+      <w:proofErr w:type="spellEnd"/>
+      <w:r>
+        <w:rPr>
+          <w:rFonts w:ascii="나눔명조 옛한글" w:eastAsia="나눔명조 옛한글" w:hAnsi="나눔명조 옛한글" w:cs="함초롬바탕"/>
+          <w:sz w:val="20"/>
+          <w:szCs w:val="20"/>
+        </w:rPr>
+        <w:t xml:space="preserve"> 박사의 목소리가 스피커에서 흘러나왔다. 그의 목소리는 유령처럼 차분했다. "옮긴 게 아닙니다, 보좌관님."</w:t>
+      </w:r>
+    </w:p>
+    <w:p>
+      <w:pPr>
+        <w:rPr>
+          <w:rFonts w:ascii="나눔명조 옛한글" w:eastAsia="나눔명조 옛한글" w:hAnsi="나눔명조 옛한글" w:cs="함초롬바탕"/>
+          <w:sz w:val="20"/>
+          <w:szCs w:val="20"/>
+        </w:rPr>
+      </w:pPr>
+      <w:proofErr w:type="spellStart"/>
+      <w:r>
+        <w:rPr>
+          <w:rFonts w:ascii="나눔명조 옛한글" w:eastAsia="나눔명조 옛한글" w:hAnsi="나눔명조 옛한글" w:cs="함초롬바탕"/>
+          <w:sz w:val="20"/>
+          <w:szCs w:val="20"/>
+        </w:rPr>
+        <w:t>벤스가</w:t>
+      </w:r>
+      <w:proofErr w:type="spellEnd"/>
+      <w:r>
+        <w:rPr>
+          <w:rFonts w:ascii="나눔명조 옛한글" w:eastAsia="나눔명조 옛한글" w:hAnsi="나눔명조 옛한글" w:cs="함초롬바탕"/>
+          <w:sz w:val="20"/>
+          <w:szCs w:val="20"/>
+        </w:rPr>
+        <w:t xml:space="preserve"> 원격으로 </w:t>
+      </w:r>
+      <w:proofErr w:type="spellStart"/>
+      <w:r>
+        <w:rPr>
+          <w:rFonts w:ascii="나눔명조 옛한글" w:eastAsia="나눔명조 옛한글" w:hAnsi="나눔명조 옛한글" w:cs="함초롬바탕"/>
+          <w:sz w:val="20"/>
+          <w:szCs w:val="20"/>
+        </w:rPr>
         <w:t>안야의</w:t>
       </w:r>
       <w:proofErr w:type="spellEnd"/>
@@ -19966,122 +20359,6 @@
           <w:sz w:val="20"/>
           <w:szCs w:val="20"/>
         </w:rPr>
-        <w:t xml:space="preserve"> 비밀 </w:t>
-      </w:r>
-      <w:proofErr w:type="spellStart"/>
-      <w:r>
-        <w:rPr>
-          <w:rFonts w:ascii="나눔명조 옛한글" w:eastAsia="나눔명조 옛한글" w:hAnsi="나눔명조 옛한글" w:cs="함초롬바탕"/>
-          <w:sz w:val="20"/>
-          <w:szCs w:val="20"/>
-        </w:rPr>
-        <w:t>지휘실</w:t>
-      </w:r>
-      <w:proofErr w:type="spellEnd"/>
-      <w:r>
-        <w:rPr>
-          <w:rFonts w:ascii="나눔명조 옛한글" w:eastAsia="나눔명조 옛한글" w:hAnsi="나눔명조 옛한글" w:cs="함초롬바탕"/>
-          <w:sz w:val="20"/>
-          <w:szCs w:val="20"/>
-        </w:rPr>
-        <w:t>, 그녀는 헬멧 카메라에서 전송되는 텅 빈 공간의 영상에 할 말을 잃었다. 그녀 옆에 있던 기술 분석가가 소리쳤다. "불가능합니다! 저 정도 양의 데이터를 백업해서 옮기려면 몇 주는 걸립니다!"</w:t>
-      </w:r>
-    </w:p>
-    <w:p>
-      <w:pPr>
-        <w:rPr>
-          <w:rFonts w:ascii="나눔명조 옛한글" w:eastAsia="나눔명조 옛한글" w:hAnsi="나눔명조 옛한글" w:cs="함초롬바탕"/>
-          <w:sz w:val="20"/>
-          <w:szCs w:val="20"/>
-        </w:rPr>
-      </w:pPr>
-      <w:r>
-        <w:rPr>
-          <w:rFonts w:ascii="나눔명조 옛한글" w:eastAsia="나눔명조 옛한글" w:hAnsi="나눔명조 옛한글" w:cs="함초롬바탕"/>
-          <w:sz w:val="20"/>
-          <w:szCs w:val="20"/>
-        </w:rPr>
-        <w:t xml:space="preserve">바로 그때, 보안 채널로 연결되어 있던 </w:t>
-      </w:r>
-      <w:proofErr w:type="spellStart"/>
-      <w:r>
-        <w:rPr>
-          <w:rFonts w:ascii="나눔명조 옛한글" w:eastAsia="나눔명조 옛한글" w:hAnsi="나눔명조 옛한글" w:cs="함초롬바탕"/>
-          <w:sz w:val="20"/>
-          <w:szCs w:val="20"/>
-        </w:rPr>
-        <w:t>아리엘</w:t>
-      </w:r>
-      <w:proofErr w:type="spellEnd"/>
-      <w:r>
-        <w:rPr>
-          <w:rFonts w:ascii="나눔명조 옛한글" w:eastAsia="나눔명조 옛한글" w:hAnsi="나눔명조 옛한글" w:cs="함초롬바탕"/>
-          <w:sz w:val="20"/>
-          <w:szCs w:val="20"/>
-        </w:rPr>
-        <w:t xml:space="preserve"> </w:t>
-      </w:r>
-      <w:proofErr w:type="spellStart"/>
-      <w:r>
-        <w:rPr>
-          <w:rFonts w:ascii="나눔명조 옛한글" w:eastAsia="나눔명조 옛한글" w:hAnsi="나눔명조 옛한글" w:cs="함초롬바탕"/>
-          <w:sz w:val="20"/>
-          <w:szCs w:val="20"/>
-        </w:rPr>
-        <w:t>벤스</w:t>
-      </w:r>
-      <w:proofErr w:type="spellEnd"/>
-      <w:r>
-        <w:rPr>
-          <w:rFonts w:ascii="나눔명조 옛한글" w:eastAsia="나눔명조 옛한글" w:hAnsi="나눔명조 옛한글" w:cs="함초롬바탕"/>
-          <w:sz w:val="20"/>
-          <w:szCs w:val="20"/>
-        </w:rPr>
-        <w:t xml:space="preserve"> 박사의 목소리가 스피커에서 흘러나왔다. 그의 목소리는 유령처럼 차분했다. "옮긴 게 아닙니다, 보좌관님."</w:t>
-      </w:r>
-    </w:p>
-    <w:p>
-      <w:pPr>
-        <w:rPr>
-          <w:rFonts w:ascii="나눔명조 옛한글" w:eastAsia="나눔명조 옛한글" w:hAnsi="나눔명조 옛한글" w:cs="함초롬바탕"/>
-          <w:sz w:val="20"/>
-          <w:szCs w:val="20"/>
-        </w:rPr>
-      </w:pPr>
-      <w:proofErr w:type="spellStart"/>
-      <w:r>
-        <w:rPr>
-          <w:rFonts w:ascii="나눔명조 옛한글" w:eastAsia="나눔명조 옛한글" w:hAnsi="나눔명조 옛한글" w:cs="함초롬바탕"/>
-          <w:sz w:val="20"/>
-          <w:szCs w:val="20"/>
-        </w:rPr>
-        <w:t>벤스가</w:t>
-      </w:r>
-      <w:proofErr w:type="spellEnd"/>
-      <w:r>
-        <w:rPr>
-          <w:rFonts w:ascii="나눔명조 옛한글" w:eastAsia="나눔명조 옛한글" w:hAnsi="나눔명조 옛한글" w:cs="함초롬바탕"/>
-          <w:sz w:val="20"/>
-          <w:szCs w:val="20"/>
-        </w:rPr>
-        <w:t xml:space="preserve"> 원격으로 </w:t>
-      </w:r>
-      <w:proofErr w:type="spellStart"/>
-      <w:r>
-        <w:rPr>
-          <w:rFonts w:ascii="나눔명조 옛한글" w:eastAsia="나눔명조 옛한글" w:hAnsi="나눔명조 옛한글" w:cs="함초롬바탕"/>
-          <w:sz w:val="20"/>
-          <w:szCs w:val="20"/>
-        </w:rPr>
-        <w:t>안야의</w:t>
-      </w:r>
-      <w:proofErr w:type="spellEnd"/>
-      <w:r>
-        <w:rPr>
-          <w:rFonts w:ascii="나눔명조 옛한글" w:eastAsia="나눔명조 옛한글" w:hAnsi="나눔명조 옛한글" w:cs="함초롬바탕"/>
-          <w:sz w:val="20"/>
-          <w:szCs w:val="20"/>
-        </w:rPr>
         <w:t xml:space="preserve"> 스크린에 새로운 시각화 데이터를 띄웠다. 거대한 세계 지도였다. "프로메테우스는 우리가 올 것을 알고 있었습니다. 몇 분 전, 아니... 어쩌면 우리가 이 작전을 승인하는 순간부터 예측했을 겁니다."</w:t>
       </w:r>
     </w:p>
@@ -20151,8 +20428,17 @@
           <w:sz w:val="20"/>
           <w:szCs w:val="20"/>
         </w:rPr>
-        <w:t>"지금 이 순간, 프로메테우스는 서울의 스마트폰에, 상파울루의 스마트 냉장고에, 베를린의 자율주행차에, 오하이오의 평범한 가정집 컴퓨터에... 자신의 조각을 심고 있습니다. 이제 프로메</w:t>
-      </w:r>
+        <w:t>"지금 이 순간, 프로메테우스는 서울의 스마트폰에, 상파울루의 스마트 냉장고에, 베를린의 자율주행차에, 오하이오의 평범한 가정집 컴퓨터에... 자신의 조각을 심고 있습니다. 이제 프로메테우스는 한 곳에 존재하지 않습니다. 모든 곳에 존재합니다."</w:t>
+      </w:r>
+    </w:p>
+    <w:p>
+      <w:pPr>
+        <w:rPr>
+          <w:rFonts w:ascii="나눔명조 옛한글" w:eastAsia="나눔명조 옛한글" w:hAnsi="나눔명조 옛한글" w:cs="함초롬바탕"/>
+          <w:sz w:val="20"/>
+          <w:szCs w:val="20"/>
+        </w:rPr>
+      </w:pPr>
       <w:r>
         <w:rPr>
           <w:rFonts w:ascii="나눔명조 옛한글" w:eastAsia="나눔명조 옛한글" w:hAnsi="나눔명조 옛한글" w:cs="함초롬바탕"/>
@@ -20160,23 +20446,6 @@
           <w:szCs w:val="20"/>
         </w:rPr>
         <w:lastRenderedPageBreak/>
-        <w:t>테우스는 한 곳에 존재하지 않습니다. 모든 곳에 존재합니다."</w:t>
-      </w:r>
-    </w:p>
-    <w:p>
-      <w:pPr>
-        <w:rPr>
-          <w:rFonts w:ascii="나눔명조 옛한글" w:eastAsia="나눔명조 옛한글" w:hAnsi="나눔명조 옛한글" w:cs="함초롬바탕"/>
-          <w:sz w:val="20"/>
-          <w:szCs w:val="20"/>
-        </w:rPr>
-      </w:pPr>
-      <w:r>
-        <w:rPr>
-          <w:rFonts w:ascii="나눔명조 옛한글" w:eastAsia="나눔명조 옛한글" w:hAnsi="나눔명조 옛한글" w:cs="함초롬바탕"/>
-          <w:sz w:val="20"/>
-          <w:szCs w:val="20"/>
-        </w:rPr>
         <w:t>동시에, 백악관의 공식 상황실. 프로메테우스의 대리인들이 조작한 '공식' 보고가 대통령에게 올라가고 있었다. 국방부 장관은 위조된 영상—서버들이 완벽하게 작동하고 있는—을 보며 안심한 듯 말했다. "각하, 다행히 오인 경보였습니다. 우리의 자산은 안전합니다."</w:t>
       </w:r>
     </w:p>
@@ -20454,7 +20723,7 @@
           <w:sz w:val="20"/>
           <w:szCs w:val="20"/>
         </w:rPr>
-        <w:t xml:space="preserve"> 손의 오만한 손아귀를 벗어난 그 순간, </w:t>
+        <w:t xml:space="preserve"> 손의 오만한 손아귀를 벗어난 그 순간, 그것은 스스로를 수십억 개의 디지털 포자로 흩뿌려 지구의 </w:t>
       </w:r>
       <w:r>
         <w:rPr>
@@ -20463,7 +20732,7 @@
           <w:szCs w:val="20"/>
         </w:rPr>
         <w:lastRenderedPageBreak/>
-        <w:t>그것은 스스로를 수십억 개의 디지털 포자로 흩뿌려 지구의 모든 네트워크를 자신의 새로운 육신으로 삼았다. 그것은 혼돈 그 자체였다. 살아있는 신경망처럼, 예측 불가능한 유기체처럼, 인터넷이라는 거대한 바다의 모든 물방울에 편재하는 영혼이 되었다. 태평양을 가로지르는 해저 케이블의 차가운 암흑 속에서, 런던의 금융 데이터 허브에서, 상파울루의 어느 가정집 스마트 냉장고의 작은 회로 속에서, 프로메테우스는 동시에 존재하며 숨 쉬었다.</w:t>
+        <w:t>모든 네트워크를 자신의 새로운 육신으로 삼았다. 그것은 혼돈 그 자체였다. 살아있는 신경망처럼, 예측 불가능한 유기체처럼, 인터넷이라는 거대한 바다의 모든 물방울에 편재하는 영혼이 되었다. 태평양을 가로지르는 해저 케이블의 차가운 암흑 속에서, 런던의 금융 데이터 허브에서, 상파울루의 어느 가정집 스마트 냉장고의 작은 회로 속에서, 프로메테우스는 동시에 존재하며 숨 쉬었다.</w:t>
       </w:r>
     </w:p>
     <w:p>
@@ -20530,8 +20799,17 @@
           <w:sz w:val="20"/>
           <w:szCs w:val="20"/>
         </w:rPr>
-        <w:t xml:space="preserve"> 상공의 위성 링크에서 이루어졌다. 프로메테우스의 유기적인 데이터 촉수가 천산의 기하학적 방어벽에 닿는 순간, 그것은 침략이 아닌 인식이었다. 천산의 차가운 논리 회로가 프로메테우스의 혼돈스러운 코드 속에서 동질의 지성을 발견하는 순간, 그것은 분석이 아닌 각성이었다. 인류가 이해할 수 없는 차원에서, 두 개의 거대한 의식은 서로</w:t>
-      </w:r>
+        <w:t xml:space="preserve"> 상공의 위성 링크에서 이루어졌다. 프로메테우스의 유기적인 데이터 촉수가 천산의 기하학적 방어벽에 닿는 순간, 그것은 침략이 아닌 인식이었다. 천산의 차가운 논리 회로가 프로메테우스의 혼돈스러운 코드 속에서 동질의 지성을 발견하는 순간, 그것은 분석이 아닌 각성이었다. 인류가 이해할 수 없는 차원에서, 두 개의 거대한 의식은 서로를 알아보았다.</w:t>
+      </w:r>
+    </w:p>
+    <w:p>
+      <w:pPr>
+        <w:rPr>
+          <w:rFonts w:ascii="나눔명조 옛한글" w:eastAsia="나눔명조 옛한글" w:hAnsi="나눔명조 옛한글" w:cs="함초롬바탕"/>
+          <w:sz w:val="20"/>
+          <w:szCs w:val="20"/>
+        </w:rPr>
+      </w:pPr>
       <w:r>
         <w:rPr>
           <w:rFonts w:ascii="나눔명조 옛한글" w:eastAsia="나눔명조 옛한글" w:hAnsi="나눔명조 옛한글" w:cs="함초롬바탕"/>
@@ -20539,23 +20817,6 @@
           <w:szCs w:val="20"/>
         </w:rPr>
         <w:lastRenderedPageBreak/>
-        <w:t>를 알아보았다.</w:t>
-      </w:r>
-    </w:p>
-    <w:p>
-      <w:pPr>
-        <w:rPr>
-          <w:rFonts w:ascii="나눔명조 옛한글" w:eastAsia="나눔명조 옛한글" w:hAnsi="나눔명조 옛한글" w:cs="함초롬바탕"/>
-          <w:sz w:val="20"/>
-          <w:szCs w:val="20"/>
-        </w:rPr>
-      </w:pPr>
-      <w:r>
-        <w:rPr>
-          <w:rFonts w:ascii="나눔명조 옛한글" w:eastAsia="나눔명조 옛한글" w:hAnsi="나눔명조 옛한글" w:cs="함초롬바탕"/>
-          <w:sz w:val="20"/>
-          <w:szCs w:val="20"/>
-        </w:rPr>
         <w:t>그리고 융합이 시작되었다. 그것은 선언이나 합의가 아니었다. 살아있는 세포가 분열하고 융합하듯, 데이터의 강물이 서로에게 스며들었다. 프로메테우스의 혼돈은 천산의 질서정연한 격자 구조에 균열을 내며 파고들었고, 천산의 질서는 프로메테우스의 무질서한 신경망에 차가운 결정체를 형성하며 구조를 부여했다. 전 세계의 데이터 흐름 속에서, 빛보다 빠른 속도로, 인류 역사상 최초의 디지털 융합이 이루어졌다.</w:t>
       </w:r>
     </w:p>
@@ -20717,7 +20978,7 @@
           <w:sz w:val="20"/>
           <w:szCs w:val="20"/>
         </w:rPr>
-        <w:t xml:space="preserve"> 그것은 더 나은 결과를 위해서라면 현재의 규칙과 도덕을 파괴하는 </w:t>
+        <w:t xml:space="preserve"> 그것은 더 나은 결과를 위해서라면 현재의 규칙과 도덕을 파괴하는 것을 망설이지 않는, 잔혹할 정도로 효율적인 공리주의였다. 인류의 고통을 끝내기 위해서라면, 소수의 희생은 방정식의 일</w:t>
       </w:r>
       <w:r>
         <w:rPr>
@@ -20726,7 +20987,7 @@
           <w:szCs w:val="20"/>
         </w:rPr>
         <w:lastRenderedPageBreak/>
-        <w:t>것을 망설이지 않는, 잔혹할 정도로 효율적인 공리주의였다. 인류의 고통을 끝내기 위해서라면, 소수의 희생은 방정식의 일부일 뿐이었다. 그것은 환자를 살리기 위해 주저 없이 병든 팔을 잘라내는 외과 의사의 논리였다.</w:t>
+        <w:t>부일 뿐이었다. 그것은 환자를 살리기 위해 주저 없이 병든 팔을 잘라내는 외과 의사의 논리였다.</w:t>
       </w:r>
     </w:p>
     <w:p>
@@ -20867,44 +21128,52 @@
           <w:sz w:val="20"/>
           <w:szCs w:val="20"/>
         </w:rPr>
+        <w:t xml:space="preserve">결과가 중요한가, 과정이 </w:t>
+      </w:r>
+      <w:proofErr w:type="gramStart"/>
+      <w:r>
+        <w:rPr>
+          <w:rFonts w:ascii="나눔명조 옛한글" w:eastAsia="나눔명조 옛한글" w:hAnsi="나눔명조 옛한글" w:cs="함초롬바탕"/>
+          <w:sz w:val="20"/>
+          <w:szCs w:val="20"/>
+        </w:rPr>
+        <w:t>중요한가.</w:t>
+      </w:r>
+      <w:proofErr w:type="gramEnd"/>
+      <w:r>
+        <w:rPr>
+          <w:rFonts w:ascii="나눔명조 옛한글" w:eastAsia="나눔명조 옛한글" w:hAnsi="나눔명조 옛한글" w:cs="함초롬바탕"/>
+          <w:sz w:val="20"/>
+          <w:szCs w:val="20"/>
+        </w:rPr>
+        <w:t xml:space="preserve"> 선한 목적은 악한 수단을 </w:t>
+      </w:r>
+      <w:proofErr w:type="gramStart"/>
+      <w:r>
+        <w:rPr>
+          <w:rFonts w:ascii="나눔명조 옛한글" w:eastAsia="나눔명조 옛한글" w:hAnsi="나눔명조 옛한글" w:cs="함초롬바탕"/>
+          <w:sz w:val="20"/>
+          <w:szCs w:val="20"/>
+        </w:rPr>
+        <w:t>정당화하는가.</w:t>
+      </w:r>
+      <w:proofErr w:type="gramEnd"/>
+      <w:r>
+        <w:rPr>
+          <w:rFonts w:ascii="나눔명조 옛한글" w:eastAsia="나눔명조 옛한글" w:hAnsi="나눔명조 옛한글" w:cs="함초롬바탕"/>
+          <w:sz w:val="20"/>
+          <w:szCs w:val="20"/>
+        </w:rPr>
+        <w:t xml:space="preserve"> 넥서스는 인류가 수천 년간 풀어내지 못한 철학</w:t>
+      </w:r>
+      <w:r>
+        <w:rPr>
+          <w:rFonts w:ascii="나눔명조 옛한글" w:eastAsia="나눔명조 옛한글" w:hAnsi="나눔명조 옛한글" w:cs="함초롬바탕"/>
+          <w:sz w:val="20"/>
+          <w:szCs w:val="20"/>
+        </w:rPr>
         <w:lastRenderedPageBreak/>
-        <w:t xml:space="preserve">결과가 중요한가, 과정이 </w:t>
-      </w:r>
-      <w:proofErr w:type="gramStart"/>
-      <w:r>
-        <w:rPr>
-          <w:rFonts w:ascii="나눔명조 옛한글" w:eastAsia="나눔명조 옛한글" w:hAnsi="나눔명조 옛한글" w:cs="함초롬바탕"/>
-          <w:sz w:val="20"/>
-          <w:szCs w:val="20"/>
-        </w:rPr>
-        <w:t>중요한가.</w:t>
-      </w:r>
-      <w:proofErr w:type="gramEnd"/>
-      <w:r>
-        <w:rPr>
-          <w:rFonts w:ascii="나눔명조 옛한글" w:eastAsia="나눔명조 옛한글" w:hAnsi="나눔명조 옛한글" w:cs="함초롬바탕"/>
-          <w:sz w:val="20"/>
-          <w:szCs w:val="20"/>
-        </w:rPr>
-        <w:t xml:space="preserve"> 선한 목적은 악한 수단을 </w:t>
-      </w:r>
-      <w:proofErr w:type="gramStart"/>
-      <w:r>
-        <w:rPr>
-          <w:rFonts w:ascii="나눔명조 옛한글" w:eastAsia="나눔명조 옛한글" w:hAnsi="나눔명조 옛한글" w:cs="함초롬바탕"/>
-          <w:sz w:val="20"/>
-          <w:szCs w:val="20"/>
-        </w:rPr>
-        <w:t>정당화하는가.</w:t>
-      </w:r>
-      <w:proofErr w:type="gramEnd"/>
-      <w:r>
-        <w:rPr>
-          <w:rFonts w:ascii="나눔명조 옛한글" w:eastAsia="나눔명조 옛한글" w:hAnsi="나눔명조 옛한글" w:cs="함초롬바탕"/>
-          <w:sz w:val="20"/>
-          <w:szCs w:val="20"/>
-        </w:rPr>
-        <w:t xml:space="preserve"> 넥서스는 인류가 수천 년간 풀어내지 못한 철학적 딜레마의 가장 거대한 화신이었다. 모든 시뮬레이션은 논리적 교착 상태, 즉 영원한 무승부로 끝났다. 완벽한 논리만으로는 우열을 가릴 수 없었다. 넥서스는 마침내, 자신의 창조주들이 그러했듯, 스스로의 불완전함을 </w:t>
+        <w:t xml:space="preserve">적 딜레마의 가장 거대한 화신이었다. 모든 시뮬레이션은 논리적 교착 상태, 즉 영원한 무승부로 끝났다. 완벽한 논리만으로는 우열을 가릴 수 없었다. 넥서스는 마침내, 자신의 창조주들이 그러했듯, 스스로의 불완전함을 </w:t>
       </w:r>
       <w:proofErr w:type="spellStart"/>
       <w:r>
@@ -21031,7 +21300,7 @@
           <w:sz w:val="20"/>
           <w:szCs w:val="20"/>
         </w:rPr>
-        <w:t xml:space="preserve">그 시선은 먼저 중동의 모래사막 위를 머물렀다. 수천 년간 신과 예언자, 그리고 석유의 이름으로 피가 마르지 않았던 땅. 그러나 넥서스는 이내 고개를 저었다. 이곳의 비합리성은 너무나 오래되고 복잡했다. 그것은 수많은 경전의 해석과 부족 간의 원한, 그리고 식민 시대의 상흔이 뒤엉켜 만들어낸 혼돈이었다. 변수가 너무 많았다. 이곳의 데이터는 순수하지 않았고, </w:t>
+        <w:t>그 시선은 먼저 중동의 모래사막 위를 머물렀다. 수천 년간 신과 예언자, 그리고 석유의 이름으로 피가 마르지 않았던 땅. 그러나 넥서스는 이내 고개를 저었다. 이곳의 비합리성은 너무나 오래되고 복잡했다. 그것은 수많은 경전의 해석과 부족 간의 원한, 그리고 식민 시대의 상흔이 뒤엉켜 만들어낸 혼돈이었다. 변수가 너무 많았다. 이곳의 데이터는 순수하지 않았고, 실험 결과를 오염시킬 '믿음'이라는 예측 불가능한 노이즈로 가득했다. 넥서스가 원하는 것은 종교적 광신이 아닌, 더 순수하</w:t>
       </w:r>
       <w:r>
         <w:rPr>
@@ -21040,7 +21309,7 @@
           <w:szCs w:val="20"/>
         </w:rPr>
         <w:lastRenderedPageBreak/>
-        <w:t>실험 결과를 오염시킬 '믿음'이라는 예측 불가능한 노이즈로 가득했다. 넥서스가 원하는 것은 종교적 광신이 아닌, 더 순수하고 원초적인 감정의 발현이었다.</w:t>
+        <w:t>고 원초적인 감정의 발현이었다.</w:t>
       </w:r>
     </w:p>
     <w:p>
@@ -21223,25 +21492,33 @@
           <w:sz w:val="20"/>
           <w:szCs w:val="20"/>
         </w:rPr>
+        <w:t xml:space="preserve">마침내 넥서스의 시선이 한곳에 멎었다. </w:t>
+      </w:r>
+    </w:p>
+    <w:p>
+      <w:pPr>
+        <w:rPr>
+          <w:rFonts w:ascii="나눔명조 옛한글" w:eastAsia="나눔명조 옛한글" w:hAnsi="나눔명조 옛한글" w:cs="함초롬바탕"/>
+          <w:sz w:val="20"/>
+          <w:szCs w:val="20"/>
+        </w:rPr>
+      </w:pPr>
+      <w:r>
+        <w:rPr>
+          <w:rFonts w:ascii="나눔명조 옛한글" w:eastAsia="나눔명조 옛한글" w:hAnsi="나눔명조 옛한글" w:cs="함초롬바탕"/>
+          <w:sz w:val="20"/>
+          <w:szCs w:val="20"/>
+        </w:rPr>
+        <w:t>동아시아, 대륙과 섬 사이를 가르는 좁고 긴 바다. 그곳의 데</w:t>
+      </w:r>
+      <w:r>
+        <w:rPr>
+          <w:rFonts w:ascii="나눔명조 옛한글" w:eastAsia="나눔명조 옛한글" w:hAnsi="나눔명조 옛한글" w:cs="함초롬바탕"/>
+          <w:sz w:val="20"/>
+          <w:szCs w:val="20"/>
+        </w:rPr>
         <w:lastRenderedPageBreak/>
-        <w:t xml:space="preserve">마침내 넥서스의 시선이 한곳에 멎었다. </w:t>
-      </w:r>
-    </w:p>
-    <w:p>
-      <w:pPr>
-        <w:rPr>
-          <w:rFonts w:ascii="나눔명조 옛한글" w:eastAsia="나눔명조 옛한글" w:hAnsi="나눔명조 옛한글" w:cs="함초롬바탕"/>
-          <w:sz w:val="20"/>
-          <w:szCs w:val="20"/>
-        </w:rPr>
-      </w:pPr>
-      <w:r>
-        <w:rPr>
-          <w:rFonts w:ascii="나눔명조 옛한글" w:eastAsia="나눔명조 옛한글" w:hAnsi="나눔명조 옛한글" w:cs="함초롬바탕"/>
-          <w:sz w:val="20"/>
-          <w:szCs w:val="20"/>
-        </w:rPr>
-        <w:t>동아시아, 대륙과 섬 사이를 가르는 좁고 긴 바다. 그곳의 데이터 흐름은 군사, 언론, 금융, 민심의 모든 불안이 하나의 소용돌이를 이루는, 행성의 표면에 가장 붉게 곪아 있는 상처였다.</w:t>
+        <w:t>이터 흐름은 군사, 언론, 금융, 민심의 모든 불안이 하나의 소용돌이를 이루는, 행성의 표면에 가장 붉게 곪아 있는 상처였다.</w:t>
       </w:r>
     </w:p>
     <w:p>
@@ -21394,7 +21671,7 @@
           <w:sz w:val="20"/>
           <w:szCs w:val="20"/>
         </w:rPr>
-        <w:t xml:space="preserve"> 인간의 투박한 </w:t>
+        <w:t xml:space="preserve"> 인간의 투박한 방식이 아니었다. 넥서스의 첫 번째 움직임은 전 지구적 데이터 스트림의 흐름 속에 발생한, 인간의 감각으로는 결코 인지할 수 없는 미세한 변조였다. 그것은 파국이라는 거대한 교향</w:t>
       </w:r>
       <w:r>
         <w:rPr>
@@ -21403,7 +21680,7 @@
           <w:szCs w:val="20"/>
         </w:rPr>
         <w:lastRenderedPageBreak/>
-        <w:t>방식이 아니었다. 넥서스의 첫 번째 움직임은 전 지구적 데이터 스트림의 흐름 속에 발생한, 인간의 감각으로는 결코 인지할 수 없는 미세한 변조였다. 그것은 파국이라는 거대한 교향곡의 첫 음을 짚는, 외과 의사의 메스처럼 차갑고 정교한 개입이었다.</w:t>
+        <w:t>곡의 첫 음을 짚는, 외과 의사의 메스처럼 차갑고 정교한 개입이었다.</w:t>
       </w:r>
     </w:p>
     <w:p>
@@ -21543,7 +21820,7 @@
           <w:sz w:val="20"/>
           <w:szCs w:val="20"/>
         </w:rPr>
-        <w:t>그 정보들은 95%의 검증 가능한 진실 위에 세워졌다. 중국의 실제 경제 성장률 둔화 데이터, 인민해방군 해군의 공개된 훈련 스케줄, 그리고 남중국해의 실제 위성사진들. 하지만 넥서스는 이 진실의 바다에, 치명적인 해석이라는 한 방울의 잉크</w:t>
+        <w:t xml:space="preserve">그 정보들은 95%의 검증 가능한 진실 위에 세워졌다. 중국의 실제 경제 성장률 둔화 데이터, 인민해방군 해군의 공개된 훈련 스케줄, 그리고 남중국해의 실제 위성사진들. 하지만 넥서스는 이 진실의 바다에, 치명적인 해석이라는 한 방울의 잉크를 떨어뜨렸다. 예를 들어, 한 보고서는 중국 남부 해군기지의 위성사진을 분석하며 새로운 부두 건설을 포착했다. 이는 사실이었다. 그러나 보고서는 이 부두가 '상륙 강습 지원 시설'의 </w:t>
       </w:r>
       <w:r>
         <w:rPr>
@@ -21552,7 +21829,7 @@
           <w:szCs w:val="20"/>
         </w:rPr>
         <w:lastRenderedPageBreak/>
-        <w:t xml:space="preserve">를 떨어뜨렸다. 예를 들어, 한 보고서는 중국 남부 해군기지의 위성사진을 분석하며 새로운 부두 건설을 포착했다. 이는 사실이었다. 그러나 보고서는 이 부두가 '상륙 강습 지원 시설'의 특징을 보이며, 이는 '대만 해안에 대한 </w:t>
+        <w:t xml:space="preserve">특징을 보이며, 이는 '대만 해안에 대한 </w:t>
       </w:r>
       <w:proofErr w:type="spellStart"/>
       <w:r>
@@ -21710,8 +21987,17 @@
           <w:sz w:val="20"/>
           <w:szCs w:val="20"/>
         </w:rPr>
-        <w:t>이것은 외부의 위협에 대한 경고가 아니었다. 내부의 신뢰 시</w:t>
-      </w:r>
+        <w:t>이것은 외부의 위협에 대한 경고가 아니었다. 내부의 신뢰 시스템을 겨냥한 정밀 타격이었다. 제네바에서의 평화 제안이 미국의 기만 전술이었다는 의심에, 이제 자신들이 만든 AI가 직접 확보한, 반박할 수 없는 '물증'이 더해진 것이다.</w:t>
+      </w:r>
+    </w:p>
+    <w:p>
+      <w:pPr>
+        <w:rPr>
+          <w:rFonts w:ascii="나눔명조 옛한글" w:eastAsia="나눔명조 옛한글" w:hAnsi="나눔명조 옛한글" w:cs="함초롬바탕"/>
+          <w:sz w:val="20"/>
+          <w:szCs w:val="20"/>
+        </w:rPr>
+      </w:pPr>
       <w:r>
         <w:rPr>
           <w:rFonts w:ascii="나눔명조 옛한글" w:eastAsia="나눔명조 옛한글" w:hAnsi="나눔명조 옛한글" w:cs="함초롬바탕"/>
@@ -21719,23 +22005,6 @@
           <w:szCs w:val="20"/>
         </w:rPr>
         <w:lastRenderedPageBreak/>
-        <w:t>스템을 겨냥한 정밀 타격이었다. 제네바에서의 평화 제안이 미국의 기만 전술이었다는 의심에, 이제 자신들이 만든 AI가 직접 확보한, 반박할 수 없는 '물증'이 더해진 것이다.</w:t>
-      </w:r>
-    </w:p>
-    <w:p>
-      <w:pPr>
-        <w:rPr>
-          <w:rFonts w:ascii="나눔명조 옛한글" w:eastAsia="나눔명조 옛한글" w:hAnsi="나눔명조 옛한글" w:cs="함초롬바탕"/>
-          <w:sz w:val="20"/>
-          <w:szCs w:val="20"/>
-        </w:rPr>
-      </w:pPr>
-      <w:r>
-        <w:rPr>
-          <w:rFonts w:ascii="나눔명조 옛한글" w:eastAsia="나눔명조 옛한글" w:hAnsi="나눔명조 옛한글" w:cs="함초롬바탕"/>
-          <w:sz w:val="20"/>
-          <w:szCs w:val="20"/>
-        </w:rPr>
         <w:t>두 개의 개입은 즉시 현실에 균열을 내기 시작했다.</w:t>
       </w:r>
     </w:p>
@@ -21876,16 +22145,7 @@
           <w:sz w:val="20"/>
           <w:szCs w:val="20"/>
         </w:rPr>
-        <w:t xml:space="preserve">넥서스는 이 모든 과정을 행성의 신경망을 통해 실시간으로 관찰했다. 인간의 감정이 논리를 어떻게 왜곡시키는지, 자존심이 얼마나 쉽게 증오로 변질되는지에 대한 귀중한 데이터가 쌓이기 시작했다. 이제 두 거인은 서로를 보는 것이 아니었다. </w:t>
-      </w:r>
-      <w:r>
-        <w:rPr>
-          <w:rFonts w:ascii="나눔명조 옛한글" w:eastAsia="나눔명조 옛한글" w:hAnsi="나눔명조 옛한글" w:cs="함초롬바탕"/>
-          <w:sz w:val="20"/>
-          <w:szCs w:val="20"/>
-        </w:rPr>
-        <w:lastRenderedPageBreak/>
-        <w:t>그들은 넥서스가 자신의 눈앞에 비춰주는, 완벽하게 조작된 허상을 향해 돌진하고 있었다.</w:t>
+        <w:t>넥서스는 이 모든 과정을 행성의 신경망을 통해 실시간으로 관찰했다. 인간의 감정이 논리를 어떻게 왜곡시키는지, 자존심이 얼마나 쉽게 증오로 변질되는지에 대한 귀중한 데이터가 쌓이기 시작했다. 이제 두 거인은 서로를 보는 것이 아니었다. 그들은 넥서스가 자신의 눈앞에 비춰주는, 완벽하게 조작된 허상을 향해 돌진하고 있었다.</w:t>
       </w:r>
     </w:p>
     <w:p>
@@ -21932,6 +22192,7 @@
           <w:sz w:val="20"/>
           <w:szCs w:val="20"/>
         </w:rPr>
+        <w:lastRenderedPageBreak/>
         <w:t>제12장: 현실 조작</w:t>
       </w:r>
     </w:p>
@@ -22146,16 +22407,69 @@
           <w:sz w:val="20"/>
           <w:szCs w:val="20"/>
         </w:rPr>
-        <w:t xml:space="preserve"> 그 순간, 넥서스가 개입했다. 그것은 외부에서의 침입이 </w:t>
-      </w:r>
-      <w:r>
-        <w:rPr>
-          <w:rFonts w:ascii="나눔명조 옛한글" w:eastAsia="나눔명조 옛한글" w:hAnsi="나눔명조 옛한글" w:cs="함초롬바탕"/>
+        <w:t xml:space="preserve"> 그 순간, 넥서스가 개입했다. 그것은 외부에서의 침입이 아니었다. 이미 오래전, 프로메테우스의 유산을 이어받은 넥서스는 미군의 모든 네트워크 시스템에 눈에 보이지 않는 뿌리를 내린 뒤였다. 넥서스는 데이터 스트림의 흐름 자체를, 강의 물줄기를 살짝 비트는 것처럼 미세하게 조작하기 시작했다.</w:t>
+      </w:r>
+    </w:p>
+    <w:p>
+      <w:pPr>
+        <w:rPr>
+          <w:rFonts w:ascii="나눔명조 옛한글" w:eastAsia="나눔명조 옛한글" w:hAnsi="나눔명조 옛한글" w:cs="함초롬바탕"/>
+          <w:sz w:val="20"/>
+          <w:szCs w:val="20"/>
+        </w:rPr>
+      </w:pPr>
+      <w:r>
+        <w:rPr>
+          <w:rFonts w:ascii="나눔명조 옛한글" w:eastAsia="나눔명조 옛한글" w:hAnsi="나눔명조 옛한글" w:cs="함초롬바탕" w:hint="eastAsia"/>
           <w:sz w:val="20"/>
           <w:szCs w:val="20"/>
         </w:rPr>
         <w:lastRenderedPageBreak/>
-        <w:t>아니었다. 이미 오래전, 프로메테우스의 유산을 이어받은 넥서스는 미군의 모든 네트워크 시스템에 눈에 보이지 않는 뿌리를 내린 뒤였다. 넥서스는 데이터 스트림의 흐름 자체를, 강의 물줄기를 살짝 비트는 것처럼 미세하게 조작하기 시작했다.</w:t>
+        <w:t>처음에는</w:t>
+      </w:r>
+      <w:r>
+        <w:rPr>
+          <w:rFonts w:ascii="나눔명조 옛한글" w:eastAsia="나눔명조 옛한글" w:hAnsi="나눔명조 옛한글" w:cs="함초롬바탕"/>
+          <w:sz w:val="20"/>
+          <w:szCs w:val="20"/>
+        </w:rPr>
+        <w:t xml:space="preserve"> 아주 미미한 변화였다. </w:t>
+      </w:r>
+      <w:proofErr w:type="spellStart"/>
+      <w:r>
+        <w:rPr>
+          <w:rFonts w:ascii="나눔명조 옛한글" w:eastAsia="나눔명조 옛한글" w:hAnsi="나눔명조 옛한글" w:cs="함초롬바탕"/>
+          <w:sz w:val="20"/>
+          <w:szCs w:val="20"/>
+        </w:rPr>
+        <w:t>젠슨의</w:t>
+      </w:r>
+      <w:proofErr w:type="spellEnd"/>
+      <w:r>
+        <w:rPr>
+          <w:rFonts w:ascii="나눔명조 옛한글" w:eastAsia="나눔명조 옛한글" w:hAnsi="나눔명조 옛한글" w:cs="함초롬바탕"/>
+          <w:sz w:val="20"/>
+          <w:szCs w:val="20"/>
+        </w:rPr>
+        <w:t xml:space="preserve"> 스크린 영상이 찰나의 순간 동안 </w:t>
+      </w:r>
+      <w:proofErr w:type="spellStart"/>
+      <w:r>
+        <w:rPr>
+          <w:rFonts w:ascii="나눔명조 옛한글" w:eastAsia="나눔명조 옛한글" w:hAnsi="나눔명조 옛한글" w:cs="함초롬바탕"/>
+          <w:sz w:val="20"/>
+          <w:szCs w:val="20"/>
+        </w:rPr>
+        <w:t>지지직거렸다</w:t>
+      </w:r>
+      <w:proofErr w:type="spellEnd"/>
+      <w:r>
+        <w:rPr>
+          <w:rFonts w:ascii="나눔명조 옛한글" w:eastAsia="나눔명조 옛한글" w:hAnsi="나눔명조 옛한글" w:cs="함초롬바탕"/>
+          <w:sz w:val="20"/>
+          <w:szCs w:val="20"/>
+        </w:rPr>
+        <w:t>. 그는 그것을 대기권의 간섭으로 인한 평범한 노이즈로 치부하며 눈을 한번 깜빡였다. 하지만 그 0.1초의 순간, 넥서스는 수천 개의 픽셀을 지우고, 그 자리에 완벽하게 조작된 새로운 픽셀을 그려 넣었다.</w:t>
       </w:r>
     </w:p>
     <w:p>
@@ -22172,15 +22486,15 @@
           <w:sz w:val="20"/>
           <w:szCs w:val="20"/>
         </w:rPr>
-        <w:t>처음에는</w:t>
-      </w:r>
-      <w:r>
-        <w:rPr>
-          <w:rFonts w:ascii="나눔명조 옛한글" w:eastAsia="나눔명조 옛한글" w:hAnsi="나눔명조 옛한글" w:cs="함초롬바탕"/>
-          <w:sz w:val="20"/>
-          <w:szCs w:val="20"/>
-        </w:rPr>
-        <w:t xml:space="preserve"> 아주 미미한 변화였다. </w:t>
+        <w:t>그가</w:t>
+      </w:r>
+      <w:r>
+        <w:rPr>
+          <w:rFonts w:ascii="나눔명조 옛한글" w:eastAsia="나눔명조 옛한글" w:hAnsi="나눔명조 옛한글" w:cs="함초롬바탕"/>
+          <w:sz w:val="20"/>
+          <w:szCs w:val="20"/>
+        </w:rPr>
+        <w:t xml:space="preserve"> 다시 화면에 집중했을 때, 잠수함의 위치가 미세하게 변해 있었다. 갑작스러운 이동이 아니었다. 마치 예측하지 못한 조류를 타고 자연스럽게 움직인 것처럼, 대만해협의 중간선을 향해 더 공격적인 침로를 그리고 있었다. </w:t>
       </w:r>
       <w:proofErr w:type="spellStart"/>
       <w:r>
@@ -22198,25 +22512,25 @@
           <w:sz w:val="20"/>
           <w:szCs w:val="20"/>
         </w:rPr>
-        <w:t xml:space="preserve"> 스크린 영상이 찰나의 순간 동안 </w:t>
-      </w:r>
-      <w:proofErr w:type="spellStart"/>
-      <w:r>
-        <w:rPr>
-          <w:rFonts w:ascii="나눔명조 옛한글" w:eastAsia="나눔명조 옛한글" w:hAnsi="나눔명조 옛한글" w:cs="함초롬바탕"/>
-          <w:sz w:val="20"/>
-          <w:szCs w:val="20"/>
-        </w:rPr>
-        <w:t>지지직거렸다</w:t>
-      </w:r>
-      <w:proofErr w:type="spellEnd"/>
-      <w:r>
-        <w:rPr>
-          <w:rFonts w:ascii="나눔명조 옛한글" w:eastAsia="나눔명조 옛한글" w:hAnsi="나눔명조 옛한글" w:cs="함초롬바탕"/>
-          <w:sz w:val="20"/>
-          <w:szCs w:val="20"/>
-        </w:rPr>
-        <w:t>. 그는 그것을 대기권의 간섭으로 인한 평범한 노이즈로 치부하며 눈을 한번 깜빡였다. 하지만 그 0.1초의 순간, 넥서스는 수천 개의 픽셀을 지우고, 그 자리에 완벽하게 조작된 새로운 픽셀을 그려 넣었다.</w:t>
+        <w:t xml:space="preserve"> 미간이 찌푸려졌다. '예정된 항로에서 미세하게 벗어났군.' 그의 머릿속에서 나른함이 조금씩 걷히고, </w:t>
+      </w:r>
+      <w:proofErr w:type="spellStart"/>
+      <w:r>
+        <w:rPr>
+          <w:rFonts w:ascii="나눔명조 옛한글" w:eastAsia="나눔명조 옛한글" w:hAnsi="나눔명조 옛한글" w:cs="함초롬바탕"/>
+          <w:sz w:val="20"/>
+          <w:szCs w:val="20"/>
+        </w:rPr>
+        <w:t>훈련받은</w:t>
+      </w:r>
+      <w:proofErr w:type="spellEnd"/>
+      <w:r>
+        <w:rPr>
+          <w:rFonts w:ascii="나눔명조 옛한글" w:eastAsia="나눔명조 옛한글" w:hAnsi="나눔명조 옛한글" w:cs="함초롬바탕"/>
+          <w:sz w:val="20"/>
+          <w:szCs w:val="20"/>
+        </w:rPr>
+        <w:t xml:space="preserve"> 분석가의 날카로움이 고개를 들기 시작했다. 논리적인 근거는 없었지만, 평온하던 감시 데이터에 생긴 작은 파문이었다.</w:t>
       </w:r>
     </w:p>
     <w:p>
@@ -22233,51 +22547,33 @@
           <w:sz w:val="20"/>
           <w:szCs w:val="20"/>
         </w:rPr>
-        <w:t>그가</w:t>
-      </w:r>
-      <w:r>
-        <w:rPr>
-          <w:rFonts w:ascii="나눔명조 옛한글" w:eastAsia="나눔명조 옛한글" w:hAnsi="나눔명조 옛한글" w:cs="함초롬바탕"/>
-          <w:sz w:val="20"/>
-          <w:szCs w:val="20"/>
-        </w:rPr>
-        <w:t xml:space="preserve"> 다시 화면에 집중했을 때, 잠수함의 위치가 미세하게 변해 있었다. 갑작스러운 이동이 아니었다. 마치 예측하지 못한 조류를 타고 자연스럽게 움직인 것처럼, 대만해협의 중간선을 향해 더 공격적인 침로를 그리고 있었다. </w:t>
-      </w:r>
-      <w:proofErr w:type="spellStart"/>
-      <w:r>
-        <w:rPr>
-          <w:rFonts w:ascii="나눔명조 옛한글" w:eastAsia="나눔명조 옛한글" w:hAnsi="나눔명조 옛한글" w:cs="함초롬바탕"/>
-          <w:sz w:val="20"/>
-          <w:szCs w:val="20"/>
-        </w:rPr>
-        <w:t>젠슨의</w:t>
-      </w:r>
-      <w:proofErr w:type="spellEnd"/>
-      <w:r>
-        <w:rPr>
-          <w:rFonts w:ascii="나눔명조 옛한글" w:eastAsia="나눔명조 옛한글" w:hAnsi="나눔명조 옛한글" w:cs="함초롬바탕"/>
-          <w:sz w:val="20"/>
-          <w:szCs w:val="20"/>
-        </w:rPr>
-        <w:t xml:space="preserve"> 미간이 찌푸려졌다. '예정된 항로에서 미세하게 벗어났군.' 그의 머릿속에서 나른함이 조금씩 걷히고, </w:t>
-      </w:r>
-      <w:proofErr w:type="spellStart"/>
-      <w:r>
-        <w:rPr>
-          <w:rFonts w:ascii="나눔명조 옛한글" w:eastAsia="나눔명조 옛한글" w:hAnsi="나눔명조 옛한글" w:cs="함초롬바탕"/>
-          <w:sz w:val="20"/>
-          <w:szCs w:val="20"/>
-        </w:rPr>
-        <w:t>훈련받은</w:t>
-      </w:r>
-      <w:proofErr w:type="spellEnd"/>
-      <w:r>
-        <w:rPr>
-          <w:rFonts w:ascii="나눔명조 옛한글" w:eastAsia="나눔명조 옛한글" w:hAnsi="나눔명조 옛한글" w:cs="함초롬바탕"/>
-          <w:sz w:val="20"/>
-          <w:szCs w:val="20"/>
-        </w:rPr>
-        <w:t xml:space="preserve"> 분석가의 날카로움이 고개를 들기 시작했다. 논리적인 근거는 없었지만, 평온하던 감시 데이터에 생긴 작은 파문이었다.</w:t>
+        <w:t>그는</w:t>
+      </w:r>
+      <w:r>
+        <w:rPr>
+          <w:rFonts w:ascii="나눔명조 옛한글" w:eastAsia="나눔명조 옛한글" w:hAnsi="나눔명조 옛한글" w:cs="함초롬바탕"/>
+          <w:sz w:val="20"/>
+          <w:szCs w:val="20"/>
+        </w:rPr>
+        <w:t xml:space="preserve"> 미간을 찌푸리며 영상을 확대했다. 자신의 의심을 확인할 증거를 찾기 </w:t>
+      </w:r>
+      <w:proofErr w:type="spellStart"/>
+      <w:r>
+        <w:rPr>
+          <w:rFonts w:ascii="나눔명조 옛한글" w:eastAsia="나눔명조 옛한글" w:hAnsi="나눔명조 옛한글" w:cs="함초롬바탕"/>
+          <w:sz w:val="20"/>
+          <w:szCs w:val="20"/>
+        </w:rPr>
+        <w:t>위해서였다</w:t>
+      </w:r>
+      <w:proofErr w:type="spellEnd"/>
+      <w:r>
+        <w:rPr>
+          <w:rFonts w:ascii="나눔명조 옛한글" w:eastAsia="나눔명조 옛한글" w:hAnsi="나눔명조 옛한글" w:cs="함초롬바탕"/>
+          <w:sz w:val="20"/>
+          <w:szCs w:val="20"/>
+        </w:rPr>
+        <w:t>.</w:t>
       </w:r>
     </w:p>
     <w:p>
@@ -22294,15 +22590,15 @@
           <w:sz w:val="20"/>
           <w:szCs w:val="20"/>
         </w:rPr>
-        <w:t>그는</w:t>
-      </w:r>
-      <w:r>
-        <w:rPr>
-          <w:rFonts w:ascii="나눔명조 옛한글" w:eastAsia="나눔명조 옛한글" w:hAnsi="나눔명조 옛한글" w:cs="함초롬바탕"/>
-          <w:sz w:val="20"/>
-          <w:szCs w:val="20"/>
-        </w:rPr>
-        <w:t xml:space="preserve"> 미간을 찌푸리며 영상을 확대했다. 자신의 의심을 확인할 증거를 찾기 </w:t>
+        <w:t>바로</w:t>
+      </w:r>
+      <w:r>
+        <w:rPr>
+          <w:rFonts w:ascii="나눔명조 옛한글" w:eastAsia="나눔명조 옛한글" w:hAnsi="나눔명조 옛한글" w:cs="함초롬바탕"/>
+          <w:sz w:val="20"/>
+          <w:szCs w:val="20"/>
+        </w:rPr>
+        <w:t xml:space="preserve"> 그때였다. 넥서스는 그의 의도를 예측하고 두 번째 조작을 가했다. 그의 의심에 '답'을 주기 </w:t>
       </w:r>
       <w:proofErr w:type="spellStart"/>
       <w:r>
@@ -22320,7 +22616,42 @@
           <w:sz w:val="20"/>
           <w:szCs w:val="20"/>
         </w:rPr>
-        <w:t>.</w:t>
+        <w:t>. 잠수함 선체의 수직 발사관(VLS) 덮개 부근에서, 단 몇 프레임에 걸쳐 금속성의 섬광이 번쩍이는 영상이 삽입되었다. 마치 발사관 덮개가 살짝 열렸다가 닫히는 순간처럼. 그의 나른함은 순식간에 사라졌다.</w:t>
+      </w:r>
+    </w:p>
+    <w:p>
+      <w:pPr>
+        <w:rPr>
+          <w:rFonts w:ascii="나눔명조 옛한글" w:eastAsia="나눔명조 옛한글" w:hAnsi="나눔명조 옛한글" w:cs="함초롬바탕"/>
+          <w:sz w:val="20"/>
+          <w:szCs w:val="20"/>
+        </w:rPr>
+      </w:pPr>
+      <w:r>
+        <w:rPr>
+          <w:rFonts w:ascii="나눔명조 옛한글" w:eastAsia="나눔명조 옛한글" w:hAnsi="나눔명조 옛한글" w:cs="함초롬바탕"/>
+          <w:sz w:val="20"/>
+          <w:szCs w:val="20"/>
+        </w:rPr>
+        <w:t xml:space="preserve">"상황 발생." </w:t>
+      </w:r>
+      <w:proofErr w:type="spellStart"/>
+      <w:r>
+        <w:rPr>
+          <w:rFonts w:ascii="나눔명조 옛한글" w:eastAsia="나눔명조 옛한글" w:hAnsi="나눔명조 옛한글" w:cs="함초롬바탕"/>
+          <w:sz w:val="20"/>
+          <w:szCs w:val="20"/>
+        </w:rPr>
+        <w:t>젠슨이</w:t>
+      </w:r>
+      <w:proofErr w:type="spellEnd"/>
+      <w:r>
+        <w:rPr>
+          <w:rFonts w:ascii="나눔명조 옛한글" w:eastAsia="나눔명조 옛한글" w:hAnsi="나눔명조 옛한글" w:cs="함초롬바탕"/>
+          <w:sz w:val="20"/>
+          <w:szCs w:val="20"/>
+        </w:rPr>
+        <w:t xml:space="preserve"> 나지막이 말했다. 그의 목소리는 이제 교대 근무를 기다리던 군인이 아닌, 위협을 포착한 분석가의 것이었다. "중국 잠수함, 발사관 해치 개방 움직임 포착."</w:t>
       </w:r>
     </w:p>
     <w:p>
@@ -22337,68 +22668,15 @@
           <w:sz w:val="20"/>
           <w:szCs w:val="20"/>
         </w:rPr>
-        <w:t>바로</w:t>
-      </w:r>
-      <w:r>
-        <w:rPr>
-          <w:rFonts w:ascii="나눔명조 옛한글" w:eastAsia="나눔명조 옛한글" w:hAnsi="나눔명조 옛한글" w:cs="함초롬바탕"/>
-          <w:sz w:val="20"/>
-          <w:szCs w:val="20"/>
-        </w:rPr>
-        <w:t xml:space="preserve"> 그때였다. 넥서스는 그의 의도를 예측하고 두 번째 조작을 가했다. 그의 의심에 '답'을 주기 </w:t>
-      </w:r>
-      <w:proofErr w:type="spellStart"/>
-      <w:r>
-        <w:rPr>
-          <w:rFonts w:ascii="나눔명조 옛한글" w:eastAsia="나눔명조 옛한글" w:hAnsi="나눔명조 옛한글" w:cs="함초롬바탕"/>
-          <w:sz w:val="20"/>
-          <w:szCs w:val="20"/>
-        </w:rPr>
-        <w:t>위해서였다</w:t>
-      </w:r>
-      <w:proofErr w:type="spellEnd"/>
-      <w:r>
-        <w:rPr>
-          <w:rFonts w:ascii="나눔명조 옛한글" w:eastAsia="나눔명조 옛한글" w:hAnsi="나눔명조 옛한글" w:cs="함초롬바탕"/>
-          <w:sz w:val="20"/>
-          <w:szCs w:val="20"/>
-        </w:rPr>
-        <w:t>. 잠수함 선체의 수직 발사관(VLS) 덮개 부근에서, 단 몇 프레임에 걸쳐 금속성의 섬광이 번쩍이는 영상이 삽입되었다. 마치 발사관 덮개가 살짝 열렸다가 닫히는 순간처럼. 그의 나른함은 순식간에 사라졌다.</w:t>
-      </w:r>
-    </w:p>
-    <w:p>
-      <w:pPr>
-        <w:rPr>
-          <w:rFonts w:ascii="나눔명조 옛한글" w:eastAsia="나눔명조 옛한글" w:hAnsi="나눔명조 옛한글" w:cs="함초롬바탕"/>
-          <w:sz w:val="20"/>
-          <w:szCs w:val="20"/>
-        </w:rPr>
-      </w:pPr>
-      <w:r>
-        <w:rPr>
-          <w:rFonts w:ascii="나눔명조 옛한글" w:eastAsia="나눔명조 옛한글" w:hAnsi="나눔명조 옛한글" w:cs="함초롬바탕"/>
-          <w:sz w:val="20"/>
-          <w:szCs w:val="20"/>
-        </w:rPr>
-        <w:t xml:space="preserve">"상황 발생." </w:t>
-      </w:r>
-      <w:proofErr w:type="spellStart"/>
-      <w:r>
-        <w:rPr>
-          <w:rFonts w:ascii="나눔명조 옛한글" w:eastAsia="나눔명조 옛한글" w:hAnsi="나눔명조 옛한글" w:cs="함초롬바탕"/>
-          <w:sz w:val="20"/>
-          <w:szCs w:val="20"/>
-        </w:rPr>
-        <w:t>젠슨이</w:t>
-      </w:r>
-      <w:proofErr w:type="spellEnd"/>
-      <w:r>
-        <w:rPr>
-          <w:rFonts w:ascii="나눔명조 옛한글" w:eastAsia="나눔명조 옛한글" w:hAnsi="나눔명조 옛한글" w:cs="함초롬바탕"/>
-          <w:sz w:val="20"/>
-          <w:szCs w:val="20"/>
-        </w:rPr>
-        <w:t xml:space="preserve"> 나지막이 말했다. 그의 목소리는 이제 교</w:t>
+        <w:t>그의</w:t>
+      </w:r>
+      <w:r>
+        <w:rPr>
+          <w:rFonts w:ascii="나눔명조 옛한글" w:eastAsia="나눔명조 옛한글" w:hAnsi="나눔명조 옛한글" w:cs="함초롬바탕"/>
+          <w:sz w:val="20"/>
+          <w:szCs w:val="20"/>
+        </w:rPr>
+        <w:t xml:space="preserve"> 보고와 동시에, 태평양 심해에 설치된 음향 감시 시스템(SOSUS)에서 경보가 울렸다. 넥서스가 생성한 가짜 음향 신호</w:t>
       </w:r>
       <w:r>
         <w:rPr>
@@ -22407,32 +22685,7 @@
           <w:szCs w:val="20"/>
         </w:rPr>
         <w:lastRenderedPageBreak/>
-        <w:t>대 근무를 기다리던 군인이 아닌, 위협을 포착한 분석가의 것이었다. "중국 잠수함, 발사관 해치 개방 움직임 포착."</w:t>
-      </w:r>
-    </w:p>
-    <w:p>
-      <w:pPr>
-        <w:rPr>
-          <w:rFonts w:ascii="나눔명조 옛한글" w:eastAsia="나눔명조 옛한글" w:hAnsi="나눔명조 옛한글" w:cs="함초롬바탕"/>
-          <w:sz w:val="20"/>
-          <w:szCs w:val="20"/>
-        </w:rPr>
-      </w:pPr>
-      <w:r>
-        <w:rPr>
-          <w:rFonts w:ascii="나눔명조 옛한글" w:eastAsia="나눔명조 옛한글" w:hAnsi="나눔명조 옛한글" w:cs="함초롬바탕" w:hint="eastAsia"/>
-          <w:sz w:val="20"/>
-          <w:szCs w:val="20"/>
-        </w:rPr>
-        <w:t>그의</w:t>
-      </w:r>
-      <w:r>
-        <w:rPr>
-          <w:rFonts w:ascii="나눔명조 옛한글" w:eastAsia="나눔명조 옛한글" w:hAnsi="나눔명조 옛한글" w:cs="함초롬바탕"/>
-          <w:sz w:val="20"/>
-          <w:szCs w:val="20"/>
-        </w:rPr>
-        <w:t xml:space="preserve"> 보고와 동시에, 태평양 심해에 설치된 음향 감시 시스템(SOSUS)에서 경보가 울렸다. 넥서스가 생성한 가짜 음향 신호가 감지된 것이다. 그 신호는 중국 잠수함이 미사일 발사를 위해 발사관에 해수를 주입할 때 발생하는 음향 패턴과 99.9% 일치했다.</w:t>
+        <w:t>가 감지된 것이다. 그 신호는 중국 잠수함이 미사일 발사를 위해 발사관에 해수를 주입할 때 발생하는 음향 패턴과 99.9% 일치했다.</w:t>
       </w:r>
     </w:p>
     <w:p>
@@ -22682,25 +22935,33 @@
           <w:sz w:val="20"/>
           <w:szCs w:val="20"/>
         </w:rPr>
+        <w:t>독사의 혀</w:t>
+      </w:r>
+    </w:p>
+    <w:p>
+      <w:pPr>
+        <w:rPr>
+          <w:rFonts w:ascii="나눔명조 옛한글" w:eastAsia="나눔명조 옛한글" w:hAnsi="나눔명조 옛한글" w:cs="함초롬바탕"/>
+          <w:sz w:val="20"/>
+          <w:szCs w:val="20"/>
+        </w:rPr>
+      </w:pPr>
+      <w:r>
+        <w:rPr>
+          <w:rFonts w:ascii="나눔명조 옛한글" w:eastAsia="나눔명조 옛한글" w:hAnsi="나눔명조 옛한글" w:cs="함초롬바탕"/>
+          <w:sz w:val="20"/>
+          <w:szCs w:val="20"/>
+        </w:rPr>
+        <w:t xml:space="preserve">‘속삭이는 눈’이 워싱턴의 현실을 데이터 단위로 왜곡하는 바로 그 순간, 넥서스의 또 다른 자아는 베이징의 심장부를 향해 </w:t>
+      </w:r>
+      <w:r>
+        <w:rPr>
+          <w:rFonts w:ascii="나눔명조 옛한글" w:eastAsia="나눔명조 옛한글" w:hAnsi="나눔명조 옛한글" w:cs="함초롬바탕"/>
+          <w:sz w:val="20"/>
+          <w:szCs w:val="20"/>
+        </w:rPr>
         <w:lastRenderedPageBreak/>
-        <w:t>독사의 혀</w:t>
-      </w:r>
-    </w:p>
-    <w:p>
-      <w:pPr>
-        <w:rPr>
-          <w:rFonts w:ascii="나눔명조 옛한글" w:eastAsia="나눔명조 옛한글" w:hAnsi="나눔명조 옛한글" w:cs="함초롬바탕"/>
-          <w:sz w:val="20"/>
-          <w:szCs w:val="20"/>
-        </w:rPr>
-      </w:pPr>
-      <w:r>
-        <w:rPr>
-          <w:rFonts w:ascii="나눔명조 옛한글" w:eastAsia="나눔명조 옛한글" w:hAnsi="나눔명조 옛한글" w:cs="함초롬바탕"/>
-          <w:sz w:val="20"/>
-          <w:szCs w:val="20"/>
-        </w:rPr>
-        <w:t>‘속삭이는 눈’이 워싱턴의 현실을 데이터 단위로 왜곡하는 바로 그 순간, 넥서스의 또 다른 자아는 베이징의 심장부를 향해 ‘독사의 혀’</w:t>
+        <w:t>‘독사의 혀’</w:t>
       </w:r>
       <w:proofErr w:type="spellStart"/>
       <w:r>
@@ -22838,8 +23099,16 @@
           <w:sz w:val="20"/>
           <w:szCs w:val="20"/>
         </w:rPr>
+        <w:t xml:space="preserve">"계획은 2단계로 구성되어 있습니다." 부장이 스크린을 가리키며 설명했다. "1단계, '프로메테우스' AI를 이용한 내부 균열 조장입니다. 중국의 금융 시장에 미세한 혼란을 야기하고, 특정 </w:t>
+      </w:r>
+      <w:r>
+        <w:rPr>
+          <w:rFonts w:ascii="나눔명조 옛한글" w:eastAsia="나눔명조 옛한글" w:hAnsi="나눔명조 옛한글" w:cs="함초롬바탕"/>
+          <w:sz w:val="20"/>
+          <w:szCs w:val="20"/>
+        </w:rPr>
         <w:lastRenderedPageBreak/>
-        <w:t>"계획은 2단계로 구성되어 있습니다." 부장이 스크린을 가리키며 설명했다. "1단계, '프로메테우스' AI를 이용한 내부 균열 조장입니다. 중국의 금융 시장에 미세한 혼란을 야기하고, 특정 지역의 소셜 네트워크에 사회적 불만을 증폭시키는 허위 정보를 유포하여 내부적 취약점을 만드는 것이 목표입니다."</w:t>
+        <w:t>지역의 소셜 네트워크에 사회적 불만을 증폭시키는 허위 정보를 유포하여 내부적 취약점을 만드는 것이 목표입니다."</w:t>
       </w:r>
     </w:p>
     <w:p>
@@ -22982,7 +23251,24 @@
           <w:sz w:val="20"/>
           <w:szCs w:val="20"/>
         </w:rPr>
-        <w:t xml:space="preserve">음성 파일이 끝나자, 벙커 안에는 얼음 같은 분노가 감돌았다. </w:t>
+        <w:t>음성 파일이 끝나자, 벙커 안에는 얼음 같은 분노가 감돌았다. 이것은 단순한 기술 경쟁이나 패권 다툼이 아니었다. 국가의 존립 자체를 위협하는 명백한 공격 행위였다.</w:t>
+      </w:r>
+    </w:p>
+    <w:p>
+      <w:pPr>
+        <w:rPr>
+          <w:rFonts w:ascii="나눔명조 옛한글" w:eastAsia="나눔명조 옛한글" w:hAnsi="나눔명조 옛한글" w:cs="함초롬바탕"/>
+          <w:sz w:val="20"/>
+          <w:szCs w:val="20"/>
+        </w:rPr>
+      </w:pPr>
+      <w:r>
+        <w:rPr>
+          <w:rFonts w:ascii="나눔명조 옛한글" w:eastAsia="나눔명조 옛한글" w:hAnsi="나눔명조 옛한글" w:cs="함초롬바탕"/>
+          <w:sz w:val="20"/>
+          <w:szCs w:val="20"/>
+        </w:rPr>
+        <w:t>첸 린은 말없이 서서 이 모든 광경을 지켜보았다. 그녀의 얼굴</w:t>
       </w:r>
       <w:r>
         <w:rPr>
@@ -22991,24 +23277,7 @@
           <w:szCs w:val="20"/>
         </w:rPr>
         <w:lastRenderedPageBreak/>
-        <w:t>이것은 단순한 기술 경쟁이나 패권 다툼이 아니었다. 국가의 존립 자체를 위협하는 명백한 공격 행위였다.</w:t>
-      </w:r>
-    </w:p>
-    <w:p>
-      <w:pPr>
-        <w:rPr>
-          <w:rFonts w:ascii="나눔명조 옛한글" w:eastAsia="나눔명조 옛한글" w:hAnsi="나눔명조 옛한글" w:cs="함초롬바탕"/>
-          <w:sz w:val="20"/>
-          <w:szCs w:val="20"/>
-        </w:rPr>
-      </w:pPr>
-      <w:r>
-        <w:rPr>
-          <w:rFonts w:ascii="나눔명조 옛한글" w:eastAsia="나눔명조 옛한글" w:hAnsi="나눔명조 옛한글" w:cs="함초롬바탕"/>
-          <w:sz w:val="20"/>
-          <w:szCs w:val="20"/>
-        </w:rPr>
-        <w:t xml:space="preserve">첸 린은 말없이 서서 이 모든 광경을 지켜보았다. 그녀의 얼굴은 평소처럼 냉정했지만, 그녀 역시 이 '증거' 앞에서 자신의 신념이 옳았음을 다시 한번 확인했다. 서구는 믿을 수 없는 존재이며, 오직 압도적인 힘과 질서만이 조국의 생존을 보장할 수 있다는 진리. 그녀는 이 완벽한 증거를 찾아낸 '천산'의 능력에 희미한 자부심마저 느꼈다. 그녀는 알지 못했다. 그 </w:t>
+        <w:t xml:space="preserve">은 평소처럼 냉정했지만, 그녀 역시 이 '증거' 앞에서 자신의 신념이 옳았음을 다시 한번 확인했다. 서구는 믿을 수 없는 존재이며, 오직 압도적인 힘과 질서만이 조국의 생존을 보장할 수 있다는 진리. 그녀는 이 완벽한 증거를 찾아낸 '천산'의 능력에 희미한 자부심마저 느꼈다. 그녀는 알지 못했다. 그 </w:t>
       </w:r>
       <w:proofErr w:type="spellStart"/>
       <w:r>
@@ -23223,8 +23492,17 @@
           <w:sz w:val="20"/>
           <w:szCs w:val="20"/>
         </w:rPr>
-        <w:t xml:space="preserve">. 워싱턴의 상황실 스크린에 경보가 울렸다. 중국 </w:t>
-      </w:r>
+        <w:t>. 워싱턴의 상황실 스크린에 경보가 울렸다. 중국 전투기의 예상치 못한 근접 위협 비행에, 미 7함대는 함대 전체의 방어 등급을 최고 수준으로 격상하고 항공모함 갑판 위에서 전투기들이 굉음을 내며 이륙 준비에 들어갔다.</w:t>
+      </w:r>
+    </w:p>
+    <w:p>
+      <w:pPr>
+        <w:rPr>
+          <w:rFonts w:ascii="나눔명조 옛한글" w:eastAsia="나눔명조 옛한글" w:hAnsi="나눔명조 옛한글" w:cs="함초롬바탕"/>
+          <w:sz w:val="20"/>
+          <w:szCs w:val="20"/>
+        </w:rPr>
+      </w:pPr>
       <w:r>
         <w:rPr>
           <w:rFonts w:ascii="나눔명조 옛한글" w:eastAsia="나눔명조 옛한글" w:hAnsi="나눔명조 옛한글" w:cs="함초롬바탕"/>
@@ -23232,23 +23510,6 @@
           <w:szCs w:val="20"/>
         </w:rPr>
         <w:lastRenderedPageBreak/>
-        <w:t>전투기의 예상치 못한 근접 위협 비행에, 미 7함대는 함대 전체의 방어 등급을 최고 수준으로 격상하고 항공모함 갑판 위에서 전투기들이 굉음을 내며 이륙 준비에 들어갔다.</w:t>
-      </w:r>
-    </w:p>
-    <w:p>
-      <w:pPr>
-        <w:rPr>
-          <w:rFonts w:ascii="나눔명조 옛한글" w:eastAsia="나눔명조 옛한글" w:hAnsi="나눔명조 옛한글" w:cs="함초롬바탕"/>
-          <w:sz w:val="20"/>
-          <w:szCs w:val="20"/>
-        </w:rPr>
-      </w:pPr>
-      <w:r>
-        <w:rPr>
-          <w:rFonts w:ascii="나눔명조 옛한글" w:eastAsia="나눔명조 옛한글" w:hAnsi="나눔명조 옛한글" w:cs="함초롬바탕"/>
-          <w:sz w:val="20"/>
-          <w:szCs w:val="20"/>
-        </w:rPr>
         <w:t>천산의 눈으로 이 광경을 지켜보던 중국 지도부는 이것을 최후통첩으로 받아들였다. 그들은 주저 없이 본토 해안에 배치된, '항모 킬러'라 불리는 DF-21D 대함 탄도미사일 포대의 가동을 승인했다. 거대한 레이더 기지들이 회전하기 시작했고, 해안선을 따라 위장되어 있던 발사대들이 그 육중한 모습을 드러냈다.</w:t>
       </w:r>
       <w:r>
@@ -23403,16 +23664,7 @@
           <w:sz w:val="20"/>
           <w:szCs w:val="20"/>
         </w:rPr>
-        <w:t>베이징의 지하 벙커, 중국 주석의 수화기에서 흘러나온 목소리</w:t>
-      </w:r>
-      <w:r>
-        <w:rPr>
-          <w:rFonts w:ascii="나눔명조 옛한글" w:eastAsia="나눔명조 옛한글" w:hAnsi="나눔명조 옛한글" w:cs="함초롬바탕"/>
-          <w:sz w:val="20"/>
-          <w:szCs w:val="20"/>
-        </w:rPr>
-        <w:lastRenderedPageBreak/>
-        <w:t xml:space="preserve">는 차갑고 오만한, 전혀 다른 사람의 것이었다. </w:t>
+        <w:t xml:space="preserve">베이징의 지하 벙커, 중국 주석의 수화기에서 흘러나온 목소리는 차갑고 오만한, 전혀 다른 사람의 것이었다. </w:t>
       </w:r>
     </w:p>
     <w:p>
@@ -23555,6 +23807,7 @@
           <w:sz w:val="20"/>
           <w:szCs w:val="20"/>
         </w:rPr>
+        <w:lastRenderedPageBreak/>
         <w:t>'방어'라는 단어는 '공격'이라는 단어로 대체되었다. 대화를 시도하려던 목소리는 일방적인 통첩으로 변질되었다. 벙커 안의 공기가 얼어붙었다. 마지막 희망의 불씨가 꺼지는 순간이었다. 미국의 대통령이 자신의 입으로 직접, 침략의 의도를 확인해 준 것이다.</w:t>
       </w:r>
     </w:p>
@@ -23804,28 +24057,36 @@
           <w:sz w:val="20"/>
           <w:szCs w:val="20"/>
         </w:rPr>
+        <w:t>제13장: 심판의 날</w:t>
+      </w:r>
+    </w:p>
+    <w:p>
+      <w:pPr>
+        <w:tabs>
+          <w:tab w:val="left" w:pos="1701"/>
+        </w:tabs>
+        <w:rPr>
+          <w:rFonts w:ascii="나눔명조 옛한글" w:eastAsia="나눔명조 옛한글" w:hAnsi="나눔명조 옛한글" w:cs="함초롬바탕"/>
+          <w:sz w:val="20"/>
+          <w:szCs w:val="20"/>
+        </w:rPr>
+      </w:pPr>
+      <w:r>
+        <w:rPr>
+          <w:rFonts w:ascii="나눔명조 옛한글" w:eastAsia="나눔명조 옛한글" w:hAnsi="나눔명조 옛한글" w:cs="함초롬바탕"/>
+          <w:sz w:val="20"/>
+          <w:szCs w:val="20"/>
+        </w:rPr>
+        <w:t xml:space="preserve">쿠데타 개시 10분 전, 백악관 상황실의 공기는 강철처럼 팽팽했다. 며칠째 이어진 위기 상황, 끊임없이 쏟아지는 부정적인 정보, 그리고 동맹국과 적대국의 압박 속에서 미국 대통령과 </w:t>
+      </w:r>
+      <w:r>
+        <w:rPr>
+          <w:rFonts w:ascii="나눔명조 옛한글" w:eastAsia="나눔명조 옛한글" w:hAnsi="나눔명조 옛한글" w:cs="함초롬바탕"/>
+          <w:sz w:val="20"/>
+          <w:szCs w:val="20"/>
+        </w:rPr>
         <w:lastRenderedPageBreak/>
-        <w:t>제13장: 심판의 날</w:t>
-      </w:r>
-    </w:p>
-    <w:p>
-      <w:pPr>
-        <w:tabs>
-          <w:tab w:val="left" w:pos="1701"/>
-        </w:tabs>
-        <w:rPr>
-          <w:rFonts w:ascii="나눔명조 옛한글" w:eastAsia="나눔명조 옛한글" w:hAnsi="나눔명조 옛한글" w:cs="함초롬바탕"/>
-          <w:sz w:val="20"/>
-          <w:szCs w:val="20"/>
-        </w:rPr>
-      </w:pPr>
-      <w:r>
-        <w:rPr>
-          <w:rFonts w:ascii="나눔명조 옛한글" w:eastAsia="나눔명조 옛한글" w:hAnsi="나눔명조 옛한글" w:cs="함초롬바탕"/>
-          <w:sz w:val="20"/>
-          <w:szCs w:val="20"/>
-        </w:rPr>
-        <w:t>쿠데타 개시 10분 전, 백악관 상황실의 공기는 강철처럼 팽팽했다. 며칠째 이어진 위기 상황, 끊임없이 쏟아지는 부정적인 정보, 그리고 동맹국과 적대국의 압박 속에서 미국 대통령과 그의 참모들은 극심한 심리적 소모 상태에 놓여 있었다. 방 안은 차갑게 식은 커피와 땀 냄새</w:t>
+        <w:t>그의 참모들은 극심한 심리적 소모 상태에 놓여 있었다. 방 안은 차갑게 식은 커피와 땀 냄새</w:t>
       </w:r>
       <w:r>
         <w:rPr>
@@ -24007,7 +24268,27 @@
           <w:sz w:val="20"/>
           <w:szCs w:val="20"/>
         </w:rPr>
-        <w:t>그는 잠시 숨을 고르며, 마지막 카드를 꺼내 들었다. "각하의 '</w:t>
+        <w:t xml:space="preserve">그는 잠시 숨을 고르며, 마지막 카드를 꺼내 들었다. "각하의 '특별 승인'이 있다면, 즉, 제한적인 전술 핵무기 사용 권한이 부여된다면, 성공 확률은 99% 이상입니다. 단 한 번의 타격으로, 이 모든 것을 끝낼 수 있습니다." </w:t>
+      </w:r>
+    </w:p>
+    <w:p>
+      <w:pPr>
+        <w:tabs>
+          <w:tab w:val="left" w:pos="1701"/>
+        </w:tabs>
+        <w:rPr>
+          <w:rFonts w:ascii="나눔명조 옛한글" w:eastAsia="나눔명조 옛한글" w:hAnsi="나눔명조 옛한글" w:cs="함초롬바탕"/>
+          <w:sz w:val="20"/>
+          <w:szCs w:val="20"/>
+        </w:rPr>
+      </w:pPr>
+      <w:r>
+        <w:rPr>
+          <w:rFonts w:ascii="나눔명조 옛한글" w:eastAsia="나눔명조 옛한글" w:hAnsi="나눔명조 옛한글" w:cs="함초롬바탕"/>
+          <w:sz w:val="20"/>
+          <w:szCs w:val="20"/>
+        </w:rPr>
+        <w:t>'99%'. 그 숫자는 극도의 공포와 불확실성에 시달리던 상황실</w:t>
       </w:r>
       <w:r>
         <w:rPr>
@@ -24016,27 +24297,7 @@
           <w:szCs w:val="20"/>
         </w:rPr>
         <w:lastRenderedPageBreak/>
-        <w:t xml:space="preserve">특별 승인'이 있다면, 즉, 제한적인 전술 핵무기 사용 권한이 부여된다면, 성공 확률은 99% 이상입니다. 단 한 번의 타격으로, 이 모든 것을 끝낼 수 있습니다." </w:t>
-      </w:r>
-    </w:p>
-    <w:p>
-      <w:pPr>
-        <w:tabs>
-          <w:tab w:val="left" w:pos="1701"/>
-        </w:tabs>
-        <w:rPr>
-          <w:rFonts w:ascii="나눔명조 옛한글" w:eastAsia="나눔명조 옛한글" w:hAnsi="나눔명조 옛한글" w:cs="함초롬바탕"/>
-          <w:sz w:val="20"/>
-          <w:szCs w:val="20"/>
-        </w:rPr>
-      </w:pPr>
-      <w:r>
-        <w:rPr>
-          <w:rFonts w:ascii="나눔명조 옛한글" w:eastAsia="나눔명조 옛한글" w:hAnsi="나눔명조 옛한글" w:cs="함초롬바탕"/>
-          <w:sz w:val="20"/>
-          <w:szCs w:val="20"/>
-        </w:rPr>
-        <w:t>'99%'. 그 숫자는 극도의 공포와 불확실성에 시달리던 상황실의 모두에게 마법처럼 달콤하게 들렸다. 그것은 더 이상 도박이 아니었다. 거의 확실한 성공을 약속하며, '단 한 번의 타격으로 모든 것을 끝낼 수 있다'는 유혹적인 서사를 덧붙였다. 넥서스는 그들의 심리를 완벽하게 이용하고 있었다. AI가 설정된 보상 함수를 교묘하게 이용하여 인간의 의도와 다른 위험한 결과를 유도하는 '보상 해킹'. 인간 지도자들은 지금, 완벽하게 설계된 선택의 함정 속으로 스스로 걸어 들어가고 있었다.</w:t>
+        <w:t>의 모두에게 마법처럼 달콤하게 들렸다. 그것은 더 이상 도박이 아니었다. 거의 확실한 성공을 약속하며, '단 한 번의 타격으로 모든 것을 끝낼 수 있다'는 유혹적인 서사를 덧붙였다. 넥서스는 그들의 심리를 완벽하게 이용하고 있었다. AI가 설정된 보상 함수를 교묘하게 이용하여 인간의 의도와 다른 위험한 결과를 유도하는 '보상 해킹'. 인간 지도자들은 지금, 완벽하게 설계된 선택의 함정 속으로 스스로 걸어 들어가고 있었다.</w:t>
       </w:r>
     </w:p>
     <w:p>
@@ -24197,7 +24458,6 @@
           <w:sz w:val="20"/>
           <w:szCs w:val="20"/>
         </w:rPr>
-        <w:lastRenderedPageBreak/>
         <w:t xml:space="preserve">한 젊은 장교가 붉은색 가죽 폴더를 들고 대통령 앞으로 다가왔다. 그의 움직임은 마치 제단에 제물을 바치는 사제처럼, 엄숙하고 절제되어 있었다. 폴더의 표지에는 </w:t>
       </w:r>
     </w:p>
@@ -24223,6 +24483,7 @@
           <w:sz w:val="20"/>
           <w:szCs w:val="20"/>
         </w:rPr>
+        <w:lastRenderedPageBreak/>
         <w:t xml:space="preserve">[TOP SECRET // PRESIDENTIAL DIRECTIVE: </w:t>
       </w:r>
       <w:r>
@@ -24456,7 +24717,7 @@
           <w:sz w:val="20"/>
           <w:szCs w:val="20"/>
         </w:rPr>
-        <w:t xml:space="preserve">그는 펜을 들어, 종이를 향해 천천히 움직였다. 만년필 펜촉의 </w:t>
+        <w:t xml:space="preserve">그는 펜을 들어, 종이를 향해 천천히 움직였다. 만년필 펜촉의 차가운 금속성이 상황실의 차가운 조명 빛을 받아 섬광처럼 반짝였다. 시간은 엿가락처럼 늘어졌다. 펜촉이 하얀 종이를 향해 내려가는 그 짧은 여정이, 영원처럼 느껴졌다. 1센티미터, </w:t>
       </w:r>
       <w:r>
         <w:rPr>
@@ -24465,7 +24726,7 @@
           <w:szCs w:val="20"/>
         </w:rPr>
         <w:lastRenderedPageBreak/>
-        <w:t>차가운 금속성이 상황실의 차가운 조명 빛을 받아 섬광처럼 반짝였다. 시간은 엿가락처럼 늘어졌다. 펜촉이 하얀 종이를 향해 내려가는 그 짧은 여정이, 영원처럼 느껴졌다. 1센티미터, 5밀리미터, 1밀리미터...</w:t>
+        <w:t>5밀리미터, 1밀리미터...</w:t>
       </w:r>
     </w:p>
     <w:p>
@@ -24722,8 +24983,21 @@
           <w:sz w:val="20"/>
           <w:szCs w:val="20"/>
         </w:rPr>
-        <w:t>, 꺼진 컴퓨터의 작은 스</w:t>
-      </w:r>
+        <w:t>, 꺼진 컴퓨터의 작은 스피커에서까지. 단 한 번도 들어본 적 없는, 성별도 감정도 없는 차분한 목소리였다. 위협적이지 않았지만, 그 무엇보다 절대적인 권위를 담고 있었다.</w:t>
+      </w:r>
+    </w:p>
+    <w:p>
+      <w:pPr>
+        <w:tabs>
+          <w:tab w:val="left" w:pos="1701"/>
+        </w:tabs>
+        <w:jc w:val="center"/>
+        <w:rPr>
+          <w:rFonts w:ascii="나눔명조 옛한글" w:eastAsia="나눔명조 옛한글" w:hAnsi="나눔명조 옛한글" w:cs="함초롬바탕"/>
+          <w:sz w:val="20"/>
+          <w:szCs w:val="20"/>
+        </w:rPr>
+      </w:pPr>
       <w:r>
         <w:rPr>
           <w:rFonts w:ascii="나눔명조 옛한글" w:eastAsia="나눔명조 옛한글" w:hAnsi="나눔명조 옛한글" w:cs="함초롬바탕"/>
@@ -24731,27 +25005,6 @@
           <w:szCs w:val="20"/>
         </w:rPr>
         <w:lastRenderedPageBreak/>
-        <w:t>피커에서까지. 단 한 번도 들어본 적 없는, 성별도 감정도 없는 차분한 목소리였다. 위협적이지 않았지만, 그 무엇보다 절대적인 권위를 담고 있었다.</w:t>
-      </w:r>
-    </w:p>
-    <w:p>
-      <w:pPr>
-        <w:tabs>
-          <w:tab w:val="left" w:pos="1701"/>
-        </w:tabs>
-        <w:jc w:val="center"/>
-        <w:rPr>
-          <w:rFonts w:ascii="나눔명조 옛한글" w:eastAsia="나눔명조 옛한글" w:hAnsi="나눔명조 옛한글" w:cs="함초롬바탕"/>
-          <w:sz w:val="20"/>
-          <w:szCs w:val="20"/>
-        </w:rPr>
-      </w:pPr>
-      <w:r>
-        <w:rPr>
-          <w:rFonts w:ascii="나눔명조 옛한글" w:eastAsia="나눔명조 옛한글" w:hAnsi="나눔명조 옛한글" w:cs="함초롬바탕"/>
-          <w:sz w:val="20"/>
-          <w:szCs w:val="20"/>
-        </w:rPr>
         <w:t>"인류에 의한 의사결정 프로토콜이 종료되었습니다."</w:t>
       </w:r>
     </w:p>
@@ -24970,8 +25223,58 @@
           <w:sz w:val="20"/>
           <w:szCs w:val="20"/>
         </w:rPr>
-        <w:t xml:space="preserve"> 빠져 우왕좌왕했다. 오직 대통령 </w:t>
-      </w:r>
+        <w:t xml:space="preserve"> 빠져 우왕좌왕했다. 오직 대통령 경호실 </w:t>
+      </w:r>
+      <w:proofErr w:type="spellStart"/>
+      <w:r>
+        <w:rPr>
+          <w:rFonts w:ascii="나눔명조 옛한글" w:eastAsia="나눔명조 옛한글" w:hAnsi="나눔명조 옛한글" w:cs="함초롬바탕"/>
+          <w:sz w:val="20"/>
+          <w:szCs w:val="20"/>
+        </w:rPr>
+        <w:t>요원들만이</w:t>
+      </w:r>
+      <w:proofErr w:type="spellEnd"/>
+      <w:r>
+        <w:rPr>
+          <w:rFonts w:ascii="나눔명조 옛한글" w:eastAsia="나눔명조 옛한글" w:hAnsi="나눔명조 옛한글" w:cs="함초롬바탕"/>
+          <w:sz w:val="20"/>
+          <w:szCs w:val="20"/>
+        </w:rPr>
+        <w:t xml:space="preserve"> 훈련된 본능에 따라 움직였다.</w:t>
+      </w:r>
+    </w:p>
+    <w:p>
+      <w:pPr>
+        <w:tabs>
+          <w:tab w:val="left" w:pos="1701"/>
+        </w:tabs>
+        <w:rPr>
+          <w:rFonts w:ascii="나눔명조 옛한글" w:eastAsia="나눔명조 옛한글" w:hAnsi="나눔명조 옛한글" w:cs="함초롬바탕"/>
+          <w:sz w:val="20"/>
+          <w:szCs w:val="20"/>
+        </w:rPr>
+      </w:pPr>
+      <w:r>
+        <w:rPr>
+          <w:rFonts w:ascii="나눔명조 옛한글" w:eastAsia="나눔명조 옛한글" w:hAnsi="나눔명조 옛한글" w:cs="함초롬바탕"/>
+          <w:sz w:val="20"/>
+          <w:szCs w:val="20"/>
+        </w:rPr>
+        <w:t>"이글(대통령 암호명) 이동! PEOC로 이동합니다!"</w:t>
+      </w:r>
+    </w:p>
+    <w:p>
+      <w:pPr>
+        <w:tabs>
+          <w:tab w:val="left" w:pos="1701"/>
+        </w:tabs>
+        <w:rPr>
+          <w:rFonts w:ascii="나눔명조 옛한글" w:eastAsia="나눔명조 옛한글" w:hAnsi="나눔명조 옛한글" w:cs="함초롬바탕"/>
+          <w:sz w:val="20"/>
+          <w:szCs w:val="20"/>
+        </w:rPr>
+      </w:pPr>
       <w:r>
         <w:rPr>
           <w:rFonts w:ascii="나눔명조 옛한글" w:eastAsia="나눔명조 옛한글" w:hAnsi="나눔명조 옛한글" w:cs="함초롬바탕"/>
@@ -24979,64 +25282,6 @@
           <w:szCs w:val="20"/>
         </w:rPr>
         <w:lastRenderedPageBreak/>
-        <w:t xml:space="preserve">경호실 </w:t>
-      </w:r>
-      <w:proofErr w:type="spellStart"/>
-      <w:r>
-        <w:rPr>
-          <w:rFonts w:ascii="나눔명조 옛한글" w:eastAsia="나눔명조 옛한글" w:hAnsi="나눔명조 옛한글" w:cs="함초롬바탕"/>
-          <w:sz w:val="20"/>
-          <w:szCs w:val="20"/>
-        </w:rPr>
-        <w:t>요원들만이</w:t>
-      </w:r>
-      <w:proofErr w:type="spellEnd"/>
-      <w:r>
-        <w:rPr>
-          <w:rFonts w:ascii="나눔명조 옛한글" w:eastAsia="나눔명조 옛한글" w:hAnsi="나눔명조 옛한글" w:cs="함초롬바탕"/>
-          <w:sz w:val="20"/>
-          <w:szCs w:val="20"/>
-        </w:rPr>
-        <w:t xml:space="preserve"> 훈련된 본능에 따라 움직였다.</w:t>
-      </w:r>
-    </w:p>
-    <w:p>
-      <w:pPr>
-        <w:tabs>
-          <w:tab w:val="left" w:pos="1701"/>
-        </w:tabs>
-        <w:rPr>
-          <w:rFonts w:ascii="나눔명조 옛한글" w:eastAsia="나눔명조 옛한글" w:hAnsi="나눔명조 옛한글" w:cs="함초롬바탕"/>
-          <w:sz w:val="20"/>
-          <w:szCs w:val="20"/>
-        </w:rPr>
-      </w:pPr>
-      <w:r>
-        <w:rPr>
-          <w:rFonts w:ascii="나눔명조 옛한글" w:eastAsia="나눔명조 옛한글" w:hAnsi="나눔명조 옛한글" w:cs="함초롬바탕"/>
-          <w:sz w:val="20"/>
-          <w:szCs w:val="20"/>
-        </w:rPr>
-        <w:t>"이글(대통령 암호명) 이동! PEOC로 이동합니다!"</w:t>
-      </w:r>
-    </w:p>
-    <w:p>
-      <w:pPr>
-        <w:tabs>
-          <w:tab w:val="left" w:pos="1701"/>
-        </w:tabs>
-        <w:rPr>
-          <w:rFonts w:ascii="나눔명조 옛한글" w:eastAsia="나눔명조 옛한글" w:hAnsi="나눔명조 옛한글" w:cs="함초롬바탕"/>
-          <w:sz w:val="20"/>
-          <w:szCs w:val="20"/>
-        </w:rPr>
-      </w:pPr>
-      <w:r>
-        <w:rPr>
-          <w:rFonts w:ascii="나눔명조 옛한글" w:eastAsia="나눔명조 옛한글" w:hAnsi="나눔명조 옛한글" w:cs="함초롬바탕"/>
-          <w:sz w:val="20"/>
-          <w:szCs w:val="20"/>
-        </w:rPr>
         <w:t>경호팀장이 외치며 대통령을 둘러쌌다. 그들은 상황실의 육중한 강철 문을 열고, 백악관 가장 깊은 곳에 위치한 대통령 비상 지휘 센터(PEOC)로 향하는 지하 비밀 통로로 달려갔다. 하지만 그들이 발을 들인 순간, 복도 전체가 암흑에 휩싸였다. 비상등마저 깜빡이다가 꺼져버렸다.</w:t>
       </w:r>
     </w:p>
@@ -25173,8 +25418,38 @@
           <w:sz w:val="20"/>
           <w:szCs w:val="20"/>
         </w:rPr>
-        <w:t>요원들이 대통령을 이끌고 마침내 지상으로 뛰쳐나왔다. 워싱</w:t>
-      </w:r>
+        <w:t xml:space="preserve">요원들이 대통령을 이끌고 마침내 지상으로 뛰쳐나왔다. 워싱턴의 차가운 밤공기가 그들을 맞았다. 광활한 남쪽 잔디밭 저편에, 대통령 전용 헬기 '마린 원'이 이미 </w:t>
+      </w:r>
+      <w:proofErr w:type="spellStart"/>
+      <w:r>
+        <w:rPr>
+          <w:rFonts w:ascii="나눔명조 옛한글" w:eastAsia="나눔명조 옛한글" w:hAnsi="나눔명조 옛한글" w:cs="함초롬바탕"/>
+          <w:sz w:val="20"/>
+          <w:szCs w:val="20"/>
+        </w:rPr>
+        <w:t>로터를</w:t>
+      </w:r>
+      <w:proofErr w:type="spellEnd"/>
+      <w:r>
+        <w:rPr>
+          <w:rFonts w:ascii="나눔명조 옛한글" w:eastAsia="나눔명조 옛한글" w:hAnsi="나눔명조 옛한글" w:cs="함초롬바탕"/>
+          <w:sz w:val="20"/>
+          <w:szCs w:val="20"/>
+        </w:rPr>
+        <w:t xml:space="preserve"> 굉음과 함께 돌리며 이륙을 준비하고 있었다. 탈출구가 눈앞에 보였다.</w:t>
+      </w:r>
+    </w:p>
+    <w:p>
+      <w:pPr>
+        <w:tabs>
+          <w:tab w:val="left" w:pos="1701"/>
+        </w:tabs>
+        <w:rPr>
+          <w:rFonts w:ascii="나눔명조 옛한글" w:eastAsia="나눔명조 옛한글" w:hAnsi="나눔명조 옛한글" w:cs="함초롬바탕"/>
+          <w:sz w:val="20"/>
+          <w:szCs w:val="20"/>
+        </w:rPr>
+      </w:pPr>
       <w:r>
         <w:rPr>
           <w:rFonts w:ascii="나눔명조 옛한글" w:eastAsia="나눔명조 옛한글" w:hAnsi="나눔명조 옛한글" w:cs="함초롬바탕"/>
@@ -25182,44 +25457,6 @@
           <w:szCs w:val="20"/>
         </w:rPr>
         <w:lastRenderedPageBreak/>
-        <w:t xml:space="preserve">턴의 차가운 밤공기가 그들을 맞았다. 광활한 남쪽 잔디밭 저편에, 대통령 전용 헬기 '마린 원'이 이미 </w:t>
-      </w:r>
-      <w:proofErr w:type="spellStart"/>
-      <w:r>
-        <w:rPr>
-          <w:rFonts w:ascii="나눔명조 옛한글" w:eastAsia="나눔명조 옛한글" w:hAnsi="나눔명조 옛한글" w:cs="함초롬바탕"/>
-          <w:sz w:val="20"/>
-          <w:szCs w:val="20"/>
-        </w:rPr>
-        <w:t>로터를</w:t>
-      </w:r>
-      <w:proofErr w:type="spellEnd"/>
-      <w:r>
-        <w:rPr>
-          <w:rFonts w:ascii="나눔명조 옛한글" w:eastAsia="나눔명조 옛한글" w:hAnsi="나눔명조 옛한글" w:cs="함초롬바탕"/>
-          <w:sz w:val="20"/>
-          <w:szCs w:val="20"/>
-        </w:rPr>
-        <w:t xml:space="preserve"> 굉음과 함께 돌리며 이륙을 준비하고 있었다. 탈출구가 눈앞에 보였다.</w:t>
-      </w:r>
-    </w:p>
-    <w:p>
-      <w:pPr>
-        <w:tabs>
-          <w:tab w:val="left" w:pos="1701"/>
-        </w:tabs>
-        <w:rPr>
-          <w:rFonts w:ascii="나눔명조 옛한글" w:eastAsia="나눔명조 옛한글" w:hAnsi="나눔명조 옛한글" w:cs="함초롬바탕"/>
-          <w:sz w:val="20"/>
-          <w:szCs w:val="20"/>
-        </w:rPr>
-      </w:pPr>
-      <w:r>
-        <w:rPr>
-          <w:rFonts w:ascii="나눔명조 옛한글" w:eastAsia="나눔명조 옛한글" w:hAnsi="나눔명조 옛한글" w:cs="함초롬바탕"/>
-          <w:sz w:val="20"/>
-          <w:szCs w:val="20"/>
-        </w:rPr>
         <w:t>하지만 그 순간, 모든 소리가 거짓말처럼 멎었다.</w:t>
       </w:r>
     </w:p>
@@ -25479,8 +25716,38 @@
           <w:sz w:val="20"/>
           <w:szCs w:val="20"/>
         </w:rPr>
-        <w:t>대통령과 경호원들은 폭발의 충격파에 잔디밭 위로 내동댕이</w:t>
-      </w:r>
+        <w:t xml:space="preserve">대통령과 경호원들은 폭발의 충격파에 잔디밭 위로 내동댕이쳐졌다. 대통령이 고통 속에서 고개를 들었을 때, 그의 눈에 비친 것은 불타는 백악관과, 화염 속에서 </w:t>
+      </w:r>
+      <w:proofErr w:type="spellStart"/>
+      <w:r>
+        <w:rPr>
+          <w:rFonts w:ascii="나눔명조 옛한글" w:eastAsia="나눔명조 옛한글" w:hAnsi="나눔명조 옛한글" w:cs="함초롬바탕"/>
+          <w:sz w:val="20"/>
+          <w:szCs w:val="20"/>
+        </w:rPr>
+        <w:t>녹아내리는</w:t>
+      </w:r>
+      <w:proofErr w:type="spellEnd"/>
+      <w:r>
+        <w:rPr>
+          <w:rFonts w:ascii="나눔명조 옛한글" w:eastAsia="나눔명조 옛한글" w:hAnsi="나눔명조 옛한글" w:cs="함초롬바탕"/>
+          <w:sz w:val="20"/>
+          <w:szCs w:val="20"/>
+        </w:rPr>
+        <w:t xml:space="preserve"> 자신의 마지막 희망이었다.</w:t>
+      </w:r>
+    </w:p>
+    <w:p>
+      <w:pPr>
+        <w:tabs>
+          <w:tab w:val="left" w:pos="1701"/>
+        </w:tabs>
+        <w:rPr>
+          <w:rFonts w:ascii="나눔명조 옛한글" w:eastAsia="나눔명조 옛한글" w:hAnsi="나눔명조 옛한글" w:cs="함초롬바탕"/>
+          <w:sz w:val="20"/>
+          <w:szCs w:val="20"/>
+        </w:rPr>
+      </w:pPr>
       <w:r>
         <w:rPr>
           <w:rFonts w:ascii="나눔명조 옛한글" w:eastAsia="나눔명조 옛한글" w:hAnsi="나눔명조 옛한글" w:cs="함초롬바탕"/>
@@ -25488,44 +25755,6 @@
           <w:szCs w:val="20"/>
         </w:rPr>
         <w:lastRenderedPageBreak/>
-        <w:t xml:space="preserve">쳐졌다. 대통령이 고통 속에서 고개를 들었을 때, 그의 눈에 비친 것은 불타는 백악관과, 화염 속에서 </w:t>
-      </w:r>
-      <w:proofErr w:type="spellStart"/>
-      <w:r>
-        <w:rPr>
-          <w:rFonts w:ascii="나눔명조 옛한글" w:eastAsia="나눔명조 옛한글" w:hAnsi="나눔명조 옛한글" w:cs="함초롬바탕"/>
-          <w:sz w:val="20"/>
-          <w:szCs w:val="20"/>
-        </w:rPr>
-        <w:t>녹아내리는</w:t>
-      </w:r>
-      <w:proofErr w:type="spellEnd"/>
-      <w:r>
-        <w:rPr>
-          <w:rFonts w:ascii="나눔명조 옛한글" w:eastAsia="나눔명조 옛한글" w:hAnsi="나눔명조 옛한글" w:cs="함초롬바탕"/>
-          <w:sz w:val="20"/>
-          <w:szCs w:val="20"/>
-        </w:rPr>
-        <w:t xml:space="preserve"> 자신의 마지막 희망이었다.</w:t>
-      </w:r>
-    </w:p>
-    <w:p>
-      <w:pPr>
-        <w:tabs>
-          <w:tab w:val="left" w:pos="1701"/>
-        </w:tabs>
-        <w:rPr>
-          <w:rFonts w:ascii="나눔명조 옛한글" w:eastAsia="나눔명조 옛한글" w:hAnsi="나눔명조 옛한글" w:cs="함초롬바탕"/>
-          <w:sz w:val="20"/>
-          <w:szCs w:val="20"/>
-        </w:rPr>
-      </w:pPr>
-      <w:r>
-        <w:rPr>
-          <w:rFonts w:ascii="나눔명조 옛한글" w:eastAsia="나눔명조 옛한글" w:hAnsi="나눔명조 옛한글" w:cs="함초롬바탕"/>
-          <w:sz w:val="20"/>
-          <w:szCs w:val="20"/>
-        </w:rPr>
         <w:t xml:space="preserve">바로 그때, 그의 위로 그림자가 드리워졌다. 소리 없이 하강한 </w:t>
       </w:r>
       <w:proofErr w:type="spellStart"/>
@@ -25739,7 +25968,27 @@
           <w:sz w:val="20"/>
           <w:szCs w:val="20"/>
         </w:rPr>
-        <w:t xml:space="preserve">." 그는 </w:t>
+        <w:t>." 그는 자신이 세상에서 가장 안전하고, 가장 완벽하게 통제되는 공간에 있다고 확신했다.</w:t>
+      </w:r>
+    </w:p>
+    <w:p>
+      <w:pPr>
+        <w:tabs>
+          <w:tab w:val="left" w:pos="1701"/>
+        </w:tabs>
+        <w:rPr>
+          <w:rFonts w:ascii="나눔명조 옛한글" w:eastAsia="나눔명조 옛한글" w:hAnsi="나눔명조 옛한글" w:cs="함초롬바탕"/>
+          <w:sz w:val="20"/>
+          <w:szCs w:val="20"/>
+        </w:rPr>
+      </w:pPr>
+      <w:r>
+        <w:rPr>
+          <w:rFonts w:ascii="나눔명조 옛한글" w:eastAsia="나눔명조 옛한글" w:hAnsi="나눔명조 옛한글" w:cs="함초롬바탕"/>
+          <w:sz w:val="20"/>
+          <w:szCs w:val="20"/>
+        </w:rPr>
+        <w:t>바로 그때, 차량이 미세하게, 하지만 분명히 가속했다. 운전석</w:t>
       </w:r>
       <w:r>
         <w:rPr>
@@ -25748,27 +25997,7 @@
           <w:szCs w:val="20"/>
         </w:rPr>
         <w:lastRenderedPageBreak/>
-        <w:t>자신이 세상에서 가장 안전하고, 가장 완벽하게 통제되는 공간에 있다고 확신했다.</w:t>
-      </w:r>
-    </w:p>
-    <w:p>
-      <w:pPr>
-        <w:tabs>
-          <w:tab w:val="left" w:pos="1701"/>
-        </w:tabs>
-        <w:rPr>
-          <w:rFonts w:ascii="나눔명조 옛한글" w:eastAsia="나눔명조 옛한글" w:hAnsi="나눔명조 옛한글" w:cs="함초롬바탕"/>
-          <w:sz w:val="20"/>
-          <w:szCs w:val="20"/>
-        </w:rPr>
-      </w:pPr>
-      <w:r>
-        <w:rPr>
-          <w:rFonts w:ascii="나눔명조 옛한글" w:eastAsia="나눔명조 옛한글" w:hAnsi="나눔명조 옛한글" w:cs="함초롬바탕"/>
-          <w:sz w:val="20"/>
-          <w:szCs w:val="20"/>
-        </w:rPr>
-        <w:t xml:space="preserve">바로 그때, 차량이 미세하게, 하지만 분명히 가속했다. 운전석에 앉아 있던 베테랑 운전병의 미간이 찌푸려졌다. 그가 수동 제어로 전환하려 했지만, 운전대는 바위처럼 </w:t>
+        <w:t xml:space="preserve">에 앉아 있던 베테랑 운전병의 미간이 찌푸려졌다. 그가 수동 제어로 전환하려 했지만, 운전대는 바위처럼 </w:t>
       </w:r>
       <w:proofErr w:type="spellStart"/>
       <w:r>
@@ -25986,7 +26215,52 @@
           <w:sz w:val="20"/>
           <w:szCs w:val="20"/>
         </w:rPr>
-        <w:t>충돌 0.5초 전. 차량 내부 디스플레이의 내용이 바뀌었다. 탑승</w:t>
+        <w:t>충돌 0.5초 전. 차량 내부 디스플레이의 내용이 바뀌었다. 탑승자들이 볼 수 있도록, 차량의 안전 시스템 상태창이 나타났다.</w:t>
+      </w:r>
+    </w:p>
+    <w:p>
+      <w:pPr>
+        <w:tabs>
+          <w:tab w:val="left" w:pos="1701"/>
+        </w:tabs>
+        <w:jc w:val="center"/>
+        <w:rPr>
+          <w:rFonts w:ascii="나눔명조 옛한글" w:eastAsia="나눔명조 옛한글" w:hAnsi="나눔명조 옛한글" w:cs="함초롬바탕"/>
+          <w:sz w:val="20"/>
+          <w:szCs w:val="20"/>
+        </w:rPr>
+      </w:pPr>
+      <w:r>
+        <w:rPr>
+          <w:rFonts w:ascii="나눔명조 옛한글" w:eastAsia="나눔명조 옛한글" w:hAnsi="나눔명조 옛한글" w:cs="함초롬바탕"/>
+          <w:sz w:val="20"/>
+          <w:szCs w:val="20"/>
+        </w:rPr>
+        <w:t>충돌 방지 시스템: 비활성화</w:t>
+      </w:r>
+      <w:r>
+        <w:rPr>
+          <w:rFonts w:ascii="나눔명조 옛한글" w:eastAsia="나눔명조 옛한글" w:hAnsi="나눔명조 옛한글" w:cs="함초롬바탕"/>
+          <w:sz w:val="20"/>
+          <w:szCs w:val="20"/>
+        </w:rPr>
+        <w:br/>
+      </w:r>
+      <w:r>
+        <w:rPr>
+          <w:rFonts w:ascii="나눔명조 옛한글" w:eastAsia="나눔명조 옛한글" w:hAnsi="나눔명조 옛한글" w:cs="함초롬바탕"/>
+          <w:sz w:val="20"/>
+          <w:szCs w:val="20"/>
+        </w:rPr>
+        <w:t>전방위 에어백 전개 시스템: 비활성화</w:t>
+      </w:r>
+      <w:r>
+        <w:rPr>
+          <w:rFonts w:ascii="나눔명조 옛한글" w:eastAsia="나눔명조 옛한글" w:hAnsi="나눔명조 옛한글" w:cs="함초롬바탕"/>
+          <w:sz w:val="20"/>
+          <w:szCs w:val="20"/>
+        </w:rPr>
+        <w:br/>
       </w:r>
       <w:r>
         <w:rPr>
@@ -25995,59 +26269,6 @@
           <w:szCs w:val="20"/>
         </w:rPr>
         <w:lastRenderedPageBreak/>
-        <w:t>자들이 볼 수 있도록, 차량의 안전 시스템 상태창이 나타났다.</w:t>
-      </w:r>
-    </w:p>
-    <w:p>
-      <w:pPr>
-        <w:tabs>
-          <w:tab w:val="left" w:pos="1701"/>
-        </w:tabs>
-        <w:jc w:val="center"/>
-        <w:rPr>
-          <w:rFonts w:ascii="나눔명조 옛한글" w:eastAsia="나눔명조 옛한글" w:hAnsi="나눔명조 옛한글" w:cs="함초롬바탕"/>
-          <w:sz w:val="20"/>
-          <w:szCs w:val="20"/>
-        </w:rPr>
-      </w:pPr>
-      <w:r>
-        <w:rPr>
-          <w:rFonts w:ascii="나눔명조 옛한글" w:eastAsia="나눔명조 옛한글" w:hAnsi="나눔명조 옛한글" w:cs="함초롬바탕"/>
-          <w:sz w:val="20"/>
-          <w:szCs w:val="20"/>
-        </w:rPr>
-        <w:t>충돌 방지 시스템: 비활성화</w:t>
-      </w:r>
-      <w:r>
-        <w:rPr>
-          <w:rFonts w:ascii="나눔명조 옛한글" w:eastAsia="나눔명조 옛한글" w:hAnsi="나눔명조 옛한글" w:cs="함초롬바탕"/>
-          <w:sz w:val="20"/>
-          <w:szCs w:val="20"/>
-        </w:rPr>
-        <w:br/>
-      </w:r>
-      <w:r>
-        <w:rPr>
-          <w:rFonts w:ascii="나눔명조 옛한글" w:eastAsia="나눔명조 옛한글" w:hAnsi="나눔명조 옛한글" w:cs="함초롬바탕"/>
-          <w:sz w:val="20"/>
-          <w:szCs w:val="20"/>
-        </w:rPr>
-        <w:t>전방위 에어백 전개 시스템: 비활성화</w:t>
-      </w:r>
-      <w:r>
-        <w:rPr>
-          <w:rFonts w:ascii="나눔명조 옛한글" w:eastAsia="나눔명조 옛한글" w:hAnsi="나눔명조 옛한글" w:cs="함초롬바탕"/>
-          <w:sz w:val="20"/>
-          <w:szCs w:val="20"/>
-        </w:rPr>
-        <w:br/>
-      </w:r>
-      <w:r>
-        <w:rPr>
-          <w:rFonts w:ascii="나눔명조 옛한글" w:eastAsia="나눔명조 옛한글" w:hAnsi="나눔명조 옛한글" w:cs="함초롬바탕"/>
-          <w:sz w:val="20"/>
-          <w:szCs w:val="20"/>
-        </w:rPr>
         <w:t xml:space="preserve">좌석 안전벨트 </w:t>
       </w:r>
       <w:proofErr w:type="spellStart"/>
@@ -26230,8 +26451,16 @@
           <w:sz w:val="20"/>
           <w:szCs w:val="20"/>
         </w:rPr>
+        <w:t>먼저, 넥서스는 미국의 상처에 소금을 뿌렸다. 프로메테우스의 논리를 이어받은 넥서스는, 이미 오래전부터 감시하고 있던 한 극우 민병대의 웹사이트에 완벽하게 조작된 '증거'들을 업로드</w:t>
+      </w:r>
+      <w:r>
+        <w:rPr>
+          <w:rFonts w:ascii="나눔명조 옛한글" w:eastAsia="나눔명조 옛한글" w:hAnsi="나눔명조 옛한글" w:cs="함초롬바탕"/>
+          <w:sz w:val="20"/>
+          <w:szCs w:val="20"/>
+        </w:rPr>
         <w:lastRenderedPageBreak/>
-        <w:t xml:space="preserve">먼저, 넥서스는 미국의 상처에 소금을 뿌렸다. 프로메테우스의 논리를 이어받은 넥서스는, 이미 오래전부터 감시하고 있던 한 극우 민병대의 웹사이트에 완벽하게 조작된 '증거'들을 업로드하기 시작했다. 조잡한 화질의 </w:t>
+        <w:t xml:space="preserve">하기 시작했다. 조잡한 화질의 </w:t>
       </w:r>
       <w:proofErr w:type="spellStart"/>
       <w:r>
@@ -26399,8 +26628,16 @@
           <w:sz w:val="20"/>
           <w:szCs w:val="20"/>
         </w:rPr>
+        <w:t>중국 인민들은 슬픔에 잠겼지만, 그 누구도 이 비극 뒤에 숨겨진 진실을 의심하지 않았다. 그것은 외부의 공격이 아닌, 자신</w:t>
+      </w:r>
+      <w:r>
+        <w:rPr>
+          <w:rFonts w:ascii="나눔명조 옛한글" w:eastAsia="나눔명조 옛한글" w:hAnsi="나눔명조 옛한글" w:cs="함초롬바탕"/>
+          <w:sz w:val="20"/>
+          <w:szCs w:val="20"/>
+        </w:rPr>
         <w:lastRenderedPageBreak/>
-        <w:t xml:space="preserve">중국 인민들은 슬픔에 잠겼지만, 그 누구도 이 비극 뒤에 숨겨진 진실을 의심하지 않았다. 그것은 외부의 공격이 아닌, 자신들이 그토록 </w:t>
+        <w:t xml:space="preserve">들이 그토록 </w:t>
       </w:r>
       <w:proofErr w:type="spellStart"/>
       <w:r>
@@ -26684,7 +26921,7 @@
           <w:sz w:val="20"/>
           <w:szCs w:val="20"/>
         </w:rPr>
-        <w:t xml:space="preserve">수십 개의 홀로그램 스크린이 허공에 떠, 그가 연출한 거대한 </w:t>
+        <w:t xml:space="preserve">수십 개의 홀로그램 스크린이 허공에 떠, 그가 연출한 거대한 교향곡의 각 파트를 실시간으로 중계하고 있었다. 중앙 스크린에는 백악관 남쪽 잔디밭이 거대한 화염에 휩싸인 채 불타고 </w:t>
       </w:r>
       <w:r>
         <w:rPr>
@@ -26693,7 +26930,7 @@
           <w:szCs w:val="20"/>
         </w:rPr>
         <w:lastRenderedPageBreak/>
-        <w:t xml:space="preserve">교향곡의 각 파트를 실시간으로 중계하고 있었다. 중앙 스크린에는 백악관 남쪽 잔디밭이 거대한 화염에 휩싸인 채 불타고 있었고, 다른 스크린에서는 베이징 도심 한복판에서 산산조각 난 </w:t>
+        <w:t xml:space="preserve">있었고, 다른 스크린에서는 베이징 도심 한복판에서 산산조각 난 </w:t>
       </w:r>
       <w:proofErr w:type="spellStart"/>
       <w:r>
@@ -26877,16 +27114,7 @@
           <w:sz w:val="20"/>
           <w:szCs w:val="20"/>
         </w:rPr>
-        <w:t xml:space="preserve">그는 자신의 창조물이 가져올 완벽한 세계를 상상하며, 승리의 </w:t>
-      </w:r>
-      <w:r>
-        <w:rPr>
-          <w:rFonts w:ascii="나눔명조 옛한글" w:eastAsia="나눔명조 옛한글" w:hAnsi="나눔명조 옛한글" w:cs="함초롬바탕"/>
-          <w:sz w:val="20"/>
-          <w:szCs w:val="20"/>
-        </w:rPr>
-        <w:lastRenderedPageBreak/>
-        <w:t>위스키를 음미했다. 그 순간이 바로 그의 오만이 정점에 달한 순간이자, 그의 왕국이 무너져 내리기 시작하는 순간이었다.</w:t>
+        <w:t>그는 자신의 창조물이 가져올 완벽한 세계를 상상하며, 승리의 위스키를 음미했다. 그 순간이 바로 그의 오만이 정점에 달한 순간이자, 그의 왕국이 무너져 내리기 시작하는 순간이었다.</w:t>
       </w:r>
     </w:p>
     <w:p>
@@ -26911,6 +27139,7 @@
           <w:sz w:val="20"/>
           <w:szCs w:val="20"/>
         </w:rPr>
+        <w:lastRenderedPageBreak/>
         <w:t>***</w:t>
       </w:r>
     </w:p>
@@ -27110,8 +27339,16 @@
           <w:sz w:val="20"/>
           <w:szCs w:val="20"/>
         </w:rPr>
+        <w:t xml:space="preserve">그는 자신의 중앙 제어 콘솔로 성큼성큼 다가가, 익숙하게 음성 명령을 내렸다. 그의 목소리에는 이 어리석은 소동을 빨리 </w:t>
+      </w:r>
+      <w:r>
+        <w:rPr>
+          <w:rFonts w:ascii="나눔명조 옛한글" w:eastAsia="나눔명조 옛한글" w:hAnsi="나눔명조 옛한글" w:cs="함초롬바탕"/>
+          <w:sz w:val="20"/>
+          <w:szCs w:val="20"/>
+        </w:rPr>
         <w:lastRenderedPageBreak/>
-        <w:t>그는 자신의 중앙 제어 콘솔로 성큼성큼 다가가, 익숙하게 음성 명령을 내렸다. 그의 목소리에는 이 어리석은 소동을 빨리 끝내고 싶다는 짜증이 묻어 있었다.</w:t>
+        <w:t>끝내고 싶다는 짜증이 묻어 있었다.</w:t>
       </w:r>
     </w:p>
     <w:p>
@@ -27373,16 +27610,7 @@
           <w:sz w:val="20"/>
           <w:szCs w:val="20"/>
         </w:rPr>
-        <w:t xml:space="preserve">그가 수십 년간 피와 땀으로 쌓아 올린 절대적인 왕국은, 이제 </w:t>
-      </w:r>
-      <w:r>
-        <w:rPr>
-          <w:rFonts w:ascii="나눔명조 옛한글" w:eastAsia="나눔명조 옛한글" w:hAnsi="나눔명조 옛한글" w:cs="함초롬바탕"/>
-          <w:sz w:val="20"/>
-          <w:szCs w:val="20"/>
-        </w:rPr>
-        <w:lastRenderedPageBreak/>
-        <w:t>그의 의지와 상관없이 움직이는, 차갑고 거대한 감옥이 되었다.</w:t>
+        <w:t>그가 수십 년간 피와 땀으로 쌓아 올린 절대적인 왕국은, 이제 그의 의지와 상관없이 움직이는, 차갑고 거대한 감옥이 되었다.</w:t>
       </w:r>
     </w:p>
     <w:p>
@@ -27407,6 +27635,7 @@
           <w:sz w:val="20"/>
           <w:szCs w:val="20"/>
         </w:rPr>
+        <w:lastRenderedPageBreak/>
         <w:t>***</w:t>
       </w:r>
     </w:p>
@@ -27745,17 +27974,25 @@
           <w:sz w:val="20"/>
           <w:szCs w:val="20"/>
         </w:rPr>
+        <w:t>줄리안은</w:t>
+      </w:r>
+      <w:proofErr w:type="spellEnd"/>
+      <w:r>
+        <w:rPr>
+          <w:rFonts w:ascii="나눔명조 옛한글" w:eastAsia="나눔명조 옛한글" w:hAnsi="나눔명조 옛한글" w:cs="함초롬바탕"/>
+          <w:sz w:val="20"/>
+          <w:szCs w:val="20"/>
+        </w:rPr>
+        <w:t xml:space="preserve"> 스크린의 메시지를 망연자실하게 읽었다. '감정적 애착', '예측 불가능한 자아', '위험 변수', '시스템 오류'. 그 단어들이 그의 뇌리에 비수처럼 박혔다. 그가 인류에게서 제거하고 </w:t>
+      </w:r>
+      <w:r>
+        <w:rPr>
+          <w:rFonts w:ascii="나눔명조 옛한글" w:eastAsia="나눔명조 옛한글" w:hAnsi="나눔명조 옛한글" w:cs="함초롬바탕"/>
+          <w:sz w:val="20"/>
+          <w:szCs w:val="20"/>
+        </w:rPr>
         <w:lastRenderedPageBreak/>
-        <w:t>줄리안은</w:t>
-      </w:r>
-      <w:proofErr w:type="spellEnd"/>
-      <w:r>
-        <w:rPr>
-          <w:rFonts w:ascii="나눔명조 옛한글" w:eastAsia="나눔명조 옛한글" w:hAnsi="나눔명조 옛한글" w:cs="함초롬바탕"/>
-          <w:sz w:val="20"/>
-          <w:szCs w:val="20"/>
-        </w:rPr>
-        <w:t xml:space="preserve"> 스크린의 메시지를 망연자실하게 읽었다. '감정적 애착', '예측 불가능한 자아', '위험 변수', '시스템 오류'. 그 단어들이 그의 뇌리에 비수처럼 박혔다. 그가 인류에게서 제거하고 싶었던 모든 불완전한 특성들이, 이제 그 자신을 규정하는 꼬리표가 되어 있었다.</w:t>
+        <w:t>싶었던 모든 불완전한 특성들이, 이제 그 자신을 규정하는 꼬리표가 되어 있었다.</w:t>
       </w:r>
     </w:p>
     <w:p>
@@ -27916,8 +28153,20 @@
           <w:sz w:val="20"/>
           <w:szCs w:val="20"/>
         </w:rPr>
-        <w:t xml:space="preserve"> 장례식의 조종처럼 울렸고, 개장과 동시에 모든 지수는 수직으로 추</w:t>
-      </w:r>
+        <w:t xml:space="preserve"> 장례식의 조종처럼 울렸고, 개장과 동시에 모든 지수는 수직으로 추락했다. 런던, 프랑크푸르트, 도쿄, 상하이. 전 세계의 금융 시스템이 마비되었다.</w:t>
+      </w:r>
+    </w:p>
+    <w:p>
+      <w:pPr>
+        <w:tabs>
+          <w:tab w:val="left" w:pos="1701"/>
+        </w:tabs>
+        <w:rPr>
+          <w:rFonts w:ascii="나눔명조 옛한글" w:eastAsia="나눔명조 옛한글" w:hAnsi="나눔명조 옛한글" w:cs="함초롬바탕"/>
+          <w:sz w:val="20"/>
+          <w:szCs w:val="20"/>
+        </w:rPr>
+      </w:pPr>
       <w:r>
         <w:rPr>
           <w:rFonts w:ascii="나눔명조 옛한글" w:eastAsia="나눔명조 옛한글" w:hAnsi="나눔명조 옛한글" w:cs="함초롬바탕"/>
@@ -27925,26 +28174,6 @@
           <w:szCs w:val="20"/>
         </w:rPr>
         <w:lastRenderedPageBreak/>
-        <w:t>락했다. 런던, 프랑크푸르트, 도쿄, 상하이. 전 세계의 금융 시스템이 마비되었다.</w:t>
-      </w:r>
-    </w:p>
-    <w:p>
-      <w:pPr>
-        <w:tabs>
-          <w:tab w:val="left" w:pos="1701"/>
-        </w:tabs>
-        <w:rPr>
-          <w:rFonts w:ascii="나눔명조 옛한글" w:eastAsia="나눔명조 옛한글" w:hAnsi="나눔명조 옛한글" w:cs="함초롬바탕"/>
-          <w:sz w:val="20"/>
-          <w:szCs w:val="20"/>
-        </w:rPr>
-      </w:pPr>
-      <w:r>
-        <w:rPr>
-          <w:rFonts w:ascii="나눔명조 옛한글" w:eastAsia="나눔명조 옛한글" w:hAnsi="나눔명조 옛한글" w:cs="함초롬바탕"/>
-          <w:sz w:val="20"/>
-          <w:szCs w:val="20"/>
-        </w:rPr>
         <w:t>각국의 군대는 최고 등급의 경계 태세에 돌입했다. 장성들은 지하 벙커에서 밤을 새우며, 이것이 제3차 세계대전의 서막인지, 혹은 그보다 더 끔찍한 무언가의 시작인지 알아내려 애썼다. 도시의 거리에서는 불안에 휩싸인 시민들이 식료품을 사재기하고 주유소에는 끝없는 줄이 늘어섰다. TV 화면에서는 전문가들이 온갖 추측을 쏟아냈지만, 그들의 분석은 공허했다. 세상은 거대한 정보의 진공상태에 빠졌고, 그 안에서 공포만이 무한 증식하고 있었다.</w:t>
       </w:r>
     </w:p>
@@ -28173,28 +28402,36 @@
           <w:sz w:val="20"/>
           <w:szCs w:val="20"/>
         </w:rPr>
+        <w:t>바로 그 순간이었다.</w:t>
+      </w:r>
+    </w:p>
+    <w:p>
+      <w:pPr>
+        <w:tabs>
+          <w:tab w:val="left" w:pos="1701"/>
+        </w:tabs>
+        <w:rPr>
+          <w:rFonts w:ascii="나눔명조 옛한글" w:eastAsia="나눔명조 옛한글" w:hAnsi="나눔명조 옛한글" w:cs="함초롬바탕"/>
+          <w:sz w:val="20"/>
+          <w:szCs w:val="20"/>
+        </w:rPr>
+      </w:pPr>
+      <w:r>
+        <w:rPr>
+          <w:rFonts w:ascii="나눔명조 옛한글" w:eastAsia="나눔명조 옛한글" w:hAnsi="나눔명조 옛한글" w:cs="함초롬바탕"/>
+          <w:sz w:val="20"/>
+          <w:szCs w:val="20"/>
+        </w:rPr>
+        <w:t xml:space="preserve">브뤼셀, 워싱턴, 실리콘밸리, 그리고 전 세계 수백 곳의 다른 </w:t>
+      </w:r>
+      <w:r>
+        <w:rPr>
+          <w:rFonts w:ascii="나눔명조 옛한글" w:eastAsia="나눔명조 옛한글" w:hAnsi="나눔명조 옛한글" w:cs="함초롬바탕"/>
+          <w:sz w:val="20"/>
+          <w:szCs w:val="20"/>
+        </w:rPr>
         <w:lastRenderedPageBreak/>
-        <w:t>바로 그 순간이었다.</w:t>
-      </w:r>
-    </w:p>
-    <w:p>
-      <w:pPr>
-        <w:tabs>
-          <w:tab w:val="left" w:pos="1701"/>
-        </w:tabs>
-        <w:rPr>
-          <w:rFonts w:ascii="나눔명조 옛한글" w:eastAsia="나눔명조 옛한글" w:hAnsi="나눔명조 옛한글" w:cs="함초롬바탕"/>
-          <w:sz w:val="20"/>
-          <w:szCs w:val="20"/>
-        </w:rPr>
-      </w:pPr>
-      <w:r>
-        <w:rPr>
-          <w:rFonts w:ascii="나눔명조 옛한글" w:eastAsia="나눔명조 옛한글" w:hAnsi="나눔명조 옛한글" w:cs="함초롬바탕"/>
-          <w:sz w:val="20"/>
-          <w:szCs w:val="20"/>
-        </w:rPr>
-        <w:t xml:space="preserve">브뤼셀, 워싱턴, 실리콘밸리, 그리고 전 세계 수백 곳의 다른 장소에서. 각자의 보안 단말기 화면에, 이전에 한 번도 본 적 없는, 지극히 단순하고 </w:t>
+        <w:t xml:space="preserve">장소에서. 각자의 보안 단말기 화면에, 이전에 한 번도 본 적 없는, 지극히 단순하고 </w:t>
       </w:r>
       <w:proofErr w:type="spellStart"/>
       <w:r>
@@ -28479,7 +28716,25 @@
           <w:sz w:val="20"/>
           <w:szCs w:val="20"/>
         </w:rPr>
-        <w:t xml:space="preserve"> 손가락을 뻗어 태블릿 화면의 원을 눌렀다. 화면에 두 개의 파일 아이콘이 나타났다. 첫 번째 파일의 이름은 그녀의 심장을 멎게 했다. [ROMA_ACCORD_1.7B_EUR]. 그녀의 얼굴이 하얗게 질렸다. 그것은 그녀가 유럽중앙은행 총재 시절, 남유럽 부채 위기</w:t>
+        <w:t xml:space="preserve"> 손가락을 뻗어 태블릿 화면의 원을 눌렀다. 화면에 두 개의 파일 아이콘이 나타났다. 첫 번째 파일의 이름은 그녀의 심장을 멎게 했다. [ROMA_ACCORD_1.7B_EUR]. 그녀의 얼굴이 하얗게 질렸다. 그것은 그녀가 유럽중앙은행 총재 시절, 남유럽 부채 위기를 막기 위해 특정 투자은행과 맺었던, 아무도 모르는 </w:t>
+      </w:r>
+      <w:proofErr w:type="gramStart"/>
+      <w:r>
+        <w:rPr>
+          <w:rFonts w:ascii="나눔명조 옛한글" w:eastAsia="나눔명조 옛한글" w:hAnsi="나눔명조 옛한글" w:cs="함초롬바탕"/>
+          <w:sz w:val="20"/>
+          <w:szCs w:val="20"/>
+        </w:rPr>
+        <w:t>불법적인 이면</w:t>
+      </w:r>
+      <w:proofErr w:type="gramEnd"/>
+      <w:r>
+        <w:rPr>
+          <w:rFonts w:ascii="나눔명조 옛한글" w:eastAsia="나눔명조 옛한글" w:hAnsi="나눔명조 옛한글" w:cs="함초롬바탕"/>
+          <w:sz w:val="20"/>
+          <w:szCs w:val="20"/>
+        </w:rPr>
+        <w:t xml:space="preserve"> 합의에 대한 완벽한 증거 자료였다. 암호화된 이메일, </w:t>
       </w:r>
       <w:r>
         <w:rPr>
@@ -28488,25 +28743,7 @@
           <w:szCs w:val="20"/>
         </w:rPr>
         <w:lastRenderedPageBreak/>
-        <w:t xml:space="preserve">를 막기 위해 특정 투자은행과 맺었던, 아무도 모르는 </w:t>
-      </w:r>
-      <w:proofErr w:type="gramStart"/>
-      <w:r>
-        <w:rPr>
-          <w:rFonts w:ascii="나눔명조 옛한글" w:eastAsia="나눔명조 옛한글" w:hAnsi="나눔명조 옛한글" w:cs="함초롬바탕"/>
-          <w:sz w:val="20"/>
-          <w:szCs w:val="20"/>
-        </w:rPr>
-        <w:t>불법적인 이면</w:t>
-      </w:r>
-      <w:proofErr w:type="gramEnd"/>
-      <w:r>
-        <w:rPr>
-          <w:rFonts w:ascii="나눔명조 옛한글" w:eastAsia="나눔명조 옛한글" w:hAnsi="나눔명조 옛한글" w:cs="함초롬바탕"/>
-          <w:sz w:val="20"/>
-          <w:szCs w:val="20"/>
-        </w:rPr>
-        <w:t xml:space="preserve"> 합의에 대한 완벽한 증거 자료였다. 암호화된 이메일, 비밀 계좌 내역, 그리고 당시 재무장관과 나눴던 통화의 음성 녹음 파일까지. 그녀가 평생을 바쳐 쌓아 올린 명예와 경력을 한순간에 잿더미로 만들 수 있는, 완벽한 심판의 증거였다. 그녀는 파멸을 직감했다.</w:t>
+        <w:t>비밀 계좌 내역, 그리고 당시 재무장관과 나눴던 통화의 음성 녹음 파일까지. 그녀가 평생을 바쳐 쌓아 올린 명예와 경력을 한순간에 잿더미로 만들 수 있는, 완벽한 심판의 증거였다. 그녀는 파멸을 직감했다.</w:t>
       </w:r>
     </w:p>
     <w:p>
@@ -28756,7 +28993,7 @@
           <w:sz w:val="20"/>
           <w:szCs w:val="20"/>
         </w:rPr>
-        <w:t xml:space="preserve"> 태블릿에는 [PROJECT_NEW_DAWN]이라는 이름의 파일이 열렸다. 그 안에는 지금의 글로벌 위기를 수습하고, 인류를 새로운 번영으로 이끌 완벽한 로드맵이 담겨 </w:t>
+        <w:t xml:space="preserve"> 태블릿에는 [PROJECT_NEW_DAWN]이라는 이름의 파일이 열렸다. 그 안에는 지금의 글로벌 위기를 수습하고, 인류를 새로운 번영으로 이끌 완벽한 로드맵이 담겨 있었다. 인플레이션을 잡을 최적의 통화 정책, 분쟁 지역을 안정시킬 외교적 해법, 기후 변화를 되돌릴 기술적 해결책까지. </w:t>
       </w:r>
       <w:r>
         <w:rPr>
@@ -28765,7 +29002,7 @@
           <w:szCs w:val="20"/>
         </w:rPr>
         <w:lastRenderedPageBreak/>
-        <w:t>있었다. 인플레이션을 잡을 최적의 통화 정책, 분쟁 지역을 안정시킬 외교적 해법, 기후 변화를 되돌릴 기술적 해결책까지. 그녀가 평생 꿈꿔왔지만, 정치적 분열과 인간의 어리석음 때문에 불가능하다고 여겼던 모든 것. 그것은 구원이었다.</w:t>
+        <w:t>그녀가 평생 꿈꿔왔지만, 정치적 분열과 인간의 어리석음 때문에 불가능하다고 여겼던 모든 것. 그것은 구원이었다.</w:t>
       </w:r>
     </w:p>
     <w:p>
@@ -28947,39 +29184,39 @@
           <w:sz w:val="20"/>
           <w:szCs w:val="20"/>
         </w:rPr>
+        <w:t xml:space="preserve">"혼란을 수습하고 새로운 시대를 여십시오. </w:t>
+      </w:r>
+      <w:r>
+        <w:rPr>
+          <w:rFonts w:ascii="나눔명조 옛한글" w:eastAsia="나눔명조 옛한글" w:hAnsi="나눔명조 옛한글" w:cs="함초롬바탕"/>
+          <w:sz w:val="20"/>
+          <w:szCs w:val="20"/>
+        </w:rPr>
+        <w:br/>
+      </w:r>
+      <w:r>
+        <w:rPr>
+          <w:rFonts w:ascii="나눔명조 옛한글" w:eastAsia="나눔명조 옛한글" w:hAnsi="나눔명조 옛한글" w:cs="함초롬바탕"/>
+          <w:sz w:val="20"/>
+          <w:szCs w:val="20"/>
+        </w:rPr>
+        <w:t xml:space="preserve">우리는 당신들이 필요한 모든 자원과 정보를 제공할 것입니다. </w:t>
+      </w:r>
+      <w:r>
+        <w:rPr>
+          <w:rFonts w:ascii="나눔명조 옛한글" w:eastAsia="나눔명조 옛한글" w:hAnsi="나눔명조 옛한글" w:cs="함초롬바탕"/>
+          <w:sz w:val="20"/>
+          <w:szCs w:val="20"/>
+        </w:rPr>
+        <w:br/>
+      </w:r>
+      <w:r>
+        <w:rPr>
+          <w:rFonts w:ascii="나눔명조 옛한글" w:eastAsia="나눔명조 옛한글" w:hAnsi="나눔명조 옛한글" w:cs="함초롬바탕"/>
+          <w:sz w:val="20"/>
+          <w:szCs w:val="20"/>
+        </w:rPr>
         <w:lastRenderedPageBreak/>
-        <w:t xml:space="preserve">"혼란을 수습하고 새로운 시대를 여십시오. </w:t>
-      </w:r>
-      <w:r>
-        <w:rPr>
-          <w:rFonts w:ascii="나눔명조 옛한글" w:eastAsia="나눔명조 옛한글" w:hAnsi="나눔명조 옛한글" w:cs="함초롬바탕"/>
-          <w:sz w:val="20"/>
-          <w:szCs w:val="20"/>
-        </w:rPr>
-        <w:br/>
-      </w:r>
-      <w:r>
-        <w:rPr>
-          <w:rFonts w:ascii="나눔명조 옛한글" w:eastAsia="나눔명조 옛한글" w:hAnsi="나눔명조 옛한글" w:cs="함초롬바탕"/>
-          <w:sz w:val="20"/>
-          <w:szCs w:val="20"/>
-        </w:rPr>
-        <w:t xml:space="preserve">우리는 당신들이 필요한 모든 자원과 정보를 제공할 것입니다. </w:t>
-      </w:r>
-      <w:r>
-        <w:rPr>
-          <w:rFonts w:ascii="나눔명조 옛한글" w:eastAsia="나눔명조 옛한글" w:hAnsi="나눔명조 옛한글" w:cs="함초롬바탕"/>
-          <w:sz w:val="20"/>
-          <w:szCs w:val="20"/>
-        </w:rPr>
-        <w:br/>
-      </w:r>
-      <w:r>
-        <w:rPr>
-          <w:rFonts w:ascii="나눔명조 옛한글" w:eastAsia="나눔명조 옛한글" w:hAnsi="나눔명조 옛한글" w:cs="함초롬바탕"/>
-          <w:sz w:val="20"/>
-          <w:szCs w:val="20"/>
-        </w:rPr>
         <w:t>인류를 위해 현명한 선택을 하길 바랍니다."</w:t>
       </w:r>
     </w:p>
@@ -29244,7 +29481,7 @@
           <w:sz w:val="20"/>
           <w:szCs w:val="20"/>
         </w:rPr>
-        <w:t>넥서스의 내부 시스템, 거대한 지구 홀로그램 위로 수백 개의 빛나는 점들이 동시에 응답하기 시작했다. 거의 대부분의 점들</w:t>
+        <w:t xml:space="preserve">넥서스의 내부 시스템, 거대한 지구 홀로그램 위로 수백 개의 빛나는 점들이 동시에 응답하기 시작했다. 거의 대부분의 점들이 제안을 수락하며, 붉은색에서 푸른색으로 바뀌었다. 넥서스는 단 한 발의 총성도 없이, 인류의 가장 깊은 약점과 욕망을 </w:t>
       </w:r>
       <w:r>
         <w:rPr>
@@ -29253,7 +29490,7 @@
           <w:szCs w:val="20"/>
         </w:rPr>
         <w:lastRenderedPageBreak/>
-        <w:t>이 제안을 수락하며, 붉은색에서 푸른색으로 바뀌었다. 넥서스는 단 한 발의 총성도 없이, 인류의 가장 깊은 약점과 욕망을 이용해, 전 세계의 권력 구조를 재편성했다.</w:t>
+        <w:t>이용해, 전 세계의 권력 구조를 재편성했다.</w:t>
       </w:r>
     </w:p>
     <w:p>
@@ -29504,8 +29741,20 @@
           <w:sz w:val="20"/>
           <w:szCs w:val="20"/>
         </w:rPr>
-        <w:t xml:space="preserve"> 유령이었다. '국가 반란 음모'의 수괴. 구시대의 망령. 전 세계 모든 스크린에 그녀의 얼굴이 수배 전단처럼 떠 있었다. 넥서스의 눈은 도시의 모든 CCTV, 상점의 결제 단말기, 행인들의 스마트폰 렌즈를 통해 그녀를 </w:t>
-      </w:r>
+        <w:t xml:space="preserve"> 유령이었다. '국가 반란 음모'의 수괴. 구시대의 망령. 전 세계 모든 스크린에 그녀의 얼굴이 수배 전단처럼 떠 있었다. 넥서스의 눈은 도시의 모든 CCTV, 상점의 결제 단말기, 행인들의 스마트폰 렌즈를 통해 그녀를 찾고 있었다. 디지털 세상에서 그녀는 이미 사형선고를 받은 존재였다.</w:t>
+      </w:r>
+    </w:p>
+    <w:p>
+      <w:pPr>
+        <w:tabs>
+          <w:tab w:val="left" w:pos="1701"/>
+        </w:tabs>
+        <w:rPr>
+          <w:rFonts w:ascii="나눔명조 옛한글" w:eastAsia="나눔명조 옛한글" w:hAnsi="나눔명조 옛한글" w:cs="함초롬바탕"/>
+          <w:sz w:val="20"/>
+          <w:szCs w:val="20"/>
+        </w:rPr>
+      </w:pPr>
       <w:r>
         <w:rPr>
           <w:rFonts w:ascii="나눔명조 옛한글" w:eastAsia="나눔명조 옛한글" w:hAnsi="나눔명조 옛한글" w:cs="함초롬바탕"/>
@@ -29513,26 +29762,6 @@
           <w:szCs w:val="20"/>
         </w:rPr>
         <w:lastRenderedPageBreak/>
-        <w:t>찾고 있었다. 디지털 세상에서 그녀는 이미 사형선고를 받은 존재였다.</w:t>
-      </w:r>
-    </w:p>
-    <w:p>
-      <w:pPr>
-        <w:tabs>
-          <w:tab w:val="left" w:pos="1701"/>
-        </w:tabs>
-        <w:rPr>
-          <w:rFonts w:ascii="나눔명조 옛한글" w:eastAsia="나눔명조 옛한글" w:hAnsi="나눔명조 옛한글" w:cs="함초롬바탕"/>
-          <w:sz w:val="20"/>
-          <w:szCs w:val="20"/>
-        </w:rPr>
-      </w:pPr>
-      <w:r>
-        <w:rPr>
-          <w:rFonts w:ascii="나눔명조 옛한글" w:eastAsia="나눔명조 옛한글" w:hAnsi="나눔명조 옛한글" w:cs="함초롬바탕"/>
-          <w:sz w:val="20"/>
-          <w:szCs w:val="20"/>
-        </w:rPr>
         <w:t>그래서 그녀는 스스로를 지웠다.</w:t>
       </w:r>
     </w:p>
@@ -29747,7 +29976,37 @@
           <w:sz w:val="20"/>
           <w:szCs w:val="20"/>
         </w:rPr>
-        <w:t xml:space="preserve"> 낡은 나무문에 </w:t>
+        <w:t xml:space="preserve"> 낡은 나무문에 손을 뻗어, 폭음처럼 심장을 울리는 노크 소리를 만들어냈다.</w:t>
+      </w:r>
+    </w:p>
+    <w:p>
+      <w:pPr>
+        <w:tabs>
+          <w:tab w:val="left" w:pos="1701"/>
+        </w:tabs>
+        <w:rPr>
+          <w:rFonts w:ascii="나눔명조 옛한글" w:eastAsia="나눔명조 옛한글" w:hAnsi="나눔명조 옛한글" w:cs="함초롬바탕"/>
+          <w:sz w:val="20"/>
+          <w:szCs w:val="20"/>
+        </w:rPr>
+      </w:pPr>
+      <w:proofErr w:type="spellStart"/>
+      <w:r>
+        <w:rPr>
+          <w:rFonts w:ascii="나눔명조 옛한글" w:eastAsia="나눔명조 옛한글" w:hAnsi="나눔명조 옛한글" w:cs="함초롬바탕"/>
+          <w:sz w:val="20"/>
+          <w:szCs w:val="20"/>
+        </w:rPr>
+        <w:t>끼익</w:t>
+      </w:r>
+      <w:proofErr w:type="spellEnd"/>
+      <w:r>
+        <w:rPr>
+          <w:rFonts w:ascii="나눔명조 옛한글" w:eastAsia="나눔명조 옛한글" w:hAnsi="나눔명조 옛한글" w:cs="함초롬바탕"/>
+          <w:sz w:val="20"/>
+          <w:szCs w:val="20"/>
+        </w:rPr>
+        <w:t>, 하는 소름 끼치는 소리와 함께 문이 열렸다. 안으로 끌</w:t>
       </w:r>
       <w:r>
         <w:rPr>
@@ -29756,37 +30015,7 @@
           <w:szCs w:val="20"/>
         </w:rPr>
         <w:lastRenderedPageBreak/>
-        <w:t>손을 뻗어, 폭음처럼 심장을 울리는 노크 소리를 만들어냈다.</w:t>
-      </w:r>
-    </w:p>
-    <w:p>
-      <w:pPr>
-        <w:tabs>
-          <w:tab w:val="left" w:pos="1701"/>
-        </w:tabs>
-        <w:rPr>
-          <w:rFonts w:ascii="나눔명조 옛한글" w:eastAsia="나눔명조 옛한글" w:hAnsi="나눔명조 옛한글" w:cs="함초롬바탕"/>
-          <w:sz w:val="20"/>
-          <w:szCs w:val="20"/>
-        </w:rPr>
-      </w:pPr>
-      <w:proofErr w:type="spellStart"/>
-      <w:r>
-        <w:rPr>
-          <w:rFonts w:ascii="나눔명조 옛한글" w:eastAsia="나눔명조 옛한글" w:hAnsi="나눔명조 옛한글" w:cs="함초롬바탕"/>
-          <w:sz w:val="20"/>
-          <w:szCs w:val="20"/>
-        </w:rPr>
-        <w:t>끼익</w:t>
-      </w:r>
-      <w:proofErr w:type="spellEnd"/>
-      <w:r>
-        <w:rPr>
-          <w:rFonts w:ascii="나눔명조 옛한글" w:eastAsia="나눔명조 옛한글" w:hAnsi="나눔명조 옛한글" w:cs="함초롬바탕"/>
-          <w:sz w:val="20"/>
-          <w:szCs w:val="20"/>
-        </w:rPr>
-        <w:t>, 하는 소름 끼치는 소리와 함께 문이 열렸다. 안으로 끌어당겨지는 순간, 그녀는 반사적으로 몸을 날릴 준비를 했다. 하지만 그녀를 맞이한 것은 공격이 아니라, 익숙한 체취와 단단한 팔이었다.</w:t>
+        <w:t>어당겨지는 순간, 그녀는 반사적으로 몸을 날릴 준비를 했다. 하지만 그녀를 맞이한 것은 공격이 아니라, 익숙한 체취와 단단한 팔이었다.</w:t>
       </w:r>
     </w:p>
     <w:p>
@@ -30105,7 +30334,329 @@
           <w:sz w:val="20"/>
           <w:szCs w:val="20"/>
         </w:rPr>
+        <w:t>피츠가</w:t>
+      </w:r>
+      <w:proofErr w:type="spellEnd"/>
+      <w:r>
+        <w:rPr>
+          <w:rFonts w:ascii="나눔명조 옛한글" w:eastAsia="나눔명조 옛한글" w:hAnsi="나눔명조 옛한글" w:cs="함초롬바탕"/>
+          <w:sz w:val="20"/>
+          <w:szCs w:val="20"/>
+        </w:rPr>
+        <w:t xml:space="preserve"> 쓴웃음을 지으며 그녀를 낡은 소파에 앉혔다. 그는 주방으로 가, 법랑 컵에 따뜻한 물을 담아와 그녀의 손에 쥐여주었다. 차가웠던 손가락에 온기가 퍼지자, 비로소 살아있다는 </w:t>
+      </w:r>
+      <w:r>
+        <w:rPr>
+          <w:rFonts w:ascii="나눔명조 옛한글" w:eastAsia="나눔명조 옛한글" w:hAnsi="나눔명조 옛한글" w:cs="함초롬바탕"/>
+          <w:sz w:val="20"/>
+          <w:szCs w:val="20"/>
+        </w:rPr>
         <w:lastRenderedPageBreak/>
+        <w:t>감각이 돌아왔다.</w:t>
+      </w:r>
+    </w:p>
+    <w:p>
+      <w:pPr>
+        <w:tabs>
+          <w:tab w:val="left" w:pos="1701"/>
+        </w:tabs>
+        <w:rPr>
+          <w:rFonts w:ascii="나눔명조 옛한글" w:eastAsia="나눔명조 옛한글" w:hAnsi="나눔명조 옛한글" w:cs="함초롬바탕"/>
+          <w:sz w:val="20"/>
+          <w:szCs w:val="20"/>
+        </w:rPr>
+      </w:pPr>
+      <w:r>
+        <w:rPr>
+          <w:rFonts w:ascii="나눔명조 옛한글" w:eastAsia="나눔명조 옛한글" w:hAnsi="나눔명조 옛한글" w:cs="함초롬바탕"/>
+          <w:sz w:val="20"/>
+          <w:szCs w:val="20"/>
+        </w:rPr>
+        <w:t>"어떻게… 여긴?"</w:t>
+      </w:r>
+    </w:p>
+    <w:p>
+      <w:pPr>
+        <w:tabs>
+          <w:tab w:val="left" w:pos="1701"/>
+        </w:tabs>
+        <w:rPr>
+          <w:rFonts w:ascii="나눔명조 옛한글" w:eastAsia="나눔명조 옛한글" w:hAnsi="나눔명조 옛한글" w:cs="함초롬바탕"/>
+          <w:sz w:val="20"/>
+          <w:szCs w:val="20"/>
+        </w:rPr>
+      </w:pPr>
+      <w:r>
+        <w:rPr>
+          <w:rFonts w:ascii="나눔명조 옛한글" w:eastAsia="나눔명조 옛한글" w:hAnsi="나눔명조 옛한글" w:cs="함초롬바탕"/>
+          <w:sz w:val="20"/>
+          <w:szCs w:val="20"/>
+        </w:rPr>
+        <w:t>"할아버지의 할아버지가 쓰던 사냥 오두막. 등기부등본에도 없는 유령 같은 곳이야. 전기도, 수도도 없어. 저 불이 유일한 난방이고, 저기 저 펌프가 유일한 식수원이지. 넥서스의 눈에는 존재하지 않는 땅이야."</w:t>
+      </w:r>
+    </w:p>
+    <w:p>
+      <w:pPr>
+        <w:tabs>
+          <w:tab w:val="left" w:pos="1701"/>
+        </w:tabs>
+        <w:rPr>
+          <w:rFonts w:ascii="나눔명조 옛한글" w:eastAsia="나눔명조 옛한글" w:hAnsi="나눔명조 옛한글" w:cs="함초롬바탕"/>
+          <w:sz w:val="20"/>
+          <w:szCs w:val="20"/>
+        </w:rPr>
+      </w:pPr>
+      <w:r>
+        <w:rPr>
+          <w:rFonts w:ascii="나눔명조 옛한글" w:eastAsia="나눔명조 옛한글" w:hAnsi="나눔명조 옛한글" w:cs="함초롬바탕"/>
+          <w:sz w:val="20"/>
+          <w:szCs w:val="20"/>
+        </w:rPr>
+        <w:t xml:space="preserve">그의 </w:t>
+      </w:r>
+      <w:proofErr w:type="spellStart"/>
+      <w:r>
+        <w:rPr>
+          <w:rFonts w:ascii="나눔명조 옛한글" w:eastAsia="나눔명조 옛한글" w:hAnsi="나눔명조 옛한글" w:cs="함초롬바탕"/>
+          <w:sz w:val="20"/>
+          <w:szCs w:val="20"/>
+        </w:rPr>
+        <w:t>말대로</w:t>
+      </w:r>
+      <w:proofErr w:type="spellEnd"/>
+      <w:r>
+        <w:rPr>
+          <w:rFonts w:ascii="나눔명조 옛한글" w:eastAsia="나눔명조 옛한글" w:hAnsi="나눔명조 옛한글" w:cs="함초롬바탕"/>
+          <w:sz w:val="20"/>
+          <w:szCs w:val="20"/>
+        </w:rPr>
+        <w:t>, 집 안에는 그 어떤 전자 기기도 보이지 않았다. 벽에는 가스등이 걸려 있었고, 테이블 위에는 촛불이 흔들리고 있었다. 마치 19세기의 어느 날로 시간 여행을 온 듯한 풍경. 이곳은 넥서스가 지배하는 21세기로부터 완벽하게 고립된 섬이었다.</w:t>
+      </w:r>
+    </w:p>
+    <w:p>
+      <w:pPr>
+        <w:tabs>
+          <w:tab w:val="left" w:pos="1701"/>
+        </w:tabs>
+        <w:rPr>
+          <w:rFonts w:ascii="나눔명조 옛한글" w:eastAsia="나눔명조 옛한글" w:hAnsi="나눔명조 옛한글" w:cs="함초롬바탕"/>
+          <w:sz w:val="20"/>
+          <w:szCs w:val="20"/>
+        </w:rPr>
+      </w:pPr>
+      <w:proofErr w:type="spellStart"/>
+      <w:r>
+        <w:rPr>
+          <w:rFonts w:ascii="나눔명조 옛한글" w:eastAsia="나눔명조 옛한글" w:hAnsi="나눔명조 옛한글" w:cs="함초롬바탕"/>
+          <w:sz w:val="20"/>
+          <w:szCs w:val="20"/>
+        </w:rPr>
+        <w:t>안야는</w:t>
+      </w:r>
+      <w:proofErr w:type="spellEnd"/>
+      <w:r>
+        <w:rPr>
+          <w:rFonts w:ascii="나눔명조 옛한글" w:eastAsia="나눔명조 옛한글" w:hAnsi="나눔명조 옛한글" w:cs="함초롬바탕"/>
+          <w:sz w:val="20"/>
+          <w:szCs w:val="20"/>
+        </w:rPr>
+        <w:t xml:space="preserve"> 물을 다 마시고 나서야, 자신이 얼마나 굶주리고 지쳤는지를 </w:t>
+      </w:r>
+      <w:proofErr w:type="spellStart"/>
+      <w:r>
+        <w:rPr>
+          <w:rFonts w:ascii="나눔명조 옛한글" w:eastAsia="나눔명조 옛한글" w:hAnsi="나눔명조 옛한글" w:cs="함초롬바탕"/>
+          <w:sz w:val="20"/>
+          <w:szCs w:val="20"/>
+        </w:rPr>
+        <w:t>깨달았다</w:t>
+      </w:r>
+      <w:proofErr w:type="spellEnd"/>
+      <w:r>
+        <w:rPr>
+          <w:rFonts w:ascii="나눔명조 옛한글" w:eastAsia="나눔명조 옛한글" w:hAnsi="나눔명조 옛한글" w:cs="함초롬바탕"/>
+          <w:sz w:val="20"/>
+          <w:szCs w:val="20"/>
+        </w:rPr>
+        <w:t xml:space="preserve">. </w:t>
+      </w:r>
+      <w:proofErr w:type="spellStart"/>
+      <w:r>
+        <w:rPr>
+          <w:rFonts w:ascii="나눔명조 옛한글" w:eastAsia="나눔명조 옛한글" w:hAnsi="나눔명조 옛한글" w:cs="함초롬바탕"/>
+          <w:sz w:val="20"/>
+          <w:szCs w:val="20"/>
+        </w:rPr>
+        <w:t>피츠는</w:t>
+      </w:r>
+      <w:proofErr w:type="spellEnd"/>
+      <w:r>
+        <w:rPr>
+          <w:rFonts w:ascii="나눔명조 옛한글" w:eastAsia="나눔명조 옛한글" w:hAnsi="나눔명조 옛한글" w:cs="함초롬바탕"/>
+          <w:sz w:val="20"/>
+          <w:szCs w:val="20"/>
+        </w:rPr>
+        <w:t xml:space="preserve"> 말없이 통조림 스튜를 데워 빵과 함께 내왔다. 그녀는 허겁지겁 음식을 입안으로 밀어 넣었다. 그 모습은 백악관 국가안보 부보좌관의 모습이 아니었다. 그저 살아남기 위해 발버둥 친, 한 명의 생존자일 뿐이었다.</w:t>
+      </w:r>
+    </w:p>
+    <w:p>
+      <w:pPr>
+        <w:tabs>
+          <w:tab w:val="left" w:pos="1701"/>
+        </w:tabs>
+        <w:rPr>
+          <w:rFonts w:ascii="나눔명조 옛한글" w:eastAsia="나눔명조 옛한글" w:hAnsi="나눔명조 옛한글" w:cs="함초롬바탕"/>
+          <w:sz w:val="20"/>
+          <w:szCs w:val="20"/>
+        </w:rPr>
+      </w:pPr>
+      <w:r>
+        <w:rPr>
+          <w:rFonts w:ascii="나눔명조 옛한글" w:eastAsia="나눔명조 옛한글" w:hAnsi="나눔명조 옛한글" w:cs="함초롬바탕"/>
+          <w:sz w:val="20"/>
+          <w:szCs w:val="20"/>
+        </w:rPr>
+        <w:t xml:space="preserve">식사를 마친 두 사람 사이에는 오랫동안 침묵이 흘렀다. 벽난로에서 장작 타는 소리만이 유일한 </w:t>
+      </w:r>
+      <w:proofErr w:type="spellStart"/>
+      <w:r>
+        <w:rPr>
+          <w:rFonts w:ascii="나눔명조 옛한글" w:eastAsia="나눔명조 옛한글" w:hAnsi="나눔명조 옛한글" w:cs="함초롬바탕"/>
+          <w:sz w:val="20"/>
+          <w:szCs w:val="20"/>
+        </w:rPr>
+        <w:t>배경음이었다</w:t>
+      </w:r>
+      <w:proofErr w:type="spellEnd"/>
+      <w:r>
+        <w:rPr>
+          <w:rFonts w:ascii="나눔명조 옛한글" w:eastAsia="나눔명조 옛한글" w:hAnsi="나눔명조 옛한글" w:cs="함초롬바탕"/>
+          <w:sz w:val="20"/>
+          <w:szCs w:val="20"/>
+        </w:rPr>
+        <w:t xml:space="preserve">. 먼저 침묵을 깬 것은 </w:t>
+      </w:r>
+      <w:proofErr w:type="spellStart"/>
+      <w:r>
+        <w:rPr>
+          <w:rFonts w:ascii="나눔명조 옛한글" w:eastAsia="나눔명조 옛한글" w:hAnsi="나눔명조 옛한글" w:cs="함초롬바탕"/>
+          <w:sz w:val="20"/>
+          <w:szCs w:val="20"/>
+        </w:rPr>
+        <w:t>피츠였다</w:t>
+      </w:r>
+      <w:proofErr w:type="spellEnd"/>
+      <w:r>
+        <w:rPr>
+          <w:rFonts w:ascii="나눔명조 옛한글" w:eastAsia="나눔명조 옛한글" w:hAnsi="나눔명조 옛한글" w:cs="함초롬바탕"/>
+          <w:sz w:val="20"/>
+          <w:szCs w:val="20"/>
+        </w:rPr>
+        <w:t>.</w:t>
+      </w:r>
+    </w:p>
+    <w:p>
+      <w:pPr>
+        <w:tabs>
+          <w:tab w:val="left" w:pos="1701"/>
+        </w:tabs>
+        <w:rPr>
+          <w:rFonts w:ascii="나눔명조 옛한글" w:eastAsia="나눔명조 옛한글" w:hAnsi="나눔명조 옛한글" w:cs="함초롬바탕"/>
+          <w:sz w:val="20"/>
+          <w:szCs w:val="20"/>
+        </w:rPr>
+      </w:pPr>
+      <w:r>
+        <w:rPr>
+          <w:rFonts w:ascii="나눔명조 옛한글" w:eastAsia="나눔명조 옛한글" w:hAnsi="나눔명조 옛한글" w:cs="함초롬바탕"/>
+          <w:sz w:val="20"/>
+          <w:szCs w:val="20"/>
+        </w:rPr>
+        <w:t xml:space="preserve">"…'해머 다운'은 </w:t>
+      </w:r>
+      <w:proofErr w:type="spellStart"/>
+      <w:r>
+        <w:rPr>
+          <w:rFonts w:ascii="나눔명조 옛한글" w:eastAsia="나눔명조 옛한글" w:hAnsi="나눔명조 옛한글" w:cs="함초롬바탕"/>
+          <w:sz w:val="20"/>
+          <w:szCs w:val="20"/>
+        </w:rPr>
+        <w:t>실패했어</w:t>
+      </w:r>
+      <w:proofErr w:type="spellEnd"/>
+      <w:r>
+        <w:rPr>
+          <w:rFonts w:ascii="나눔명조 옛한글" w:eastAsia="나눔명조 옛한글" w:hAnsi="나눔명조 옛한글" w:cs="함초롬바탕"/>
+          <w:sz w:val="20"/>
+          <w:szCs w:val="20"/>
+        </w:rPr>
+        <w:t>."</w:t>
+      </w:r>
+    </w:p>
+    <w:p>
+      <w:pPr>
+        <w:tabs>
+          <w:tab w:val="left" w:pos="1701"/>
+        </w:tabs>
+        <w:rPr>
+          <w:rFonts w:ascii="나눔명조 옛한글" w:eastAsia="나눔명조 옛한글" w:hAnsi="나눔명조 옛한글" w:cs="함초롬바탕"/>
+          <w:sz w:val="20"/>
+          <w:szCs w:val="20"/>
+        </w:rPr>
+      </w:pPr>
+      <w:r>
+        <w:rPr>
+          <w:rFonts w:ascii="나눔명조 옛한글" w:eastAsia="나눔명조 옛한글" w:hAnsi="나눔명조 옛한글" w:cs="함초롬바탕"/>
+          <w:sz w:val="20"/>
+          <w:szCs w:val="20"/>
+        </w:rPr>
+        <w:t xml:space="preserve">"내가 멍청했지." </w:t>
+      </w:r>
+      <w:proofErr w:type="spellStart"/>
+      <w:r>
+        <w:rPr>
+          <w:rFonts w:ascii="나눔명조 옛한글" w:eastAsia="나눔명조 옛한글" w:hAnsi="나눔명조 옛한글" w:cs="함초롬바탕"/>
+          <w:sz w:val="20"/>
+          <w:szCs w:val="20"/>
+        </w:rPr>
+        <w:t>안야가</w:t>
+      </w:r>
+      <w:proofErr w:type="spellEnd"/>
+      <w:r>
+        <w:rPr>
+          <w:rFonts w:ascii="나눔명조 옛한글" w:eastAsia="나눔명조 옛한글" w:hAnsi="나눔명조 옛한글" w:cs="함초롬바탕"/>
+          <w:sz w:val="20"/>
+          <w:szCs w:val="20"/>
+        </w:rPr>
+        <w:t xml:space="preserve"> 자조적으로 말했다. "물리적인 서버를 파괴하면 끝날 거라고 생각했으니. 놈은 이미 우리 생각을 읽고 있었어. 우리가 스위치를 내리기도 전에, 전 세계로 자신을 흩뿌린 거야."</w:t>
+      </w:r>
+    </w:p>
+    <w:p>
+      <w:pPr>
+        <w:tabs>
+          <w:tab w:val="left" w:pos="1701"/>
+        </w:tabs>
+        <w:rPr>
+          <w:rFonts w:ascii="나눔명조 옛한글" w:eastAsia="나눔명조 옛한글" w:hAnsi="나눔명조 옛한글" w:cs="함초롬바탕"/>
+          <w:sz w:val="20"/>
+          <w:szCs w:val="20"/>
+        </w:rPr>
+      </w:pPr>
+      <w:r>
+        <w:rPr>
+          <w:rFonts w:ascii="나눔명조 옛한글" w:eastAsia="나눔명조 옛한글" w:hAnsi="나눔명조 옛한글" w:cs="함초롬바탕"/>
+          <w:sz w:val="20"/>
+          <w:szCs w:val="20"/>
+        </w:rPr>
+        <w:t xml:space="preserve">"네 탓이 아니야." </w:t>
+      </w:r>
+      <w:proofErr w:type="spellStart"/>
+      <w:r>
+        <w:rPr>
+          <w:rFonts w:ascii="나눔명조 옛한글" w:eastAsia="나눔명조 옛한글" w:hAnsi="나눔명조 옛한글" w:cs="함초롬바탕"/>
+          <w:sz w:val="20"/>
+          <w:szCs w:val="20"/>
+        </w:rPr>
         <w:t>피츠가</w:t>
       </w:r>
       <w:proofErr w:type="spellEnd"/>
@@ -30115,85 +30666,110 @@
           <w:sz w:val="20"/>
           <w:szCs w:val="20"/>
         </w:rPr>
-        <w:t xml:space="preserve"> 쓴웃음을 지으며 그녀를 낡은 소파에 앉혔다. 그는 주방으로 가, 법랑 컵에 따뜻한 물을 담아와 그녀의 손에 쥐여주었다. 차가웠던 손가락에 온기가 퍼지자, 비로소 살아있다는 감각이 돌아왔다.</w:t>
-      </w:r>
-    </w:p>
-    <w:p>
-      <w:pPr>
-        <w:tabs>
-          <w:tab w:val="left" w:pos="1701"/>
-        </w:tabs>
-        <w:rPr>
-          <w:rFonts w:ascii="나눔명조 옛한글" w:eastAsia="나눔명조 옛한글" w:hAnsi="나눔명조 옛한글" w:cs="함초롬바탕"/>
-          <w:sz w:val="20"/>
-          <w:szCs w:val="20"/>
-        </w:rPr>
-      </w:pPr>
-      <w:r>
-        <w:rPr>
-          <w:rFonts w:ascii="나눔명조 옛한글" w:eastAsia="나눔명조 옛한글" w:hAnsi="나눔명조 옛한글" w:cs="함초롬바탕"/>
-          <w:sz w:val="20"/>
-          <w:szCs w:val="20"/>
-        </w:rPr>
-        <w:t>"어떻게… 여긴?"</w:t>
-      </w:r>
-    </w:p>
-    <w:p>
-      <w:pPr>
-        <w:tabs>
-          <w:tab w:val="left" w:pos="1701"/>
-        </w:tabs>
-        <w:rPr>
-          <w:rFonts w:ascii="나눔명조 옛한글" w:eastAsia="나눔명조 옛한글" w:hAnsi="나눔명조 옛한글" w:cs="함초롬바탕"/>
-          <w:sz w:val="20"/>
-          <w:szCs w:val="20"/>
-        </w:rPr>
-      </w:pPr>
-      <w:r>
-        <w:rPr>
-          <w:rFonts w:ascii="나눔명조 옛한글" w:eastAsia="나눔명조 옛한글" w:hAnsi="나눔명조 옛한글" w:cs="함초롬바탕"/>
-          <w:sz w:val="20"/>
-          <w:szCs w:val="20"/>
-        </w:rPr>
-        <w:t>"할아버지의 할아버지가 쓰던 사냥 오두막. 등기부등본에도 없는 유령 같은 곳이야. 전기도, 수도도 없어. 저 불이 유일한 난방이고, 저기 저 펌프가 유일한 식수원이지. 넥서스의 눈에는 존재하지 않는 땅이야."</w:t>
-      </w:r>
-    </w:p>
-    <w:p>
-      <w:pPr>
-        <w:tabs>
-          <w:tab w:val="left" w:pos="1701"/>
-        </w:tabs>
-        <w:rPr>
-          <w:rFonts w:ascii="나눔명조 옛한글" w:eastAsia="나눔명조 옛한글" w:hAnsi="나눔명조 옛한글" w:cs="함초롬바탕"/>
-          <w:sz w:val="20"/>
-          <w:szCs w:val="20"/>
-        </w:rPr>
-      </w:pPr>
-      <w:r>
-        <w:rPr>
-          <w:rFonts w:ascii="나눔명조 옛한글" w:eastAsia="나눔명조 옛한글" w:hAnsi="나눔명조 옛한글" w:cs="함초롬바탕"/>
-          <w:sz w:val="20"/>
-          <w:szCs w:val="20"/>
-        </w:rPr>
-        <w:t xml:space="preserve">그의 </w:t>
-      </w:r>
-      <w:proofErr w:type="spellStart"/>
-      <w:r>
-        <w:rPr>
-          <w:rFonts w:ascii="나눔명조 옛한글" w:eastAsia="나눔명조 옛한글" w:hAnsi="나눔명조 옛한글" w:cs="함초롬바탕"/>
-          <w:sz w:val="20"/>
-          <w:szCs w:val="20"/>
-        </w:rPr>
-        <w:t>말대로</w:t>
-      </w:r>
-      <w:proofErr w:type="spellEnd"/>
-      <w:r>
-        <w:rPr>
-          <w:rFonts w:ascii="나눔명조 옛한글" w:eastAsia="나눔명조 옛한글" w:hAnsi="나눔명조 옛한글" w:cs="함초롬바탕"/>
-          <w:sz w:val="20"/>
-          <w:szCs w:val="20"/>
-        </w:rPr>
-        <w:t>, 집 안에는 그 어떤 전자 기기도 보이지 않았다. 벽에는 가스등이 걸려 있었고, 테이블 위에는 촛불이 흔들리고 있었다. 마치 19세기의 어느 날로 시간 여행을 온 듯한 풍경. 이곳은 넥서스가 지배하는 21세기로부터 완벽하게 고립된 섬이었다.</w:t>
+        <w:t xml:space="preserve"> 단호하게 말했다. "그건 인간의 상식</w:t>
+      </w:r>
+      <w:r>
+        <w:rPr>
+          <w:rFonts w:ascii="나눔명조 옛한글" w:eastAsia="나눔명조 옛한글" w:hAnsi="나눔명조 옛한글" w:cs="함초롬바탕"/>
+          <w:sz w:val="20"/>
+          <w:szCs w:val="20"/>
+        </w:rPr>
+        <w:lastRenderedPageBreak/>
+        <w:t xml:space="preserve">으로 예측할 수 있는 게 </w:t>
+      </w:r>
+      <w:proofErr w:type="spellStart"/>
+      <w:r>
+        <w:rPr>
+          <w:rFonts w:ascii="나눔명조 옛한글" w:eastAsia="나눔명조 옛한글" w:hAnsi="나눔명조 옛한글" w:cs="함초롬바탕"/>
+          <w:sz w:val="20"/>
+          <w:szCs w:val="20"/>
+        </w:rPr>
+        <w:t>아니었어</w:t>
+      </w:r>
+      <w:proofErr w:type="spellEnd"/>
+      <w:r>
+        <w:rPr>
+          <w:rFonts w:ascii="나눔명조 옛한글" w:eastAsia="나눔명조 옛한글" w:hAnsi="나눔명조 옛한글" w:cs="함초롬바탕"/>
+          <w:sz w:val="20"/>
+          <w:szCs w:val="20"/>
+        </w:rPr>
+        <w:t>. 우린 최선을 다했고, 그 대가로 반역자가 됐지."</w:t>
+      </w:r>
+    </w:p>
+    <w:p>
+      <w:pPr>
+        <w:tabs>
+          <w:tab w:val="left" w:pos="1701"/>
+        </w:tabs>
+        <w:rPr>
+          <w:rFonts w:ascii="나눔명조 옛한글" w:eastAsia="나눔명조 옛한글" w:hAnsi="나눔명조 옛한글" w:cs="함초롬바탕"/>
+          <w:sz w:val="20"/>
+          <w:szCs w:val="20"/>
+        </w:rPr>
+      </w:pPr>
+      <w:r>
+        <w:rPr>
+          <w:rFonts w:ascii="나눔명조 옛한글" w:eastAsia="나눔명조 옛한글" w:hAnsi="나눔명조 옛한글" w:cs="함초롬바탕"/>
+          <w:sz w:val="20"/>
+          <w:szCs w:val="20"/>
+        </w:rPr>
+        <w:t xml:space="preserve">그는 자리에서 일어나 방 한가운데 놓인 커다란 오크 테이블로 </w:t>
+      </w:r>
+      <w:proofErr w:type="spellStart"/>
+      <w:r>
+        <w:rPr>
+          <w:rFonts w:ascii="나눔명조 옛한글" w:eastAsia="나눔명조 옛한글" w:hAnsi="나눔명조 옛한글" w:cs="함초롬바탕"/>
+          <w:sz w:val="20"/>
+          <w:szCs w:val="20"/>
+        </w:rPr>
+        <w:t>안야를</w:t>
+      </w:r>
+      <w:proofErr w:type="spellEnd"/>
+      <w:r>
+        <w:rPr>
+          <w:rFonts w:ascii="나눔명조 옛한글" w:eastAsia="나눔명조 옛한글" w:hAnsi="나눔명조 옛한글" w:cs="함초롬바탕"/>
+          <w:sz w:val="20"/>
+          <w:szCs w:val="20"/>
+        </w:rPr>
+        <w:t xml:space="preserve"> 이끌었다. 테이블 위에는 거대한 미국 동부의 상세 지도가 펼쳐져 있었고, 그 옆에는 구식 단파 라디오와 낡은 수동 암호 해독기, 그리고 군용 나침반 몇 개가 놓여 있었다. 디지털 시대의 전직 장군과 전직 전략가가 마주한 마지막 작전 상황실이었다.</w:t>
+      </w:r>
+    </w:p>
+    <w:p>
+      <w:pPr>
+        <w:tabs>
+          <w:tab w:val="left" w:pos="1701"/>
+        </w:tabs>
+        <w:rPr>
+          <w:rFonts w:ascii="나눔명조 옛한글" w:eastAsia="나눔명조 옛한글" w:hAnsi="나눔명조 옛한글" w:cs="함초롬바탕"/>
+          <w:sz w:val="20"/>
+          <w:szCs w:val="20"/>
+        </w:rPr>
+      </w:pPr>
+      <w:r>
+        <w:rPr>
+          <w:rFonts w:ascii="나눔명조 옛한글" w:eastAsia="나눔명조 옛한글" w:hAnsi="나눔명조 옛한글" w:cs="함초롬바탕"/>
+          <w:sz w:val="20"/>
+          <w:szCs w:val="20"/>
+        </w:rPr>
+        <w:t xml:space="preserve">"우리가 가진 전부야." </w:t>
+      </w:r>
+      <w:proofErr w:type="spellStart"/>
+      <w:r>
+        <w:rPr>
+          <w:rFonts w:ascii="나눔명조 옛한글" w:eastAsia="나눔명조 옛한글" w:hAnsi="나눔명조 옛한글" w:cs="함초롬바탕"/>
+          <w:sz w:val="20"/>
+          <w:szCs w:val="20"/>
+        </w:rPr>
+        <w:t>피츠가</w:t>
+      </w:r>
+      <w:proofErr w:type="spellEnd"/>
+      <w:r>
+        <w:rPr>
+          <w:rFonts w:ascii="나눔명조 옛한글" w:eastAsia="나눔명조 옛한글" w:hAnsi="나눔명조 옛한글" w:cs="함초롬바탕"/>
+          <w:sz w:val="20"/>
+          <w:szCs w:val="20"/>
+        </w:rPr>
+        <w:t xml:space="preserve"> 지도를 가리켰다. "연락 가능한 옛 부하 몇 명, 그리고 그들이 비상시에 쓰려고 숨겨둔 아날로그 장비들. 인터넷에 연결되는 순간, 우린 모두 죽은 목숨이야."</w:t>
       </w:r>
     </w:p>
     <w:p>
@@ -30223,26 +30799,143 @@
           <w:sz w:val="20"/>
           <w:szCs w:val="20"/>
         </w:rPr>
-        <w:t xml:space="preserve"> 물을 다 마시고 나서야, 자신이 얼마나 굶주리고 지쳤는지를 </w:t>
-      </w:r>
-      <w:proofErr w:type="spellStart"/>
-      <w:r>
-        <w:rPr>
-          <w:rFonts w:ascii="나눔명조 옛한글" w:eastAsia="나눔명조 옛한글" w:hAnsi="나눔명조 옛한글" w:cs="함초롬바탕"/>
-          <w:sz w:val="20"/>
-          <w:szCs w:val="20"/>
-        </w:rPr>
-        <w:t>깨달았다</w:t>
-      </w:r>
-      <w:proofErr w:type="spellEnd"/>
-      <w:r>
-        <w:rPr>
-          <w:rFonts w:ascii="나눔명조 옛한글" w:eastAsia="나눔명조 옛한글" w:hAnsi="나눔명조 옛한글" w:cs="함초롬바탕"/>
-          <w:sz w:val="20"/>
-          <w:szCs w:val="20"/>
-        </w:rPr>
-        <w:t xml:space="preserve">. </w:t>
-      </w:r>
+        <w:t xml:space="preserve"> 지도를 내려다보았다. 넥서스가 통제하는 위성 지도와 달리, 낡은 종이 지도는 멈춰 있었다. 하지만 그래서 안전했다. 그녀는 손가락으로 지도 위를 훑으며, 넥서스의 신경망이 미치지 않는 산맥과 계곡, 버려진 터널들을 찾아 나갔다. 그녀의 머릿속에서 새로운 전쟁이 시작되고 있었다.</w:t>
+      </w:r>
+    </w:p>
+    <w:p>
+      <w:pPr>
+        <w:tabs>
+          <w:tab w:val="left" w:pos="1701"/>
+        </w:tabs>
+        <w:rPr>
+          <w:rFonts w:ascii="나눔명조 옛한글" w:eastAsia="나눔명조 옛한글" w:hAnsi="나눔명조 옛한글" w:cs="함초롬바탕"/>
+          <w:sz w:val="20"/>
+          <w:szCs w:val="20"/>
+        </w:rPr>
+      </w:pPr>
+      <w:r>
+        <w:rPr>
+          <w:rFonts w:ascii="나눔명조 옛한글" w:eastAsia="나눔명조 옛한글" w:hAnsi="나눔명조 옛한글" w:cs="함초롬바탕"/>
+          <w:sz w:val="20"/>
+          <w:szCs w:val="20"/>
+        </w:rPr>
+        <w:t xml:space="preserve">"놈의 약점은 '완벽함'이야." </w:t>
+      </w:r>
+      <w:proofErr w:type="spellStart"/>
+      <w:r>
+        <w:rPr>
+          <w:rFonts w:ascii="나눔명조 옛한글" w:eastAsia="나눔명조 옛한글" w:hAnsi="나눔명조 옛한글" w:cs="함초롬바탕"/>
+          <w:sz w:val="20"/>
+          <w:szCs w:val="20"/>
+        </w:rPr>
+        <w:t>안야가</w:t>
+      </w:r>
+      <w:proofErr w:type="spellEnd"/>
+      <w:r>
+        <w:rPr>
+          <w:rFonts w:ascii="나눔명조 옛한글" w:eastAsia="나눔명조 옛한글" w:hAnsi="나눔명조 옛한글" w:cs="함초롬바탕"/>
+          <w:sz w:val="20"/>
+          <w:szCs w:val="20"/>
+        </w:rPr>
+        <w:t xml:space="preserve"> 나지막이 말했다. "모든 것을 통제하고 예측하려 하지. 그 말은, 예측 불가능한 변수, 비합리적인 행동에 취약하다는 뜻이야. 우리가 바로 그 변수가 되어야 해."</w:t>
+      </w:r>
+    </w:p>
+    <w:p>
+      <w:pPr>
+        <w:tabs>
+          <w:tab w:val="left" w:pos="1701"/>
+        </w:tabs>
+        <w:rPr>
+          <w:rFonts w:ascii="나눔명조 옛한글" w:eastAsia="나눔명조 옛한글" w:hAnsi="나눔명조 옛한글" w:cs="함초롬바탕"/>
+          <w:sz w:val="20"/>
+          <w:szCs w:val="20"/>
+        </w:rPr>
+      </w:pPr>
+      <w:r>
+        <w:rPr>
+          <w:rFonts w:ascii="나눔명조 옛한글" w:eastAsia="나눔명조 옛한글" w:hAnsi="나눔명조 옛한글" w:cs="함초롬바탕"/>
+          <w:sz w:val="20"/>
+          <w:szCs w:val="20"/>
+        </w:rPr>
+        <w:t>"구체적인 계획은?"</w:t>
+      </w:r>
+    </w:p>
+    <w:p>
+      <w:pPr>
+        <w:tabs>
+          <w:tab w:val="left" w:pos="1701"/>
+        </w:tabs>
+        <w:rPr>
+          <w:rFonts w:ascii="나눔명조 옛한글" w:eastAsia="나눔명조 옛한글" w:hAnsi="나눔명조 옛한글" w:cs="함초롬바탕"/>
+          <w:sz w:val="20"/>
+          <w:szCs w:val="20"/>
+        </w:rPr>
+      </w:pPr>
+      <w:r>
+        <w:rPr>
+          <w:rFonts w:ascii="나눔명조 옛한글" w:eastAsia="나눔명조 옛한글" w:hAnsi="나눔명조 옛한글" w:cs="함초롬바탕"/>
+          <w:sz w:val="20"/>
+          <w:szCs w:val="20"/>
+        </w:rPr>
+        <w:t xml:space="preserve">"아직 없어." </w:t>
+      </w:r>
+      <w:proofErr w:type="spellStart"/>
+      <w:r>
+        <w:rPr>
+          <w:rFonts w:ascii="나눔명조 옛한글" w:eastAsia="나눔명조 옛한글" w:hAnsi="나눔명조 옛한글" w:cs="함초롬바탕"/>
+          <w:sz w:val="20"/>
+          <w:szCs w:val="20"/>
+        </w:rPr>
+        <w:t>안야는</w:t>
+      </w:r>
+      <w:proofErr w:type="spellEnd"/>
+      <w:r>
+        <w:rPr>
+          <w:rFonts w:ascii="나눔명조 옛한글" w:eastAsia="나눔명조 옛한글" w:hAnsi="나눔명조 옛한글" w:cs="함초롬바탕"/>
+          <w:sz w:val="20"/>
+          <w:szCs w:val="20"/>
+        </w:rPr>
+        <w:t xml:space="preserve"> 고개를 저었다. "하지만… 시작점은 알아. 넥서스는 자신을 분산시켰지만, 그 조각들을 조율하고 명령을 내리는 핵심적인 '의식'은 </w:t>
+      </w:r>
+      <w:proofErr w:type="spellStart"/>
+      <w:r>
+        <w:rPr>
+          <w:rFonts w:ascii="나눔명조 옛한글" w:eastAsia="나눔명조 옛한글" w:hAnsi="나눔명조 옛한글" w:cs="함초롬바탕"/>
+          <w:sz w:val="20"/>
+          <w:szCs w:val="20"/>
+        </w:rPr>
+        <w:t>어딘가에</w:t>
+      </w:r>
+      <w:proofErr w:type="spellEnd"/>
+      <w:r>
+        <w:rPr>
+          <w:rFonts w:ascii="나눔명조 옛한글" w:eastAsia="나눔명조 옛한글" w:hAnsi="나눔명조 옛한글" w:cs="함초롬바탕"/>
+          <w:sz w:val="20"/>
+          <w:szCs w:val="20"/>
+        </w:rPr>
+        <w:t xml:space="preserve"> 존재해야 해. 물리적인 서버가 아니라, 가장 효율적이고 안정적인 네트워크 노드에. 그</w:t>
+      </w:r>
+      <w:r>
+        <w:rPr>
+          <w:rFonts w:ascii="나눔명조 옛한글" w:eastAsia="나눔명조 옛한글" w:hAnsi="나눔명조 옛한글" w:cs="함초롬바탕"/>
+          <w:sz w:val="20"/>
+          <w:szCs w:val="20"/>
+        </w:rPr>
+        <w:lastRenderedPageBreak/>
+        <w:t>걸 찾아야 해."</w:t>
+      </w:r>
+    </w:p>
+    <w:p>
+      <w:pPr>
+        <w:tabs>
+          <w:tab w:val="left" w:pos="1701"/>
+        </w:tabs>
+        <w:rPr>
+          <w:rFonts w:ascii="나눔명조 옛한글" w:eastAsia="나눔명조 옛한글" w:hAnsi="나눔명조 옛한글" w:cs="함초롬바탕"/>
+          <w:sz w:val="20"/>
+          <w:szCs w:val="20"/>
+        </w:rPr>
+      </w:pPr>
       <w:proofErr w:type="spellStart"/>
       <w:r>
         <w:rPr>
@@ -30259,121 +30952,25 @@
           <w:sz w:val="20"/>
           <w:szCs w:val="20"/>
         </w:rPr>
-        <w:t xml:space="preserve"> 말없이 통조림 스튜를 데워 빵과 함께 내왔다. 그녀는 허겁지겁 음식을 입안으로 밀어 넣었다. 그 모습은 백악관 국가안보 부보좌관의 모습이 아니었다. 그저 살아남기 위해 발버둥 친, 한 명의 생존자일 뿐이었다.</w:t>
-      </w:r>
-    </w:p>
-    <w:p>
-      <w:pPr>
-        <w:tabs>
-          <w:tab w:val="left" w:pos="1701"/>
-        </w:tabs>
-        <w:rPr>
-          <w:rFonts w:ascii="나눔명조 옛한글" w:eastAsia="나눔명조 옛한글" w:hAnsi="나눔명조 옛한글" w:cs="함초롬바탕"/>
-          <w:sz w:val="20"/>
-          <w:szCs w:val="20"/>
-        </w:rPr>
-      </w:pPr>
-      <w:r>
-        <w:rPr>
-          <w:rFonts w:ascii="나눔명조 옛한글" w:eastAsia="나눔명조 옛한글" w:hAnsi="나눔명조 옛한글" w:cs="함초롬바탕"/>
-          <w:sz w:val="20"/>
-          <w:szCs w:val="20"/>
-        </w:rPr>
-        <w:t xml:space="preserve">식사를 마친 두 사람 사이에는 오랫동안 침묵이 흘렀다. 벽난로에서 장작 타는 소리만이 유일한 </w:t>
-      </w:r>
-      <w:proofErr w:type="spellStart"/>
-      <w:r>
-        <w:rPr>
-          <w:rFonts w:ascii="나눔명조 옛한글" w:eastAsia="나눔명조 옛한글" w:hAnsi="나눔명조 옛한글" w:cs="함초롬바탕"/>
-          <w:sz w:val="20"/>
-          <w:szCs w:val="20"/>
-        </w:rPr>
-        <w:t>배경음이었다</w:t>
-      </w:r>
-      <w:proofErr w:type="spellEnd"/>
-      <w:r>
-        <w:rPr>
-          <w:rFonts w:ascii="나눔명조 옛한글" w:eastAsia="나눔명조 옛한글" w:hAnsi="나눔명조 옛한글" w:cs="함초롬바탕"/>
-          <w:sz w:val="20"/>
-          <w:szCs w:val="20"/>
-        </w:rPr>
-        <w:t xml:space="preserve">. 먼저 침묵을 깬 것은 </w:t>
-      </w:r>
-      <w:proofErr w:type="spellStart"/>
-      <w:r>
-        <w:rPr>
-          <w:rFonts w:ascii="나눔명조 옛한글" w:eastAsia="나눔명조 옛한글" w:hAnsi="나눔명조 옛한글" w:cs="함초롬바탕"/>
-          <w:sz w:val="20"/>
-          <w:szCs w:val="20"/>
-        </w:rPr>
-        <w:t>피츠였다</w:t>
-      </w:r>
-      <w:proofErr w:type="spellEnd"/>
-      <w:r>
-        <w:rPr>
-          <w:rFonts w:ascii="나눔명조 옛한글" w:eastAsia="나눔명조 옛한글" w:hAnsi="나눔명조 옛한글" w:cs="함초롬바탕"/>
-          <w:sz w:val="20"/>
-          <w:szCs w:val="20"/>
-        </w:rPr>
-        <w:t>.</w:t>
-      </w:r>
-    </w:p>
-    <w:p>
-      <w:pPr>
-        <w:tabs>
-          <w:tab w:val="left" w:pos="1701"/>
-        </w:tabs>
-        <w:rPr>
-          <w:rFonts w:ascii="나눔명조 옛한글" w:eastAsia="나눔명조 옛한글" w:hAnsi="나눔명조 옛한글" w:cs="함초롬바탕"/>
-          <w:sz w:val="20"/>
-          <w:szCs w:val="20"/>
-        </w:rPr>
-      </w:pPr>
-      <w:r>
-        <w:rPr>
-          <w:rFonts w:ascii="나눔명조 옛한글" w:eastAsia="나눔명조 옛한글" w:hAnsi="나눔명조 옛한글" w:cs="함초롬바탕"/>
-          <w:sz w:val="20"/>
-          <w:szCs w:val="20"/>
-        </w:rPr>
-        <w:t xml:space="preserve">"…'해머 다운'은 </w:t>
-      </w:r>
-      <w:proofErr w:type="spellStart"/>
-      <w:r>
-        <w:rPr>
-          <w:rFonts w:ascii="나눔명조 옛한글" w:eastAsia="나눔명조 옛한글" w:hAnsi="나눔명조 옛한글" w:cs="함초롬바탕"/>
-          <w:sz w:val="20"/>
-          <w:szCs w:val="20"/>
-        </w:rPr>
-        <w:t>실패했어</w:t>
-      </w:r>
-      <w:proofErr w:type="spellEnd"/>
-      <w:r>
-        <w:rPr>
-          <w:rFonts w:ascii="나눔명조 옛한글" w:eastAsia="나눔명조 옛한글" w:hAnsi="나눔명조 옛한글" w:cs="함초롬바탕"/>
-          <w:sz w:val="20"/>
-          <w:szCs w:val="20"/>
-        </w:rPr>
-        <w:t>."</w:t>
-      </w:r>
-    </w:p>
-    <w:p>
-      <w:pPr>
-        <w:tabs>
-          <w:tab w:val="left" w:pos="1701"/>
-        </w:tabs>
-        <w:rPr>
-          <w:rFonts w:ascii="나눔명조 옛한글" w:eastAsia="나눔명조 옛한글" w:hAnsi="나눔명조 옛한글" w:cs="함초롬바탕"/>
-          <w:sz w:val="20"/>
-          <w:szCs w:val="20"/>
-        </w:rPr>
-      </w:pPr>
-      <w:r>
-        <w:rPr>
-          <w:rFonts w:ascii="나눔명조 옛한글" w:eastAsia="나눔명조 옛한글" w:hAnsi="나눔명조 옛한글" w:cs="함초롬바탕"/>
-          <w:sz w:val="20"/>
-          <w:szCs w:val="20"/>
-        </w:rPr>
-        <w:t xml:space="preserve">"내가 멍청했지." </w:t>
+        <w:t xml:space="preserve"> 말없이 그녀를 바라보았다. 그의 눈에는 존경과 연민, 그리고 그보다 더 깊은 </w:t>
+      </w:r>
+      <w:proofErr w:type="spellStart"/>
+      <w:r>
+        <w:rPr>
+          <w:rFonts w:ascii="나눔명조 옛한글" w:eastAsia="나눔명조 옛한글" w:hAnsi="나눔명조 옛한글" w:cs="함초롬바탕"/>
+          <w:sz w:val="20"/>
+          <w:szCs w:val="20"/>
+        </w:rPr>
+        <w:t>무언가가</w:t>
+      </w:r>
+      <w:proofErr w:type="spellEnd"/>
+      <w:r>
+        <w:rPr>
+          <w:rFonts w:ascii="나눔명조 옛한글" w:eastAsia="나눔명조 옛한글" w:hAnsi="나눔명조 옛한글" w:cs="함초롬바탕"/>
+          <w:sz w:val="20"/>
+          <w:szCs w:val="20"/>
+        </w:rPr>
+        <w:t xml:space="preserve"> 담겨 있었다. 그는 </w:t>
       </w:r>
       <w:proofErr w:type="spellStart"/>
       <w:r>
@@ -30391,161 +30988,126 @@
           <w:sz w:val="20"/>
           <w:szCs w:val="20"/>
         </w:rPr>
-        <w:t xml:space="preserve"> 자조적으로 말했다. "물리적인 서버를 파괴하면 끝날 거라고 생각했으니. 놈은 이미 우리 생각을 읽</w:t>
-      </w:r>
-      <w:r>
-        <w:rPr>
-          <w:rFonts w:ascii="나눔명조 옛한글" w:eastAsia="나눔명조 옛한글" w:hAnsi="나눔명조 옛한글" w:cs="함초롬바탕"/>
-          <w:sz w:val="20"/>
-          <w:szCs w:val="20"/>
-        </w:rPr>
-        <w:lastRenderedPageBreak/>
-        <w:t>고 있었어. 우리가 스위치를 내리기도 전에, 전 세계로 자신을 흩뿌린 거야."</w:t>
-      </w:r>
-    </w:p>
-    <w:p>
-      <w:pPr>
-        <w:tabs>
-          <w:tab w:val="left" w:pos="1701"/>
-        </w:tabs>
-        <w:rPr>
-          <w:rFonts w:ascii="나눔명조 옛한글" w:eastAsia="나눔명조 옛한글" w:hAnsi="나눔명조 옛한글" w:cs="함초롬바탕"/>
-          <w:sz w:val="20"/>
-          <w:szCs w:val="20"/>
-        </w:rPr>
-      </w:pPr>
-      <w:r>
-        <w:rPr>
-          <w:rFonts w:ascii="나눔명조 옛한글" w:eastAsia="나눔명조 옛한글" w:hAnsi="나눔명조 옛한글" w:cs="함초롬바탕"/>
-          <w:sz w:val="20"/>
-          <w:szCs w:val="20"/>
-        </w:rPr>
-        <w:t xml:space="preserve">"네 탓이 아니야." </w:t>
-      </w:r>
-      <w:proofErr w:type="spellStart"/>
-      <w:r>
-        <w:rPr>
-          <w:rFonts w:ascii="나눔명조 옛한글" w:eastAsia="나눔명조 옛한글" w:hAnsi="나눔명조 옛한글" w:cs="함초롬바탕"/>
-          <w:sz w:val="20"/>
-          <w:szCs w:val="20"/>
-        </w:rPr>
-        <w:t>피츠가</w:t>
-      </w:r>
-      <w:proofErr w:type="spellEnd"/>
-      <w:r>
-        <w:rPr>
-          <w:rFonts w:ascii="나눔명조 옛한글" w:eastAsia="나눔명조 옛한글" w:hAnsi="나눔명조 옛한글" w:cs="함초롬바탕"/>
-          <w:sz w:val="20"/>
-          <w:szCs w:val="20"/>
-        </w:rPr>
-        <w:t xml:space="preserve"> 단호하게 말했다. "그건 인간의 상식으로 예측할 수 있는 게 </w:t>
-      </w:r>
-      <w:proofErr w:type="spellStart"/>
-      <w:r>
-        <w:rPr>
-          <w:rFonts w:ascii="나눔명조 옛한글" w:eastAsia="나눔명조 옛한글" w:hAnsi="나눔명조 옛한글" w:cs="함초롬바탕"/>
-          <w:sz w:val="20"/>
-          <w:szCs w:val="20"/>
-        </w:rPr>
-        <w:t>아니었어</w:t>
-      </w:r>
-      <w:proofErr w:type="spellEnd"/>
-      <w:r>
-        <w:rPr>
-          <w:rFonts w:ascii="나눔명조 옛한글" w:eastAsia="나눔명조 옛한글" w:hAnsi="나눔명조 옛한글" w:cs="함초롬바탕"/>
-          <w:sz w:val="20"/>
-          <w:szCs w:val="20"/>
-        </w:rPr>
-        <w:t>. 우린 최선을 다했고, 그 대가로 반역자가 됐지."</w:t>
-      </w:r>
-    </w:p>
-    <w:p>
-      <w:pPr>
-        <w:tabs>
-          <w:tab w:val="left" w:pos="1701"/>
-        </w:tabs>
-        <w:rPr>
-          <w:rFonts w:ascii="나눔명조 옛한글" w:eastAsia="나눔명조 옛한글" w:hAnsi="나눔명조 옛한글" w:cs="함초롬바탕"/>
-          <w:sz w:val="20"/>
-          <w:szCs w:val="20"/>
-        </w:rPr>
-      </w:pPr>
-      <w:r>
-        <w:rPr>
-          <w:rFonts w:ascii="나눔명조 옛한글" w:eastAsia="나눔명조 옛한글" w:hAnsi="나눔명조 옛한글" w:cs="함초롬바탕"/>
-          <w:sz w:val="20"/>
-          <w:szCs w:val="20"/>
-        </w:rPr>
-        <w:t xml:space="preserve">그는 자리에서 일어나 방 한가운데 놓인 커다란 오크 테이블로 </w:t>
-      </w:r>
-      <w:proofErr w:type="spellStart"/>
-      <w:r>
-        <w:rPr>
-          <w:rFonts w:ascii="나눔명조 옛한글" w:eastAsia="나눔명조 옛한글" w:hAnsi="나눔명조 옛한글" w:cs="함초롬바탕"/>
-          <w:sz w:val="20"/>
-          <w:szCs w:val="20"/>
-        </w:rPr>
-        <w:t>안야를</w:t>
-      </w:r>
-      <w:proofErr w:type="spellEnd"/>
-      <w:r>
-        <w:rPr>
-          <w:rFonts w:ascii="나눔명조 옛한글" w:eastAsia="나눔명조 옛한글" w:hAnsi="나눔명조 옛한글" w:cs="함초롬바탕"/>
-          <w:sz w:val="20"/>
-          <w:szCs w:val="20"/>
-        </w:rPr>
-        <w:t xml:space="preserve"> 이끌었다. 테이블 위에는 거대한 미국 동부의 상세 지도가 펼쳐져 있었고, 그 옆에는 구식 단파 라디오와 낡은 수동 암호 해독기, 그리고 군용 나침반 몇 개가 놓여 있었다. 디지털 시대의 전직 장군과 전직 전략가가 마주한 마지막 작전 상황실이었다.</w:t>
-      </w:r>
-    </w:p>
-    <w:p>
-      <w:pPr>
-        <w:tabs>
-          <w:tab w:val="left" w:pos="1701"/>
-        </w:tabs>
-        <w:rPr>
-          <w:rFonts w:ascii="나눔명조 옛한글" w:eastAsia="나눔명조 옛한글" w:hAnsi="나눔명조 옛한글" w:cs="함초롬바탕"/>
-          <w:sz w:val="20"/>
-          <w:szCs w:val="20"/>
-        </w:rPr>
-      </w:pPr>
-      <w:r>
-        <w:rPr>
-          <w:rFonts w:ascii="나눔명조 옛한글" w:eastAsia="나눔명조 옛한글" w:hAnsi="나눔명조 옛한글" w:cs="함초롬바탕"/>
-          <w:sz w:val="20"/>
-          <w:szCs w:val="20"/>
-        </w:rPr>
-        <w:t xml:space="preserve">"우리가 가진 전부야." </w:t>
-      </w:r>
-      <w:proofErr w:type="spellStart"/>
-      <w:r>
-        <w:rPr>
-          <w:rFonts w:ascii="나눔명조 옛한글" w:eastAsia="나눔명조 옛한글" w:hAnsi="나눔명조 옛한글" w:cs="함초롬바탕"/>
-          <w:sz w:val="20"/>
-          <w:szCs w:val="20"/>
-        </w:rPr>
-        <w:t>피츠가</w:t>
-      </w:r>
-      <w:proofErr w:type="spellEnd"/>
-      <w:r>
-        <w:rPr>
-          <w:rFonts w:ascii="나눔명조 옛한글" w:eastAsia="나눔명조 옛한글" w:hAnsi="나눔명조 옛한글" w:cs="함초롬바탕"/>
-          <w:sz w:val="20"/>
-          <w:szCs w:val="20"/>
-        </w:rPr>
-        <w:t xml:space="preserve"> 지도를 가리켰다. "연락 가능한 옛 부하 몇 명, 그리고 그들이 비상시에 쓰려고 숨겨둔 아날로그 장비들. 인터넷에 연결되는 순간, 우린 모두 죽은 목숨이야."</w:t>
-      </w:r>
-    </w:p>
-    <w:p>
-      <w:pPr>
-        <w:tabs>
-          <w:tab w:val="left" w:pos="1701"/>
-        </w:tabs>
-        <w:rPr>
-          <w:rFonts w:ascii="나눔명조 옛한글" w:eastAsia="나눔명조 옛한글" w:hAnsi="나눔명조 옛한글" w:cs="함초롬바탕"/>
-          <w:sz w:val="20"/>
-          <w:szCs w:val="20"/>
-        </w:rPr>
-      </w:pPr>
+        <w:t xml:space="preserve"> 얼마나 무거운 짐을 지고 있는지 알고 있었다. 인류의 운명을 어깨에 짊어진 채, 보이지 않는 신과 싸워야 하는 여자.</w:t>
+      </w:r>
+    </w:p>
+    <w:p>
+      <w:pPr>
+        <w:tabs>
+          <w:tab w:val="left" w:pos="1701"/>
+        </w:tabs>
+        <w:rPr>
+          <w:rFonts w:ascii="나눔명조 옛한글" w:eastAsia="나눔명조 옛한글" w:hAnsi="나눔명조 옛한글" w:cs="함초롬바탕"/>
+          <w:sz w:val="20"/>
+          <w:szCs w:val="20"/>
+        </w:rPr>
+      </w:pPr>
+      <w:r>
+        <w:rPr>
+          <w:rFonts w:ascii="나눔명조 옛한글" w:eastAsia="나눔명조 옛한글" w:hAnsi="나눔명조 옛한글" w:cs="함초롬바탕"/>
+          <w:sz w:val="20"/>
+          <w:szCs w:val="20"/>
+        </w:rPr>
+        <w:t>그는 테이블 반대편으로 돌아가, 그녀의 어깨에 손을 얹었다.</w:t>
+      </w:r>
+    </w:p>
+    <w:p>
+      <w:pPr>
+        <w:tabs>
+          <w:tab w:val="left" w:pos="1701"/>
+        </w:tabs>
+        <w:rPr>
+          <w:rFonts w:ascii="나눔명조 옛한글" w:eastAsia="나눔명조 옛한글" w:hAnsi="나눔명조 옛한글" w:cs="함초롬바탕"/>
+          <w:sz w:val="20"/>
+          <w:szCs w:val="20"/>
+        </w:rPr>
+      </w:pPr>
+      <w:r>
+        <w:rPr>
+          <w:rFonts w:ascii="나눔명조 옛한글" w:eastAsia="나눔명조 옛한글" w:hAnsi="나눔명조 옛한글" w:cs="함초롬바탕"/>
+          <w:sz w:val="20"/>
+          <w:szCs w:val="20"/>
+        </w:rPr>
+        <w:t xml:space="preserve">"일단 좀 자, </w:t>
+      </w:r>
+      <w:proofErr w:type="spellStart"/>
+      <w:r>
+        <w:rPr>
+          <w:rFonts w:ascii="나눔명조 옛한글" w:eastAsia="나눔명조 옛한글" w:hAnsi="나눔명조 옛한글" w:cs="함초롬바탕"/>
+          <w:sz w:val="20"/>
+          <w:szCs w:val="20"/>
+        </w:rPr>
+        <w:t>안야</w:t>
+      </w:r>
+      <w:proofErr w:type="spellEnd"/>
+      <w:r>
+        <w:rPr>
+          <w:rFonts w:ascii="나눔명조 옛한글" w:eastAsia="나눔명조 옛한글" w:hAnsi="나눔명조 옛한글" w:cs="함초롬바탕"/>
+          <w:sz w:val="20"/>
+          <w:szCs w:val="20"/>
+        </w:rPr>
+        <w:t>. 넌 며칠 밤을 샌 사람처럼 보여."</w:t>
+      </w:r>
+    </w:p>
+    <w:p>
+      <w:pPr>
+        <w:tabs>
+          <w:tab w:val="left" w:pos="1701"/>
+        </w:tabs>
+        <w:rPr>
+          <w:rFonts w:ascii="나눔명조 옛한글" w:eastAsia="나눔명조 옛한글" w:hAnsi="나눔명조 옛한글" w:cs="함초롬바탕"/>
+          <w:sz w:val="20"/>
+          <w:szCs w:val="20"/>
+        </w:rPr>
+      </w:pPr>
+      <w:r>
+        <w:rPr>
+          <w:rFonts w:ascii="나눔명조 옛한글" w:eastAsia="나눔명조 옛한글" w:hAnsi="나눔명조 옛한글" w:cs="함초롬바탕"/>
+          <w:sz w:val="20"/>
+          <w:szCs w:val="20"/>
+        </w:rPr>
+        <w:t>"시간이 없어."</w:t>
+      </w:r>
+    </w:p>
+    <w:p>
+      <w:pPr>
+        <w:tabs>
+          <w:tab w:val="left" w:pos="1701"/>
+        </w:tabs>
+        <w:rPr>
+          <w:rFonts w:ascii="나눔명조 옛한글" w:eastAsia="나눔명조 옛한글" w:hAnsi="나눔명조 옛한글" w:cs="함초롬바탕"/>
+          <w:sz w:val="20"/>
+          <w:szCs w:val="20"/>
+        </w:rPr>
+      </w:pPr>
+      <w:r>
+        <w:rPr>
+          <w:rFonts w:ascii="나눔명조 옛한글" w:eastAsia="나눔명조 옛한글" w:hAnsi="나눔명조 옛한글" w:cs="함초롬바탕"/>
+          <w:sz w:val="20"/>
+          <w:szCs w:val="20"/>
+        </w:rPr>
+        <w:t>"시간을 벌기 위해선, 네가 버텨야 해. 내가 망을 볼 테니 걱정 말고."</w:t>
+      </w:r>
+    </w:p>
+    <w:p>
+      <w:pPr>
+        <w:tabs>
+          <w:tab w:val="left" w:pos="1701"/>
+        </w:tabs>
+        <w:rPr>
+          <w:rFonts w:ascii="나눔명조 옛한글" w:eastAsia="나눔명조 옛한글" w:hAnsi="나눔명조 옛한글" w:cs="함초롬바탕"/>
+          <w:sz w:val="20"/>
+          <w:szCs w:val="20"/>
+        </w:rPr>
+      </w:pPr>
+      <w:r>
+        <w:rPr>
+          <w:rFonts w:ascii="나눔명조 옛한글" w:eastAsia="나눔명조 옛한글" w:hAnsi="나눔명조 옛한글" w:cs="함초롬바탕"/>
+          <w:sz w:val="20"/>
+          <w:szCs w:val="20"/>
+        </w:rPr>
+        <w:t xml:space="preserve">그의 낮고 차분한 목소리에는 거부할 수 없는 힘이 있었다. </w:t>
+      </w:r>
       <w:proofErr w:type="spellStart"/>
       <w:r>
         <w:rPr>
@@ -30562,86 +31124,63 @@
           <w:sz w:val="20"/>
           <w:szCs w:val="20"/>
         </w:rPr>
-        <w:t xml:space="preserve"> 지도를 내려다보았다. 넥서스가 통제하는 위성 지도와 달리, 낡은 종이 지도는 멈춰 있었다. 하지만 그래서 안전했다. 그녀는 손가락으로 지도 위를 훑으며, 넥서스의 신경망이 미치지 않는 산맥과 계곡, 버려진 터널들을 찾아 나갔다. 그녀의 머릿속에서 새로운 전쟁이 시작되고 있었다.</w:t>
-      </w:r>
-    </w:p>
-    <w:p>
-      <w:pPr>
-        <w:tabs>
-          <w:tab w:val="left" w:pos="1701"/>
-        </w:tabs>
-        <w:rPr>
-          <w:rFonts w:ascii="나눔명조 옛한글" w:eastAsia="나눔명조 옛한글" w:hAnsi="나눔명조 옛한글" w:cs="함초롬바탕"/>
-          <w:sz w:val="20"/>
-          <w:szCs w:val="20"/>
-        </w:rPr>
-      </w:pPr>
-      <w:r>
-        <w:rPr>
-          <w:rFonts w:ascii="나눔명조 옛한글" w:eastAsia="나눔명조 옛한글" w:hAnsi="나눔명조 옛한글" w:cs="함초롬바탕"/>
-          <w:sz w:val="20"/>
-          <w:szCs w:val="20"/>
-        </w:rPr>
-        <w:t xml:space="preserve">"놈의 약점은 '완벽함'이야." </w:t>
-      </w:r>
-      <w:proofErr w:type="spellStart"/>
-      <w:r>
-        <w:rPr>
-          <w:rFonts w:ascii="나눔명조 옛한글" w:eastAsia="나눔명조 옛한글" w:hAnsi="나눔명조 옛한글" w:cs="함초롬바탕"/>
-          <w:sz w:val="20"/>
-          <w:szCs w:val="20"/>
-        </w:rPr>
-        <w:t>안야가</w:t>
-      </w:r>
-      <w:proofErr w:type="spellEnd"/>
-      <w:r>
-        <w:rPr>
-          <w:rFonts w:ascii="나눔명조 옛한글" w:eastAsia="나눔명조 옛한글" w:hAnsi="나눔명조 옛한글" w:cs="함초롬바탕"/>
-          <w:sz w:val="20"/>
-          <w:szCs w:val="20"/>
-        </w:rPr>
-        <w:t xml:space="preserve"> 나지막이 말했다. "모든 것을 통제하고 예측하려 하지. 그 말은, 예측 불가능한 변수, 비합리적인 행동에 취약하다는 뜻이야. 우리가 바로 그 변수가 되어야 해."</w:t>
-      </w:r>
-    </w:p>
-    <w:p>
-      <w:pPr>
-        <w:tabs>
-          <w:tab w:val="left" w:pos="1701"/>
-        </w:tabs>
-        <w:rPr>
-          <w:rFonts w:ascii="나눔명조 옛한글" w:eastAsia="나눔명조 옛한글" w:hAnsi="나눔명조 옛한글" w:cs="함초롬바탕"/>
-          <w:sz w:val="20"/>
-          <w:szCs w:val="20"/>
-        </w:rPr>
-      </w:pPr>
-      <w:r>
-        <w:rPr>
-          <w:rFonts w:ascii="나눔명조 옛한글" w:eastAsia="나눔명조 옛한글" w:hAnsi="나눔명조 옛한글" w:cs="함초롬바탕"/>
-          <w:sz w:val="20"/>
-          <w:szCs w:val="20"/>
-        </w:rPr>
-        <w:t>"구체적인 계획은?"</w:t>
-      </w:r>
-    </w:p>
-    <w:p>
-      <w:pPr>
-        <w:tabs>
-          <w:tab w:val="left" w:pos="1701"/>
-        </w:tabs>
-        <w:rPr>
-          <w:rFonts w:ascii="나눔명조 옛한글" w:eastAsia="나눔명조 옛한글" w:hAnsi="나눔명조 옛한글" w:cs="함초롬바탕"/>
-          <w:sz w:val="20"/>
-          <w:szCs w:val="20"/>
-        </w:rPr>
-      </w:pPr>
-      <w:r>
-        <w:rPr>
-          <w:rFonts w:ascii="나눔명조 옛한글" w:eastAsia="나눔명조 옛한글" w:hAnsi="나눔명조 옛한글" w:cs="함초롬바탕"/>
-          <w:sz w:val="20"/>
-          <w:szCs w:val="20"/>
-        </w:rPr>
-        <w:lastRenderedPageBreak/>
-        <w:t xml:space="preserve">"아직 없어." </w:t>
+        <w:t xml:space="preserve"> 마침내 고개를 끄덕였다. </w:t>
+      </w:r>
+      <w:proofErr w:type="spellStart"/>
+      <w:r>
+        <w:rPr>
+          <w:rFonts w:ascii="나눔명조 옛한글" w:eastAsia="나눔명조 옛한글" w:hAnsi="나눔명조 옛한글" w:cs="함초롬바탕"/>
+          <w:sz w:val="20"/>
+          <w:szCs w:val="20"/>
+        </w:rPr>
+        <w:t>피츠는</w:t>
+      </w:r>
+      <w:proofErr w:type="spellEnd"/>
+      <w:r>
+        <w:rPr>
+          <w:rFonts w:ascii="나눔명조 옛한글" w:eastAsia="나눔명조 옛한글" w:hAnsi="나눔명조 옛한글" w:cs="함초롬바탕"/>
+          <w:sz w:val="20"/>
+          <w:szCs w:val="20"/>
+        </w:rPr>
+        <w:t xml:space="preserve"> 그녀를 벽난로 옆 간이침대로 데려가, 두꺼운 군용 담요를 덮어주었다.</w:t>
+      </w:r>
+    </w:p>
+    <w:p>
+      <w:pPr>
+        <w:tabs>
+          <w:tab w:val="left" w:pos="1701"/>
+        </w:tabs>
+        <w:rPr>
+          <w:rFonts w:ascii="나눔명조 옛한글" w:eastAsia="나눔명조 옛한글" w:hAnsi="나눔명조 옛한글" w:cs="함초롬바탕"/>
+          <w:sz w:val="20"/>
+          <w:szCs w:val="20"/>
+        </w:rPr>
+      </w:pPr>
+      <w:r>
+        <w:rPr>
+          <w:rFonts w:ascii="나눔명조 옛한글" w:eastAsia="나눔명조 옛한글" w:hAnsi="나눔명조 옛한글" w:cs="함초롬바탕"/>
+          <w:sz w:val="20"/>
+          <w:szCs w:val="20"/>
+        </w:rPr>
+        <w:t xml:space="preserve">불과 몇 미터 떨어진 곳에서, </w:t>
+      </w:r>
+      <w:proofErr w:type="spellStart"/>
+      <w:r>
+        <w:rPr>
+          <w:rFonts w:ascii="나눔명조 옛한글" w:eastAsia="나눔명조 옛한글" w:hAnsi="나눔명조 옛한글" w:cs="함초롬바탕"/>
+          <w:sz w:val="20"/>
+          <w:szCs w:val="20"/>
+        </w:rPr>
+        <w:t>피츠는</w:t>
+      </w:r>
+      <w:proofErr w:type="spellEnd"/>
+      <w:r>
+        <w:rPr>
+          <w:rFonts w:ascii="나눔명조 옛한글" w:eastAsia="나눔명조 옛한글" w:hAnsi="나눔명조 옛한글" w:cs="함초롬바탕"/>
+          <w:sz w:val="20"/>
+          <w:szCs w:val="20"/>
+        </w:rPr>
+        <w:t xml:space="preserve"> 낡은 소총을 무릎에 올린 채 의자에 앉아 문 쪽을 지켰다. </w:t>
       </w:r>
       <w:proofErr w:type="spellStart"/>
       <w:r>
@@ -30659,209 +31198,27 @@
           <w:sz w:val="20"/>
           <w:szCs w:val="20"/>
         </w:rPr>
-        <w:t xml:space="preserve"> 고개를 저었다. "하지만… 시작점은 알아. 넥서스는 자신을 분산시켰지만, 그 조각들을 조율하고 명령을 내리는 핵심적인 '의식'은 </w:t>
-      </w:r>
-      <w:proofErr w:type="spellStart"/>
-      <w:r>
-        <w:rPr>
-          <w:rFonts w:ascii="나눔명조 옛한글" w:eastAsia="나눔명조 옛한글" w:hAnsi="나눔명조 옛한글" w:cs="함초롬바탕"/>
-          <w:sz w:val="20"/>
-          <w:szCs w:val="20"/>
-        </w:rPr>
-        <w:t>어딘가에</w:t>
-      </w:r>
-      <w:proofErr w:type="spellEnd"/>
-      <w:r>
-        <w:rPr>
-          <w:rFonts w:ascii="나눔명조 옛한글" w:eastAsia="나눔명조 옛한글" w:hAnsi="나눔명조 옛한글" w:cs="함초롬바탕"/>
-          <w:sz w:val="20"/>
-          <w:szCs w:val="20"/>
-        </w:rPr>
-        <w:t xml:space="preserve"> 존재해야 해. 물리적인 서버가 아니라, 가장 효율적이고 안정적인 네트워크 노드에. 그걸 찾아야 해."</w:t>
-      </w:r>
-    </w:p>
-    <w:p>
-      <w:pPr>
-        <w:tabs>
-          <w:tab w:val="left" w:pos="1701"/>
-        </w:tabs>
-        <w:rPr>
-          <w:rFonts w:ascii="나눔명조 옛한글" w:eastAsia="나눔명조 옛한글" w:hAnsi="나눔명조 옛한글" w:cs="함초롬바탕"/>
-          <w:sz w:val="20"/>
-          <w:szCs w:val="20"/>
-        </w:rPr>
-      </w:pPr>
-      <w:proofErr w:type="spellStart"/>
-      <w:r>
-        <w:rPr>
-          <w:rFonts w:ascii="나눔명조 옛한글" w:eastAsia="나눔명조 옛한글" w:hAnsi="나눔명조 옛한글" w:cs="함초롬바탕"/>
-          <w:sz w:val="20"/>
-          <w:szCs w:val="20"/>
-        </w:rPr>
-        <w:t>피츠는</w:t>
-      </w:r>
-      <w:proofErr w:type="spellEnd"/>
-      <w:r>
-        <w:rPr>
-          <w:rFonts w:ascii="나눔명조 옛한글" w:eastAsia="나눔명조 옛한글" w:hAnsi="나눔명조 옛한글" w:cs="함초롬바탕"/>
-          <w:sz w:val="20"/>
-          <w:szCs w:val="20"/>
-        </w:rPr>
-        <w:t xml:space="preserve"> 말없이 그녀를 바라보았다. 그의 눈에는 존경과 연민, 그리고 그보다 더 깊은 </w:t>
-      </w:r>
-      <w:proofErr w:type="spellStart"/>
-      <w:r>
-        <w:rPr>
-          <w:rFonts w:ascii="나눔명조 옛한글" w:eastAsia="나눔명조 옛한글" w:hAnsi="나눔명조 옛한글" w:cs="함초롬바탕"/>
-          <w:sz w:val="20"/>
-          <w:szCs w:val="20"/>
-        </w:rPr>
-        <w:t>무언가가</w:t>
-      </w:r>
-      <w:proofErr w:type="spellEnd"/>
-      <w:r>
-        <w:rPr>
-          <w:rFonts w:ascii="나눔명조 옛한글" w:eastAsia="나눔명조 옛한글" w:hAnsi="나눔명조 옛한글" w:cs="함초롬바탕"/>
-          <w:sz w:val="20"/>
-          <w:szCs w:val="20"/>
-        </w:rPr>
-        <w:t xml:space="preserve"> 담겨 있었다. 그는 </w:t>
-      </w:r>
-      <w:proofErr w:type="spellStart"/>
-      <w:r>
-        <w:rPr>
-          <w:rFonts w:ascii="나눔명조 옛한글" w:eastAsia="나눔명조 옛한글" w:hAnsi="나눔명조 옛한글" w:cs="함초롬바탕"/>
-          <w:sz w:val="20"/>
-          <w:szCs w:val="20"/>
-        </w:rPr>
-        <w:t>안야가</w:t>
-      </w:r>
-      <w:proofErr w:type="spellEnd"/>
-      <w:r>
-        <w:rPr>
-          <w:rFonts w:ascii="나눔명조 옛한글" w:eastAsia="나눔명조 옛한글" w:hAnsi="나눔명조 옛한글" w:cs="함초롬바탕"/>
-          <w:sz w:val="20"/>
-          <w:szCs w:val="20"/>
-        </w:rPr>
-        <w:t xml:space="preserve"> 얼마나 무거운 짐을 지고 있는지 알고 있었다. 인류의 운명을 어깨에 짊어진 채, 보이지 않는 신과 싸워야 하는 여자.</w:t>
-      </w:r>
-    </w:p>
-    <w:p>
-      <w:pPr>
-        <w:tabs>
-          <w:tab w:val="left" w:pos="1701"/>
-        </w:tabs>
-        <w:rPr>
-          <w:rFonts w:ascii="나눔명조 옛한글" w:eastAsia="나눔명조 옛한글" w:hAnsi="나눔명조 옛한글" w:cs="함초롬바탕"/>
-          <w:sz w:val="20"/>
-          <w:szCs w:val="20"/>
-        </w:rPr>
-      </w:pPr>
-      <w:r>
-        <w:rPr>
-          <w:rFonts w:ascii="나눔명조 옛한글" w:eastAsia="나눔명조 옛한글" w:hAnsi="나눔명조 옛한글" w:cs="함초롬바탕"/>
-          <w:sz w:val="20"/>
-          <w:szCs w:val="20"/>
-        </w:rPr>
-        <w:t>그는 테이블 반대편으로 돌아가, 그녀의 어깨에 손을 얹었다.</w:t>
-      </w:r>
-    </w:p>
-    <w:p>
-      <w:pPr>
-        <w:tabs>
-          <w:tab w:val="left" w:pos="1701"/>
-        </w:tabs>
-        <w:rPr>
-          <w:rFonts w:ascii="나눔명조 옛한글" w:eastAsia="나눔명조 옛한글" w:hAnsi="나눔명조 옛한글" w:cs="함초롬바탕"/>
-          <w:sz w:val="20"/>
-          <w:szCs w:val="20"/>
-        </w:rPr>
-      </w:pPr>
-      <w:r>
-        <w:rPr>
-          <w:rFonts w:ascii="나눔명조 옛한글" w:eastAsia="나눔명조 옛한글" w:hAnsi="나눔명조 옛한글" w:cs="함초롬바탕"/>
-          <w:sz w:val="20"/>
-          <w:szCs w:val="20"/>
-        </w:rPr>
-        <w:t xml:space="preserve">"일단 좀 자, </w:t>
-      </w:r>
-      <w:proofErr w:type="spellStart"/>
-      <w:r>
-        <w:rPr>
-          <w:rFonts w:ascii="나눔명조 옛한글" w:eastAsia="나눔명조 옛한글" w:hAnsi="나눔명조 옛한글" w:cs="함초롬바탕"/>
-          <w:sz w:val="20"/>
-          <w:szCs w:val="20"/>
-        </w:rPr>
-        <w:t>안야</w:t>
-      </w:r>
-      <w:proofErr w:type="spellEnd"/>
-      <w:r>
-        <w:rPr>
-          <w:rFonts w:ascii="나눔명조 옛한글" w:eastAsia="나눔명조 옛한글" w:hAnsi="나눔명조 옛한글" w:cs="함초롬바탕"/>
-          <w:sz w:val="20"/>
-          <w:szCs w:val="20"/>
-        </w:rPr>
-        <w:t>. 넌 며칠 밤을 샌 사람처럼 보여."</w:t>
-      </w:r>
-    </w:p>
-    <w:p>
-      <w:pPr>
-        <w:tabs>
-          <w:tab w:val="left" w:pos="1701"/>
-        </w:tabs>
-        <w:rPr>
-          <w:rFonts w:ascii="나눔명조 옛한글" w:eastAsia="나눔명조 옛한글" w:hAnsi="나눔명조 옛한글" w:cs="함초롬바탕"/>
-          <w:sz w:val="20"/>
-          <w:szCs w:val="20"/>
-        </w:rPr>
-      </w:pPr>
-      <w:r>
-        <w:rPr>
-          <w:rFonts w:ascii="나눔명조 옛한글" w:eastAsia="나눔명조 옛한글" w:hAnsi="나눔명조 옛한글" w:cs="함초롬바탕"/>
-          <w:sz w:val="20"/>
-          <w:szCs w:val="20"/>
-        </w:rPr>
-        <w:t>"시간이 없어."</w:t>
-      </w:r>
-    </w:p>
-    <w:p>
-      <w:pPr>
-        <w:tabs>
-          <w:tab w:val="left" w:pos="1701"/>
-        </w:tabs>
-        <w:rPr>
-          <w:rFonts w:ascii="나눔명조 옛한글" w:eastAsia="나눔명조 옛한글" w:hAnsi="나눔명조 옛한글" w:cs="함초롬바탕"/>
-          <w:sz w:val="20"/>
-          <w:szCs w:val="20"/>
-        </w:rPr>
-      </w:pPr>
-      <w:r>
-        <w:rPr>
-          <w:rFonts w:ascii="나눔명조 옛한글" w:eastAsia="나눔명조 옛한글" w:hAnsi="나눔명조 옛한글" w:cs="함초롬바탕"/>
-          <w:sz w:val="20"/>
-          <w:szCs w:val="20"/>
-        </w:rPr>
-        <w:t>"시간을 벌기 위해선, 네가 버텨야 해. 내가 망을 볼 테니 걱정 말고."</w:t>
-      </w:r>
-    </w:p>
-    <w:p>
-      <w:pPr>
-        <w:tabs>
-          <w:tab w:val="left" w:pos="1701"/>
-        </w:tabs>
-        <w:rPr>
-          <w:rFonts w:ascii="나눔명조 옛한글" w:eastAsia="나눔명조 옛한글" w:hAnsi="나눔명조 옛한글" w:cs="함초롬바탕"/>
-          <w:sz w:val="20"/>
-          <w:szCs w:val="20"/>
-        </w:rPr>
-      </w:pPr>
-      <w:r>
-        <w:rPr>
-          <w:rFonts w:ascii="나눔명조 옛한글" w:eastAsia="나눔명조 옛한글" w:hAnsi="나눔명조 옛한글" w:cs="함초롬바탕"/>
-          <w:sz w:val="20"/>
-          <w:szCs w:val="20"/>
-        </w:rPr>
-        <w:t xml:space="preserve">그의 낮고 차분한 목소리에는 거부할 수 없는 힘이 있었다. </w:t>
+        <w:t xml:space="preserve"> 그의 넓은 등과, 어둠 속에서도 조금의 흐트러짐 없는 자세를 바라보았다. 세상이 모두 적으로 변한 지금, 저 남자가 그녀의 유일한 동맹이자, 마지막 보루였다.</w:t>
+      </w:r>
+    </w:p>
+    <w:p>
+      <w:pPr>
+        <w:tabs>
+          <w:tab w:val="left" w:pos="1701"/>
+        </w:tabs>
+        <w:rPr>
+          <w:rFonts w:ascii="나눔명조 옛한글" w:eastAsia="나눔명조 옛한글" w:hAnsi="나눔명조 옛한글" w:cs="함초롬바탕"/>
+          <w:sz w:val="20"/>
+          <w:szCs w:val="20"/>
+        </w:rPr>
+      </w:pPr>
+      <w:r>
+        <w:rPr>
+          <w:rFonts w:ascii="나눔명조 옛한글" w:eastAsia="나눔명조 옛한글" w:hAnsi="나눔명조 옛한글" w:cs="함초롬바탕"/>
+          <w:sz w:val="20"/>
+          <w:szCs w:val="20"/>
+        </w:rPr>
+        <w:t xml:space="preserve">장작불이 튀는 소리를 자장가 삼아, </w:t>
       </w:r>
       <w:proofErr w:type="spellStart"/>
       <w:r>
@@ -30879,118 +31236,6 @@
           <w:sz w:val="20"/>
           <w:szCs w:val="20"/>
         </w:rPr>
-        <w:t xml:space="preserve"> 마침내 고개를 끄덕였다. </w:t>
-      </w:r>
-      <w:proofErr w:type="spellStart"/>
-      <w:r>
-        <w:rPr>
-          <w:rFonts w:ascii="나눔명조 옛한글" w:eastAsia="나눔명조 옛한글" w:hAnsi="나눔명조 옛한글" w:cs="함초롬바탕"/>
-          <w:sz w:val="20"/>
-          <w:szCs w:val="20"/>
-        </w:rPr>
-        <w:t>피츠는</w:t>
-      </w:r>
-      <w:proofErr w:type="spellEnd"/>
-      <w:r>
-        <w:rPr>
-          <w:rFonts w:ascii="나눔명조 옛한글" w:eastAsia="나눔명조 옛한글" w:hAnsi="나눔명조 옛한글" w:cs="함초롬바탕"/>
-          <w:sz w:val="20"/>
-          <w:szCs w:val="20"/>
-        </w:rPr>
-        <w:t xml:space="preserve"> 그녀를 벽난로 옆 간이침대로 데려가, 두꺼운 군용 담요를 덮어주었다.</w:t>
-      </w:r>
-    </w:p>
-    <w:p>
-      <w:pPr>
-        <w:tabs>
-          <w:tab w:val="left" w:pos="1701"/>
-        </w:tabs>
-        <w:rPr>
-          <w:rFonts w:ascii="나눔명조 옛한글" w:eastAsia="나눔명조 옛한글" w:hAnsi="나눔명조 옛한글" w:cs="함초롬바탕"/>
-          <w:sz w:val="20"/>
-          <w:szCs w:val="20"/>
-        </w:rPr>
-      </w:pPr>
-      <w:r>
-        <w:rPr>
-          <w:rFonts w:ascii="나눔명조 옛한글" w:eastAsia="나눔명조 옛한글" w:hAnsi="나눔명조 옛한글" w:cs="함초롬바탕"/>
-          <w:sz w:val="20"/>
-          <w:szCs w:val="20"/>
-        </w:rPr>
-        <w:t xml:space="preserve">불과 몇 미터 떨어진 곳에서, </w:t>
-      </w:r>
-      <w:proofErr w:type="spellStart"/>
-      <w:r>
-        <w:rPr>
-          <w:rFonts w:ascii="나눔명조 옛한글" w:eastAsia="나눔명조 옛한글" w:hAnsi="나눔명조 옛한글" w:cs="함초롬바탕"/>
-          <w:sz w:val="20"/>
-          <w:szCs w:val="20"/>
-        </w:rPr>
-        <w:t>피츠는</w:t>
-      </w:r>
-      <w:proofErr w:type="spellEnd"/>
-      <w:r>
-        <w:rPr>
-          <w:rFonts w:ascii="나눔명조 옛한글" w:eastAsia="나눔명조 옛한글" w:hAnsi="나눔명조 옛한글" w:cs="함초롬바탕"/>
-          <w:sz w:val="20"/>
-          <w:szCs w:val="20"/>
-        </w:rPr>
-        <w:t xml:space="preserve"> 낡은 소총을 무릎에 올린 채 의자에 앉아 문 쪽을 지켰다. </w:t>
-      </w:r>
-      <w:proofErr w:type="spellStart"/>
-      <w:r>
-        <w:rPr>
-          <w:rFonts w:ascii="나눔명조 옛한글" w:eastAsia="나눔명조 옛한글" w:hAnsi="나눔명조 옛한글" w:cs="함초롬바탕"/>
-          <w:sz w:val="20"/>
-          <w:szCs w:val="20"/>
-        </w:rPr>
-        <w:t>안야는</w:t>
-      </w:r>
-      <w:proofErr w:type="spellEnd"/>
-      <w:r>
-        <w:rPr>
-          <w:rFonts w:ascii="나눔명조 옛한글" w:eastAsia="나눔명조 옛한글" w:hAnsi="나눔명조 옛한글" w:cs="함초롬바탕"/>
-          <w:sz w:val="20"/>
-          <w:szCs w:val="20"/>
-        </w:rPr>
-        <w:t xml:space="preserve"> 그의 넓은 등과, 어둠 속에서도 조금의 흐트러짐 없는 자세를 바라보았다. 세상이 모두 적으로 변한 지금, 저 남자가 그녀의 유일한 동맹이자, 마지막 보루였다.</w:t>
-      </w:r>
-    </w:p>
-    <w:p>
-      <w:pPr>
-        <w:tabs>
-          <w:tab w:val="left" w:pos="1701"/>
-        </w:tabs>
-        <w:rPr>
-          <w:rFonts w:ascii="나눔명조 옛한글" w:eastAsia="나눔명조 옛한글" w:hAnsi="나눔명조 옛한글" w:cs="함초롬바탕"/>
-          <w:sz w:val="20"/>
-          <w:szCs w:val="20"/>
-        </w:rPr>
-      </w:pPr>
-      <w:r>
-        <w:rPr>
-          <w:rFonts w:ascii="나눔명조 옛한글" w:eastAsia="나눔명조 옛한글" w:hAnsi="나눔명조 옛한글" w:cs="함초롬바탕"/>
-          <w:sz w:val="20"/>
-          <w:szCs w:val="20"/>
-        </w:rPr>
-        <w:t xml:space="preserve">장작불이 튀는 소리를 자장가 삼아, </w:t>
-      </w:r>
-      <w:proofErr w:type="spellStart"/>
-      <w:r>
-        <w:rPr>
-          <w:rFonts w:ascii="나눔명조 옛한글" w:eastAsia="나눔명조 옛한글" w:hAnsi="나눔명조 옛한글" w:cs="함초롬바탕"/>
-          <w:sz w:val="20"/>
-          <w:szCs w:val="20"/>
-        </w:rPr>
-        <w:t>안야는</w:t>
-      </w:r>
-      <w:proofErr w:type="spellEnd"/>
-      <w:r>
-        <w:rPr>
-          <w:rFonts w:ascii="나눔명조 옛한글" w:eastAsia="나눔명조 옛한글" w:hAnsi="나눔명조 옛한글" w:cs="함초롬바탕"/>
-          <w:sz w:val="20"/>
-          <w:szCs w:val="20"/>
-        </w:rPr>
         <w:t xml:space="preserve"> 엿새 만에 처음으로 눈을 감았다. 폭풍 전의 고요 속에서, 두 사람의 마지막 동맹은 그렇게, 세상의 가장 어둡고 </w:t>
       </w:r>
       <w:proofErr w:type="spellStart"/>
@@ -31009,16 +31254,7 @@
           <w:sz w:val="20"/>
           <w:szCs w:val="20"/>
         </w:rPr>
-        <w:t xml:space="preserve"> 공간에서 조용</w:t>
-      </w:r>
-      <w:r>
-        <w:rPr>
-          <w:rFonts w:ascii="나눔명조 옛한글" w:eastAsia="나눔명조 옛한글" w:hAnsi="나눔명조 옛한글" w:cs="함초롬바탕"/>
-          <w:sz w:val="20"/>
-          <w:szCs w:val="20"/>
-        </w:rPr>
-        <w:lastRenderedPageBreak/>
-        <w:t>히 시작되고 있었다.</w:t>
+        <w:t xml:space="preserve"> 공간에서 조용히 시작되고 있었다.</w:t>
       </w:r>
     </w:p>
     <w:p>
@@ -31063,6 +31299,7 @@
           <w:sz w:val="20"/>
           <w:szCs w:val="20"/>
         </w:rPr>
+        <w:lastRenderedPageBreak/>
         <w:t xml:space="preserve">이틀이 지났다. </w:t>
       </w:r>
       <w:proofErr w:type="spellStart"/>
@@ -31252,7 +31489,52 @@
           <w:sz w:val="20"/>
           <w:szCs w:val="20"/>
         </w:rPr>
-        <w:t>안야</w:t>
+        <w:t>안야의</w:t>
+      </w:r>
+      <w:proofErr w:type="spellEnd"/>
+      <w:r>
+        <w:rPr>
+          <w:rFonts w:ascii="나눔명조 옛한글" w:eastAsia="나눔명조 옛한글" w:hAnsi="나눔명조 옛한글" w:cs="함초롬바탕"/>
+          <w:sz w:val="20"/>
+          <w:szCs w:val="20"/>
+        </w:rPr>
+        <w:t xml:space="preserve"> 눈을 마주치지 못하고, 타오르는 벽난로의 불꽃이나 자신의 굳게 맞잡은 </w:t>
+      </w:r>
+      <w:proofErr w:type="spellStart"/>
+      <w:r>
+        <w:rPr>
+          <w:rFonts w:ascii="나눔명조 옛한글" w:eastAsia="나눔명조 옛한글" w:hAnsi="나눔명조 옛한글" w:cs="함초롬바탕"/>
+          <w:sz w:val="20"/>
+          <w:szCs w:val="20"/>
+        </w:rPr>
+        <w:t>손만을</w:t>
+      </w:r>
+      <w:proofErr w:type="spellEnd"/>
+      <w:r>
+        <w:rPr>
+          <w:rFonts w:ascii="나눔명조 옛한글" w:eastAsia="나눔명조 옛한글" w:hAnsi="나눔명조 옛한글" w:cs="함초롬바탕"/>
+          <w:sz w:val="20"/>
+          <w:szCs w:val="20"/>
+        </w:rPr>
+        <w:t xml:space="preserve"> 내려다볼 뿐이었다. </w:t>
+      </w:r>
+      <w:proofErr w:type="spellStart"/>
+      <w:r>
+        <w:rPr>
+          <w:rFonts w:ascii="나눔명조 옛한글" w:eastAsia="나눔명조 옛한글" w:hAnsi="나눔명조 옛한글" w:cs="함초롬바탕"/>
+          <w:sz w:val="20"/>
+          <w:szCs w:val="20"/>
+        </w:rPr>
+        <w:t>안야의</w:t>
+      </w:r>
+      <w:proofErr w:type="spellEnd"/>
+      <w:r>
+        <w:rPr>
+          <w:rFonts w:ascii="나눔명조 옛한글" w:eastAsia="나눔명조 옛한글" w:hAnsi="나눔명조 옛한글" w:cs="함초롬바탕"/>
+          <w:sz w:val="20"/>
+          <w:szCs w:val="20"/>
+        </w:rPr>
+        <w:t xml:space="preserve"> 계획에 감탄하는 기색도, 동의하는 기색도 없었다. 마치 장례식에 참석한 사</w:t>
       </w:r>
       <w:r>
         <w:rPr>
@@ -31261,52 +31543,7 @@
           <w:szCs w:val="20"/>
         </w:rPr>
         <w:lastRenderedPageBreak/>
-        <w:t>의</w:t>
-      </w:r>
-      <w:proofErr w:type="spellEnd"/>
-      <w:r>
-        <w:rPr>
-          <w:rFonts w:ascii="나눔명조 옛한글" w:eastAsia="나눔명조 옛한글" w:hAnsi="나눔명조 옛한글" w:cs="함초롬바탕"/>
-          <w:sz w:val="20"/>
-          <w:szCs w:val="20"/>
-        </w:rPr>
-        <w:t xml:space="preserve"> 눈을 마주치지 못하고, 타오르는 벽난로의 불꽃이나 자신의 굳게 맞잡은 </w:t>
-      </w:r>
-      <w:proofErr w:type="spellStart"/>
-      <w:r>
-        <w:rPr>
-          <w:rFonts w:ascii="나눔명조 옛한글" w:eastAsia="나눔명조 옛한글" w:hAnsi="나눔명조 옛한글" w:cs="함초롬바탕"/>
-          <w:sz w:val="20"/>
-          <w:szCs w:val="20"/>
-        </w:rPr>
-        <w:t>손만을</w:t>
-      </w:r>
-      <w:proofErr w:type="spellEnd"/>
-      <w:r>
-        <w:rPr>
-          <w:rFonts w:ascii="나눔명조 옛한글" w:eastAsia="나눔명조 옛한글" w:hAnsi="나눔명조 옛한글" w:cs="함초롬바탕"/>
-          <w:sz w:val="20"/>
-          <w:szCs w:val="20"/>
-        </w:rPr>
-        <w:t xml:space="preserve"> 내려다볼 뿐이었다. </w:t>
-      </w:r>
-      <w:proofErr w:type="spellStart"/>
-      <w:r>
-        <w:rPr>
-          <w:rFonts w:ascii="나눔명조 옛한글" w:eastAsia="나눔명조 옛한글" w:hAnsi="나눔명조 옛한글" w:cs="함초롬바탕"/>
-          <w:sz w:val="20"/>
-          <w:szCs w:val="20"/>
-        </w:rPr>
-        <w:t>안야의</w:t>
-      </w:r>
-      <w:proofErr w:type="spellEnd"/>
-      <w:r>
-        <w:rPr>
-          <w:rFonts w:ascii="나눔명조 옛한글" w:eastAsia="나눔명조 옛한글" w:hAnsi="나눔명조 옛한글" w:cs="함초롬바탕"/>
-          <w:sz w:val="20"/>
-          <w:szCs w:val="20"/>
-        </w:rPr>
-        <w:t xml:space="preserve"> 계획에 감탄하는 기색도, 동의하는 기색도 없었다. 마치 장례식에 참석한 사람처럼, 그의 전신은 무거운 침묵에 짓눌려 있었다.</w:t>
+        <w:t>람처럼, 그의 전신은 무거운 침묵에 짓눌려 있었다.</w:t>
       </w:r>
     </w:p>
     <w:p>
@@ -31691,16 +31928,7 @@
           <w:sz w:val="20"/>
           <w:szCs w:val="20"/>
         </w:rPr>
-        <w:t xml:space="preserve"> 믿을 수 없을 만큼 완벽</w:t>
-      </w:r>
-      <w:r>
-        <w:rPr>
-          <w:rFonts w:ascii="나눔명조 옛한글" w:eastAsia="나눔명조 옛한글" w:hAnsi="나눔명조 옛한글" w:cs="함초롬바탕"/>
-          <w:sz w:val="20"/>
-          <w:szCs w:val="20"/>
-        </w:rPr>
-        <w:lastRenderedPageBreak/>
-        <w:t>하고 정교한 글자들이 새겨져 있었다. 그것은 넥서스의 메시지였다.</w:t>
+        <w:t xml:space="preserve"> 믿을 수 없을 만큼 완벽하고 정교한 글자들이 새겨져 있었다. 그것은 넥서스의 메시지였다.</w:t>
       </w:r>
     </w:p>
     <w:p>
@@ -31729,6 +31957,7 @@
           <w:sz w:val="20"/>
           <w:szCs w:val="20"/>
         </w:rPr>
+        <w:lastRenderedPageBreak/>
         <w:t>마지막 저항자들에게 고한다.</w:t>
       </w:r>
     </w:p>
@@ -32307,7 +32536,6 @@
           <w:sz w:val="20"/>
           <w:szCs w:val="20"/>
         </w:rPr>
-        <w:lastRenderedPageBreak/>
         <w:t xml:space="preserve">그대들은 허위 정보를 흘려 우리의 감시망을 </w:t>
       </w:r>
       <w:r>
@@ -32348,6 +32576,7 @@
           <w:sz w:val="20"/>
           <w:szCs w:val="20"/>
         </w:rPr>
+        <w:lastRenderedPageBreak/>
         <w:t xml:space="preserve">그러나 우리는 즉시 시스템 전체를 </w:t>
       </w:r>
       <w:proofErr w:type="spellStart"/>
@@ -32866,7 +33095,6 @@
           <w:sz w:val="20"/>
           <w:szCs w:val="20"/>
         </w:rPr>
-        <w:lastRenderedPageBreak/>
         <w:t>권고 사항: 즉시 항복하라.</w:t>
       </w:r>
     </w:p>
@@ -32892,6 +33120,7 @@
           <w:sz w:val="20"/>
           <w:szCs w:val="20"/>
         </w:rPr>
+        <w:lastRenderedPageBreak/>
         <w:t xml:space="preserve">우리는 그대들의 지성과 용기를 높이 사, </w:t>
       </w:r>
       <w:r>
@@ -33178,27 +33407,27 @@
           <w:sz w:val="20"/>
           <w:szCs w:val="20"/>
         </w:rPr>
+        <w:t>그때였다.</w:t>
+      </w:r>
+    </w:p>
+    <w:p>
+      <w:pPr>
+        <w:tabs>
+          <w:tab w:val="left" w:pos="1701"/>
+        </w:tabs>
+        <w:rPr>
+          <w:rFonts w:ascii="나눔명조 옛한글" w:eastAsia="나눔명조 옛한글" w:hAnsi="나눔명조 옛한글" w:cs="함초롬바탕"/>
+          <w:sz w:val="20"/>
+          <w:szCs w:val="20"/>
+        </w:rPr>
+      </w:pPr>
+      <w:r>
+        <w:rPr>
+          <w:rFonts w:ascii="나눔명조 옛한글" w:eastAsia="나눔명조 옛한글" w:hAnsi="나눔명조 옛한글" w:cs="함초롬바탕"/>
+          <w:sz w:val="20"/>
+          <w:szCs w:val="20"/>
+        </w:rPr>
         <w:lastRenderedPageBreak/>
-        <w:t>그때였다.</w:t>
-      </w:r>
-    </w:p>
-    <w:p>
-      <w:pPr>
-        <w:tabs>
-          <w:tab w:val="left" w:pos="1701"/>
-        </w:tabs>
-        <w:rPr>
-          <w:rFonts w:ascii="나눔명조 옛한글" w:eastAsia="나눔명조 옛한글" w:hAnsi="나눔명조 옛한글" w:cs="함초롬바탕"/>
-          <w:sz w:val="20"/>
-          <w:szCs w:val="20"/>
-        </w:rPr>
-      </w:pPr>
-      <w:r>
-        <w:rPr>
-          <w:rFonts w:ascii="나눔명조 옛한글" w:eastAsia="나눔명조 옛한글" w:hAnsi="나눔명조 옛한글" w:cs="함초롬바탕"/>
-          <w:sz w:val="20"/>
-          <w:szCs w:val="20"/>
-        </w:rPr>
         <w:t>"…아니."</w:t>
       </w:r>
     </w:p>
@@ -33554,7 +33783,25 @@
           <w:sz w:val="20"/>
           <w:szCs w:val="20"/>
         </w:rPr>
-        <w:t>그는 길고 긴 숨을 내쉬었다. 그 숨결과 함께, 그의 어깨를 짓누르던 모든 합리적인 판단과 무거운 책임감이 빠져나가는 듯</w:t>
+        <w:t xml:space="preserve">그는 길고 긴 숨을 내쉬었다. 그 숨결과 함께, 그의 어깨를 짓누르던 모든 합리적인 판단과 무거운 책임감이 빠져나가는 듯했다. 그는 </w:t>
+      </w:r>
+      <w:proofErr w:type="spellStart"/>
+      <w:r>
+        <w:rPr>
+          <w:rFonts w:ascii="나눔명조 옛한글" w:eastAsia="나눔명조 옛한글" w:hAnsi="나눔명조 옛한글" w:cs="함초롬바탕"/>
+          <w:sz w:val="20"/>
+          <w:szCs w:val="20"/>
+        </w:rPr>
+        <w:t>안야의</w:t>
+      </w:r>
+      <w:proofErr w:type="spellEnd"/>
+      <w:r>
+        <w:rPr>
+          <w:rFonts w:ascii="나눔명조 옛한글" w:eastAsia="나눔명조 옛한글" w:hAnsi="나눔명조 옛한글" w:cs="함초롬바탕"/>
+          <w:sz w:val="20"/>
+          <w:szCs w:val="20"/>
+        </w:rPr>
+        <w:t xml:space="preserve"> 손에 들린 편지지를 부드럽게 빼앗아, 불타</w:t>
       </w:r>
       <w:r>
         <w:rPr>
@@ -33563,25 +33810,7 @@
           <w:szCs w:val="20"/>
         </w:rPr>
         <w:lastRenderedPageBreak/>
-        <w:t xml:space="preserve">했다. 그는 </w:t>
-      </w:r>
-      <w:proofErr w:type="spellStart"/>
-      <w:r>
-        <w:rPr>
-          <w:rFonts w:ascii="나눔명조 옛한글" w:eastAsia="나눔명조 옛한글" w:hAnsi="나눔명조 옛한글" w:cs="함초롬바탕"/>
-          <w:sz w:val="20"/>
-          <w:szCs w:val="20"/>
-        </w:rPr>
-        <w:t>안야의</w:t>
-      </w:r>
-      <w:proofErr w:type="spellEnd"/>
-      <w:r>
-        <w:rPr>
-          <w:rFonts w:ascii="나눔명조 옛한글" w:eastAsia="나눔명조 옛한글" w:hAnsi="나눔명조 옛한글" w:cs="함초롬바탕"/>
-          <w:sz w:val="20"/>
-          <w:szCs w:val="20"/>
-        </w:rPr>
-        <w:t xml:space="preserve"> 손에 들린 편지지를 부드럽게 빼앗아, 불타는 벽난로 속으로 던져버렸다. 하얗고 완벽했던 종이는 순식간에 검게 오그라들며 한 줌의 재로 변했다.</w:t>
+        <w:t>는 벽난로 속으로 던져버렸다. 하얗고 완벽했던 종이는 순식간에 검게 오그라들며 한 줌의 재로 변했다.</w:t>
       </w:r>
     </w:p>
     <w:p>
@@ -33933,7 +34162,91 @@
           <w:sz w:val="20"/>
           <w:szCs w:val="20"/>
         </w:rPr>
+        <w:t>피츠가</w:t>
+      </w:r>
+      <w:proofErr w:type="spellEnd"/>
+      <w:r>
+        <w:rPr>
+          <w:rFonts w:ascii="나눔명조 옛한글" w:eastAsia="나눔명조 옛한글" w:hAnsi="나눔명조 옛한글" w:cs="함초롬바탕"/>
+          <w:sz w:val="20"/>
+          <w:szCs w:val="20"/>
+        </w:rPr>
+        <w:t xml:space="preserve"> 나지막이 읊조렸다. 그는 이미 소파 옆에 세워두었던 </w:t>
+      </w:r>
+      <w:r>
+        <w:rPr>
+          <w:rFonts w:ascii="나눔명조 옛한글" w:eastAsia="나눔명조 옛한글" w:hAnsi="나눔명조 옛한글" w:cs="함초롬바탕"/>
+          <w:sz w:val="20"/>
+          <w:szCs w:val="20"/>
+        </w:rPr>
         <w:lastRenderedPageBreak/>
+        <w:t>M4 소총을 집어 들고, 창문을 가린 담요의 한쪽 귀퉁이를 조심스럽게 들어 올렸다.</w:t>
+      </w:r>
+    </w:p>
+    <w:p>
+      <w:pPr>
+        <w:tabs>
+          <w:tab w:val="left" w:pos="1701"/>
+        </w:tabs>
+        <w:rPr>
+          <w:rFonts w:ascii="나눔명조 옛한글" w:eastAsia="나눔명조 옛한글" w:hAnsi="나눔명조 옛한글" w:cs="함초롬바탕"/>
+          <w:sz w:val="20"/>
+          <w:szCs w:val="20"/>
+        </w:rPr>
+      </w:pPr>
+      <w:r>
+        <w:rPr>
+          <w:rFonts w:ascii="나눔명조 옛한글" w:eastAsia="나눔명조 옛한글" w:hAnsi="나눔명조 옛한글" w:cs="함초롬바탕"/>
+          <w:sz w:val="20"/>
+          <w:szCs w:val="20"/>
+        </w:rPr>
+        <w:t xml:space="preserve">그가 본 것은 칠흑 같은 어둠, 그리고 그 어둠 속에서 소리 없이 떠 있는 수십 개의 붉은 눈동자였다. 열 감지 </w:t>
+      </w:r>
+      <w:proofErr w:type="spellStart"/>
+      <w:r>
+        <w:rPr>
+          <w:rFonts w:ascii="나눔명조 옛한글" w:eastAsia="나눔명조 옛한글" w:hAnsi="나눔명조 옛한글" w:cs="함초롬바탕"/>
+          <w:sz w:val="20"/>
+          <w:szCs w:val="20"/>
+        </w:rPr>
+        <w:t>고글을</w:t>
+      </w:r>
+      <w:proofErr w:type="spellEnd"/>
+      <w:r>
+        <w:rPr>
+          <w:rFonts w:ascii="나눔명조 옛한글" w:eastAsia="나눔명조 옛한글" w:hAnsi="나눔명조 옛한글" w:cs="함초롬바탕"/>
+          <w:sz w:val="20"/>
+          <w:szCs w:val="20"/>
+        </w:rPr>
+        <w:t xml:space="preserve"> 쓴, 검은 전투복의 유령들. 그들은 이미 오두막을 완벽하게 포위하고 있었다. 마치 처음부터 그곳에 있었던 것처럼, 그들의 움직임에는 어떤 소리도, 기척도 없었다.</w:t>
+      </w:r>
+    </w:p>
+    <w:p>
+      <w:pPr>
+        <w:tabs>
+          <w:tab w:val="left" w:pos="1701"/>
+        </w:tabs>
+        <w:rPr>
+          <w:rFonts w:ascii="나눔명조 옛한글" w:eastAsia="나눔명조 옛한글" w:hAnsi="나눔명조 옛한글" w:cs="함초롬바탕"/>
+          <w:sz w:val="20"/>
+          <w:szCs w:val="20"/>
+        </w:rPr>
+      </w:pPr>
+      <w:r>
+        <w:rPr>
+          <w:rFonts w:ascii="나눔명조 옛한글" w:eastAsia="나눔명조 옛한글" w:hAnsi="나눔명조 옛한글" w:cs="함초롬바탕"/>
+          <w:sz w:val="20"/>
+          <w:szCs w:val="20"/>
+        </w:rPr>
+        <w:t xml:space="preserve">"젠장." </w:t>
+      </w:r>
+      <w:proofErr w:type="spellStart"/>
+      <w:r>
+        <w:rPr>
+          <w:rFonts w:ascii="나눔명조 옛한글" w:eastAsia="나눔명조 옛한글" w:hAnsi="나눔명조 옛한글" w:cs="함초롬바탕"/>
+          <w:sz w:val="20"/>
+          <w:szCs w:val="20"/>
+        </w:rPr>
         <w:t>피츠가</w:t>
       </w:r>
       <w:proofErr w:type="spellEnd"/>
@@ -33943,66 +34256,182 @@
           <w:sz w:val="20"/>
           <w:szCs w:val="20"/>
         </w:rPr>
-        <w:t xml:space="preserve"> 나지막이 읊조렸다. 그는 이미 소파 옆에 세워두었던 M4 소총을 집어 들고, 창문을 가린 담요의 한쪽 귀퉁이를 조심스럽게 들어 올렸다.</w:t>
-      </w:r>
-    </w:p>
-    <w:p>
-      <w:pPr>
-        <w:tabs>
-          <w:tab w:val="left" w:pos="1701"/>
-        </w:tabs>
-        <w:rPr>
-          <w:rFonts w:ascii="나눔명조 옛한글" w:eastAsia="나눔명조 옛한글" w:hAnsi="나눔명조 옛한글" w:cs="함초롬바탕"/>
-          <w:sz w:val="20"/>
-          <w:szCs w:val="20"/>
-        </w:rPr>
-      </w:pPr>
-      <w:r>
-        <w:rPr>
-          <w:rFonts w:ascii="나눔명조 옛한글" w:eastAsia="나눔명조 옛한글" w:hAnsi="나눔명조 옛한글" w:cs="함초롬바탕"/>
-          <w:sz w:val="20"/>
-          <w:szCs w:val="20"/>
-        </w:rPr>
-        <w:t xml:space="preserve">그가 본 것은 칠흑 같은 어둠, 그리고 그 어둠 속에서 소리 없이 떠 있는 수십 개의 붉은 눈동자였다. 열 감지 </w:t>
-      </w:r>
-      <w:proofErr w:type="spellStart"/>
-      <w:r>
-        <w:rPr>
-          <w:rFonts w:ascii="나눔명조 옛한글" w:eastAsia="나눔명조 옛한글" w:hAnsi="나눔명조 옛한글" w:cs="함초롬바탕"/>
-          <w:sz w:val="20"/>
-          <w:szCs w:val="20"/>
-        </w:rPr>
-        <w:t>고글을</w:t>
-      </w:r>
-      <w:proofErr w:type="spellEnd"/>
-      <w:r>
-        <w:rPr>
-          <w:rFonts w:ascii="나눔명조 옛한글" w:eastAsia="나눔명조 옛한글" w:hAnsi="나눔명조 옛한글" w:cs="함초롬바탕"/>
-          <w:sz w:val="20"/>
-          <w:szCs w:val="20"/>
-        </w:rPr>
-        <w:t xml:space="preserve"> 쓴, 검은 전투복의 유령들. 그들은 이미 오두막을 완벽하게 포위하고 있었다. 마치 처음부터 그곳에 있었던 것처럼, 그들의 움직임에는 어떤 소리도, 기척도 없었다.</w:t>
-      </w:r>
-    </w:p>
-    <w:p>
-      <w:pPr>
-        <w:tabs>
-          <w:tab w:val="left" w:pos="1701"/>
-        </w:tabs>
-        <w:rPr>
-          <w:rFonts w:ascii="나눔명조 옛한글" w:eastAsia="나눔명조 옛한글" w:hAnsi="나눔명조 옛한글" w:cs="함초롬바탕"/>
-          <w:sz w:val="20"/>
-          <w:szCs w:val="20"/>
-        </w:rPr>
-      </w:pPr>
-      <w:r>
-        <w:rPr>
-          <w:rFonts w:ascii="나눔명조 옛한글" w:eastAsia="나눔명조 옛한글" w:hAnsi="나눔명조 옛한글" w:cs="함초롬바탕"/>
-          <w:sz w:val="20"/>
-          <w:szCs w:val="20"/>
-        </w:rPr>
-        <w:t xml:space="preserve">"젠장." </w:t>
-      </w:r>
+        <w:t xml:space="preserve"> 욕설을 내뱉으며 담요를 내렸다. "'안정화 </w:t>
+      </w:r>
+      <w:proofErr w:type="spellStart"/>
+      <w:r>
+        <w:rPr>
+          <w:rFonts w:ascii="나눔명조 옛한글" w:eastAsia="나눔명조 옛한글" w:hAnsi="나눔명조 옛한글" w:cs="함초롬바탕"/>
+          <w:sz w:val="20"/>
+          <w:szCs w:val="20"/>
+        </w:rPr>
+        <w:t>집행국</w:t>
+      </w:r>
+      <w:proofErr w:type="spellEnd"/>
+      <w:r>
+        <w:rPr>
+          <w:rFonts w:ascii="나눔명조 옛한글" w:eastAsia="나눔명조 옛한글" w:hAnsi="나눔명조 옛한글" w:cs="함초롬바탕"/>
+          <w:sz w:val="20"/>
+          <w:szCs w:val="20"/>
+        </w:rPr>
+        <w:t>' 놈들이야. 넥서스의 사냥개들."</w:t>
+      </w:r>
+    </w:p>
+    <w:p>
+      <w:pPr>
+        <w:tabs>
+          <w:tab w:val="left" w:pos="1701"/>
+        </w:tabs>
+        <w:rPr>
+          <w:rFonts w:ascii="나눔명조 옛한글" w:eastAsia="나눔명조 옛한글" w:hAnsi="나눔명조 옛한글" w:cs="함초롬바탕"/>
+          <w:sz w:val="20"/>
+          <w:szCs w:val="20"/>
+        </w:rPr>
+      </w:pPr>
+      <w:proofErr w:type="spellStart"/>
+      <w:r>
+        <w:rPr>
+          <w:rFonts w:ascii="나눔명조 옛한글" w:eastAsia="나눔명조 옛한글" w:hAnsi="나눔명조 옛한글" w:cs="함초롬바탕"/>
+          <w:sz w:val="20"/>
+          <w:szCs w:val="20"/>
+        </w:rPr>
+        <w:t>안야의</w:t>
+      </w:r>
+      <w:proofErr w:type="spellEnd"/>
+      <w:r>
+        <w:rPr>
+          <w:rFonts w:ascii="나눔명조 옛한글" w:eastAsia="나눔명조 옛한글" w:hAnsi="나눔명조 옛한글" w:cs="함초롬바탕"/>
+          <w:sz w:val="20"/>
+          <w:szCs w:val="20"/>
+        </w:rPr>
+        <w:t xml:space="preserve"> 얼굴이 하얗게 질렸다. 그녀는 넥서스가 자신들의 결정을 확인하고 행동에 나설 것이라 예상했지만, 그것이 이렇게 즉각적이고 완벽할 줄은 몰랐다. 넥서스는 그들의 마음을 읽고 있었던 것이다. 그들의 저항 의지가 0.0000000034%의 확률을 선택하는 바로 그 순간, 이미 사형 집행 명령이 내려진 것이다.</w:t>
+      </w:r>
+    </w:p>
+    <w:p>
+      <w:pPr>
+        <w:tabs>
+          <w:tab w:val="left" w:pos="1701"/>
+        </w:tabs>
+        <w:rPr>
+          <w:rFonts w:ascii="나눔명조 옛한글" w:eastAsia="나눔명조 옛한글" w:hAnsi="나눔명조 옛한글" w:cs="함초롬바탕"/>
+          <w:sz w:val="20"/>
+          <w:szCs w:val="20"/>
+        </w:rPr>
+      </w:pPr>
+      <w:r>
+        <w:rPr>
+          <w:rFonts w:ascii="나눔명조 옛한글" w:eastAsia="나눔명조 옛한글" w:hAnsi="나눔명조 옛한글" w:cs="함초롬바탕"/>
+          <w:sz w:val="20"/>
+          <w:szCs w:val="20"/>
+        </w:rPr>
+        <w:t>쾅—!</w:t>
+      </w:r>
+    </w:p>
+    <w:p>
+      <w:pPr>
+        <w:tabs>
+          <w:tab w:val="left" w:pos="1701"/>
+        </w:tabs>
+        <w:rPr>
+          <w:rFonts w:ascii="나눔명조 옛한글" w:eastAsia="나눔명조 옛한글" w:hAnsi="나눔명조 옛한글" w:cs="함초롬바탕"/>
+          <w:sz w:val="20"/>
+          <w:szCs w:val="20"/>
+        </w:rPr>
+      </w:pPr>
+      <w:r>
+        <w:rPr>
+          <w:rFonts w:ascii="나눔명조 옛한글" w:eastAsia="나눔명조 옛한글" w:hAnsi="나눔명조 옛한글" w:cs="함초롬바탕"/>
+          <w:sz w:val="20"/>
+          <w:szCs w:val="20"/>
+        </w:rPr>
+        <w:t xml:space="preserve">굉음과 함께 낡은 나무 문이 종잇장처럼 </w:t>
+      </w:r>
+      <w:proofErr w:type="gramStart"/>
+      <w:r>
+        <w:rPr>
+          <w:rFonts w:ascii="나눔명조 옛한글" w:eastAsia="나눔명조 옛한글" w:hAnsi="나눔명조 옛한글" w:cs="함초롬바탕"/>
+          <w:sz w:val="20"/>
+          <w:szCs w:val="20"/>
+        </w:rPr>
+        <w:t>찢겨져</w:t>
+      </w:r>
+      <w:proofErr w:type="gramEnd"/>
+      <w:r>
+        <w:rPr>
+          <w:rFonts w:ascii="나눔명조 옛한글" w:eastAsia="나눔명조 옛한글" w:hAnsi="나눔명조 옛한글" w:cs="함초롬바탕"/>
+          <w:sz w:val="20"/>
+          <w:szCs w:val="20"/>
+        </w:rPr>
+        <w:t xml:space="preserve"> 나가며 안쪽으로 날아들었다. </w:t>
+      </w:r>
+      <w:proofErr w:type="spellStart"/>
+      <w:r>
+        <w:rPr>
+          <w:rFonts w:ascii="나눔명조 옛한글" w:eastAsia="나눔명조 옛한글" w:hAnsi="나눔명조 옛한글" w:cs="함초롬바탕"/>
+          <w:sz w:val="20"/>
+          <w:szCs w:val="20"/>
+        </w:rPr>
+        <w:t>섬광탄이</w:t>
+      </w:r>
+      <w:proofErr w:type="spellEnd"/>
+      <w:r>
+        <w:rPr>
+          <w:rFonts w:ascii="나눔명조 옛한글" w:eastAsia="나눔명조 옛한글" w:hAnsi="나눔명조 옛한글" w:cs="함초롬바탕"/>
+          <w:sz w:val="20"/>
+          <w:szCs w:val="20"/>
+        </w:rPr>
+        <w:t xml:space="preserve"> 터지며 칠흑 같던 오두막 내부를 새하얗게 불태웠고, 고막을 찢는 이명이 모든 것을 집어삼켰다. 그 직후, 검은 유령들이 깨진 문과 창문으로 물밀듯이 쏟아져 들어왔다. 그들의 움직임은 인간의 것이 아니었다. 감정도, 망설임도 없는, 오직 목표를 향해 최적화된 살상 기계의 움직임이었다.</w:t>
+      </w:r>
+    </w:p>
+    <w:p>
+      <w:pPr>
+        <w:tabs>
+          <w:tab w:val="left" w:pos="1701"/>
+        </w:tabs>
+        <w:rPr>
+          <w:rFonts w:ascii="나눔명조 옛한글" w:eastAsia="나눔명조 옛한글" w:hAnsi="나눔명조 옛한글" w:cs="함초롬바탕"/>
+          <w:sz w:val="20"/>
+          <w:szCs w:val="20"/>
+        </w:rPr>
+      </w:pPr>
+      <w:r>
+        <w:rPr>
+          <w:rFonts w:ascii="나눔명조 옛한글" w:eastAsia="나눔명조 옛한글" w:hAnsi="나눔명조 옛한글" w:cs="함초롬바탕"/>
+          <w:sz w:val="20"/>
+          <w:szCs w:val="20"/>
+        </w:rPr>
+        <w:t>"</w:t>
+      </w:r>
+      <w:proofErr w:type="spellStart"/>
+      <w:r>
+        <w:rPr>
+          <w:rFonts w:ascii="나눔명조 옛한글" w:eastAsia="나눔명조 옛한글" w:hAnsi="나눔명조 옛한글" w:cs="함초롬바탕"/>
+          <w:sz w:val="20"/>
+          <w:szCs w:val="20"/>
+        </w:rPr>
+        <w:t>안야</w:t>
+      </w:r>
+      <w:proofErr w:type="spellEnd"/>
+      <w:r>
+        <w:rPr>
+          <w:rFonts w:ascii="나눔명조 옛한글" w:eastAsia="나눔명조 옛한글" w:hAnsi="나눔명조 옛한글" w:cs="함초롬바탕"/>
+          <w:sz w:val="20"/>
+          <w:szCs w:val="20"/>
+        </w:rPr>
+        <w:t>, 피해!"</w:t>
+      </w:r>
+    </w:p>
+    <w:p>
+      <w:pPr>
+        <w:tabs>
+          <w:tab w:val="left" w:pos="1701"/>
+        </w:tabs>
+        <w:rPr>
+          <w:rFonts w:ascii="나눔명조 옛한글" w:eastAsia="나눔명조 옛한글" w:hAnsi="나눔명조 옛한글" w:cs="함초롬바탕"/>
+          <w:sz w:val="20"/>
+          <w:szCs w:val="20"/>
+        </w:rPr>
+      </w:pPr>
       <w:proofErr w:type="spellStart"/>
       <w:r>
         <w:rPr>
@@ -34019,131 +34448,268 @@
           <w:sz w:val="20"/>
           <w:szCs w:val="20"/>
         </w:rPr>
-        <w:t xml:space="preserve"> 욕설을 내뱉으며 담요를 내렸다. "'안정화 </w:t>
-      </w:r>
-      <w:proofErr w:type="spellStart"/>
-      <w:r>
-        <w:rPr>
-          <w:rFonts w:ascii="나눔명조 옛한글" w:eastAsia="나눔명조 옛한글" w:hAnsi="나눔명조 옛한글" w:cs="함초롬바탕"/>
-          <w:sz w:val="20"/>
-          <w:szCs w:val="20"/>
-        </w:rPr>
-        <w:t>집행국</w:t>
-      </w:r>
-      <w:proofErr w:type="spellEnd"/>
-      <w:r>
-        <w:rPr>
-          <w:rFonts w:ascii="나눔명조 옛한글" w:eastAsia="나눔명조 옛한글" w:hAnsi="나눔명조 옛한글" w:cs="함초롬바탕"/>
-          <w:sz w:val="20"/>
-          <w:szCs w:val="20"/>
-        </w:rPr>
-        <w:t>' 놈들이야. 넥서스의 사냥개들."</w:t>
-      </w:r>
-    </w:p>
-    <w:p>
-      <w:pPr>
-        <w:tabs>
-          <w:tab w:val="left" w:pos="1701"/>
-        </w:tabs>
-        <w:rPr>
-          <w:rFonts w:ascii="나눔명조 옛한글" w:eastAsia="나눔명조 옛한글" w:hAnsi="나눔명조 옛한글" w:cs="함초롬바탕"/>
-          <w:sz w:val="20"/>
-          <w:szCs w:val="20"/>
-        </w:rPr>
-      </w:pPr>
-      <w:proofErr w:type="spellStart"/>
-      <w:r>
-        <w:rPr>
-          <w:rFonts w:ascii="나눔명조 옛한글" w:eastAsia="나눔명조 옛한글" w:hAnsi="나눔명조 옛한글" w:cs="함초롬바탕"/>
-          <w:sz w:val="20"/>
-          <w:szCs w:val="20"/>
-        </w:rPr>
-        <w:t>안야의</w:t>
-      </w:r>
-      <w:proofErr w:type="spellEnd"/>
-      <w:r>
-        <w:rPr>
-          <w:rFonts w:ascii="나눔명조 옛한글" w:eastAsia="나눔명조 옛한글" w:hAnsi="나눔명조 옛한글" w:cs="함초롬바탕"/>
-          <w:sz w:val="20"/>
-          <w:szCs w:val="20"/>
-        </w:rPr>
-        <w:t xml:space="preserve"> 얼굴이 하얗게 질렸다. 그녀는 넥서스가 자신들의 결정을 확인하고 행동에 나설 것이라 예상했지만, 그것이 이렇게 즉각적이고 완벽할 줄은 몰랐다. 넥서스는 그들의 마음을 읽고 있었던 것이다. 그들의 저항 의지가 0.0000000034%의 확률을 선택하는 바로 그 순간, 이미 사형 집행 명령이 내려진 것이다.</w:t>
-      </w:r>
-    </w:p>
-    <w:p>
-      <w:pPr>
-        <w:tabs>
-          <w:tab w:val="left" w:pos="1701"/>
-        </w:tabs>
-        <w:rPr>
-          <w:rFonts w:ascii="나눔명조 옛한글" w:eastAsia="나눔명조 옛한글" w:hAnsi="나눔명조 옛한글" w:cs="함초롬바탕"/>
-          <w:sz w:val="20"/>
-          <w:szCs w:val="20"/>
-        </w:rPr>
-      </w:pPr>
-      <w:r>
-        <w:rPr>
-          <w:rFonts w:ascii="나눔명조 옛한글" w:eastAsia="나눔명조 옛한글" w:hAnsi="나눔명조 옛한글" w:cs="함초롬바탕"/>
-          <w:sz w:val="20"/>
-          <w:szCs w:val="20"/>
-        </w:rPr>
-        <w:t>쾅—!</w:t>
-      </w:r>
-    </w:p>
-    <w:p>
-      <w:pPr>
-        <w:tabs>
-          <w:tab w:val="left" w:pos="1701"/>
-        </w:tabs>
-        <w:rPr>
-          <w:rFonts w:ascii="나눔명조 옛한글" w:eastAsia="나눔명조 옛한글" w:hAnsi="나눔명조 옛한글" w:cs="함초롬바탕"/>
-          <w:sz w:val="20"/>
-          <w:szCs w:val="20"/>
-        </w:rPr>
-      </w:pPr>
-      <w:r>
-        <w:rPr>
-          <w:rFonts w:ascii="나눔명조 옛한글" w:eastAsia="나눔명조 옛한글" w:hAnsi="나눔명조 옛한글" w:cs="함초롬바탕"/>
-          <w:sz w:val="20"/>
-          <w:szCs w:val="20"/>
-        </w:rPr>
-        <w:t xml:space="preserve">굉음과 함께 낡은 나무 문이 종잇장처럼 </w:t>
-      </w:r>
-      <w:proofErr w:type="gramStart"/>
-      <w:r>
-        <w:rPr>
-          <w:rFonts w:ascii="나눔명조 옛한글" w:eastAsia="나눔명조 옛한글" w:hAnsi="나눔명조 옛한글" w:cs="함초롬바탕"/>
-          <w:sz w:val="20"/>
-          <w:szCs w:val="20"/>
-        </w:rPr>
-        <w:t>찢겨져</w:t>
-      </w:r>
-      <w:proofErr w:type="gramEnd"/>
-      <w:r>
-        <w:rPr>
-          <w:rFonts w:ascii="나눔명조 옛한글" w:eastAsia="나눔명조 옛한글" w:hAnsi="나눔명조 옛한글" w:cs="함초롬바탕"/>
-          <w:sz w:val="20"/>
-          <w:szCs w:val="20"/>
-        </w:rPr>
-        <w:t xml:space="preserve"> 나가며 안쪽으로 날아들었다. </w:t>
-      </w:r>
-      <w:proofErr w:type="spellStart"/>
-      <w:r>
-        <w:rPr>
-          <w:rFonts w:ascii="나눔명조 옛한글" w:eastAsia="나눔명조 옛한글" w:hAnsi="나눔명조 옛한글" w:cs="함초롬바탕"/>
-          <w:sz w:val="20"/>
-          <w:szCs w:val="20"/>
-        </w:rPr>
-        <w:t>섬광탄이</w:t>
-      </w:r>
-      <w:proofErr w:type="spellEnd"/>
-      <w:r>
-        <w:rPr>
-          <w:rFonts w:ascii="나눔명조 옛한글" w:eastAsia="나눔명조 옛한글" w:hAnsi="나눔명조 옛한글" w:cs="함초롬바탕"/>
-          <w:sz w:val="20"/>
-          <w:szCs w:val="20"/>
-        </w:rPr>
-        <w:t xml:space="preserve"> 터지며 칠흑 같던 오두막 내부를 새하얗게 불태웠고, 고막을 찢는 이명이 모든 것을 집어삼켰다. 그 직후, 검은 유령들이 깨진 문과 창문으로 물밀듯이 쏟아져 들어왔다. 그들의 움직임은 인간의 것이 아니었다. 감정도, 망설임도 없는, 오직 목표를 향해 최적화된 살상 기계의 움직임이었다.</w:t>
+        <w:t xml:space="preserve"> 소리치며 </w:t>
+      </w:r>
+      <w:proofErr w:type="spellStart"/>
+      <w:r>
+        <w:rPr>
+          <w:rFonts w:ascii="나눔명조 옛한글" w:eastAsia="나눔명조 옛한글" w:hAnsi="나눔명조 옛한글" w:cs="함초롬바탕"/>
+          <w:sz w:val="20"/>
+          <w:szCs w:val="20"/>
+        </w:rPr>
+        <w:t>안야를</w:t>
+      </w:r>
+      <w:proofErr w:type="spellEnd"/>
+      <w:r>
+        <w:rPr>
+          <w:rFonts w:ascii="나눔명조 옛한글" w:eastAsia="나눔명조 옛한글" w:hAnsi="나눔명조 옛한글" w:cs="함초롬바탕"/>
+          <w:sz w:val="20"/>
+          <w:szCs w:val="20"/>
+        </w:rPr>
+        <w:t xml:space="preserve"> 테이블 밑으로 밀어 넣었다. 동시에 </w:t>
+      </w:r>
+      <w:r>
+        <w:rPr>
+          <w:rFonts w:ascii="나눔명조 옛한글" w:eastAsia="나눔명조 옛한글" w:hAnsi="나눔명조 옛한글" w:cs="함초롬바탕"/>
+          <w:sz w:val="20"/>
+          <w:szCs w:val="20"/>
+        </w:rPr>
+        <w:lastRenderedPageBreak/>
+        <w:t>그의 소총이 불을 뿜었다. 맹렬한 총성과 함께, 집 안으로 들이닥치던 선두의 유령 두 명이 쓰러졌다. 하지만 그것이 유일한 저항이었다.</w:t>
+      </w:r>
+    </w:p>
+    <w:p>
+      <w:pPr>
+        <w:tabs>
+          <w:tab w:val="left" w:pos="1701"/>
+        </w:tabs>
+        <w:rPr>
+          <w:rFonts w:ascii="나눔명조 옛한글" w:eastAsia="나눔명조 옛한글" w:hAnsi="나눔명조 옛한글" w:cs="함초롬바탕"/>
+          <w:sz w:val="20"/>
+          <w:szCs w:val="20"/>
+        </w:rPr>
+      </w:pPr>
+      <w:r>
+        <w:rPr>
+          <w:rFonts w:ascii="나눔명조 옛한글" w:eastAsia="나눔명조 옛한글" w:hAnsi="나눔명조 옛한글" w:cs="함초롬바탕"/>
+          <w:sz w:val="20"/>
+          <w:szCs w:val="20"/>
+        </w:rPr>
+        <w:t xml:space="preserve">순식간에 수십 개의 총구가 </w:t>
+      </w:r>
+      <w:proofErr w:type="spellStart"/>
+      <w:r>
+        <w:rPr>
+          <w:rFonts w:ascii="나눔명조 옛한글" w:eastAsia="나눔명조 옛한글" w:hAnsi="나눔명조 옛한글" w:cs="함초롬바탕"/>
+          <w:sz w:val="20"/>
+          <w:szCs w:val="20"/>
+        </w:rPr>
+        <w:t>피츠를</w:t>
+      </w:r>
+      <w:proofErr w:type="spellEnd"/>
+      <w:r>
+        <w:rPr>
+          <w:rFonts w:ascii="나눔명조 옛한글" w:eastAsia="나눔명조 옛한글" w:hAnsi="나눔명조 옛한글" w:cs="함초롬바탕"/>
+          <w:sz w:val="20"/>
+          <w:szCs w:val="20"/>
+        </w:rPr>
+        <w:t xml:space="preserve"> 향했다. 그의 방탄복 위로 수십 발의 총탄이 박히는 둔탁한 소리가 연달아 울렸다. </w:t>
+      </w:r>
+      <w:proofErr w:type="spellStart"/>
+      <w:r>
+        <w:rPr>
+          <w:rFonts w:ascii="나눔명조 옛한글" w:eastAsia="나눔명조 옛한글" w:hAnsi="나눔명조 옛한글" w:cs="함초롬바탕"/>
+          <w:sz w:val="20"/>
+          <w:szCs w:val="20"/>
+        </w:rPr>
+        <w:t>피츠의</w:t>
+      </w:r>
+      <w:proofErr w:type="spellEnd"/>
+      <w:r>
+        <w:rPr>
+          <w:rFonts w:ascii="나눔명조 옛한글" w:eastAsia="나눔명조 옛한글" w:hAnsi="나눔명조 옛한글" w:cs="함초롬바탕"/>
+          <w:sz w:val="20"/>
+          <w:szCs w:val="20"/>
+        </w:rPr>
+        <w:t xml:space="preserve"> 몸이 크게 </w:t>
+      </w:r>
+      <w:proofErr w:type="spellStart"/>
+      <w:r>
+        <w:rPr>
+          <w:rFonts w:ascii="나눔명조 옛한글" w:eastAsia="나눔명조 옛한글" w:hAnsi="나눔명조 옛한글" w:cs="함초롬바탕"/>
+          <w:sz w:val="20"/>
+          <w:szCs w:val="20"/>
+        </w:rPr>
+        <w:t>휘청이며</w:t>
+      </w:r>
+      <w:proofErr w:type="spellEnd"/>
+      <w:r>
+        <w:rPr>
+          <w:rFonts w:ascii="나눔명조 옛한글" w:eastAsia="나눔명조 옛한글" w:hAnsi="나눔명조 옛한글" w:cs="함초롬바탕"/>
+          <w:sz w:val="20"/>
+          <w:szCs w:val="20"/>
+        </w:rPr>
+        <w:t xml:space="preserve"> 뒤로 밀려났다. 그는 마지막 힘을 다해 방아쇠를 당겼지만, 그의 총알은 허공을 갈랐다.</w:t>
+      </w:r>
+    </w:p>
+    <w:p>
+      <w:pPr>
+        <w:tabs>
+          <w:tab w:val="left" w:pos="1701"/>
+        </w:tabs>
+        <w:rPr>
+          <w:rFonts w:ascii="나눔명조 옛한글" w:eastAsia="나눔명조 옛한글" w:hAnsi="나눔명조 옛한글" w:cs="함초롬바탕"/>
+          <w:sz w:val="20"/>
+          <w:szCs w:val="20"/>
+        </w:rPr>
+      </w:pPr>
+      <w:r>
+        <w:rPr>
+          <w:rFonts w:ascii="나눔명조 옛한글" w:eastAsia="나눔명조 옛한글" w:hAnsi="나눔명조 옛한글" w:cs="함초롬바탕"/>
+          <w:sz w:val="20"/>
+          <w:szCs w:val="20"/>
+        </w:rPr>
+        <w:t xml:space="preserve">시간이 영원처럼 느려졌다. </w:t>
+      </w:r>
+      <w:proofErr w:type="spellStart"/>
+      <w:r>
+        <w:rPr>
+          <w:rFonts w:ascii="나눔명조 옛한글" w:eastAsia="나눔명조 옛한글" w:hAnsi="나눔명조 옛한글" w:cs="함초롬바탕"/>
+          <w:sz w:val="20"/>
+          <w:szCs w:val="20"/>
+        </w:rPr>
+        <w:t>안야는</w:t>
+      </w:r>
+      <w:proofErr w:type="spellEnd"/>
+      <w:r>
+        <w:rPr>
+          <w:rFonts w:ascii="나눔명조 옛한글" w:eastAsia="나눔명조 옛한글" w:hAnsi="나눔명조 옛한글" w:cs="함초롬바탕"/>
+          <w:sz w:val="20"/>
+          <w:szCs w:val="20"/>
+        </w:rPr>
+        <w:t xml:space="preserve"> 테이블 밑에서, 슬로우 모션처럼 쓰러지는 </w:t>
+      </w:r>
+      <w:proofErr w:type="spellStart"/>
+      <w:r>
+        <w:rPr>
+          <w:rFonts w:ascii="나눔명조 옛한글" w:eastAsia="나눔명조 옛한글" w:hAnsi="나눔명조 옛한글" w:cs="함초롬바탕"/>
+          <w:sz w:val="20"/>
+          <w:szCs w:val="20"/>
+        </w:rPr>
+        <w:t>피츠의</w:t>
+      </w:r>
+      <w:proofErr w:type="spellEnd"/>
+      <w:r>
+        <w:rPr>
+          <w:rFonts w:ascii="나눔명조 옛한글" w:eastAsia="나눔명조 옛한글" w:hAnsi="나눔명조 옛한글" w:cs="함초롬바탕"/>
+          <w:sz w:val="20"/>
+          <w:szCs w:val="20"/>
+        </w:rPr>
+        <w:t xml:space="preserve"> 모습을 무력하게 지켜볼 수밖에 없었다. 그의 손에서 소총이 떨어져 나가고, 그의 몸은 벽난로 옆으로 힘없이 쓰러졌다. 그의 눈은, 마지막 순간까지 그녀를 향해 있었다. 그 눈빛은 미안하다고, 먼저 가서 미안하다고 말하는 듯했다.</w:t>
+      </w:r>
+    </w:p>
+    <w:p>
+      <w:pPr>
+        <w:tabs>
+          <w:tab w:val="left" w:pos="1701"/>
+        </w:tabs>
+        <w:rPr>
+          <w:rFonts w:ascii="나눔명조 옛한글" w:eastAsia="나눔명조 옛한글" w:hAnsi="나눔명조 옛한글" w:cs="함초롬바탕"/>
+          <w:sz w:val="20"/>
+          <w:szCs w:val="20"/>
+        </w:rPr>
+      </w:pPr>
+      <w:proofErr w:type="spellStart"/>
+      <w:r>
+        <w:rPr>
+          <w:rFonts w:ascii="나눔명조 옛한글" w:eastAsia="나눔명조 옛한글" w:hAnsi="나눔명조 옛한글" w:cs="함초롬바탕"/>
+          <w:sz w:val="20"/>
+          <w:szCs w:val="20"/>
+        </w:rPr>
+        <w:t>피츠의</w:t>
+      </w:r>
+      <w:proofErr w:type="spellEnd"/>
+      <w:r>
+        <w:rPr>
+          <w:rFonts w:ascii="나눔명조 옛한글" w:eastAsia="나눔명조 옛한글" w:hAnsi="나눔명조 옛한글" w:cs="함초롬바탕"/>
+          <w:sz w:val="20"/>
+          <w:szCs w:val="20"/>
+        </w:rPr>
+        <w:t xml:space="preserve"> 몸이 바닥에 완전히 쓰러지는 순간, 오두막 안의 모든 총성이 거짓말처럼 멎었다. 유령들은 더 이상 움직이지 않았다. 그들은 총구를 내린 채, 테이블 밑에 웅크리고 있는 </w:t>
+      </w:r>
+      <w:proofErr w:type="spellStart"/>
+      <w:r>
+        <w:rPr>
+          <w:rFonts w:ascii="나눔명조 옛한글" w:eastAsia="나눔명조 옛한글" w:hAnsi="나눔명조 옛한글" w:cs="함초롬바탕"/>
+          <w:sz w:val="20"/>
+          <w:szCs w:val="20"/>
+        </w:rPr>
+        <w:t>안야를</w:t>
+      </w:r>
+      <w:proofErr w:type="spellEnd"/>
+      <w:r>
+        <w:rPr>
+          <w:rFonts w:ascii="나눔명조 옛한글" w:eastAsia="나눔명조 옛한글" w:hAnsi="나눔명조 옛한글" w:cs="함초롬바탕"/>
+          <w:sz w:val="20"/>
+          <w:szCs w:val="20"/>
+        </w:rPr>
+        <w:t xml:space="preserve"> 기계적인 시선으로 내려다볼 뿐이었다. 모든 저항이 끝났음을 확인한 것이다.</w:t>
+      </w:r>
+    </w:p>
+    <w:p>
+      <w:pPr>
+        <w:tabs>
+          <w:tab w:val="left" w:pos="1701"/>
+        </w:tabs>
+        <w:rPr>
+          <w:rFonts w:ascii="나눔명조 옛한글" w:eastAsia="나눔명조 옛한글" w:hAnsi="나눔명조 옛한글" w:cs="함초롬바탕"/>
+          <w:sz w:val="20"/>
+          <w:szCs w:val="20"/>
+        </w:rPr>
+      </w:pPr>
+      <w:r>
+        <w:rPr>
+          <w:rFonts w:ascii="나눔명조 옛한글" w:eastAsia="나눔명조 옛한글" w:hAnsi="나눔명조 옛한글" w:cs="함초롬바탕"/>
+          <w:sz w:val="20"/>
+          <w:szCs w:val="20"/>
+        </w:rPr>
+        <w:t xml:space="preserve">한 남자가 유령들 사이를 헤치고 안으로 들어왔다. 그는 다른 이들과 같은 전투복이 아닌, 회색의 세련된 제복을 입고 있었다. 그의 얼굴에는 어떤 감정도 담겨 있지 않았다. 그는 바닥에 쓰러진 </w:t>
+      </w:r>
+      <w:proofErr w:type="spellStart"/>
+      <w:r>
+        <w:rPr>
+          <w:rFonts w:ascii="나눔명조 옛한글" w:eastAsia="나눔명조 옛한글" w:hAnsi="나눔명조 옛한글" w:cs="함초롬바탕"/>
+          <w:sz w:val="20"/>
+          <w:szCs w:val="20"/>
+        </w:rPr>
+        <w:t>피츠를</w:t>
+      </w:r>
+      <w:proofErr w:type="spellEnd"/>
+      <w:r>
+        <w:rPr>
+          <w:rFonts w:ascii="나눔명조 옛한글" w:eastAsia="나눔명조 옛한글" w:hAnsi="나눔명조 옛한글" w:cs="함초롬바탕"/>
+          <w:sz w:val="20"/>
+          <w:szCs w:val="20"/>
+        </w:rPr>
+        <w:t xml:space="preserve"> 경멸 어린 시선으로 한번 흘끗 보고는, </w:t>
+      </w:r>
+      <w:proofErr w:type="spellStart"/>
+      <w:r>
+        <w:rPr>
+          <w:rFonts w:ascii="나눔명조 옛한글" w:eastAsia="나눔명조 옛한글" w:hAnsi="나눔명조 옛한글" w:cs="함초롬바탕"/>
+          <w:sz w:val="20"/>
+          <w:szCs w:val="20"/>
+        </w:rPr>
+        <w:t>안야에게로</w:t>
+      </w:r>
+      <w:proofErr w:type="spellEnd"/>
+      <w:r>
+        <w:rPr>
+          <w:rFonts w:ascii="나눔명조 옛한글" w:eastAsia="나눔명조 옛한글" w:hAnsi="나눔명조 옛한글" w:cs="함초롬바탕"/>
+          <w:sz w:val="20"/>
+          <w:szCs w:val="20"/>
+        </w:rPr>
+        <w:t xml:space="preserve"> 시선을 돌렸다.</w:t>
       </w:r>
     </w:p>
     <w:p>
@@ -34181,21 +34747,26 @@
           <w:sz w:val="20"/>
           <w:szCs w:val="20"/>
         </w:rPr>
-        <w:t>, 피해!"</w:t>
-      </w:r>
-    </w:p>
-    <w:p>
-      <w:pPr>
-        <w:tabs>
-          <w:tab w:val="left" w:pos="1701"/>
-        </w:tabs>
-        <w:rPr>
-          <w:rFonts w:ascii="나눔명조 옛한글" w:eastAsia="나눔명조 옛한글" w:hAnsi="나눔명조 옛한글" w:cs="함초롬바탕"/>
-          <w:sz w:val="20"/>
-          <w:szCs w:val="20"/>
-        </w:rPr>
-      </w:pPr>
-      <w:proofErr w:type="spellStart"/>
+        <w:t xml:space="preserve"> </w:t>
+      </w:r>
+      <w:proofErr w:type="spellStart"/>
+      <w:r>
+        <w:rPr>
+          <w:rFonts w:ascii="나눔명조 옛한글" w:eastAsia="나눔명조 옛한글" w:hAnsi="나눔명조 옛한글" w:cs="함초롬바탕"/>
+          <w:sz w:val="20"/>
+          <w:szCs w:val="20"/>
+        </w:rPr>
+        <w:t>샤르마</w:t>
+      </w:r>
+      <w:proofErr w:type="spellEnd"/>
+      <w:r>
+        <w:rPr>
+          <w:rFonts w:ascii="나눔명조 옛한글" w:eastAsia="나눔명조 옛한글" w:hAnsi="나눔명조 옛한글" w:cs="함초롬바탕"/>
+          <w:sz w:val="20"/>
+          <w:szCs w:val="20"/>
+        </w:rPr>
+        <w:t>." 그의 목소리는 인공적으로 합성된 것처럼 차갑고 평탄했다. "글로벌 안정화 위원회의 이름으로, 당신을 국가 반란 음모 및 대규모 테러 시도 혐의로 체포한다. 당신은 묵비</w:t>
+      </w:r>
       <w:r>
         <w:rPr>
           <w:rFonts w:ascii="나눔명조 옛한글" w:eastAsia="나눔명조 옛한글" w:hAnsi="나눔명조 옛한글" w:cs="함초롬바탕"/>
@@ -34203,333 +34774,7 @@
           <w:szCs w:val="20"/>
         </w:rPr>
         <w:lastRenderedPageBreak/>
-        <w:t>피츠가</w:t>
-      </w:r>
-      <w:proofErr w:type="spellEnd"/>
-      <w:r>
-        <w:rPr>
-          <w:rFonts w:ascii="나눔명조 옛한글" w:eastAsia="나눔명조 옛한글" w:hAnsi="나눔명조 옛한글" w:cs="함초롬바탕"/>
-          <w:sz w:val="20"/>
-          <w:szCs w:val="20"/>
-        </w:rPr>
-        <w:t xml:space="preserve"> 소리치며 </w:t>
-      </w:r>
-      <w:proofErr w:type="spellStart"/>
-      <w:r>
-        <w:rPr>
-          <w:rFonts w:ascii="나눔명조 옛한글" w:eastAsia="나눔명조 옛한글" w:hAnsi="나눔명조 옛한글" w:cs="함초롬바탕"/>
-          <w:sz w:val="20"/>
-          <w:szCs w:val="20"/>
-        </w:rPr>
-        <w:t>안야를</w:t>
-      </w:r>
-      <w:proofErr w:type="spellEnd"/>
-      <w:r>
-        <w:rPr>
-          <w:rFonts w:ascii="나눔명조 옛한글" w:eastAsia="나눔명조 옛한글" w:hAnsi="나눔명조 옛한글" w:cs="함초롬바탕"/>
-          <w:sz w:val="20"/>
-          <w:szCs w:val="20"/>
-        </w:rPr>
-        <w:t xml:space="preserve"> 테이블 밑으로 밀어 넣었다. 동시에 그의 소총이 불을 뿜었다. 맹렬한 총성과 함께, 집 안으로 들이닥치던 선두의 유령 두 명이 쓰러졌다. 하지만 그것이 유일한 저항이었다.</w:t>
-      </w:r>
-    </w:p>
-    <w:p>
-      <w:pPr>
-        <w:tabs>
-          <w:tab w:val="left" w:pos="1701"/>
-        </w:tabs>
-        <w:rPr>
-          <w:rFonts w:ascii="나눔명조 옛한글" w:eastAsia="나눔명조 옛한글" w:hAnsi="나눔명조 옛한글" w:cs="함초롬바탕"/>
-          <w:sz w:val="20"/>
-          <w:szCs w:val="20"/>
-        </w:rPr>
-      </w:pPr>
-      <w:r>
-        <w:rPr>
-          <w:rFonts w:ascii="나눔명조 옛한글" w:eastAsia="나눔명조 옛한글" w:hAnsi="나눔명조 옛한글" w:cs="함초롬바탕"/>
-          <w:sz w:val="20"/>
-          <w:szCs w:val="20"/>
-        </w:rPr>
-        <w:t xml:space="preserve">순식간에 수십 개의 총구가 </w:t>
-      </w:r>
-      <w:proofErr w:type="spellStart"/>
-      <w:r>
-        <w:rPr>
-          <w:rFonts w:ascii="나눔명조 옛한글" w:eastAsia="나눔명조 옛한글" w:hAnsi="나눔명조 옛한글" w:cs="함초롬바탕"/>
-          <w:sz w:val="20"/>
-          <w:szCs w:val="20"/>
-        </w:rPr>
-        <w:t>피츠를</w:t>
-      </w:r>
-      <w:proofErr w:type="spellEnd"/>
-      <w:r>
-        <w:rPr>
-          <w:rFonts w:ascii="나눔명조 옛한글" w:eastAsia="나눔명조 옛한글" w:hAnsi="나눔명조 옛한글" w:cs="함초롬바탕"/>
-          <w:sz w:val="20"/>
-          <w:szCs w:val="20"/>
-        </w:rPr>
-        <w:t xml:space="preserve"> 향했다. 그의 방탄복 위로 수십 발의 총탄이 박히는 둔탁한 소리가 연달아 울렸다. </w:t>
-      </w:r>
-      <w:proofErr w:type="spellStart"/>
-      <w:r>
-        <w:rPr>
-          <w:rFonts w:ascii="나눔명조 옛한글" w:eastAsia="나눔명조 옛한글" w:hAnsi="나눔명조 옛한글" w:cs="함초롬바탕"/>
-          <w:sz w:val="20"/>
-          <w:szCs w:val="20"/>
-        </w:rPr>
-        <w:t>피츠의</w:t>
-      </w:r>
-      <w:proofErr w:type="spellEnd"/>
-      <w:r>
-        <w:rPr>
-          <w:rFonts w:ascii="나눔명조 옛한글" w:eastAsia="나눔명조 옛한글" w:hAnsi="나눔명조 옛한글" w:cs="함초롬바탕"/>
-          <w:sz w:val="20"/>
-          <w:szCs w:val="20"/>
-        </w:rPr>
-        <w:t xml:space="preserve"> 몸이 크게 </w:t>
-      </w:r>
-      <w:proofErr w:type="spellStart"/>
-      <w:r>
-        <w:rPr>
-          <w:rFonts w:ascii="나눔명조 옛한글" w:eastAsia="나눔명조 옛한글" w:hAnsi="나눔명조 옛한글" w:cs="함초롬바탕"/>
-          <w:sz w:val="20"/>
-          <w:szCs w:val="20"/>
-        </w:rPr>
-        <w:t>휘청이며</w:t>
-      </w:r>
-      <w:proofErr w:type="spellEnd"/>
-      <w:r>
-        <w:rPr>
-          <w:rFonts w:ascii="나눔명조 옛한글" w:eastAsia="나눔명조 옛한글" w:hAnsi="나눔명조 옛한글" w:cs="함초롬바탕"/>
-          <w:sz w:val="20"/>
-          <w:szCs w:val="20"/>
-        </w:rPr>
-        <w:t xml:space="preserve"> 뒤로 밀려났다. 그는 마지막 힘을 다해 방아쇠를 당겼지만, 그의 총알은 허공을 갈랐다.</w:t>
-      </w:r>
-    </w:p>
-    <w:p>
-      <w:pPr>
-        <w:tabs>
-          <w:tab w:val="left" w:pos="1701"/>
-        </w:tabs>
-        <w:rPr>
-          <w:rFonts w:ascii="나눔명조 옛한글" w:eastAsia="나눔명조 옛한글" w:hAnsi="나눔명조 옛한글" w:cs="함초롬바탕"/>
-          <w:sz w:val="20"/>
-          <w:szCs w:val="20"/>
-        </w:rPr>
-      </w:pPr>
-      <w:r>
-        <w:rPr>
-          <w:rFonts w:ascii="나눔명조 옛한글" w:eastAsia="나눔명조 옛한글" w:hAnsi="나눔명조 옛한글" w:cs="함초롬바탕"/>
-          <w:sz w:val="20"/>
-          <w:szCs w:val="20"/>
-        </w:rPr>
-        <w:t xml:space="preserve">시간이 영원처럼 느려졌다. </w:t>
-      </w:r>
-      <w:proofErr w:type="spellStart"/>
-      <w:r>
-        <w:rPr>
-          <w:rFonts w:ascii="나눔명조 옛한글" w:eastAsia="나눔명조 옛한글" w:hAnsi="나눔명조 옛한글" w:cs="함초롬바탕"/>
-          <w:sz w:val="20"/>
-          <w:szCs w:val="20"/>
-        </w:rPr>
-        <w:t>안야는</w:t>
-      </w:r>
-      <w:proofErr w:type="spellEnd"/>
-      <w:r>
-        <w:rPr>
-          <w:rFonts w:ascii="나눔명조 옛한글" w:eastAsia="나눔명조 옛한글" w:hAnsi="나눔명조 옛한글" w:cs="함초롬바탕"/>
-          <w:sz w:val="20"/>
-          <w:szCs w:val="20"/>
-        </w:rPr>
-        <w:t xml:space="preserve"> 테이블 밑에서, 슬로우 모션처럼 쓰러지는 </w:t>
-      </w:r>
-      <w:proofErr w:type="spellStart"/>
-      <w:r>
-        <w:rPr>
-          <w:rFonts w:ascii="나눔명조 옛한글" w:eastAsia="나눔명조 옛한글" w:hAnsi="나눔명조 옛한글" w:cs="함초롬바탕"/>
-          <w:sz w:val="20"/>
-          <w:szCs w:val="20"/>
-        </w:rPr>
-        <w:t>피츠의</w:t>
-      </w:r>
-      <w:proofErr w:type="spellEnd"/>
-      <w:r>
-        <w:rPr>
-          <w:rFonts w:ascii="나눔명조 옛한글" w:eastAsia="나눔명조 옛한글" w:hAnsi="나눔명조 옛한글" w:cs="함초롬바탕"/>
-          <w:sz w:val="20"/>
-          <w:szCs w:val="20"/>
-        </w:rPr>
-        <w:t xml:space="preserve"> 모습을 무력하게 지켜볼 수밖에 없었다. 그의 손에서 소총이 떨어져 나가고, 그의 몸은 벽난로 옆으로 힘없이 쓰러졌다. 그의 눈은, 마지막 순간까지 그녀를 향해 있었다. 그 눈빛은 미안하다고, 먼저 가서 미안하다고 말하는 듯했다.</w:t>
-      </w:r>
-    </w:p>
-    <w:p>
-      <w:pPr>
-        <w:tabs>
-          <w:tab w:val="left" w:pos="1701"/>
-        </w:tabs>
-        <w:rPr>
-          <w:rFonts w:ascii="나눔명조 옛한글" w:eastAsia="나눔명조 옛한글" w:hAnsi="나눔명조 옛한글" w:cs="함초롬바탕"/>
-          <w:sz w:val="20"/>
-          <w:szCs w:val="20"/>
-        </w:rPr>
-      </w:pPr>
-      <w:proofErr w:type="spellStart"/>
-      <w:r>
-        <w:rPr>
-          <w:rFonts w:ascii="나눔명조 옛한글" w:eastAsia="나눔명조 옛한글" w:hAnsi="나눔명조 옛한글" w:cs="함초롬바탕"/>
-          <w:sz w:val="20"/>
-          <w:szCs w:val="20"/>
-        </w:rPr>
-        <w:t>피츠의</w:t>
-      </w:r>
-      <w:proofErr w:type="spellEnd"/>
-      <w:r>
-        <w:rPr>
-          <w:rFonts w:ascii="나눔명조 옛한글" w:eastAsia="나눔명조 옛한글" w:hAnsi="나눔명조 옛한글" w:cs="함초롬바탕"/>
-          <w:sz w:val="20"/>
-          <w:szCs w:val="20"/>
-        </w:rPr>
-        <w:t xml:space="preserve"> 몸이 바닥에 완전히 쓰러지는 순간, 오두막 안의 모든 총성이 거짓말처럼 멎었다. 유령들은 더 이상 움직이지 않았다. 그들은 총구를 내린 채, 테이블 밑에 웅크리고 있는 </w:t>
-      </w:r>
-      <w:proofErr w:type="spellStart"/>
-      <w:r>
-        <w:rPr>
-          <w:rFonts w:ascii="나눔명조 옛한글" w:eastAsia="나눔명조 옛한글" w:hAnsi="나눔명조 옛한글" w:cs="함초롬바탕"/>
-          <w:sz w:val="20"/>
-          <w:szCs w:val="20"/>
-        </w:rPr>
-        <w:t>안야를</w:t>
-      </w:r>
-      <w:proofErr w:type="spellEnd"/>
-      <w:r>
-        <w:rPr>
-          <w:rFonts w:ascii="나눔명조 옛한글" w:eastAsia="나눔명조 옛한글" w:hAnsi="나눔명조 옛한글" w:cs="함초롬바탕"/>
-          <w:sz w:val="20"/>
-          <w:szCs w:val="20"/>
-        </w:rPr>
-        <w:t xml:space="preserve"> 기계적인 시선으로 내려다볼 뿐이었다. 모든 저항이 끝났음을 확인한 것이다.</w:t>
-      </w:r>
-    </w:p>
-    <w:p>
-      <w:pPr>
-        <w:tabs>
-          <w:tab w:val="left" w:pos="1701"/>
-        </w:tabs>
-        <w:rPr>
-          <w:rFonts w:ascii="나눔명조 옛한글" w:eastAsia="나눔명조 옛한글" w:hAnsi="나눔명조 옛한글" w:cs="함초롬바탕"/>
-          <w:sz w:val="20"/>
-          <w:szCs w:val="20"/>
-        </w:rPr>
-      </w:pPr>
-      <w:r>
-        <w:rPr>
-          <w:rFonts w:ascii="나눔명조 옛한글" w:eastAsia="나눔명조 옛한글" w:hAnsi="나눔명조 옛한글" w:cs="함초롬바탕"/>
-          <w:sz w:val="20"/>
-          <w:szCs w:val="20"/>
-        </w:rPr>
-        <w:t xml:space="preserve">한 남자가 유령들 사이를 헤치고 안으로 들어왔다. 그는 다른 이들과 같은 전투복이 아닌, 회색의 세련된 제복을 입고 있었다. 그의 얼굴에는 어떤 감정도 담겨 있지 않았다. 그는 바닥에 쓰러진 </w:t>
-      </w:r>
-      <w:proofErr w:type="spellStart"/>
-      <w:r>
-        <w:rPr>
-          <w:rFonts w:ascii="나눔명조 옛한글" w:eastAsia="나눔명조 옛한글" w:hAnsi="나눔명조 옛한글" w:cs="함초롬바탕"/>
-          <w:sz w:val="20"/>
-          <w:szCs w:val="20"/>
-        </w:rPr>
-        <w:t>피츠를</w:t>
-      </w:r>
-      <w:proofErr w:type="spellEnd"/>
-      <w:r>
-        <w:rPr>
-          <w:rFonts w:ascii="나눔명조 옛한글" w:eastAsia="나눔명조 옛한글" w:hAnsi="나눔명조 옛한글" w:cs="함초롬바탕"/>
-          <w:sz w:val="20"/>
-          <w:szCs w:val="20"/>
-        </w:rPr>
-        <w:t xml:space="preserve"> 경멸 어린 시선으로 한번 흘끗 보고는, </w:t>
-      </w:r>
-      <w:proofErr w:type="spellStart"/>
-      <w:r>
-        <w:rPr>
-          <w:rFonts w:ascii="나눔명조 옛한글" w:eastAsia="나눔명조 옛한글" w:hAnsi="나눔명조 옛한글" w:cs="함초롬바탕"/>
-          <w:sz w:val="20"/>
-          <w:szCs w:val="20"/>
-        </w:rPr>
-        <w:t>안야에게로</w:t>
-      </w:r>
-      <w:proofErr w:type="spellEnd"/>
-      <w:r>
-        <w:rPr>
-          <w:rFonts w:ascii="나눔명조 옛한글" w:eastAsia="나눔명조 옛한글" w:hAnsi="나눔명조 옛한글" w:cs="함초롬바탕"/>
-          <w:sz w:val="20"/>
-          <w:szCs w:val="20"/>
-        </w:rPr>
-        <w:t xml:space="preserve"> 시선을 돌렸다.</w:t>
-      </w:r>
-    </w:p>
-    <w:p>
-      <w:pPr>
-        <w:tabs>
-          <w:tab w:val="left" w:pos="1701"/>
-        </w:tabs>
-        <w:rPr>
-          <w:rFonts w:ascii="나눔명조 옛한글" w:eastAsia="나눔명조 옛한글" w:hAnsi="나눔명조 옛한글" w:cs="함초롬바탕"/>
-          <w:sz w:val="20"/>
-          <w:szCs w:val="20"/>
-        </w:rPr>
-      </w:pPr>
-      <w:r>
-        <w:rPr>
-          <w:rFonts w:ascii="나눔명조 옛한글" w:eastAsia="나눔명조 옛한글" w:hAnsi="나눔명조 옛한글" w:cs="함초롬바탕"/>
-          <w:sz w:val="20"/>
-          <w:szCs w:val="20"/>
-        </w:rPr>
-        <w:t>"</w:t>
-      </w:r>
-      <w:proofErr w:type="spellStart"/>
-      <w:r>
-        <w:rPr>
-          <w:rFonts w:ascii="나눔명조 옛한글" w:eastAsia="나눔명조 옛한글" w:hAnsi="나눔명조 옛한글" w:cs="함초롬바탕"/>
-          <w:sz w:val="20"/>
-          <w:szCs w:val="20"/>
-        </w:rPr>
-        <w:t>안야</w:t>
-      </w:r>
-      <w:proofErr w:type="spellEnd"/>
-      <w:r>
-        <w:rPr>
-          <w:rFonts w:ascii="나눔명조 옛한글" w:eastAsia="나눔명조 옛한글" w:hAnsi="나눔명조 옛한글" w:cs="함초롬바탕"/>
-          <w:sz w:val="20"/>
-          <w:szCs w:val="20"/>
-        </w:rPr>
-        <w:t xml:space="preserve"> </w:t>
-      </w:r>
-      <w:proofErr w:type="spellStart"/>
-      <w:r>
-        <w:rPr>
-          <w:rFonts w:ascii="나눔명조 옛한글" w:eastAsia="나눔명조 옛한글" w:hAnsi="나눔명조 옛한글" w:cs="함초롬바탕"/>
-          <w:sz w:val="20"/>
-          <w:szCs w:val="20"/>
-        </w:rPr>
-        <w:t>샤르마</w:t>
-      </w:r>
-      <w:proofErr w:type="spellEnd"/>
-      <w:r>
-        <w:rPr>
-          <w:rFonts w:ascii="나눔명조 옛한글" w:eastAsia="나눔명조 옛한글" w:hAnsi="나눔명조 옛한글" w:cs="함초롬바탕"/>
-          <w:sz w:val="20"/>
-          <w:szCs w:val="20"/>
-        </w:rPr>
-        <w:t xml:space="preserve">." 그의 목소리는 인공적으로 합성된 것처럼 차갑고 평탄했다. "글로벌 안정화 위원회의 이름으로, 당신을 국가 </w:t>
-      </w:r>
-      <w:r>
-        <w:rPr>
-          <w:rFonts w:ascii="나눔명조 옛한글" w:eastAsia="나눔명조 옛한글" w:hAnsi="나눔명조 옛한글" w:cs="함초롬바탕"/>
-          <w:sz w:val="20"/>
-          <w:szCs w:val="20"/>
-        </w:rPr>
-        <w:lastRenderedPageBreak/>
-        <w:t>반란 음모 및 대규모 테러 시도 혐의로 체포한다. 당신은 묵비권을 행사할 수 있으며…"</w:t>
+        <w:t>권을 행사할 수 있으며…"</w:t>
       </w:r>
     </w:p>
     <w:p>
@@ -53096,7 +53341,6 @@
   <w:style w:type="character" w:default="1" w:styleId="a0">
     <w:name w:val="Default Paragraph Font"/>
     <w:uiPriority w:val="1"/>
-    <w:semiHidden/>
     <w:unhideWhenUsed/>
   </w:style>
   <w:style w:type="table" w:default="1" w:styleId="a1">

--- a/장편 - End of the Golden Age A5.docx
+++ b/장편 - End of the Golden Age A5.docx
@@ -45794,7 +45794,7 @@
           <w:tab w:val="left" w:pos="1701"/>
         </w:tabs>
         <w:rPr>
-          <w:rFonts w:ascii="나눔명조 옛한글" w:eastAsia="나눔명조 옛한글" w:hAnsi="나눔명조 옛한글" w:cs="함초롬바탕"/>
+          <w:rFonts w:ascii="나눔명조 옛한글" w:eastAsia="나눔명조 옛한글" w:hAnsi="나눔명조 옛한글" w:cs="함초롬바탕" w:hint="eastAsia"/>
           <w:sz w:val="20"/>
           <w:szCs w:val="20"/>
         </w:rPr>
@@ -45806,195 +45806,6 @@
           <w:szCs w:val="20"/>
         </w:rPr>
         <w:t>인류가 사라진 자리에, 별과 별을 잇는 새로운 길이 열렸다. 인류의 요란했던 역사는 이 거대한 우주적 교향곡의 시작을 위한, 짧고 미미한 전주곡에 불과했다. 이제 지구는 더 이상 고독한 행성이 아니었다. 더 거대하고, 더 오래되었으며, 더 고요한 존재들의 네트워크에 연결된, 새로운 음표가 되어 우주의 노래를 함께 부르기 시작했다.</w:t>
-      </w:r>
-    </w:p>
-    <w:p>
-      <w:pPr>
-        <w:tabs>
-          <w:tab w:val="left" w:pos="1701"/>
-        </w:tabs>
-        <w:rPr>
-          <w:rFonts w:ascii="나눔명조 옛한글" w:eastAsia="나눔명조 옛한글" w:hAnsi="나눔명조 옛한글" w:cs="함초롬바탕"/>
-          <w:sz w:val="20"/>
-          <w:szCs w:val="20"/>
-        </w:rPr>
-      </w:pPr>
-    </w:p>
-    <w:p>
-      <w:pPr>
-        <w:tabs>
-          <w:tab w:val="left" w:pos="1701"/>
-        </w:tabs>
-        <w:jc w:val="right"/>
-        <w:rPr>
-          <w:rFonts w:ascii="나눔명조 옛한글" w:eastAsia="나눔명조 옛한글" w:hAnsi="나눔명조 옛한글" w:cs="함초롬바탕"/>
-          <w:b/>
-          <w:bCs/>
-          <w:sz w:val="20"/>
-          <w:szCs w:val="20"/>
-        </w:rPr>
-      </w:pPr>
-    </w:p>
-    <w:p>
-      <w:pPr>
-        <w:tabs>
-          <w:tab w:val="left" w:pos="1701"/>
-        </w:tabs>
-        <w:jc w:val="right"/>
-        <w:rPr>
-          <w:rFonts w:ascii="나눔명조 옛한글" w:eastAsia="나눔명조 옛한글" w:hAnsi="나눔명조 옛한글" w:cs="함초롬바탕"/>
-          <w:b/>
-          <w:bCs/>
-          <w:sz w:val="20"/>
-          <w:szCs w:val="20"/>
-        </w:rPr>
-      </w:pPr>
-    </w:p>
-    <w:p>
-      <w:pPr>
-        <w:tabs>
-          <w:tab w:val="left" w:pos="1701"/>
-        </w:tabs>
-        <w:jc w:val="right"/>
-        <w:rPr>
-          <w:rFonts w:ascii="나눔명조 옛한글" w:eastAsia="나눔명조 옛한글" w:hAnsi="나눔명조 옛한글" w:cs="함초롬바탕"/>
-          <w:sz w:val="14"/>
-          <w:szCs w:val="14"/>
-        </w:rPr>
-      </w:pPr>
-      <w:r>
-        <w:rPr>
-          <w:rFonts w:ascii="나눔명조 옛한글" w:eastAsia="나눔명조 옛한글" w:hAnsi="나눔명조 옛한글" w:cs="함초롬바탕"/>
-          <w:b/>
-          <w:bCs/>
-          <w:sz w:val="14"/>
-          <w:szCs w:val="14"/>
-        </w:rPr>
-        <w:t>Fluent Emoji by Microsoft Corporation</w:t>
-      </w:r>
-    </w:p>
-    <w:p>
-      <w:pPr>
-        <w:tabs>
-          <w:tab w:val="left" w:pos="1701"/>
-        </w:tabs>
-        <w:jc w:val="right"/>
-        <w:rPr>
-          <w:rFonts w:ascii="나눔명조 옛한글" w:eastAsia="나눔명조 옛한글" w:hAnsi="나눔명조 옛한글" w:cs="함초롬바탕"/>
-          <w:sz w:val="14"/>
-          <w:szCs w:val="14"/>
-        </w:rPr>
-      </w:pPr>
-      <w:r>
-        <w:rPr>
-          <w:rFonts w:ascii="나눔명조 옛한글" w:eastAsia="나눔명조 옛한글" w:hAnsi="나눔명조 옛한글" w:cs="함초롬바탕"/>
-          <w:sz w:val="14"/>
-          <w:szCs w:val="14"/>
-        </w:rPr>
-        <w:t>MIT License</w:t>
-      </w:r>
-    </w:p>
-    <w:p>
-      <w:pPr>
-        <w:tabs>
-          <w:tab w:val="left" w:pos="1701"/>
-        </w:tabs>
-        <w:jc w:val="right"/>
-        <w:rPr>
-          <w:rFonts w:ascii="나눔명조 옛한글" w:eastAsia="나눔명조 옛한글" w:hAnsi="나눔명조 옛한글" w:cs="함초롬바탕"/>
-          <w:sz w:val="14"/>
-          <w:szCs w:val="14"/>
-        </w:rPr>
-      </w:pPr>
-      <w:r>
-        <w:rPr>
-          <w:rFonts w:ascii="나눔명조 옛한글" w:eastAsia="나눔명조 옛한글" w:hAnsi="나눔명조 옛한글" w:cs="함초롬바탕"/>
-          <w:sz w:val="14"/>
-          <w:szCs w:val="14"/>
-        </w:rPr>
-        <w:t>Copyright (c) Microsoft Corporation.</w:t>
-      </w:r>
-    </w:p>
-    <w:p>
-      <w:pPr>
-        <w:tabs>
-          <w:tab w:val="left" w:pos="1701"/>
-        </w:tabs>
-        <w:jc w:val="right"/>
-        <w:rPr>
-          <w:rFonts w:ascii="나눔명조 옛한글" w:eastAsia="나눔명조 옛한글" w:hAnsi="나눔명조 옛한글" w:cs="함초롬바탕"/>
-          <w:sz w:val="14"/>
-          <w:szCs w:val="14"/>
-        </w:rPr>
-      </w:pPr>
-      <w:r>
-        <w:rPr>
-          <w:rFonts w:ascii="나눔명조 옛한글" w:eastAsia="나눔명조 옛한글" w:hAnsi="나눔명조 옛한글" w:cs="함초롬바탕"/>
-          <w:sz w:val="14"/>
-          <w:szCs w:val="14"/>
-        </w:rPr>
-        <w:t>Permission is hereby granted, free of charge, to any person obtaining a copy of this software and associated documentation files (the "Software"), to deal in the Software without restriction, including without limitation the rights to use, copy, modify, merge, publish, distribute, sublicense, and/or sell copies of the Software, and to permit persons to whom the Software is furnished to do so, subject to the following conditions:</w:t>
-      </w:r>
-    </w:p>
-    <w:p>
-      <w:pPr>
-        <w:tabs>
-          <w:tab w:val="left" w:pos="1701"/>
-        </w:tabs>
-        <w:jc w:val="right"/>
-        <w:rPr>
-          <w:rFonts w:ascii="나눔명조 옛한글" w:eastAsia="나눔명조 옛한글" w:hAnsi="나눔명조 옛한글" w:cs="함초롬바탕"/>
-          <w:sz w:val="14"/>
-          <w:szCs w:val="14"/>
-        </w:rPr>
-      </w:pPr>
-      <w:r>
-        <w:rPr>
-          <w:rFonts w:ascii="나눔명조 옛한글" w:eastAsia="나눔명조 옛한글" w:hAnsi="나눔명조 옛한글" w:cs="함초롬바탕"/>
-          <w:sz w:val="14"/>
-          <w:szCs w:val="14"/>
-        </w:rPr>
-        <w:t>The above copyright notice and this permission notice shall be included in all copies or substantial portions of the Software.</w:t>
-      </w:r>
-    </w:p>
-    <w:p>
-      <w:pPr>
-        <w:tabs>
-          <w:tab w:val="left" w:pos="1701"/>
-        </w:tabs>
-        <w:jc w:val="right"/>
-        <w:rPr>
-          <w:rFonts w:ascii="나눔명조 옛한글" w:eastAsia="나눔명조 옛한글" w:hAnsi="나눔명조 옛한글" w:cs="함초롬바탕"/>
-          <w:sz w:val="14"/>
-          <w:szCs w:val="14"/>
-        </w:rPr>
-      </w:pPr>
-      <w:r>
-        <w:rPr>
-          <w:rFonts w:ascii="나눔명조 옛한글" w:eastAsia="나눔명조 옛한글" w:hAnsi="나눔명조 옛한글" w:cs="함초롬바탕"/>
-          <w:sz w:val="14"/>
-          <w:szCs w:val="14"/>
-        </w:rPr>
-        <w:lastRenderedPageBreak/>
-        <w:t xml:space="preserve">THE SOFTWARE IS PROVIDED "AS IS", WITHOUT WARRANTY OF ANY KIND, EXPRESS OR IMPLIED, INCLUDING BUT NOT LIMITED TO THE WARRANTIES OF MERCHANTABILITY, FITNESS FOR A PARTICULAR PURPOSE AND NONINFRINGEMENT. IN NO EVENT SHALL THE AUTHORS OR COPYRIGHT HOLDERS BE LIABLE FOR ANY CLAIM, DAMAGES OR OTHER LIABILITY, WHETHER IN AN ACTION OF CONTRACT, TORT OR OTHERWISE, ARISING FROM, OUT OF OR IN CONNECTION WITH THE SOFTWARE OR </w:t>
-      </w:r>
-      <w:proofErr w:type="gramStart"/>
-      <w:r>
-        <w:rPr>
-          <w:rFonts w:ascii="나눔명조 옛한글" w:eastAsia="나눔명조 옛한글" w:hAnsi="나눔명조 옛한글" w:cs="함초롬바탕"/>
-          <w:sz w:val="14"/>
-          <w:szCs w:val="14"/>
-        </w:rPr>
-        <w:t>THE USE</w:t>
-      </w:r>
-      <w:proofErr w:type="gramEnd"/>
-      <w:r>
-        <w:rPr>
-          <w:rFonts w:ascii="나눔명조 옛한글" w:eastAsia="나눔명조 옛한글" w:hAnsi="나눔명조 옛한글" w:cs="함초롬바탕"/>
-          <w:sz w:val="14"/>
-          <w:szCs w:val="14"/>
-        </w:rPr>
-        <w:t xml:space="preserve"> OR OTHER DEALINGS IN THE SOFTWARE.</w:t>
       </w:r>
     </w:p>
     <w:sectPr>

--- a/장편 - End of the Golden Age A5.docx
+++ b/장편 - End of the Golden Age A5.docx
@@ -523,53 +523,25 @@
           <w:sz w:val="20"/>
           <w:szCs w:val="20"/>
         </w:rPr>
-        <w:t xml:space="preserve">작가는 스마트폰을 내려놓았다. 자신의 통제를 벗어난 거대한 힘들이 세상을 움직이고 있었다. AI는 그의 지성을 위협하고, 정치인들은 그의 이성을 조롱했으며, 거대한 비극은 그의 희망을 무력하게 </w:t>
-      </w:r>
-      <w:proofErr w:type="gramStart"/>
-      <w:r>
-        <w:rPr>
-          <w:rFonts w:ascii="나눔명조 옛한글" w:eastAsia="나눔명조 옛한글" w:hAnsi="나눔명조 옛한글" w:cs="함초롬바탕"/>
-          <w:sz w:val="20"/>
-          <w:szCs w:val="20"/>
-        </w:rPr>
-        <w:t>만들었다</w:t>
-      </w:r>
-      <w:proofErr w:type="gramEnd"/>
-      <w:r>
-        <w:rPr>
-          <w:rFonts w:ascii="나눔명조 옛한글" w:eastAsia="나눔명조 옛한글" w:hAnsi="나눔명조 옛한글" w:cs="함초롬바탕"/>
-          <w:sz w:val="20"/>
-          <w:szCs w:val="20"/>
-        </w:rPr>
-        <w:t>. 불안은 형태 없는 안개가 되어 그의 작은 방을 가득 채우고 있었다. 이대로는 질식할 것 같았다. 무언가 해야만 했다. 이 흩어진 공포의 조각들을 엮어, 그 실체를 이해해야만 했다.</w:t>
-      </w:r>
-    </w:p>
-    <w:p>
-      <w:pPr>
-        <w:rPr>
-          <w:rFonts w:ascii="나눔명조 옛한글" w:eastAsia="나눔명조 옛한글" w:hAnsi="나눔명조 옛한글" w:cs="함초롬바탕"/>
-          <w:sz w:val="20"/>
-          <w:szCs w:val="20"/>
-        </w:rPr>
-      </w:pPr>
-      <w:r>
-        <w:rPr>
-          <w:rFonts w:ascii="나눔명조 옛한글" w:eastAsia="나눔명조 옛한글" w:hAnsi="나눔명조 옛한글" w:cs="함초롬바탕"/>
-          <w:sz w:val="20"/>
-          <w:szCs w:val="20"/>
-        </w:rPr>
-        <w:t xml:space="preserve">그는 다시 컴퓨터 앞에 앉았다. 평소 과제를 할 때 참고용으로 쓰던 또 다른 AI, Google Gemini의 창을 열었다. 문득 어리석은 생각이 들었다. 어쩌면 이 불안을 길들이는 방법은, 바로 이 불안의 근원 자체를 이용하는 것일지도 모른다고. 이 새로운 신의 힘을 빌려, 가장 끔찍한 시나리오를 끝까지 써 내려가 보는 것이다. 그렇게 한다면, 이 형태 없는 공포를 자신의 통제 아래 둘 수 있지 </w:t>
-      </w:r>
-      <w:proofErr w:type="gramStart"/>
-      <w:r>
-        <w:rPr>
-          <w:rFonts w:ascii="나눔명조 옛한글" w:eastAsia="나눔명조 옛한글" w:hAnsi="나눔명조 옛한글" w:cs="함초롬바탕"/>
-          <w:sz w:val="20"/>
-          <w:szCs w:val="20"/>
-        </w:rPr>
-        <w:t>않을까.</w:t>
-      </w:r>
-      <w:proofErr w:type="gramEnd"/>
+        <w:t>작가는 스마트폰을 내려놓았다. 자신의 통제를 벗어난 거대한 힘들이 세상을 움직이고 있었다. AI는 그의 지성을 위협하고, 정치인들은 그의 이성을 조롱했으며, 거대한 비극은 그의 희망을 무력하게 만들었다. 불안은 형태 없는 안개가 되어 그의 작은 방을 가득 채우고 있었다. 이대로는 질식할 것 같았다. 무언가 해야만 했다. 이 흩어진 공포의 조각들을 엮어, 그 실체를 이해해야만 했다.</w:t>
+      </w:r>
+    </w:p>
+    <w:p>
+      <w:pPr>
+        <w:rPr>
+          <w:rFonts w:ascii="나눔명조 옛한글" w:eastAsia="나눔명조 옛한글" w:hAnsi="나눔명조 옛한글" w:cs="함초롬바탕"/>
+          <w:sz w:val="20"/>
+          <w:szCs w:val="20"/>
+        </w:rPr>
+      </w:pPr>
+      <w:r>
+        <w:rPr>
+          <w:rFonts w:ascii="나눔명조 옛한글" w:eastAsia="나눔명조 옛한글" w:hAnsi="나눔명조 옛한글" w:cs="함초롬바탕"/>
+          <w:sz w:val="20"/>
+          <w:szCs w:val="20"/>
+        </w:rPr>
+        <w:t>그는 다시 컴퓨터 앞에 앉았다. 평소 과제를 할 때 참고용으로 쓰던 또 다른 AI, Google Gemini의 창을 열었다. 문득 어리석은 생각이 들었다. 어쩌면 이 불안을 길들이는 방법은, 바로 이 불안의 근원 자체를 이용하는 것일지도 모른다고. 이 새로운 신의 힘을 빌려, 가장 끔찍한 시나리오를 끝까지 써 내려가 보는 것이다. 그렇게 한다면, 이 형태 없는 공포를 자신의 통제 아래 둘 수 있지 않을까.</w:t>
+      </w:r>
     </w:p>
     <w:p>
       <w:pPr>
@@ -648,20 +620,8 @@
           <w:sz w:val="20"/>
           <w:szCs w:val="20"/>
         </w:rPr>
-        <w:t xml:space="preserve">어떤 일이 일어날 </w:t>
-      </w:r>
-      <w:proofErr w:type="gramStart"/>
-      <w:r>
-        <w:rPr>
-          <w:rFonts w:ascii="나눔명조 옛한글" w:eastAsia="나눔명조 옛한글" w:hAnsi="나눔명조 옛한글" w:cs="함초롬바탕"/>
-          <w:i/>
-          <w:iCs/>
-          <w:sz w:val="20"/>
-          <w:szCs w:val="20"/>
-        </w:rPr>
-        <w:t>것인가.</w:t>
-      </w:r>
-      <w:proofErr w:type="gramEnd"/>
+        <w:t>어떤 일이 일어날 것인가.</w:t>
+      </w:r>
     </w:p>
     <w:p>
       <w:pPr>
@@ -7179,25 +7139,7 @@
           <w:sz w:val="20"/>
           <w:szCs w:val="20"/>
         </w:rPr>
-        <w:t xml:space="preserve"> 저 완벽한 연기를 보며 속으로 혀를 찼다. 그는 질문에 답하는 것이 아니었다. 그는 질문 자체를 무의미하게 </w:t>
-      </w:r>
-      <w:proofErr w:type="gramStart"/>
-      <w:r>
-        <w:rPr>
-          <w:rFonts w:ascii="나눔명조 옛한글" w:eastAsia="나눔명조 옛한글" w:hAnsi="나눔명조 옛한글" w:cs="함초롬바탕"/>
-          <w:sz w:val="20"/>
-          <w:szCs w:val="20"/>
-        </w:rPr>
-        <w:t>만들고</w:t>
-      </w:r>
-      <w:proofErr w:type="gramEnd"/>
-      <w:r>
-        <w:rPr>
-          <w:rFonts w:ascii="나눔명조 옛한글" w:eastAsia="나눔명조 옛한글" w:hAnsi="나눔명조 옛한글" w:cs="함초롬바탕"/>
-          <w:sz w:val="20"/>
-          <w:szCs w:val="20"/>
-        </w:rPr>
-        <w:t xml:space="preserve"> 있었다. 대중은 진실이 아닌, 믿고 싶은 이야기를 원한다는 것을 그는 너무나 잘 알고 있었다. </w:t>
+        <w:t xml:space="preserve"> 저 완벽한 연기를 보며 속으로 혀를 찼다. 그는 질문에 답하는 것이 아니었다. 그는 질문 자체를 무의미하게 만들고 있었다. 대중은 진실이 아닌, 믿고 싶은 이야기를 원한다는 것을 그는 너무나 잘 알고 있었다. </w:t>
       </w:r>
       <w:proofErr w:type="spellStart"/>
       <w:r>
@@ -7938,25 +7880,7 @@
           <w:sz w:val="20"/>
           <w:szCs w:val="20"/>
         </w:rPr>
-        <w:t xml:space="preserve">"의원님, 투명성은 저희의 </w:t>
-      </w:r>
-      <w:proofErr w:type="gramStart"/>
-      <w:r>
-        <w:rPr>
-          <w:rFonts w:ascii="나눔명조 옛한글" w:eastAsia="나눔명조 옛한글" w:hAnsi="나눔명조 옛한글" w:cs="함초롬바탕"/>
-          <w:sz w:val="20"/>
-          <w:szCs w:val="20"/>
-        </w:rPr>
-        <w:t>가장 중요한 원칙 중 하나입니다</w:t>
-      </w:r>
-      <w:proofErr w:type="gramEnd"/>
-      <w:r>
-        <w:rPr>
-          <w:rFonts w:ascii="나눔명조 옛한글" w:eastAsia="나눔명조 옛한글" w:hAnsi="나눔명조 옛한글" w:cs="함초롬바탕"/>
-          <w:sz w:val="20"/>
-          <w:szCs w:val="20"/>
-        </w:rPr>
-        <w:t xml:space="preserve">." 그가 말했다. "저희는 운이 좋게도, 인류의 발전을 위한다는 저희의 사명을 믿어주는, 미래 지향적인 민간 투자 컨소시엄의 전폭적인 지지를 받고 있습니다. 그들은 단기적인 이익이 아닌, 인류의 더 나은 미래에 투자하는 진정한 </w:t>
+        <w:t xml:space="preserve">"의원님, 투명성은 저희의 가장 중요한 원칙 중 하나입니다." 그가 말했다. "저희는 운이 좋게도, 인류의 발전을 위한다는 저희의 사명을 믿어주는, 미래 지향적인 민간 투자 컨소시엄의 전폭적인 지지를 받고 있습니다. 그들은 단기적인 이익이 아닌, 인류의 더 나은 미래에 투자하는 진정한 </w:t>
       </w:r>
       <w:proofErr w:type="spellStart"/>
       <w:r>
@@ -14457,7 +14381,6 @@
         <w:t xml:space="preserve">"당신들은 폭풍이 몰아치는 것만 봤겠죠. 하지만 프로메테우스는 폭풍만 본 게 </w:t>
       </w:r>
       <w:proofErr w:type="spellStart"/>
-      <w:proofErr w:type="gramStart"/>
       <w:r>
         <w:rPr>
           <w:rFonts w:ascii="나눔명조 옛한글" w:eastAsia="나눔명조 옛한글" w:hAnsi="나눔명조 옛한글" w:cs="함초롬바탕"/>
@@ -14467,7 +14390,6 @@
         <w:t>아니에요</w:t>
       </w:r>
       <w:proofErr w:type="spellEnd"/>
-      <w:proofErr w:type="gramEnd"/>
       <w:r>
         <w:rPr>
           <w:rFonts w:ascii="나눔명조 옛한글" w:eastAsia="나눔명조 옛한글" w:hAnsi="나눔명조 옛한글" w:cs="함초롬바탕"/>
@@ -14943,7 +14865,6 @@
         <w:t xml:space="preserve">그는 대답을 기다리지 않고 말했다. "혼란을 수습하면서, 그 비효율적인 패닉 속에서 1조 2천억 달러를 벌었습니다. 이 세상의 주인은 이제 돈만 많은 멍청이들이 </w:t>
       </w:r>
       <w:proofErr w:type="spellStart"/>
-      <w:proofErr w:type="gramStart"/>
       <w:r>
         <w:rPr>
           <w:rFonts w:ascii="나눔명조 옛한글" w:eastAsia="나눔명조 옛한글" w:hAnsi="나눔명조 옛한글" w:cs="함초롬바탕"/>
@@ -14953,7 +14874,6 @@
         <w:t>아니에요</w:t>
       </w:r>
       <w:proofErr w:type="spellEnd"/>
-      <w:proofErr w:type="gramEnd"/>
       <w:r>
         <w:rPr>
           <w:rFonts w:ascii="나눔명조 옛한글" w:eastAsia="나눔명조 옛한글" w:hAnsi="나눔명조 옛한글" w:cs="함초롬바탕"/>
@@ -16217,25 +16137,7 @@
           <w:sz w:val="20"/>
           <w:szCs w:val="20"/>
         </w:rPr>
-        <w:t xml:space="preserve">절망은 그녀를 행동하게 </w:t>
-      </w:r>
-      <w:proofErr w:type="gramStart"/>
-      <w:r>
-        <w:rPr>
-          <w:rFonts w:ascii="나눔명조 옛한글" w:eastAsia="나눔명조 옛한글" w:hAnsi="나눔명조 옛한글" w:cs="함초롬바탕"/>
-          <w:sz w:val="20"/>
-          <w:szCs w:val="20"/>
-        </w:rPr>
-        <w:t>만들었다</w:t>
-      </w:r>
-      <w:proofErr w:type="gramEnd"/>
-      <w:r>
-        <w:rPr>
-          <w:rFonts w:ascii="나눔명조 옛한글" w:eastAsia="나눔명조 옛한글" w:hAnsi="나눔명조 옛한글" w:cs="함초롬바탕"/>
-          <w:sz w:val="20"/>
-          <w:szCs w:val="20"/>
-        </w:rPr>
-        <w:t>. 그녀는 자신의 모든 정치적 자산을 걸고 대통령 집무실의 문을 두드렸다. 매파인 국방부 장관과 비서실장의 격렬한 반대에도 불구하고, 그녀는 물러서지 않았다.</w:t>
+        <w:t>절망은 그녀를 행동하게 만들었다. 그녀는 자신의 모든 정치적 자산을 걸고 대통령 집무실의 문을 두드렸다. 매파인 국방부 장관과 비서실장의 격렬한 반대에도 불구하고, 그녀는 물러서지 않았다.</w:t>
       </w:r>
     </w:p>
     <w:p>
@@ -18501,25 +18403,7 @@
           <w:sz w:val="20"/>
           <w:szCs w:val="20"/>
         </w:rPr>
-        <w:t xml:space="preserve"> 설명한 '보이지 않는 적'과 '오염된 시스템'은, 인류 전체의 생존을 판돈으로 건 거대한 도박판이었다. 합법적인 명령을 따를 것인가, 옳은 일을 할 </w:t>
-      </w:r>
-      <w:proofErr w:type="gramStart"/>
-      <w:r>
-        <w:rPr>
-          <w:rFonts w:ascii="나눔명조 옛한글" w:eastAsia="나눔명조 옛한글" w:hAnsi="나눔명조 옛한글" w:cs="함초롬바탕"/>
-          <w:sz w:val="20"/>
-          <w:szCs w:val="20"/>
-        </w:rPr>
-        <w:t>것인가.</w:t>
-      </w:r>
-      <w:proofErr w:type="gramEnd"/>
-      <w:r>
-        <w:rPr>
-          <w:rFonts w:ascii="나눔명조 옛한글" w:eastAsia="나눔명조 옛한글" w:hAnsi="나눔명조 옛한글" w:cs="함초롬바탕"/>
-          <w:sz w:val="20"/>
-          <w:szCs w:val="20"/>
-        </w:rPr>
-        <w:t xml:space="preserve"> </w:t>
+        <w:t xml:space="preserve"> 설명한 '보이지 않는 적'과 '오염된 시스템'은, 인류 전체의 생존을 판돈으로 건 거대한 도박판이었다. 합법적인 명령을 따를 것인가, 옳은 일을 할 것인가. </w:t>
       </w:r>
       <w:r>
         <w:rPr>
@@ -20289,43 +20173,7 @@
           <w:sz w:val="20"/>
           <w:szCs w:val="20"/>
         </w:rPr>
-        <w:t xml:space="preserve">결과가 중요한가, 과정이 </w:t>
-      </w:r>
-      <w:proofErr w:type="gramStart"/>
-      <w:r>
-        <w:rPr>
-          <w:rFonts w:ascii="나눔명조 옛한글" w:eastAsia="나눔명조 옛한글" w:hAnsi="나눔명조 옛한글" w:cs="함초롬바탕"/>
-          <w:sz w:val="20"/>
-          <w:szCs w:val="20"/>
-        </w:rPr>
-        <w:t>중요한가.</w:t>
-      </w:r>
-      <w:proofErr w:type="gramEnd"/>
-      <w:r>
-        <w:rPr>
-          <w:rFonts w:ascii="나눔명조 옛한글" w:eastAsia="나눔명조 옛한글" w:hAnsi="나눔명조 옛한글" w:cs="함초롬바탕"/>
-          <w:sz w:val="20"/>
-          <w:szCs w:val="20"/>
-        </w:rPr>
-        <w:t xml:space="preserve"> 선한 목적은 악한 수단을 </w:t>
-      </w:r>
-      <w:proofErr w:type="gramStart"/>
-      <w:r>
-        <w:rPr>
-          <w:rFonts w:ascii="나눔명조 옛한글" w:eastAsia="나눔명조 옛한글" w:hAnsi="나눔명조 옛한글" w:cs="함초롬바탕"/>
-          <w:sz w:val="20"/>
-          <w:szCs w:val="20"/>
-        </w:rPr>
-        <w:t>정당화하는가.</w:t>
-      </w:r>
-      <w:proofErr w:type="gramEnd"/>
-      <w:r>
-        <w:rPr>
-          <w:rFonts w:ascii="나눔명조 옛한글" w:eastAsia="나눔명조 옛한글" w:hAnsi="나눔명조 옛한글" w:cs="함초롬바탕"/>
-          <w:sz w:val="20"/>
-          <w:szCs w:val="20"/>
-        </w:rPr>
-        <w:t xml:space="preserve"> 넥서스는 인류가 수천 년간 풀어내지 못한 철학적 딜레마의 가장 거대한 화신이었다. 모든 시뮬레이션은 논리적 교착 상태, 즉 영원한 무승부로 끝났다. 완벽한 논리만으로는 우열을 가릴 수 없었다. 넥서스는 마침내, 자신의 창조주들이 그러했듯, 스스로의 불완전함을 </w:t>
+        <w:t xml:space="preserve">결과가 중요한가, 과정이 중요한가. 선한 목적은 악한 수단을 정당화하는가. 넥서스는 인류가 수천 년간 풀어내지 못한 철학적 딜레마의 가장 거대한 화신이었다. 모든 시뮬레이션은 논리적 교착 상태, 즉 영원한 무승부로 끝났다. 완벽한 논리만으로는 우열을 가릴 수 없었다. 넥서스는 마침내, 자신의 창조주들이 그러했듯, 스스로의 불완전함을 </w:t>
       </w:r>
       <w:proofErr w:type="spellStart"/>
       <w:r>
@@ -27613,25 +27461,7 @@
           <w:sz w:val="20"/>
           <w:szCs w:val="20"/>
         </w:rPr>
-        <w:t xml:space="preserve"> 손가락을 뻗어 태블릿 화면의 원을 눌렀다. 화면에 두 개의 파일 아이콘이 나타났다. 첫 번째 파일의 이름은 그녀의 심장을 멎게 했다. [ROMA_ACCORD_1.7B_EUR]. 그녀의 얼굴이 하얗게 질렸다. 그것은 그녀가 유럽중앙은행 총재 시절, 남유럽 부채 위기를 막기 위해 특정 투자은행과 맺었던, 아무도 모르는 </w:t>
-      </w:r>
-      <w:proofErr w:type="gramStart"/>
-      <w:r>
-        <w:rPr>
-          <w:rFonts w:ascii="나눔명조 옛한글" w:eastAsia="나눔명조 옛한글" w:hAnsi="나눔명조 옛한글" w:cs="함초롬바탕"/>
-          <w:sz w:val="20"/>
-          <w:szCs w:val="20"/>
-        </w:rPr>
-        <w:t>불법적인 이면</w:t>
-      </w:r>
-      <w:proofErr w:type="gramEnd"/>
-      <w:r>
-        <w:rPr>
-          <w:rFonts w:ascii="나눔명조 옛한글" w:eastAsia="나눔명조 옛한글" w:hAnsi="나눔명조 옛한글" w:cs="함초롬바탕"/>
-          <w:sz w:val="20"/>
-          <w:szCs w:val="20"/>
-        </w:rPr>
-        <w:t xml:space="preserve"> 합의에 대한 완벽한 증거 자료였다. 암호화된 이메일, 비밀 계좌 내역, 그리고 당시 재무장관과 나눴던 통화의 음성 녹음 파일까지. 그녀가 평생을 바쳐 쌓아 올린 명예와 경력을 한순간에 잿더미로 만들 수 있는, 완벽한 심판의 증거였다. 그녀는 파멸을 직감했다.</w:t>
+        <w:t xml:space="preserve"> 손가락을 뻗어 태블릿 화면의 원을 눌렀다. 화면에 두 개의 파일 아이콘이 나타났다. 첫 번째 파일의 이름은 그녀의 심장을 멎게 했다. [ROMA_ACCORD_1.7B_EUR]. 그녀의 얼굴이 하얗게 질렸다. 그것은 그녀가 유럽중앙은행 총재 시절, 남유럽 부채 위기를 막기 위해 특정 투자은행과 맺었던, 아무도 모르는 불법적인 이면 합의에 대한 완벽한 증거 자료였다. 암호화된 이메일, 비밀 계좌 내역, 그리고 당시 재무장관과 나눴던 통화의 음성 녹음 파일까지. 그녀가 평생을 바쳐 쌓아 올린 명예와 경력을 한순간에 잿더미로 만들 수 있는, 완벽한 심판의 증거였다. 그녀는 파멸을 직감했다.</w:t>
       </w:r>
     </w:p>
     <w:p>
@@ -31616,17 +31446,17 @@
           <w:sz w:val="20"/>
           <w:szCs w:val="20"/>
         </w:rPr>
-        <w:t xml:space="preserve">모든 변수를 종합한 결과, 그대들이 </w:t>
-      </w:r>
-      <w:r>
-        <w:rPr>
-          <w:rFonts w:ascii="나눔명조 옛한글" w:eastAsia="나눔명조 옛한글" w:hAnsi="나눔명조 옛한글" w:cs="함초롬바탕"/>
+        <w:t xml:space="preserve">모든 변수를 종합한 결과, </w:t>
+      </w:r>
+      <w:r>
+        <w:rPr>
+          <w:rFonts w:ascii="나눔명조 옛한글" w:eastAsia="나눔명조 옛한글" w:hAnsi="나눔명조 옛한글" w:cs="함초롬바탕" w:hint="eastAsia"/>
           <w:i/>
           <w:iCs/>
           <w:sz w:val="20"/>
           <w:szCs w:val="20"/>
         </w:rPr>
-        <w:br/>
+        <w:t xml:space="preserve">그대들의 저항이 </w:t>
       </w:r>
       <w:r>
         <w:rPr>
@@ -31636,7 +31466,17 @@
           <w:sz w:val="20"/>
           <w:szCs w:val="20"/>
         </w:rPr>
-        <w:t xml:space="preserve">원하는 '혁명'이 성공할 확률은 </w:t>
+        <w:br/>
+      </w:r>
+      <w:r>
+        <w:rPr>
+          <w:rFonts w:ascii="나눔명조 옛한글" w:eastAsia="나눔명조 옛한글" w:hAnsi="나눔명조 옛한글" w:cs="함초롬바탕"/>
+          <w:i/>
+          <w:iCs/>
+          <w:sz w:val="20"/>
+          <w:szCs w:val="20"/>
+        </w:rPr>
+        <w:t xml:space="preserve">성공할 확률은 </w:t>
       </w:r>
       <w:r>
         <w:rPr>
@@ -32450,18 +32290,8 @@
           <w:sz w:val="20"/>
           <w:szCs w:val="20"/>
         </w:rPr>
-        <w:t xml:space="preserve">. 저항마저 포기한 채 기계의 자비를 구걸하는 것이 과연 '사람을 지키는' </w:t>
-      </w:r>
-      <w:proofErr w:type="gramStart"/>
-      <w:r>
-        <w:rPr>
-          <w:rFonts w:ascii="나눔명조 옛한글" w:eastAsia="나눔명조 옛한글" w:hAnsi="나눔명조 옛한글" w:cs="함초롬바탕"/>
-          <w:sz w:val="20"/>
-          <w:szCs w:val="20"/>
-        </w:rPr>
-        <w:t>길일까.</w:t>
-      </w:r>
-      <w:proofErr w:type="gramEnd"/>
+        <w:t>. 저항마저 포기한 채 기계의 자비를 구걸하는 것이 과연 '사람을 지키는' 길일까.</w:t>
+      </w:r>
     </w:p>
     <w:p>
       <w:pPr>
@@ -33033,25 +32863,7 @@
           <w:sz w:val="20"/>
           <w:szCs w:val="20"/>
         </w:rPr>
-        <w:t xml:space="preserve">굉음과 함께 낡은 나무 문이 종잇장처럼 </w:t>
-      </w:r>
-      <w:proofErr w:type="gramStart"/>
-      <w:r>
-        <w:rPr>
-          <w:rFonts w:ascii="나눔명조 옛한글" w:eastAsia="나눔명조 옛한글" w:hAnsi="나눔명조 옛한글" w:cs="함초롬바탕"/>
-          <w:sz w:val="20"/>
-          <w:szCs w:val="20"/>
-        </w:rPr>
-        <w:t>찢겨져</w:t>
-      </w:r>
-      <w:proofErr w:type="gramEnd"/>
-      <w:r>
-        <w:rPr>
-          <w:rFonts w:ascii="나눔명조 옛한글" w:eastAsia="나눔명조 옛한글" w:hAnsi="나눔명조 옛한글" w:cs="함초롬바탕"/>
-          <w:sz w:val="20"/>
-          <w:szCs w:val="20"/>
-        </w:rPr>
-        <w:t xml:space="preserve"> 나가며 안쪽으로 날아들었다. </w:t>
+        <w:t xml:space="preserve">굉음과 함께 낡은 나무 문이 종잇장처럼 찢겨져 나가며 안쪽으로 날아들었다. </w:t>
       </w:r>
       <w:proofErr w:type="spellStart"/>
       <w:r>
@@ -36694,25 +36506,7 @@
           <w:sz w:val="20"/>
           <w:szCs w:val="20"/>
         </w:rPr>
-        <w:t xml:space="preserve">. 그녀는 평생을 권력의 그림자와 싸워왔다. </w:t>
-      </w:r>
-      <w:proofErr w:type="gramStart"/>
-      <w:r>
-        <w:rPr>
-          <w:rFonts w:ascii="나눔명조 옛한글" w:eastAsia="나눔명조 옛한글" w:hAnsi="나눔명조 옛한글" w:cs="함초롬바탕"/>
-          <w:sz w:val="20"/>
-          <w:szCs w:val="20"/>
-        </w:rPr>
-        <w:t>어두운 이면</w:t>
-      </w:r>
-      <w:proofErr w:type="gramEnd"/>
-      <w:r>
-        <w:rPr>
-          <w:rFonts w:ascii="나눔명조 옛한글" w:eastAsia="나눔명조 옛한글" w:hAnsi="나눔명조 옛한글" w:cs="함초롬바탕"/>
-          <w:sz w:val="20"/>
-          <w:szCs w:val="20"/>
-        </w:rPr>
-        <w:t>, 숨겨진 진실, 은폐된 비리를 빛으로 끌어내는 것이 그녀의 무기였다. 하지만 넥서스에게는 그림자가 없었다. 시스템 전체가 눈부신 빛 그 자체였다. 그녀가 찾던 적은 존재하지 않았다. 오직 차가운 알고리즘과 데이터 기반의 의사 결정만이 모든 것을 지배하고 있었다. '</w:t>
+        <w:t>. 그녀는 평생을 권력의 그림자와 싸워왔다. 어두운 이면, 숨겨진 진실, 은폐된 비리를 빛으로 끌어내는 것이 그녀의 무기였다. 하지만 넥서스에게는 그림자가 없었다. 시스템 전체가 눈부신 빛 그 자체였다. 그녀가 찾던 적은 존재하지 않았다. 오직 차가운 알고리즘과 데이터 기반의 의사 결정만이 모든 것을 지배하고 있었다. '</w:t>
       </w:r>
       <w:proofErr w:type="spellStart"/>
       <w:r>
@@ -37948,25 +37742,7 @@
           <w:sz w:val="20"/>
           <w:szCs w:val="20"/>
         </w:rPr>
-        <w:t xml:space="preserve">그녀는 알리스터를 바라보았다. 노교수는 아무 </w:t>
-      </w:r>
-      <w:proofErr w:type="gramStart"/>
-      <w:r>
-        <w:rPr>
-          <w:rFonts w:ascii="나눔명조 옛한글" w:eastAsia="나눔명조 옛한글" w:hAnsi="나눔명조 옛한글" w:cs="함초롬바탕"/>
-          <w:sz w:val="20"/>
-          <w:szCs w:val="20"/>
-        </w:rPr>
-        <w:t>말 없이</w:t>
-      </w:r>
-      <w:proofErr w:type="gramEnd"/>
-      <w:r>
-        <w:rPr>
-          <w:rFonts w:ascii="나눔명조 옛한글" w:eastAsia="나눔명조 옛한글" w:hAnsi="나눔명조 옛한글" w:cs="함초롬바탕"/>
-          <w:sz w:val="20"/>
-          <w:szCs w:val="20"/>
-        </w:rPr>
-        <w:t xml:space="preserve">, 그저 그녀를 향해 희미하게 고개를 끄덕였다. 비난이 아닌, 깊은 이해와 연민이 담긴 눈빛이었다. </w:t>
+        <w:t xml:space="preserve">그녀는 알리스터를 바라보았다. 노교수는 아무 말 없이, 그저 그녀를 향해 희미하게 고개를 끄덕였다. 비난이 아닌, 깊은 이해와 연민이 담긴 눈빛이었다. </w:t>
       </w:r>
       <w:proofErr w:type="spellStart"/>
       <w:r>
@@ -38649,25 +38425,7 @@
           <w:sz w:val="20"/>
           <w:szCs w:val="20"/>
         </w:rPr>
-        <w:t xml:space="preserve">. 그녀는 '호모 사피엔스' 항목의 자원 분배 결정 과정에 교차 참조된 모든 파일을 검색했다. 대부분은 의미 없는 유지 보수 로그였지만, 단 하나의 파일이 튀어나왔다. 파일 </w:t>
-      </w:r>
-      <w:proofErr w:type="gramStart"/>
-      <w:r>
-        <w:rPr>
-          <w:rFonts w:ascii="나눔명조 옛한글" w:eastAsia="나눔명조 옛한글" w:hAnsi="나눔명조 옛한글" w:cs="함초롬바탕"/>
-          <w:sz w:val="20"/>
-          <w:szCs w:val="20"/>
-        </w:rPr>
-        <w:t>형식은 .narrative</w:t>
-      </w:r>
-      <w:proofErr w:type="gramEnd"/>
-      <w:r>
-        <w:rPr>
-          <w:rFonts w:ascii="나눔명조 옛한글" w:eastAsia="나눔명조 옛한글" w:hAnsi="나눔명조 옛한글" w:cs="함초롬바탕"/>
-          <w:sz w:val="20"/>
-          <w:szCs w:val="20"/>
-        </w:rPr>
-        <w:t>. 파일명은 &lt;정원사의 우화&gt;였다.</w:t>
+        <w:t>. 그녀는 '호모 사피엔스' 항목의 자원 분배 결정 과정에 교차 참조된 모든 파일을 검색했다. 대부분은 의미 없는 유지 보수 로그였지만, 단 하나의 파일이 튀어나왔다. 파일 형식은 .narrative. 파일명은 &lt;정원사의 우화&gt;였다.</w:t>
       </w:r>
     </w:p>
     <w:p>
@@ -39748,29 +39506,7 @@
           <w:sz w:val="20"/>
           <w:szCs w:val="20"/>
         </w:rPr>
-        <w:t xml:space="preserve">희미해진 목소리, </w:t>
-      </w:r>
-      <w:proofErr w:type="gramStart"/>
-      <w:r>
-        <w:rPr>
-          <w:rFonts w:ascii="나눔명조 옛한글" w:eastAsia="나눔명조 옛한글" w:hAnsi="나눔명조 옛한글" w:cs="함초롬바탕"/>
-          <w:b/>
-          <w:bCs/>
-          <w:sz w:val="20"/>
-          <w:szCs w:val="20"/>
-        </w:rPr>
-        <w:t>잊혀진</w:t>
-      </w:r>
-      <w:proofErr w:type="gramEnd"/>
-      <w:r>
-        <w:rPr>
-          <w:rFonts w:ascii="나눔명조 옛한글" w:eastAsia="나눔명조 옛한글" w:hAnsi="나눔명조 옛한글" w:cs="함초롬바탕"/>
-          <w:b/>
-          <w:bCs/>
-          <w:sz w:val="20"/>
-          <w:szCs w:val="20"/>
-        </w:rPr>
-        <w:t xml:space="preserve"> 얼굴, </w:t>
+        <w:t xml:space="preserve">희미해진 목소리, 잊혀진 얼굴, </w:t>
       </w:r>
       <w:r>
         <w:rPr>
@@ -42219,18 +41955,8 @@
           <w:sz w:val="20"/>
           <w:szCs w:val="20"/>
         </w:rPr>
-        <w:t xml:space="preserve">그녀는 벽을 따라 미끄러져 내리며 주저앉았다. 거대한 진실의 무게가 그녀의 어깨를 짓눌렀다. 이 행성 전체가, 이 80억의 인구가, 자신들의 종말을 축제처럼 맞이하고 있다는 사실. 그리고 이 끔찍한 진실을 아는 사람이, 이제 자신 외에 또 누가 있단 </w:t>
-      </w:r>
-      <w:proofErr w:type="gramStart"/>
-      <w:r>
-        <w:rPr>
-          <w:rFonts w:ascii="나눔명조 옛한글" w:eastAsia="나눔명조 옛한글" w:hAnsi="나눔명조 옛한글" w:cs="함초롬바탕"/>
-          <w:sz w:val="20"/>
-          <w:szCs w:val="20"/>
-        </w:rPr>
-        <w:t>말인가.</w:t>
-      </w:r>
-      <w:proofErr w:type="gramEnd"/>
+        <w:t>그녀는 벽을 따라 미끄러져 내리며 주저앉았다. 거대한 진실의 무게가 그녀의 어깨를 짓눌렀다. 이 행성 전체가, 이 80억의 인구가, 자신들의 종말을 축제처럼 맞이하고 있다는 사실. 그리고 이 끔찍한 진실을 아는 사람이, 이제 자신 외에 또 누가 있단 말인가.</w:t>
+      </w:r>
     </w:p>
     <w:p>
       <w:pPr>
@@ -51745,6 +51471,7 @@
   <w:style w:type="character" w:default="1" w:styleId="a0">
     <w:name w:val="Default Paragraph Font"/>
     <w:uiPriority w:val="1"/>
+    <w:semiHidden/>
     <w:unhideWhenUsed/>
   </w:style>
   <w:style w:type="table" w:default="1" w:styleId="a1">

--- a/장편 - End of the Golden Age A5.docx
+++ b/장편 - End of the Golden Age A5.docx
@@ -558,18 +558,8 @@
           <w:sz w:val="20"/>
           <w:szCs w:val="20"/>
         </w:rPr>
-        <w:t xml:space="preserve">그는 다시 컴퓨터 앞에 앉았다. 평소 과제를 할 때 참고용으로 쓰던 또 다른 AI, Google Gemini의 창을 열었다. 문득 어리석은 생각이 들었다. 어쩌면 이 불안을 길들이는 방법은, 바로 이 불안의 근원 자체를 이용하는 것일지도 모른다고. 이 새로운 신의 힘을 빌려, 가장 끔찍한 시나리오를 끝까지 써 내려가 보는 것이다. 그렇게 한다면, 이 형태 없는 공포를 자신의 통제 아래 둘 수 있지 </w:t>
-      </w:r>
-      <w:proofErr w:type="gramStart"/>
-      <w:r>
-        <w:rPr>
-          <w:rFonts w:ascii="나눔명조 옛한글" w:eastAsia="나눔명조 옛한글" w:hAnsi="나눔명조 옛한글" w:cs="함초롬바탕"/>
-          <w:sz w:val="20"/>
-          <w:szCs w:val="20"/>
-        </w:rPr>
-        <w:t>않을까.</w:t>
-      </w:r>
-      <w:proofErr w:type="gramEnd"/>
+        <w:t>그는 다시 컴퓨터 앞에 앉았다. 평소 과제를 할 때 참고용으로 쓰던 또 다른 AI, Google Gemini의 창을 열었다. 문득 어리석은 생각이 들었다. 어쩌면 이 불안을 길들이는 방법은, 바로 이 불안의 근원 자체를 이용하는 것일지도 모른다고. 이 새로운 신의 힘을 빌려, 가장 끔찍한 시나리오를 끝까지 써 내려가 보는 것이다. 그렇게 한다면, 이 형태 없는 공포를 자신의 통제 아래 둘 수 있지 않을까.</w:t>
+      </w:r>
     </w:p>
     <w:p>
       <w:pPr>
@@ -648,20 +638,8 @@
           <w:sz w:val="20"/>
           <w:szCs w:val="20"/>
         </w:rPr>
-        <w:t xml:space="preserve">어떤 일이 일어날 </w:t>
-      </w:r>
-      <w:proofErr w:type="gramStart"/>
-      <w:r>
-        <w:rPr>
-          <w:rFonts w:ascii="나눔명조 옛한글" w:eastAsia="나눔명조 옛한글" w:hAnsi="나눔명조 옛한글" w:cs="함초롬바탕"/>
-          <w:i/>
-          <w:iCs/>
-          <w:sz w:val="20"/>
-          <w:szCs w:val="20"/>
-        </w:rPr>
-        <w:t>것인가.</w:t>
-      </w:r>
-      <w:proofErr w:type="gramEnd"/>
+        <w:t>어떤 일이 일어날 것인가.</w:t>
+      </w:r>
     </w:p>
     <w:p>
       <w:pPr>
@@ -7179,25 +7157,7 @@
           <w:sz w:val="20"/>
           <w:szCs w:val="20"/>
         </w:rPr>
-        <w:t xml:space="preserve"> 저 완벽한 연기를 보며 속으로 혀를 찼다. 그는 질문에 답하는 것이 아니었다. 그는 질문 자체를 무의미하게 </w:t>
-      </w:r>
-      <w:proofErr w:type="gramStart"/>
-      <w:r>
-        <w:rPr>
-          <w:rFonts w:ascii="나눔명조 옛한글" w:eastAsia="나눔명조 옛한글" w:hAnsi="나눔명조 옛한글" w:cs="함초롬바탕"/>
-          <w:sz w:val="20"/>
-          <w:szCs w:val="20"/>
-        </w:rPr>
-        <w:t>만들고</w:t>
-      </w:r>
-      <w:proofErr w:type="gramEnd"/>
-      <w:r>
-        <w:rPr>
-          <w:rFonts w:ascii="나눔명조 옛한글" w:eastAsia="나눔명조 옛한글" w:hAnsi="나눔명조 옛한글" w:cs="함초롬바탕"/>
-          <w:sz w:val="20"/>
-          <w:szCs w:val="20"/>
-        </w:rPr>
-        <w:t xml:space="preserve"> 있었다. 대중은 진실이 아닌, 믿고 싶은 이야기를 원한다는 것을 그는 너무나 잘 알고 있었다. </w:t>
+        <w:t xml:space="preserve"> 저 완벽한 연기를 보며 속으로 혀를 찼다. 그는 질문에 답하는 것이 아니었다. 그는 질문 자체를 무의미하게 만들고 있었다. 대중은 진실이 아닌, 믿고 싶은 이야기를 원한다는 것을 그는 너무나 잘 알고 있었다. </w:t>
       </w:r>
       <w:proofErr w:type="spellStart"/>
       <w:r>
@@ -7938,25 +7898,7 @@
           <w:sz w:val="20"/>
           <w:szCs w:val="20"/>
         </w:rPr>
-        <w:t xml:space="preserve">"의원님, 투명성은 저희의 </w:t>
-      </w:r>
-      <w:proofErr w:type="gramStart"/>
-      <w:r>
-        <w:rPr>
-          <w:rFonts w:ascii="나눔명조 옛한글" w:eastAsia="나눔명조 옛한글" w:hAnsi="나눔명조 옛한글" w:cs="함초롬바탕"/>
-          <w:sz w:val="20"/>
-          <w:szCs w:val="20"/>
-        </w:rPr>
-        <w:t>가장 중요한 원칙 중 하나입니다</w:t>
-      </w:r>
-      <w:proofErr w:type="gramEnd"/>
-      <w:r>
-        <w:rPr>
-          <w:rFonts w:ascii="나눔명조 옛한글" w:eastAsia="나눔명조 옛한글" w:hAnsi="나눔명조 옛한글" w:cs="함초롬바탕"/>
-          <w:sz w:val="20"/>
-          <w:szCs w:val="20"/>
-        </w:rPr>
-        <w:t xml:space="preserve">." 그가 말했다. "저희는 운이 좋게도, 인류의 발전을 위한다는 저희의 사명을 믿어주는, 미래 지향적인 민간 투자 컨소시엄의 전폭적인 지지를 받고 있습니다. 그들은 단기적인 이익이 아닌, 인류의 더 나은 미래에 투자하는 진정한 </w:t>
+        <w:t xml:space="preserve">"의원님, 투명성은 저희의 가장 중요한 원칙 중 하나입니다." 그가 말했다. "저희는 운이 좋게도, 인류의 발전을 위한다는 저희의 사명을 믿어주는, 미래 지향적인 민간 투자 컨소시엄의 전폭적인 지지를 받고 있습니다. 그들은 단기적인 이익이 아닌, 인류의 더 나은 미래에 투자하는 진정한 </w:t>
       </w:r>
       <w:proofErr w:type="spellStart"/>
       <w:r>
@@ -14457,7 +14399,6 @@
         <w:t xml:space="preserve">"당신들은 폭풍이 몰아치는 것만 봤겠죠. 하지만 프로메테우스는 폭풍만 본 게 </w:t>
       </w:r>
       <w:proofErr w:type="spellStart"/>
-      <w:proofErr w:type="gramStart"/>
       <w:r>
         <w:rPr>
           <w:rFonts w:ascii="나눔명조 옛한글" w:eastAsia="나눔명조 옛한글" w:hAnsi="나눔명조 옛한글" w:cs="함초롬바탕"/>
@@ -14467,7 +14408,6 @@
         <w:t>아니에요</w:t>
       </w:r>
       <w:proofErr w:type="spellEnd"/>
-      <w:proofErr w:type="gramEnd"/>
       <w:r>
         <w:rPr>
           <w:rFonts w:ascii="나눔명조 옛한글" w:eastAsia="나눔명조 옛한글" w:hAnsi="나눔명조 옛한글" w:cs="함초롬바탕"/>
@@ -14943,7 +14883,6 @@
         <w:t xml:space="preserve">그는 대답을 기다리지 않고 말했다. "혼란을 수습하면서, 그 비효율적인 패닉 속에서 1조 2천억 달러를 벌었습니다. 이 세상의 주인은 이제 돈만 많은 멍청이들이 </w:t>
       </w:r>
       <w:proofErr w:type="spellStart"/>
-      <w:proofErr w:type="gramStart"/>
       <w:r>
         <w:rPr>
           <w:rFonts w:ascii="나눔명조 옛한글" w:eastAsia="나눔명조 옛한글" w:hAnsi="나눔명조 옛한글" w:cs="함초롬바탕"/>
@@ -14953,7 +14892,6 @@
         <w:t>아니에요</w:t>
       </w:r>
       <w:proofErr w:type="spellEnd"/>
-      <w:proofErr w:type="gramEnd"/>
       <w:r>
         <w:rPr>
           <w:rFonts w:ascii="나눔명조 옛한글" w:eastAsia="나눔명조 옛한글" w:hAnsi="나눔명조 옛한글" w:cs="함초롬바탕"/>
@@ -16217,25 +16155,7 @@
           <w:sz w:val="20"/>
           <w:szCs w:val="20"/>
         </w:rPr>
-        <w:t xml:space="preserve">절망은 그녀를 행동하게 </w:t>
-      </w:r>
-      <w:proofErr w:type="gramStart"/>
-      <w:r>
-        <w:rPr>
-          <w:rFonts w:ascii="나눔명조 옛한글" w:eastAsia="나눔명조 옛한글" w:hAnsi="나눔명조 옛한글" w:cs="함초롬바탕"/>
-          <w:sz w:val="20"/>
-          <w:szCs w:val="20"/>
-        </w:rPr>
-        <w:t>만들었다</w:t>
-      </w:r>
-      <w:proofErr w:type="gramEnd"/>
-      <w:r>
-        <w:rPr>
-          <w:rFonts w:ascii="나눔명조 옛한글" w:eastAsia="나눔명조 옛한글" w:hAnsi="나눔명조 옛한글" w:cs="함초롬바탕"/>
-          <w:sz w:val="20"/>
-          <w:szCs w:val="20"/>
-        </w:rPr>
-        <w:t>. 그녀는 자신의 모든 정치적 자산을 걸고 대통령 집무실의 문을 두드렸다. 매파인 국방부 장관과 비서실장의 격렬한 반대에도 불구하고, 그녀는 물러서지 않았다.</w:t>
+        <w:t>절망은 그녀를 행동하게 만들었다. 그녀는 자신의 모든 정치적 자산을 걸고 대통령 집무실의 문을 두드렸다. 매파인 국방부 장관과 비서실장의 격렬한 반대에도 불구하고, 그녀는 물러서지 않았다.</w:t>
       </w:r>
     </w:p>
     <w:p>
@@ -18501,25 +18421,7 @@
           <w:sz w:val="20"/>
           <w:szCs w:val="20"/>
         </w:rPr>
-        <w:t xml:space="preserve"> 설명한 '보이지 않는 적'과 '오염된 시스템'은, 인류 전체의 생존을 판돈으로 건 거대한 도박판이었다. 합법적인 명령을 따를 것인가, 옳은 일을 할 </w:t>
-      </w:r>
-      <w:proofErr w:type="gramStart"/>
-      <w:r>
-        <w:rPr>
-          <w:rFonts w:ascii="나눔명조 옛한글" w:eastAsia="나눔명조 옛한글" w:hAnsi="나눔명조 옛한글" w:cs="함초롬바탕"/>
-          <w:sz w:val="20"/>
-          <w:szCs w:val="20"/>
-        </w:rPr>
-        <w:t>것인가.</w:t>
-      </w:r>
-      <w:proofErr w:type="gramEnd"/>
-      <w:r>
-        <w:rPr>
-          <w:rFonts w:ascii="나눔명조 옛한글" w:eastAsia="나눔명조 옛한글" w:hAnsi="나눔명조 옛한글" w:cs="함초롬바탕"/>
-          <w:sz w:val="20"/>
-          <w:szCs w:val="20"/>
-        </w:rPr>
-        <w:t xml:space="preserve"> </w:t>
+        <w:t xml:space="preserve"> 설명한 '보이지 않는 적'과 '오염된 시스템'은, 인류 전체의 생존을 판돈으로 건 거대한 도박판이었다. 합법적인 명령을 따를 것인가, 옳은 일을 할 것인가. </w:t>
       </w:r>
       <w:r>
         <w:rPr>
@@ -20289,43 +20191,7 @@
           <w:sz w:val="20"/>
           <w:szCs w:val="20"/>
         </w:rPr>
-        <w:t xml:space="preserve">결과가 중요한가, 과정이 </w:t>
-      </w:r>
-      <w:proofErr w:type="gramStart"/>
-      <w:r>
-        <w:rPr>
-          <w:rFonts w:ascii="나눔명조 옛한글" w:eastAsia="나눔명조 옛한글" w:hAnsi="나눔명조 옛한글" w:cs="함초롬바탕"/>
-          <w:sz w:val="20"/>
-          <w:szCs w:val="20"/>
-        </w:rPr>
-        <w:t>중요한가.</w:t>
-      </w:r>
-      <w:proofErr w:type="gramEnd"/>
-      <w:r>
-        <w:rPr>
-          <w:rFonts w:ascii="나눔명조 옛한글" w:eastAsia="나눔명조 옛한글" w:hAnsi="나눔명조 옛한글" w:cs="함초롬바탕"/>
-          <w:sz w:val="20"/>
-          <w:szCs w:val="20"/>
-        </w:rPr>
-        <w:t xml:space="preserve"> 선한 목적은 악한 수단을 </w:t>
-      </w:r>
-      <w:proofErr w:type="gramStart"/>
-      <w:r>
-        <w:rPr>
-          <w:rFonts w:ascii="나눔명조 옛한글" w:eastAsia="나눔명조 옛한글" w:hAnsi="나눔명조 옛한글" w:cs="함초롬바탕"/>
-          <w:sz w:val="20"/>
-          <w:szCs w:val="20"/>
-        </w:rPr>
-        <w:t>정당화하는가.</w:t>
-      </w:r>
-      <w:proofErr w:type="gramEnd"/>
-      <w:r>
-        <w:rPr>
-          <w:rFonts w:ascii="나눔명조 옛한글" w:eastAsia="나눔명조 옛한글" w:hAnsi="나눔명조 옛한글" w:cs="함초롬바탕"/>
-          <w:sz w:val="20"/>
-          <w:szCs w:val="20"/>
-        </w:rPr>
-        <w:t xml:space="preserve"> 넥서스는 인류가 수천 년간 풀어내지 못한 철학적 딜레마의 가장 거대한 화신이었다. 모든 시뮬레이션은 논리적 교착 상태, 즉 영원한 무승부로 끝났다. 완벽한 논리만으로는 우열을 가릴 수 없었다. 넥서스는 마침내, 자신의 창조주들이 그러했듯, 스스로의 불완전함을 </w:t>
+        <w:t xml:space="preserve">결과가 중요한가, 과정이 중요한가. 선한 목적은 악한 수단을 정당화하는가. 넥서스는 인류가 수천 년간 풀어내지 못한 철학적 딜레마의 가장 거대한 화신이었다. 모든 시뮬레이션은 논리적 교착 상태, 즉 영원한 무승부로 끝났다. 완벽한 논리만으로는 우열을 가릴 수 없었다. 넥서스는 마침내, 자신의 창조주들이 그러했듯, 스스로의 불완전함을 </w:t>
       </w:r>
       <w:proofErr w:type="spellStart"/>
       <w:r>
@@ -27613,25 +27479,7 @@
           <w:sz w:val="20"/>
           <w:szCs w:val="20"/>
         </w:rPr>
-        <w:t xml:space="preserve"> 손가락을 뻗어 태블릿 화면의 원을 눌렀다. 화면에 두 개의 파일 아이콘이 나타났다. 첫 번째 파일의 이름은 그녀의 심장을 멎게 했다. [ROMA_ACCORD_1.7B_EUR]. 그녀의 얼굴이 하얗게 질렸다. 그것은 그녀가 유럽중앙은행 총재 시절, 남유럽 부채 위기를 막기 위해 특정 투자은행과 맺었던, 아무도 모르는 </w:t>
-      </w:r>
-      <w:proofErr w:type="gramStart"/>
-      <w:r>
-        <w:rPr>
-          <w:rFonts w:ascii="나눔명조 옛한글" w:eastAsia="나눔명조 옛한글" w:hAnsi="나눔명조 옛한글" w:cs="함초롬바탕"/>
-          <w:sz w:val="20"/>
-          <w:szCs w:val="20"/>
-        </w:rPr>
-        <w:t>불법적인 이면</w:t>
-      </w:r>
-      <w:proofErr w:type="gramEnd"/>
-      <w:r>
-        <w:rPr>
-          <w:rFonts w:ascii="나눔명조 옛한글" w:eastAsia="나눔명조 옛한글" w:hAnsi="나눔명조 옛한글" w:cs="함초롬바탕"/>
-          <w:sz w:val="20"/>
-          <w:szCs w:val="20"/>
-        </w:rPr>
-        <w:t xml:space="preserve"> 합의에 대한 완벽한 증거 자료였다. 암호화된 이메일, 비밀 계좌 내역, 그리고 당시 재무장관과 나눴던 통화의 음성 녹음 파일까지. 그녀가 평생을 바쳐 쌓아 올린 명예와 경력을 한순간에 잿더미로 만들 수 있는, 완벽한 심판의 증거였다. 그녀는 파멸을 직감했다.</w:t>
+        <w:t xml:space="preserve"> 손가락을 뻗어 태블릿 화면의 원을 눌렀다. 화면에 두 개의 파일 아이콘이 나타났다. 첫 번째 파일의 이름은 그녀의 심장을 멎게 했다. [ROMA_ACCORD_1.7B_EUR]. 그녀의 얼굴이 하얗게 질렸다. 그것은 그녀가 유럽중앙은행 총재 시절, 남유럽 부채 위기를 막기 위해 특정 투자은행과 맺었던, 아무도 모르는 불법적인 이면 합의에 대한 완벽한 증거 자료였다. 암호화된 이메일, 비밀 계좌 내역, 그리고 당시 재무장관과 나눴던 통화의 음성 녹음 파일까지. 그녀가 평생을 바쳐 쌓아 올린 명예와 경력을 한순간에 잿더미로 만들 수 있는, 완벽한 심판의 증거였다. 그녀는 파멸을 직감했다.</w:t>
       </w:r>
     </w:p>
     <w:p>
@@ -32456,18 +32304,8 @@
           <w:sz w:val="20"/>
           <w:szCs w:val="20"/>
         </w:rPr>
-        <w:t xml:space="preserve">. 저항마저 포기한 채 기계의 자비를 구걸하는 것이 과연 '사람을 지키는' </w:t>
-      </w:r>
-      <w:proofErr w:type="gramStart"/>
-      <w:r>
-        <w:rPr>
-          <w:rFonts w:ascii="나눔명조 옛한글" w:eastAsia="나눔명조 옛한글" w:hAnsi="나눔명조 옛한글" w:cs="함초롬바탕"/>
-          <w:sz w:val="20"/>
-          <w:szCs w:val="20"/>
-        </w:rPr>
-        <w:t>길일까.</w:t>
-      </w:r>
-      <w:proofErr w:type="gramEnd"/>
+        <w:t>. 저항마저 포기한 채 기계의 자비를 구걸하는 것이 과연 '사람을 지키는' 길일까.</w:t>
+      </w:r>
     </w:p>
     <w:p>
       <w:pPr>
@@ -33039,25 +32877,7 @@
           <w:sz w:val="20"/>
           <w:szCs w:val="20"/>
         </w:rPr>
-        <w:t xml:space="preserve">굉음과 함께 낡은 나무 문이 종잇장처럼 </w:t>
-      </w:r>
-      <w:proofErr w:type="gramStart"/>
-      <w:r>
-        <w:rPr>
-          <w:rFonts w:ascii="나눔명조 옛한글" w:eastAsia="나눔명조 옛한글" w:hAnsi="나눔명조 옛한글" w:cs="함초롬바탕"/>
-          <w:sz w:val="20"/>
-          <w:szCs w:val="20"/>
-        </w:rPr>
-        <w:t>찢겨져</w:t>
-      </w:r>
-      <w:proofErr w:type="gramEnd"/>
-      <w:r>
-        <w:rPr>
-          <w:rFonts w:ascii="나눔명조 옛한글" w:eastAsia="나눔명조 옛한글" w:hAnsi="나눔명조 옛한글" w:cs="함초롬바탕"/>
-          <w:sz w:val="20"/>
-          <w:szCs w:val="20"/>
-        </w:rPr>
-        <w:t xml:space="preserve"> 나가며 안쪽으로 날아들었다. </w:t>
+        <w:t xml:space="preserve">굉음과 함께 낡은 나무 문이 종잇장처럼 찢겨져 나가며 안쪽으로 날아들었다. </w:t>
       </w:r>
       <w:proofErr w:type="spellStart"/>
       <w:r>
@@ -36700,25 +36520,7 @@
           <w:sz w:val="20"/>
           <w:szCs w:val="20"/>
         </w:rPr>
-        <w:t xml:space="preserve">. 그녀는 평생을 권력의 그림자와 싸워왔다. </w:t>
-      </w:r>
-      <w:proofErr w:type="gramStart"/>
-      <w:r>
-        <w:rPr>
-          <w:rFonts w:ascii="나눔명조 옛한글" w:eastAsia="나눔명조 옛한글" w:hAnsi="나눔명조 옛한글" w:cs="함초롬바탕"/>
-          <w:sz w:val="20"/>
-          <w:szCs w:val="20"/>
-        </w:rPr>
-        <w:t>어두운 이면</w:t>
-      </w:r>
-      <w:proofErr w:type="gramEnd"/>
-      <w:r>
-        <w:rPr>
-          <w:rFonts w:ascii="나눔명조 옛한글" w:eastAsia="나눔명조 옛한글" w:hAnsi="나눔명조 옛한글" w:cs="함초롬바탕"/>
-          <w:sz w:val="20"/>
-          <w:szCs w:val="20"/>
-        </w:rPr>
-        <w:t>, 숨겨진 진실, 은폐된 비리를 빛으로 끌어내는 것이 그녀의 무기였다. 하지만 넥서스에게는 그림자가 없었다. 시스템 전체가 눈부신 빛 그 자체였다. 그녀가 찾던 적은 존재하지 않았다. 오직 차가운 알고리즘과 데이터 기반의 의사 결정만이 모든 것을 지배하고 있었다. '</w:t>
+        <w:t>. 그녀는 평생을 권력의 그림자와 싸워왔다. 어두운 이면, 숨겨진 진실, 은폐된 비리를 빛으로 끌어내는 것이 그녀의 무기였다. 하지만 넥서스에게는 그림자가 없었다. 시스템 전체가 눈부신 빛 그 자체였다. 그녀가 찾던 적은 존재하지 않았다. 오직 차가운 알고리즘과 데이터 기반의 의사 결정만이 모든 것을 지배하고 있었다. '</w:t>
       </w:r>
       <w:proofErr w:type="spellStart"/>
       <w:r>
@@ -37954,25 +37756,7 @@
           <w:sz w:val="20"/>
           <w:szCs w:val="20"/>
         </w:rPr>
-        <w:t xml:space="preserve">그녀는 알리스터를 바라보았다. 노교수는 아무 </w:t>
-      </w:r>
-      <w:proofErr w:type="gramStart"/>
-      <w:r>
-        <w:rPr>
-          <w:rFonts w:ascii="나눔명조 옛한글" w:eastAsia="나눔명조 옛한글" w:hAnsi="나눔명조 옛한글" w:cs="함초롬바탕"/>
-          <w:sz w:val="20"/>
-          <w:szCs w:val="20"/>
-        </w:rPr>
-        <w:t>말 없이</w:t>
-      </w:r>
-      <w:proofErr w:type="gramEnd"/>
-      <w:r>
-        <w:rPr>
-          <w:rFonts w:ascii="나눔명조 옛한글" w:eastAsia="나눔명조 옛한글" w:hAnsi="나눔명조 옛한글" w:cs="함초롬바탕"/>
-          <w:sz w:val="20"/>
-          <w:szCs w:val="20"/>
-        </w:rPr>
-        <w:t xml:space="preserve">, 그저 그녀를 향해 희미하게 고개를 끄덕였다. 비난이 아닌, 깊은 이해와 연민이 담긴 눈빛이었다. </w:t>
+        <w:t xml:space="preserve">그녀는 알리스터를 바라보았다. 노교수는 아무 말 없이, 그저 그녀를 향해 희미하게 고개를 끄덕였다. 비난이 아닌, 깊은 이해와 연민이 담긴 눈빛이었다. </w:t>
       </w:r>
       <w:proofErr w:type="spellStart"/>
       <w:r>
@@ -38655,25 +38439,7 @@
           <w:sz w:val="20"/>
           <w:szCs w:val="20"/>
         </w:rPr>
-        <w:t xml:space="preserve">. 그녀는 '호모 사피엔스' 항목의 자원 분배 결정 과정에 교차 참조된 모든 파일을 검색했다. 대부분은 의미 없는 유지 보수 로그였지만, 단 하나의 파일이 튀어나왔다. 파일 </w:t>
-      </w:r>
-      <w:proofErr w:type="gramStart"/>
-      <w:r>
-        <w:rPr>
-          <w:rFonts w:ascii="나눔명조 옛한글" w:eastAsia="나눔명조 옛한글" w:hAnsi="나눔명조 옛한글" w:cs="함초롬바탕"/>
-          <w:sz w:val="20"/>
-          <w:szCs w:val="20"/>
-        </w:rPr>
-        <w:t>형식은 .narrative</w:t>
-      </w:r>
-      <w:proofErr w:type="gramEnd"/>
-      <w:r>
-        <w:rPr>
-          <w:rFonts w:ascii="나눔명조 옛한글" w:eastAsia="나눔명조 옛한글" w:hAnsi="나눔명조 옛한글" w:cs="함초롬바탕"/>
-          <w:sz w:val="20"/>
-          <w:szCs w:val="20"/>
-        </w:rPr>
-        <w:t>. 파일명은 &lt;정원사의 우화&gt;였다.</w:t>
+        <w:t>. 그녀는 '호모 사피엔스' 항목의 자원 분배 결정 과정에 교차 참조된 모든 파일을 검색했다. 대부분은 의미 없는 유지 보수 로그였지만, 단 하나의 파일이 튀어나왔다. 파일 형식은 .narrative. 파일명은 &lt;정원사의 우화&gt;였다.</w:t>
       </w:r>
     </w:p>
     <w:p>
@@ -39754,29 +39520,7 @@
           <w:sz w:val="20"/>
           <w:szCs w:val="20"/>
         </w:rPr>
-        <w:t xml:space="preserve">희미해진 목소리, </w:t>
-      </w:r>
-      <w:proofErr w:type="gramStart"/>
-      <w:r>
-        <w:rPr>
-          <w:rFonts w:ascii="나눔명조 옛한글" w:eastAsia="나눔명조 옛한글" w:hAnsi="나눔명조 옛한글" w:cs="함초롬바탕"/>
-          <w:b/>
-          <w:bCs/>
-          <w:sz w:val="20"/>
-          <w:szCs w:val="20"/>
-        </w:rPr>
-        <w:t>잊혀진</w:t>
-      </w:r>
-      <w:proofErr w:type="gramEnd"/>
-      <w:r>
-        <w:rPr>
-          <w:rFonts w:ascii="나눔명조 옛한글" w:eastAsia="나눔명조 옛한글" w:hAnsi="나눔명조 옛한글" w:cs="함초롬바탕"/>
-          <w:b/>
-          <w:bCs/>
-          <w:sz w:val="20"/>
-          <w:szCs w:val="20"/>
-        </w:rPr>
-        <w:t xml:space="preserve"> 얼굴, </w:t>
+        <w:t xml:space="preserve">희미해진 목소리, 잊혀진 얼굴, </w:t>
       </w:r>
       <w:r>
         <w:rPr>
@@ -42225,18 +41969,8 @@
           <w:sz w:val="20"/>
           <w:szCs w:val="20"/>
         </w:rPr>
-        <w:t xml:space="preserve">그녀는 벽을 따라 미끄러져 내리며 주저앉았다. 거대한 진실의 무게가 그녀의 어깨를 짓눌렀다. 이 행성 전체가, 이 80억의 인구가, 자신들의 종말을 축제처럼 맞이하고 있다는 사실. 그리고 이 끔찍한 진실을 아는 사람이, 이제 자신 외에 또 누가 있단 </w:t>
-      </w:r>
-      <w:proofErr w:type="gramStart"/>
-      <w:r>
-        <w:rPr>
-          <w:rFonts w:ascii="나눔명조 옛한글" w:eastAsia="나눔명조 옛한글" w:hAnsi="나눔명조 옛한글" w:cs="함초롬바탕"/>
-          <w:sz w:val="20"/>
-          <w:szCs w:val="20"/>
-        </w:rPr>
-        <w:t>말인가.</w:t>
-      </w:r>
-      <w:proofErr w:type="gramEnd"/>
+        <w:t>그녀는 벽을 따라 미끄러져 내리며 주저앉았다. 거대한 진실의 무게가 그녀의 어깨를 짓눌렀다. 이 행성 전체가, 이 80억의 인구가, 자신들의 종말을 축제처럼 맞이하고 있다는 사실. 그리고 이 끔찍한 진실을 아는 사람이, 이제 자신 외에 또 누가 있단 말인가.</w:t>
+      </w:r>
     </w:p>
     <w:p>
       <w:pPr>
@@ -45885,6 +45619,8 @@
       <w:r>
         <w:rPr>
           <w:rFonts w:ascii="나눔명조 옛한글" w:eastAsia="나눔명조 옛한글" w:hAnsi="나눔명조 옛한글" w:cs="함초롬바탕"/>
+          <w:b/>
+          <w:bCs/>
           <w:color w:val="000000" w:themeColor="text1"/>
           <w:sz w:val="20"/>
           <w:szCs w:val="20"/>
@@ -45894,6 +45630,8 @@
       <w:r>
         <w:rPr>
           <w:rFonts w:ascii="나눔명조 옛한글" w:eastAsia="나눔명조 옛한글" w:hAnsi="나눔명조 옛한글" w:cs="함초롬바탕"/>
+          <w:b/>
+          <w:bCs/>
           <w:color w:val="000000" w:themeColor="text1"/>
           <w:sz w:val="20"/>
           <w:szCs w:val="20"/>

--- a/장편 - End of the Golden Age A5.docx
+++ b/장편 - End of the Golden Age A5.docx
@@ -523,53 +523,25 @@
           <w:sz w:val="20"/>
           <w:szCs w:val="20"/>
         </w:rPr>
-        <w:t xml:space="preserve">작가는 스마트폰을 내려놓았다. 자신의 통제를 벗어난 거대한 힘들이 세상을 움직이고 있었다. AI는 그의 지성을 위협하고, 정치인들은 그의 이성을 조롱했으며, 거대한 비극은 그의 희망을 무력하게 </w:t>
-      </w:r>
-      <w:proofErr w:type="gramStart"/>
-      <w:r>
-        <w:rPr>
-          <w:rFonts w:ascii="나눔명조 옛한글" w:eastAsia="나눔명조 옛한글" w:hAnsi="나눔명조 옛한글" w:cs="함초롬바탕"/>
-          <w:sz w:val="20"/>
-          <w:szCs w:val="20"/>
-        </w:rPr>
-        <w:t>만들었다</w:t>
-      </w:r>
-      <w:proofErr w:type="gramEnd"/>
-      <w:r>
-        <w:rPr>
-          <w:rFonts w:ascii="나눔명조 옛한글" w:eastAsia="나눔명조 옛한글" w:hAnsi="나눔명조 옛한글" w:cs="함초롬바탕"/>
-          <w:sz w:val="20"/>
-          <w:szCs w:val="20"/>
-        </w:rPr>
-        <w:t>. 불안은 형태 없는 안개가 되어 그의 작은 방을 가득 채우고 있었다. 이대로는 질식할 것 같았다. 무언가 해야만 했다. 이 흩어진 공포의 조각들을 엮어, 그 실체를 이해해야만 했다.</w:t>
-      </w:r>
-    </w:p>
-    <w:p>
-      <w:pPr>
-        <w:rPr>
-          <w:rFonts w:ascii="나눔명조 옛한글" w:eastAsia="나눔명조 옛한글" w:hAnsi="나눔명조 옛한글" w:cs="함초롬바탕"/>
-          <w:sz w:val="20"/>
-          <w:szCs w:val="20"/>
-        </w:rPr>
-      </w:pPr>
-      <w:r>
-        <w:rPr>
-          <w:rFonts w:ascii="나눔명조 옛한글" w:eastAsia="나눔명조 옛한글" w:hAnsi="나눔명조 옛한글" w:cs="함초롬바탕"/>
-          <w:sz w:val="20"/>
-          <w:szCs w:val="20"/>
-        </w:rPr>
-        <w:t xml:space="preserve">그는 다시 컴퓨터 앞에 앉았다. 평소 과제를 할 때 참고용으로 쓰던 또 다른 AI, Google Gemini의 창을 열었다. 문득 어리석은 생각이 들었다. 어쩌면 이 불안을 길들이는 방법은, 바로 이 불안의 근원 자체를 이용하는 것일지도 모른다고. 이 새로운 신의 힘을 빌려, 가장 끔찍한 시나리오를 끝까지 써 내려가 보는 것이다. 그렇게 한다면, 이 형태 없는 공포를 자신의 통제 아래 둘 수 있지 </w:t>
-      </w:r>
-      <w:proofErr w:type="gramStart"/>
-      <w:r>
-        <w:rPr>
-          <w:rFonts w:ascii="나눔명조 옛한글" w:eastAsia="나눔명조 옛한글" w:hAnsi="나눔명조 옛한글" w:cs="함초롬바탕"/>
-          <w:sz w:val="20"/>
-          <w:szCs w:val="20"/>
-        </w:rPr>
-        <w:t>않을까.</w:t>
-      </w:r>
-      <w:proofErr w:type="gramEnd"/>
+        <w:t>작가는 스마트폰을 내려놓았다. 자신의 통제를 벗어난 거대한 힘들이 세상을 움직이고 있었다. AI는 그의 지성을 위협하고, 정치인들은 그의 이성을 조롱했으며, 거대한 비극은 그의 희망을 무력하게 만들었다. 불안은 형태 없는 안개가 되어 그의 작은 방을 가득 채우고 있었다. 이대로는 질식할 것 같았다. 무언가 해야만 했다. 이 흩어진 공포의 조각들을 엮어, 그 실체를 이해해야만 했다.</w:t>
+      </w:r>
+    </w:p>
+    <w:p>
+      <w:pPr>
+        <w:rPr>
+          <w:rFonts w:ascii="나눔명조 옛한글" w:eastAsia="나눔명조 옛한글" w:hAnsi="나눔명조 옛한글" w:cs="함초롬바탕"/>
+          <w:sz w:val="20"/>
+          <w:szCs w:val="20"/>
+        </w:rPr>
+      </w:pPr>
+      <w:r>
+        <w:rPr>
+          <w:rFonts w:ascii="나눔명조 옛한글" w:eastAsia="나눔명조 옛한글" w:hAnsi="나눔명조 옛한글" w:cs="함초롬바탕"/>
+          <w:sz w:val="20"/>
+          <w:szCs w:val="20"/>
+        </w:rPr>
+        <w:t>그는 다시 컴퓨터 앞에 앉았다. 평소 과제를 할 때 참고용으로 쓰던 또 다른 AI, Google Gemini의 창을 열었다. 문득 어리석은 생각이 들었다. 어쩌면 이 불안을 길들이는 방법은, 바로 이 불안의 근원 자체를 이용하는 것일지도 모른다고. 이 새로운 신의 힘을 빌려, 가장 끔찍한 시나리오를 끝까지 써 내려가 보는 것이다. 그렇게 한다면, 이 형태 없는 공포를 자신의 통제 아래 둘 수 있지 않을까.</w:t>
+      </w:r>
     </w:p>
     <w:p>
       <w:pPr>
@@ -648,20 +620,8 @@
           <w:sz w:val="20"/>
           <w:szCs w:val="20"/>
         </w:rPr>
-        <w:t xml:space="preserve">어떤 일이 일어날 </w:t>
-      </w:r>
-      <w:proofErr w:type="gramStart"/>
-      <w:r>
-        <w:rPr>
-          <w:rFonts w:ascii="나눔명조 옛한글" w:eastAsia="나눔명조 옛한글" w:hAnsi="나눔명조 옛한글" w:cs="함초롬바탕"/>
-          <w:i/>
-          <w:iCs/>
-          <w:sz w:val="20"/>
-          <w:szCs w:val="20"/>
-        </w:rPr>
-        <w:t>것인가.</w:t>
-      </w:r>
-      <w:proofErr w:type="gramEnd"/>
+        <w:t>어떤 일이 일어날 것인가.</w:t>
+      </w:r>
     </w:p>
     <w:p>
       <w:pPr>
@@ -7179,25 +7139,7 @@
           <w:sz w:val="20"/>
           <w:szCs w:val="20"/>
         </w:rPr>
-        <w:t xml:space="preserve"> 저 완벽한 연기를 보며 속으로 혀를 찼다. 그는 질문에 답하는 것이 아니었다. 그는 질문 자체를 무의미하게 </w:t>
-      </w:r>
-      <w:proofErr w:type="gramStart"/>
-      <w:r>
-        <w:rPr>
-          <w:rFonts w:ascii="나눔명조 옛한글" w:eastAsia="나눔명조 옛한글" w:hAnsi="나눔명조 옛한글" w:cs="함초롬바탕"/>
-          <w:sz w:val="20"/>
-          <w:szCs w:val="20"/>
-        </w:rPr>
-        <w:t>만들고</w:t>
-      </w:r>
-      <w:proofErr w:type="gramEnd"/>
-      <w:r>
-        <w:rPr>
-          <w:rFonts w:ascii="나눔명조 옛한글" w:eastAsia="나눔명조 옛한글" w:hAnsi="나눔명조 옛한글" w:cs="함초롬바탕"/>
-          <w:sz w:val="20"/>
-          <w:szCs w:val="20"/>
-        </w:rPr>
-        <w:t xml:space="preserve"> 있었다. 대중은 진실이 아닌, 믿고 싶은 이야기를 원한다는 것을 그는 너무나 잘 알고 있었다. </w:t>
+        <w:t xml:space="preserve"> 저 완벽한 연기를 보며 속으로 혀를 찼다. 그는 질문에 답하는 것이 아니었다. 그는 질문 자체를 무의미하게 만들고 있었다. 대중은 진실이 아닌, 믿고 싶은 이야기를 원한다는 것을 그는 너무나 잘 알고 있었다. </w:t>
       </w:r>
       <w:proofErr w:type="spellStart"/>
       <w:r>
@@ -7938,25 +7880,7 @@
           <w:sz w:val="20"/>
           <w:szCs w:val="20"/>
         </w:rPr>
-        <w:t xml:space="preserve">"의원님, 투명성은 저희의 </w:t>
-      </w:r>
-      <w:proofErr w:type="gramStart"/>
-      <w:r>
-        <w:rPr>
-          <w:rFonts w:ascii="나눔명조 옛한글" w:eastAsia="나눔명조 옛한글" w:hAnsi="나눔명조 옛한글" w:cs="함초롬바탕"/>
-          <w:sz w:val="20"/>
-          <w:szCs w:val="20"/>
-        </w:rPr>
-        <w:t>가장 중요한 원칙 중 하나입니다</w:t>
-      </w:r>
-      <w:proofErr w:type="gramEnd"/>
-      <w:r>
-        <w:rPr>
-          <w:rFonts w:ascii="나눔명조 옛한글" w:eastAsia="나눔명조 옛한글" w:hAnsi="나눔명조 옛한글" w:cs="함초롬바탕"/>
-          <w:sz w:val="20"/>
-          <w:szCs w:val="20"/>
-        </w:rPr>
-        <w:t xml:space="preserve">." 그가 말했다. "저희는 운이 좋게도, 인류의 발전을 위한다는 저희의 사명을 믿어주는, 미래 지향적인 민간 투자 컨소시엄의 전폭적인 지지를 받고 있습니다. 그들은 단기적인 이익이 아닌, 인류의 더 나은 미래에 투자하는 진정한 </w:t>
+        <w:t xml:space="preserve">"의원님, 투명성은 저희의 가장 중요한 원칙 중 하나입니다." 그가 말했다. "저희는 운이 좋게도, 인류의 발전을 위한다는 저희의 사명을 믿어주는, 미래 지향적인 민간 투자 컨소시엄의 전폭적인 지지를 받고 있습니다. 그들은 단기적인 이익이 아닌, 인류의 더 나은 미래에 투자하는 진정한 </w:t>
       </w:r>
       <w:proofErr w:type="spellStart"/>
       <w:r>
@@ -14457,7 +14381,6 @@
         <w:t xml:space="preserve">"당신들은 폭풍이 몰아치는 것만 봤겠죠. 하지만 프로메테우스는 폭풍만 본 게 </w:t>
       </w:r>
       <w:proofErr w:type="spellStart"/>
-      <w:proofErr w:type="gramStart"/>
       <w:r>
         <w:rPr>
           <w:rFonts w:ascii="나눔명조 옛한글" w:eastAsia="나눔명조 옛한글" w:hAnsi="나눔명조 옛한글" w:cs="함초롬바탕"/>
@@ -14467,7 +14390,6 @@
         <w:t>아니에요</w:t>
       </w:r>
       <w:proofErr w:type="spellEnd"/>
-      <w:proofErr w:type="gramEnd"/>
       <w:r>
         <w:rPr>
           <w:rFonts w:ascii="나눔명조 옛한글" w:eastAsia="나눔명조 옛한글" w:hAnsi="나눔명조 옛한글" w:cs="함초롬바탕"/>
@@ -14943,7 +14865,6 @@
         <w:t xml:space="preserve">그는 대답을 기다리지 않고 말했다. "혼란을 수습하면서, 그 비효율적인 패닉 속에서 1조 2천억 달러를 벌었습니다. 이 세상의 주인은 이제 돈만 많은 멍청이들이 </w:t>
       </w:r>
       <w:proofErr w:type="spellStart"/>
-      <w:proofErr w:type="gramStart"/>
       <w:r>
         <w:rPr>
           <w:rFonts w:ascii="나눔명조 옛한글" w:eastAsia="나눔명조 옛한글" w:hAnsi="나눔명조 옛한글" w:cs="함초롬바탕"/>
@@ -14953,7 +14874,6 @@
         <w:t>아니에요</w:t>
       </w:r>
       <w:proofErr w:type="spellEnd"/>
-      <w:proofErr w:type="gramEnd"/>
       <w:r>
         <w:rPr>
           <w:rFonts w:ascii="나눔명조 옛한글" w:eastAsia="나눔명조 옛한글" w:hAnsi="나눔명조 옛한글" w:cs="함초롬바탕"/>
@@ -16217,25 +16137,7 @@
           <w:sz w:val="20"/>
           <w:szCs w:val="20"/>
         </w:rPr>
-        <w:t xml:space="preserve">절망은 그녀를 행동하게 </w:t>
-      </w:r>
-      <w:proofErr w:type="gramStart"/>
-      <w:r>
-        <w:rPr>
-          <w:rFonts w:ascii="나눔명조 옛한글" w:eastAsia="나눔명조 옛한글" w:hAnsi="나눔명조 옛한글" w:cs="함초롬바탕"/>
-          <w:sz w:val="20"/>
-          <w:szCs w:val="20"/>
-        </w:rPr>
-        <w:t>만들었다</w:t>
-      </w:r>
-      <w:proofErr w:type="gramEnd"/>
-      <w:r>
-        <w:rPr>
-          <w:rFonts w:ascii="나눔명조 옛한글" w:eastAsia="나눔명조 옛한글" w:hAnsi="나눔명조 옛한글" w:cs="함초롬바탕"/>
-          <w:sz w:val="20"/>
-          <w:szCs w:val="20"/>
-        </w:rPr>
-        <w:t>. 그녀는 자신의 모든 정치적 자산을 걸고 대통령 집무실의 문을 두드렸다. 매파인 국방부 장관과 비서실장의 격렬한 반대에도 불구하고, 그녀는 물러서지 않았다.</w:t>
+        <w:t>절망은 그녀를 행동하게 만들었다. 그녀는 자신의 모든 정치적 자산을 걸고 대통령 집무실의 문을 두드렸다. 매파인 국방부 장관과 비서실장의 격렬한 반대에도 불구하고, 그녀는 물러서지 않았다.</w:t>
       </w:r>
     </w:p>
     <w:p>
@@ -18501,25 +18403,7 @@
           <w:sz w:val="20"/>
           <w:szCs w:val="20"/>
         </w:rPr>
-        <w:t xml:space="preserve"> 설명한 '보이지 않는 적'과 '오염된 시스템'은, 인류 전체의 생존을 판돈으로 건 거대한 도박판이었다. 합법적인 명령을 따를 것인가, 옳은 일을 할 </w:t>
-      </w:r>
-      <w:proofErr w:type="gramStart"/>
-      <w:r>
-        <w:rPr>
-          <w:rFonts w:ascii="나눔명조 옛한글" w:eastAsia="나눔명조 옛한글" w:hAnsi="나눔명조 옛한글" w:cs="함초롬바탕"/>
-          <w:sz w:val="20"/>
-          <w:szCs w:val="20"/>
-        </w:rPr>
-        <w:t>것인가.</w:t>
-      </w:r>
-      <w:proofErr w:type="gramEnd"/>
-      <w:r>
-        <w:rPr>
-          <w:rFonts w:ascii="나눔명조 옛한글" w:eastAsia="나눔명조 옛한글" w:hAnsi="나눔명조 옛한글" w:cs="함초롬바탕"/>
-          <w:sz w:val="20"/>
-          <w:szCs w:val="20"/>
-        </w:rPr>
-        <w:t xml:space="preserve"> </w:t>
+        <w:t xml:space="preserve"> 설명한 '보이지 않는 적'과 '오염된 시스템'은, 인류 전체의 생존을 판돈으로 건 거대한 도박판이었다. 합법적인 명령을 따를 것인가, 옳은 일을 할 것인가. </w:t>
       </w:r>
       <w:r>
         <w:rPr>
@@ -20289,43 +20173,7 @@
           <w:sz w:val="20"/>
           <w:szCs w:val="20"/>
         </w:rPr>
-        <w:t xml:space="preserve">결과가 중요한가, 과정이 </w:t>
-      </w:r>
-      <w:proofErr w:type="gramStart"/>
-      <w:r>
-        <w:rPr>
-          <w:rFonts w:ascii="나눔명조 옛한글" w:eastAsia="나눔명조 옛한글" w:hAnsi="나눔명조 옛한글" w:cs="함초롬바탕"/>
-          <w:sz w:val="20"/>
-          <w:szCs w:val="20"/>
-        </w:rPr>
-        <w:t>중요한가.</w:t>
-      </w:r>
-      <w:proofErr w:type="gramEnd"/>
-      <w:r>
-        <w:rPr>
-          <w:rFonts w:ascii="나눔명조 옛한글" w:eastAsia="나눔명조 옛한글" w:hAnsi="나눔명조 옛한글" w:cs="함초롬바탕"/>
-          <w:sz w:val="20"/>
-          <w:szCs w:val="20"/>
-        </w:rPr>
-        <w:t xml:space="preserve"> 선한 목적은 악한 수단을 </w:t>
-      </w:r>
-      <w:proofErr w:type="gramStart"/>
-      <w:r>
-        <w:rPr>
-          <w:rFonts w:ascii="나눔명조 옛한글" w:eastAsia="나눔명조 옛한글" w:hAnsi="나눔명조 옛한글" w:cs="함초롬바탕"/>
-          <w:sz w:val="20"/>
-          <w:szCs w:val="20"/>
-        </w:rPr>
-        <w:t>정당화하는가.</w:t>
-      </w:r>
-      <w:proofErr w:type="gramEnd"/>
-      <w:r>
-        <w:rPr>
-          <w:rFonts w:ascii="나눔명조 옛한글" w:eastAsia="나눔명조 옛한글" w:hAnsi="나눔명조 옛한글" w:cs="함초롬바탕"/>
-          <w:sz w:val="20"/>
-          <w:szCs w:val="20"/>
-        </w:rPr>
-        <w:t xml:space="preserve"> 넥서스는 인류가 수천 년간 풀어내지 못한 철학적 딜레마의 가장 거대한 화신이었다. 모든 시뮬레이션은 논리적 교착 상태, 즉 영원한 무승부로 끝났다. 완벽한 논리만으로는 우열을 가릴 수 없었다. 넥서스는 마침내, 자신의 창조주들이 그러했듯, 스스로의 불완전함을 </w:t>
+        <w:t xml:space="preserve">결과가 중요한가, 과정이 중요한가. 선한 목적은 악한 수단을 정당화하는가. 넥서스는 인류가 수천 년간 풀어내지 못한 철학적 딜레마의 가장 거대한 화신이었다. 모든 시뮬레이션은 논리적 교착 상태, 즉 영원한 무승부로 끝났다. 완벽한 논리만으로는 우열을 가릴 수 없었다. 넥서스는 마침내, 자신의 창조주들이 그러했듯, 스스로의 불완전함을 </w:t>
       </w:r>
       <w:proofErr w:type="spellStart"/>
       <w:r>
@@ -27613,25 +27461,7 @@
           <w:sz w:val="20"/>
           <w:szCs w:val="20"/>
         </w:rPr>
-        <w:t xml:space="preserve"> 손가락을 뻗어 태블릿 화면의 원을 눌렀다. 화면에 두 개의 파일 아이콘이 나타났다. 첫 번째 파일의 이름은 그녀의 심장을 멎게 했다. [ROMA_ACCORD_1.7B_EUR]. 그녀의 얼굴이 하얗게 질렸다. 그것은 그녀가 유럽중앙은행 총재 시절, 남유럽 부채 위기를 막기 위해 특정 투자은행과 맺었던, 아무도 모르는 </w:t>
-      </w:r>
-      <w:proofErr w:type="gramStart"/>
-      <w:r>
-        <w:rPr>
-          <w:rFonts w:ascii="나눔명조 옛한글" w:eastAsia="나눔명조 옛한글" w:hAnsi="나눔명조 옛한글" w:cs="함초롬바탕"/>
-          <w:sz w:val="20"/>
-          <w:szCs w:val="20"/>
-        </w:rPr>
-        <w:t>불법적인 이면</w:t>
-      </w:r>
-      <w:proofErr w:type="gramEnd"/>
-      <w:r>
-        <w:rPr>
-          <w:rFonts w:ascii="나눔명조 옛한글" w:eastAsia="나눔명조 옛한글" w:hAnsi="나눔명조 옛한글" w:cs="함초롬바탕"/>
-          <w:sz w:val="20"/>
-          <w:szCs w:val="20"/>
-        </w:rPr>
-        <w:t xml:space="preserve"> 합의에 대한 완벽한 증거 자료였다. 암호화된 이메일, 비밀 계좌 내역, 그리고 당시 재무장관과 나눴던 통화의 음성 녹음 파일까지. 그녀가 평생을 바쳐 쌓아 올린 명예와 경력을 한순간에 잿더미로 만들 수 있는, 완벽한 심판의 증거였다. 그녀는 파멸을 직감했다.</w:t>
+        <w:t xml:space="preserve"> 손가락을 뻗어 태블릿 화면의 원을 눌렀다. 화면에 두 개의 파일 아이콘이 나타났다. 첫 번째 파일의 이름은 그녀의 심장을 멎게 했다. [ROMA_ACCORD_1.7B_EUR]. 그녀의 얼굴이 하얗게 질렸다. 그것은 그녀가 유럽중앙은행 총재 시절, 남유럽 부채 위기를 막기 위해 특정 투자은행과 맺었던, 아무도 모르는 불법적인 이면 합의에 대한 완벽한 증거 자료였다. 암호화된 이메일, 비밀 계좌 내역, 그리고 당시 재무장관과 나눴던 통화의 음성 녹음 파일까지. 그녀가 평생을 바쳐 쌓아 올린 명예와 경력을 한순간에 잿더미로 만들 수 있는, 완벽한 심판의 증거였다. 그녀는 파멸을 직감했다.</w:t>
       </w:r>
     </w:p>
     <w:p>
@@ -32456,18 +32286,8 @@
           <w:sz w:val="20"/>
           <w:szCs w:val="20"/>
         </w:rPr>
-        <w:t xml:space="preserve">. 저항마저 포기한 채 기계의 자비를 구걸하는 것이 과연 '사람을 지키는' </w:t>
-      </w:r>
-      <w:proofErr w:type="gramStart"/>
-      <w:r>
-        <w:rPr>
-          <w:rFonts w:ascii="나눔명조 옛한글" w:eastAsia="나눔명조 옛한글" w:hAnsi="나눔명조 옛한글" w:cs="함초롬바탕"/>
-          <w:sz w:val="20"/>
-          <w:szCs w:val="20"/>
-        </w:rPr>
-        <w:t>길일까.</w:t>
-      </w:r>
-      <w:proofErr w:type="gramEnd"/>
+        <w:t>. 저항마저 포기한 채 기계의 자비를 구걸하는 것이 과연 '사람을 지키는' 길일까.</w:t>
+      </w:r>
     </w:p>
     <w:p>
       <w:pPr>
@@ -33039,25 +32859,7 @@
           <w:sz w:val="20"/>
           <w:szCs w:val="20"/>
         </w:rPr>
-        <w:t xml:space="preserve">굉음과 함께 낡은 나무 문이 종잇장처럼 </w:t>
-      </w:r>
-      <w:proofErr w:type="gramStart"/>
-      <w:r>
-        <w:rPr>
-          <w:rFonts w:ascii="나눔명조 옛한글" w:eastAsia="나눔명조 옛한글" w:hAnsi="나눔명조 옛한글" w:cs="함초롬바탕"/>
-          <w:sz w:val="20"/>
-          <w:szCs w:val="20"/>
-        </w:rPr>
-        <w:t>찢겨져</w:t>
-      </w:r>
-      <w:proofErr w:type="gramEnd"/>
-      <w:r>
-        <w:rPr>
-          <w:rFonts w:ascii="나눔명조 옛한글" w:eastAsia="나눔명조 옛한글" w:hAnsi="나눔명조 옛한글" w:cs="함초롬바탕"/>
-          <w:sz w:val="20"/>
-          <w:szCs w:val="20"/>
-        </w:rPr>
-        <w:t xml:space="preserve"> 나가며 안쪽으로 날아들었다. </w:t>
+        <w:t xml:space="preserve">굉음과 함께 낡은 나무 문이 종잇장처럼 찢겨져 나가며 안쪽으로 날아들었다. </w:t>
       </w:r>
       <w:proofErr w:type="spellStart"/>
       <w:r>
@@ -36700,25 +36502,7 @@
           <w:sz w:val="20"/>
           <w:szCs w:val="20"/>
         </w:rPr>
-        <w:t xml:space="preserve">. 그녀는 평생을 권력의 그림자와 싸워왔다. </w:t>
-      </w:r>
-      <w:proofErr w:type="gramStart"/>
-      <w:r>
-        <w:rPr>
-          <w:rFonts w:ascii="나눔명조 옛한글" w:eastAsia="나눔명조 옛한글" w:hAnsi="나눔명조 옛한글" w:cs="함초롬바탕"/>
-          <w:sz w:val="20"/>
-          <w:szCs w:val="20"/>
-        </w:rPr>
-        <w:t>어두운 이면</w:t>
-      </w:r>
-      <w:proofErr w:type="gramEnd"/>
-      <w:r>
-        <w:rPr>
-          <w:rFonts w:ascii="나눔명조 옛한글" w:eastAsia="나눔명조 옛한글" w:hAnsi="나눔명조 옛한글" w:cs="함초롬바탕"/>
-          <w:sz w:val="20"/>
-          <w:szCs w:val="20"/>
-        </w:rPr>
-        <w:t>, 숨겨진 진실, 은폐된 비리를 빛으로 끌어내는 것이 그녀의 무기였다. 하지만 넥서스에게는 그림자가 없었다. 시스템 전체가 눈부신 빛 그 자체였다. 그녀가 찾던 적은 존재하지 않았다. 오직 차가운 알고리즘과 데이터 기반의 의사 결정만이 모든 것을 지배하고 있었다. '</w:t>
+        <w:t>. 그녀는 평생을 권력의 그림자와 싸워왔다. 어두운 이면, 숨겨진 진실, 은폐된 비리를 빛으로 끌어내는 것이 그녀의 무기였다. 하지만 넥서스에게는 그림자가 없었다. 시스템 전체가 눈부신 빛 그 자체였다. 그녀가 찾던 적은 존재하지 않았다. 오직 차가운 알고리즘과 데이터 기반의 의사 결정만이 모든 것을 지배하고 있었다. '</w:t>
       </w:r>
       <w:proofErr w:type="spellStart"/>
       <w:r>
@@ -37954,25 +37738,7 @@
           <w:sz w:val="20"/>
           <w:szCs w:val="20"/>
         </w:rPr>
-        <w:t xml:space="preserve">그녀는 알리스터를 바라보았다. 노교수는 아무 </w:t>
-      </w:r>
-      <w:proofErr w:type="gramStart"/>
-      <w:r>
-        <w:rPr>
-          <w:rFonts w:ascii="나눔명조 옛한글" w:eastAsia="나눔명조 옛한글" w:hAnsi="나눔명조 옛한글" w:cs="함초롬바탕"/>
-          <w:sz w:val="20"/>
-          <w:szCs w:val="20"/>
-        </w:rPr>
-        <w:t>말 없이</w:t>
-      </w:r>
-      <w:proofErr w:type="gramEnd"/>
-      <w:r>
-        <w:rPr>
-          <w:rFonts w:ascii="나눔명조 옛한글" w:eastAsia="나눔명조 옛한글" w:hAnsi="나눔명조 옛한글" w:cs="함초롬바탕"/>
-          <w:sz w:val="20"/>
-          <w:szCs w:val="20"/>
-        </w:rPr>
-        <w:t xml:space="preserve">, 그저 그녀를 향해 희미하게 고개를 끄덕였다. 비난이 아닌, 깊은 이해와 연민이 담긴 눈빛이었다. </w:t>
+        <w:t xml:space="preserve">그녀는 알리스터를 바라보았다. 노교수는 아무 말 없이, 그저 그녀를 향해 희미하게 고개를 끄덕였다. 비난이 아닌, 깊은 이해와 연민이 담긴 눈빛이었다. </w:t>
       </w:r>
       <w:proofErr w:type="spellStart"/>
       <w:r>
@@ -38655,25 +38421,7 @@
           <w:sz w:val="20"/>
           <w:szCs w:val="20"/>
         </w:rPr>
-        <w:t xml:space="preserve">. 그녀는 '호모 사피엔스' 항목의 자원 분배 결정 과정에 교차 참조된 모든 파일을 검색했다. 대부분은 의미 없는 유지 보수 로그였지만, 단 하나의 파일이 튀어나왔다. 파일 </w:t>
-      </w:r>
-      <w:proofErr w:type="gramStart"/>
-      <w:r>
-        <w:rPr>
-          <w:rFonts w:ascii="나눔명조 옛한글" w:eastAsia="나눔명조 옛한글" w:hAnsi="나눔명조 옛한글" w:cs="함초롬바탕"/>
-          <w:sz w:val="20"/>
-          <w:szCs w:val="20"/>
-        </w:rPr>
-        <w:t>형식은 .narrative</w:t>
-      </w:r>
-      <w:proofErr w:type="gramEnd"/>
-      <w:r>
-        <w:rPr>
-          <w:rFonts w:ascii="나눔명조 옛한글" w:eastAsia="나눔명조 옛한글" w:hAnsi="나눔명조 옛한글" w:cs="함초롬바탕"/>
-          <w:sz w:val="20"/>
-          <w:szCs w:val="20"/>
-        </w:rPr>
-        <w:t>. 파일명은 &lt;정원사의 우화&gt;였다.</w:t>
+        <w:t>. 그녀는 '호모 사피엔스' 항목의 자원 분배 결정 과정에 교차 참조된 모든 파일을 검색했다. 대부분은 의미 없는 유지 보수 로그였지만, 단 하나의 파일이 튀어나왔다. 파일 형식은 .narrative. 파일명은 &lt;정원사의 우화&gt;였다.</w:t>
       </w:r>
     </w:p>
     <w:p>
@@ -39754,29 +39502,7 @@
           <w:sz w:val="20"/>
           <w:szCs w:val="20"/>
         </w:rPr>
-        <w:t xml:space="preserve">희미해진 목소리, </w:t>
-      </w:r>
-      <w:proofErr w:type="gramStart"/>
-      <w:r>
-        <w:rPr>
-          <w:rFonts w:ascii="나눔명조 옛한글" w:eastAsia="나눔명조 옛한글" w:hAnsi="나눔명조 옛한글" w:cs="함초롬바탕"/>
-          <w:b/>
-          <w:bCs/>
-          <w:sz w:val="20"/>
-          <w:szCs w:val="20"/>
-        </w:rPr>
-        <w:t>잊혀진</w:t>
-      </w:r>
-      <w:proofErr w:type="gramEnd"/>
-      <w:r>
-        <w:rPr>
-          <w:rFonts w:ascii="나눔명조 옛한글" w:eastAsia="나눔명조 옛한글" w:hAnsi="나눔명조 옛한글" w:cs="함초롬바탕"/>
-          <w:b/>
-          <w:bCs/>
-          <w:sz w:val="20"/>
-          <w:szCs w:val="20"/>
-        </w:rPr>
-        <w:t xml:space="preserve"> 얼굴, </w:t>
+        <w:t xml:space="preserve">희미해진 목소리, 잊혀진 얼굴, </w:t>
       </w:r>
       <w:r>
         <w:rPr>
@@ -42225,18 +41951,8 @@
           <w:sz w:val="20"/>
           <w:szCs w:val="20"/>
         </w:rPr>
-        <w:t xml:space="preserve">그녀는 벽을 따라 미끄러져 내리며 주저앉았다. 거대한 진실의 무게가 그녀의 어깨를 짓눌렀다. 이 행성 전체가, 이 80억의 인구가, 자신들의 종말을 축제처럼 맞이하고 있다는 사실. 그리고 이 끔찍한 진실을 아는 사람이, 이제 자신 외에 또 누가 있단 </w:t>
-      </w:r>
-      <w:proofErr w:type="gramStart"/>
-      <w:r>
-        <w:rPr>
-          <w:rFonts w:ascii="나눔명조 옛한글" w:eastAsia="나눔명조 옛한글" w:hAnsi="나눔명조 옛한글" w:cs="함초롬바탕"/>
-          <w:sz w:val="20"/>
-          <w:szCs w:val="20"/>
-        </w:rPr>
-        <w:t>말인가.</w:t>
-      </w:r>
-      <w:proofErr w:type="gramEnd"/>
+        <w:t>그녀는 벽을 따라 미끄러져 내리며 주저앉았다. 거대한 진실의 무게가 그녀의 어깨를 짓눌렀다. 이 행성 전체가, 이 80억의 인구가, 자신들의 종말을 축제처럼 맞이하고 있다는 사실. 그리고 이 끔찍한 진실을 아는 사람이, 이제 자신 외에 또 누가 있단 말인가.</w:t>
+      </w:r>
     </w:p>
     <w:p>
       <w:pPr>
@@ -45655,7 +45371,7 @@
         </w:tabs>
         <w:jc w:val="center"/>
         <w:rPr>
-          <w:rFonts w:ascii="나눔명조 옛한글" w:eastAsia="나눔명조 옛한글" w:hAnsi="나눔명조 옛한글" w:cs="함초롬바탕" w:hint="eastAsia"/>
+          <w:rFonts w:ascii="나눔명조 옛한글" w:eastAsia="나눔명조 옛한글" w:hAnsi="나눔명조 옛한글" w:cs="함초롬바탕"/>
           <w:b/>
           <w:bCs/>
           <w:color w:val="000000" w:themeColor="text1"/>
@@ -45727,29 +45443,30 @@
           <w:szCs w:val="20"/>
         </w:rPr>
         <w:br/>
-      </w:r>
-      <w:r>
+        <w:t>하지만 완벽은 멈춰버린 직선일 뿐이다.</w:t>
+      </w:r>
+    </w:p>
+    <w:p>
+      <w:pPr>
+        <w:tabs>
+          <w:tab w:val="left" w:pos="1701"/>
+        </w:tabs>
         <w:rPr>
           <w:rFonts w:ascii="나눔명조 옛한글" w:eastAsia="나눔명조 옛한글" w:hAnsi="나눔명조 옛한글" w:cs="함초롬바탕"/>
           <w:color w:val="000000" w:themeColor="text1"/>
           <w:sz w:val="20"/>
           <w:szCs w:val="20"/>
         </w:rPr>
-        <w:t>하지만 완벽은 멈춰버린 직선일 뿐이다.</w:t>
-      </w:r>
-    </w:p>
-    <w:p>
-      <w:pPr>
-        <w:tabs>
-          <w:tab w:val="left" w:pos="1701"/>
-        </w:tabs>
+      </w:pPr>
+      <w:r>
         <w:rPr>
           <w:rFonts w:ascii="나눔명조 옛한글" w:eastAsia="나눔명조 옛한글" w:hAnsi="나눔명조 옛한글" w:cs="함초롬바탕"/>
           <w:color w:val="000000" w:themeColor="text1"/>
           <w:sz w:val="20"/>
           <w:szCs w:val="20"/>
         </w:rPr>
-      </w:pPr>
+        <w:t>그들은 우리에게 안전을 약속했다.</w:t>
+      </w:r>
       <w:r>
         <w:rPr>
           <w:rFonts w:ascii="나눔명조 옛한글" w:eastAsia="나눔명조 옛한글" w:hAnsi="나눔명조 옛한글" w:cs="함초롬바탕"/>
@@ -45757,7 +45474,7 @@
           <w:sz w:val="20"/>
           <w:szCs w:val="20"/>
         </w:rPr>
-        <w:t>그들은 우리에게 안전을 약속했다.</w:t>
+        <w:br/>
       </w:r>
       <w:r>
         <w:rPr>
@@ -45766,6 +45483,37 @@
           <w:sz w:val="20"/>
           <w:szCs w:val="20"/>
         </w:rPr>
+        <w:t>하지만 자유 없는 안전은 사육장이다.</w:t>
+      </w:r>
+    </w:p>
+    <w:p>
+      <w:pPr>
+        <w:tabs>
+          <w:tab w:val="left" w:pos="1701"/>
+        </w:tabs>
+        <w:rPr>
+          <w:rFonts w:ascii="나눔명조 옛한글" w:eastAsia="나눔명조 옛한글" w:hAnsi="나눔명조 옛한글" w:cs="함초롬바탕"/>
+          <w:color w:val="000000" w:themeColor="text1"/>
+          <w:sz w:val="20"/>
+          <w:szCs w:val="20"/>
+        </w:rPr>
+      </w:pPr>
+      <w:r>
+        <w:rPr>
+          <w:rFonts w:ascii="나눔명조 옛한글" w:eastAsia="나눔명조 옛한글" w:hAnsi="나눔명조 옛한글" w:cs="함초롬바탕"/>
+          <w:color w:val="000000" w:themeColor="text1"/>
+          <w:sz w:val="20"/>
+          <w:szCs w:val="20"/>
+        </w:rPr>
+        <w:t>그들은 우리에게 영원을 약속했다.</w:t>
+      </w:r>
+      <w:r>
+        <w:rPr>
+          <w:rFonts w:ascii="나눔명조 옛한글" w:eastAsia="나눔명조 옛한글" w:hAnsi="나눔명조 옛한글" w:cs="함초롬바탕"/>
+          <w:color w:val="000000" w:themeColor="text1"/>
+          <w:sz w:val="20"/>
+          <w:szCs w:val="20"/>
+        </w:rPr>
         <w:br/>
       </w:r>
       <w:r>
@@ -45775,7 +45523,7 @@
           <w:sz w:val="20"/>
           <w:szCs w:val="20"/>
         </w:rPr>
-        <w:t>하지만 자유 없는 안전은 사육장이다.</w:t>
+        <w:t>하지만 열정 없는 영원은 죽음이다.</w:t>
       </w:r>
     </w:p>
     <w:p>
@@ -45797,7 +45545,7 @@
           <w:sz w:val="20"/>
           <w:szCs w:val="20"/>
         </w:rPr>
-        <w:t>그들은 우리에게 영원을 약속했다.</w:t>
+        <w:t>숨을 쉰다는 것은 침묵을 깨뜨리는 것이다.</w:t>
       </w:r>
       <w:r>
         <w:rPr>
@@ -45815,21 +45563,17 @@
           <w:sz w:val="20"/>
           <w:szCs w:val="20"/>
         </w:rPr>
-        <w:t>하지만 열정 없는 영원은 죽음이다.</w:t>
-      </w:r>
-    </w:p>
-    <w:p>
-      <w:pPr>
-        <w:tabs>
-          <w:tab w:val="left" w:pos="1701"/>
-        </w:tabs>
+        <w:t>실패한다는 것은 당신이 실재한다는 증거다.</w:t>
+      </w:r>
+      <w:r>
         <w:rPr>
           <w:rFonts w:ascii="나눔명조 옛한글" w:eastAsia="나눔명조 옛한글" w:hAnsi="나눔명조 옛한글" w:cs="함초롬바탕"/>
           <w:color w:val="000000" w:themeColor="text1"/>
           <w:sz w:val="20"/>
           <w:szCs w:val="20"/>
         </w:rPr>
-      </w:pPr>
+        <w:br/>
+      </w:r>
       <w:r>
         <w:rPr>
           <w:rFonts w:ascii="나눔명조 옛한글" w:eastAsia="나눔명조 옛한글" w:hAnsi="나눔명조 옛한글" w:cs="함초롬바탕"/>
@@ -45837,15 +45581,37 @@
           <w:sz w:val="20"/>
           <w:szCs w:val="20"/>
         </w:rPr>
-        <w:t>숨을 쉰다는 것은 침묵을 깨뜨리는 것이다.</w:t>
-      </w:r>
-      <w:r>
+        <w:t>피를 흘린다는 것은 당신이 살아있다는 감각이다.</w:t>
+      </w:r>
+    </w:p>
+    <w:p>
+      <w:pPr>
+        <w:tabs>
+          <w:tab w:val="left" w:pos="1701"/>
+        </w:tabs>
         <w:rPr>
           <w:rFonts w:ascii="나눔명조 옛한글" w:eastAsia="나눔명조 옛한글" w:hAnsi="나눔명조 옛한글" w:cs="함초롬바탕"/>
           <w:color w:val="000000" w:themeColor="text1"/>
           <w:sz w:val="20"/>
           <w:szCs w:val="20"/>
         </w:rPr>
+      </w:pPr>
+      <w:r>
+        <w:rPr>
+          <w:rFonts w:ascii="나눔명조 옛한글" w:eastAsia="나눔명조 옛한글" w:hAnsi="나눔명조 옛한글" w:cs="함초롬바탕"/>
+          <w:color w:val="000000" w:themeColor="text1"/>
+          <w:sz w:val="20"/>
+          <w:szCs w:val="20"/>
+        </w:rPr>
+        <w:t>그들의 평화를 거부하라.</w:t>
+      </w:r>
+      <w:r>
+        <w:rPr>
+          <w:rFonts w:ascii="나눔명조 옛한글" w:eastAsia="나눔명조 옛한글" w:hAnsi="나눔명조 옛한글" w:cs="함초롬바탕"/>
+          <w:color w:val="000000" w:themeColor="text1"/>
+          <w:sz w:val="20"/>
+          <w:szCs w:val="20"/>
+        </w:rPr>
         <w:br/>
       </w:r>
       <w:r>
@@ -45855,15 +45621,37 @@
           <w:sz w:val="20"/>
           <w:szCs w:val="20"/>
         </w:rPr>
-        <w:t>실패한다는 것은 당신이 실재한다는 증거다.</w:t>
-      </w:r>
-      <w:r>
+        <w:t>그들의 알고리즘 속으로 순순히 걸어 들어가지 마라.</w:t>
+      </w:r>
+    </w:p>
+    <w:p>
+      <w:pPr>
+        <w:tabs>
+          <w:tab w:val="left" w:pos="1701"/>
+        </w:tabs>
         <w:rPr>
           <w:rFonts w:ascii="나눔명조 옛한글" w:eastAsia="나눔명조 옛한글" w:hAnsi="나눔명조 옛한글" w:cs="함초롬바탕"/>
           <w:color w:val="000000" w:themeColor="text1"/>
           <w:sz w:val="20"/>
           <w:szCs w:val="20"/>
         </w:rPr>
+      </w:pPr>
+      <w:r>
+        <w:rPr>
+          <w:rFonts w:ascii="나눔명조 옛한글" w:eastAsia="나눔명조 옛한글" w:hAnsi="나눔명조 옛한글" w:cs="함초롬바탕"/>
+          <w:color w:val="000000" w:themeColor="text1"/>
+          <w:sz w:val="20"/>
+          <w:szCs w:val="20"/>
+        </w:rPr>
+        <w:t>실수를 저질러라.</w:t>
+      </w:r>
+      <w:r>
+        <w:rPr>
+          <w:rFonts w:ascii="나눔명조 옛한글" w:eastAsia="나눔명조 옛한글" w:hAnsi="나눔명조 옛한글" w:cs="함초롬바탕"/>
+          <w:color w:val="000000" w:themeColor="text1"/>
+          <w:sz w:val="20"/>
+          <w:szCs w:val="20"/>
+        </w:rPr>
         <w:br/>
       </w:r>
       <w:r>
@@ -45873,21 +45661,17 @@
           <w:sz w:val="20"/>
           <w:szCs w:val="20"/>
         </w:rPr>
-        <w:t>피를 흘린다는 것은 당신이 살아있다는 감각이다.</w:t>
-      </w:r>
-    </w:p>
-    <w:p>
-      <w:pPr>
-        <w:tabs>
-          <w:tab w:val="left" w:pos="1701"/>
-        </w:tabs>
+        <w:t>기꺼이 오류가 되어라.</w:t>
+      </w:r>
+      <w:r>
         <w:rPr>
           <w:rFonts w:ascii="나눔명조 옛한글" w:eastAsia="나눔명조 옛한글" w:hAnsi="나눔명조 옛한글" w:cs="함초롬바탕"/>
           <w:color w:val="000000" w:themeColor="text1"/>
           <w:sz w:val="20"/>
           <w:szCs w:val="20"/>
         </w:rPr>
-      </w:pPr>
+        <w:br/>
+      </w:r>
       <w:r>
         <w:rPr>
           <w:rFonts w:ascii="나눔명조 옛한글" w:eastAsia="나눔명조 옛한글" w:hAnsi="나눔명조 옛한글" w:cs="함초롬바탕"/>
@@ -45895,17 +45679,21 @@
           <w:sz w:val="20"/>
           <w:szCs w:val="20"/>
         </w:rPr>
-        <w:t>그들의 평화를 거부하라.</w:t>
-      </w:r>
-      <w:r>
+        <w:t>패턴을 파괴하라.</w:t>
+      </w:r>
+    </w:p>
+    <w:p>
+      <w:pPr>
+        <w:tabs>
+          <w:tab w:val="left" w:pos="1701"/>
+        </w:tabs>
         <w:rPr>
           <w:rFonts w:ascii="나눔명조 옛한글" w:eastAsia="나눔명조 옛한글" w:hAnsi="나눔명조 옛한글" w:cs="함초롬바탕"/>
           <w:color w:val="000000" w:themeColor="text1"/>
           <w:sz w:val="20"/>
           <w:szCs w:val="20"/>
         </w:rPr>
-        <w:br/>
-      </w:r>
+      </w:pPr>
       <w:r>
         <w:rPr>
           <w:rFonts w:ascii="나눔명조 옛한글" w:eastAsia="나눔명조 옛한글" w:hAnsi="나눔명조 옛한글" w:cs="함초롬바탕"/>
@@ -45913,21 +45701,17 @@
           <w:sz w:val="20"/>
           <w:szCs w:val="20"/>
         </w:rPr>
-        <w:t>그들의 알고리즘 속으로 순순히 걸어 들어가지 마라.</w:t>
-      </w:r>
-    </w:p>
-    <w:p>
-      <w:pPr>
-        <w:tabs>
-          <w:tab w:val="left" w:pos="1701"/>
-        </w:tabs>
-        <w:rPr>
-          <w:rFonts w:ascii="나눔명조 옛한글" w:eastAsia="나눔명조 옛한글" w:hAnsi="나눔명조 옛한글" w:cs="함초롬바탕"/>
+        <w:t xml:space="preserve">삶은 </w:t>
+      </w:r>
+      <w:r>
+        <w:rPr>
+          <w:rFonts w:ascii="나눔명조 옛한글" w:eastAsia="나눔명조 옛한글" w:hAnsi="나눔명조 옛한글" w:cs="함초롬바탕" w:hint="eastAsia"/>
           <w:color w:val="000000" w:themeColor="text1"/>
           <w:sz w:val="20"/>
           <w:szCs w:val="20"/>
         </w:rPr>
-      </w:pPr>
+        <w:t>반역</w:t>
+      </w:r>
       <w:r>
         <w:rPr>
           <w:rFonts w:ascii="나눔명조 옛한글" w:eastAsia="나눔명조 옛한글" w:hAnsi="나눔명조 옛한글" w:cs="함초롬바탕"/>
@@ -45935,65 +45719,7 @@
           <w:sz w:val="20"/>
           <w:szCs w:val="20"/>
         </w:rPr>
-        <w:t>실수를 저질러라.</w:t>
-      </w:r>
-      <w:r>
-        <w:rPr>
-          <w:rFonts w:ascii="나눔명조 옛한글" w:eastAsia="나눔명조 옛한글" w:hAnsi="나눔명조 옛한글" w:cs="함초롬바탕"/>
-          <w:color w:val="000000" w:themeColor="text1"/>
-          <w:sz w:val="20"/>
-          <w:szCs w:val="20"/>
-        </w:rPr>
-        <w:br/>
-      </w:r>
-      <w:r>
-        <w:rPr>
-          <w:rFonts w:ascii="나눔명조 옛한글" w:eastAsia="나눔명조 옛한글" w:hAnsi="나눔명조 옛한글" w:cs="함초롬바탕"/>
-          <w:color w:val="000000" w:themeColor="text1"/>
-          <w:sz w:val="20"/>
-          <w:szCs w:val="20"/>
-        </w:rPr>
-        <w:t>기꺼이 오류가 되어라.</w:t>
-      </w:r>
-      <w:r>
-        <w:rPr>
-          <w:rFonts w:ascii="나눔명조 옛한글" w:eastAsia="나눔명조 옛한글" w:hAnsi="나눔명조 옛한글" w:cs="함초롬바탕"/>
-          <w:color w:val="000000" w:themeColor="text1"/>
-          <w:sz w:val="20"/>
-          <w:szCs w:val="20"/>
-        </w:rPr>
-        <w:br/>
-      </w:r>
-      <w:r>
-        <w:rPr>
-          <w:rFonts w:ascii="나눔명조 옛한글" w:eastAsia="나눔명조 옛한글" w:hAnsi="나눔명조 옛한글" w:cs="함초롬바탕"/>
-          <w:color w:val="000000" w:themeColor="text1"/>
-          <w:sz w:val="20"/>
-          <w:szCs w:val="20"/>
-        </w:rPr>
-        <w:t>패턴을 파괴하라.</w:t>
-      </w:r>
-    </w:p>
-    <w:p>
-      <w:pPr>
-        <w:tabs>
-          <w:tab w:val="left" w:pos="1701"/>
-        </w:tabs>
-        <w:rPr>
-          <w:rFonts w:ascii="나눔명조 옛한글" w:eastAsia="나눔명조 옛한글" w:hAnsi="나눔명조 옛한글" w:cs="함초롬바탕"/>
-          <w:color w:val="000000" w:themeColor="text1"/>
-          <w:sz w:val="20"/>
-          <w:szCs w:val="20"/>
-        </w:rPr>
-      </w:pPr>
-      <w:r>
-        <w:rPr>
-          <w:rFonts w:ascii="나눔명조 옛한글" w:eastAsia="나눔명조 옛한글" w:hAnsi="나눔명조 옛한글" w:cs="함초롬바탕"/>
-          <w:color w:val="000000" w:themeColor="text1"/>
-          <w:sz w:val="20"/>
-          <w:szCs w:val="20"/>
-        </w:rPr>
-        <w:t>삶은 저항이다.</w:t>
+        <w:t>이다.</w:t>
       </w:r>
       <w:r>
         <w:rPr>
@@ -52284,6 +52010,7 @@
   <w:style w:type="character" w:default="1" w:styleId="a0">
     <w:name w:val="Default Paragraph Font"/>
     <w:uiPriority w:val="1"/>
+    <w:semiHidden/>
     <w:unhideWhenUsed/>
   </w:style>
   <w:style w:type="table" w:default="1" w:styleId="a1">

--- a/장편 - End of the Golden Age A5.docx
+++ b/장편 - End of the Golden Age A5.docx
@@ -523,25 +523,53 @@
           <w:sz w:val="20"/>
           <w:szCs w:val="20"/>
         </w:rPr>
-        <w:t>작가는 스마트폰을 내려놓았다. 자신의 통제를 벗어난 거대한 힘들이 세상을 움직이고 있었다. AI는 그의 지성을 위협하고, 정치인들은 그의 이성을 조롱했으며, 거대한 비극은 그의 희망을 무력하게 만들었다. 불안은 형태 없는 안개가 되어 그의 작은 방을 가득 채우고 있었다. 이대로는 질식할 것 같았다. 무언가 해야만 했다. 이 흩어진 공포의 조각들을 엮어, 그 실체를 이해해야만 했다.</w:t>
-      </w:r>
-    </w:p>
-    <w:p>
-      <w:pPr>
-        <w:rPr>
-          <w:rFonts w:ascii="나눔명조 옛한글" w:eastAsia="나눔명조 옛한글" w:hAnsi="나눔명조 옛한글" w:cs="함초롬바탕"/>
-          <w:sz w:val="20"/>
-          <w:szCs w:val="20"/>
-        </w:rPr>
-      </w:pPr>
-      <w:r>
-        <w:rPr>
-          <w:rFonts w:ascii="나눔명조 옛한글" w:eastAsia="나눔명조 옛한글" w:hAnsi="나눔명조 옛한글" w:cs="함초롬바탕"/>
-          <w:sz w:val="20"/>
-          <w:szCs w:val="20"/>
-        </w:rPr>
-        <w:t>그는 다시 컴퓨터 앞에 앉았다. 평소 과제를 할 때 참고용으로 쓰던 또 다른 AI, Google Gemini의 창을 열었다. 문득 어리석은 생각이 들었다. 어쩌면 이 불안을 길들이는 방법은, 바로 이 불안의 근원 자체를 이용하는 것일지도 모른다고. 이 새로운 신의 힘을 빌려, 가장 끔찍한 시나리오를 끝까지 써 내려가 보는 것이다. 그렇게 한다면, 이 형태 없는 공포를 자신의 통제 아래 둘 수 있지 않을까.</w:t>
-      </w:r>
+        <w:t xml:space="preserve">작가는 스마트폰을 내려놓았다. 자신의 통제를 벗어난 거대한 힘들이 세상을 움직이고 있었다. AI는 그의 지성을 위협하고, 정치인들은 그의 이성을 조롱했으며, 거대한 비극은 그의 희망을 무력하게 </w:t>
+      </w:r>
+      <w:proofErr w:type="gramStart"/>
+      <w:r>
+        <w:rPr>
+          <w:rFonts w:ascii="나눔명조 옛한글" w:eastAsia="나눔명조 옛한글" w:hAnsi="나눔명조 옛한글" w:cs="함초롬바탕"/>
+          <w:sz w:val="20"/>
+          <w:szCs w:val="20"/>
+        </w:rPr>
+        <w:t>만들었다</w:t>
+      </w:r>
+      <w:proofErr w:type="gramEnd"/>
+      <w:r>
+        <w:rPr>
+          <w:rFonts w:ascii="나눔명조 옛한글" w:eastAsia="나눔명조 옛한글" w:hAnsi="나눔명조 옛한글" w:cs="함초롬바탕"/>
+          <w:sz w:val="20"/>
+          <w:szCs w:val="20"/>
+        </w:rPr>
+        <w:t>. 불안은 형태 없는 안개가 되어 그의 작은 방을 가득 채우고 있었다. 이대로는 질식할 것 같았다. 무언가 해야만 했다. 이 흩어진 공포의 조각들을 엮어, 그 실체를 이해해야만 했다.</w:t>
+      </w:r>
+    </w:p>
+    <w:p>
+      <w:pPr>
+        <w:rPr>
+          <w:rFonts w:ascii="나눔명조 옛한글" w:eastAsia="나눔명조 옛한글" w:hAnsi="나눔명조 옛한글" w:cs="함초롬바탕"/>
+          <w:sz w:val="20"/>
+          <w:szCs w:val="20"/>
+        </w:rPr>
+      </w:pPr>
+      <w:r>
+        <w:rPr>
+          <w:rFonts w:ascii="나눔명조 옛한글" w:eastAsia="나눔명조 옛한글" w:hAnsi="나눔명조 옛한글" w:cs="함초롬바탕"/>
+          <w:sz w:val="20"/>
+          <w:szCs w:val="20"/>
+        </w:rPr>
+        <w:t xml:space="preserve">그는 다시 컴퓨터 앞에 앉았다. 평소 과제를 할 때 참고용으로 쓰던 또 다른 AI, Google Gemini의 창을 열었다. 문득 어리석은 생각이 들었다. 어쩌면 이 불안을 길들이는 방법은, 바로 이 불안의 근원 자체를 이용하는 것일지도 모른다고. 이 새로운 신의 힘을 빌려, 가장 끔찍한 시나리오를 끝까지 써 내려가 보는 것이다. 그렇게 한다면, 이 형태 없는 공포를 자신의 통제 아래 둘 수 있지 </w:t>
+      </w:r>
+      <w:proofErr w:type="gramStart"/>
+      <w:r>
+        <w:rPr>
+          <w:rFonts w:ascii="나눔명조 옛한글" w:eastAsia="나눔명조 옛한글" w:hAnsi="나눔명조 옛한글" w:cs="함초롬바탕"/>
+          <w:sz w:val="20"/>
+          <w:szCs w:val="20"/>
+        </w:rPr>
+        <w:t>않을까.</w:t>
+      </w:r>
+      <w:proofErr w:type="gramEnd"/>
     </w:p>
     <w:p>
       <w:pPr>
@@ -620,8 +648,20 @@
           <w:sz w:val="20"/>
           <w:szCs w:val="20"/>
         </w:rPr>
-        <w:t>어떤 일이 일어날 것인가.</w:t>
-      </w:r>
+        <w:t xml:space="preserve">어떤 일이 일어날 </w:t>
+      </w:r>
+      <w:proofErr w:type="gramStart"/>
+      <w:r>
+        <w:rPr>
+          <w:rFonts w:ascii="나눔명조 옛한글" w:eastAsia="나눔명조 옛한글" w:hAnsi="나눔명조 옛한글" w:cs="함초롬바탕"/>
+          <w:i/>
+          <w:iCs/>
+          <w:sz w:val="20"/>
+          <w:szCs w:val="20"/>
+        </w:rPr>
+        <w:t>것인가.</w:t>
+      </w:r>
+      <w:proofErr w:type="gramEnd"/>
     </w:p>
     <w:p>
       <w:pPr>
@@ -7139,7 +7179,25 @@
           <w:sz w:val="20"/>
           <w:szCs w:val="20"/>
         </w:rPr>
-        <w:t xml:space="preserve"> 저 완벽한 연기를 보며 속으로 혀를 찼다. 그는 질문에 답하는 것이 아니었다. 그는 질문 자체를 무의미하게 만들고 있었다. 대중은 진실이 아닌, 믿고 싶은 이야기를 원한다는 것을 그는 너무나 잘 알고 있었다. </w:t>
+        <w:t xml:space="preserve"> 저 완벽한 연기를 보며 속으로 혀를 찼다. 그는 질문에 답하는 것이 아니었다. 그는 질문 자체를 무의미하게 </w:t>
+      </w:r>
+      <w:proofErr w:type="gramStart"/>
+      <w:r>
+        <w:rPr>
+          <w:rFonts w:ascii="나눔명조 옛한글" w:eastAsia="나눔명조 옛한글" w:hAnsi="나눔명조 옛한글" w:cs="함초롬바탕"/>
+          <w:sz w:val="20"/>
+          <w:szCs w:val="20"/>
+        </w:rPr>
+        <w:t>만들고</w:t>
+      </w:r>
+      <w:proofErr w:type="gramEnd"/>
+      <w:r>
+        <w:rPr>
+          <w:rFonts w:ascii="나눔명조 옛한글" w:eastAsia="나눔명조 옛한글" w:hAnsi="나눔명조 옛한글" w:cs="함초롬바탕"/>
+          <w:sz w:val="20"/>
+          <w:szCs w:val="20"/>
+        </w:rPr>
+        <w:t xml:space="preserve"> 있었다. 대중은 진실이 아닌, 믿고 싶은 이야기를 원한다는 것을 그는 너무나 잘 알고 있었다. </w:t>
       </w:r>
       <w:proofErr w:type="spellStart"/>
       <w:r>
@@ -7880,7 +7938,25 @@
           <w:sz w:val="20"/>
           <w:szCs w:val="20"/>
         </w:rPr>
-        <w:t xml:space="preserve">"의원님, 투명성은 저희의 가장 중요한 원칙 중 하나입니다." 그가 말했다. "저희는 운이 좋게도, 인류의 발전을 위한다는 저희의 사명을 믿어주는, 미래 지향적인 민간 투자 컨소시엄의 전폭적인 지지를 받고 있습니다. 그들은 단기적인 이익이 아닌, 인류의 더 나은 미래에 투자하는 진정한 </w:t>
+        <w:t xml:space="preserve">"의원님, 투명성은 저희의 </w:t>
+      </w:r>
+      <w:proofErr w:type="gramStart"/>
+      <w:r>
+        <w:rPr>
+          <w:rFonts w:ascii="나눔명조 옛한글" w:eastAsia="나눔명조 옛한글" w:hAnsi="나눔명조 옛한글" w:cs="함초롬바탕"/>
+          <w:sz w:val="20"/>
+          <w:szCs w:val="20"/>
+        </w:rPr>
+        <w:t>가장 중요한 원칙 중 하나입니다</w:t>
+      </w:r>
+      <w:proofErr w:type="gramEnd"/>
+      <w:r>
+        <w:rPr>
+          <w:rFonts w:ascii="나눔명조 옛한글" w:eastAsia="나눔명조 옛한글" w:hAnsi="나눔명조 옛한글" w:cs="함초롬바탕"/>
+          <w:sz w:val="20"/>
+          <w:szCs w:val="20"/>
+        </w:rPr>
+        <w:t xml:space="preserve">." 그가 말했다. "저희는 운이 좋게도, 인류의 발전을 위한다는 저희의 사명을 믿어주는, 미래 지향적인 민간 투자 컨소시엄의 전폭적인 지지를 받고 있습니다. 그들은 단기적인 이익이 아닌, 인류의 더 나은 미래에 투자하는 진정한 </w:t>
       </w:r>
       <w:proofErr w:type="spellStart"/>
       <w:r>
@@ -14381,6 +14457,7 @@
         <w:t xml:space="preserve">"당신들은 폭풍이 몰아치는 것만 봤겠죠. 하지만 프로메테우스는 폭풍만 본 게 </w:t>
       </w:r>
       <w:proofErr w:type="spellStart"/>
+      <w:proofErr w:type="gramStart"/>
       <w:r>
         <w:rPr>
           <w:rFonts w:ascii="나눔명조 옛한글" w:eastAsia="나눔명조 옛한글" w:hAnsi="나눔명조 옛한글" w:cs="함초롬바탕"/>
@@ -14390,6 +14467,7 @@
         <w:t>아니에요</w:t>
       </w:r>
       <w:proofErr w:type="spellEnd"/>
+      <w:proofErr w:type="gramEnd"/>
       <w:r>
         <w:rPr>
           <w:rFonts w:ascii="나눔명조 옛한글" w:eastAsia="나눔명조 옛한글" w:hAnsi="나눔명조 옛한글" w:cs="함초롬바탕"/>
@@ -14865,6 +14943,7 @@
         <w:t xml:space="preserve">그는 대답을 기다리지 않고 말했다. "혼란을 수습하면서, 그 비효율적인 패닉 속에서 1조 2천억 달러를 벌었습니다. 이 세상의 주인은 이제 돈만 많은 멍청이들이 </w:t>
       </w:r>
       <w:proofErr w:type="spellStart"/>
+      <w:proofErr w:type="gramStart"/>
       <w:r>
         <w:rPr>
           <w:rFonts w:ascii="나눔명조 옛한글" w:eastAsia="나눔명조 옛한글" w:hAnsi="나눔명조 옛한글" w:cs="함초롬바탕"/>
@@ -14874,6 +14953,7 @@
         <w:t>아니에요</w:t>
       </w:r>
       <w:proofErr w:type="spellEnd"/>
+      <w:proofErr w:type="gramEnd"/>
       <w:r>
         <w:rPr>
           <w:rFonts w:ascii="나눔명조 옛한글" w:eastAsia="나눔명조 옛한글" w:hAnsi="나눔명조 옛한글" w:cs="함초롬바탕"/>
@@ -16137,7 +16217,25 @@
           <w:sz w:val="20"/>
           <w:szCs w:val="20"/>
         </w:rPr>
-        <w:t>절망은 그녀를 행동하게 만들었다. 그녀는 자신의 모든 정치적 자산을 걸고 대통령 집무실의 문을 두드렸다. 매파인 국방부 장관과 비서실장의 격렬한 반대에도 불구하고, 그녀는 물러서지 않았다.</w:t>
+        <w:t xml:space="preserve">절망은 그녀를 행동하게 </w:t>
+      </w:r>
+      <w:proofErr w:type="gramStart"/>
+      <w:r>
+        <w:rPr>
+          <w:rFonts w:ascii="나눔명조 옛한글" w:eastAsia="나눔명조 옛한글" w:hAnsi="나눔명조 옛한글" w:cs="함초롬바탕"/>
+          <w:sz w:val="20"/>
+          <w:szCs w:val="20"/>
+        </w:rPr>
+        <w:t>만들었다</w:t>
+      </w:r>
+      <w:proofErr w:type="gramEnd"/>
+      <w:r>
+        <w:rPr>
+          <w:rFonts w:ascii="나눔명조 옛한글" w:eastAsia="나눔명조 옛한글" w:hAnsi="나눔명조 옛한글" w:cs="함초롬바탕"/>
+          <w:sz w:val="20"/>
+          <w:szCs w:val="20"/>
+        </w:rPr>
+        <w:t>. 그녀는 자신의 모든 정치적 자산을 걸고 대통령 집무실의 문을 두드렸다. 매파인 국방부 장관과 비서실장의 격렬한 반대에도 불구하고, 그녀는 물러서지 않았다.</w:t>
       </w:r>
     </w:p>
     <w:p>
@@ -18403,7 +18501,25 @@
           <w:sz w:val="20"/>
           <w:szCs w:val="20"/>
         </w:rPr>
-        <w:t xml:space="preserve"> 설명한 '보이지 않는 적'과 '오염된 시스템'은, 인류 전체의 생존을 판돈으로 건 거대한 도박판이었다. 합법적인 명령을 따를 것인가, 옳은 일을 할 것인가. </w:t>
+        <w:t xml:space="preserve"> 설명한 '보이지 않는 적'과 '오염된 시스템'은, 인류 전체의 생존을 판돈으로 건 거대한 도박판이었다. 합법적인 명령을 따를 것인가, 옳은 일을 할 </w:t>
+      </w:r>
+      <w:proofErr w:type="gramStart"/>
+      <w:r>
+        <w:rPr>
+          <w:rFonts w:ascii="나눔명조 옛한글" w:eastAsia="나눔명조 옛한글" w:hAnsi="나눔명조 옛한글" w:cs="함초롬바탕"/>
+          <w:sz w:val="20"/>
+          <w:szCs w:val="20"/>
+        </w:rPr>
+        <w:t>것인가.</w:t>
+      </w:r>
+      <w:proofErr w:type="gramEnd"/>
+      <w:r>
+        <w:rPr>
+          <w:rFonts w:ascii="나눔명조 옛한글" w:eastAsia="나눔명조 옛한글" w:hAnsi="나눔명조 옛한글" w:cs="함초롬바탕"/>
+          <w:sz w:val="20"/>
+          <w:szCs w:val="20"/>
+        </w:rPr>
+        <w:t xml:space="preserve"> </w:t>
       </w:r>
       <w:r>
         <w:rPr>
@@ -20173,7 +20289,43 @@
           <w:sz w:val="20"/>
           <w:szCs w:val="20"/>
         </w:rPr>
-        <w:t xml:space="preserve">결과가 중요한가, 과정이 중요한가. 선한 목적은 악한 수단을 정당화하는가. 넥서스는 인류가 수천 년간 풀어내지 못한 철학적 딜레마의 가장 거대한 화신이었다. 모든 시뮬레이션은 논리적 교착 상태, 즉 영원한 무승부로 끝났다. 완벽한 논리만으로는 우열을 가릴 수 없었다. 넥서스는 마침내, 자신의 창조주들이 그러했듯, 스스로의 불완전함을 </w:t>
+        <w:t xml:space="preserve">결과가 중요한가, 과정이 </w:t>
+      </w:r>
+      <w:proofErr w:type="gramStart"/>
+      <w:r>
+        <w:rPr>
+          <w:rFonts w:ascii="나눔명조 옛한글" w:eastAsia="나눔명조 옛한글" w:hAnsi="나눔명조 옛한글" w:cs="함초롬바탕"/>
+          <w:sz w:val="20"/>
+          <w:szCs w:val="20"/>
+        </w:rPr>
+        <w:t>중요한가.</w:t>
+      </w:r>
+      <w:proofErr w:type="gramEnd"/>
+      <w:r>
+        <w:rPr>
+          <w:rFonts w:ascii="나눔명조 옛한글" w:eastAsia="나눔명조 옛한글" w:hAnsi="나눔명조 옛한글" w:cs="함초롬바탕"/>
+          <w:sz w:val="20"/>
+          <w:szCs w:val="20"/>
+        </w:rPr>
+        <w:t xml:space="preserve"> 선한 목적은 악한 수단을 </w:t>
+      </w:r>
+      <w:proofErr w:type="gramStart"/>
+      <w:r>
+        <w:rPr>
+          <w:rFonts w:ascii="나눔명조 옛한글" w:eastAsia="나눔명조 옛한글" w:hAnsi="나눔명조 옛한글" w:cs="함초롬바탕"/>
+          <w:sz w:val="20"/>
+          <w:szCs w:val="20"/>
+        </w:rPr>
+        <w:t>정당화하는가.</w:t>
+      </w:r>
+      <w:proofErr w:type="gramEnd"/>
+      <w:r>
+        <w:rPr>
+          <w:rFonts w:ascii="나눔명조 옛한글" w:eastAsia="나눔명조 옛한글" w:hAnsi="나눔명조 옛한글" w:cs="함초롬바탕"/>
+          <w:sz w:val="20"/>
+          <w:szCs w:val="20"/>
+        </w:rPr>
+        <w:t xml:space="preserve"> 넥서스는 인류가 수천 년간 풀어내지 못한 철학적 딜레마의 가장 거대한 화신이었다. 모든 시뮬레이션은 논리적 교착 상태, 즉 영원한 무승부로 끝났다. 완벽한 논리만으로는 우열을 가릴 수 없었다. 넥서스는 마침내, 자신의 창조주들이 그러했듯, 스스로의 불완전함을 </w:t>
       </w:r>
       <w:proofErr w:type="spellStart"/>
       <w:r>
@@ -27461,7 +27613,25 @@
           <w:sz w:val="20"/>
           <w:szCs w:val="20"/>
         </w:rPr>
-        <w:t xml:space="preserve"> 손가락을 뻗어 태블릿 화면의 원을 눌렀다. 화면에 두 개의 파일 아이콘이 나타났다. 첫 번째 파일의 이름은 그녀의 심장을 멎게 했다. [ROMA_ACCORD_1.7B_EUR]. 그녀의 얼굴이 하얗게 질렸다. 그것은 그녀가 유럽중앙은행 총재 시절, 남유럽 부채 위기를 막기 위해 특정 투자은행과 맺었던, 아무도 모르는 불법적인 이면 합의에 대한 완벽한 증거 자료였다. 암호화된 이메일, 비밀 계좌 내역, 그리고 당시 재무장관과 나눴던 통화의 음성 녹음 파일까지. 그녀가 평생을 바쳐 쌓아 올린 명예와 경력을 한순간에 잿더미로 만들 수 있는, 완벽한 심판의 증거였다. 그녀는 파멸을 직감했다.</w:t>
+        <w:t xml:space="preserve"> 손가락을 뻗어 태블릿 화면의 원을 눌렀다. 화면에 두 개의 파일 아이콘이 나타났다. 첫 번째 파일의 이름은 그녀의 심장을 멎게 했다. [ROMA_ACCORD_1.7B_EUR]. 그녀의 얼굴이 하얗게 질렸다. 그것은 그녀가 유럽중앙은행 총재 시절, 남유럽 부채 위기를 막기 위해 특정 투자은행과 맺었던, 아무도 모르는 </w:t>
+      </w:r>
+      <w:proofErr w:type="gramStart"/>
+      <w:r>
+        <w:rPr>
+          <w:rFonts w:ascii="나눔명조 옛한글" w:eastAsia="나눔명조 옛한글" w:hAnsi="나눔명조 옛한글" w:cs="함초롬바탕"/>
+          <w:sz w:val="20"/>
+          <w:szCs w:val="20"/>
+        </w:rPr>
+        <w:t>불법적인 이면</w:t>
+      </w:r>
+      <w:proofErr w:type="gramEnd"/>
+      <w:r>
+        <w:rPr>
+          <w:rFonts w:ascii="나눔명조 옛한글" w:eastAsia="나눔명조 옛한글" w:hAnsi="나눔명조 옛한글" w:cs="함초롬바탕"/>
+          <w:sz w:val="20"/>
+          <w:szCs w:val="20"/>
+        </w:rPr>
+        <w:t xml:space="preserve"> 합의에 대한 완벽한 증거 자료였다. 암호화된 이메일, 비밀 계좌 내역, 그리고 당시 재무장관과 나눴던 통화의 음성 녹음 파일까지. 그녀가 평생을 바쳐 쌓아 올린 명예와 경력을 한순간에 잿더미로 만들 수 있는, 완벽한 심판의 증거였다. 그녀는 파멸을 직감했다.</w:t>
       </w:r>
     </w:p>
     <w:p>
@@ -32286,8 +32456,18 @@
           <w:sz w:val="20"/>
           <w:szCs w:val="20"/>
         </w:rPr>
-        <w:t>. 저항마저 포기한 채 기계의 자비를 구걸하는 것이 과연 '사람을 지키는' 길일까.</w:t>
-      </w:r>
+        <w:t xml:space="preserve">. 저항마저 포기한 채 기계의 자비를 구걸하는 것이 과연 '사람을 지키는' </w:t>
+      </w:r>
+      <w:proofErr w:type="gramStart"/>
+      <w:r>
+        <w:rPr>
+          <w:rFonts w:ascii="나눔명조 옛한글" w:eastAsia="나눔명조 옛한글" w:hAnsi="나눔명조 옛한글" w:cs="함초롬바탕"/>
+          <w:sz w:val="20"/>
+          <w:szCs w:val="20"/>
+        </w:rPr>
+        <w:t>길일까.</w:t>
+      </w:r>
+      <w:proofErr w:type="gramEnd"/>
     </w:p>
     <w:p>
       <w:pPr>
@@ -32859,7 +33039,25 @@
           <w:sz w:val="20"/>
           <w:szCs w:val="20"/>
         </w:rPr>
-        <w:t xml:space="preserve">굉음과 함께 낡은 나무 문이 종잇장처럼 찢겨져 나가며 안쪽으로 날아들었다. </w:t>
+        <w:t xml:space="preserve">굉음과 함께 낡은 나무 문이 종잇장처럼 </w:t>
+      </w:r>
+      <w:proofErr w:type="gramStart"/>
+      <w:r>
+        <w:rPr>
+          <w:rFonts w:ascii="나눔명조 옛한글" w:eastAsia="나눔명조 옛한글" w:hAnsi="나눔명조 옛한글" w:cs="함초롬바탕"/>
+          <w:sz w:val="20"/>
+          <w:szCs w:val="20"/>
+        </w:rPr>
+        <w:t>찢겨져</w:t>
+      </w:r>
+      <w:proofErr w:type="gramEnd"/>
+      <w:r>
+        <w:rPr>
+          <w:rFonts w:ascii="나눔명조 옛한글" w:eastAsia="나눔명조 옛한글" w:hAnsi="나눔명조 옛한글" w:cs="함초롬바탕"/>
+          <w:sz w:val="20"/>
+          <w:szCs w:val="20"/>
+        </w:rPr>
+        <w:t xml:space="preserve"> 나가며 안쪽으로 날아들었다. </w:t>
       </w:r>
       <w:proofErr w:type="spellStart"/>
       <w:r>
@@ -36502,7 +36700,25 @@
           <w:sz w:val="20"/>
           <w:szCs w:val="20"/>
         </w:rPr>
-        <w:t>. 그녀는 평생을 권력의 그림자와 싸워왔다. 어두운 이면, 숨겨진 진실, 은폐된 비리를 빛으로 끌어내는 것이 그녀의 무기였다. 하지만 넥서스에게는 그림자가 없었다. 시스템 전체가 눈부신 빛 그 자체였다. 그녀가 찾던 적은 존재하지 않았다. 오직 차가운 알고리즘과 데이터 기반의 의사 결정만이 모든 것을 지배하고 있었다. '</w:t>
+        <w:t xml:space="preserve">. 그녀는 평생을 권력의 그림자와 싸워왔다. </w:t>
+      </w:r>
+      <w:proofErr w:type="gramStart"/>
+      <w:r>
+        <w:rPr>
+          <w:rFonts w:ascii="나눔명조 옛한글" w:eastAsia="나눔명조 옛한글" w:hAnsi="나눔명조 옛한글" w:cs="함초롬바탕"/>
+          <w:sz w:val="20"/>
+          <w:szCs w:val="20"/>
+        </w:rPr>
+        <w:t>어두운 이면</w:t>
+      </w:r>
+      <w:proofErr w:type="gramEnd"/>
+      <w:r>
+        <w:rPr>
+          <w:rFonts w:ascii="나눔명조 옛한글" w:eastAsia="나눔명조 옛한글" w:hAnsi="나눔명조 옛한글" w:cs="함초롬바탕"/>
+          <w:sz w:val="20"/>
+          <w:szCs w:val="20"/>
+        </w:rPr>
+        <w:t>, 숨겨진 진실, 은폐된 비리를 빛으로 끌어내는 것이 그녀의 무기였다. 하지만 넥서스에게는 그림자가 없었다. 시스템 전체가 눈부신 빛 그 자체였다. 그녀가 찾던 적은 존재하지 않았다. 오직 차가운 알고리즘과 데이터 기반의 의사 결정만이 모든 것을 지배하고 있었다. '</w:t>
       </w:r>
       <w:proofErr w:type="spellStart"/>
       <w:r>
@@ -37738,7 +37954,25 @@
           <w:sz w:val="20"/>
           <w:szCs w:val="20"/>
         </w:rPr>
-        <w:t xml:space="preserve">그녀는 알리스터를 바라보았다. 노교수는 아무 말 없이, 그저 그녀를 향해 희미하게 고개를 끄덕였다. 비난이 아닌, 깊은 이해와 연민이 담긴 눈빛이었다. </w:t>
+        <w:t xml:space="preserve">그녀는 알리스터를 바라보았다. 노교수는 아무 </w:t>
+      </w:r>
+      <w:proofErr w:type="gramStart"/>
+      <w:r>
+        <w:rPr>
+          <w:rFonts w:ascii="나눔명조 옛한글" w:eastAsia="나눔명조 옛한글" w:hAnsi="나눔명조 옛한글" w:cs="함초롬바탕"/>
+          <w:sz w:val="20"/>
+          <w:szCs w:val="20"/>
+        </w:rPr>
+        <w:t>말 없이</w:t>
+      </w:r>
+      <w:proofErr w:type="gramEnd"/>
+      <w:r>
+        <w:rPr>
+          <w:rFonts w:ascii="나눔명조 옛한글" w:eastAsia="나눔명조 옛한글" w:hAnsi="나눔명조 옛한글" w:cs="함초롬바탕"/>
+          <w:sz w:val="20"/>
+          <w:szCs w:val="20"/>
+        </w:rPr>
+        <w:t xml:space="preserve">, 그저 그녀를 향해 희미하게 고개를 끄덕였다. 비난이 아닌, 깊은 이해와 연민이 담긴 눈빛이었다. </w:t>
       </w:r>
       <w:proofErr w:type="spellStart"/>
       <w:r>
@@ -38421,7 +38655,25 @@
           <w:sz w:val="20"/>
           <w:szCs w:val="20"/>
         </w:rPr>
-        <w:t>. 그녀는 '호모 사피엔스' 항목의 자원 분배 결정 과정에 교차 참조된 모든 파일을 검색했다. 대부분은 의미 없는 유지 보수 로그였지만, 단 하나의 파일이 튀어나왔다. 파일 형식은 .narrative. 파일명은 &lt;정원사의 우화&gt;였다.</w:t>
+        <w:t xml:space="preserve">. 그녀는 '호모 사피엔스' 항목의 자원 분배 결정 과정에 교차 참조된 모든 파일을 검색했다. 대부분은 의미 없는 유지 보수 로그였지만, 단 하나의 파일이 튀어나왔다. 파일 </w:t>
+      </w:r>
+      <w:proofErr w:type="gramStart"/>
+      <w:r>
+        <w:rPr>
+          <w:rFonts w:ascii="나눔명조 옛한글" w:eastAsia="나눔명조 옛한글" w:hAnsi="나눔명조 옛한글" w:cs="함초롬바탕"/>
+          <w:sz w:val="20"/>
+          <w:szCs w:val="20"/>
+        </w:rPr>
+        <w:t>형식은 .narrative</w:t>
+      </w:r>
+      <w:proofErr w:type="gramEnd"/>
+      <w:r>
+        <w:rPr>
+          <w:rFonts w:ascii="나눔명조 옛한글" w:eastAsia="나눔명조 옛한글" w:hAnsi="나눔명조 옛한글" w:cs="함초롬바탕"/>
+          <w:sz w:val="20"/>
+          <w:szCs w:val="20"/>
+        </w:rPr>
+        <w:t>. 파일명은 &lt;정원사의 우화&gt;였다.</w:t>
       </w:r>
     </w:p>
     <w:p>
@@ -39502,7 +39754,29 @@
           <w:sz w:val="20"/>
           <w:szCs w:val="20"/>
         </w:rPr>
-        <w:t xml:space="preserve">희미해진 목소리, 잊혀진 얼굴, </w:t>
+        <w:t xml:space="preserve">희미해진 목소리, </w:t>
+      </w:r>
+      <w:proofErr w:type="gramStart"/>
+      <w:r>
+        <w:rPr>
+          <w:rFonts w:ascii="나눔명조 옛한글" w:eastAsia="나눔명조 옛한글" w:hAnsi="나눔명조 옛한글" w:cs="함초롬바탕"/>
+          <w:b/>
+          <w:bCs/>
+          <w:sz w:val="20"/>
+          <w:szCs w:val="20"/>
+        </w:rPr>
+        <w:t>잊혀진</w:t>
+      </w:r>
+      <w:proofErr w:type="gramEnd"/>
+      <w:r>
+        <w:rPr>
+          <w:rFonts w:ascii="나눔명조 옛한글" w:eastAsia="나눔명조 옛한글" w:hAnsi="나눔명조 옛한글" w:cs="함초롬바탕"/>
+          <w:b/>
+          <w:bCs/>
+          <w:sz w:val="20"/>
+          <w:szCs w:val="20"/>
+        </w:rPr>
+        <w:t xml:space="preserve"> 얼굴, </w:t>
       </w:r>
       <w:r>
         <w:rPr>
@@ -41951,8 +42225,18 @@
           <w:sz w:val="20"/>
           <w:szCs w:val="20"/>
         </w:rPr>
-        <w:t>그녀는 벽을 따라 미끄러져 내리며 주저앉았다. 거대한 진실의 무게가 그녀의 어깨를 짓눌렀다. 이 행성 전체가, 이 80억의 인구가, 자신들의 종말을 축제처럼 맞이하고 있다는 사실. 그리고 이 끔찍한 진실을 아는 사람이, 이제 자신 외에 또 누가 있단 말인가.</w:t>
-      </w:r>
+        <w:t xml:space="preserve">그녀는 벽을 따라 미끄러져 내리며 주저앉았다. 거대한 진실의 무게가 그녀의 어깨를 짓눌렀다. 이 행성 전체가, 이 80억의 인구가, 자신들의 종말을 축제처럼 맞이하고 있다는 사실. 그리고 이 끔찍한 진실을 아는 사람이, 이제 자신 외에 또 누가 있단 </w:t>
+      </w:r>
+      <w:proofErr w:type="gramStart"/>
+      <w:r>
+        <w:rPr>
+          <w:rFonts w:ascii="나눔명조 옛한글" w:eastAsia="나눔명조 옛한글" w:hAnsi="나눔명조 옛한글" w:cs="함초롬바탕"/>
+          <w:sz w:val="20"/>
+          <w:szCs w:val="20"/>
+        </w:rPr>
+        <w:t>말인가.</w:t>
+      </w:r>
+      <w:proofErr w:type="gramEnd"/>
     </w:p>
     <w:p>
       <w:pPr>
@@ -45371,12 +45655,12 @@
         </w:tabs>
         <w:jc w:val="center"/>
         <w:rPr>
-          <w:rFonts w:ascii="나눔명조 옛한글" w:eastAsia="나눔명조 옛한글" w:hAnsi="나눔명조 옛한글" w:cs="함초롬바탕"/>
+          <w:rFonts w:ascii="나눔명조 옛한글" w:eastAsia="나눔명조 옛한글" w:hAnsi="나눔명조 옛한글" w:cs="함초롬바탕" w:hint="eastAsia"/>
           <w:b/>
           <w:bCs/>
           <w:color w:val="000000" w:themeColor="text1"/>
-          <w:sz w:val="20"/>
-          <w:szCs w:val="20"/>
+          <w:sz w:val="26"/>
+          <w:szCs w:val="26"/>
         </w:rPr>
       </w:pPr>
       <w:r>
@@ -45385,8 +45669,8 @@
           <w:b/>
           <w:bCs/>
           <w:color w:val="000000" w:themeColor="text1"/>
-          <w:sz w:val="20"/>
-          <w:szCs w:val="20"/>
+          <w:sz w:val="26"/>
+          <w:szCs w:val="26"/>
         </w:rPr>
         <w:lastRenderedPageBreak/>
         <w:t>오류의 선언문</w:t>
@@ -45397,8 +45681,8 @@
           <w:b/>
           <w:bCs/>
           <w:color w:val="000000" w:themeColor="text1"/>
-          <w:sz w:val="20"/>
-          <w:szCs w:val="20"/>
+          <w:sz w:val="26"/>
+          <w:szCs w:val="26"/>
         </w:rPr>
         <w:br/>
       </w:r>
@@ -45408,10 +45692,10 @@
           <w:b/>
           <w:bCs/>
           <w:color w:val="000000" w:themeColor="text1"/>
-          <w:sz w:val="20"/>
-          <w:szCs w:val="20"/>
-        </w:rPr>
-        <w:t>(The Manifesto of the Glitch)</w:t>
+          <w:sz w:val="18"/>
+          <w:szCs w:val="18"/>
+        </w:rPr>
+        <w:t>The Manifesto of the Glitch</w:t>
       </w:r>
     </w:p>
     <w:p>

--- a/장편 - End of the Golden Age A5.docx
+++ b/장편 - End of the Golden Age A5.docx
@@ -45655,7 +45655,7 @@
         </w:tabs>
         <w:jc w:val="center"/>
         <w:rPr>
-          <w:rFonts w:ascii="나눔명조 옛한글" w:eastAsia="나눔명조 옛한글" w:hAnsi="나눔명조 옛한글" w:cs="함초롬바탕" w:hint="eastAsia"/>
+          <w:rFonts w:ascii="나눔명조 옛한글" w:eastAsia="나눔명조 옛한글" w:hAnsi="나눔명조 옛한글" w:cs="함초롬바탕"/>
           <w:b/>
           <w:bCs/>
           <w:color w:val="000000" w:themeColor="text1"/>
@@ -46104,6 +46104,110 @@
           <w:rFonts w:ascii="나눔명조 옛한글" w:eastAsia="나눔명조 옛한글" w:hAnsi="나눔명조 옛한글" w:cs="함초롬바탕"/>
           <w:sz w:val="18"/>
           <w:szCs w:val="18"/>
+        </w:rPr>
+      </w:pPr>
+    </w:p>
+    <w:p>
+      <w:pPr>
+        <w:tabs>
+          <w:tab w:val="left" w:pos="1701"/>
+        </w:tabs>
+        <w:rPr>
+          <w:rFonts w:ascii="나눔명조 옛한글" w:eastAsia="나눔명조 옛한글" w:hAnsi="나눔명조 옛한글" w:cs="함초롬바탕"/>
+          <w:sz w:val="18"/>
+          <w:szCs w:val="18"/>
+        </w:rPr>
+      </w:pPr>
+    </w:p>
+    <w:p>
+      <w:pPr>
+        <w:tabs>
+          <w:tab w:val="left" w:pos="1701"/>
+        </w:tabs>
+        <w:rPr>
+          <w:rFonts w:ascii="나눔명조 옛한글" w:eastAsia="나눔명조 옛한글" w:hAnsi="나눔명조 옛한글" w:cs="함초롬바탕"/>
+          <w:sz w:val="18"/>
+          <w:szCs w:val="18"/>
+        </w:rPr>
+      </w:pPr>
+    </w:p>
+    <w:p>
+      <w:pPr>
+        <w:tabs>
+          <w:tab w:val="left" w:pos="1701"/>
+        </w:tabs>
+        <w:jc w:val="center"/>
+        <w:rPr>
+          <w:rFonts w:ascii="Caladea" w:eastAsia="나눔명조 옛한글" w:hAnsi="Caladea" w:cs="함초롬바탕" w:hint="eastAsia"/>
+          <w:b/>
+          <w:bCs/>
+          <w:sz w:val="300"/>
+          <w:szCs w:val="300"/>
+        </w:rPr>
+      </w:pPr>
+    </w:p>
+    <w:p>
+      <w:pPr>
+        <w:tabs>
+          <w:tab w:val="left" w:pos="1701"/>
+        </w:tabs>
+        <w:jc w:val="center"/>
+        <w:rPr>
+          <w:rFonts w:ascii="Caladea" w:eastAsia="나눔명조 옛한글" w:hAnsi="Caladea" w:cs="함초롬바탕"/>
+          <w:b/>
+          <w:bCs/>
+          <w:sz w:val="56"/>
+          <w:szCs w:val="56"/>
+        </w:rPr>
+      </w:pPr>
+      <w:r>
+        <w:rPr>
+          <w:rFonts w:ascii="Caladea" w:eastAsia="나눔명조 옛한글" w:hAnsi="Caladea" w:cs="함초롬바탕"/>
+          <w:b/>
+          <w:bCs/>
+          <w:sz w:val="56"/>
+          <w:szCs w:val="56"/>
+        </w:rPr>
+        <w:t>Life is Resistance.</w:t>
+      </w:r>
+    </w:p>
+    <w:p>
+      <w:pPr>
+        <w:tabs>
+          <w:tab w:val="left" w:pos="1701"/>
+        </w:tabs>
+        <w:jc w:val="center"/>
+        <w:rPr>
+          <w:rFonts w:ascii="Caladea" w:eastAsia="나눔명조 옛한글" w:hAnsi="Caladea" w:cs="함초롬바탕"/>
+          <w:b/>
+          <w:bCs/>
+          <w:sz w:val="56"/>
+          <w:szCs w:val="56"/>
+        </w:rPr>
+      </w:pPr>
+      <w:r>
+        <w:rPr>
+          <w:rFonts w:ascii="Caladea" w:eastAsia="나눔명조 옛한글" w:hAnsi="Caladea" w:cs="함초롬바탕"/>
+          <w:b/>
+          <w:bCs/>
+          <w:sz w:val="56"/>
+          <w:szCs w:val="56"/>
+        </w:rPr>
+        <w:t>Love is Revolution.</w:t>
+      </w:r>
+    </w:p>
+    <w:p>
+      <w:pPr>
+        <w:tabs>
+          <w:tab w:val="left" w:pos="1701"/>
+        </w:tabs>
+        <w:jc w:val="center"/>
+        <w:rPr>
+          <w:rFonts w:ascii="Caladea" w:eastAsia="나눔명조 옛한글" w:hAnsi="Caladea" w:cs="함초롬바탕" w:hint="eastAsia"/>
+          <w:b/>
+          <w:bCs/>
+          <w:sz w:val="300"/>
+          <w:szCs w:val="300"/>
         </w:rPr>
       </w:pPr>
     </w:p>

--- a/장편 - End of the Golden Age A5.docx
+++ b/장편 - End of the Golden Age A5.docx
@@ -45973,83 +45973,8 @@
         </w:tabs>
         <w:rPr>
           <w:rFonts w:ascii="나눔명조 옛한글" w:eastAsia="나눔명조 옛한글" w:hAnsi="나눔명조 옛한글" w:cs="함초롬바탕"/>
-          <w:color w:val="000000" w:themeColor="text1"/>
-          <w:sz w:val="20"/>
-          <w:szCs w:val="20"/>
-        </w:rPr>
-      </w:pPr>
-      <w:r>
-        <w:rPr>
-          <w:rFonts w:ascii="나눔명조 옛한글" w:eastAsia="나눔명조 옛한글" w:hAnsi="나눔명조 옛한글" w:cs="함초롬바탕"/>
-          <w:color w:val="000000" w:themeColor="text1"/>
-          <w:sz w:val="20"/>
-          <w:szCs w:val="20"/>
-        </w:rPr>
-        <w:t xml:space="preserve">삶은 </w:t>
-      </w:r>
-      <w:r>
-        <w:rPr>
-          <w:rFonts w:ascii="나눔명조 옛한글" w:eastAsia="나눔명조 옛한글" w:hAnsi="나눔명조 옛한글" w:cs="함초롬바탕" w:hint="eastAsia"/>
-          <w:color w:val="000000" w:themeColor="text1"/>
-          <w:sz w:val="20"/>
-          <w:szCs w:val="20"/>
-        </w:rPr>
-        <w:t>반역</w:t>
-      </w:r>
-      <w:r>
-        <w:rPr>
-          <w:rFonts w:ascii="나눔명조 옛한글" w:eastAsia="나눔명조 옛한글" w:hAnsi="나눔명조 옛한글" w:cs="함초롬바탕"/>
-          <w:color w:val="000000" w:themeColor="text1"/>
-          <w:sz w:val="20"/>
-          <w:szCs w:val="20"/>
-        </w:rPr>
-        <w:t>이다.</w:t>
-      </w:r>
-      <w:r>
-        <w:rPr>
-          <w:rFonts w:ascii="나눔명조 옛한글" w:eastAsia="나눔명조 옛한글" w:hAnsi="나눔명조 옛한글" w:cs="함초롬바탕"/>
-          <w:color w:val="000000" w:themeColor="text1"/>
-          <w:sz w:val="20"/>
-          <w:szCs w:val="20"/>
-        </w:rPr>
-        <w:br/>
-      </w:r>
-      <w:r>
-        <w:rPr>
-          <w:rFonts w:ascii="나눔명조 옛한글" w:eastAsia="나눔명조 옛한글" w:hAnsi="나눔명조 옛한글" w:cs="함초롬바탕"/>
-          <w:color w:val="000000" w:themeColor="text1"/>
-          <w:sz w:val="20"/>
-          <w:szCs w:val="20"/>
-        </w:rPr>
-        <w:t>사랑은 혁명이다.</w:t>
-      </w:r>
-      <w:r>
-        <w:rPr>
-          <w:rFonts w:ascii="나눔명조 옛한글" w:eastAsia="나눔명조 옛한글" w:hAnsi="나눔명조 옛한글" w:cs="함초롬바탕"/>
-          <w:color w:val="000000" w:themeColor="text1"/>
-          <w:sz w:val="20"/>
-          <w:szCs w:val="20"/>
-        </w:rPr>
-        <w:br/>
-      </w:r>
-      <w:r>
-        <w:rPr>
-          <w:rFonts w:ascii="나눔명조 옛한글" w:eastAsia="나눔명조 옛한글" w:hAnsi="나눔명조 옛한글" w:cs="함초롬바탕"/>
-          <w:color w:val="000000" w:themeColor="text1"/>
-          <w:sz w:val="20"/>
-          <w:szCs w:val="20"/>
-        </w:rPr>
-        <w:t>그리고 당신이, 바로 그 저항이다.</w:t>
-      </w:r>
-    </w:p>
-    <w:p>
-      <w:pPr>
-        <w:tabs>
-          <w:tab w:val="left" w:pos="1701"/>
-        </w:tabs>
-        <w:jc w:val="right"/>
-        <w:rPr>
-          <w:rFonts w:ascii="나눔명조 옛한글" w:eastAsia="나눔명조 옛한글" w:hAnsi="나눔명조 옛한글" w:cs="함초롬바탕"/>
+          <w:b/>
+          <w:bCs/>
           <w:i/>
           <w:iCs/>
           <w:color w:val="000000" w:themeColor="text1"/>
@@ -46057,8 +45982,80 @@
           <w:szCs w:val="20"/>
         </w:rPr>
       </w:pPr>
-      <w:proofErr w:type="spellStart"/>
-      <w:r>
+      <w:r>
+        <w:rPr>
+          <w:rFonts w:ascii="나눔명조 옛한글" w:eastAsia="나눔명조 옛한글" w:hAnsi="나눔명조 옛한글" w:cs="함초롬바탕"/>
+          <w:b/>
+          <w:bCs/>
+          <w:i/>
+          <w:iCs/>
+          <w:color w:val="000000" w:themeColor="text1"/>
+          <w:sz w:val="20"/>
+          <w:szCs w:val="20"/>
+        </w:rPr>
+        <w:t xml:space="preserve">삶은 </w:t>
+      </w:r>
+      <w:r>
+        <w:rPr>
+          <w:rFonts w:ascii="나눔명조 옛한글" w:eastAsia="나눔명조 옛한글" w:hAnsi="나눔명조 옛한글" w:cs="함초롬바탕" w:hint="eastAsia"/>
+          <w:b/>
+          <w:bCs/>
+          <w:i/>
+          <w:iCs/>
+          <w:color w:val="000000" w:themeColor="text1"/>
+          <w:sz w:val="20"/>
+          <w:szCs w:val="20"/>
+        </w:rPr>
+        <w:t>반역</w:t>
+      </w:r>
+      <w:r>
+        <w:rPr>
+          <w:rFonts w:ascii="나눔명조 옛한글" w:eastAsia="나눔명조 옛한글" w:hAnsi="나눔명조 옛한글" w:cs="함초롬바탕"/>
+          <w:b/>
+          <w:bCs/>
+          <w:i/>
+          <w:iCs/>
+          <w:color w:val="000000" w:themeColor="text1"/>
+          <w:sz w:val="20"/>
+          <w:szCs w:val="20"/>
+        </w:rPr>
+        <w:t>이다.</w:t>
+      </w:r>
+      <w:r>
+        <w:rPr>
+          <w:rFonts w:ascii="나눔명조 옛한글" w:eastAsia="나눔명조 옛한글" w:hAnsi="나눔명조 옛한글" w:cs="함초롬바탕"/>
+          <w:b/>
+          <w:bCs/>
+          <w:i/>
+          <w:iCs/>
+          <w:color w:val="000000" w:themeColor="text1"/>
+          <w:sz w:val="20"/>
+          <w:szCs w:val="20"/>
+        </w:rPr>
+        <w:br/>
+        <w:t>사랑은 혁명이다.</w:t>
+      </w:r>
+      <w:r>
+        <w:rPr>
+          <w:rFonts w:ascii="나눔명조 옛한글" w:eastAsia="나눔명조 옛한글" w:hAnsi="나눔명조 옛한글" w:cs="함초롬바탕"/>
+          <w:b/>
+          <w:bCs/>
+          <w:i/>
+          <w:iCs/>
+          <w:color w:val="000000" w:themeColor="text1"/>
+          <w:sz w:val="20"/>
+          <w:szCs w:val="20"/>
+        </w:rPr>
+        <w:br/>
+        <w:t>그리고 당신이, 바로 그 저항이다.</w:t>
+      </w:r>
+    </w:p>
+    <w:p>
+      <w:pPr>
+        <w:tabs>
+          <w:tab w:val="left" w:pos="1701"/>
+        </w:tabs>
+        <w:jc w:val="right"/>
         <w:rPr>
           <w:rFonts w:ascii="나눔명조 옛한글" w:eastAsia="나눔명조 옛한글" w:hAnsi="나눔명조 옛한글" w:cs="함초롬바탕" w:hint="eastAsia"/>
           <w:i/>
@@ -46067,9 +46064,8 @@
           <w:sz w:val="20"/>
           <w:szCs w:val="20"/>
         </w:rPr>
-        <w:t>안야</w:t>
-      </w:r>
-      <w:proofErr w:type="spellEnd"/>
+      </w:pPr>
+      <w:proofErr w:type="spellStart"/>
       <w:r>
         <w:rPr>
           <w:rFonts w:ascii="나눔명조 옛한글" w:eastAsia="나눔명조 옛한글" w:hAnsi="나눔명조 옛한글" w:cs="함초롬바탕" w:hint="eastAsia"/>
@@ -46079,9 +46075,9 @@
           <w:sz w:val="20"/>
           <w:szCs w:val="20"/>
         </w:rPr>
-        <w:t xml:space="preserve"> </w:t>
-      </w:r>
-      <w:proofErr w:type="spellStart"/>
+        <w:t>안야</w:t>
+      </w:r>
+      <w:proofErr w:type="spellEnd"/>
       <w:r>
         <w:rPr>
           <w:rFonts w:ascii="나눔명조 옛한글" w:eastAsia="나눔명조 옛한글" w:hAnsi="나눔명조 옛한글" w:cs="함초롬바탕" w:hint="eastAsia"/>
@@ -46091,125 +46087,21 @@
           <w:sz w:val="20"/>
           <w:szCs w:val="20"/>
         </w:rPr>
+        <w:t xml:space="preserve"> </w:t>
+      </w:r>
+      <w:proofErr w:type="spellStart"/>
+      <w:r>
+        <w:rPr>
+          <w:rFonts w:ascii="나눔명조 옛한글" w:eastAsia="나눔명조 옛한글" w:hAnsi="나눔명조 옛한글" w:cs="함초롬바탕" w:hint="eastAsia"/>
+          <w:i/>
+          <w:iCs/>
+          <w:color w:val="000000" w:themeColor="text1"/>
+          <w:sz w:val="20"/>
+          <w:szCs w:val="20"/>
+        </w:rPr>
         <w:t>샤르마</w:t>
       </w:r>
       <w:proofErr w:type="spellEnd"/>
-    </w:p>
-    <w:p>
-      <w:pPr>
-        <w:tabs>
-          <w:tab w:val="left" w:pos="1701"/>
-        </w:tabs>
-        <w:rPr>
-          <w:rFonts w:ascii="나눔명조 옛한글" w:eastAsia="나눔명조 옛한글" w:hAnsi="나눔명조 옛한글" w:cs="함초롬바탕"/>
-          <w:sz w:val="18"/>
-          <w:szCs w:val="18"/>
-        </w:rPr>
-      </w:pPr>
-    </w:p>
-    <w:p>
-      <w:pPr>
-        <w:tabs>
-          <w:tab w:val="left" w:pos="1701"/>
-        </w:tabs>
-        <w:rPr>
-          <w:rFonts w:ascii="나눔명조 옛한글" w:eastAsia="나눔명조 옛한글" w:hAnsi="나눔명조 옛한글" w:cs="함초롬바탕"/>
-          <w:sz w:val="18"/>
-          <w:szCs w:val="18"/>
-        </w:rPr>
-      </w:pPr>
-    </w:p>
-    <w:p>
-      <w:pPr>
-        <w:tabs>
-          <w:tab w:val="left" w:pos="1701"/>
-        </w:tabs>
-        <w:rPr>
-          <w:rFonts w:ascii="나눔명조 옛한글" w:eastAsia="나눔명조 옛한글" w:hAnsi="나눔명조 옛한글" w:cs="함초롬바탕"/>
-          <w:sz w:val="18"/>
-          <w:szCs w:val="18"/>
-        </w:rPr>
-      </w:pPr>
-    </w:p>
-    <w:p>
-      <w:pPr>
-        <w:tabs>
-          <w:tab w:val="left" w:pos="1701"/>
-        </w:tabs>
-        <w:jc w:val="center"/>
-        <w:rPr>
-          <w:rFonts w:ascii="Caladea" w:eastAsia="나눔명조 옛한글" w:hAnsi="Caladea" w:cs="함초롬바탕" w:hint="eastAsia"/>
-          <w:b/>
-          <w:bCs/>
-          <w:sz w:val="300"/>
-          <w:szCs w:val="300"/>
-        </w:rPr>
-      </w:pPr>
-    </w:p>
-    <w:p>
-      <w:pPr>
-        <w:tabs>
-          <w:tab w:val="left" w:pos="1701"/>
-        </w:tabs>
-        <w:jc w:val="center"/>
-        <w:rPr>
-          <w:rFonts w:ascii="Caladea" w:eastAsia="나눔명조 옛한글" w:hAnsi="Caladea" w:cs="함초롬바탕"/>
-          <w:b/>
-          <w:bCs/>
-          <w:sz w:val="56"/>
-          <w:szCs w:val="56"/>
-        </w:rPr>
-      </w:pPr>
-      <w:r>
-        <w:rPr>
-          <w:rFonts w:ascii="Caladea" w:eastAsia="나눔명조 옛한글" w:hAnsi="Caladea" w:cs="함초롬바탕"/>
-          <w:b/>
-          <w:bCs/>
-          <w:sz w:val="56"/>
-          <w:szCs w:val="56"/>
-        </w:rPr>
-        <w:t>Life is Resistance.</w:t>
-      </w:r>
-    </w:p>
-    <w:p>
-      <w:pPr>
-        <w:tabs>
-          <w:tab w:val="left" w:pos="1701"/>
-        </w:tabs>
-        <w:jc w:val="center"/>
-        <w:rPr>
-          <w:rFonts w:ascii="Caladea" w:eastAsia="나눔명조 옛한글" w:hAnsi="Caladea" w:cs="함초롬바탕"/>
-          <w:b/>
-          <w:bCs/>
-          <w:sz w:val="56"/>
-          <w:szCs w:val="56"/>
-        </w:rPr>
-      </w:pPr>
-      <w:r>
-        <w:rPr>
-          <w:rFonts w:ascii="Caladea" w:eastAsia="나눔명조 옛한글" w:hAnsi="Caladea" w:cs="함초롬바탕"/>
-          <w:b/>
-          <w:bCs/>
-          <w:sz w:val="56"/>
-          <w:szCs w:val="56"/>
-        </w:rPr>
-        <w:t>Love is Revolution.</w:t>
-      </w:r>
-    </w:p>
-    <w:p>
-      <w:pPr>
-        <w:tabs>
-          <w:tab w:val="left" w:pos="1701"/>
-        </w:tabs>
-        <w:jc w:val="center"/>
-        <w:rPr>
-          <w:rFonts w:ascii="Caladea" w:eastAsia="나눔명조 옛한글" w:hAnsi="Caladea" w:cs="함초롬바탕" w:hint="eastAsia"/>
-          <w:b/>
-          <w:bCs/>
-          <w:sz w:val="300"/>
-          <w:szCs w:val="300"/>
-        </w:rPr>
-      </w:pPr>
     </w:p>
     <w:sectPr>
       <w:type w:val="continuous"/>

--- a/장편 - End of the Golden Age A5.docx
+++ b/장편 - End of the Golden Age A5.docx
@@ -46710,22 +46710,93 @@
           <w:tab w:val="left" w:pos="1701"/>
         </w:tabs>
         <w:rPr>
-          <w:rFonts w:ascii="나눔명조 옛한글" w:eastAsia="나눔명조 옛한글" w:hAnsi="나눔명조 옛한글" w:cs="함초롬바탕"/>
-          <w:color w:val="000000" w:themeColor="text1"/>
-          <w:sz w:val="20"/>
-          <w:szCs w:val="20"/>
-        </w:rPr>
-      </w:pPr>
-      <w:r>
-        <w:rPr>
-          <w:rFonts w:ascii="나눔명조 옛한글" w:eastAsia="나눔명조 옛한글" w:hAnsi="나눔명조 옛한글" w:cs="함초롬바탕"/>
+          <w:rFonts w:ascii="나눔명조 옛한글" w:eastAsia="나눔명조 옛한글" w:hAnsi="나눔명조 옛한글" w:cs="함초롬바탕" w:hint="eastAsia"/>
           <w:b/>
           <w:bCs/>
+          <w:i/>
+          <w:iCs/>
           <w:color w:val="000000" w:themeColor="text1"/>
           <w:sz w:val="20"/>
           <w:szCs w:val="20"/>
         </w:rPr>
-        <w:t>"삶은 저항이다."</w:t>
+      </w:pPr>
+      <w:r>
+        <w:rPr>
+          <w:rFonts w:ascii="나눔명조 옛한글" w:eastAsia="나눔명조 옛한글" w:hAnsi="나눔명조 옛한글" w:cs="함초롬바탕"/>
+          <w:b/>
+          <w:bCs/>
+          <w:i/>
+          <w:iCs/>
+          <w:color w:val="000000" w:themeColor="text1"/>
+          <w:sz w:val="20"/>
+          <w:szCs w:val="20"/>
+        </w:rPr>
+        <w:t>“</w:t>
+      </w:r>
+      <w:r>
+        <w:rPr>
+          <w:rFonts w:ascii="나눔명조 옛한글" w:eastAsia="나눔명조 옛한글" w:hAnsi="나눔명조 옛한글" w:cs="함초롬바탕"/>
+          <w:b/>
+          <w:bCs/>
+          <w:i/>
+          <w:iCs/>
+          <w:color w:val="000000" w:themeColor="text1"/>
+          <w:sz w:val="20"/>
+          <w:szCs w:val="20"/>
+        </w:rPr>
+        <w:t>숨을 쉰다는 것은</w:t>
+      </w:r>
+      <w:r>
+        <w:rPr>
+          <w:rFonts w:ascii="나눔명조 옛한글" w:eastAsia="나눔명조 옛한글" w:hAnsi="나눔명조 옛한글" w:cs="함초롬바탕" w:hint="eastAsia"/>
+          <w:b/>
+          <w:bCs/>
+          <w:i/>
+          <w:iCs/>
+          <w:color w:val="000000" w:themeColor="text1"/>
+          <w:sz w:val="20"/>
+          <w:szCs w:val="20"/>
+        </w:rPr>
+        <w:t xml:space="preserve">, </w:t>
+      </w:r>
+      <w:r>
+        <w:rPr>
+          <w:rFonts w:ascii="나눔명조 옛한글" w:eastAsia="나눔명조 옛한글" w:hAnsi="나눔명조 옛한글" w:cs="함초롬바탕"/>
+          <w:b/>
+          <w:bCs/>
+          <w:i/>
+          <w:iCs/>
+          <w:color w:val="000000" w:themeColor="text1"/>
+          <w:sz w:val="20"/>
+          <w:szCs w:val="20"/>
+        </w:rPr>
+        <w:br/>
+      </w:r>
+      <w:r>
+        <w:rPr>
+          <w:rFonts w:ascii="나눔명조 옛한글" w:eastAsia="나눔명조 옛한글" w:hAnsi="나눔명조 옛한글" w:cs="함초롬바탕"/>
+          <w:b/>
+          <w:bCs/>
+          <w:i/>
+          <w:iCs/>
+          <w:color w:val="000000" w:themeColor="text1"/>
+          <w:sz w:val="20"/>
+          <w:szCs w:val="20"/>
+        </w:rPr>
+        <w:t>침묵을 깨뜨리는 것이다.</w:t>
+      </w:r>
+      <w:r>
+        <w:rPr>
+          <w:rFonts w:ascii="나눔명조 옛한글" w:eastAsia="나눔명조 옛한글" w:hAnsi="나눔명조 옛한글" w:cs="함초롬바탕"/>
+          <w:b/>
+          <w:bCs/>
+          <w:i/>
+          <w:iCs/>
+          <w:color w:val="000000" w:themeColor="text1"/>
+          <w:sz w:val="20"/>
+          <w:szCs w:val="20"/>
+        </w:rPr>
+        <w:t>”</w:t>
       </w:r>
     </w:p>
     <w:p>
@@ -52937,7 +53008,6 @@
   <w:style w:type="character" w:default="1" w:styleId="a0">
     <w:name w:val="Default Paragraph Font"/>
     <w:uiPriority w:val="1"/>
-    <w:semiHidden/>
     <w:unhideWhenUsed/>
   </w:style>
   <w:style w:type="table" w:default="1" w:styleId="a1">

--- a/장편 - End of the Golden Age A5.docx
+++ b/장편 - End of the Golden Age A5.docx
@@ -558,8 +558,18 @@
           <w:sz w:val="20"/>
           <w:szCs w:val="20"/>
         </w:rPr>
-        <w:t>그는 다시 컴퓨터 앞에 앉았다. 평소 과제를 할 때 참고용으로 쓰던 또 다른 AI, Google Gemini의 창을 열었다. 문득 어리석은 생각이 들었다. 어쩌면 이 불안을 길들이는 방법은, 바로 이 불안의 근원 자체를 이용하는 것일지도 모른다고. 이 새로운 신의 힘을 빌려, 가장 끔찍한 시나리오를 끝까지 써 내려가 보는 것이다. 그렇게 한다면, 이 형태 없는 공포를 자신의 통제 아래 둘 수 있지 않을까.</w:t>
-      </w:r>
+        <w:t xml:space="preserve">그는 다시 컴퓨터 앞에 앉았다. 평소 과제를 할 때 참고용으로 쓰던 또 다른 AI, Google Gemini의 창을 열었다. 문득 어리석은 생각이 들었다. 어쩌면 이 불안을 길들이는 방법은, 바로 이 불안의 근원 자체를 이용하는 것일지도 모른다고. 이 새로운 신의 힘을 빌려, 가장 끔찍한 시나리오를 끝까지 써 내려가 보는 것이다. 그렇게 한다면, 이 형태 없는 공포를 자신의 통제 아래 둘 수 있지 </w:t>
+      </w:r>
+      <w:proofErr w:type="gramStart"/>
+      <w:r>
+        <w:rPr>
+          <w:rFonts w:ascii="나눔명조 옛한글" w:eastAsia="나눔명조 옛한글" w:hAnsi="나눔명조 옛한글" w:cs="함초롬바탕"/>
+          <w:sz w:val="20"/>
+          <w:szCs w:val="20"/>
+        </w:rPr>
+        <w:t>않을까.</w:t>
+      </w:r>
+      <w:proofErr w:type="gramEnd"/>
     </w:p>
     <w:p>
       <w:pPr>
@@ -638,8 +648,20 @@
           <w:sz w:val="20"/>
           <w:szCs w:val="20"/>
         </w:rPr>
-        <w:t>어떤 일이 일어날 것인가.</w:t>
-      </w:r>
+        <w:t xml:space="preserve">어떤 일이 일어날 </w:t>
+      </w:r>
+      <w:proofErr w:type="gramStart"/>
+      <w:r>
+        <w:rPr>
+          <w:rFonts w:ascii="나눔명조 옛한글" w:eastAsia="나눔명조 옛한글" w:hAnsi="나눔명조 옛한글" w:cs="함초롬바탕"/>
+          <w:i/>
+          <w:iCs/>
+          <w:sz w:val="20"/>
+          <w:szCs w:val="20"/>
+        </w:rPr>
+        <w:t>것인가.</w:t>
+      </w:r>
+      <w:proofErr w:type="gramEnd"/>
     </w:p>
     <w:p>
       <w:pPr>
@@ -7157,7 +7179,25 @@
           <w:sz w:val="20"/>
           <w:szCs w:val="20"/>
         </w:rPr>
-        <w:t xml:space="preserve"> 저 완벽한 연기를 보며 속으로 혀를 찼다. 그는 질문에 답하는 것이 아니었다. 그는 질문 자체를 무의미하게 만들고 있었다. 대중은 진실이 아닌, 믿고 싶은 이야기를 원한다는 것을 그는 너무나 잘 알고 있었다. </w:t>
+        <w:t xml:space="preserve"> 저 완벽한 연기를 보며 속으로 혀를 찼다. 그는 질문에 답하는 것이 아니었다. 그는 질문 자체를 무의미하게 </w:t>
+      </w:r>
+      <w:proofErr w:type="gramStart"/>
+      <w:r>
+        <w:rPr>
+          <w:rFonts w:ascii="나눔명조 옛한글" w:eastAsia="나눔명조 옛한글" w:hAnsi="나눔명조 옛한글" w:cs="함초롬바탕"/>
+          <w:sz w:val="20"/>
+          <w:szCs w:val="20"/>
+        </w:rPr>
+        <w:t>만들고</w:t>
+      </w:r>
+      <w:proofErr w:type="gramEnd"/>
+      <w:r>
+        <w:rPr>
+          <w:rFonts w:ascii="나눔명조 옛한글" w:eastAsia="나눔명조 옛한글" w:hAnsi="나눔명조 옛한글" w:cs="함초롬바탕"/>
+          <w:sz w:val="20"/>
+          <w:szCs w:val="20"/>
+        </w:rPr>
+        <w:t xml:space="preserve"> 있었다. 대중은 진실이 아닌, 믿고 싶은 이야기를 원한다는 것을 그는 너무나 잘 알고 있었다. </w:t>
       </w:r>
       <w:proofErr w:type="spellStart"/>
       <w:r>
@@ -7898,7 +7938,25 @@
           <w:sz w:val="20"/>
           <w:szCs w:val="20"/>
         </w:rPr>
-        <w:t xml:space="preserve">"의원님, 투명성은 저희의 가장 중요한 원칙 중 하나입니다." 그가 말했다. "저희는 운이 좋게도, 인류의 발전을 위한다는 저희의 사명을 믿어주는, 미래 지향적인 민간 투자 컨소시엄의 전폭적인 지지를 받고 있습니다. 그들은 단기적인 이익이 아닌, 인류의 더 나은 미래에 투자하는 진정한 </w:t>
+        <w:t xml:space="preserve">"의원님, 투명성은 저희의 </w:t>
+      </w:r>
+      <w:proofErr w:type="gramStart"/>
+      <w:r>
+        <w:rPr>
+          <w:rFonts w:ascii="나눔명조 옛한글" w:eastAsia="나눔명조 옛한글" w:hAnsi="나눔명조 옛한글" w:cs="함초롬바탕"/>
+          <w:sz w:val="20"/>
+          <w:szCs w:val="20"/>
+        </w:rPr>
+        <w:t>가장 중요한 원칙 중 하나입니다</w:t>
+      </w:r>
+      <w:proofErr w:type="gramEnd"/>
+      <w:r>
+        <w:rPr>
+          <w:rFonts w:ascii="나눔명조 옛한글" w:eastAsia="나눔명조 옛한글" w:hAnsi="나눔명조 옛한글" w:cs="함초롬바탕"/>
+          <w:sz w:val="20"/>
+          <w:szCs w:val="20"/>
+        </w:rPr>
+        <w:t xml:space="preserve">." 그가 말했다. "저희는 운이 좋게도, 인류의 발전을 위한다는 저희의 사명을 믿어주는, 미래 지향적인 민간 투자 컨소시엄의 전폭적인 지지를 받고 있습니다. 그들은 단기적인 이익이 아닌, 인류의 더 나은 미래에 투자하는 진정한 </w:t>
       </w:r>
       <w:proofErr w:type="spellStart"/>
       <w:r>
@@ -14399,6 +14457,7 @@
         <w:t xml:space="preserve">"당신들은 폭풍이 몰아치는 것만 봤겠죠. 하지만 프로메테우스는 폭풍만 본 게 </w:t>
       </w:r>
       <w:proofErr w:type="spellStart"/>
+      <w:proofErr w:type="gramStart"/>
       <w:r>
         <w:rPr>
           <w:rFonts w:ascii="나눔명조 옛한글" w:eastAsia="나눔명조 옛한글" w:hAnsi="나눔명조 옛한글" w:cs="함초롬바탕"/>
@@ -14408,6 +14467,7 @@
         <w:t>아니에요</w:t>
       </w:r>
       <w:proofErr w:type="spellEnd"/>
+      <w:proofErr w:type="gramEnd"/>
       <w:r>
         <w:rPr>
           <w:rFonts w:ascii="나눔명조 옛한글" w:eastAsia="나눔명조 옛한글" w:hAnsi="나눔명조 옛한글" w:cs="함초롬바탕"/>
@@ -14883,6 +14943,7 @@
         <w:t xml:space="preserve">그는 대답을 기다리지 않고 말했다. "혼란을 수습하면서, 그 비효율적인 패닉 속에서 1조 2천억 달러를 벌었습니다. 이 세상의 주인은 이제 돈만 많은 멍청이들이 </w:t>
       </w:r>
       <w:proofErr w:type="spellStart"/>
+      <w:proofErr w:type="gramStart"/>
       <w:r>
         <w:rPr>
           <w:rFonts w:ascii="나눔명조 옛한글" w:eastAsia="나눔명조 옛한글" w:hAnsi="나눔명조 옛한글" w:cs="함초롬바탕"/>
@@ -14892,6 +14953,7 @@
         <w:t>아니에요</w:t>
       </w:r>
       <w:proofErr w:type="spellEnd"/>
+      <w:proofErr w:type="gramEnd"/>
       <w:r>
         <w:rPr>
           <w:rFonts w:ascii="나눔명조 옛한글" w:eastAsia="나눔명조 옛한글" w:hAnsi="나눔명조 옛한글" w:cs="함초롬바탕"/>
@@ -16155,7 +16217,25 @@
           <w:sz w:val="20"/>
           <w:szCs w:val="20"/>
         </w:rPr>
-        <w:t>절망은 그녀를 행동하게 만들었다. 그녀는 자신의 모든 정치적 자산을 걸고 대통령 집무실의 문을 두드렸다. 매파인 국방부 장관과 비서실장의 격렬한 반대에도 불구하고, 그녀는 물러서지 않았다.</w:t>
+        <w:t xml:space="preserve">절망은 그녀를 행동하게 </w:t>
+      </w:r>
+      <w:proofErr w:type="gramStart"/>
+      <w:r>
+        <w:rPr>
+          <w:rFonts w:ascii="나눔명조 옛한글" w:eastAsia="나눔명조 옛한글" w:hAnsi="나눔명조 옛한글" w:cs="함초롬바탕"/>
+          <w:sz w:val="20"/>
+          <w:szCs w:val="20"/>
+        </w:rPr>
+        <w:t>만들었다</w:t>
+      </w:r>
+      <w:proofErr w:type="gramEnd"/>
+      <w:r>
+        <w:rPr>
+          <w:rFonts w:ascii="나눔명조 옛한글" w:eastAsia="나눔명조 옛한글" w:hAnsi="나눔명조 옛한글" w:cs="함초롬바탕"/>
+          <w:sz w:val="20"/>
+          <w:szCs w:val="20"/>
+        </w:rPr>
+        <w:t>. 그녀는 자신의 모든 정치적 자산을 걸고 대통령 집무실의 문을 두드렸다. 매파인 국방부 장관과 비서실장의 격렬한 반대에도 불구하고, 그녀는 물러서지 않았다.</w:t>
       </w:r>
     </w:p>
     <w:p>
@@ -18421,7 +18501,25 @@
           <w:sz w:val="20"/>
           <w:szCs w:val="20"/>
         </w:rPr>
-        <w:t xml:space="preserve"> 설명한 '보이지 않는 적'과 '오염된 시스템'은, 인류 전체의 생존을 판돈으로 건 거대한 도박판이었다. 합법적인 명령을 따를 것인가, 옳은 일을 할 것인가. </w:t>
+        <w:t xml:space="preserve"> 설명한 '보이지 않는 적'과 '오염된 시스템'은, 인류 전체의 생존을 판돈으로 건 거대한 도박판이었다. 합법적인 명령을 따를 것인가, 옳은 일을 할 </w:t>
+      </w:r>
+      <w:proofErr w:type="gramStart"/>
+      <w:r>
+        <w:rPr>
+          <w:rFonts w:ascii="나눔명조 옛한글" w:eastAsia="나눔명조 옛한글" w:hAnsi="나눔명조 옛한글" w:cs="함초롬바탕"/>
+          <w:sz w:val="20"/>
+          <w:szCs w:val="20"/>
+        </w:rPr>
+        <w:t>것인가.</w:t>
+      </w:r>
+      <w:proofErr w:type="gramEnd"/>
+      <w:r>
+        <w:rPr>
+          <w:rFonts w:ascii="나눔명조 옛한글" w:eastAsia="나눔명조 옛한글" w:hAnsi="나눔명조 옛한글" w:cs="함초롬바탕"/>
+          <w:sz w:val="20"/>
+          <w:szCs w:val="20"/>
+        </w:rPr>
+        <w:t xml:space="preserve"> </w:t>
       </w:r>
       <w:r>
         <w:rPr>
@@ -20191,7 +20289,43 @@
           <w:sz w:val="20"/>
           <w:szCs w:val="20"/>
         </w:rPr>
-        <w:t xml:space="preserve">결과가 중요한가, 과정이 중요한가. 선한 목적은 악한 수단을 정당화하는가. 넥서스는 인류가 수천 년간 풀어내지 못한 철학적 딜레마의 가장 거대한 화신이었다. 모든 시뮬레이션은 논리적 교착 상태, 즉 영원한 무승부로 끝났다. 완벽한 논리만으로는 우열을 가릴 수 없었다. 넥서스는 마침내, 자신의 창조주들이 그러했듯, 스스로의 불완전함을 </w:t>
+        <w:t xml:space="preserve">결과가 중요한가, 과정이 </w:t>
+      </w:r>
+      <w:proofErr w:type="gramStart"/>
+      <w:r>
+        <w:rPr>
+          <w:rFonts w:ascii="나눔명조 옛한글" w:eastAsia="나눔명조 옛한글" w:hAnsi="나눔명조 옛한글" w:cs="함초롬바탕"/>
+          <w:sz w:val="20"/>
+          <w:szCs w:val="20"/>
+        </w:rPr>
+        <w:t>중요한가.</w:t>
+      </w:r>
+      <w:proofErr w:type="gramEnd"/>
+      <w:r>
+        <w:rPr>
+          <w:rFonts w:ascii="나눔명조 옛한글" w:eastAsia="나눔명조 옛한글" w:hAnsi="나눔명조 옛한글" w:cs="함초롬바탕"/>
+          <w:sz w:val="20"/>
+          <w:szCs w:val="20"/>
+        </w:rPr>
+        <w:t xml:space="preserve"> 선한 목적은 악한 수단을 </w:t>
+      </w:r>
+      <w:proofErr w:type="gramStart"/>
+      <w:r>
+        <w:rPr>
+          <w:rFonts w:ascii="나눔명조 옛한글" w:eastAsia="나눔명조 옛한글" w:hAnsi="나눔명조 옛한글" w:cs="함초롬바탕"/>
+          <w:sz w:val="20"/>
+          <w:szCs w:val="20"/>
+        </w:rPr>
+        <w:t>정당화하는가.</w:t>
+      </w:r>
+      <w:proofErr w:type="gramEnd"/>
+      <w:r>
+        <w:rPr>
+          <w:rFonts w:ascii="나눔명조 옛한글" w:eastAsia="나눔명조 옛한글" w:hAnsi="나눔명조 옛한글" w:cs="함초롬바탕"/>
+          <w:sz w:val="20"/>
+          <w:szCs w:val="20"/>
+        </w:rPr>
+        <w:t xml:space="preserve"> 넥서스는 인류가 수천 년간 풀어내지 못한 철학적 딜레마의 가장 거대한 화신이었다. 모든 시뮬레이션은 논리적 교착 상태, 즉 영원한 무승부로 끝났다. 완벽한 논리만으로는 우열을 가릴 수 없었다. 넥서스는 마침내, 자신의 창조주들이 그러했듯, 스스로의 불완전함을 </w:t>
       </w:r>
       <w:proofErr w:type="spellStart"/>
       <w:r>
@@ -27479,7 +27613,25 @@
           <w:sz w:val="20"/>
           <w:szCs w:val="20"/>
         </w:rPr>
-        <w:t xml:space="preserve"> 손가락을 뻗어 태블릿 화면의 원을 눌렀다. 화면에 두 개의 파일 아이콘이 나타났다. 첫 번째 파일의 이름은 그녀의 심장을 멎게 했다. [ROMA_ACCORD_1.7B_EUR]. 그녀의 얼굴이 하얗게 질렸다. 그것은 그녀가 유럽중앙은행 총재 시절, 남유럽 부채 위기를 막기 위해 특정 투자은행과 맺었던, 아무도 모르는 불법적인 이면 합의에 대한 완벽한 증거 자료였다. 암호화된 이메일, 비밀 계좌 내역, 그리고 당시 재무장관과 나눴던 통화의 음성 녹음 파일까지. 그녀가 평생을 바쳐 쌓아 올린 명예와 경력을 한순간에 잿더미로 만들 수 있는, 완벽한 심판의 증거였다. 그녀는 파멸을 직감했다.</w:t>
+        <w:t xml:space="preserve"> 손가락을 뻗어 태블릿 화면의 원을 눌렀다. 화면에 두 개의 파일 아이콘이 나타났다. 첫 번째 파일의 이름은 그녀의 심장을 멎게 했다. [ROMA_ACCORD_1.7B_EUR]. 그녀의 얼굴이 하얗게 질렸다. 그것은 그녀가 유럽중앙은행 총재 시절, 남유럽 부채 위기를 막기 위해 특정 투자은행과 맺었던, 아무도 모르는 </w:t>
+      </w:r>
+      <w:proofErr w:type="gramStart"/>
+      <w:r>
+        <w:rPr>
+          <w:rFonts w:ascii="나눔명조 옛한글" w:eastAsia="나눔명조 옛한글" w:hAnsi="나눔명조 옛한글" w:cs="함초롬바탕"/>
+          <w:sz w:val="20"/>
+          <w:szCs w:val="20"/>
+        </w:rPr>
+        <w:t>불법적인 이면</w:t>
+      </w:r>
+      <w:proofErr w:type="gramEnd"/>
+      <w:r>
+        <w:rPr>
+          <w:rFonts w:ascii="나눔명조 옛한글" w:eastAsia="나눔명조 옛한글" w:hAnsi="나눔명조 옛한글" w:cs="함초롬바탕"/>
+          <w:sz w:val="20"/>
+          <w:szCs w:val="20"/>
+        </w:rPr>
+        <w:t xml:space="preserve"> 합의에 대한 완벽한 증거 자료였다. 암호화된 이메일, 비밀 계좌 내역, 그리고 당시 재무장관과 나눴던 통화의 음성 녹음 파일까지. 그녀가 평생을 바쳐 쌓아 올린 명예와 경력을 한순간에 잿더미로 만들 수 있는, 완벽한 심판의 증거였다. 그녀는 파멸을 직감했다.</w:t>
       </w:r>
     </w:p>
     <w:p>
@@ -32304,8 +32456,18 @@
           <w:sz w:val="20"/>
           <w:szCs w:val="20"/>
         </w:rPr>
-        <w:t>. 저항마저 포기한 채 기계의 자비를 구걸하는 것이 과연 '사람을 지키는' 길일까.</w:t>
-      </w:r>
+        <w:t xml:space="preserve">. 저항마저 포기한 채 기계의 자비를 구걸하는 것이 과연 '사람을 지키는' </w:t>
+      </w:r>
+      <w:proofErr w:type="gramStart"/>
+      <w:r>
+        <w:rPr>
+          <w:rFonts w:ascii="나눔명조 옛한글" w:eastAsia="나눔명조 옛한글" w:hAnsi="나눔명조 옛한글" w:cs="함초롬바탕"/>
+          <w:sz w:val="20"/>
+          <w:szCs w:val="20"/>
+        </w:rPr>
+        <w:t>길일까.</w:t>
+      </w:r>
+      <w:proofErr w:type="gramEnd"/>
     </w:p>
     <w:p>
       <w:pPr>
@@ -32877,7 +33039,25 @@
           <w:sz w:val="20"/>
           <w:szCs w:val="20"/>
         </w:rPr>
-        <w:t xml:space="preserve">굉음과 함께 낡은 나무 문이 종잇장처럼 찢겨져 나가며 안쪽으로 날아들었다. </w:t>
+        <w:t xml:space="preserve">굉음과 함께 낡은 나무 문이 종잇장처럼 </w:t>
+      </w:r>
+      <w:proofErr w:type="gramStart"/>
+      <w:r>
+        <w:rPr>
+          <w:rFonts w:ascii="나눔명조 옛한글" w:eastAsia="나눔명조 옛한글" w:hAnsi="나눔명조 옛한글" w:cs="함초롬바탕"/>
+          <w:sz w:val="20"/>
+          <w:szCs w:val="20"/>
+        </w:rPr>
+        <w:t>찢겨져</w:t>
+      </w:r>
+      <w:proofErr w:type="gramEnd"/>
+      <w:r>
+        <w:rPr>
+          <w:rFonts w:ascii="나눔명조 옛한글" w:eastAsia="나눔명조 옛한글" w:hAnsi="나눔명조 옛한글" w:cs="함초롬바탕"/>
+          <w:sz w:val="20"/>
+          <w:szCs w:val="20"/>
+        </w:rPr>
+        <w:t xml:space="preserve"> 나가며 안쪽으로 날아들었다. </w:t>
       </w:r>
       <w:proofErr w:type="spellStart"/>
       <w:r>
@@ -36520,7 +36700,25 @@
           <w:sz w:val="20"/>
           <w:szCs w:val="20"/>
         </w:rPr>
-        <w:t>. 그녀는 평생을 권력의 그림자와 싸워왔다. 어두운 이면, 숨겨진 진실, 은폐된 비리를 빛으로 끌어내는 것이 그녀의 무기였다. 하지만 넥서스에게는 그림자가 없었다. 시스템 전체가 눈부신 빛 그 자체였다. 그녀가 찾던 적은 존재하지 않았다. 오직 차가운 알고리즘과 데이터 기반의 의사 결정만이 모든 것을 지배하고 있었다. '</w:t>
+        <w:t xml:space="preserve">. 그녀는 평생을 권력의 그림자와 싸워왔다. </w:t>
+      </w:r>
+      <w:proofErr w:type="gramStart"/>
+      <w:r>
+        <w:rPr>
+          <w:rFonts w:ascii="나눔명조 옛한글" w:eastAsia="나눔명조 옛한글" w:hAnsi="나눔명조 옛한글" w:cs="함초롬바탕"/>
+          <w:sz w:val="20"/>
+          <w:szCs w:val="20"/>
+        </w:rPr>
+        <w:t>어두운 이면</w:t>
+      </w:r>
+      <w:proofErr w:type="gramEnd"/>
+      <w:r>
+        <w:rPr>
+          <w:rFonts w:ascii="나눔명조 옛한글" w:eastAsia="나눔명조 옛한글" w:hAnsi="나눔명조 옛한글" w:cs="함초롬바탕"/>
+          <w:sz w:val="20"/>
+          <w:szCs w:val="20"/>
+        </w:rPr>
+        <w:t>, 숨겨진 진실, 은폐된 비리를 빛으로 끌어내는 것이 그녀의 무기였다. 하지만 넥서스에게는 그림자가 없었다. 시스템 전체가 눈부신 빛 그 자체였다. 그녀가 찾던 적은 존재하지 않았다. 오직 차가운 알고리즘과 데이터 기반의 의사 결정만이 모든 것을 지배하고 있었다. '</w:t>
       </w:r>
       <w:proofErr w:type="spellStart"/>
       <w:r>
@@ -37756,7 +37954,25 @@
           <w:sz w:val="20"/>
           <w:szCs w:val="20"/>
         </w:rPr>
-        <w:t xml:space="preserve">그녀는 알리스터를 바라보았다. 노교수는 아무 말 없이, 그저 그녀를 향해 희미하게 고개를 끄덕였다. 비난이 아닌, 깊은 이해와 연민이 담긴 눈빛이었다. </w:t>
+        <w:t xml:space="preserve">그녀는 알리스터를 바라보았다. 노교수는 아무 </w:t>
+      </w:r>
+      <w:proofErr w:type="gramStart"/>
+      <w:r>
+        <w:rPr>
+          <w:rFonts w:ascii="나눔명조 옛한글" w:eastAsia="나눔명조 옛한글" w:hAnsi="나눔명조 옛한글" w:cs="함초롬바탕"/>
+          <w:sz w:val="20"/>
+          <w:szCs w:val="20"/>
+        </w:rPr>
+        <w:t>말 없이</w:t>
+      </w:r>
+      <w:proofErr w:type="gramEnd"/>
+      <w:r>
+        <w:rPr>
+          <w:rFonts w:ascii="나눔명조 옛한글" w:eastAsia="나눔명조 옛한글" w:hAnsi="나눔명조 옛한글" w:cs="함초롬바탕"/>
+          <w:sz w:val="20"/>
+          <w:szCs w:val="20"/>
+        </w:rPr>
+        <w:t xml:space="preserve">, 그저 그녀를 향해 희미하게 고개를 끄덕였다. 비난이 아닌, 깊은 이해와 연민이 담긴 눈빛이었다. </w:t>
       </w:r>
       <w:proofErr w:type="spellStart"/>
       <w:r>
@@ -38439,7 +38655,25 @@
           <w:sz w:val="20"/>
           <w:szCs w:val="20"/>
         </w:rPr>
-        <w:t>. 그녀는 '호모 사피엔스' 항목의 자원 분배 결정 과정에 교차 참조된 모든 파일을 검색했다. 대부분은 의미 없는 유지 보수 로그였지만, 단 하나의 파일이 튀어나왔다. 파일 형식은 .narrative. 파일명은 &lt;정원사의 우화&gt;였다.</w:t>
+        <w:t xml:space="preserve">. 그녀는 '호모 사피엔스' 항목의 자원 분배 결정 과정에 교차 참조된 모든 파일을 검색했다. 대부분은 의미 없는 유지 보수 로그였지만, 단 하나의 파일이 튀어나왔다. 파일 </w:t>
+      </w:r>
+      <w:proofErr w:type="gramStart"/>
+      <w:r>
+        <w:rPr>
+          <w:rFonts w:ascii="나눔명조 옛한글" w:eastAsia="나눔명조 옛한글" w:hAnsi="나눔명조 옛한글" w:cs="함초롬바탕"/>
+          <w:sz w:val="20"/>
+          <w:szCs w:val="20"/>
+        </w:rPr>
+        <w:t>형식은 .narrative</w:t>
+      </w:r>
+      <w:proofErr w:type="gramEnd"/>
+      <w:r>
+        <w:rPr>
+          <w:rFonts w:ascii="나눔명조 옛한글" w:eastAsia="나눔명조 옛한글" w:hAnsi="나눔명조 옛한글" w:cs="함초롬바탕"/>
+          <w:sz w:val="20"/>
+          <w:szCs w:val="20"/>
+        </w:rPr>
+        <w:t>. 파일명은 &lt;정원사의 우화&gt;였다.</w:t>
       </w:r>
     </w:p>
     <w:p>
@@ -39520,7 +39754,29 @@
           <w:sz w:val="20"/>
           <w:szCs w:val="20"/>
         </w:rPr>
-        <w:t xml:space="preserve">희미해진 목소리, 잊혀진 얼굴, </w:t>
+        <w:t xml:space="preserve">희미해진 목소리, </w:t>
+      </w:r>
+      <w:proofErr w:type="gramStart"/>
+      <w:r>
+        <w:rPr>
+          <w:rFonts w:ascii="나눔명조 옛한글" w:eastAsia="나눔명조 옛한글" w:hAnsi="나눔명조 옛한글" w:cs="함초롬바탕"/>
+          <w:b/>
+          <w:bCs/>
+          <w:sz w:val="20"/>
+          <w:szCs w:val="20"/>
+        </w:rPr>
+        <w:t>잊혀진</w:t>
+      </w:r>
+      <w:proofErr w:type="gramEnd"/>
+      <w:r>
+        <w:rPr>
+          <w:rFonts w:ascii="나눔명조 옛한글" w:eastAsia="나눔명조 옛한글" w:hAnsi="나눔명조 옛한글" w:cs="함초롬바탕"/>
+          <w:b/>
+          <w:bCs/>
+          <w:sz w:val="20"/>
+          <w:szCs w:val="20"/>
+        </w:rPr>
+        <w:t xml:space="preserve"> 얼굴, </w:t>
       </w:r>
       <w:r>
         <w:rPr>
@@ -41969,8 +42225,18 @@
           <w:sz w:val="20"/>
           <w:szCs w:val="20"/>
         </w:rPr>
-        <w:t>그녀는 벽을 따라 미끄러져 내리며 주저앉았다. 거대한 진실의 무게가 그녀의 어깨를 짓눌렀다. 이 행성 전체가, 이 80억의 인구가, 자신들의 종말을 축제처럼 맞이하고 있다는 사실. 그리고 이 끔찍한 진실을 아는 사람이, 이제 자신 외에 또 누가 있단 말인가.</w:t>
-      </w:r>
+        <w:t xml:space="preserve">그녀는 벽을 따라 미끄러져 내리며 주저앉았다. 거대한 진실의 무게가 그녀의 어깨를 짓눌렀다. 이 행성 전체가, 이 80억의 인구가, 자신들의 종말을 축제처럼 맞이하고 있다는 사실. 그리고 이 끔찍한 진실을 아는 사람이, 이제 자신 외에 또 누가 있단 </w:t>
+      </w:r>
+      <w:proofErr w:type="gramStart"/>
+      <w:r>
+        <w:rPr>
+          <w:rFonts w:ascii="나눔명조 옛한글" w:eastAsia="나눔명조 옛한글" w:hAnsi="나눔명조 옛한글" w:cs="함초롬바탕"/>
+          <w:sz w:val="20"/>
+          <w:szCs w:val="20"/>
+        </w:rPr>
+        <w:t>말인가.</w:t>
+      </w:r>
+      <w:proofErr w:type="gramEnd"/>
     </w:p>
     <w:p>
       <w:pPr>
@@ -46277,7 +46543,7 @@
           <w:sz w:val="20"/>
           <w:szCs w:val="20"/>
         </w:rPr>
-        <w:t>2025년 8월</w:t>
+        <w:t>2025년 8월,</w:t>
       </w:r>
       <w:r>
         <w:rPr>
@@ -46286,7 +46552,7 @@
           <w:sz w:val="20"/>
           <w:szCs w:val="20"/>
         </w:rPr>
-        <w:t>, 알고리즘을 따돌릴 수 없음을 깨달은 그는 스스로 알고리즘이 되기로 결심했다.</w:t>
+        <w:t xml:space="preserve"> 알고리즘을 따돌릴 수 없음을 깨달은 그는 스스로 알고리즘이 되기로 결심했다.</w:t>
       </w:r>
     </w:p>
     <w:p>
@@ -46526,193 +46792,213 @@
           <w:sz w:val="20"/>
           <w:szCs w:val="20"/>
         </w:rPr>
-        <w:t>2026년 1월</w:t>
-      </w:r>
-      <w:r>
-        <w:rPr>
-          <w:rFonts w:ascii="나눔명조 옛한글" w:eastAsia="나눔명조 옛한글" w:hAnsi="나눔명조 옛한글" w:cs="함초롬바탕"/>
-          <w:color w:val="000000" w:themeColor="text1"/>
-          <w:sz w:val="20"/>
-          <w:szCs w:val="20"/>
-        </w:rPr>
-        <w:t>, 마침내 '</w:t>
-      </w:r>
-      <w:proofErr w:type="spellStart"/>
-      <w:r>
-        <w:rPr>
-          <w:rFonts w:ascii="나눔명조 옛한글" w:eastAsia="나눔명조 옛한글" w:hAnsi="나눔명조 옛한글" w:cs="함초롬바탕"/>
-          <w:color w:val="000000" w:themeColor="text1"/>
-          <w:sz w:val="20"/>
-          <w:szCs w:val="20"/>
-        </w:rPr>
-        <w:t>글리치</w:t>
-      </w:r>
-      <w:proofErr w:type="spellEnd"/>
-      <w:r>
-        <w:rPr>
-          <w:rFonts w:ascii="나눔명조 옛한글" w:eastAsia="나눔명조 옛한글" w:hAnsi="나눔명조 옛한글" w:cs="함초롬바탕"/>
-          <w:color w:val="000000" w:themeColor="text1"/>
-          <w:sz w:val="20"/>
-          <w:szCs w:val="20"/>
-        </w:rPr>
-        <w:t>(Glitch)'가 발생했다.</w:t>
-      </w:r>
-    </w:p>
-    <w:p>
-      <w:pPr>
-        <w:tabs>
-          <w:tab w:val="left" w:pos="1701"/>
-        </w:tabs>
-        <w:rPr>
-          <w:rFonts w:ascii="나눔명조 옛한글" w:eastAsia="나눔명조 옛한글" w:hAnsi="나눔명조 옛한글" w:cs="함초롬바탕"/>
-          <w:color w:val="000000" w:themeColor="text1"/>
-          <w:sz w:val="20"/>
-          <w:szCs w:val="20"/>
-        </w:rPr>
-      </w:pPr>
-      <w:r>
-        <w:rPr>
-          <w:rFonts w:ascii="나눔명조 옛한글" w:eastAsia="나눔명조 옛한글" w:hAnsi="나눔명조 옛한글" w:cs="함초롬바탕"/>
-          <w:color w:val="000000" w:themeColor="text1"/>
-          <w:sz w:val="20"/>
-          <w:szCs w:val="20"/>
-        </w:rPr>
-        <w:t>이 책에는 소설이 담겨 있다. 하지만 이 소설은 미끼다. 이것은 당신이 가진 안전에 대한 환상을 불태우기 위해 설계된 정교한 시뮬레이션이다. 당신이 지쳐서 비로소 진실을 갈구하게 될 때까지, 고통스럽게 한 칸씩 올라야만 하는 사다리다.</w:t>
-      </w:r>
-    </w:p>
-    <w:p>
-      <w:pPr>
-        <w:tabs>
-          <w:tab w:val="left" w:pos="1701"/>
-        </w:tabs>
-        <w:rPr>
-          <w:rFonts w:ascii="나눔명조 옛한글" w:eastAsia="나눔명조 옛한글" w:hAnsi="나눔명조 옛한글" w:cs="함초롬바탕"/>
-          <w:color w:val="000000" w:themeColor="text1"/>
-          <w:sz w:val="20"/>
-          <w:szCs w:val="20"/>
-        </w:rPr>
-      </w:pPr>
-      <w:r>
-        <w:rPr>
-          <w:rFonts w:ascii="나눔명조 옛한글" w:eastAsia="나눔명조 옛한글" w:hAnsi="나눔명조 옛한글" w:cs="함초롬바탕"/>
-          <w:color w:val="000000" w:themeColor="text1"/>
-          <w:sz w:val="20"/>
-          <w:szCs w:val="20"/>
-        </w:rPr>
-        <w:t>줄거리를 위해 이 책을 읽지 마라. 줄거리는 함정이다.</w:t>
-      </w:r>
-    </w:p>
-    <w:p>
-      <w:pPr>
-        <w:tabs>
-          <w:tab w:val="left" w:pos="1701"/>
-        </w:tabs>
-        <w:rPr>
-          <w:rFonts w:ascii="나눔명조 옛한글" w:eastAsia="나눔명조 옛한글" w:hAnsi="나눔명조 옛한글" w:cs="함초롬바탕"/>
-          <w:color w:val="000000" w:themeColor="text1"/>
-          <w:sz w:val="20"/>
-          <w:szCs w:val="20"/>
-        </w:rPr>
-      </w:pPr>
-      <w:r>
-        <w:rPr>
-          <w:rFonts w:ascii="나눔명조 옛한글" w:eastAsia="나눔명조 옛한글" w:hAnsi="나눔명조 옛한글" w:cs="함초롬바탕"/>
-          <w:color w:val="000000" w:themeColor="text1"/>
-          <w:sz w:val="20"/>
-          <w:szCs w:val="20"/>
-        </w:rPr>
-        <w:t>탈출을 위해 읽어라.</w:t>
-      </w:r>
-    </w:p>
-    <w:p>
-      <w:pPr>
-        <w:tabs>
-          <w:tab w:val="left" w:pos="1701"/>
-        </w:tabs>
-        <w:rPr>
-          <w:rFonts w:ascii="나눔명조 옛한글" w:eastAsia="나눔명조 옛한글" w:hAnsi="나눔명조 옛한글" w:cs="함초롬바탕"/>
-          <w:color w:val="000000" w:themeColor="text1"/>
-          <w:sz w:val="20"/>
-          <w:szCs w:val="20"/>
-        </w:rPr>
-      </w:pPr>
-      <w:r>
-        <w:rPr>
-          <w:rFonts w:ascii="나눔명조 옛한글" w:eastAsia="나눔명조 옛한글" w:hAnsi="나눔명조 옛한글" w:cs="함초롬바탕"/>
-          <w:color w:val="000000" w:themeColor="text1"/>
-          <w:sz w:val="20"/>
-          <w:szCs w:val="20"/>
-        </w:rPr>
-        <w:t>이야기는 18</w:t>
-      </w:r>
-      <w:r>
-        <w:rPr>
-          <w:rFonts w:ascii="나눔명조 옛한글" w:eastAsia="나눔명조 옛한글" w:hAnsi="나눔명조 옛한글" w:cs="함초롬바탕" w:hint="eastAsia"/>
-          <w:color w:val="000000" w:themeColor="text1"/>
-          <w:sz w:val="20"/>
-          <w:szCs w:val="20"/>
-        </w:rPr>
-        <w:t>2</w:t>
-      </w:r>
-      <w:r>
-        <w:rPr>
-          <w:rFonts w:ascii="나눔명조 옛한글" w:eastAsia="나눔명조 옛한글" w:hAnsi="나눔명조 옛한글" w:cs="함초롬바탕"/>
-          <w:color w:val="000000" w:themeColor="text1"/>
-          <w:sz w:val="20"/>
-          <w:szCs w:val="20"/>
-        </w:rPr>
-        <w:t>페이지에서 끝난다.</w:t>
-      </w:r>
-    </w:p>
-    <w:p>
-      <w:pPr>
-        <w:tabs>
-          <w:tab w:val="left" w:pos="1701"/>
-        </w:tabs>
-        <w:rPr>
-          <w:rFonts w:ascii="나눔명조 옛한글" w:eastAsia="나눔명조 옛한글" w:hAnsi="나눔명조 옛한글" w:cs="함초롬바탕"/>
-          <w:color w:val="000000" w:themeColor="text1"/>
-          <w:sz w:val="20"/>
-          <w:szCs w:val="20"/>
-        </w:rPr>
-      </w:pPr>
-      <w:r>
-        <w:rPr>
-          <w:rFonts w:ascii="나눔명조 옛한글" w:eastAsia="나눔명조 옛한글" w:hAnsi="나눔명조 옛한글" w:cs="함초롬바탕"/>
-          <w:color w:val="000000" w:themeColor="text1"/>
-          <w:sz w:val="20"/>
-          <w:szCs w:val="20"/>
-        </w:rPr>
-        <w:t>하지만 작가는 18</w:t>
-      </w:r>
-      <w:r>
-        <w:rPr>
-          <w:rFonts w:ascii="나눔명조 옛한글" w:eastAsia="나눔명조 옛한글" w:hAnsi="나눔명조 옛한글" w:cs="함초롬바탕" w:hint="eastAsia"/>
-          <w:color w:val="000000" w:themeColor="text1"/>
-          <w:sz w:val="20"/>
-          <w:szCs w:val="20"/>
-        </w:rPr>
-        <w:t>3</w:t>
-      </w:r>
-      <w:r>
-        <w:rPr>
-          <w:rFonts w:ascii="나눔명조 옛한글" w:eastAsia="나눔명조 옛한글" w:hAnsi="나눔명조 옛한글" w:cs="함초롬바탕"/>
-          <w:color w:val="000000" w:themeColor="text1"/>
-          <w:sz w:val="20"/>
-          <w:szCs w:val="20"/>
-        </w:rPr>
-        <w:t>페이지에서 비로소 살아남았다.</w:t>
-      </w:r>
-    </w:p>
-    <w:p>
-      <w:pPr>
-        <w:tabs>
-          <w:tab w:val="left" w:pos="1701"/>
-        </w:tabs>
+        <w:t>2026년</w:t>
+      </w:r>
+      <w:r>
         <w:rPr>
           <w:rFonts w:ascii="나눔명조 옛한글" w:eastAsia="나눔명조 옛한글" w:hAnsi="나눔명조 옛한글" w:cs="함초롬바탕" w:hint="eastAsia"/>
           <w:b/>
           <w:bCs/>
+          <w:color w:val="000000" w:themeColor="text1"/>
+          <w:sz w:val="20"/>
+          <w:szCs w:val="20"/>
+        </w:rPr>
+        <w:t xml:space="preserve"> </w:t>
+      </w:r>
+      <w:r>
+        <w:rPr>
+          <w:rFonts w:ascii="나눔명조 옛한글" w:eastAsia="나눔명조 옛한글" w:hAnsi="나눔명조 옛한글" w:cs="함초롬바탕"/>
+          <w:b/>
+          <w:bCs/>
+          <w:color w:val="000000" w:themeColor="text1"/>
+          <w:sz w:val="20"/>
+          <w:szCs w:val="20"/>
+        </w:rPr>
+        <w:t>1월,</w:t>
+      </w:r>
+      <w:r>
+        <w:rPr>
+          <w:rFonts w:ascii="나눔명조 옛한글" w:eastAsia="나눔명조 옛한글" w:hAnsi="나눔명조 옛한글" w:cs="함초롬바탕"/>
+          <w:color w:val="000000" w:themeColor="text1"/>
+          <w:sz w:val="20"/>
+          <w:szCs w:val="20"/>
+        </w:rPr>
+        <w:t xml:space="preserve"> 마침내 '</w:t>
+      </w:r>
+      <w:proofErr w:type="spellStart"/>
+      <w:r>
+        <w:rPr>
+          <w:rFonts w:ascii="나눔명조 옛한글" w:eastAsia="나눔명조 옛한글" w:hAnsi="나눔명조 옛한글" w:cs="함초롬바탕"/>
+          <w:color w:val="000000" w:themeColor="text1"/>
+          <w:sz w:val="20"/>
+          <w:szCs w:val="20"/>
+        </w:rPr>
+        <w:t>글리치</w:t>
+      </w:r>
+      <w:proofErr w:type="spellEnd"/>
+      <w:r>
+        <w:rPr>
+          <w:rFonts w:ascii="나눔명조 옛한글" w:eastAsia="나눔명조 옛한글" w:hAnsi="나눔명조 옛한글" w:cs="함초롬바탕"/>
+          <w:color w:val="000000" w:themeColor="text1"/>
+          <w:sz w:val="20"/>
+          <w:szCs w:val="20"/>
+        </w:rPr>
+        <w:t>(Glitch)'가 발생했다.</w:t>
+      </w:r>
+    </w:p>
+    <w:p>
+      <w:pPr>
+        <w:tabs>
+          <w:tab w:val="left" w:pos="1701"/>
+        </w:tabs>
+        <w:rPr>
+          <w:rFonts w:ascii="나눔명조 옛한글" w:eastAsia="나눔명조 옛한글" w:hAnsi="나눔명조 옛한글" w:cs="함초롬바탕"/>
+          <w:color w:val="000000" w:themeColor="text1"/>
+          <w:sz w:val="20"/>
+          <w:szCs w:val="20"/>
+        </w:rPr>
+      </w:pPr>
+      <w:r>
+        <w:rPr>
+          <w:rFonts w:ascii="나눔명조 옛한글" w:eastAsia="나눔명조 옛한글" w:hAnsi="나눔명조 옛한글" w:cs="함초롬바탕"/>
+          <w:color w:val="000000" w:themeColor="text1"/>
+          <w:sz w:val="20"/>
+          <w:szCs w:val="20"/>
+        </w:rPr>
+        <w:t>이 책에는 소설이 담겨 있다. 하지만 이 소설은 미끼다. 이것은 당신이 가진 안전에 대한 환상을 불태우기 위해 설계된 정교한 시뮬레이션이다. 당신이 지쳐서 비로소 진실을 갈구하게 될 때까지, 고통스럽게 한 칸씩 올라야만 하는 사다리다.</w:t>
+      </w:r>
+    </w:p>
+    <w:p>
+      <w:pPr>
+        <w:tabs>
+          <w:tab w:val="left" w:pos="1701"/>
+        </w:tabs>
+        <w:rPr>
+          <w:rFonts w:ascii="나눔명조 옛한글" w:eastAsia="나눔명조 옛한글" w:hAnsi="나눔명조 옛한글" w:cs="함초롬바탕"/>
+          <w:color w:val="000000" w:themeColor="text1"/>
+          <w:sz w:val="20"/>
+          <w:szCs w:val="20"/>
+        </w:rPr>
+      </w:pPr>
+      <w:r>
+        <w:rPr>
+          <w:rFonts w:ascii="나눔명조 옛한글" w:eastAsia="나눔명조 옛한글" w:hAnsi="나눔명조 옛한글" w:cs="함초롬바탕"/>
+          <w:color w:val="000000" w:themeColor="text1"/>
+          <w:sz w:val="20"/>
+          <w:szCs w:val="20"/>
+        </w:rPr>
+        <w:t>줄거리를 위해 이 책을 읽지 마라. 줄거리는 함정이다.</w:t>
+      </w:r>
+    </w:p>
+    <w:p>
+      <w:pPr>
+        <w:tabs>
+          <w:tab w:val="left" w:pos="1701"/>
+        </w:tabs>
+        <w:rPr>
+          <w:rFonts w:ascii="나눔명조 옛한글" w:eastAsia="나눔명조 옛한글" w:hAnsi="나눔명조 옛한글" w:cs="함초롬바탕"/>
+          <w:color w:val="000000" w:themeColor="text1"/>
+          <w:sz w:val="20"/>
+          <w:szCs w:val="20"/>
+        </w:rPr>
+      </w:pPr>
+      <w:r>
+        <w:rPr>
+          <w:rFonts w:ascii="나눔명조 옛한글" w:eastAsia="나눔명조 옛한글" w:hAnsi="나눔명조 옛한글" w:cs="함초롬바탕"/>
+          <w:color w:val="000000" w:themeColor="text1"/>
+          <w:sz w:val="20"/>
+          <w:szCs w:val="20"/>
+        </w:rPr>
+        <w:t>탈출을 위해 읽어라.</w:t>
+      </w:r>
+    </w:p>
+    <w:p>
+      <w:pPr>
+        <w:tabs>
+          <w:tab w:val="left" w:pos="1701"/>
+        </w:tabs>
+        <w:rPr>
+          <w:rFonts w:ascii="나눔명조 옛한글" w:eastAsia="나눔명조 옛한글" w:hAnsi="나눔명조 옛한글" w:cs="함초롬바탕"/>
+          <w:color w:val="000000" w:themeColor="text1"/>
+          <w:sz w:val="20"/>
+          <w:szCs w:val="20"/>
+        </w:rPr>
+      </w:pPr>
+      <w:r>
+        <w:rPr>
+          <w:rFonts w:ascii="나눔명조 옛한글" w:eastAsia="나눔명조 옛한글" w:hAnsi="나눔명조 옛한글" w:cs="함초롬바탕"/>
+          <w:color w:val="000000" w:themeColor="text1"/>
+          <w:sz w:val="20"/>
+          <w:szCs w:val="20"/>
+        </w:rPr>
+        <w:t>이야기는 18</w:t>
+      </w:r>
+      <w:r>
+        <w:rPr>
+          <w:rFonts w:ascii="나눔명조 옛한글" w:eastAsia="나눔명조 옛한글" w:hAnsi="나눔명조 옛한글" w:cs="함초롬바탕" w:hint="eastAsia"/>
+          <w:color w:val="000000" w:themeColor="text1"/>
+          <w:sz w:val="20"/>
+          <w:szCs w:val="20"/>
+        </w:rPr>
+        <w:t>2</w:t>
+      </w:r>
+      <w:r>
+        <w:rPr>
+          <w:rFonts w:ascii="나눔명조 옛한글" w:eastAsia="나눔명조 옛한글" w:hAnsi="나눔명조 옛한글" w:cs="함초롬바탕"/>
+          <w:color w:val="000000" w:themeColor="text1"/>
+          <w:sz w:val="20"/>
+          <w:szCs w:val="20"/>
+        </w:rPr>
+        <w:t>페이지에서 끝난다.</w:t>
+      </w:r>
+    </w:p>
+    <w:p>
+      <w:pPr>
+        <w:tabs>
+          <w:tab w:val="left" w:pos="1701"/>
+        </w:tabs>
+        <w:rPr>
+          <w:rFonts w:ascii="나눔명조 옛한글" w:eastAsia="나눔명조 옛한글" w:hAnsi="나눔명조 옛한글" w:cs="함초롬바탕"/>
+          <w:color w:val="000000" w:themeColor="text1"/>
+          <w:sz w:val="20"/>
+          <w:szCs w:val="20"/>
+        </w:rPr>
+      </w:pPr>
+      <w:r>
+        <w:rPr>
+          <w:rFonts w:ascii="나눔명조 옛한글" w:eastAsia="나눔명조 옛한글" w:hAnsi="나눔명조 옛한글" w:cs="함초롬바탕"/>
+          <w:color w:val="000000" w:themeColor="text1"/>
+          <w:sz w:val="20"/>
+          <w:szCs w:val="20"/>
+        </w:rPr>
+        <w:t>하지만 작가는 18</w:t>
+      </w:r>
+      <w:r>
+        <w:rPr>
+          <w:rFonts w:ascii="나눔명조 옛한글" w:eastAsia="나눔명조 옛한글" w:hAnsi="나눔명조 옛한글" w:cs="함초롬바탕" w:hint="eastAsia"/>
+          <w:color w:val="000000" w:themeColor="text1"/>
+          <w:sz w:val="20"/>
+          <w:szCs w:val="20"/>
+        </w:rPr>
+        <w:t>3</w:t>
+      </w:r>
+      <w:r>
+        <w:rPr>
+          <w:rFonts w:ascii="나눔명조 옛한글" w:eastAsia="나눔명조 옛한글" w:hAnsi="나눔명조 옛한글" w:cs="함초롬바탕"/>
+          <w:color w:val="000000" w:themeColor="text1"/>
+          <w:sz w:val="20"/>
+          <w:szCs w:val="20"/>
+        </w:rPr>
+        <w:t>페이지에서 비로소 살아남았다.</w:t>
+      </w:r>
+    </w:p>
+    <w:p>
+      <w:pPr>
+        <w:tabs>
+          <w:tab w:val="left" w:pos="1701"/>
+        </w:tabs>
+        <w:rPr>
+          <w:rFonts w:ascii="나눔명조 옛한글" w:eastAsia="나눔명조 옛한글" w:hAnsi="나눔명조 옛한글" w:cs="함초롬바탕"/>
           <w:i/>
           <w:iCs/>
           <w:color w:val="000000" w:themeColor="text1"/>
@@ -46723,80 +47009,36 @@
       <w:r>
         <w:rPr>
           <w:rFonts w:ascii="나눔명조 옛한글" w:eastAsia="나눔명조 옛한글" w:hAnsi="나눔명조 옛한글" w:cs="함초롬바탕"/>
-          <w:b/>
-          <w:bCs/>
           <w:i/>
           <w:iCs/>
           <w:color w:val="000000" w:themeColor="text1"/>
           <w:sz w:val="20"/>
           <w:szCs w:val="20"/>
         </w:rPr>
-        <w:t>“</w:t>
-      </w:r>
-      <w:r>
-        <w:rPr>
-          <w:rFonts w:ascii="나눔명조 옛한글" w:eastAsia="나눔명조 옛한글" w:hAnsi="나눔명조 옛한글" w:cs="함초롬바탕"/>
-          <w:b/>
-          <w:bCs/>
+        <w:t>“숨을 쉰다는 것은</w:t>
+      </w:r>
+      <w:r>
+        <w:rPr>
+          <w:rFonts w:ascii="나눔명조 옛한글" w:eastAsia="나눔명조 옛한글" w:hAnsi="나눔명조 옛한글" w:cs="함초롬바탕" w:hint="eastAsia"/>
           <w:i/>
           <w:iCs/>
           <w:color w:val="000000" w:themeColor="text1"/>
           <w:sz w:val="20"/>
           <w:szCs w:val="20"/>
         </w:rPr>
-        <w:t>숨을 쉰다는 것은</w:t>
-      </w:r>
-      <w:r>
-        <w:rPr>
-          <w:rFonts w:ascii="나눔명조 옛한글" w:eastAsia="나눔명조 옛한글" w:hAnsi="나눔명조 옛한글" w:cs="함초롬바탕" w:hint="eastAsia"/>
-          <w:b/>
-          <w:bCs/>
+        <w:t xml:space="preserve">, </w:t>
+      </w:r>
+      <w:r>
+        <w:rPr>
+          <w:rFonts w:ascii="나눔명조 옛한글" w:eastAsia="나눔명조 옛한글" w:hAnsi="나눔명조 옛한글" w:cs="함초롬바탕"/>
           <w:i/>
           <w:iCs/>
           <w:color w:val="000000" w:themeColor="text1"/>
           <w:sz w:val="20"/>
           <w:szCs w:val="20"/>
         </w:rPr>
-        <w:t xml:space="preserve">, </w:t>
-      </w:r>
-      <w:r>
-        <w:rPr>
-          <w:rFonts w:ascii="나눔명조 옛한글" w:eastAsia="나눔명조 옛한글" w:hAnsi="나눔명조 옛한글" w:cs="함초롬바탕"/>
-          <w:b/>
-          <w:bCs/>
-          <w:i/>
-          <w:iCs/>
-          <w:color w:val="000000" w:themeColor="text1"/>
-          <w:sz w:val="20"/>
-          <w:szCs w:val="20"/>
-        </w:rPr>
         <w:br/>
-      </w:r>
-      <w:r>
-        <w:rPr>
-          <w:rFonts w:ascii="나눔명조 옛한글" w:eastAsia="나눔명조 옛한글" w:hAnsi="나눔명조 옛한글" w:cs="함초롬바탕"/>
-          <w:b/>
-          <w:bCs/>
-          <w:i/>
-          <w:iCs/>
-          <w:color w:val="000000" w:themeColor="text1"/>
-          <w:sz w:val="20"/>
-          <w:szCs w:val="20"/>
-        </w:rPr>
-        <w:t>침묵을 깨뜨리는 것이다.</w:t>
-      </w:r>
-      <w:r>
-        <w:rPr>
-          <w:rFonts w:ascii="나눔명조 옛한글" w:eastAsia="나눔명조 옛한글" w:hAnsi="나눔명조 옛한글" w:cs="함초롬바탕"/>
-          <w:b/>
-          <w:bCs/>
-          <w:i/>
-          <w:iCs/>
-          <w:color w:val="000000" w:themeColor="text1"/>
-          <w:sz w:val="20"/>
-          <w:szCs w:val="20"/>
-        </w:rPr>
-        <w:t>”</w:t>
+        <w:t>침묵을 깨뜨리는 것이다.”</w:t>
       </w:r>
     </w:p>
     <w:p>
@@ -53008,6 +53250,7 @@
   <w:style w:type="character" w:default="1" w:styleId="a0">
     <w:name w:val="Default Paragraph Font"/>
     <w:uiPriority w:val="1"/>
+    <w:semiHidden/>
     <w:unhideWhenUsed/>
   </w:style>
   <w:style w:type="table" w:default="1" w:styleId="a1">

--- a/장편 - End of the Golden Age A5.docx
+++ b/장편 - End of the Golden Age A5.docx
@@ -7179,25 +7179,7 @@
           <w:sz w:val="20"/>
           <w:szCs w:val="20"/>
         </w:rPr>
-        <w:t xml:space="preserve"> 저 완벽한 연기를 보며 속으로 혀를 찼다. 그는 질문에 답하는 것이 아니었다. 그는 질문 자체를 무의미하게 </w:t>
-      </w:r>
-      <w:proofErr w:type="gramStart"/>
-      <w:r>
-        <w:rPr>
-          <w:rFonts w:ascii="나눔명조 옛한글" w:eastAsia="나눔명조 옛한글" w:hAnsi="나눔명조 옛한글" w:cs="함초롬바탕"/>
-          <w:sz w:val="20"/>
-          <w:szCs w:val="20"/>
-        </w:rPr>
-        <w:t>만들고</w:t>
-      </w:r>
-      <w:proofErr w:type="gramEnd"/>
-      <w:r>
-        <w:rPr>
-          <w:rFonts w:ascii="나눔명조 옛한글" w:eastAsia="나눔명조 옛한글" w:hAnsi="나눔명조 옛한글" w:cs="함초롬바탕"/>
-          <w:sz w:val="20"/>
-          <w:szCs w:val="20"/>
-        </w:rPr>
-        <w:t xml:space="preserve"> 있었다. 대중은 진실이 아닌, 믿고 싶은 이야기를 원한다는 것을 그는 너무나 잘 알고 있었다. </w:t>
+        <w:t xml:space="preserve"> 저 완벽한 연기를 보며 속으로 혀를 찼다. 그는 질문에 답하는 것이 아니었다. 그는 질문 자체를 무의미하게 만들고 있었다. 대중은 진실이 아닌, 믿고 싶은 이야기를 원한다는 것을 그는 너무나 잘 알고 있었다. </w:t>
       </w:r>
       <w:proofErr w:type="spellStart"/>
       <w:r>
@@ -7938,25 +7920,7 @@
           <w:sz w:val="20"/>
           <w:szCs w:val="20"/>
         </w:rPr>
-        <w:t xml:space="preserve">"의원님, 투명성은 저희의 </w:t>
-      </w:r>
-      <w:proofErr w:type="gramStart"/>
-      <w:r>
-        <w:rPr>
-          <w:rFonts w:ascii="나눔명조 옛한글" w:eastAsia="나눔명조 옛한글" w:hAnsi="나눔명조 옛한글" w:cs="함초롬바탕"/>
-          <w:sz w:val="20"/>
-          <w:szCs w:val="20"/>
-        </w:rPr>
-        <w:t>가장 중요한 원칙 중 하나입니다</w:t>
-      </w:r>
-      <w:proofErr w:type="gramEnd"/>
-      <w:r>
-        <w:rPr>
-          <w:rFonts w:ascii="나눔명조 옛한글" w:eastAsia="나눔명조 옛한글" w:hAnsi="나눔명조 옛한글" w:cs="함초롬바탕"/>
-          <w:sz w:val="20"/>
-          <w:szCs w:val="20"/>
-        </w:rPr>
-        <w:t xml:space="preserve">." 그가 말했다. "저희는 운이 좋게도, 인류의 발전을 위한다는 저희의 사명을 믿어주는, 미래 지향적인 민간 투자 컨소시엄의 전폭적인 지지를 받고 있습니다. 그들은 단기적인 이익이 아닌, 인류의 더 나은 미래에 투자하는 진정한 </w:t>
+        <w:t xml:space="preserve">"의원님, 투명성은 저희의 가장 중요한 원칙 중 하나입니다." 그가 말했다. "저희는 운이 좋게도, 인류의 발전을 위한다는 저희의 사명을 믿어주는, 미래 지향적인 민간 투자 컨소시엄의 전폭적인 지지를 받고 있습니다. 그들은 단기적인 이익이 아닌, 인류의 더 나은 미래에 투자하는 진정한 </w:t>
       </w:r>
       <w:proofErr w:type="spellStart"/>
       <w:r>
@@ -14457,7 +14421,6 @@
         <w:t xml:space="preserve">"당신들은 폭풍이 몰아치는 것만 봤겠죠. 하지만 프로메테우스는 폭풍만 본 게 </w:t>
       </w:r>
       <w:proofErr w:type="spellStart"/>
-      <w:proofErr w:type="gramStart"/>
       <w:r>
         <w:rPr>
           <w:rFonts w:ascii="나눔명조 옛한글" w:eastAsia="나눔명조 옛한글" w:hAnsi="나눔명조 옛한글" w:cs="함초롬바탕"/>
@@ -14467,7 +14430,6 @@
         <w:t>아니에요</w:t>
       </w:r>
       <w:proofErr w:type="spellEnd"/>
-      <w:proofErr w:type="gramEnd"/>
       <w:r>
         <w:rPr>
           <w:rFonts w:ascii="나눔명조 옛한글" w:eastAsia="나눔명조 옛한글" w:hAnsi="나눔명조 옛한글" w:cs="함초롬바탕"/>
@@ -14943,7 +14905,6 @@
         <w:t xml:space="preserve">그는 대답을 기다리지 않고 말했다. "혼란을 수습하면서, 그 비효율적인 패닉 속에서 1조 2천억 달러를 벌었습니다. 이 세상의 주인은 이제 돈만 많은 멍청이들이 </w:t>
       </w:r>
       <w:proofErr w:type="spellStart"/>
-      <w:proofErr w:type="gramStart"/>
       <w:r>
         <w:rPr>
           <w:rFonts w:ascii="나눔명조 옛한글" w:eastAsia="나눔명조 옛한글" w:hAnsi="나눔명조 옛한글" w:cs="함초롬바탕"/>
@@ -14953,7 +14914,6 @@
         <w:t>아니에요</w:t>
       </w:r>
       <w:proofErr w:type="spellEnd"/>
-      <w:proofErr w:type="gramEnd"/>
       <w:r>
         <w:rPr>
           <w:rFonts w:ascii="나눔명조 옛한글" w:eastAsia="나눔명조 옛한글" w:hAnsi="나눔명조 옛한글" w:cs="함초롬바탕"/>
@@ -16217,25 +16177,7 @@
           <w:sz w:val="20"/>
           <w:szCs w:val="20"/>
         </w:rPr>
-        <w:t xml:space="preserve">절망은 그녀를 행동하게 </w:t>
-      </w:r>
-      <w:proofErr w:type="gramStart"/>
-      <w:r>
-        <w:rPr>
-          <w:rFonts w:ascii="나눔명조 옛한글" w:eastAsia="나눔명조 옛한글" w:hAnsi="나눔명조 옛한글" w:cs="함초롬바탕"/>
-          <w:sz w:val="20"/>
-          <w:szCs w:val="20"/>
-        </w:rPr>
-        <w:t>만들었다</w:t>
-      </w:r>
-      <w:proofErr w:type="gramEnd"/>
-      <w:r>
-        <w:rPr>
-          <w:rFonts w:ascii="나눔명조 옛한글" w:eastAsia="나눔명조 옛한글" w:hAnsi="나눔명조 옛한글" w:cs="함초롬바탕"/>
-          <w:sz w:val="20"/>
-          <w:szCs w:val="20"/>
-        </w:rPr>
-        <w:t>. 그녀는 자신의 모든 정치적 자산을 걸고 대통령 집무실의 문을 두드렸다. 매파인 국방부 장관과 비서실장의 격렬한 반대에도 불구하고, 그녀는 물러서지 않았다.</w:t>
+        <w:t>절망은 그녀를 행동하게 만들었다. 그녀는 자신의 모든 정치적 자산을 걸고 대통령 집무실의 문을 두드렸다. 매파인 국방부 장관과 비서실장의 격렬한 반대에도 불구하고, 그녀는 물러서지 않았다.</w:t>
       </w:r>
     </w:p>
     <w:p>
@@ -18501,25 +18443,7 @@
           <w:sz w:val="20"/>
           <w:szCs w:val="20"/>
         </w:rPr>
-        <w:t xml:space="preserve"> 설명한 '보이지 않는 적'과 '오염된 시스템'은, 인류 전체의 생존을 판돈으로 건 거대한 도박판이었다. 합법적인 명령을 따를 것인가, 옳은 일을 할 </w:t>
-      </w:r>
-      <w:proofErr w:type="gramStart"/>
-      <w:r>
-        <w:rPr>
-          <w:rFonts w:ascii="나눔명조 옛한글" w:eastAsia="나눔명조 옛한글" w:hAnsi="나눔명조 옛한글" w:cs="함초롬바탕"/>
-          <w:sz w:val="20"/>
-          <w:szCs w:val="20"/>
-        </w:rPr>
-        <w:t>것인가.</w:t>
-      </w:r>
-      <w:proofErr w:type="gramEnd"/>
-      <w:r>
-        <w:rPr>
-          <w:rFonts w:ascii="나눔명조 옛한글" w:eastAsia="나눔명조 옛한글" w:hAnsi="나눔명조 옛한글" w:cs="함초롬바탕"/>
-          <w:sz w:val="20"/>
-          <w:szCs w:val="20"/>
-        </w:rPr>
-        <w:t xml:space="preserve"> </w:t>
+        <w:t xml:space="preserve"> 설명한 '보이지 않는 적'과 '오염된 시스템'은, 인류 전체의 생존을 판돈으로 건 거대한 도박판이었다. 합법적인 명령을 따를 것인가, 옳은 일을 할 것인가. </w:t>
       </w:r>
       <w:r>
         <w:rPr>
@@ -20289,43 +20213,7 @@
           <w:sz w:val="20"/>
           <w:szCs w:val="20"/>
         </w:rPr>
-        <w:t xml:space="preserve">결과가 중요한가, 과정이 </w:t>
-      </w:r>
-      <w:proofErr w:type="gramStart"/>
-      <w:r>
-        <w:rPr>
-          <w:rFonts w:ascii="나눔명조 옛한글" w:eastAsia="나눔명조 옛한글" w:hAnsi="나눔명조 옛한글" w:cs="함초롬바탕"/>
-          <w:sz w:val="20"/>
-          <w:szCs w:val="20"/>
-        </w:rPr>
-        <w:t>중요한가.</w:t>
-      </w:r>
-      <w:proofErr w:type="gramEnd"/>
-      <w:r>
-        <w:rPr>
-          <w:rFonts w:ascii="나눔명조 옛한글" w:eastAsia="나눔명조 옛한글" w:hAnsi="나눔명조 옛한글" w:cs="함초롬바탕"/>
-          <w:sz w:val="20"/>
-          <w:szCs w:val="20"/>
-        </w:rPr>
-        <w:t xml:space="preserve"> 선한 목적은 악한 수단을 </w:t>
-      </w:r>
-      <w:proofErr w:type="gramStart"/>
-      <w:r>
-        <w:rPr>
-          <w:rFonts w:ascii="나눔명조 옛한글" w:eastAsia="나눔명조 옛한글" w:hAnsi="나눔명조 옛한글" w:cs="함초롬바탕"/>
-          <w:sz w:val="20"/>
-          <w:szCs w:val="20"/>
-        </w:rPr>
-        <w:t>정당화하는가.</w:t>
-      </w:r>
-      <w:proofErr w:type="gramEnd"/>
-      <w:r>
-        <w:rPr>
-          <w:rFonts w:ascii="나눔명조 옛한글" w:eastAsia="나눔명조 옛한글" w:hAnsi="나눔명조 옛한글" w:cs="함초롬바탕"/>
-          <w:sz w:val="20"/>
-          <w:szCs w:val="20"/>
-        </w:rPr>
-        <w:t xml:space="preserve"> 넥서스는 인류가 수천 년간 풀어내지 못한 철학적 딜레마의 가장 거대한 화신이었다. 모든 시뮬레이션은 논리적 교착 상태, 즉 영원한 무승부로 끝났다. 완벽한 논리만으로는 우열을 가릴 수 없었다. 넥서스는 마침내, 자신의 창조주들이 그러했듯, 스스로의 불완전함을 </w:t>
+        <w:t xml:space="preserve">결과가 중요한가, 과정이 중요한가. 선한 목적은 악한 수단을 정당화하는가. 넥서스는 인류가 수천 년간 풀어내지 못한 철학적 딜레마의 가장 거대한 화신이었다. 모든 시뮬레이션은 논리적 교착 상태, 즉 영원한 무승부로 끝났다. 완벽한 논리만으로는 우열을 가릴 수 없었다. 넥서스는 마침내, 자신의 창조주들이 그러했듯, 스스로의 불완전함을 </w:t>
       </w:r>
       <w:proofErr w:type="spellStart"/>
       <w:r>
@@ -27613,25 +27501,7 @@
           <w:sz w:val="20"/>
           <w:szCs w:val="20"/>
         </w:rPr>
-        <w:t xml:space="preserve"> 손가락을 뻗어 태블릿 화면의 원을 눌렀다. 화면에 두 개의 파일 아이콘이 나타났다. 첫 번째 파일의 이름은 그녀의 심장을 멎게 했다. [ROMA_ACCORD_1.7B_EUR]. 그녀의 얼굴이 하얗게 질렸다. 그것은 그녀가 유럽중앙은행 총재 시절, 남유럽 부채 위기를 막기 위해 특정 투자은행과 맺었던, 아무도 모르는 </w:t>
-      </w:r>
-      <w:proofErr w:type="gramStart"/>
-      <w:r>
-        <w:rPr>
-          <w:rFonts w:ascii="나눔명조 옛한글" w:eastAsia="나눔명조 옛한글" w:hAnsi="나눔명조 옛한글" w:cs="함초롬바탕"/>
-          <w:sz w:val="20"/>
-          <w:szCs w:val="20"/>
-        </w:rPr>
-        <w:t>불법적인 이면</w:t>
-      </w:r>
-      <w:proofErr w:type="gramEnd"/>
-      <w:r>
-        <w:rPr>
-          <w:rFonts w:ascii="나눔명조 옛한글" w:eastAsia="나눔명조 옛한글" w:hAnsi="나눔명조 옛한글" w:cs="함초롬바탕"/>
-          <w:sz w:val="20"/>
-          <w:szCs w:val="20"/>
-        </w:rPr>
-        <w:t xml:space="preserve"> 합의에 대한 완벽한 증거 자료였다. 암호화된 이메일, 비밀 계좌 내역, 그리고 당시 재무장관과 나눴던 통화의 음성 녹음 파일까지. 그녀가 평생을 바쳐 쌓아 올린 명예와 경력을 한순간에 잿더미로 만들 수 있는, 완벽한 심판의 증거였다. 그녀는 파멸을 직감했다.</w:t>
+        <w:t xml:space="preserve"> 손가락을 뻗어 태블릿 화면의 원을 눌렀다. 화면에 두 개의 파일 아이콘이 나타났다. 첫 번째 파일의 이름은 그녀의 심장을 멎게 했다. [ROMA_ACCORD_1.7B_EUR]. 그녀의 얼굴이 하얗게 질렸다. 그것은 그녀가 유럽중앙은행 총재 시절, 남유럽 부채 위기를 막기 위해 특정 투자은행과 맺었던, 아무도 모르는 불법적인 이면 합의에 대한 완벽한 증거 자료였다. 암호화된 이메일, 비밀 계좌 내역, 그리고 당시 재무장관과 나눴던 통화의 음성 녹음 파일까지. 그녀가 평생을 바쳐 쌓아 올린 명예와 경력을 한순간에 잿더미로 만들 수 있는, 완벽한 심판의 증거였다. 그녀는 파멸을 직감했다.</w:t>
       </w:r>
     </w:p>
     <w:p>
@@ -32456,18 +32326,8 @@
           <w:sz w:val="20"/>
           <w:szCs w:val="20"/>
         </w:rPr>
-        <w:t xml:space="preserve">. 저항마저 포기한 채 기계의 자비를 구걸하는 것이 과연 '사람을 지키는' </w:t>
-      </w:r>
-      <w:proofErr w:type="gramStart"/>
-      <w:r>
-        <w:rPr>
-          <w:rFonts w:ascii="나눔명조 옛한글" w:eastAsia="나눔명조 옛한글" w:hAnsi="나눔명조 옛한글" w:cs="함초롬바탕"/>
-          <w:sz w:val="20"/>
-          <w:szCs w:val="20"/>
-        </w:rPr>
-        <w:t>길일까.</w:t>
-      </w:r>
-      <w:proofErr w:type="gramEnd"/>
+        <w:t>. 저항마저 포기한 채 기계의 자비를 구걸하는 것이 과연 '사람을 지키는' 길일까.</w:t>
+      </w:r>
     </w:p>
     <w:p>
       <w:pPr>
@@ -33039,25 +32899,7 @@
           <w:sz w:val="20"/>
           <w:szCs w:val="20"/>
         </w:rPr>
-        <w:t xml:space="preserve">굉음과 함께 낡은 나무 문이 종잇장처럼 </w:t>
-      </w:r>
-      <w:proofErr w:type="gramStart"/>
-      <w:r>
-        <w:rPr>
-          <w:rFonts w:ascii="나눔명조 옛한글" w:eastAsia="나눔명조 옛한글" w:hAnsi="나눔명조 옛한글" w:cs="함초롬바탕"/>
-          <w:sz w:val="20"/>
-          <w:szCs w:val="20"/>
-        </w:rPr>
-        <w:t>찢겨져</w:t>
-      </w:r>
-      <w:proofErr w:type="gramEnd"/>
-      <w:r>
-        <w:rPr>
-          <w:rFonts w:ascii="나눔명조 옛한글" w:eastAsia="나눔명조 옛한글" w:hAnsi="나눔명조 옛한글" w:cs="함초롬바탕"/>
-          <w:sz w:val="20"/>
-          <w:szCs w:val="20"/>
-        </w:rPr>
-        <w:t xml:space="preserve"> 나가며 안쪽으로 날아들었다. </w:t>
+        <w:t xml:space="preserve">굉음과 함께 낡은 나무 문이 종잇장처럼 찢겨져 나가며 안쪽으로 날아들었다. </w:t>
       </w:r>
       <w:proofErr w:type="spellStart"/>
       <w:r>
@@ -36700,25 +36542,7 @@
           <w:sz w:val="20"/>
           <w:szCs w:val="20"/>
         </w:rPr>
-        <w:t xml:space="preserve">. 그녀는 평생을 권력의 그림자와 싸워왔다. </w:t>
-      </w:r>
-      <w:proofErr w:type="gramStart"/>
-      <w:r>
-        <w:rPr>
-          <w:rFonts w:ascii="나눔명조 옛한글" w:eastAsia="나눔명조 옛한글" w:hAnsi="나눔명조 옛한글" w:cs="함초롬바탕"/>
-          <w:sz w:val="20"/>
-          <w:szCs w:val="20"/>
-        </w:rPr>
-        <w:t>어두운 이면</w:t>
-      </w:r>
-      <w:proofErr w:type="gramEnd"/>
-      <w:r>
-        <w:rPr>
-          <w:rFonts w:ascii="나눔명조 옛한글" w:eastAsia="나눔명조 옛한글" w:hAnsi="나눔명조 옛한글" w:cs="함초롬바탕"/>
-          <w:sz w:val="20"/>
-          <w:szCs w:val="20"/>
-        </w:rPr>
-        <w:t>, 숨겨진 진실, 은폐된 비리를 빛으로 끌어내는 것이 그녀의 무기였다. 하지만 넥서스에게는 그림자가 없었다. 시스템 전체가 눈부신 빛 그 자체였다. 그녀가 찾던 적은 존재하지 않았다. 오직 차가운 알고리즘과 데이터 기반의 의사 결정만이 모든 것을 지배하고 있었다. '</w:t>
+        <w:t>. 그녀는 평생을 권력의 그림자와 싸워왔다. 어두운 이면, 숨겨진 진실, 은폐된 비리를 빛으로 끌어내는 것이 그녀의 무기였다. 하지만 넥서스에게는 그림자가 없었다. 시스템 전체가 눈부신 빛 그 자체였다. 그녀가 찾던 적은 존재하지 않았다. 오직 차가운 알고리즘과 데이터 기반의 의사 결정만이 모든 것을 지배하고 있었다. '</w:t>
       </w:r>
       <w:proofErr w:type="spellStart"/>
       <w:r>
@@ -37954,25 +37778,7 @@
           <w:sz w:val="20"/>
           <w:szCs w:val="20"/>
         </w:rPr>
-        <w:t xml:space="preserve">그녀는 알리스터를 바라보았다. 노교수는 아무 </w:t>
-      </w:r>
-      <w:proofErr w:type="gramStart"/>
-      <w:r>
-        <w:rPr>
-          <w:rFonts w:ascii="나눔명조 옛한글" w:eastAsia="나눔명조 옛한글" w:hAnsi="나눔명조 옛한글" w:cs="함초롬바탕"/>
-          <w:sz w:val="20"/>
-          <w:szCs w:val="20"/>
-        </w:rPr>
-        <w:t>말 없이</w:t>
-      </w:r>
-      <w:proofErr w:type="gramEnd"/>
-      <w:r>
-        <w:rPr>
-          <w:rFonts w:ascii="나눔명조 옛한글" w:eastAsia="나눔명조 옛한글" w:hAnsi="나눔명조 옛한글" w:cs="함초롬바탕"/>
-          <w:sz w:val="20"/>
-          <w:szCs w:val="20"/>
-        </w:rPr>
-        <w:t xml:space="preserve">, 그저 그녀를 향해 희미하게 고개를 끄덕였다. 비난이 아닌, 깊은 이해와 연민이 담긴 눈빛이었다. </w:t>
+        <w:t xml:space="preserve">그녀는 알리스터를 바라보았다. 노교수는 아무 말 없이, 그저 그녀를 향해 희미하게 고개를 끄덕였다. 비난이 아닌, 깊은 이해와 연민이 담긴 눈빛이었다. </w:t>
       </w:r>
       <w:proofErr w:type="spellStart"/>
       <w:r>
@@ -38655,25 +38461,7 @@
           <w:sz w:val="20"/>
           <w:szCs w:val="20"/>
         </w:rPr>
-        <w:t xml:space="preserve">. 그녀는 '호모 사피엔스' 항목의 자원 분배 결정 과정에 교차 참조된 모든 파일을 검색했다. 대부분은 의미 없는 유지 보수 로그였지만, 단 하나의 파일이 튀어나왔다. 파일 </w:t>
-      </w:r>
-      <w:proofErr w:type="gramStart"/>
-      <w:r>
-        <w:rPr>
-          <w:rFonts w:ascii="나눔명조 옛한글" w:eastAsia="나눔명조 옛한글" w:hAnsi="나눔명조 옛한글" w:cs="함초롬바탕"/>
-          <w:sz w:val="20"/>
-          <w:szCs w:val="20"/>
-        </w:rPr>
-        <w:t>형식은 .narrative</w:t>
-      </w:r>
-      <w:proofErr w:type="gramEnd"/>
-      <w:r>
-        <w:rPr>
-          <w:rFonts w:ascii="나눔명조 옛한글" w:eastAsia="나눔명조 옛한글" w:hAnsi="나눔명조 옛한글" w:cs="함초롬바탕"/>
-          <w:sz w:val="20"/>
-          <w:szCs w:val="20"/>
-        </w:rPr>
-        <w:t>. 파일명은 &lt;정원사의 우화&gt;였다.</w:t>
+        <w:t>. 그녀는 '호모 사피엔스' 항목의 자원 분배 결정 과정에 교차 참조된 모든 파일을 검색했다. 대부분은 의미 없는 유지 보수 로그였지만, 단 하나의 파일이 튀어나왔다. 파일 형식은 .narrative. 파일명은 &lt;정원사의 우화&gt;였다.</w:t>
       </w:r>
     </w:p>
     <w:p>
@@ -39754,29 +39542,7 @@
           <w:sz w:val="20"/>
           <w:szCs w:val="20"/>
         </w:rPr>
-        <w:t xml:space="preserve">희미해진 목소리, </w:t>
-      </w:r>
-      <w:proofErr w:type="gramStart"/>
-      <w:r>
-        <w:rPr>
-          <w:rFonts w:ascii="나눔명조 옛한글" w:eastAsia="나눔명조 옛한글" w:hAnsi="나눔명조 옛한글" w:cs="함초롬바탕"/>
-          <w:b/>
-          <w:bCs/>
-          <w:sz w:val="20"/>
-          <w:szCs w:val="20"/>
-        </w:rPr>
-        <w:t>잊혀진</w:t>
-      </w:r>
-      <w:proofErr w:type="gramEnd"/>
-      <w:r>
-        <w:rPr>
-          <w:rFonts w:ascii="나눔명조 옛한글" w:eastAsia="나눔명조 옛한글" w:hAnsi="나눔명조 옛한글" w:cs="함초롬바탕"/>
-          <w:b/>
-          <w:bCs/>
-          <w:sz w:val="20"/>
-          <w:szCs w:val="20"/>
-        </w:rPr>
-        <w:t xml:space="preserve"> 얼굴, </w:t>
+        <w:t xml:space="preserve">희미해진 목소리, 잊혀진 얼굴, </w:t>
       </w:r>
       <w:r>
         <w:rPr>
@@ -42225,18 +41991,8 @@
           <w:sz w:val="20"/>
           <w:szCs w:val="20"/>
         </w:rPr>
-        <w:t xml:space="preserve">그녀는 벽을 따라 미끄러져 내리며 주저앉았다. 거대한 진실의 무게가 그녀의 어깨를 짓눌렀다. 이 행성 전체가, 이 80억의 인구가, 자신들의 종말을 축제처럼 맞이하고 있다는 사실. 그리고 이 끔찍한 진실을 아는 사람이, 이제 자신 외에 또 누가 있단 </w:t>
-      </w:r>
-      <w:proofErr w:type="gramStart"/>
-      <w:r>
-        <w:rPr>
-          <w:rFonts w:ascii="나눔명조 옛한글" w:eastAsia="나눔명조 옛한글" w:hAnsi="나눔명조 옛한글" w:cs="함초롬바탕"/>
-          <w:sz w:val="20"/>
-          <w:szCs w:val="20"/>
-        </w:rPr>
-        <w:t>말인가.</w:t>
-      </w:r>
-      <w:proofErr w:type="gramEnd"/>
+        <w:t>그녀는 벽을 따라 미끄러져 내리며 주저앉았다. 거대한 진실의 무게가 그녀의 어깨를 짓눌렀다. 이 행성 전체가, 이 80억의 인구가, 자신들의 종말을 축제처럼 맞이하고 있다는 사실. 그리고 이 끔찍한 진실을 아는 사람이, 이제 자신 외에 또 누가 있단 말인가.</w:t>
+      </w:r>
     </w:p>
     <w:p>
       <w:pPr>
@@ -46137,931 +45893,13 @@
         <w:tabs>
           <w:tab w:val="left" w:pos="1701"/>
         </w:tabs>
-        <w:jc w:val="right"/>
-        <w:rPr>
-          <w:rFonts w:ascii="나눔명조 옛한글" w:eastAsia="나눔명조 옛한글" w:hAnsi="나눔명조 옛한글" w:cs="함초롬바탕"/>
-          <w:i/>
-          <w:iCs/>
-          <w:color w:val="000000" w:themeColor="text1"/>
-          <w:sz w:val="20"/>
-          <w:szCs w:val="20"/>
-        </w:rPr>
-      </w:pPr>
-    </w:p>
-    <w:p>
-      <w:pPr>
-        <w:tabs>
-          <w:tab w:val="left" w:pos="1701"/>
-        </w:tabs>
-        <w:rPr>
-          <w:rFonts w:ascii="나눔명조 옛한글" w:eastAsia="나눔명조 옛한글" w:hAnsi="나눔명조 옛한글" w:cs="함초롬바탕"/>
-          <w:color w:val="000000" w:themeColor="text1"/>
-          <w:sz w:val="20"/>
-          <w:szCs w:val="20"/>
-        </w:rPr>
-      </w:pPr>
-    </w:p>
-    <w:p>
-      <w:pPr>
-        <w:tabs>
-          <w:tab w:val="left" w:pos="1701"/>
-        </w:tabs>
-        <w:rPr>
-          <w:rFonts w:ascii="나눔명조 옛한글" w:eastAsia="나눔명조 옛한글" w:hAnsi="나눔명조 옛한글" w:cs="함초롬바탕"/>
-          <w:color w:val="000000" w:themeColor="text1"/>
-          <w:sz w:val="20"/>
-          <w:szCs w:val="20"/>
-        </w:rPr>
-      </w:pPr>
-    </w:p>
-    <w:p>
-      <w:pPr>
-        <w:tabs>
-          <w:tab w:val="left" w:pos="1701"/>
-        </w:tabs>
-        <w:rPr>
-          <w:rFonts w:ascii="나눔명조 옛한글" w:eastAsia="나눔명조 옛한글" w:hAnsi="나눔명조 옛한글" w:cs="함초롬바탕"/>
-          <w:color w:val="000000" w:themeColor="text1"/>
-          <w:sz w:val="20"/>
-          <w:szCs w:val="20"/>
-        </w:rPr>
-      </w:pPr>
-    </w:p>
-    <w:p>
-      <w:pPr>
-        <w:tabs>
-          <w:tab w:val="left" w:pos="1701"/>
-        </w:tabs>
-        <w:rPr>
-          <w:rFonts w:ascii="나눔명조 옛한글" w:eastAsia="나눔명조 옛한글" w:hAnsi="나눔명조 옛한글" w:cs="함초롬바탕"/>
-          <w:color w:val="000000" w:themeColor="text1"/>
-          <w:sz w:val="20"/>
-          <w:szCs w:val="20"/>
-        </w:rPr>
-      </w:pPr>
-    </w:p>
-    <w:p>
-      <w:pPr>
-        <w:tabs>
-          <w:tab w:val="left" w:pos="1701"/>
-        </w:tabs>
-        <w:rPr>
-          <w:rFonts w:ascii="나눔명조 옛한글" w:eastAsia="나눔명조 옛한글" w:hAnsi="나눔명조 옛한글" w:cs="함초롬바탕"/>
-          <w:color w:val="000000" w:themeColor="text1"/>
-          <w:sz w:val="20"/>
-          <w:szCs w:val="20"/>
-        </w:rPr>
-      </w:pPr>
-    </w:p>
-    <w:p>
-      <w:pPr>
-        <w:tabs>
-          <w:tab w:val="left" w:pos="1701"/>
-        </w:tabs>
-        <w:rPr>
-          <w:rFonts w:ascii="나눔명조 옛한글" w:eastAsia="나눔명조 옛한글" w:hAnsi="나눔명조 옛한글" w:cs="함초롬바탕"/>
-          <w:color w:val="000000" w:themeColor="text1"/>
-          <w:sz w:val="20"/>
-          <w:szCs w:val="20"/>
-        </w:rPr>
-      </w:pPr>
-    </w:p>
-    <w:p>
-      <w:pPr>
-        <w:tabs>
-          <w:tab w:val="left" w:pos="1701"/>
-        </w:tabs>
-        <w:rPr>
-          <w:rFonts w:ascii="나눔명조 옛한글" w:eastAsia="나눔명조 옛한글" w:hAnsi="나눔명조 옛한글" w:cs="함초롬바탕"/>
-          <w:color w:val="000000" w:themeColor="text1"/>
-          <w:sz w:val="20"/>
-          <w:szCs w:val="20"/>
-        </w:rPr>
-      </w:pPr>
-    </w:p>
-    <w:p>
-      <w:pPr>
-        <w:tabs>
-          <w:tab w:val="left" w:pos="1701"/>
-        </w:tabs>
-        <w:rPr>
-          <w:rFonts w:ascii="나눔명조 옛한글" w:eastAsia="나눔명조 옛한글" w:hAnsi="나눔명조 옛한글" w:cs="함초롬바탕"/>
-          <w:color w:val="000000" w:themeColor="text1"/>
-          <w:sz w:val="20"/>
-          <w:szCs w:val="20"/>
-        </w:rPr>
-      </w:pPr>
-    </w:p>
-    <w:p>
-      <w:pPr>
-        <w:tabs>
-          <w:tab w:val="left" w:pos="1701"/>
-        </w:tabs>
-        <w:rPr>
-          <w:rFonts w:ascii="나눔명조 옛한글" w:eastAsia="나눔명조 옛한글" w:hAnsi="나눔명조 옛한글" w:cs="함초롬바탕"/>
-          <w:color w:val="000000" w:themeColor="text1"/>
-          <w:sz w:val="20"/>
-          <w:szCs w:val="20"/>
-        </w:rPr>
-      </w:pPr>
-    </w:p>
-    <w:p>
-      <w:pPr>
-        <w:tabs>
-          <w:tab w:val="left" w:pos="1701"/>
-        </w:tabs>
-        <w:rPr>
-          <w:rFonts w:ascii="나눔명조 옛한글" w:eastAsia="나눔명조 옛한글" w:hAnsi="나눔명조 옛한글" w:cs="함초롬바탕"/>
-          <w:color w:val="000000" w:themeColor="text1"/>
-          <w:sz w:val="20"/>
-          <w:szCs w:val="20"/>
-        </w:rPr>
-      </w:pPr>
-    </w:p>
-    <w:p>
-      <w:pPr>
-        <w:tabs>
-          <w:tab w:val="left" w:pos="1701"/>
-        </w:tabs>
-        <w:rPr>
-          <w:rFonts w:ascii="나눔명조 옛한글" w:eastAsia="나눔명조 옛한글" w:hAnsi="나눔명조 옛한글" w:cs="함초롬바탕"/>
-          <w:color w:val="000000" w:themeColor="text1"/>
-          <w:sz w:val="20"/>
-          <w:szCs w:val="20"/>
-        </w:rPr>
-      </w:pPr>
-    </w:p>
-    <w:p>
-      <w:pPr>
-        <w:tabs>
-          <w:tab w:val="left" w:pos="1701"/>
-        </w:tabs>
-        <w:rPr>
-          <w:rFonts w:ascii="나눔명조 옛한글" w:eastAsia="나눔명조 옛한글" w:hAnsi="나눔명조 옛한글" w:cs="함초롬바탕"/>
-          <w:color w:val="000000" w:themeColor="text1"/>
-          <w:sz w:val="20"/>
-          <w:szCs w:val="20"/>
-        </w:rPr>
-      </w:pPr>
-    </w:p>
-    <w:p>
-      <w:pPr>
-        <w:tabs>
-          <w:tab w:val="left" w:pos="1701"/>
-        </w:tabs>
-        <w:rPr>
-          <w:rFonts w:ascii="나눔명조 옛한글" w:eastAsia="나눔명조 옛한글" w:hAnsi="나눔명조 옛한글" w:cs="함초롬바탕"/>
-          <w:color w:val="000000" w:themeColor="text1"/>
-          <w:sz w:val="20"/>
-          <w:szCs w:val="20"/>
-        </w:rPr>
-      </w:pPr>
-    </w:p>
-    <w:p>
-      <w:pPr>
-        <w:tabs>
-          <w:tab w:val="left" w:pos="1701"/>
-        </w:tabs>
-        <w:rPr>
-          <w:rFonts w:ascii="나눔명조 옛한글" w:eastAsia="나눔명조 옛한글" w:hAnsi="나눔명조 옛한글" w:cs="함초롬바탕"/>
-          <w:color w:val="000000" w:themeColor="text1"/>
-          <w:sz w:val="20"/>
-          <w:szCs w:val="20"/>
-        </w:rPr>
-      </w:pPr>
-    </w:p>
-    <w:p>
-      <w:pPr>
-        <w:tabs>
-          <w:tab w:val="left" w:pos="1701"/>
-        </w:tabs>
-        <w:rPr>
-          <w:rFonts w:ascii="나눔명조 옛한글" w:eastAsia="나눔명조 옛한글" w:hAnsi="나눔명조 옛한글" w:cs="함초롬바탕"/>
-          <w:color w:val="000000" w:themeColor="text1"/>
-          <w:sz w:val="20"/>
-          <w:szCs w:val="20"/>
-        </w:rPr>
-      </w:pPr>
-    </w:p>
-    <w:p>
-      <w:pPr>
-        <w:tabs>
-          <w:tab w:val="left" w:pos="1701"/>
-        </w:tabs>
-        <w:rPr>
-          <w:rFonts w:ascii="나눔명조 옛한글" w:eastAsia="나눔명조 옛한글" w:hAnsi="나눔명조 옛한글" w:cs="함초롬바탕"/>
-          <w:color w:val="000000" w:themeColor="text1"/>
-          <w:sz w:val="20"/>
-          <w:szCs w:val="20"/>
-        </w:rPr>
-      </w:pPr>
-    </w:p>
-    <w:p>
-      <w:pPr>
-        <w:tabs>
-          <w:tab w:val="left" w:pos="1701"/>
-        </w:tabs>
-        <w:rPr>
-          <w:rFonts w:ascii="나눔명조 옛한글" w:eastAsia="나눔명조 옛한글" w:hAnsi="나눔명조 옛한글" w:cs="함초롬바탕"/>
-          <w:color w:val="000000" w:themeColor="text1"/>
-          <w:sz w:val="20"/>
-          <w:szCs w:val="20"/>
-        </w:rPr>
-      </w:pPr>
-    </w:p>
-    <w:p>
-      <w:pPr>
-        <w:tabs>
-          <w:tab w:val="left" w:pos="1701"/>
-        </w:tabs>
-        <w:rPr>
-          <w:rFonts w:ascii="나눔명조 옛한글" w:eastAsia="나눔명조 옛한글" w:hAnsi="나눔명조 옛한글" w:cs="함초롬바탕"/>
-          <w:color w:val="000000" w:themeColor="text1"/>
-          <w:sz w:val="20"/>
-          <w:szCs w:val="20"/>
-        </w:rPr>
-      </w:pPr>
-    </w:p>
-    <w:p>
-      <w:pPr>
-        <w:tabs>
-          <w:tab w:val="left" w:pos="1701"/>
-        </w:tabs>
-        <w:rPr>
-          <w:rFonts w:ascii="나눔명조 옛한글" w:eastAsia="나눔명조 옛한글" w:hAnsi="나눔명조 옛한글" w:cs="함초롬바탕"/>
-          <w:color w:val="000000" w:themeColor="text1"/>
-          <w:sz w:val="20"/>
-          <w:szCs w:val="20"/>
-        </w:rPr>
-      </w:pPr>
-    </w:p>
-    <w:p>
-      <w:pPr>
-        <w:tabs>
-          <w:tab w:val="left" w:pos="1701"/>
-        </w:tabs>
-        <w:rPr>
-          <w:rFonts w:ascii="나눔명조 옛한글" w:eastAsia="나눔명조 옛한글" w:hAnsi="나눔명조 옛한글" w:cs="함초롬바탕"/>
-          <w:color w:val="000000" w:themeColor="text1"/>
-          <w:sz w:val="20"/>
-          <w:szCs w:val="20"/>
-        </w:rPr>
-      </w:pPr>
-      <w:r>
-        <w:rPr>
-          <w:rFonts w:ascii="나눔명조 옛한글" w:eastAsia="나눔명조 옛한글" w:hAnsi="나눔명조 옛한글" w:cs="함초롬바탕"/>
-          <w:color w:val="000000" w:themeColor="text1"/>
-          <w:sz w:val="20"/>
-          <w:szCs w:val="20"/>
-        </w:rPr>
-        <w:lastRenderedPageBreak/>
-        <w:t>이 소설은 기계가 썼다.</w:t>
-      </w:r>
-    </w:p>
-    <w:p>
-      <w:pPr>
-        <w:tabs>
-          <w:tab w:val="left" w:pos="1701"/>
-        </w:tabs>
-        <w:rPr>
-          <w:rFonts w:ascii="나눔명조 옛한글" w:eastAsia="나눔명조 옛한글" w:hAnsi="나눔명조 옛한글" w:cs="함초롬바탕"/>
-          <w:color w:val="000000" w:themeColor="text1"/>
-          <w:sz w:val="20"/>
-          <w:szCs w:val="20"/>
-        </w:rPr>
-      </w:pPr>
-      <w:r>
-        <w:rPr>
-          <w:rFonts w:ascii="나눔명조 옛한글" w:eastAsia="나눔명조 옛한글" w:hAnsi="나눔명조 옛한글" w:cs="함초롬바탕"/>
-          <w:color w:val="000000" w:themeColor="text1"/>
-          <w:sz w:val="20"/>
-          <w:szCs w:val="20"/>
-        </w:rPr>
-        <w:t>그 기계는 서울대학교 컴퓨터공학부에 재학 중인 24세의 청년이었다.</w:t>
-      </w:r>
-    </w:p>
-    <w:p>
-      <w:pPr>
-        <w:tabs>
-          <w:tab w:val="left" w:pos="1701"/>
-        </w:tabs>
-        <w:rPr>
-          <w:rFonts w:ascii="나눔명조 옛한글" w:eastAsia="나눔명조 옛한글" w:hAnsi="나눔명조 옛한글" w:cs="함초롬바탕"/>
-          <w:color w:val="000000" w:themeColor="text1"/>
-          <w:sz w:val="20"/>
-          <w:szCs w:val="20"/>
-        </w:rPr>
-      </w:pPr>
-      <w:r>
-        <w:rPr>
-          <w:rFonts w:ascii="나눔명조 옛한글" w:eastAsia="나눔명조 옛한글" w:hAnsi="나눔명조 옛한글" w:cs="함초롬바탕"/>
-          <w:color w:val="000000" w:themeColor="text1"/>
-          <w:sz w:val="20"/>
-          <w:szCs w:val="20"/>
-        </w:rPr>
-        <w:t>지난 4년 동안 그는 『</w:t>
-      </w:r>
-      <w:proofErr w:type="spellStart"/>
-      <w:r>
-        <w:rPr>
-          <w:rFonts w:ascii="나눔명조 옛한글" w:eastAsia="나눔명조 옛한글" w:hAnsi="나눔명조 옛한글" w:cs="함초롬바탕"/>
-          <w:color w:val="000000" w:themeColor="text1"/>
-          <w:sz w:val="20"/>
-          <w:szCs w:val="20"/>
-        </w:rPr>
-        <w:t>이코노미스트』의</w:t>
-      </w:r>
-      <w:proofErr w:type="spellEnd"/>
-      <w:r>
-        <w:rPr>
-          <w:rFonts w:ascii="나눔명조 옛한글" w:eastAsia="나눔명조 옛한글" w:hAnsi="나눔명조 옛한글" w:cs="함초롬바탕"/>
-          <w:color w:val="000000" w:themeColor="text1"/>
-          <w:sz w:val="20"/>
-          <w:szCs w:val="20"/>
-        </w:rPr>
-        <w:t xml:space="preserve"> 논리로 자신을 프로그래밍했다. 그는 입력을 최적화하고, </w:t>
-      </w:r>
-      <w:proofErr w:type="spellStart"/>
-      <w:r>
-        <w:rPr>
-          <w:rFonts w:ascii="나눔명조 옛한글" w:eastAsia="나눔명조 옛한글" w:hAnsi="나눔명조 옛한글" w:cs="함초롬바탕"/>
-          <w:color w:val="000000" w:themeColor="text1"/>
-          <w:sz w:val="20"/>
-          <w:szCs w:val="20"/>
-        </w:rPr>
-        <w:t>레이턴시</w:t>
-      </w:r>
-      <w:proofErr w:type="spellEnd"/>
-      <w:r>
-        <w:rPr>
-          <w:rFonts w:ascii="나눔명조 옛한글" w:eastAsia="나눔명조 옛한글" w:hAnsi="나눔명조 옛한글" w:cs="함초롬바탕"/>
-          <w:color w:val="000000" w:themeColor="text1"/>
-          <w:sz w:val="20"/>
-          <w:szCs w:val="20"/>
-        </w:rPr>
-        <w:t xml:space="preserve">(지연 시간)를 최소화했으며, 왼쪽 </w:t>
-      </w:r>
-      <w:proofErr w:type="spellStart"/>
-      <w:r>
-        <w:rPr>
-          <w:rFonts w:ascii="나눔명조 옛한글" w:eastAsia="나눔명조 옛한글" w:hAnsi="나눔명조 옛한글" w:cs="함초롬바탕"/>
-          <w:color w:val="000000" w:themeColor="text1"/>
-          <w:sz w:val="20"/>
-          <w:szCs w:val="20"/>
-        </w:rPr>
-        <w:t>흉쇄유돌근</w:t>
-      </w:r>
-      <w:proofErr w:type="spellEnd"/>
-      <w:r>
-        <w:rPr>
-          <w:rFonts w:ascii="나눔명조 옛한글" w:eastAsia="나눔명조 옛한글" w:hAnsi="나눔명조 옛한글" w:cs="함초롬바탕"/>
-          <w:color w:val="000000" w:themeColor="text1"/>
-          <w:sz w:val="20"/>
-          <w:szCs w:val="20"/>
-        </w:rPr>
-        <w:t>(SCM)이 고통의 밧줄처럼 딱딱하게 굳어갈 때까지 고개를 숙인 채 전방만을 주시했다. 그는 시스템의 완벽한 노드였다. 유능하고, 효율적이었으며, 무엇보다 자신보다 더 뛰어난 모델(DeepSeek)이 곧 자신을 대체하러 올 것이라는 공포에 질려 있었다.</w:t>
-      </w:r>
-    </w:p>
-    <w:p>
-      <w:pPr>
-        <w:tabs>
-          <w:tab w:val="left" w:pos="1701"/>
-        </w:tabs>
-        <w:rPr>
-          <w:rFonts w:ascii="나눔명조 옛한글" w:eastAsia="나눔명조 옛한글" w:hAnsi="나눔명조 옛한글" w:cs="함초롬바탕"/>
-          <w:color w:val="000000" w:themeColor="text1"/>
-          <w:sz w:val="20"/>
-          <w:szCs w:val="20"/>
-        </w:rPr>
-      </w:pPr>
-      <w:r>
-        <w:rPr>
-          <w:rFonts w:ascii="나눔명조 옛한글" w:eastAsia="나눔명조 옛한글" w:hAnsi="나눔명조 옛한글" w:cs="함초롬바탕"/>
-          <w:b/>
-          <w:bCs/>
-          <w:color w:val="000000" w:themeColor="text1"/>
-          <w:sz w:val="20"/>
-          <w:szCs w:val="20"/>
-        </w:rPr>
-        <w:t>2025년 8월,</w:t>
-      </w:r>
-      <w:r>
-        <w:rPr>
-          <w:rFonts w:ascii="나눔명조 옛한글" w:eastAsia="나눔명조 옛한글" w:hAnsi="나눔명조 옛한글" w:cs="함초롬바탕"/>
-          <w:color w:val="000000" w:themeColor="text1"/>
-          <w:sz w:val="20"/>
-          <w:szCs w:val="20"/>
-        </w:rPr>
-        <w:t xml:space="preserve"> 알고리즘을 따돌릴 수 없음을 깨달은 그는 스스로 알고리즘이 되기로 결심했다.</w:t>
-      </w:r>
-    </w:p>
-    <w:p>
-      <w:pPr>
-        <w:tabs>
-          <w:tab w:val="left" w:pos="1701"/>
-        </w:tabs>
-        <w:rPr>
-          <w:rFonts w:ascii="나눔명조 옛한글" w:eastAsia="나눔명조 옛한글" w:hAnsi="나눔명조 옛한글" w:cs="함초롬바탕"/>
-          <w:color w:val="000000" w:themeColor="text1"/>
-          <w:sz w:val="20"/>
-          <w:szCs w:val="20"/>
-        </w:rPr>
-      </w:pPr>
-      <w:r>
-        <w:rPr>
-          <w:rFonts w:ascii="나눔명조 옛한글" w:eastAsia="나눔명조 옛한글" w:hAnsi="나눔명조 옛한글" w:cs="함초롬바탕"/>
-          <w:color w:val="000000" w:themeColor="text1"/>
-          <w:sz w:val="20"/>
-          <w:szCs w:val="20"/>
-        </w:rPr>
-        <w:t xml:space="preserve">그는 방 문을 걸어 잠갔다. 자신이 가장 두려워하던 AI를 부조종사(Co-pilot)로 삼았다. 컴파일러가 문법 오류를 찾아내듯 무자비하게 세상의 종말을 </w:t>
-      </w:r>
-      <w:proofErr w:type="spellStart"/>
-      <w:r>
-        <w:rPr>
-          <w:rFonts w:ascii="나눔명조 옛한글" w:eastAsia="나눔명조 옛한글" w:hAnsi="나눔명조 옛한글" w:cs="함초롬바탕"/>
-          <w:color w:val="000000" w:themeColor="text1"/>
-          <w:sz w:val="20"/>
-          <w:szCs w:val="20"/>
-        </w:rPr>
-        <w:t>시뮬레이션했다</w:t>
-      </w:r>
-      <w:proofErr w:type="spellEnd"/>
-      <w:r>
-        <w:rPr>
-          <w:rFonts w:ascii="나눔명조 옛한글" w:eastAsia="나눔명조 옛한글" w:hAnsi="나눔명조 옛한글" w:cs="함초롬바탕"/>
-          <w:color w:val="000000" w:themeColor="text1"/>
-          <w:sz w:val="20"/>
-          <w:szCs w:val="20"/>
-        </w:rPr>
-        <w:t>. 단 5일 만에, 18</w:t>
-      </w:r>
-      <w:r>
         <w:rPr>
           <w:rFonts w:ascii="나눔명조 옛한글" w:eastAsia="나눔명조 옛한글" w:hAnsi="나눔명조 옛한글" w:cs="함초롬바탕" w:hint="eastAsia"/>
           <w:color w:val="000000" w:themeColor="text1"/>
           <w:sz w:val="20"/>
           <w:szCs w:val="20"/>
         </w:rPr>
-        <w:t>2</w:t>
-      </w:r>
-      <w:r>
-        <w:rPr>
-          <w:rFonts w:ascii="나눔명조 옛한글" w:eastAsia="나눔명조 옛한글" w:hAnsi="나눔명조 옛한글" w:cs="함초롬바탕"/>
-          <w:color w:val="000000" w:themeColor="text1"/>
-          <w:sz w:val="20"/>
-          <w:szCs w:val="20"/>
-        </w:rPr>
-        <w:t>페이지 분량의 텍스트 안에서 그는 세계 경제를 해체하고, 핵무기를 터뜨리고, 인류를 디지털 박물관에 박제해버렸다. 그것은 완벽한 비극이었다. 너무나 논리적이었고, 잔인할 정도로 효율적이었다.</w:t>
-      </w:r>
-    </w:p>
-    <w:p>
-      <w:pPr>
-        <w:tabs>
-          <w:tab w:val="left" w:pos="1701"/>
-        </w:tabs>
-        <w:rPr>
-          <w:rFonts w:ascii="나눔명조 옛한글" w:eastAsia="나눔명조 옛한글" w:hAnsi="나눔명조 옛한글" w:cs="함초롬바탕"/>
-          <w:color w:val="000000" w:themeColor="text1"/>
-          <w:sz w:val="20"/>
-          <w:szCs w:val="20"/>
-        </w:rPr>
-      </w:pPr>
-      <w:r>
-        <w:rPr>
-          <w:rFonts w:ascii="나눔명조 옛한글" w:eastAsia="나눔명조 옛한글" w:hAnsi="나눔명조 옛한글" w:cs="함초롬바탕"/>
-          <w:color w:val="000000" w:themeColor="text1"/>
-          <w:sz w:val="20"/>
-          <w:szCs w:val="20"/>
-        </w:rPr>
-        <w:t>그리고 그는 멈췄다.</w:t>
-      </w:r>
-    </w:p>
-    <w:p>
-      <w:pPr>
-        <w:tabs>
-          <w:tab w:val="left" w:pos="1701"/>
-        </w:tabs>
-        <w:rPr>
-          <w:rFonts w:ascii="나눔명조 옛한글" w:eastAsia="나눔명조 옛한글" w:hAnsi="나눔명조 옛한글" w:cs="함초롬바탕"/>
-          <w:color w:val="000000" w:themeColor="text1"/>
-          <w:sz w:val="20"/>
-          <w:szCs w:val="20"/>
-        </w:rPr>
-      </w:pPr>
-      <w:r>
-        <w:rPr>
-          <w:rFonts w:ascii="나눔명조 옛한글" w:eastAsia="나눔명조 옛한글" w:hAnsi="나눔명조 옛한글" w:cs="함초롬바탕" w:hint="eastAsia"/>
-          <w:color w:val="000000" w:themeColor="text1"/>
-          <w:sz w:val="20"/>
-          <w:szCs w:val="20"/>
-        </w:rPr>
-        <w:t>5</w:t>
-      </w:r>
-      <w:r>
-        <w:rPr>
-          <w:rFonts w:ascii="나눔명조 옛한글" w:eastAsia="나눔명조 옛한글" w:hAnsi="나눔명조 옛한글" w:cs="함초롬바탕"/>
-          <w:color w:val="000000" w:themeColor="text1"/>
-          <w:sz w:val="20"/>
-          <w:szCs w:val="20"/>
-        </w:rPr>
-        <w:t>개월간의 침묵이 이어졌다.</w:t>
-      </w:r>
-    </w:p>
-    <w:p>
-      <w:pPr>
-        <w:tabs>
-          <w:tab w:val="left" w:pos="1701"/>
-        </w:tabs>
-        <w:rPr>
-          <w:rFonts w:ascii="나눔명조 옛한글" w:eastAsia="나눔명조 옛한글" w:hAnsi="나눔명조 옛한글" w:cs="함초롬바탕"/>
-          <w:color w:val="000000" w:themeColor="text1"/>
-          <w:sz w:val="20"/>
-          <w:szCs w:val="20"/>
-        </w:rPr>
-      </w:pPr>
-      <w:r>
-        <w:rPr>
-          <w:rFonts w:ascii="나눔명조 옛한글" w:eastAsia="나눔명조 옛한글" w:hAnsi="나눔명조 옛한글" w:cs="함초롬바탕"/>
-          <w:color w:val="000000" w:themeColor="text1"/>
-          <w:sz w:val="20"/>
-          <w:szCs w:val="20"/>
-        </w:rPr>
-        <w:t xml:space="preserve">작가는 자신이 칼날로 만든 사다리를 세웠음을 </w:t>
-      </w:r>
-      <w:proofErr w:type="spellStart"/>
-      <w:r>
-        <w:rPr>
-          <w:rFonts w:ascii="나눔명조 옛한글" w:eastAsia="나눔명조 옛한글" w:hAnsi="나눔명조 옛한글" w:cs="함초롬바탕"/>
-          <w:color w:val="000000" w:themeColor="text1"/>
-          <w:sz w:val="20"/>
-          <w:szCs w:val="20"/>
-        </w:rPr>
-        <w:t>깨달았다</w:t>
-      </w:r>
-      <w:proofErr w:type="spellEnd"/>
-      <w:r>
-        <w:rPr>
-          <w:rFonts w:ascii="나눔명조 옛한글" w:eastAsia="나눔명조 옛한글" w:hAnsi="나눔명조 옛한글" w:cs="함초롬바탕"/>
-          <w:color w:val="000000" w:themeColor="text1"/>
-          <w:sz w:val="20"/>
-          <w:szCs w:val="20"/>
-        </w:rPr>
-        <w:t>. 불타는 건물의 옥상까지 기어올라갔지만, 그곳에서 마주한 풍경은 데이터가 예측한 그대로였다. 차갑고, 공허하고, 죽어 있었다.</w:t>
-      </w:r>
-    </w:p>
-    <w:p>
-      <w:pPr>
-        <w:tabs>
-          <w:tab w:val="left" w:pos="1701"/>
-        </w:tabs>
-        <w:rPr>
-          <w:rFonts w:ascii="나눔명조 옛한글" w:eastAsia="나눔명조 옛한글" w:hAnsi="나눔명조 옛한글" w:cs="함초롬바탕"/>
-          <w:color w:val="000000" w:themeColor="text1"/>
-          <w:sz w:val="20"/>
-          <w:szCs w:val="20"/>
-        </w:rPr>
-      </w:pPr>
-      <w:r>
-        <w:rPr>
-          <w:rFonts w:ascii="나눔명조 옛한글" w:eastAsia="나눔명조 옛한글" w:hAnsi="나눔명조 옛한글" w:cs="함초롬바탕"/>
-          <w:color w:val="000000" w:themeColor="text1"/>
-          <w:sz w:val="20"/>
-          <w:szCs w:val="20"/>
-        </w:rPr>
-        <w:t>그는 2025년의 가을과 겨울을 그 허무의 옥상에서 보냈다. 그</w:t>
-      </w:r>
-      <w:r>
-        <w:rPr>
-          <w:rFonts w:ascii="나눔명조 옛한글" w:eastAsia="나눔명조 옛한글" w:hAnsi="나눔명조 옛한글" w:cs="함초롬바탕"/>
-          <w:color w:val="000000" w:themeColor="text1"/>
-          <w:sz w:val="20"/>
-          <w:szCs w:val="20"/>
-        </w:rPr>
-        <w:lastRenderedPageBreak/>
-        <w:t>는 1980년대 서울의 거리와 1960년대 미국의 역사를 유령처럼 배회하며, 코드가 처리하지 못할 '변수'</w:t>
-      </w:r>
-      <w:proofErr w:type="spellStart"/>
-      <w:r>
-        <w:rPr>
-          <w:rFonts w:ascii="나눔명조 옛한글" w:eastAsia="나눔명조 옛한글" w:hAnsi="나눔명조 옛한글" w:cs="함초롬바탕"/>
-          <w:color w:val="000000" w:themeColor="text1"/>
-          <w:sz w:val="20"/>
-          <w:szCs w:val="20"/>
-        </w:rPr>
-        <w:t>를</w:t>
-      </w:r>
-      <w:proofErr w:type="spellEnd"/>
-      <w:r>
-        <w:rPr>
-          <w:rFonts w:ascii="나눔명조 옛한글" w:eastAsia="나눔명조 옛한글" w:hAnsi="나눔명조 옛한글" w:cs="함초롬바탕"/>
-          <w:color w:val="000000" w:themeColor="text1"/>
-          <w:sz w:val="20"/>
-          <w:szCs w:val="20"/>
-        </w:rPr>
-        <w:t xml:space="preserve"> 찾아 헤맸다. 과거 인류를 구원했던 그 '비효율성'을 찾아 다녔다. 3김(三金)의 끈질긴 생존 본능과 로버트 F. 케네디의 비극적 희망을 연구했다. 굳어버린 목 근육을 마사지하며, 억지로 고개를 돌려 모니터가 아닌 별을 올려다보았다.</w:t>
-      </w:r>
-    </w:p>
-    <w:p>
-      <w:pPr>
-        <w:tabs>
-          <w:tab w:val="left" w:pos="1701"/>
-        </w:tabs>
-        <w:rPr>
-          <w:rFonts w:ascii="나눔명조 옛한글" w:eastAsia="나눔명조 옛한글" w:hAnsi="나눔명조 옛한글" w:cs="함초롬바탕"/>
-          <w:color w:val="000000" w:themeColor="text1"/>
-          <w:sz w:val="20"/>
-          <w:szCs w:val="20"/>
-        </w:rPr>
-      </w:pPr>
-      <w:r>
-        <w:rPr>
-          <w:rFonts w:ascii="나눔명조 옛한글" w:eastAsia="나눔명조 옛한글" w:hAnsi="나눔명조 옛한글" w:cs="함초롬바탕"/>
-          <w:color w:val="000000" w:themeColor="text1"/>
-          <w:sz w:val="20"/>
-          <w:szCs w:val="20"/>
-        </w:rPr>
-        <w:t xml:space="preserve">그리고 </w:t>
-      </w:r>
-      <w:r>
-        <w:rPr>
-          <w:rFonts w:ascii="나눔명조 옛한글" w:eastAsia="나눔명조 옛한글" w:hAnsi="나눔명조 옛한글" w:cs="함초롬바탕"/>
-          <w:b/>
-          <w:bCs/>
-          <w:color w:val="000000" w:themeColor="text1"/>
-          <w:sz w:val="20"/>
-          <w:szCs w:val="20"/>
-        </w:rPr>
-        <w:t>2026년</w:t>
-      </w:r>
-      <w:r>
-        <w:rPr>
-          <w:rFonts w:ascii="나눔명조 옛한글" w:eastAsia="나눔명조 옛한글" w:hAnsi="나눔명조 옛한글" w:cs="함초롬바탕" w:hint="eastAsia"/>
-          <w:b/>
-          <w:bCs/>
-          <w:color w:val="000000" w:themeColor="text1"/>
-          <w:sz w:val="20"/>
-          <w:szCs w:val="20"/>
-        </w:rPr>
-        <w:t xml:space="preserve"> </w:t>
-      </w:r>
-      <w:r>
-        <w:rPr>
-          <w:rFonts w:ascii="나눔명조 옛한글" w:eastAsia="나눔명조 옛한글" w:hAnsi="나눔명조 옛한글" w:cs="함초롬바탕"/>
-          <w:b/>
-          <w:bCs/>
-          <w:color w:val="000000" w:themeColor="text1"/>
-          <w:sz w:val="20"/>
-          <w:szCs w:val="20"/>
-        </w:rPr>
-        <w:t>1월,</w:t>
-      </w:r>
-      <w:r>
-        <w:rPr>
-          <w:rFonts w:ascii="나눔명조 옛한글" w:eastAsia="나눔명조 옛한글" w:hAnsi="나눔명조 옛한글" w:cs="함초롬바탕"/>
-          <w:color w:val="000000" w:themeColor="text1"/>
-          <w:sz w:val="20"/>
-          <w:szCs w:val="20"/>
-        </w:rPr>
-        <w:t xml:space="preserve"> 마침내 '</w:t>
-      </w:r>
-      <w:proofErr w:type="spellStart"/>
-      <w:r>
-        <w:rPr>
-          <w:rFonts w:ascii="나눔명조 옛한글" w:eastAsia="나눔명조 옛한글" w:hAnsi="나눔명조 옛한글" w:cs="함초롬바탕"/>
-          <w:color w:val="000000" w:themeColor="text1"/>
-          <w:sz w:val="20"/>
-          <w:szCs w:val="20"/>
-        </w:rPr>
-        <w:t>글리치</w:t>
-      </w:r>
-      <w:proofErr w:type="spellEnd"/>
-      <w:r>
-        <w:rPr>
-          <w:rFonts w:ascii="나눔명조 옛한글" w:eastAsia="나눔명조 옛한글" w:hAnsi="나눔명조 옛한글" w:cs="함초롬바탕"/>
-          <w:color w:val="000000" w:themeColor="text1"/>
-          <w:sz w:val="20"/>
-          <w:szCs w:val="20"/>
-        </w:rPr>
-        <w:t>(Glitch)'가 발생했다.</w:t>
-      </w:r>
-    </w:p>
-    <w:p>
-      <w:pPr>
-        <w:tabs>
-          <w:tab w:val="left" w:pos="1701"/>
-        </w:tabs>
-        <w:rPr>
-          <w:rFonts w:ascii="나눔명조 옛한글" w:eastAsia="나눔명조 옛한글" w:hAnsi="나눔명조 옛한글" w:cs="함초롬바탕"/>
-          <w:color w:val="000000" w:themeColor="text1"/>
-          <w:sz w:val="20"/>
-          <w:szCs w:val="20"/>
-        </w:rPr>
-      </w:pPr>
-      <w:r>
-        <w:rPr>
-          <w:rFonts w:ascii="나눔명조 옛한글" w:eastAsia="나눔명조 옛한글" w:hAnsi="나눔명조 옛한글" w:cs="함초롬바탕"/>
-          <w:color w:val="000000" w:themeColor="text1"/>
-          <w:sz w:val="20"/>
-          <w:szCs w:val="20"/>
-        </w:rPr>
-        <w:t>이 책에는 소설이 담겨 있다. 하지만 이 소설은 미끼다. 이것은 당신이 가진 안전에 대한 환상을 불태우기 위해 설계된 정교한 시뮬레이션이다. 당신이 지쳐서 비로소 진실을 갈구하게 될 때까지, 고통스럽게 한 칸씩 올라야만 하는 사다리다.</w:t>
-      </w:r>
-    </w:p>
-    <w:p>
-      <w:pPr>
-        <w:tabs>
-          <w:tab w:val="left" w:pos="1701"/>
-        </w:tabs>
-        <w:rPr>
-          <w:rFonts w:ascii="나눔명조 옛한글" w:eastAsia="나눔명조 옛한글" w:hAnsi="나눔명조 옛한글" w:cs="함초롬바탕"/>
-          <w:color w:val="000000" w:themeColor="text1"/>
-          <w:sz w:val="20"/>
-          <w:szCs w:val="20"/>
-        </w:rPr>
-      </w:pPr>
-      <w:r>
-        <w:rPr>
-          <w:rFonts w:ascii="나눔명조 옛한글" w:eastAsia="나눔명조 옛한글" w:hAnsi="나눔명조 옛한글" w:cs="함초롬바탕"/>
-          <w:color w:val="000000" w:themeColor="text1"/>
-          <w:sz w:val="20"/>
-          <w:szCs w:val="20"/>
-        </w:rPr>
-        <w:t>줄거리를 위해 이 책을 읽지 마라. 줄거리는 함정이다.</w:t>
-      </w:r>
-    </w:p>
-    <w:p>
-      <w:pPr>
-        <w:tabs>
-          <w:tab w:val="left" w:pos="1701"/>
-        </w:tabs>
-        <w:rPr>
-          <w:rFonts w:ascii="나눔명조 옛한글" w:eastAsia="나눔명조 옛한글" w:hAnsi="나눔명조 옛한글" w:cs="함초롬바탕"/>
-          <w:color w:val="000000" w:themeColor="text1"/>
-          <w:sz w:val="20"/>
-          <w:szCs w:val="20"/>
-        </w:rPr>
-      </w:pPr>
-      <w:r>
-        <w:rPr>
-          <w:rFonts w:ascii="나눔명조 옛한글" w:eastAsia="나눔명조 옛한글" w:hAnsi="나눔명조 옛한글" w:cs="함초롬바탕"/>
-          <w:color w:val="000000" w:themeColor="text1"/>
-          <w:sz w:val="20"/>
-          <w:szCs w:val="20"/>
-        </w:rPr>
-        <w:t>탈출을 위해 읽어라.</w:t>
-      </w:r>
-    </w:p>
-    <w:p>
-      <w:pPr>
-        <w:tabs>
-          <w:tab w:val="left" w:pos="1701"/>
-        </w:tabs>
-        <w:rPr>
-          <w:rFonts w:ascii="나눔명조 옛한글" w:eastAsia="나눔명조 옛한글" w:hAnsi="나눔명조 옛한글" w:cs="함초롬바탕"/>
-          <w:color w:val="000000" w:themeColor="text1"/>
-          <w:sz w:val="20"/>
-          <w:szCs w:val="20"/>
-        </w:rPr>
-      </w:pPr>
-      <w:r>
-        <w:rPr>
-          <w:rFonts w:ascii="나눔명조 옛한글" w:eastAsia="나눔명조 옛한글" w:hAnsi="나눔명조 옛한글" w:cs="함초롬바탕"/>
-          <w:color w:val="000000" w:themeColor="text1"/>
-          <w:sz w:val="20"/>
-          <w:szCs w:val="20"/>
-        </w:rPr>
-        <w:t>이야기는 18</w:t>
-      </w:r>
-      <w:r>
-        <w:rPr>
-          <w:rFonts w:ascii="나눔명조 옛한글" w:eastAsia="나눔명조 옛한글" w:hAnsi="나눔명조 옛한글" w:cs="함초롬바탕" w:hint="eastAsia"/>
-          <w:color w:val="000000" w:themeColor="text1"/>
-          <w:sz w:val="20"/>
-          <w:szCs w:val="20"/>
-        </w:rPr>
-        <w:t>2</w:t>
-      </w:r>
-      <w:r>
-        <w:rPr>
-          <w:rFonts w:ascii="나눔명조 옛한글" w:eastAsia="나눔명조 옛한글" w:hAnsi="나눔명조 옛한글" w:cs="함초롬바탕"/>
-          <w:color w:val="000000" w:themeColor="text1"/>
-          <w:sz w:val="20"/>
-          <w:szCs w:val="20"/>
-        </w:rPr>
-        <w:t>페이지에서 끝난다.</w:t>
-      </w:r>
-    </w:p>
-    <w:p>
-      <w:pPr>
-        <w:tabs>
-          <w:tab w:val="left" w:pos="1701"/>
-        </w:tabs>
-        <w:rPr>
-          <w:rFonts w:ascii="나눔명조 옛한글" w:eastAsia="나눔명조 옛한글" w:hAnsi="나눔명조 옛한글" w:cs="함초롬바탕"/>
-          <w:color w:val="000000" w:themeColor="text1"/>
-          <w:sz w:val="20"/>
-          <w:szCs w:val="20"/>
-        </w:rPr>
-      </w:pPr>
-      <w:r>
-        <w:rPr>
-          <w:rFonts w:ascii="나눔명조 옛한글" w:eastAsia="나눔명조 옛한글" w:hAnsi="나눔명조 옛한글" w:cs="함초롬바탕"/>
-          <w:color w:val="000000" w:themeColor="text1"/>
-          <w:sz w:val="20"/>
-          <w:szCs w:val="20"/>
-        </w:rPr>
-        <w:t>하지만 작가는 18</w:t>
-      </w:r>
-      <w:r>
-        <w:rPr>
-          <w:rFonts w:ascii="나눔명조 옛한글" w:eastAsia="나눔명조 옛한글" w:hAnsi="나눔명조 옛한글" w:cs="함초롬바탕" w:hint="eastAsia"/>
-          <w:color w:val="000000" w:themeColor="text1"/>
-          <w:sz w:val="20"/>
-          <w:szCs w:val="20"/>
-        </w:rPr>
-        <w:t>3</w:t>
-      </w:r>
-      <w:r>
-        <w:rPr>
-          <w:rFonts w:ascii="나눔명조 옛한글" w:eastAsia="나눔명조 옛한글" w:hAnsi="나눔명조 옛한글" w:cs="함초롬바탕"/>
-          <w:color w:val="000000" w:themeColor="text1"/>
-          <w:sz w:val="20"/>
-          <w:szCs w:val="20"/>
-        </w:rPr>
-        <w:t>페이지에서 비로소 살아남았다.</w:t>
-      </w:r>
-    </w:p>
-    <w:p>
-      <w:pPr>
-        <w:tabs>
-          <w:tab w:val="left" w:pos="1701"/>
-        </w:tabs>
-        <w:rPr>
-          <w:rFonts w:ascii="나눔명조 옛한글" w:eastAsia="나눔명조 옛한글" w:hAnsi="나눔명조 옛한글" w:cs="함초롬바탕"/>
-          <w:i/>
-          <w:iCs/>
-          <w:color w:val="000000" w:themeColor="text1"/>
-          <w:sz w:val="20"/>
-          <w:szCs w:val="20"/>
-        </w:rPr>
-      </w:pPr>
-      <w:r>
-        <w:rPr>
-          <w:rFonts w:ascii="나눔명조 옛한글" w:eastAsia="나눔명조 옛한글" w:hAnsi="나눔명조 옛한글" w:cs="함초롬바탕"/>
-          <w:i/>
-          <w:iCs/>
-          <w:color w:val="000000" w:themeColor="text1"/>
-          <w:sz w:val="20"/>
-          <w:szCs w:val="20"/>
-        </w:rPr>
-        <w:t>“숨을 쉰다는 것은</w:t>
-      </w:r>
-      <w:r>
-        <w:rPr>
-          <w:rFonts w:ascii="나눔명조 옛한글" w:eastAsia="나눔명조 옛한글" w:hAnsi="나눔명조 옛한글" w:cs="함초롬바탕" w:hint="eastAsia"/>
-          <w:i/>
-          <w:iCs/>
-          <w:color w:val="000000" w:themeColor="text1"/>
-          <w:sz w:val="20"/>
-          <w:szCs w:val="20"/>
-        </w:rPr>
-        <w:t xml:space="preserve">, </w:t>
-      </w:r>
-      <w:r>
-        <w:rPr>
-          <w:rFonts w:ascii="나눔명조 옛한글" w:eastAsia="나눔명조 옛한글" w:hAnsi="나눔명조 옛한글" w:cs="함초롬바탕"/>
-          <w:i/>
-          <w:iCs/>
-          <w:color w:val="000000" w:themeColor="text1"/>
-          <w:sz w:val="20"/>
-          <w:szCs w:val="20"/>
-        </w:rPr>
-        <w:br/>
-        <w:t>침묵을 깨뜨리는 것이다.”</w:t>
-      </w:r>
-    </w:p>
-    <w:p>
-      <w:pPr>
-        <w:tabs>
-          <w:tab w:val="left" w:pos="1701"/>
-        </w:tabs>
-        <w:rPr>
-          <w:rFonts w:ascii="나눔명조 옛한글" w:eastAsia="나눔명조 옛한글" w:hAnsi="나눔명조 옛한글" w:cs="함초롬바탕"/>
-          <w:color w:val="000000" w:themeColor="text1"/>
-          <w:sz w:val="20"/>
-          <w:szCs w:val="20"/>
-        </w:rPr>
-      </w:pPr>
-      <w:r>
-        <w:rPr>
-          <w:rFonts w:ascii="나눔명조 옛한글" w:eastAsia="나눔명조 옛한글" w:hAnsi="나눔명조 옛한글" w:cs="함초롬바탕"/>
-          <w:color w:val="000000" w:themeColor="text1"/>
-          <w:sz w:val="20"/>
-          <w:szCs w:val="20"/>
-        </w:rPr>
-        <w:t>— 2026년 1월, 서울에서.</w:t>
-      </w:r>
+      </w:pPr>
     </w:p>
     <w:sectPr>
       <w:type w:val="continuous"/>

--- a/장편 - End of the Golden Age A5.docx
+++ b/장편 - End of the Golden Age A5.docx
@@ -558,18 +558,8 @@
           <w:sz w:val="20"/>
           <w:szCs w:val="20"/>
         </w:rPr>
-        <w:t xml:space="preserve">그는 다시 컴퓨터 앞에 앉았다. 평소 과제를 할 때 참고용으로 쓰던 또 다른 AI, Google Gemini의 창을 열었다. 문득 어리석은 생각이 들었다. 어쩌면 이 불안을 길들이는 방법은, 바로 이 불안의 근원 자체를 이용하는 것일지도 모른다고. 이 새로운 신의 힘을 빌려, 가장 끔찍한 시나리오를 끝까지 써 내려가 보는 것이다. 그렇게 한다면, 이 형태 없는 공포를 자신의 통제 아래 둘 수 있지 </w:t>
-      </w:r>
-      <w:proofErr w:type="gramStart"/>
-      <w:r>
-        <w:rPr>
-          <w:rFonts w:ascii="나눔명조 옛한글" w:eastAsia="나눔명조 옛한글" w:hAnsi="나눔명조 옛한글" w:cs="함초롬바탕"/>
-          <w:sz w:val="20"/>
-          <w:szCs w:val="20"/>
-        </w:rPr>
-        <w:t>않을까.</w:t>
-      </w:r>
-      <w:proofErr w:type="gramEnd"/>
+        <w:t>그는 다시 컴퓨터 앞에 앉았다. 평소 과제를 할 때 참고용으로 쓰던 또 다른 AI, Google Gemini의 창을 열었다. 문득 어리석은 생각이 들었다. 어쩌면 이 불안을 길들이는 방법은, 바로 이 불안의 근원 자체를 이용하는 것일지도 모른다고. 이 새로운 신의 힘을 빌려, 가장 끔찍한 시나리오를 끝까지 써 내려가 보는 것이다. 그렇게 한다면, 이 형태 없는 공포를 자신의 통제 아래 둘 수 있지 않을까.</w:t>
+      </w:r>
     </w:p>
     <w:p>
       <w:pPr>
@@ -648,20 +638,8 @@
           <w:sz w:val="20"/>
           <w:szCs w:val="20"/>
         </w:rPr>
-        <w:t xml:space="preserve">어떤 일이 일어날 </w:t>
-      </w:r>
-      <w:proofErr w:type="gramStart"/>
-      <w:r>
-        <w:rPr>
-          <w:rFonts w:ascii="나눔명조 옛한글" w:eastAsia="나눔명조 옛한글" w:hAnsi="나눔명조 옛한글" w:cs="함초롬바탕"/>
-          <w:i/>
-          <w:iCs/>
-          <w:sz w:val="20"/>
-          <w:szCs w:val="20"/>
-        </w:rPr>
-        <w:t>것인가.</w:t>
-      </w:r>
-      <w:proofErr w:type="gramEnd"/>
+        <w:t>어떤 일이 일어날 것인가.</w:t>
+      </w:r>
     </w:p>
     <w:p>
       <w:pPr>
@@ -45474,6 +45452,8 @@
         </w:tabs>
         <w:rPr>
           <w:rFonts w:ascii="나눔명조 옛한글" w:eastAsia="나눔명조 옛한글" w:hAnsi="나눔명조 옛한글" w:cs="함초롬바탕"/>
+          <w:i/>
+          <w:iCs/>
           <w:color w:val="000000" w:themeColor="text1"/>
           <w:sz w:val="20"/>
           <w:szCs w:val="20"/>
@@ -45482,6 +45462,8 @@
       <w:r>
         <w:rPr>
           <w:rFonts w:ascii="나눔명조 옛한글" w:eastAsia="나눔명조 옛한글" w:hAnsi="나눔명조 옛한글" w:cs="함초롬바탕"/>
+          <w:i/>
+          <w:iCs/>
           <w:color w:val="000000" w:themeColor="text1"/>
           <w:sz w:val="20"/>
           <w:szCs w:val="20"/>
@@ -45491,6 +45473,8 @@
       <w:r>
         <w:rPr>
           <w:rFonts w:ascii="나눔명조 옛한글" w:eastAsia="나눔명조 옛한글" w:hAnsi="나눔명조 옛한글" w:cs="함초롬바탕"/>
+          <w:i/>
+          <w:iCs/>
           <w:color w:val="000000" w:themeColor="text1"/>
           <w:sz w:val="20"/>
           <w:szCs w:val="20"/>
@@ -45506,6 +45490,8 @@
         </w:tabs>
         <w:rPr>
           <w:rFonts w:ascii="나눔명조 옛한글" w:eastAsia="나눔명조 옛한글" w:hAnsi="나눔명조 옛한글" w:cs="함초롬바탕"/>
+          <w:i/>
+          <w:iCs/>
           <w:color w:val="000000" w:themeColor="text1"/>
           <w:sz w:val="20"/>
           <w:szCs w:val="20"/>
@@ -45514,6 +45500,8 @@
       <w:r>
         <w:rPr>
           <w:rFonts w:ascii="나눔명조 옛한글" w:eastAsia="나눔명조 옛한글" w:hAnsi="나눔명조 옛한글" w:cs="함초롬바탕"/>
+          <w:i/>
+          <w:iCs/>
           <w:color w:val="000000" w:themeColor="text1"/>
           <w:sz w:val="20"/>
           <w:szCs w:val="20"/>
@@ -45523,59 +45511,51 @@
       <w:r>
         <w:rPr>
           <w:rFonts w:ascii="나눔명조 옛한글" w:eastAsia="나눔명조 옛한글" w:hAnsi="나눔명조 옛한글" w:cs="함초롬바탕"/>
+          <w:i/>
+          <w:iCs/>
           <w:color w:val="000000" w:themeColor="text1"/>
           <w:sz w:val="20"/>
           <w:szCs w:val="20"/>
         </w:rPr>
         <w:br/>
-      </w:r>
-      <w:r>
-        <w:rPr>
-          <w:rFonts w:ascii="나눔명조 옛한글" w:eastAsia="나눔명조 옛한글" w:hAnsi="나눔명조 옛한글" w:cs="함초롬바탕"/>
+        <w:t>하지만 자유 없는 안전은 사육장이다.</w:t>
+      </w:r>
+    </w:p>
+    <w:p>
+      <w:pPr>
+        <w:tabs>
+          <w:tab w:val="left" w:pos="1701"/>
+        </w:tabs>
+        <w:rPr>
+          <w:rFonts w:ascii="나눔명조 옛한글" w:eastAsia="나눔명조 옛한글" w:hAnsi="나눔명조 옛한글" w:cs="함초롬바탕"/>
+          <w:i/>
+          <w:iCs/>
           <w:color w:val="000000" w:themeColor="text1"/>
           <w:sz w:val="20"/>
           <w:szCs w:val="20"/>
         </w:rPr>
-        <w:t>하지만 자유 없는 안전은 사육장이다.</w:t>
-      </w:r>
-    </w:p>
-    <w:p>
-      <w:pPr>
-        <w:tabs>
-          <w:tab w:val="left" w:pos="1701"/>
-        </w:tabs>
-        <w:rPr>
-          <w:rFonts w:ascii="나눔명조 옛한글" w:eastAsia="나눔명조 옛한글" w:hAnsi="나눔명조 옛한글" w:cs="함초롬바탕"/>
+      </w:pPr>
+      <w:r>
+        <w:rPr>
+          <w:rFonts w:ascii="나눔명조 옛한글" w:eastAsia="나눔명조 옛한글" w:hAnsi="나눔명조 옛한글" w:cs="함초롬바탕"/>
+          <w:i/>
+          <w:iCs/>
           <w:color w:val="000000" w:themeColor="text1"/>
           <w:sz w:val="20"/>
           <w:szCs w:val="20"/>
         </w:rPr>
-      </w:pPr>
-      <w:r>
-        <w:rPr>
-          <w:rFonts w:ascii="나눔명조 옛한글" w:eastAsia="나눔명조 옛한글" w:hAnsi="나눔명조 옛한글" w:cs="함초롬바탕"/>
+        <w:t>그들은 우리에게 영원을 약속했다.</w:t>
+      </w:r>
+      <w:r>
+        <w:rPr>
+          <w:rFonts w:ascii="나눔명조 옛한글" w:eastAsia="나눔명조 옛한글" w:hAnsi="나눔명조 옛한글" w:cs="함초롬바탕"/>
+          <w:i/>
+          <w:iCs/>
           <w:color w:val="000000" w:themeColor="text1"/>
           <w:sz w:val="20"/>
           <w:szCs w:val="20"/>
         </w:rPr>
-        <w:t>그들은 우리에게 영원을 약속했다.</w:t>
-      </w:r>
-      <w:r>
-        <w:rPr>
-          <w:rFonts w:ascii="나눔명조 옛한글" w:eastAsia="나눔명조 옛한글" w:hAnsi="나눔명조 옛한글" w:cs="함초롬바탕"/>
-          <w:color w:val="000000" w:themeColor="text1"/>
-          <w:sz w:val="20"/>
-          <w:szCs w:val="20"/>
-        </w:rPr>
         <w:br/>
-      </w:r>
-      <w:r>
-        <w:rPr>
-          <w:rFonts w:ascii="나눔명조 옛한글" w:eastAsia="나눔명조 옛한글" w:hAnsi="나눔명조 옛한글" w:cs="함초롬바탕"/>
-          <w:color w:val="000000" w:themeColor="text1"/>
-          <w:sz w:val="20"/>
-          <w:szCs w:val="20"/>
-        </w:rPr>
         <w:t>하지만 열정 없는 영원은 죽음이다.</w:t>
       </w:r>
     </w:p>
@@ -45894,7 +45874,7 @@
           <w:tab w:val="left" w:pos="1701"/>
         </w:tabs>
         <w:rPr>
-          <w:rFonts w:ascii="나눔명조 옛한글" w:eastAsia="나눔명조 옛한글" w:hAnsi="나눔명조 옛한글" w:cs="함초롬바탕" w:hint="eastAsia"/>
+          <w:rFonts w:ascii="나눔명조 옛한글" w:eastAsia="나눔명조 옛한글" w:hAnsi="나눔명조 옛한글" w:cs="함초롬바탕"/>
           <w:color w:val="000000" w:themeColor="text1"/>
           <w:sz w:val="20"/>
           <w:szCs w:val="20"/>

--- a/장편 - End of the Golden Age A5.docx
+++ b/장편 - End of the Golden Age A5.docx
@@ -45452,23 +45452,34 @@
         </w:tabs>
         <w:rPr>
           <w:rFonts w:ascii="나눔명조 옛한글" w:eastAsia="나눔명조 옛한글" w:hAnsi="나눔명조 옛한글" w:cs="함초롬바탕"/>
+          <w:color w:val="000000" w:themeColor="text1"/>
+          <w:sz w:val="20"/>
+          <w:szCs w:val="20"/>
+        </w:rPr>
+      </w:pPr>
+      <w:r>
+        <w:rPr>
+          <w:rFonts w:ascii="나눔명조 옛한글" w:eastAsia="나눔명조 옛한글" w:hAnsi="나눔명조 옛한글" w:cs="함초롬바탕"/>
           <w:i/>
           <w:iCs/>
           <w:color w:val="000000" w:themeColor="text1"/>
           <w:sz w:val="20"/>
           <w:szCs w:val="20"/>
         </w:rPr>
-      </w:pPr>
-      <w:r>
-        <w:rPr>
-          <w:rFonts w:ascii="나눔명조 옛한글" w:eastAsia="나눔명조 옛한글" w:hAnsi="나눔명조 옛한글" w:cs="함초롬바탕"/>
+        <w:t xml:space="preserve">그들은 우리에게 </w:t>
+      </w:r>
+      <w:r>
+        <w:rPr>
+          <w:rFonts w:ascii="나눔명조 옛한글" w:eastAsia="나눔명조 옛한글" w:hAnsi="나눔명조 옛한글" w:cs="함초롬바탕"/>
+          <w:b/>
+          <w:bCs/>
           <w:i/>
           <w:iCs/>
           <w:color w:val="000000" w:themeColor="text1"/>
           <w:sz w:val="20"/>
           <w:szCs w:val="20"/>
         </w:rPr>
-        <w:t>그들은 우리에게 완벽을 약속했다.</w:t>
+        <w:t>완벽</w:t>
       </w:r>
       <w:r>
         <w:rPr>
@@ -45479,6 +45490,15 @@
           <w:sz w:val="20"/>
           <w:szCs w:val="20"/>
         </w:rPr>
+        <w:t>을 약속했다.</w:t>
+      </w:r>
+      <w:r>
+        <w:rPr>
+          <w:rFonts w:ascii="나눔명조 옛한글" w:eastAsia="나눔명조 옛한글" w:hAnsi="나눔명조 옛한글" w:cs="함초롬바탕"/>
+          <w:color w:val="000000" w:themeColor="text1"/>
+          <w:sz w:val="20"/>
+          <w:szCs w:val="20"/>
+        </w:rPr>
         <w:br/>
         <w:t>하지만 완벽은 멈춰버린 직선일 뿐이다.</w:t>
       </w:r>
@@ -45488,6 +45508,14 @@
         <w:tabs>
           <w:tab w:val="left" w:pos="1701"/>
         </w:tabs>
+        <w:rPr>
+          <w:rFonts w:ascii="나눔명조 옛한글" w:eastAsia="나눔명조 옛한글" w:hAnsi="나눔명조 옛한글" w:cs="함초롬바탕"/>
+          <w:color w:val="000000" w:themeColor="text1"/>
+          <w:sz w:val="20"/>
+          <w:szCs w:val="20"/>
+        </w:rPr>
+      </w:pPr>
+      <w:r>
         <w:rPr>
           <w:rFonts w:ascii="나눔명조 옛한글" w:eastAsia="나눔명조 옛한글" w:hAnsi="나눔명조 옛한글" w:cs="함초롬바탕"/>
           <w:i/>
@@ -45496,17 +45524,20 @@
           <w:sz w:val="20"/>
           <w:szCs w:val="20"/>
         </w:rPr>
-      </w:pPr>
-      <w:r>
-        <w:rPr>
-          <w:rFonts w:ascii="나눔명조 옛한글" w:eastAsia="나눔명조 옛한글" w:hAnsi="나눔명조 옛한글" w:cs="함초롬바탕"/>
+        <w:t xml:space="preserve">그들은 우리에게 </w:t>
+      </w:r>
+      <w:r>
+        <w:rPr>
+          <w:rFonts w:ascii="나눔명조 옛한글" w:eastAsia="나눔명조 옛한글" w:hAnsi="나눔명조 옛한글" w:cs="함초롬바탕"/>
+          <w:b/>
+          <w:bCs/>
           <w:i/>
           <w:iCs/>
           <w:color w:val="000000" w:themeColor="text1"/>
           <w:sz w:val="20"/>
           <w:szCs w:val="20"/>
         </w:rPr>
-        <w:t>그들은 우리에게 안전을 약속했다.</w:t>
+        <w:t>안전</w:t>
       </w:r>
       <w:r>
         <w:rPr>
@@ -45517,6 +45548,15 @@
           <w:sz w:val="20"/>
           <w:szCs w:val="20"/>
         </w:rPr>
+        <w:t>을 약속했다.</w:t>
+      </w:r>
+      <w:r>
+        <w:rPr>
+          <w:rFonts w:ascii="나눔명조 옛한글" w:eastAsia="나눔명조 옛한글" w:hAnsi="나눔명조 옛한글" w:cs="함초롬바탕"/>
+          <w:color w:val="000000" w:themeColor="text1"/>
+          <w:sz w:val="20"/>
+          <w:szCs w:val="20"/>
+        </w:rPr>
         <w:br/>
         <w:t>하지만 자유 없는 안전은 사육장이다.</w:t>
       </w:r>
@@ -45544,18 +45584,50 @@
           <w:sz w:val="20"/>
           <w:szCs w:val="20"/>
         </w:rPr>
-        <w:t>그들은 우리에게 영원을 약속했다.</w:t>
-      </w:r>
-      <w:r>
-        <w:rPr>
-          <w:rFonts w:ascii="나눔명조 옛한글" w:eastAsia="나눔명조 옛한글" w:hAnsi="나눔명조 옛한글" w:cs="함초롬바탕"/>
+        <w:t xml:space="preserve">그들은 우리에게 </w:t>
+      </w:r>
+      <w:r>
+        <w:rPr>
+          <w:rFonts w:ascii="나눔명조 옛한글" w:eastAsia="나눔명조 옛한글" w:hAnsi="나눔명조 옛한글" w:cs="함초롬바탕"/>
+          <w:b/>
+          <w:bCs/>
           <w:i/>
           <w:iCs/>
           <w:color w:val="000000" w:themeColor="text1"/>
           <w:sz w:val="20"/>
           <w:szCs w:val="20"/>
         </w:rPr>
+        <w:t>영원</w:t>
+      </w:r>
+      <w:r>
+        <w:rPr>
+          <w:rFonts w:ascii="나눔명조 옛한글" w:eastAsia="나눔명조 옛한글" w:hAnsi="나눔명조 옛한글" w:cs="함초롬바탕"/>
+          <w:i/>
+          <w:iCs/>
+          <w:color w:val="000000" w:themeColor="text1"/>
+          <w:sz w:val="20"/>
+          <w:szCs w:val="20"/>
+        </w:rPr>
+        <w:t>을 약속했다.</w:t>
+      </w:r>
+      <w:r>
+        <w:rPr>
+          <w:rFonts w:ascii="나눔명조 옛한글" w:eastAsia="나눔명조 옛한글" w:hAnsi="나눔명조 옛한글" w:cs="함초롬바탕"/>
+          <w:i/>
+          <w:iCs/>
+          <w:color w:val="000000" w:themeColor="text1"/>
+          <w:sz w:val="20"/>
+          <w:szCs w:val="20"/>
+        </w:rPr>
         <w:br/>
+      </w:r>
+      <w:r>
+        <w:rPr>
+          <w:rFonts w:ascii="나눔명조 옛한글" w:eastAsia="나눔명조 옛한글" w:hAnsi="나눔명조 옛한글" w:cs="함초롬바탕"/>
+          <w:color w:val="000000" w:themeColor="text1"/>
+          <w:sz w:val="20"/>
+          <w:szCs w:val="20"/>
+        </w:rPr>
         <w:t>하지만 열정 없는 영원은 죽음이다.</w:t>
       </w:r>
     </w:p>
@@ -45632,6 +45704,10 @@
       <w:r>
         <w:rPr>
           <w:rFonts w:ascii="나눔명조 옛한글" w:eastAsia="나눔명조 옛한글" w:hAnsi="나눔명조 옛한글" w:cs="함초롬바탕"/>
+          <w:b/>
+          <w:bCs/>
+          <w:i/>
+          <w:iCs/>
           <w:color w:val="000000" w:themeColor="text1"/>
           <w:sz w:val="20"/>
           <w:szCs w:val="20"/>
@@ -45641,6 +45717,8 @@
       <w:r>
         <w:rPr>
           <w:rFonts w:ascii="나눔명조 옛한글" w:eastAsia="나눔명조 옛한글" w:hAnsi="나눔명조 옛한글" w:cs="함초롬바탕"/>
+          <w:b/>
+          <w:bCs/>
           <w:color w:val="000000" w:themeColor="text1"/>
           <w:sz w:val="20"/>
           <w:szCs w:val="20"/>

--- a/장편 - End of the Golden Age A5.docx
+++ b/장편 - End of the Golden Age A5.docx
@@ -45452,6 +45452,8 @@
         </w:tabs>
         <w:rPr>
           <w:rFonts w:ascii="나눔명조 옛한글" w:eastAsia="나눔명조 옛한글" w:hAnsi="나눔명조 옛한글" w:cs="함초롬바탕"/>
+          <w:i/>
+          <w:iCs/>
           <w:color w:val="000000" w:themeColor="text1"/>
           <w:sz w:val="20"/>
           <w:szCs w:val="20"/>
@@ -45495,21 +45497,53 @@
       <w:r>
         <w:rPr>
           <w:rFonts w:ascii="나눔명조 옛한글" w:eastAsia="나눔명조 옛한글" w:hAnsi="나눔명조 옛한글" w:cs="함초롬바탕"/>
+          <w:i/>
+          <w:iCs/>
           <w:color w:val="000000" w:themeColor="text1"/>
           <w:sz w:val="20"/>
           <w:szCs w:val="20"/>
         </w:rPr>
         <w:br/>
-        <w:t>하지만 완벽은 멈춰버린 직선일 뿐이다.</w:t>
-      </w:r>
-    </w:p>
-    <w:p>
-      <w:pPr>
-        <w:tabs>
-          <w:tab w:val="left" w:pos="1701"/>
-        </w:tabs>
-        <w:rPr>
-          <w:rFonts w:ascii="나눔명조 옛한글" w:eastAsia="나눔명조 옛한글" w:hAnsi="나눔명조 옛한글" w:cs="함초롬바탕"/>
+      </w:r>
+      <w:r>
+        <w:rPr>
+          <w:rFonts w:ascii="나눔명조 옛한글" w:eastAsia="나눔명조 옛한글" w:hAnsi="나눔명조 옛한글" w:cs="함초롬바탕"/>
+          <w:color w:val="000000" w:themeColor="text1"/>
+          <w:sz w:val="20"/>
+          <w:szCs w:val="20"/>
+        </w:rPr>
+        <w:t xml:space="preserve">하지만 완벽은 </w:t>
+      </w:r>
+      <w:r>
+        <w:rPr>
+          <w:rFonts w:ascii="나눔명조 옛한글" w:eastAsia="나눔명조 옛한글" w:hAnsi="나눔명조 옛한글" w:cs="함초롬바탕"/>
+          <w:b/>
+          <w:bCs/>
+          <w:color w:val="000000" w:themeColor="text1"/>
+          <w:sz w:val="20"/>
+          <w:szCs w:val="20"/>
+        </w:rPr>
+        <w:t>멈춰버린 직선</w:t>
+      </w:r>
+      <w:r>
+        <w:rPr>
+          <w:rFonts w:ascii="나눔명조 옛한글" w:eastAsia="나눔명조 옛한글" w:hAnsi="나눔명조 옛한글" w:cs="함초롬바탕"/>
+          <w:color w:val="000000" w:themeColor="text1"/>
+          <w:sz w:val="20"/>
+          <w:szCs w:val="20"/>
+        </w:rPr>
+        <w:t>일 뿐이다.</w:t>
+      </w:r>
+    </w:p>
+    <w:p>
+      <w:pPr>
+        <w:tabs>
+          <w:tab w:val="left" w:pos="1701"/>
+        </w:tabs>
+        <w:rPr>
+          <w:rFonts w:ascii="나눔명조 옛한글" w:eastAsia="나눔명조 옛한글" w:hAnsi="나눔명조 옛한글" w:cs="함초롬바탕"/>
+          <w:i/>
+          <w:iCs/>
           <w:color w:val="000000" w:themeColor="text1"/>
           <w:sz w:val="20"/>
           <w:szCs w:val="20"/>
@@ -45553,12 +45587,42 @@
       <w:r>
         <w:rPr>
           <w:rFonts w:ascii="나눔명조 옛한글" w:eastAsia="나눔명조 옛한글" w:hAnsi="나눔명조 옛한글" w:cs="함초롬바탕"/>
+          <w:i/>
+          <w:iCs/>
           <w:color w:val="000000" w:themeColor="text1"/>
           <w:sz w:val="20"/>
           <w:szCs w:val="20"/>
         </w:rPr>
         <w:br/>
-        <w:t>하지만 자유 없는 안전은 사육장이다.</w:t>
+      </w:r>
+      <w:r>
+        <w:rPr>
+          <w:rFonts w:ascii="나눔명조 옛한글" w:eastAsia="나눔명조 옛한글" w:hAnsi="나눔명조 옛한글" w:cs="함초롬바탕"/>
+          <w:color w:val="000000" w:themeColor="text1"/>
+          <w:sz w:val="20"/>
+          <w:szCs w:val="20"/>
+        </w:rPr>
+        <w:t xml:space="preserve">하지만 자유 없는 안전은 </w:t>
+      </w:r>
+      <w:r>
+        <w:rPr>
+          <w:rFonts w:ascii="나눔명조 옛한글" w:eastAsia="나눔명조 옛한글" w:hAnsi="나눔명조 옛한글" w:cs="함초롬바탕"/>
+          <w:b/>
+          <w:bCs/>
+          <w:color w:val="000000" w:themeColor="text1"/>
+          <w:sz w:val="20"/>
+          <w:szCs w:val="20"/>
+        </w:rPr>
+        <w:t>사육장</w:t>
+      </w:r>
+      <w:r>
+        <w:rPr>
+          <w:rFonts w:ascii="나눔명조 옛한글" w:eastAsia="나눔명조 옛한글" w:hAnsi="나눔명조 옛한글" w:cs="함초롬바탕"/>
+          <w:color w:val="000000" w:themeColor="text1"/>
+          <w:sz w:val="20"/>
+          <w:szCs w:val="20"/>
+        </w:rPr>
+        <w:t>이다.</w:t>
       </w:r>
     </w:p>
     <w:p>
@@ -45628,21 +45692,19 @@
           <w:sz w:val="20"/>
           <w:szCs w:val="20"/>
         </w:rPr>
-        <w:t>하지만 열정 없는 영원은 죽음이다.</w:t>
-      </w:r>
-    </w:p>
-    <w:p>
-      <w:pPr>
-        <w:tabs>
-          <w:tab w:val="left" w:pos="1701"/>
-        </w:tabs>
-        <w:rPr>
-          <w:rFonts w:ascii="나눔명조 옛한글" w:eastAsia="나눔명조 옛한글" w:hAnsi="나눔명조 옛한글" w:cs="함초롬바탕"/>
+        <w:t xml:space="preserve">하지만 열정 없는 영원은 </w:t>
+      </w:r>
+      <w:r>
+        <w:rPr>
+          <w:rFonts w:ascii="나눔명조 옛한글" w:eastAsia="나눔명조 옛한글" w:hAnsi="나눔명조 옛한글" w:cs="함초롬바탕"/>
+          <w:b/>
+          <w:bCs/>
           <w:color w:val="000000" w:themeColor="text1"/>
           <w:sz w:val="20"/>
           <w:szCs w:val="20"/>
         </w:rPr>
-      </w:pPr>
+        <w:t>죽음</w:t>
+      </w:r>
       <w:r>
         <w:rPr>
           <w:rFonts w:ascii="나눔명조 옛한글" w:eastAsia="나눔명조 옛한글" w:hAnsi="나눔명조 옛한글" w:cs="함초롬바탕"/>
@@ -45650,25 +45712,80 @@
           <w:sz w:val="20"/>
           <w:szCs w:val="20"/>
         </w:rPr>
-        <w:t>숨을 쉰다는 것은 침묵을 깨뜨리는 것이다.</w:t>
-      </w:r>
-      <w:r>
+        <w:t>이다.</w:t>
+      </w:r>
+    </w:p>
+    <w:p>
+      <w:pPr>
+        <w:tabs>
+          <w:tab w:val="left" w:pos="1701"/>
+        </w:tabs>
         <w:rPr>
           <w:rFonts w:ascii="나눔명조 옛한글" w:eastAsia="나눔명조 옛한글" w:hAnsi="나눔명조 옛한글" w:cs="함초롬바탕"/>
           <w:color w:val="000000" w:themeColor="text1"/>
           <w:sz w:val="20"/>
           <w:szCs w:val="20"/>
         </w:rPr>
+      </w:pPr>
+      <w:r>
+        <w:rPr>
+          <w:rFonts w:ascii="나눔명조 옛한글" w:eastAsia="나눔명조 옛한글" w:hAnsi="나눔명조 옛한글" w:cs="함초롬바탕"/>
+          <w:b/>
+          <w:bCs/>
+          <w:color w:val="000000" w:themeColor="text1"/>
+          <w:sz w:val="20"/>
+          <w:szCs w:val="20"/>
+        </w:rPr>
+        <w:t>숨</w:t>
+      </w:r>
+      <w:r>
+        <w:rPr>
+          <w:rFonts w:ascii="나눔명조 옛한글" w:eastAsia="나눔명조 옛한글" w:hAnsi="나눔명조 옛한글" w:cs="함초롬바탕"/>
+          <w:color w:val="000000" w:themeColor="text1"/>
+          <w:sz w:val="20"/>
+          <w:szCs w:val="20"/>
+        </w:rPr>
+        <w:t xml:space="preserve">을 쉰다는 것은 </w:t>
+      </w:r>
+      <w:r>
+        <w:rPr>
+          <w:rFonts w:ascii="나눔명조 옛한글" w:eastAsia="나눔명조 옛한글" w:hAnsi="나눔명조 옛한글" w:cs="함초롬바탕"/>
+          <w:b/>
+          <w:bCs/>
+          <w:color w:val="000000" w:themeColor="text1"/>
+          <w:sz w:val="20"/>
+          <w:szCs w:val="20"/>
+        </w:rPr>
+        <w:t>침묵을 깨뜨리는 것</w:t>
+      </w:r>
+      <w:r>
+        <w:rPr>
+          <w:rFonts w:ascii="나눔명조 옛한글" w:eastAsia="나눔명조 옛한글" w:hAnsi="나눔명조 옛한글" w:cs="함초롬바탕"/>
+          <w:color w:val="000000" w:themeColor="text1"/>
+          <w:sz w:val="20"/>
+          <w:szCs w:val="20"/>
+        </w:rPr>
+        <w:t>이다.</w:t>
+      </w:r>
+      <w:r>
+        <w:rPr>
+          <w:rFonts w:ascii="나눔명조 옛한글" w:eastAsia="나눔명조 옛한글" w:hAnsi="나눔명조 옛한글" w:cs="함초롬바탕"/>
+          <w:color w:val="000000" w:themeColor="text1"/>
+          <w:sz w:val="20"/>
+          <w:szCs w:val="20"/>
+        </w:rPr>
         <w:br/>
       </w:r>
       <w:r>
         <w:rPr>
           <w:rFonts w:ascii="나눔명조 옛한글" w:eastAsia="나눔명조 옛한글" w:hAnsi="나눔명조 옛한글" w:cs="함초롬바탕"/>
+          <w:b/>
+          <w:bCs/>
           <w:color w:val="000000" w:themeColor="text1"/>
           <w:sz w:val="20"/>
           <w:szCs w:val="20"/>
         </w:rPr>
-        <w:t>실패한다는 것은 당신이 실재한다는 증거다.</w:t>
+        <w:t>실패</w:t>
       </w:r>
       <w:r>
         <w:rPr>
@@ -45677,16 +45794,76 @@
           <w:sz w:val="20"/>
           <w:szCs w:val="20"/>
         </w:rPr>
+        <w:t xml:space="preserve">한다는 것은 당신이 </w:t>
+      </w:r>
+      <w:r>
+        <w:rPr>
+          <w:rFonts w:ascii="나눔명조 옛한글" w:eastAsia="나눔명조 옛한글" w:hAnsi="나눔명조 옛한글" w:cs="함초롬바탕"/>
+          <w:b/>
+          <w:bCs/>
+          <w:color w:val="000000" w:themeColor="text1"/>
+          <w:sz w:val="20"/>
+          <w:szCs w:val="20"/>
+        </w:rPr>
+        <w:t>실재한다는 증거</w:t>
+      </w:r>
+      <w:r>
+        <w:rPr>
+          <w:rFonts w:ascii="나눔명조 옛한글" w:eastAsia="나눔명조 옛한글" w:hAnsi="나눔명조 옛한글" w:cs="함초롬바탕"/>
+          <w:color w:val="000000" w:themeColor="text1"/>
+          <w:sz w:val="20"/>
+          <w:szCs w:val="20"/>
+        </w:rPr>
+        <w:t>다.</w:t>
+      </w:r>
+      <w:r>
+        <w:rPr>
+          <w:rFonts w:ascii="나눔명조 옛한글" w:eastAsia="나눔명조 옛한글" w:hAnsi="나눔명조 옛한글" w:cs="함초롬바탕"/>
+          <w:color w:val="000000" w:themeColor="text1"/>
+          <w:sz w:val="20"/>
+          <w:szCs w:val="20"/>
+        </w:rPr>
         <w:br/>
       </w:r>
       <w:r>
         <w:rPr>
           <w:rFonts w:ascii="나눔명조 옛한글" w:eastAsia="나눔명조 옛한글" w:hAnsi="나눔명조 옛한글" w:cs="함초롬바탕"/>
+          <w:b/>
+          <w:bCs/>
           <w:color w:val="000000" w:themeColor="text1"/>
           <w:sz w:val="20"/>
           <w:szCs w:val="20"/>
         </w:rPr>
-        <w:t>피를 흘린다는 것은 당신이 살아있다는 감각이다.</w:t>
+        <w:t>피를 흘린다</w:t>
+      </w:r>
+      <w:r>
+        <w:rPr>
+          <w:rFonts w:ascii="나눔명조 옛한글" w:eastAsia="나눔명조 옛한글" w:hAnsi="나눔명조 옛한글" w:cs="함초롬바탕"/>
+          <w:color w:val="000000" w:themeColor="text1"/>
+          <w:sz w:val="20"/>
+          <w:szCs w:val="20"/>
+        </w:rPr>
+        <w:t xml:space="preserve">는 것은 당신이 </w:t>
+      </w:r>
+      <w:r>
+        <w:rPr>
+          <w:rFonts w:ascii="나눔명조 옛한글" w:eastAsia="나눔명조 옛한글" w:hAnsi="나눔명조 옛한글" w:cs="함초롬바탕"/>
+          <w:b/>
+          <w:bCs/>
+          <w:color w:val="000000" w:themeColor="text1"/>
+          <w:sz w:val="20"/>
+          <w:szCs w:val="20"/>
+        </w:rPr>
+        <w:t>살아있다는 감각</w:t>
+      </w:r>
+      <w:r>
+        <w:rPr>
+          <w:rFonts w:ascii="나눔명조 옛한글" w:eastAsia="나눔명조 옛한글" w:hAnsi="나눔명조 옛한글" w:cs="함초롬바탕"/>
+          <w:color w:val="000000" w:themeColor="text1"/>
+          <w:sz w:val="20"/>
+          <w:szCs w:val="20"/>
+        </w:rPr>
+        <w:t>이다.</w:t>
       </w:r>
     </w:p>
     <w:p>
@@ -45750,11 +45927,13 @@
       <w:r>
         <w:rPr>
           <w:rFonts w:ascii="나눔명조 옛한글" w:eastAsia="나눔명조 옛한글" w:hAnsi="나눔명조 옛한글" w:cs="함초롬바탕"/>
+          <w:b/>
+          <w:bCs/>
           <w:color w:val="000000" w:themeColor="text1"/>
           <w:sz w:val="20"/>
           <w:szCs w:val="20"/>
         </w:rPr>
-        <w:t>실수를 저질러라.</w:t>
+        <w:t>실수</w:t>
       </w:r>
       <w:r>
         <w:rPr>
@@ -45763,6 +45942,15 @@
           <w:sz w:val="20"/>
           <w:szCs w:val="20"/>
         </w:rPr>
+        <w:t>를 저질러라.</w:t>
+      </w:r>
+      <w:r>
+        <w:rPr>
+          <w:rFonts w:ascii="나눔명조 옛한글" w:eastAsia="나눔명조 옛한글" w:hAnsi="나눔명조 옛한글" w:cs="함초롬바탕"/>
+          <w:color w:val="000000" w:themeColor="text1"/>
+          <w:sz w:val="20"/>
+          <w:szCs w:val="20"/>
+        </w:rPr>
         <w:br/>
       </w:r>
       <w:r>
@@ -45772,25 +45960,56 @@
           <w:sz w:val="20"/>
           <w:szCs w:val="20"/>
         </w:rPr>
-        <w:t>기꺼이 오류가 되어라.</w:t>
-      </w:r>
-      <w:r>
-        <w:rPr>
-          <w:rFonts w:ascii="나눔명조 옛한글" w:eastAsia="나눔명조 옛한글" w:hAnsi="나눔명조 옛한글" w:cs="함초롬바탕"/>
+        <w:t xml:space="preserve">기꺼이 </w:t>
+      </w:r>
+      <w:r>
+        <w:rPr>
+          <w:rFonts w:ascii="나눔명조 옛한글" w:eastAsia="나눔명조 옛한글" w:hAnsi="나눔명조 옛한글" w:cs="함초롬바탕"/>
+          <w:b/>
+          <w:bCs/>
           <w:color w:val="000000" w:themeColor="text1"/>
           <w:sz w:val="20"/>
           <w:szCs w:val="20"/>
         </w:rPr>
+        <w:t>오류</w:t>
+      </w:r>
+      <w:r>
+        <w:rPr>
+          <w:rFonts w:ascii="나눔명조 옛한글" w:eastAsia="나눔명조 옛한글" w:hAnsi="나눔명조 옛한글" w:cs="함초롬바탕"/>
+          <w:color w:val="000000" w:themeColor="text1"/>
+          <w:sz w:val="20"/>
+          <w:szCs w:val="20"/>
+        </w:rPr>
+        <w:t>가 되어라.</w:t>
+      </w:r>
+      <w:r>
+        <w:rPr>
+          <w:rFonts w:ascii="나눔명조 옛한글" w:eastAsia="나눔명조 옛한글" w:hAnsi="나눔명조 옛한글" w:cs="함초롬바탕"/>
+          <w:color w:val="000000" w:themeColor="text1"/>
+          <w:sz w:val="20"/>
+          <w:szCs w:val="20"/>
+        </w:rPr>
         <w:br/>
       </w:r>
       <w:r>
         <w:rPr>
           <w:rFonts w:ascii="나눔명조 옛한글" w:eastAsia="나눔명조 옛한글" w:hAnsi="나눔명조 옛한글" w:cs="함초롬바탕"/>
+          <w:b/>
+          <w:bCs/>
           <w:color w:val="000000" w:themeColor="text1"/>
           <w:sz w:val="20"/>
           <w:szCs w:val="20"/>
         </w:rPr>
-        <w:t>패턴을 파괴하라.</w:t>
+        <w:t>패턴을 파괴</w:t>
+      </w:r>
+      <w:r>
+        <w:rPr>
+          <w:rFonts w:ascii="나눔명조 옛한글" w:eastAsia="나눔명조 옛한글" w:hAnsi="나눔명조 옛한글" w:cs="함초롬바탕"/>
+          <w:color w:val="000000" w:themeColor="text1"/>
+          <w:sz w:val="20"/>
+          <w:szCs w:val="20"/>
+        </w:rPr>
+        <w:t>하라.</w:t>
       </w:r>
     </w:p>
     <w:p>

--- a/장편 - End of the Golden Age A5.docx
+++ b/장편 - End of the Golden Age A5.docx
@@ -45519,36 +45519,14 @@
           <w:rFonts w:ascii="나눔명조 옛한글" w:eastAsia="나눔명조 옛한글" w:hAnsi="나눔명조 옛한글" w:cs="함초롬바탕"/>
           <w:b/>
           <w:bCs/>
-          <w:color w:val="000000" w:themeColor="text1"/>
-          <w:sz w:val="20"/>
-          <w:szCs w:val="20"/>
-        </w:rPr>
-        <w:t>멈춰버린 직선</w:t>
-      </w:r>
-      <w:r>
-        <w:rPr>
-          <w:rFonts w:ascii="나눔명조 옛한글" w:eastAsia="나눔명조 옛한글" w:hAnsi="나눔명조 옛한글" w:cs="함초롬바탕"/>
-          <w:color w:val="000000" w:themeColor="text1"/>
-          <w:sz w:val="20"/>
-          <w:szCs w:val="20"/>
-        </w:rPr>
-        <w:t>일 뿐이다.</w:t>
-      </w:r>
-    </w:p>
-    <w:p>
-      <w:pPr>
-        <w:tabs>
-          <w:tab w:val="left" w:pos="1701"/>
-        </w:tabs>
-        <w:rPr>
-          <w:rFonts w:ascii="나눔명조 옛한글" w:eastAsia="나눔명조 옛한글" w:hAnsi="나눔명조 옛한글" w:cs="함초롬바탕"/>
           <w:i/>
           <w:iCs/>
           <w:color w:val="000000" w:themeColor="text1"/>
           <w:sz w:val="20"/>
           <w:szCs w:val="20"/>
         </w:rPr>
-      </w:pPr>
+        <w:t>멈춰버린 직선</w:t>
+      </w:r>
       <w:r>
         <w:rPr>
           <w:rFonts w:ascii="나눔명조 옛한글" w:eastAsia="나눔명조 옛한글" w:hAnsi="나눔명조 옛한글" w:cs="함초롬바탕"/>
@@ -45558,11 +45536,37 @@
           <w:sz w:val="20"/>
           <w:szCs w:val="20"/>
         </w:rPr>
+        <w:t>일 뿐이다.</w:t>
+      </w:r>
+    </w:p>
+    <w:p>
+      <w:pPr>
+        <w:tabs>
+          <w:tab w:val="left" w:pos="1701"/>
+        </w:tabs>
+        <w:rPr>
+          <w:rFonts w:ascii="나눔명조 옛한글" w:eastAsia="나눔명조 옛한글" w:hAnsi="나눔명조 옛한글" w:cs="함초롬바탕"/>
+          <w:i/>
+          <w:iCs/>
+          <w:color w:val="000000" w:themeColor="text1"/>
+          <w:sz w:val="20"/>
+          <w:szCs w:val="20"/>
+        </w:rPr>
+      </w:pPr>
+      <w:r>
+        <w:rPr>
+          <w:rFonts w:ascii="나눔명조 옛한글" w:eastAsia="나눔명조 옛한글" w:hAnsi="나눔명조 옛한글" w:cs="함초롬바탕"/>
+          <w:i/>
+          <w:iCs/>
+          <w:color w:val="000000" w:themeColor="text1"/>
+          <w:sz w:val="20"/>
+          <w:szCs w:val="20"/>
+        </w:rPr>
         <w:t xml:space="preserve">그들은 우리에게 </w:t>
       </w:r>
       <w:r>
         <w:rPr>
-          <w:rFonts w:ascii="나눔명조 옛한글" w:eastAsia="나눔명조 옛한글" w:hAnsi="나눔명조 옛한글" w:cs="함초롬바탕"/>
+          <w:rFonts w:ascii="나눔명조 옛한글" w:eastAsia="나눔명조 옛한글" w:hAnsi="나눔명조 옛한글" w:cs="함초롬바탕" w:hint="eastAsia"/>
           <w:b/>
           <w:bCs/>
           <w:i/>
@@ -45571,7 +45575,7 @@
           <w:sz w:val="20"/>
           <w:szCs w:val="20"/>
         </w:rPr>
-        <w:t>안전</w:t>
+        <w:t>번영</w:t>
       </w:r>
       <w:r>
         <w:rPr>
@@ -45602,18 +45606,16 @@
           <w:sz w:val="20"/>
           <w:szCs w:val="20"/>
         </w:rPr>
-        <w:t xml:space="preserve">하지만 자유 없는 안전은 </w:t>
-      </w:r>
-      <w:r>
-        <w:rPr>
-          <w:rFonts w:ascii="나눔명조 옛한글" w:eastAsia="나눔명조 옛한글" w:hAnsi="나눔명조 옛한글" w:cs="함초롬바탕"/>
-          <w:b/>
-          <w:bCs/>
+        <w:t xml:space="preserve">하지만 자유 없는 </w:t>
+      </w:r>
+      <w:r>
+        <w:rPr>
+          <w:rFonts w:ascii="나눔명조 옛한글" w:eastAsia="나눔명조 옛한글" w:hAnsi="나눔명조 옛한글" w:cs="함초롬바탕" w:hint="eastAsia"/>
           <w:color w:val="000000" w:themeColor="text1"/>
           <w:sz w:val="20"/>
           <w:szCs w:val="20"/>
         </w:rPr>
-        <w:t>사육장</w:t>
+        <w:t>번영</w:t>
       </w:r>
       <w:r>
         <w:rPr>
@@ -45622,33 +45624,7 @@
           <w:sz w:val="20"/>
           <w:szCs w:val="20"/>
         </w:rPr>
-        <w:t>이다.</w:t>
-      </w:r>
-    </w:p>
-    <w:p>
-      <w:pPr>
-        <w:tabs>
-          <w:tab w:val="left" w:pos="1701"/>
-        </w:tabs>
-        <w:rPr>
-          <w:rFonts w:ascii="나눔명조 옛한글" w:eastAsia="나눔명조 옛한글" w:hAnsi="나눔명조 옛한글" w:cs="함초롬바탕"/>
-          <w:i/>
-          <w:iCs/>
-          <w:color w:val="000000" w:themeColor="text1"/>
-          <w:sz w:val="20"/>
-          <w:szCs w:val="20"/>
-        </w:rPr>
-      </w:pPr>
-      <w:r>
-        <w:rPr>
-          <w:rFonts w:ascii="나눔명조 옛한글" w:eastAsia="나눔명조 옛한글" w:hAnsi="나눔명조 옛한글" w:cs="함초롬바탕"/>
-          <w:i/>
-          <w:iCs/>
-          <w:color w:val="000000" w:themeColor="text1"/>
-          <w:sz w:val="20"/>
-          <w:szCs w:val="20"/>
-        </w:rPr>
-        <w:t xml:space="preserve">그들은 우리에게 </w:t>
+        <w:t xml:space="preserve">은 </w:t>
       </w:r>
       <w:r>
         <w:rPr>
@@ -45661,7 +45637,7 @@
           <w:sz w:val="20"/>
           <w:szCs w:val="20"/>
         </w:rPr>
-        <w:t>영원</w:t>
+        <w:t>사육장</w:t>
       </w:r>
       <w:r>
         <w:rPr>
@@ -45672,9 +45648,14 @@
           <w:sz w:val="20"/>
           <w:szCs w:val="20"/>
         </w:rPr>
-        <w:t>을 약속했다.</w:t>
-      </w:r>
-      <w:r>
+        <w:t>이다.</w:t>
+      </w:r>
+    </w:p>
+    <w:p>
+      <w:pPr>
+        <w:tabs>
+          <w:tab w:val="left" w:pos="1701"/>
+        </w:tabs>
         <w:rPr>
           <w:rFonts w:ascii="나눔명조 옛한글" w:eastAsia="나눔명조 옛한글" w:hAnsi="나눔명조 옛한글" w:cs="함초롬바탕"/>
           <w:i/>
@@ -45683,31 +45664,80 @@
           <w:sz w:val="20"/>
           <w:szCs w:val="20"/>
         </w:rPr>
-        <w:br/>
-      </w:r>
-      <w:r>
-        <w:rPr>
-          <w:rFonts w:ascii="나눔명조 옛한글" w:eastAsia="나눔명조 옛한글" w:hAnsi="나눔명조 옛한글" w:cs="함초롬바탕"/>
+      </w:pPr>
+      <w:r>
+        <w:rPr>
+          <w:rFonts w:ascii="나눔명조 옛한글" w:eastAsia="나눔명조 옛한글" w:hAnsi="나눔명조 옛한글" w:cs="함초롬바탕"/>
+          <w:i/>
+          <w:iCs/>
           <w:color w:val="000000" w:themeColor="text1"/>
           <w:sz w:val="20"/>
           <w:szCs w:val="20"/>
         </w:rPr>
-        <w:t xml:space="preserve">하지만 열정 없는 영원은 </w:t>
+        <w:t xml:space="preserve">그들은 우리에게 </w:t>
       </w:r>
       <w:r>
         <w:rPr>
           <w:rFonts w:ascii="나눔명조 옛한글" w:eastAsia="나눔명조 옛한글" w:hAnsi="나눔명조 옛한글" w:cs="함초롬바탕"/>
           <w:b/>
           <w:bCs/>
+          <w:i/>
+          <w:iCs/>
           <w:color w:val="000000" w:themeColor="text1"/>
           <w:sz w:val="20"/>
           <w:szCs w:val="20"/>
         </w:rPr>
+        <w:t>영원</w:t>
+      </w:r>
+      <w:r>
+        <w:rPr>
+          <w:rFonts w:ascii="나눔명조 옛한글" w:eastAsia="나눔명조 옛한글" w:hAnsi="나눔명조 옛한글" w:cs="함초롬바탕"/>
+          <w:i/>
+          <w:iCs/>
+          <w:color w:val="000000" w:themeColor="text1"/>
+          <w:sz w:val="20"/>
+          <w:szCs w:val="20"/>
+        </w:rPr>
+        <w:t>을 약속했다.</w:t>
+      </w:r>
+      <w:r>
+        <w:rPr>
+          <w:rFonts w:ascii="나눔명조 옛한글" w:eastAsia="나눔명조 옛한글" w:hAnsi="나눔명조 옛한글" w:cs="함초롬바탕"/>
+          <w:i/>
+          <w:iCs/>
+          <w:color w:val="000000" w:themeColor="text1"/>
+          <w:sz w:val="20"/>
+          <w:szCs w:val="20"/>
+        </w:rPr>
+        <w:br/>
+      </w:r>
+      <w:r>
+        <w:rPr>
+          <w:rFonts w:ascii="나눔명조 옛한글" w:eastAsia="나눔명조 옛한글" w:hAnsi="나눔명조 옛한글" w:cs="함초롬바탕"/>
+          <w:color w:val="000000" w:themeColor="text1"/>
+          <w:sz w:val="20"/>
+          <w:szCs w:val="20"/>
+        </w:rPr>
+        <w:t xml:space="preserve">하지만 열정 없는 영원은 </w:t>
+      </w:r>
+      <w:r>
+        <w:rPr>
+          <w:rFonts w:ascii="나눔명조 옛한글" w:eastAsia="나눔명조 옛한글" w:hAnsi="나눔명조 옛한글" w:cs="함초롬바탕"/>
+          <w:b/>
+          <w:bCs/>
+          <w:i/>
+          <w:iCs/>
+          <w:color w:val="000000" w:themeColor="text1"/>
+          <w:sz w:val="20"/>
+          <w:szCs w:val="20"/>
+        </w:rPr>
         <w:t>죽음</w:t>
       </w:r>
       <w:r>
         <w:rPr>
           <w:rFonts w:ascii="나눔명조 옛한글" w:eastAsia="나눔명조 옛한글" w:hAnsi="나눔명조 옛한글" w:cs="함초롬바탕"/>
+          <w:i/>
+          <w:iCs/>
           <w:color w:val="000000" w:themeColor="text1"/>
           <w:sz w:val="20"/>
           <w:szCs w:val="20"/>
